--- a/The Cards Collective.docx
+++ b/The Cards Collective.docx
@@ -6157,7 +6157,7 @@
         <w:t xml:space="preserve">better for </w:t>
       </w:r>
       <w:r>
-        <w:t xml:space="preserve">family/peer groups better than online as the complexity of </w:t>
+        <w:t xml:space="preserve">family/peer groups than online as the complexity of </w:t>
       </w:r>
       <w:r>
         <w:t xml:space="preserve">online is unnecessary </w:t>
@@ -7375,10 +7375,11 @@
         <w:tblLook w:val="04A0" w:firstRow="1" w:lastRow="0" w:firstColumn="1" w:lastColumn="0" w:noHBand="0" w:noVBand="1"/>
       </w:tblPr>
       <w:tblGrid>
-        <w:gridCol w:w="1269"/>
+        <w:gridCol w:w="1268"/>
         <w:gridCol w:w="2548"/>
-        <w:gridCol w:w="3397"/>
-        <w:gridCol w:w="2973"/>
+        <w:gridCol w:w="3380"/>
+        <w:gridCol w:w="19"/>
+        <w:gridCol w:w="2972"/>
         <w:gridCol w:w="1273"/>
       </w:tblGrid>
       <w:tr>
@@ -7387,7 +7388,7 @@
         </w:trPr>
         <w:tc>
           <w:tcPr>
-            <w:tcW w:w="1269" w:type="dxa"/>
+            <w:tcW w:w="1268" w:type="dxa"/>
             <w:shd w:val="clear" w:color="auto" w:fill="A6A6A6" w:themeFill="background1" w:themeFillShade="A6"/>
           </w:tcPr>
           <w:p>
@@ -7439,7 +7440,8 @@
         </w:tc>
         <w:tc>
           <w:tcPr>
-            <w:tcW w:w="3397" w:type="dxa"/>
+            <w:tcW w:w="3399" w:type="dxa"/>
+            <w:gridSpan w:val="2"/>
             <w:shd w:val="clear" w:color="auto" w:fill="A6A6A6" w:themeFill="background1" w:themeFillShade="A6"/>
           </w:tcPr>
           <w:p>
@@ -7465,7 +7467,7 @@
         </w:tc>
         <w:tc>
           <w:tcPr>
-            <w:tcW w:w="2973" w:type="dxa"/>
+            <w:tcW w:w="2972" w:type="dxa"/>
             <w:shd w:val="clear" w:color="auto" w:fill="A6A6A6" w:themeFill="background1" w:themeFillShade="A6"/>
           </w:tcPr>
           <w:p>
@@ -7522,7 +7524,7 @@
         </w:trPr>
         <w:tc>
           <w:tcPr>
-            <w:tcW w:w="1269" w:type="dxa"/>
+            <w:tcW w:w="1268" w:type="dxa"/>
           </w:tcPr>
           <w:p>
             <w:pPr>
@@ -7547,7 +7549,7 @@
         </w:tc>
         <w:tc>
           <w:tcPr>
-            <w:tcW w:w="8918" w:type="dxa"/>
+            <w:tcW w:w="5947" w:type="dxa"/>
             <w:gridSpan w:val="3"/>
             <w:shd w:val="clear" w:color="auto" w:fill="D9D9D9" w:themeFill="background1" w:themeFillShade="D9"/>
           </w:tcPr>
@@ -7570,6 +7572,17 @@
               </w:rPr>
               <w:t>Cards</w:t>
             </w:r>
+          </w:p>
+        </w:tc>
+        <w:tc>
+          <w:tcPr>
+            <w:tcW w:w="2972" w:type="dxa"/>
+            <w:shd w:val="clear" w:color="auto" w:fill="D9D9D9" w:themeFill="background1" w:themeFillShade="D9"/>
+          </w:tcPr>
+          <w:p>
+            <w:pPr>
+              <w:jc w:val="center"/>
+            </w:pPr>
           </w:p>
         </w:tc>
         <w:tc>
@@ -7600,7 +7613,7 @@
         </w:trPr>
         <w:tc>
           <w:tcPr>
-            <w:tcW w:w="1269" w:type="dxa"/>
+            <w:tcW w:w="1268" w:type="dxa"/>
           </w:tcPr>
           <w:p>
             <w:pPr>
@@ -7634,7 +7647,8 @@
         </w:tc>
         <w:tc>
           <w:tcPr>
-            <w:tcW w:w="3397" w:type="dxa"/>
+            <w:tcW w:w="3399" w:type="dxa"/>
+            <w:gridSpan w:val="2"/>
           </w:tcPr>
           <w:p>
             <w:r>
@@ -7733,7 +7747,7 @@
         </w:tc>
         <w:tc>
           <w:tcPr>
-            <w:tcW w:w="2973" w:type="dxa"/>
+            <w:tcW w:w="2972" w:type="dxa"/>
           </w:tcPr>
           <w:p>
             <w:pPr>
@@ -7769,7 +7783,7 @@
         </w:trPr>
         <w:tc>
           <w:tcPr>
-            <w:tcW w:w="1269" w:type="dxa"/>
+            <w:tcW w:w="1268" w:type="dxa"/>
           </w:tcPr>
           <w:p>
             <w:pPr>
@@ -7810,7 +7824,8 @@
         </w:tc>
         <w:tc>
           <w:tcPr>
-            <w:tcW w:w="3397" w:type="dxa"/>
+            <w:tcW w:w="3399" w:type="dxa"/>
+            <w:gridSpan w:val="2"/>
           </w:tcPr>
           <w:p>
             <w:r>
@@ -7832,7 +7847,7 @@
         </w:tc>
         <w:tc>
           <w:tcPr>
-            <w:tcW w:w="2973" w:type="dxa"/>
+            <w:tcW w:w="2972" w:type="dxa"/>
           </w:tcPr>
           <w:p>
             <w:pPr>
@@ -7868,7 +7883,7 @@
         </w:trPr>
         <w:tc>
           <w:tcPr>
-            <w:tcW w:w="1269" w:type="dxa"/>
+            <w:tcW w:w="1268" w:type="dxa"/>
           </w:tcPr>
           <w:p>
             <w:pPr>
@@ -7909,7 +7924,8 @@
         </w:tc>
         <w:tc>
           <w:tcPr>
-            <w:tcW w:w="3397" w:type="dxa"/>
+            <w:tcW w:w="3399" w:type="dxa"/>
+            <w:gridSpan w:val="2"/>
           </w:tcPr>
           <w:p>
             <w:r>
@@ -7967,7 +7983,7 @@
         </w:tc>
         <w:tc>
           <w:tcPr>
-            <w:tcW w:w="2973" w:type="dxa"/>
+            <w:tcW w:w="2972" w:type="dxa"/>
           </w:tcPr>
           <w:p>
             <w:pPr>
@@ -8003,7 +8019,7 @@
         </w:trPr>
         <w:tc>
           <w:tcPr>
-            <w:tcW w:w="1269" w:type="dxa"/>
+            <w:tcW w:w="1268" w:type="dxa"/>
           </w:tcPr>
           <w:p>
             <w:pPr>
@@ -8027,13 +8043,14 @@
         </w:tc>
         <w:tc>
           <w:tcPr>
-            <w:tcW w:w="3397" w:type="dxa"/>
+            <w:tcW w:w="3399" w:type="dxa"/>
+            <w:gridSpan w:val="2"/>
           </w:tcPr>
           <w:p/>
         </w:tc>
         <w:tc>
           <w:tcPr>
-            <w:tcW w:w="2973" w:type="dxa"/>
+            <w:tcW w:w="2972" w:type="dxa"/>
           </w:tcPr>
           <w:p>
             <w:pPr>
@@ -8062,7 +8079,7 @@
         </w:trPr>
         <w:tc>
           <w:tcPr>
-            <w:tcW w:w="1269" w:type="dxa"/>
+            <w:tcW w:w="1268" w:type="dxa"/>
           </w:tcPr>
           <w:p>
             <w:pPr>
@@ -8087,7 +8104,7 @@
         </w:tc>
         <w:tc>
           <w:tcPr>
-            <w:tcW w:w="8918" w:type="dxa"/>
+            <w:tcW w:w="5947" w:type="dxa"/>
             <w:gridSpan w:val="3"/>
             <w:shd w:val="clear" w:color="auto" w:fill="D9D9D9" w:themeFill="background1" w:themeFillShade="D9"/>
           </w:tcPr>
@@ -8110,6 +8127,17 @@
               </w:rPr>
               <w:t>Blackjack</w:t>
             </w:r>
+          </w:p>
+        </w:tc>
+        <w:tc>
+          <w:tcPr>
+            <w:tcW w:w="2972" w:type="dxa"/>
+            <w:shd w:val="clear" w:color="auto" w:fill="D9D9D9" w:themeFill="background1" w:themeFillShade="D9"/>
+          </w:tcPr>
+          <w:p>
+            <w:pPr>
+              <w:jc w:val="center"/>
+            </w:pPr>
           </w:p>
         </w:tc>
         <w:tc>
@@ -8140,7 +8168,7 @@
         </w:trPr>
         <w:tc>
           <w:tcPr>
-            <w:tcW w:w="1269" w:type="dxa"/>
+            <w:tcW w:w="1268" w:type="dxa"/>
           </w:tcPr>
           <w:p>
             <w:pPr>
@@ -8174,7 +8202,8 @@
         </w:tc>
         <w:tc>
           <w:tcPr>
-            <w:tcW w:w="3397" w:type="dxa"/>
+            <w:tcW w:w="3399" w:type="dxa"/>
+            <w:gridSpan w:val="2"/>
           </w:tcPr>
           <w:p>
             <w:r>
@@ -8187,7 +8216,7 @@
         </w:tc>
         <w:tc>
           <w:tcPr>
-            <w:tcW w:w="2973" w:type="dxa"/>
+            <w:tcW w:w="2972" w:type="dxa"/>
           </w:tcPr>
           <w:p/>
         </w:tc>
@@ -8219,7 +8248,7 @@
         </w:trPr>
         <w:tc>
           <w:tcPr>
-            <w:tcW w:w="1269" w:type="dxa"/>
+            <w:tcW w:w="1268" w:type="dxa"/>
           </w:tcPr>
           <w:p>
             <w:pPr>
@@ -8253,7 +8282,8 @@
         </w:tc>
         <w:tc>
           <w:tcPr>
-            <w:tcW w:w="3397" w:type="dxa"/>
+            <w:tcW w:w="3399" w:type="dxa"/>
+            <w:gridSpan w:val="2"/>
           </w:tcPr>
           <w:p>
             <w:r>
@@ -8263,7 +8293,7 @@
         </w:tc>
         <w:tc>
           <w:tcPr>
-            <w:tcW w:w="2973" w:type="dxa"/>
+            <w:tcW w:w="2972" w:type="dxa"/>
           </w:tcPr>
           <w:p/>
         </w:tc>
@@ -8295,7 +8325,7 @@
         </w:trPr>
         <w:tc>
           <w:tcPr>
-            <w:tcW w:w="1269" w:type="dxa"/>
+            <w:tcW w:w="1268" w:type="dxa"/>
           </w:tcPr>
           <w:p>
             <w:pPr>
@@ -8343,7 +8373,8 @@
         </w:tc>
         <w:tc>
           <w:tcPr>
-            <w:tcW w:w="3397" w:type="dxa"/>
+            <w:tcW w:w="3399" w:type="dxa"/>
+            <w:gridSpan w:val="2"/>
           </w:tcPr>
           <w:p>
             <w:r>
@@ -8365,7 +8396,7 @@
         </w:tc>
         <w:tc>
           <w:tcPr>
-            <w:tcW w:w="2973" w:type="dxa"/>
+            <w:tcW w:w="2972" w:type="dxa"/>
           </w:tcPr>
           <w:p/>
         </w:tc>
@@ -8397,7 +8428,7 @@
         </w:trPr>
         <w:tc>
           <w:tcPr>
-            <w:tcW w:w="1269" w:type="dxa"/>
+            <w:tcW w:w="1268" w:type="dxa"/>
           </w:tcPr>
           <w:p>
             <w:pPr>
@@ -8431,7 +8462,8 @@
         </w:tc>
         <w:tc>
           <w:tcPr>
-            <w:tcW w:w="3397" w:type="dxa"/>
+            <w:tcW w:w="3399" w:type="dxa"/>
+            <w:gridSpan w:val="2"/>
           </w:tcPr>
           <w:p>
             <w:r>
@@ -8441,7 +8473,7 @@
         </w:tc>
         <w:tc>
           <w:tcPr>
-            <w:tcW w:w="2973" w:type="dxa"/>
+            <w:tcW w:w="2972" w:type="dxa"/>
           </w:tcPr>
           <w:p/>
         </w:tc>
@@ -8473,7 +8505,7 @@
         </w:trPr>
         <w:tc>
           <w:tcPr>
-            <w:tcW w:w="1269" w:type="dxa"/>
+            <w:tcW w:w="1268" w:type="dxa"/>
           </w:tcPr>
           <w:p>
             <w:pPr>
@@ -8514,7 +8546,8 @@
         </w:tc>
         <w:tc>
           <w:tcPr>
-            <w:tcW w:w="3397" w:type="dxa"/>
+            <w:tcW w:w="3399" w:type="dxa"/>
+            <w:gridSpan w:val="2"/>
           </w:tcPr>
           <w:p>
             <w:r>
@@ -8539,7 +8572,7 @@
         </w:tc>
         <w:tc>
           <w:tcPr>
-            <w:tcW w:w="2973" w:type="dxa"/>
+            <w:tcW w:w="2972" w:type="dxa"/>
           </w:tcPr>
           <w:p/>
         </w:tc>
@@ -8571,7 +8604,7 @@
         </w:trPr>
         <w:tc>
           <w:tcPr>
-            <w:tcW w:w="1269" w:type="dxa"/>
+            <w:tcW w:w="1268" w:type="dxa"/>
           </w:tcPr>
           <w:p>
             <w:pPr>
@@ -8596,7 +8629,7 @@
         </w:tc>
         <w:tc>
           <w:tcPr>
-            <w:tcW w:w="8918" w:type="dxa"/>
+            <w:tcW w:w="5947" w:type="dxa"/>
             <w:gridSpan w:val="3"/>
             <w:shd w:val="clear" w:color="auto" w:fill="D9D9D9" w:themeFill="background1" w:themeFillShade="D9"/>
           </w:tcPr>
@@ -8613,6 +8646,17 @@
               </w:rPr>
               <w:t>Currency</w:t>
             </w:r>
+          </w:p>
+        </w:tc>
+        <w:tc>
+          <w:tcPr>
+            <w:tcW w:w="2972" w:type="dxa"/>
+            <w:shd w:val="clear" w:color="auto" w:fill="D9D9D9" w:themeFill="background1" w:themeFillShade="D9"/>
+          </w:tcPr>
+          <w:p>
+            <w:pPr>
+              <w:jc w:val="center"/>
+            </w:pPr>
           </w:p>
         </w:tc>
         <w:tc>
@@ -8643,7 +8687,7 @@
         </w:trPr>
         <w:tc>
           <w:tcPr>
-            <w:tcW w:w="1269" w:type="dxa"/>
+            <w:tcW w:w="1268" w:type="dxa"/>
           </w:tcPr>
           <w:p>
             <w:pPr>
@@ -8677,7 +8721,8 @@
         </w:tc>
         <w:tc>
           <w:tcPr>
-            <w:tcW w:w="3397" w:type="dxa"/>
+            <w:tcW w:w="3399" w:type="dxa"/>
+            <w:gridSpan w:val="2"/>
           </w:tcPr>
           <w:p>
             <w:r>
@@ -8687,7 +8732,7 @@
         </w:tc>
         <w:tc>
           <w:tcPr>
-            <w:tcW w:w="2973" w:type="dxa"/>
+            <w:tcW w:w="2972" w:type="dxa"/>
           </w:tcPr>
           <w:p/>
         </w:tc>
@@ -8719,7 +8764,7 @@
         </w:trPr>
         <w:tc>
           <w:tcPr>
-            <w:tcW w:w="1269" w:type="dxa"/>
+            <w:tcW w:w="1268" w:type="dxa"/>
           </w:tcPr>
           <w:p>
             <w:pPr>
@@ -8753,7 +8798,8 @@
         </w:tc>
         <w:tc>
           <w:tcPr>
-            <w:tcW w:w="3397" w:type="dxa"/>
+            <w:tcW w:w="3399" w:type="dxa"/>
+            <w:gridSpan w:val="2"/>
           </w:tcPr>
           <w:p>
             <w:r>
@@ -8775,7 +8821,7 @@
         </w:tc>
         <w:tc>
           <w:tcPr>
-            <w:tcW w:w="2973" w:type="dxa"/>
+            <w:tcW w:w="2972" w:type="dxa"/>
           </w:tcPr>
           <w:p/>
         </w:tc>
@@ -8807,7 +8853,7 @@
         </w:trPr>
         <w:tc>
           <w:tcPr>
-            <w:tcW w:w="1269" w:type="dxa"/>
+            <w:tcW w:w="1268" w:type="dxa"/>
           </w:tcPr>
           <w:p>
             <w:pPr>
@@ -8841,7 +8887,8 @@
         </w:tc>
         <w:tc>
           <w:tcPr>
-            <w:tcW w:w="3397" w:type="dxa"/>
+            <w:tcW w:w="3399" w:type="dxa"/>
+            <w:gridSpan w:val="2"/>
           </w:tcPr>
           <w:p>
             <w:r>
@@ -8869,7 +8916,7 @@
         </w:tc>
         <w:tc>
           <w:tcPr>
-            <w:tcW w:w="2973" w:type="dxa"/>
+            <w:tcW w:w="2972" w:type="dxa"/>
           </w:tcPr>
           <w:p/>
         </w:tc>
@@ -8901,7 +8948,7 @@
         </w:trPr>
         <w:tc>
           <w:tcPr>
-            <w:tcW w:w="1269" w:type="dxa"/>
+            <w:tcW w:w="1268" w:type="dxa"/>
           </w:tcPr>
           <w:p>
             <w:pPr>
@@ -8926,7 +8973,7 @@
         </w:tc>
         <w:tc>
           <w:tcPr>
-            <w:tcW w:w="8918" w:type="dxa"/>
+            <w:tcW w:w="5947" w:type="dxa"/>
             <w:gridSpan w:val="3"/>
             <w:shd w:val="clear" w:color="auto" w:fill="D9D9D9" w:themeFill="background1" w:themeFillShade="D9"/>
           </w:tcPr>
@@ -8947,6 +8994,17 @@
               </w:rPr>
               <w:t>Menu</w:t>
             </w:r>
+          </w:p>
+        </w:tc>
+        <w:tc>
+          <w:tcPr>
+            <w:tcW w:w="2972" w:type="dxa"/>
+            <w:shd w:val="clear" w:color="auto" w:fill="D9D9D9" w:themeFill="background1" w:themeFillShade="D9"/>
+          </w:tcPr>
+          <w:p>
+            <w:pPr>
+              <w:jc w:val="center"/>
+            </w:pPr>
           </w:p>
         </w:tc>
         <w:tc>
@@ -8977,7 +9035,7 @@
         </w:trPr>
         <w:tc>
           <w:tcPr>
-            <w:tcW w:w="1269" w:type="dxa"/>
+            <w:tcW w:w="1268" w:type="dxa"/>
           </w:tcPr>
           <w:p>
             <w:pPr>
@@ -9011,7 +9069,8 @@
         </w:tc>
         <w:tc>
           <w:tcPr>
-            <w:tcW w:w="3397" w:type="dxa"/>
+            <w:tcW w:w="3399" w:type="dxa"/>
+            <w:gridSpan w:val="2"/>
           </w:tcPr>
           <w:p>
             <w:r>
@@ -9021,7 +9080,7 @@
         </w:tc>
         <w:tc>
           <w:tcPr>
-            <w:tcW w:w="2973" w:type="dxa"/>
+            <w:tcW w:w="2972" w:type="dxa"/>
           </w:tcPr>
           <w:p/>
         </w:tc>
@@ -9053,7 +9112,7 @@
         </w:trPr>
         <w:tc>
           <w:tcPr>
-            <w:tcW w:w="1269" w:type="dxa"/>
+            <w:tcW w:w="1268" w:type="dxa"/>
           </w:tcPr>
           <w:p>
             <w:pPr>
@@ -9095,7 +9154,8 @@
         </w:tc>
         <w:tc>
           <w:tcPr>
-            <w:tcW w:w="3397" w:type="dxa"/>
+            <w:tcW w:w="3399" w:type="dxa"/>
+            <w:gridSpan w:val="2"/>
           </w:tcPr>
           <w:p>
             <w:r>
@@ -9105,7 +9165,7 @@
         </w:tc>
         <w:tc>
           <w:tcPr>
-            <w:tcW w:w="2973" w:type="dxa"/>
+            <w:tcW w:w="2972" w:type="dxa"/>
           </w:tcPr>
           <w:p/>
         </w:tc>
@@ -9137,7 +9197,7 @@
         </w:trPr>
         <w:tc>
           <w:tcPr>
-            <w:tcW w:w="1269" w:type="dxa"/>
+            <w:tcW w:w="1268" w:type="dxa"/>
           </w:tcPr>
           <w:p>
             <w:pPr>
@@ -9178,7 +9238,8 @@
         </w:tc>
         <w:tc>
           <w:tcPr>
-            <w:tcW w:w="3397" w:type="dxa"/>
+            <w:tcW w:w="3399" w:type="dxa"/>
+            <w:gridSpan w:val="2"/>
           </w:tcPr>
           <w:p>
             <w:r>
@@ -9191,7 +9252,7 @@
         </w:tc>
         <w:tc>
           <w:tcPr>
-            <w:tcW w:w="2973" w:type="dxa"/>
+            <w:tcW w:w="2972" w:type="dxa"/>
           </w:tcPr>
           <w:p/>
         </w:tc>
@@ -9223,7 +9284,7 @@
         </w:trPr>
         <w:tc>
           <w:tcPr>
-            <w:tcW w:w="1269" w:type="dxa"/>
+            <w:tcW w:w="1268" w:type="dxa"/>
           </w:tcPr>
           <w:p>
             <w:pPr>
@@ -9260,7 +9321,8 @@
         </w:tc>
         <w:tc>
           <w:tcPr>
-            <w:tcW w:w="3397" w:type="dxa"/>
+            <w:tcW w:w="3399" w:type="dxa"/>
+            <w:gridSpan w:val="2"/>
           </w:tcPr>
           <w:p>
             <w:r>
@@ -9279,7 +9341,7 @@
         </w:tc>
         <w:tc>
           <w:tcPr>
-            <w:tcW w:w="2973" w:type="dxa"/>
+            <w:tcW w:w="2972" w:type="dxa"/>
           </w:tcPr>
           <w:p/>
         </w:tc>
@@ -9311,7 +9373,7 @@
         </w:trPr>
         <w:tc>
           <w:tcPr>
-            <w:tcW w:w="1269" w:type="dxa"/>
+            <w:tcW w:w="1268" w:type="dxa"/>
           </w:tcPr>
           <w:p>
             <w:pPr>
@@ -9345,7 +9407,8 @@
         </w:tc>
         <w:tc>
           <w:tcPr>
-            <w:tcW w:w="3397" w:type="dxa"/>
+            <w:tcW w:w="3399" w:type="dxa"/>
+            <w:gridSpan w:val="2"/>
           </w:tcPr>
           <w:p>
             <w:r>
@@ -9355,7 +9418,7 @@
         </w:tc>
         <w:tc>
           <w:tcPr>
-            <w:tcW w:w="2973" w:type="dxa"/>
+            <w:tcW w:w="2972" w:type="dxa"/>
           </w:tcPr>
           <w:p/>
         </w:tc>
@@ -9387,7 +9450,7 @@
         </w:trPr>
         <w:tc>
           <w:tcPr>
-            <w:tcW w:w="1269" w:type="dxa"/>
+            <w:tcW w:w="1268" w:type="dxa"/>
           </w:tcPr>
           <w:p>
             <w:pPr>
@@ -9428,7 +9491,8 @@
         </w:tc>
         <w:tc>
           <w:tcPr>
-            <w:tcW w:w="3397" w:type="dxa"/>
+            <w:tcW w:w="3399" w:type="dxa"/>
+            <w:gridSpan w:val="2"/>
           </w:tcPr>
           <w:p>
             <w:r>
@@ -9438,7 +9502,7 @@
         </w:tc>
         <w:tc>
           <w:tcPr>
-            <w:tcW w:w="2973" w:type="dxa"/>
+            <w:tcW w:w="2972" w:type="dxa"/>
           </w:tcPr>
           <w:p/>
         </w:tc>
@@ -9470,7 +9534,7 @@
         </w:trPr>
         <w:tc>
           <w:tcPr>
-            <w:tcW w:w="1269" w:type="dxa"/>
+            <w:tcW w:w="1268" w:type="dxa"/>
           </w:tcPr>
           <w:p>
             <w:pPr>
@@ -9504,7 +9568,8 @@
         </w:tc>
         <w:tc>
           <w:tcPr>
-            <w:tcW w:w="3397" w:type="dxa"/>
+            <w:tcW w:w="3399" w:type="dxa"/>
+            <w:gridSpan w:val="2"/>
           </w:tcPr>
           <w:p>
             <w:r>
@@ -9517,7 +9582,7 @@
         </w:tc>
         <w:tc>
           <w:tcPr>
-            <w:tcW w:w="2973" w:type="dxa"/>
+            <w:tcW w:w="2972" w:type="dxa"/>
           </w:tcPr>
           <w:p/>
         </w:tc>
@@ -9549,7 +9614,7 @@
         </w:trPr>
         <w:tc>
           <w:tcPr>
-            <w:tcW w:w="1269" w:type="dxa"/>
+            <w:tcW w:w="1268" w:type="dxa"/>
           </w:tcPr>
           <w:p>
             <w:pPr>
@@ -9586,7 +9651,8 @@
         </w:tc>
         <w:tc>
           <w:tcPr>
-            <w:tcW w:w="3397" w:type="dxa"/>
+            <w:tcW w:w="3399" w:type="dxa"/>
+            <w:gridSpan w:val="2"/>
           </w:tcPr>
           <w:p>
             <w:r>
@@ -9602,7 +9668,7 @@
         </w:tc>
         <w:tc>
           <w:tcPr>
-            <w:tcW w:w="2973" w:type="dxa"/>
+            <w:tcW w:w="2972" w:type="dxa"/>
           </w:tcPr>
           <w:p/>
         </w:tc>
@@ -9634,7 +9700,7 @@
         </w:trPr>
         <w:tc>
           <w:tcPr>
-            <w:tcW w:w="1269" w:type="dxa"/>
+            <w:tcW w:w="1268" w:type="dxa"/>
           </w:tcPr>
           <w:p>
             <w:pPr>
@@ -9668,7 +9734,8 @@
         </w:tc>
         <w:tc>
           <w:tcPr>
-            <w:tcW w:w="3397" w:type="dxa"/>
+            <w:tcW w:w="3399" w:type="dxa"/>
+            <w:gridSpan w:val="2"/>
           </w:tcPr>
           <w:p>
             <w:r>
@@ -9678,7 +9745,7 @@
         </w:tc>
         <w:tc>
           <w:tcPr>
-            <w:tcW w:w="2973" w:type="dxa"/>
+            <w:tcW w:w="2972" w:type="dxa"/>
           </w:tcPr>
           <w:p/>
         </w:tc>
@@ -9710,7 +9777,7 @@
         </w:trPr>
         <w:tc>
           <w:tcPr>
-            <w:tcW w:w="1269" w:type="dxa"/>
+            <w:tcW w:w="1268" w:type="dxa"/>
           </w:tcPr>
           <w:p>
             <w:pPr>
@@ -9744,7 +9811,8 @@
         </w:tc>
         <w:tc>
           <w:tcPr>
-            <w:tcW w:w="3397" w:type="dxa"/>
+            <w:tcW w:w="3399" w:type="dxa"/>
+            <w:gridSpan w:val="2"/>
           </w:tcPr>
           <w:p>
             <w:r>
@@ -9757,7 +9825,7 @@
         </w:tc>
         <w:tc>
           <w:tcPr>
-            <w:tcW w:w="2973" w:type="dxa"/>
+            <w:tcW w:w="2972" w:type="dxa"/>
           </w:tcPr>
           <w:p/>
         </w:tc>
@@ -9789,7 +9857,7 @@
         </w:trPr>
         <w:tc>
           <w:tcPr>
-            <w:tcW w:w="1269" w:type="dxa"/>
+            <w:tcW w:w="1268" w:type="dxa"/>
           </w:tcPr>
           <w:p>
             <w:pPr>
@@ -9830,7 +9898,8 @@
         </w:tc>
         <w:tc>
           <w:tcPr>
-            <w:tcW w:w="3397" w:type="dxa"/>
+            <w:tcW w:w="3399" w:type="dxa"/>
+            <w:gridSpan w:val="2"/>
           </w:tcPr>
           <w:p>
             <w:r>
@@ -9840,7 +9909,7 @@
         </w:tc>
         <w:tc>
           <w:tcPr>
-            <w:tcW w:w="2973" w:type="dxa"/>
+            <w:tcW w:w="2972" w:type="dxa"/>
           </w:tcPr>
           <w:p/>
         </w:tc>
@@ -9872,7 +9941,7 @@
         </w:trPr>
         <w:tc>
           <w:tcPr>
-            <w:tcW w:w="1269" w:type="dxa"/>
+            <w:tcW w:w="1268" w:type="dxa"/>
           </w:tcPr>
           <w:p>
             <w:pPr>
@@ -9897,7 +9966,7 @@
         </w:tc>
         <w:tc>
           <w:tcPr>
-            <w:tcW w:w="8918" w:type="dxa"/>
+            <w:tcW w:w="5947" w:type="dxa"/>
             <w:gridSpan w:val="3"/>
             <w:shd w:val="clear" w:color="auto" w:fill="D9D9D9" w:themeFill="background1" w:themeFillShade="D9"/>
           </w:tcPr>
@@ -9918,6 +9987,17 @@
               </w:rPr>
               <w:t>Poker</w:t>
             </w:r>
+          </w:p>
+        </w:tc>
+        <w:tc>
+          <w:tcPr>
+            <w:tcW w:w="2972" w:type="dxa"/>
+            <w:shd w:val="clear" w:color="auto" w:fill="D9D9D9" w:themeFill="background1" w:themeFillShade="D9"/>
+          </w:tcPr>
+          <w:p>
+            <w:pPr>
+              <w:jc w:val="center"/>
+            </w:pPr>
           </w:p>
         </w:tc>
         <w:tc>
@@ -9948,7 +10028,7 @@
         </w:trPr>
         <w:tc>
           <w:tcPr>
-            <w:tcW w:w="1269" w:type="dxa"/>
+            <w:tcW w:w="1268" w:type="dxa"/>
           </w:tcPr>
           <w:p>
             <w:pPr>
@@ -9982,7 +10062,8 @@
         </w:tc>
         <w:tc>
           <w:tcPr>
-            <w:tcW w:w="3397" w:type="dxa"/>
+            <w:tcW w:w="3399" w:type="dxa"/>
+            <w:gridSpan w:val="2"/>
           </w:tcPr>
           <w:p>
             <w:r>
@@ -9992,7 +10073,7 @@
         </w:tc>
         <w:tc>
           <w:tcPr>
-            <w:tcW w:w="2973" w:type="dxa"/>
+            <w:tcW w:w="2972" w:type="dxa"/>
           </w:tcPr>
           <w:p/>
         </w:tc>
@@ -10024,7 +10105,7 @@
         </w:trPr>
         <w:tc>
           <w:tcPr>
-            <w:tcW w:w="1269" w:type="dxa"/>
+            <w:tcW w:w="1268" w:type="dxa"/>
           </w:tcPr>
           <w:p>
             <w:pPr>
@@ -10058,7 +10139,8 @@
         </w:tc>
         <w:tc>
           <w:tcPr>
-            <w:tcW w:w="3397" w:type="dxa"/>
+            <w:tcW w:w="3399" w:type="dxa"/>
+            <w:gridSpan w:val="2"/>
           </w:tcPr>
           <w:p>
             <w:r>
@@ -10068,7 +10150,7 @@
         </w:tc>
         <w:tc>
           <w:tcPr>
-            <w:tcW w:w="2973" w:type="dxa"/>
+            <w:tcW w:w="2972" w:type="dxa"/>
           </w:tcPr>
           <w:p/>
         </w:tc>
@@ -10100,7 +10182,7 @@
         </w:trPr>
         <w:tc>
           <w:tcPr>
-            <w:tcW w:w="1269" w:type="dxa"/>
+            <w:tcW w:w="1268" w:type="dxa"/>
           </w:tcPr>
           <w:p>
             <w:pPr>
@@ -10134,7 +10216,8 @@
         </w:tc>
         <w:tc>
           <w:tcPr>
-            <w:tcW w:w="3397" w:type="dxa"/>
+            <w:tcW w:w="3399" w:type="dxa"/>
+            <w:gridSpan w:val="2"/>
           </w:tcPr>
           <w:p>
             <w:r>
@@ -10144,7 +10227,7 @@
         </w:tc>
         <w:tc>
           <w:tcPr>
-            <w:tcW w:w="2973" w:type="dxa"/>
+            <w:tcW w:w="2972" w:type="dxa"/>
           </w:tcPr>
           <w:p/>
         </w:tc>
@@ -10176,7 +10259,7 @@
         </w:trPr>
         <w:tc>
           <w:tcPr>
-            <w:tcW w:w="1269" w:type="dxa"/>
+            <w:tcW w:w="1268" w:type="dxa"/>
           </w:tcPr>
           <w:p>
             <w:pPr>
@@ -10210,7 +10293,8 @@
         </w:tc>
         <w:tc>
           <w:tcPr>
-            <w:tcW w:w="3397" w:type="dxa"/>
+            <w:tcW w:w="3399" w:type="dxa"/>
+            <w:gridSpan w:val="2"/>
           </w:tcPr>
           <w:p>
             <w:r>
@@ -10220,7 +10304,7 @@
         </w:tc>
         <w:tc>
           <w:tcPr>
-            <w:tcW w:w="2973" w:type="dxa"/>
+            <w:tcW w:w="2972" w:type="dxa"/>
           </w:tcPr>
           <w:p/>
         </w:tc>
@@ -10252,7 +10336,7 @@
         </w:trPr>
         <w:tc>
           <w:tcPr>
-            <w:tcW w:w="1269" w:type="dxa"/>
+            <w:tcW w:w="1268" w:type="dxa"/>
           </w:tcPr>
           <w:p>
             <w:pPr>
@@ -10287,7 +10371,8 @@
         </w:tc>
         <w:tc>
           <w:tcPr>
-            <w:tcW w:w="3397" w:type="dxa"/>
+            <w:tcW w:w="3399" w:type="dxa"/>
+            <w:gridSpan w:val="2"/>
           </w:tcPr>
           <w:p>
             <w:r>
@@ -10297,7 +10382,7 @@
         </w:tc>
         <w:tc>
           <w:tcPr>
-            <w:tcW w:w="2973" w:type="dxa"/>
+            <w:tcW w:w="2972" w:type="dxa"/>
           </w:tcPr>
           <w:p/>
         </w:tc>
@@ -10329,7 +10414,7 @@
         </w:trPr>
         <w:tc>
           <w:tcPr>
-            <w:tcW w:w="1269" w:type="dxa"/>
+            <w:tcW w:w="1268" w:type="dxa"/>
           </w:tcPr>
           <w:p>
             <w:pPr>
@@ -10363,7 +10448,8 @@
         </w:tc>
         <w:tc>
           <w:tcPr>
-            <w:tcW w:w="3397" w:type="dxa"/>
+            <w:tcW w:w="3399" w:type="dxa"/>
+            <w:gridSpan w:val="2"/>
           </w:tcPr>
           <w:p>
             <w:r>
@@ -10373,7 +10459,7 @@
         </w:tc>
         <w:tc>
           <w:tcPr>
-            <w:tcW w:w="2973" w:type="dxa"/>
+            <w:tcW w:w="2972" w:type="dxa"/>
           </w:tcPr>
           <w:p/>
         </w:tc>
@@ -10405,7 +10491,7 @@
         </w:trPr>
         <w:tc>
           <w:tcPr>
-            <w:tcW w:w="1269" w:type="dxa"/>
+            <w:tcW w:w="1268" w:type="dxa"/>
           </w:tcPr>
           <w:p>
             <w:pPr>
@@ -10439,7 +10525,8 @@
         </w:tc>
         <w:tc>
           <w:tcPr>
-            <w:tcW w:w="3397" w:type="dxa"/>
+            <w:tcW w:w="3399" w:type="dxa"/>
+            <w:gridSpan w:val="2"/>
           </w:tcPr>
           <w:p>
             <w:r>
@@ -10449,7 +10536,7 @@
         </w:tc>
         <w:tc>
           <w:tcPr>
-            <w:tcW w:w="2973" w:type="dxa"/>
+            <w:tcW w:w="2972" w:type="dxa"/>
           </w:tcPr>
           <w:p/>
         </w:tc>
@@ -10481,7 +10568,7 @@
         </w:trPr>
         <w:tc>
           <w:tcPr>
-            <w:tcW w:w="1269" w:type="dxa"/>
+            <w:tcW w:w="1268" w:type="dxa"/>
           </w:tcPr>
           <w:p>
             <w:pPr>
@@ -10515,7 +10602,8 @@
         </w:tc>
         <w:tc>
           <w:tcPr>
-            <w:tcW w:w="3397" w:type="dxa"/>
+            <w:tcW w:w="3399" w:type="dxa"/>
+            <w:gridSpan w:val="2"/>
           </w:tcPr>
           <w:p>
             <w:r>
@@ -10540,7 +10628,7 @@
         </w:tc>
         <w:tc>
           <w:tcPr>
-            <w:tcW w:w="2973" w:type="dxa"/>
+            <w:tcW w:w="2972" w:type="dxa"/>
           </w:tcPr>
           <w:p/>
         </w:tc>
@@ -10572,7 +10660,7 @@
         </w:trPr>
         <w:tc>
           <w:tcPr>
-            <w:tcW w:w="1269" w:type="dxa"/>
+            <w:tcW w:w="1268" w:type="dxa"/>
           </w:tcPr>
           <w:p>
             <w:pPr>
@@ -10599,7 +10687,8 @@
         </w:tc>
         <w:tc>
           <w:tcPr>
-            <w:tcW w:w="3397" w:type="dxa"/>
+            <w:tcW w:w="3399" w:type="dxa"/>
+            <w:gridSpan w:val="2"/>
           </w:tcPr>
           <w:p>
             <w:r>
@@ -10609,7 +10698,7 @@
         </w:tc>
         <w:tc>
           <w:tcPr>
-            <w:tcW w:w="2973" w:type="dxa"/>
+            <w:tcW w:w="2972" w:type="dxa"/>
           </w:tcPr>
           <w:p/>
         </w:tc>
@@ -10641,7 +10730,7 @@
         </w:trPr>
         <w:tc>
           <w:tcPr>
-            <w:tcW w:w="1269" w:type="dxa"/>
+            <w:tcW w:w="1268" w:type="dxa"/>
           </w:tcPr>
           <w:p>
             <w:pPr>
@@ -10675,7 +10764,8 @@
         </w:tc>
         <w:tc>
           <w:tcPr>
-            <w:tcW w:w="3397" w:type="dxa"/>
+            <w:tcW w:w="3399" w:type="dxa"/>
+            <w:gridSpan w:val="2"/>
           </w:tcPr>
           <w:p>
             <w:r>
@@ -10691,7 +10781,7 @@
         </w:tc>
         <w:tc>
           <w:tcPr>
-            <w:tcW w:w="2973" w:type="dxa"/>
+            <w:tcW w:w="2972" w:type="dxa"/>
           </w:tcPr>
           <w:p/>
         </w:tc>
@@ -10723,7 +10813,7 @@
         </w:trPr>
         <w:tc>
           <w:tcPr>
-            <w:tcW w:w="1269" w:type="dxa"/>
+            <w:tcW w:w="1268" w:type="dxa"/>
           </w:tcPr>
           <w:p>
             <w:pPr>
@@ -10757,7 +10847,8 @@
         </w:tc>
         <w:tc>
           <w:tcPr>
-            <w:tcW w:w="3397" w:type="dxa"/>
+            <w:tcW w:w="3399" w:type="dxa"/>
+            <w:gridSpan w:val="2"/>
           </w:tcPr>
           <w:p>
             <w:r>
@@ -10767,7 +10858,7 @@
         </w:tc>
         <w:tc>
           <w:tcPr>
-            <w:tcW w:w="2973" w:type="dxa"/>
+            <w:tcW w:w="2972" w:type="dxa"/>
           </w:tcPr>
           <w:p/>
         </w:tc>
@@ -10799,7 +10890,7 @@
         </w:trPr>
         <w:tc>
           <w:tcPr>
-            <w:tcW w:w="1269" w:type="dxa"/>
+            <w:tcW w:w="1268" w:type="dxa"/>
           </w:tcPr>
           <w:p>
             <w:pPr>
@@ -10833,7 +10924,8 @@
         </w:tc>
         <w:tc>
           <w:tcPr>
-            <w:tcW w:w="3397" w:type="dxa"/>
+            <w:tcW w:w="3399" w:type="dxa"/>
+            <w:gridSpan w:val="2"/>
           </w:tcPr>
           <w:p>
             <w:r>
@@ -10843,7 +10935,7 @@
         </w:tc>
         <w:tc>
           <w:tcPr>
-            <w:tcW w:w="2973" w:type="dxa"/>
+            <w:tcW w:w="2972" w:type="dxa"/>
           </w:tcPr>
           <w:p/>
         </w:tc>
@@ -10875,7 +10967,7 @@
         </w:trPr>
         <w:tc>
           <w:tcPr>
-            <w:tcW w:w="1269" w:type="dxa"/>
+            <w:tcW w:w="1268" w:type="dxa"/>
           </w:tcPr>
           <w:p>
             <w:pPr>
@@ -10909,7 +11001,8 @@
         </w:tc>
         <w:tc>
           <w:tcPr>
-            <w:tcW w:w="3397" w:type="dxa"/>
+            <w:tcW w:w="3399" w:type="dxa"/>
+            <w:gridSpan w:val="2"/>
           </w:tcPr>
           <w:p>
             <w:r>
@@ -10919,7 +11012,7 @@
         </w:tc>
         <w:tc>
           <w:tcPr>
-            <w:tcW w:w="2973" w:type="dxa"/>
+            <w:tcW w:w="2972" w:type="dxa"/>
           </w:tcPr>
           <w:p/>
         </w:tc>
@@ -10951,7 +11044,7 @@
         </w:trPr>
         <w:tc>
           <w:tcPr>
-            <w:tcW w:w="1269" w:type="dxa"/>
+            <w:tcW w:w="1268" w:type="dxa"/>
           </w:tcPr>
           <w:p>
             <w:pPr>
@@ -10985,7 +11078,8 @@
         </w:tc>
         <w:tc>
           <w:tcPr>
-            <w:tcW w:w="3397" w:type="dxa"/>
+            <w:tcW w:w="3399" w:type="dxa"/>
+            <w:gridSpan w:val="2"/>
           </w:tcPr>
           <w:p>
             <w:r>
@@ -10995,7 +11089,7 @@
         </w:tc>
         <w:tc>
           <w:tcPr>
-            <w:tcW w:w="2973" w:type="dxa"/>
+            <w:tcW w:w="2972" w:type="dxa"/>
           </w:tcPr>
           <w:p/>
         </w:tc>
@@ -11027,7 +11121,7 @@
         </w:trPr>
         <w:tc>
           <w:tcPr>
-            <w:tcW w:w="1269" w:type="dxa"/>
+            <w:tcW w:w="1268" w:type="dxa"/>
           </w:tcPr>
           <w:p>
             <w:pPr>
@@ -11052,7 +11146,7 @@
         </w:tc>
         <w:tc>
           <w:tcPr>
-            <w:tcW w:w="8918" w:type="dxa"/>
+            <w:tcW w:w="5947" w:type="dxa"/>
             <w:gridSpan w:val="3"/>
             <w:shd w:val="clear" w:color="auto" w:fill="D9D9D9" w:themeFill="background1" w:themeFillShade="D9"/>
           </w:tcPr>
@@ -11073,6 +11167,17 @@
               </w:rPr>
               <w:t>GUI</w:t>
             </w:r>
+          </w:p>
+        </w:tc>
+        <w:tc>
+          <w:tcPr>
+            <w:tcW w:w="2972" w:type="dxa"/>
+            <w:shd w:val="clear" w:color="auto" w:fill="D9D9D9" w:themeFill="background1" w:themeFillShade="D9"/>
+          </w:tcPr>
+          <w:p>
+            <w:pPr>
+              <w:jc w:val="center"/>
+            </w:pPr>
           </w:p>
         </w:tc>
         <w:tc>
@@ -11103,7 +11208,7 @@
         </w:trPr>
         <w:tc>
           <w:tcPr>
-            <w:tcW w:w="1269" w:type="dxa"/>
+            <w:tcW w:w="1268" w:type="dxa"/>
           </w:tcPr>
           <w:p>
             <w:pPr>
@@ -11137,7 +11242,8 @@
         </w:tc>
         <w:tc>
           <w:tcPr>
-            <w:tcW w:w="3397" w:type="dxa"/>
+            <w:tcW w:w="3399" w:type="dxa"/>
+            <w:gridSpan w:val="2"/>
           </w:tcPr>
           <w:p>
             <w:r>
@@ -11151,7 +11257,7 @@
         </w:tc>
         <w:tc>
           <w:tcPr>
-            <w:tcW w:w="2973" w:type="dxa"/>
+            <w:tcW w:w="2972" w:type="dxa"/>
           </w:tcPr>
           <w:p/>
         </w:tc>
@@ -11183,7 +11289,7 @@
         </w:trPr>
         <w:tc>
           <w:tcPr>
-            <w:tcW w:w="1269" w:type="dxa"/>
+            <w:tcW w:w="1268" w:type="dxa"/>
           </w:tcPr>
           <w:p>
             <w:pPr>
@@ -11223,7 +11329,8 @@
         </w:tc>
         <w:tc>
           <w:tcPr>
-            <w:tcW w:w="3397" w:type="dxa"/>
+            <w:tcW w:w="3399" w:type="dxa"/>
+            <w:gridSpan w:val="2"/>
           </w:tcPr>
           <w:p>
             <w:r>
@@ -11254,7 +11361,7 @@
         </w:tc>
         <w:tc>
           <w:tcPr>
-            <w:tcW w:w="2973" w:type="dxa"/>
+            <w:tcW w:w="2972" w:type="dxa"/>
           </w:tcPr>
           <w:p/>
         </w:tc>
@@ -11286,7 +11393,7 @@
         </w:trPr>
         <w:tc>
           <w:tcPr>
-            <w:tcW w:w="1269" w:type="dxa"/>
+            <w:tcW w:w="1268" w:type="dxa"/>
           </w:tcPr>
           <w:p>
             <w:pPr>
@@ -11327,7 +11434,8 @@
         </w:tc>
         <w:tc>
           <w:tcPr>
-            <w:tcW w:w="3397" w:type="dxa"/>
+            <w:tcW w:w="3399" w:type="dxa"/>
+            <w:gridSpan w:val="2"/>
           </w:tcPr>
           <w:p>
             <w:r>
@@ -11337,7 +11445,7 @@
         </w:tc>
         <w:tc>
           <w:tcPr>
-            <w:tcW w:w="2973" w:type="dxa"/>
+            <w:tcW w:w="2972" w:type="dxa"/>
           </w:tcPr>
           <w:p/>
         </w:tc>
@@ -11369,7 +11477,7 @@
         </w:trPr>
         <w:tc>
           <w:tcPr>
-            <w:tcW w:w="1269" w:type="dxa"/>
+            <w:tcW w:w="1268" w:type="dxa"/>
           </w:tcPr>
           <w:p>
             <w:pPr>
@@ -11410,7 +11518,8 @@
         </w:tc>
         <w:tc>
           <w:tcPr>
-            <w:tcW w:w="3397" w:type="dxa"/>
+            <w:tcW w:w="3399" w:type="dxa"/>
+            <w:gridSpan w:val="2"/>
           </w:tcPr>
           <w:p>
             <w:r>
@@ -11420,7 +11529,7 @@
         </w:tc>
         <w:tc>
           <w:tcPr>
-            <w:tcW w:w="2973" w:type="dxa"/>
+            <w:tcW w:w="2972" w:type="dxa"/>
           </w:tcPr>
           <w:p/>
         </w:tc>
@@ -11452,7 +11561,7 @@
         </w:trPr>
         <w:tc>
           <w:tcPr>
-            <w:tcW w:w="1269" w:type="dxa"/>
+            <w:tcW w:w="1268" w:type="dxa"/>
           </w:tcPr>
           <w:p>
             <w:pPr>
@@ -11493,7 +11602,8 @@
         </w:tc>
         <w:tc>
           <w:tcPr>
-            <w:tcW w:w="3397" w:type="dxa"/>
+            <w:tcW w:w="3399" w:type="dxa"/>
+            <w:gridSpan w:val="2"/>
           </w:tcPr>
           <w:p>
             <w:r>
@@ -11503,7 +11613,7 @@
         </w:tc>
         <w:tc>
           <w:tcPr>
-            <w:tcW w:w="2973" w:type="dxa"/>
+            <w:tcW w:w="2972" w:type="dxa"/>
           </w:tcPr>
           <w:p/>
         </w:tc>
@@ -11535,7 +11645,7 @@
         </w:trPr>
         <w:tc>
           <w:tcPr>
-            <w:tcW w:w="1269" w:type="dxa"/>
+            <w:tcW w:w="1268" w:type="dxa"/>
           </w:tcPr>
           <w:p>
             <w:pPr>
@@ -11583,7 +11693,8 @@
         </w:tc>
         <w:tc>
           <w:tcPr>
-            <w:tcW w:w="3397" w:type="dxa"/>
+            <w:tcW w:w="3399" w:type="dxa"/>
+            <w:gridSpan w:val="2"/>
           </w:tcPr>
           <w:p>
             <w:r>
@@ -11593,7 +11704,7 @@
         </w:tc>
         <w:tc>
           <w:tcPr>
-            <w:tcW w:w="2973" w:type="dxa"/>
+            <w:tcW w:w="2972" w:type="dxa"/>
           </w:tcPr>
           <w:p/>
         </w:tc>
@@ -11625,7 +11736,7 @@
         </w:trPr>
         <w:tc>
           <w:tcPr>
-            <w:tcW w:w="1269" w:type="dxa"/>
+            <w:tcW w:w="1268" w:type="dxa"/>
           </w:tcPr>
           <w:p>
             <w:pPr>
@@ -11650,8 +11761,8 @@
         </w:tc>
         <w:tc>
           <w:tcPr>
-            <w:tcW w:w="8918" w:type="dxa"/>
-            <w:gridSpan w:val="3"/>
+            <w:tcW w:w="5928" w:type="dxa"/>
+            <w:gridSpan w:val="2"/>
             <w:shd w:val="clear" w:color="auto" w:fill="D9D9D9" w:themeFill="background1" w:themeFillShade="D9"/>
           </w:tcPr>
           <w:p>
@@ -11680,6 +11791,18 @@
               </w:rPr>
               <w:t>/Load</w:t>
             </w:r>
+          </w:p>
+        </w:tc>
+        <w:tc>
+          <w:tcPr>
+            <w:tcW w:w="2991" w:type="dxa"/>
+            <w:gridSpan w:val="2"/>
+            <w:shd w:val="clear" w:color="auto" w:fill="D9D9D9" w:themeFill="background1" w:themeFillShade="D9"/>
+          </w:tcPr>
+          <w:p>
+            <w:pPr>
+              <w:jc w:val="center"/>
+            </w:pPr>
           </w:p>
         </w:tc>
         <w:tc>
@@ -11710,7 +11833,7 @@
         </w:trPr>
         <w:tc>
           <w:tcPr>
-            <w:tcW w:w="1269" w:type="dxa"/>
+            <w:tcW w:w="1268" w:type="dxa"/>
           </w:tcPr>
           <w:p>
             <w:pPr>
@@ -11744,7 +11867,8 @@
         </w:tc>
         <w:tc>
           <w:tcPr>
-            <w:tcW w:w="3397" w:type="dxa"/>
+            <w:tcW w:w="3399" w:type="dxa"/>
+            <w:gridSpan w:val="2"/>
           </w:tcPr>
           <w:p>
             <w:r>
@@ -11754,7 +11878,7 @@
         </w:tc>
         <w:tc>
           <w:tcPr>
-            <w:tcW w:w="2973" w:type="dxa"/>
+            <w:tcW w:w="2972" w:type="dxa"/>
           </w:tcPr>
           <w:p/>
         </w:tc>
@@ -11786,7 +11910,7 @@
         </w:trPr>
         <w:tc>
           <w:tcPr>
-            <w:tcW w:w="1269" w:type="dxa"/>
+            <w:tcW w:w="1268" w:type="dxa"/>
           </w:tcPr>
           <w:p>
             <w:pPr>
@@ -11820,7 +11944,8 @@
         </w:tc>
         <w:tc>
           <w:tcPr>
-            <w:tcW w:w="3397" w:type="dxa"/>
+            <w:tcW w:w="3399" w:type="dxa"/>
+            <w:gridSpan w:val="2"/>
           </w:tcPr>
           <w:p>
             <w:r>
@@ -11830,7 +11955,7 @@
         </w:tc>
         <w:tc>
           <w:tcPr>
-            <w:tcW w:w="2973" w:type="dxa"/>
+            <w:tcW w:w="2972" w:type="dxa"/>
           </w:tcPr>
           <w:p/>
         </w:tc>
@@ -11862,7 +11987,7 @@
         </w:trPr>
         <w:tc>
           <w:tcPr>
-            <w:tcW w:w="1269" w:type="dxa"/>
+            <w:tcW w:w="1268" w:type="dxa"/>
           </w:tcPr>
           <w:p>
             <w:pPr>
@@ -11896,7 +12021,8 @@
         </w:tc>
         <w:tc>
           <w:tcPr>
-            <w:tcW w:w="3397" w:type="dxa"/>
+            <w:tcW w:w="3399" w:type="dxa"/>
+            <w:gridSpan w:val="2"/>
           </w:tcPr>
           <w:p>
             <w:r>
@@ -11906,7 +12032,7 @@
         </w:tc>
         <w:tc>
           <w:tcPr>
-            <w:tcW w:w="2973" w:type="dxa"/>
+            <w:tcW w:w="2972" w:type="dxa"/>
           </w:tcPr>
           <w:p/>
         </w:tc>
@@ -11938,7 +12064,7 @@
         </w:trPr>
         <w:tc>
           <w:tcPr>
-            <w:tcW w:w="1269" w:type="dxa"/>
+            <w:tcW w:w="1268" w:type="dxa"/>
           </w:tcPr>
           <w:p>
             <w:pPr>
@@ -11972,7 +12098,8 @@
         </w:tc>
         <w:tc>
           <w:tcPr>
-            <w:tcW w:w="3397" w:type="dxa"/>
+            <w:tcW w:w="3399" w:type="dxa"/>
+            <w:gridSpan w:val="2"/>
           </w:tcPr>
           <w:p>
             <w:r>
@@ -11982,7 +12109,7 @@
         </w:tc>
         <w:tc>
           <w:tcPr>
-            <w:tcW w:w="2973" w:type="dxa"/>
+            <w:tcW w:w="2972" w:type="dxa"/>
           </w:tcPr>
           <w:p/>
         </w:tc>
@@ -12014,7 +12141,7 @@
         </w:trPr>
         <w:tc>
           <w:tcPr>
-            <w:tcW w:w="1269" w:type="dxa"/>
+            <w:tcW w:w="1268" w:type="dxa"/>
           </w:tcPr>
           <w:p>
             <w:pPr>
@@ -12048,7 +12175,8 @@
         </w:tc>
         <w:tc>
           <w:tcPr>
-            <w:tcW w:w="3397" w:type="dxa"/>
+            <w:tcW w:w="3399" w:type="dxa"/>
+            <w:gridSpan w:val="2"/>
           </w:tcPr>
           <w:p>
             <w:r>
@@ -12058,7 +12186,7 @@
         </w:tc>
         <w:tc>
           <w:tcPr>
-            <w:tcW w:w="2973" w:type="dxa"/>
+            <w:tcW w:w="2972" w:type="dxa"/>
           </w:tcPr>
           <w:p/>
         </w:tc>
@@ -12090,7 +12218,7 @@
         </w:trPr>
         <w:tc>
           <w:tcPr>
-            <w:tcW w:w="1269" w:type="dxa"/>
+            <w:tcW w:w="1268" w:type="dxa"/>
           </w:tcPr>
           <w:p>
             <w:pPr>
@@ -12124,13 +12252,14 @@
         </w:tc>
         <w:tc>
           <w:tcPr>
-            <w:tcW w:w="3397" w:type="dxa"/>
+            <w:tcW w:w="3399" w:type="dxa"/>
+            <w:gridSpan w:val="2"/>
           </w:tcPr>
           <w:p/>
         </w:tc>
         <w:tc>
           <w:tcPr>
-            <w:tcW w:w="2973" w:type="dxa"/>
+            <w:tcW w:w="2972" w:type="dxa"/>
           </w:tcPr>
           <w:p/>
         </w:tc>
@@ -12162,7 +12291,7 @@
         </w:trPr>
         <w:tc>
           <w:tcPr>
-            <w:tcW w:w="1269" w:type="dxa"/>
+            <w:tcW w:w="1268" w:type="dxa"/>
           </w:tcPr>
           <w:p>
             <w:pPr>
@@ -12196,7 +12325,8 @@
         </w:tc>
         <w:tc>
           <w:tcPr>
-            <w:tcW w:w="3397" w:type="dxa"/>
+            <w:tcW w:w="3399" w:type="dxa"/>
+            <w:gridSpan w:val="2"/>
           </w:tcPr>
           <w:p>
             <w:r>
@@ -12222,7 +12352,7 @@
         </w:tc>
         <w:tc>
           <w:tcPr>
-            <w:tcW w:w="2973" w:type="dxa"/>
+            <w:tcW w:w="2972" w:type="dxa"/>
           </w:tcPr>
           <w:p/>
         </w:tc>
@@ -12254,7 +12384,7 @@
         </w:trPr>
         <w:tc>
           <w:tcPr>
-            <w:tcW w:w="1269" w:type="dxa"/>
+            <w:tcW w:w="1268" w:type="dxa"/>
           </w:tcPr>
           <w:p>
             <w:pPr>
@@ -12288,7 +12418,8 @@
         </w:tc>
         <w:tc>
           <w:tcPr>
-            <w:tcW w:w="3397" w:type="dxa"/>
+            <w:tcW w:w="3399" w:type="dxa"/>
+            <w:gridSpan w:val="2"/>
           </w:tcPr>
           <w:p>
             <w:r>
@@ -12298,7 +12429,7 @@
         </w:tc>
         <w:tc>
           <w:tcPr>
-            <w:tcW w:w="2973" w:type="dxa"/>
+            <w:tcW w:w="2972" w:type="dxa"/>
           </w:tcPr>
           <w:p/>
         </w:tc>
@@ -12330,7 +12461,7 @@
         </w:trPr>
         <w:tc>
           <w:tcPr>
-            <w:tcW w:w="1269" w:type="dxa"/>
+            <w:tcW w:w="1268" w:type="dxa"/>
           </w:tcPr>
           <w:p>
             <w:pPr>
@@ -12364,7 +12495,8 @@
         </w:tc>
         <w:tc>
           <w:tcPr>
-            <w:tcW w:w="3397" w:type="dxa"/>
+            <w:tcW w:w="3399" w:type="dxa"/>
+            <w:gridSpan w:val="2"/>
           </w:tcPr>
           <w:p>
             <w:r>
@@ -12374,7 +12506,7 @@
         </w:tc>
         <w:tc>
           <w:tcPr>
-            <w:tcW w:w="2973" w:type="dxa"/>
+            <w:tcW w:w="2972" w:type="dxa"/>
           </w:tcPr>
           <w:p/>
         </w:tc>
@@ -12406,7 +12538,7 @@
         </w:trPr>
         <w:tc>
           <w:tcPr>
-            <w:tcW w:w="1269" w:type="dxa"/>
+            <w:tcW w:w="1268" w:type="dxa"/>
           </w:tcPr>
           <w:p>
             <w:pPr>
@@ -12440,7 +12572,8 @@
         </w:tc>
         <w:tc>
           <w:tcPr>
-            <w:tcW w:w="3397" w:type="dxa"/>
+            <w:tcW w:w="3399" w:type="dxa"/>
+            <w:gridSpan w:val="2"/>
           </w:tcPr>
           <w:p>
             <w:r>
@@ -12450,7 +12583,7 @@
         </w:tc>
         <w:tc>
           <w:tcPr>
-            <w:tcW w:w="2973" w:type="dxa"/>
+            <w:tcW w:w="2972" w:type="dxa"/>
           </w:tcPr>
           <w:p/>
         </w:tc>
@@ -12482,7 +12615,7 @@
         </w:trPr>
         <w:tc>
           <w:tcPr>
-            <w:tcW w:w="1269" w:type="dxa"/>
+            <w:tcW w:w="1268" w:type="dxa"/>
           </w:tcPr>
           <w:p>
             <w:pPr>
@@ -12516,7 +12649,8 @@
         </w:tc>
         <w:tc>
           <w:tcPr>
-            <w:tcW w:w="3397" w:type="dxa"/>
+            <w:tcW w:w="3399" w:type="dxa"/>
+            <w:gridSpan w:val="2"/>
           </w:tcPr>
           <w:p>
             <w:r>
@@ -12526,7 +12660,7 @@
         </w:tc>
         <w:tc>
           <w:tcPr>
-            <w:tcW w:w="2973" w:type="dxa"/>
+            <w:tcW w:w="2972" w:type="dxa"/>
           </w:tcPr>
           <w:p/>
         </w:tc>
@@ -15911,6 +16045,9 @@
         <w:t xml:space="preserve"> = PascalCase</w:t>
       </w:r>
     </w:p>
+    <w:p/>
+    <w:p/>
+    <w:p/>
     <w:p>
       <w:pPr>
         <w:jc w:val="center"/>
@@ -15991,27 +16128,7 @@
           <w:sz w:val="28"/>
           <w:szCs w:val="28"/>
         </w:rPr>
-        <w:t>)</w:t>
-      </w:r>
-    </w:p>
-    <w:p>
-      <w:pPr>
-        <w:jc w:val="center"/>
-        <w:rPr>
-          <w:i/>
-          <w:iCs/>
-          <w:sz w:val="28"/>
-          <w:szCs w:val="28"/>
-        </w:rPr>
-      </w:pPr>
-      <w:r>
-        <w:rPr>
-          <w:i/>
-          <w:iCs/>
-          <w:sz w:val="28"/>
-          <w:szCs w:val="28"/>
-        </w:rPr>
-        <w:t xml:space="preserve"> </w:t>
+        <w:t xml:space="preserve">) </w:t>
       </w:r>
     </w:p>
     <w:p/>
@@ -16584,6 +16701,7 @@
               <w:jc w:val="center"/>
             </w:pPr>
             <w:r>
+              <w:lastRenderedPageBreak/>
               <w:t>_CARDS</w:t>
             </w:r>
           </w:p>
@@ -16638,7 +16756,6 @@
               <w:jc w:val="center"/>
             </w:pPr>
             <w:r>
-              <w:lastRenderedPageBreak/>
               <w:t>_RESULT</w:t>
             </w:r>
           </w:p>
@@ -17501,6 +17618,7 @@
               <w:jc w:val="center"/>
             </w:pPr>
             <w:r>
+              <w:lastRenderedPageBreak/>
               <w:t>playerXCards</w:t>
             </w:r>
           </w:p>
@@ -17570,7 +17688,6 @@
               <w:jc w:val="center"/>
             </w:pPr>
             <w:r>
-              <w:lastRenderedPageBreak/>
               <w:t>dealerCards</w:t>
             </w:r>
           </w:p>
@@ -18509,7 +18626,11 @@
               <w:t xml:space="preserve">Holds </w:t>
             </w:r>
             <w:r>
-              <w:t>each players currency separately in the order of the index of the players index of the players</w:t>
+              <w:t xml:space="preserve">each players currency separately in the order of the </w:t>
+            </w:r>
+            <w:r>
+              <w:lastRenderedPageBreak/>
+              <w:t>index of the players index of the players</w:t>
             </w:r>
           </w:p>
         </w:tc>
@@ -20398,7 +20519,7 @@
                 <w:lang w:eastAsia="en-GB"/>
               </w:rPr>
               <w:drawing>
-                <wp:inline distT="0" distB="0" distL="0" distR="0" wp14:anchorId="174E0343" wp14:editId="3F59F252">
+                <wp:inline distT="0" distB="0" distL="0" distR="0" wp14:anchorId="174E0343" wp14:editId="1D7FBA58">
                   <wp:extent cx="2944994" cy="1211283"/>
                   <wp:effectExtent l="0" t="0" r="8255" b="8255"/>
                   <wp:docPr id="1909004241" name="Picture 1"/>
@@ -22319,6 +22440,21 @@
                 <w:lang w:eastAsia="ja-JP"/>
               </w:rPr>
               <w:t xml:space="preserve">I improved the CardIntegration subroutine by adding a check that the card they are trying to add is in the shuffled_Deck and if not they will be prompted to renter a card catching typos, card reptetition and non existing cards. This check uses a while loop. </w:t>
+            </w:r>
+          </w:p>
+          <w:p>
+            <w:pPr>
+              <w:rPr>
+                <w:rFonts w:asciiTheme="majorHAnsi" w:eastAsia="Cambria Math" w:hAnsiTheme="majorHAnsi"/>
+                <w:lang w:eastAsia="ja-JP"/>
+              </w:rPr>
+            </w:pPr>
+            <w:r>
+              <w:rPr>
+                <w:rFonts w:asciiTheme="majorHAnsi" w:eastAsia="Cambria Math" w:hAnsiTheme="majorHAnsi"/>
+                <w:lang w:eastAsia="ja-JP"/>
+              </w:rPr>
+              <w:t xml:space="preserve">I used the “count” built in list method which will display the number of times a card occurs in the deck. The expected output is 1 if its not been delt yet and 0 if it has already been delt. </w:t>
             </w:r>
           </w:p>
           <w:p>
@@ -22518,8 +22654,9 @@
                 <w:noProof/>
                 <w:lang w:eastAsia="en-GB"/>
               </w:rPr>
+              <w:lastRenderedPageBreak/>
               <w:drawing>
-                <wp:anchor distT="0" distB="0" distL="114300" distR="114300" simplePos="0" relativeHeight="251674624" behindDoc="0" locked="0" layoutInCell="1" allowOverlap="1" wp14:anchorId="4497E234" wp14:editId="0C233FF9">
+                <wp:anchor distT="0" distB="0" distL="114300" distR="114300" simplePos="0" relativeHeight="251674624" behindDoc="0" locked="0" layoutInCell="1" allowOverlap="1" wp14:anchorId="4497E234" wp14:editId="4E8D4AE9">
                   <wp:simplePos x="0" y="0"/>
                   <wp:positionH relativeFrom="column">
                     <wp:posOffset>-60325</wp:posOffset>
@@ -22625,7 +22762,6 @@
                 <w:noProof/>
                 <w:lang w:eastAsia="en-GB"/>
               </w:rPr>
-              <w:lastRenderedPageBreak/>
               <w:drawing>
                 <wp:anchor distT="0" distB="0" distL="114300" distR="114300" simplePos="0" relativeHeight="251672576" behindDoc="0" locked="0" layoutInCell="1" allowOverlap="1" wp14:anchorId="7E2E9317" wp14:editId="1B41A295">
                   <wp:simplePos x="0" y="0"/>
@@ -25460,7 +25596,7 @@
               </w:rPr>
               <w:lastRenderedPageBreak/>
               <w:drawing>
-                <wp:inline distT="0" distB="0" distL="0" distR="0" wp14:anchorId="64B8FB74" wp14:editId="605DDE3A">
+                <wp:inline distT="0" distB="0" distL="0" distR="0" wp14:anchorId="64B8FB74" wp14:editId="41A0BD5C">
                   <wp:extent cx="2588724" cy="7174236"/>
                   <wp:effectExtent l="0" t="0" r="2540" b="7620"/>
                   <wp:docPr id="826538610" name="Picture 2"/>
@@ -25576,6 +25712,11 @@
           <w:p/>
           <w:p>
             <w:r>
+              <w:t>*ShuffleDeck()</w:t>
+            </w:r>
+          </w:p>
+          <w:p>
+            <w:r>
               <w:t>At the start of each round it reshuffles the deck and resets certain variables (dealerCards</w:t>
             </w:r>
             <w:r>
@@ -25683,7 +25824,13 @@
           <w:p/>
           <w:p>
             <w:r>
-              <w:t xml:space="preserve">CalculateWinnings is then called upon to calculate each players winnings and add it to their currency depending on </w:t>
+              <w:t>CalculateWinnings</w:t>
+            </w:r>
+            <w:r>
+              <w:t>()</w:t>
+            </w:r>
+            <w:r>
+              <w:t xml:space="preserve"> is then called upon to calculate each players winnings and add it to their currency depending on </w:t>
             </w:r>
             <w:r>
               <w:t>each players</w:t>
@@ -25815,7 +25962,11 @@
           <w:tcPr>
             <w:tcW w:w="3209" w:type="dxa"/>
           </w:tcPr>
-          <w:p/>
+          <w:p>
+            <w:r>
+              <w:t>Explanation</w:t>
+            </w:r>
+          </w:p>
         </w:tc>
       </w:tr>
       <w:tr>
@@ -26095,10 +26246,7 @@
           </w:tcPr>
           <w:p>
             <w:r>
-              <w:t>When I tried running the sub routine couldn’t concatenate “Your currency: ” with the integer currency</w:t>
-            </w:r>
-            <w:r>
-              <w:t>.</w:t>
+              <w:t>When I tried running the sub routine couldn’t concatenate “Your currency: ” with the integer currency.</w:t>
             </w:r>
           </w:p>
           <w:p/>
@@ -26120,16 +26268,7 @@
               <w:t xml:space="preserve">However opted to </w:t>
             </w:r>
             <w:r>
-              <w:t xml:space="preserve">changing the currency to a string value when </w:t>
-            </w:r>
-            <w:r>
-              <w:t xml:space="preserve">being </w:t>
-            </w:r>
-            <w:r>
-              <w:t xml:space="preserve">printed </w:t>
-            </w:r>
-            <w:r>
-              <w:t>which fixed the problem</w:t>
+              <w:t>changing the currency to a string value when being printed which fixed the problem</w:t>
             </w:r>
             <w:r>
               <w:t xml:space="preserve"> and I think it is a safer option to prevent any accidental math operations being made inside the print statement</w:t>
@@ -26199,19 +26338,7 @@
           </w:tcPr>
           <w:p>
             <w:r>
-              <w:t xml:space="preserve">I </w:t>
-            </w:r>
-            <w:r>
-              <w:t xml:space="preserve">also </w:t>
-            </w:r>
-            <w:r>
-              <w:t>subtracted 1 off the length of players list as without it I assumed it would cause “i” to increment 0,1,2,3,4. looping 5 times for 4 players causing an error</w:t>
-            </w:r>
-            <w:r>
-              <w:t xml:space="preserve"> </w:t>
-            </w:r>
-            <w:r>
-              <w:t>but instead it increments 0,1,2. When subtracting 1 only showing 3 players ignoring the 4th so i removed it off all my for “i” in range(length) loops</w:t>
+              <w:t>I also subtracted 1 off the length of players list as without it I assumed it would cause “i” to increment 0,1,2,3,4. looping 5 times for 4 players causing an error but instead it increments 0,1,2. When subtracting 1 only showing 3 players ignoring the 4th so i removed it off all my for “i” in range(length) loops</w:t>
             </w:r>
           </w:p>
         </w:tc>
@@ -26708,13 +26835,17 @@
       </w:tr>
       <w:tr>
         <w:trPr>
-          <w:trHeight w:val="2379"/>
+          <w:trHeight w:val="60"/>
         </w:trPr>
         <w:tc>
           <w:tcPr>
             <w:tcW w:w="5807" w:type="dxa"/>
           </w:tcPr>
-          <w:p/>
+          <w:p>
+            <w:r>
+              <w:t>BlackjackResult() subroutine</w:t>
+            </w:r>
+          </w:p>
         </w:tc>
         <w:tc>
           <w:tcPr>
@@ -26731,7 +26862,46 @@
           <w:tcPr>
             <w:tcW w:w="5807" w:type="dxa"/>
           </w:tcPr>
-          <w:p/>
+          <w:p>
+            <w:r>
+              <w:lastRenderedPageBreak/>
+              <w:drawing>
+                <wp:inline distT="0" distB="0" distL="0" distR="0" wp14:anchorId="65078174" wp14:editId="6BFE2172">
+                  <wp:extent cx="3550285" cy="2188845"/>
+                  <wp:effectExtent l="0" t="0" r="0" b="1905"/>
+                  <wp:docPr id="156304401" name="Picture 1"/>
+                  <wp:cNvGraphicFramePr>
+                    <a:graphicFrameLocks xmlns:a="http://schemas.openxmlformats.org/drawingml/2006/main" noChangeAspect="1"/>
+                  </wp:cNvGraphicFramePr>
+                  <a:graphic xmlns:a="http://schemas.openxmlformats.org/drawingml/2006/main">
+                    <a:graphicData uri="http://schemas.openxmlformats.org/drawingml/2006/picture">
+                      <pic:pic xmlns:pic="http://schemas.openxmlformats.org/drawingml/2006/picture">
+                        <pic:nvPicPr>
+                          <pic:cNvPr id="156304401" name=""/>
+                          <pic:cNvPicPr/>
+                        </pic:nvPicPr>
+                        <pic:blipFill>
+                          <a:blip r:embed="rId83"/>
+                          <a:stretch>
+                            <a:fillRect/>
+                          </a:stretch>
+                        </pic:blipFill>
+                        <pic:spPr>
+                          <a:xfrm>
+                            <a:off x="0" y="0"/>
+                            <a:ext cx="3550285" cy="2188845"/>
+                          </a:xfrm>
+                          <a:prstGeom prst="rect">
+                            <a:avLst/>
+                          </a:prstGeom>
+                        </pic:spPr>
+                      </pic:pic>
+                    </a:graphicData>
+                  </a:graphic>
+                </wp:inline>
+              </w:drawing>
+            </w:r>
+          </w:p>
         </w:tc>
         <w:tc>
           <w:tcPr>
@@ -26749,6 +26919,82 @@
             <w:tcW w:w="5807" w:type="dxa"/>
           </w:tcPr>
           <w:p/>
+        </w:tc>
+        <w:tc>
+          <w:tcPr>
+            <w:tcW w:w="3209" w:type="dxa"/>
+          </w:tcPr>
+          <w:p/>
+        </w:tc>
+      </w:tr>
+      <w:tr>
+        <w:trPr>
+          <w:trHeight w:val="2379"/>
+        </w:trPr>
+        <w:tc>
+          <w:tcPr>
+            <w:tcW w:w="5807" w:type="dxa"/>
+          </w:tcPr>
+          <w:p>
+            <w:r>
+              <w:t>Blackjack full round subroutine</w:t>
+            </w:r>
+          </w:p>
+        </w:tc>
+        <w:tc>
+          <w:tcPr>
+            <w:tcW w:w="3209" w:type="dxa"/>
+          </w:tcPr>
+          <w:p/>
+        </w:tc>
+      </w:tr>
+      <w:tr>
+        <w:trPr>
+          <w:trHeight w:val="2379"/>
+        </w:trPr>
+        <w:tc>
+          <w:tcPr>
+            <w:tcW w:w="5807" w:type="dxa"/>
+          </w:tcPr>
+          <w:p>
+            <w:r>
+              <w:drawing>
+                <wp:inline distT="0" distB="0" distL="0" distR="0" wp14:anchorId="3F39C7CB" wp14:editId="26B29DED">
+                  <wp:extent cx="3550285" cy="3378835"/>
+                  <wp:effectExtent l="0" t="0" r="0" b="0"/>
+                  <wp:docPr id="1829011913" name="Picture 1"/>
+                  <wp:cNvGraphicFramePr>
+                    <a:graphicFrameLocks xmlns:a="http://schemas.openxmlformats.org/drawingml/2006/main" noChangeAspect="1"/>
+                  </wp:cNvGraphicFramePr>
+                  <a:graphic xmlns:a="http://schemas.openxmlformats.org/drawingml/2006/main">
+                    <a:graphicData uri="http://schemas.openxmlformats.org/drawingml/2006/picture">
+                      <pic:pic xmlns:pic="http://schemas.openxmlformats.org/drawingml/2006/picture">
+                        <pic:nvPicPr>
+                          <pic:cNvPr id="1829011913" name=""/>
+                          <pic:cNvPicPr/>
+                        </pic:nvPicPr>
+                        <pic:blipFill>
+                          <a:blip r:embed="rId84"/>
+                          <a:stretch>
+                            <a:fillRect/>
+                          </a:stretch>
+                        </pic:blipFill>
+                        <pic:spPr>
+                          <a:xfrm>
+                            <a:off x="0" y="0"/>
+                            <a:ext cx="3550285" cy="3378835"/>
+                          </a:xfrm>
+                          <a:prstGeom prst="rect">
+                            <a:avLst/>
+                          </a:prstGeom>
+                        </pic:spPr>
+                      </pic:pic>
+                    </a:graphicData>
+                  </a:graphic>
+                </wp:inline>
+              </w:drawing>
+            </w:r>
+          </w:p>
         </w:tc>
         <w:tc>
           <w:tcPr>
@@ -27500,6 +27746,7 @@
           <w:szCs w:val="60"/>
           <w:u w:val="single"/>
         </w:rPr>
+        <w:lastRenderedPageBreak/>
         <w:t>Evaluation</w:t>
       </w:r>
     </w:p>
@@ -29653,11 +29900,13 @@
     <w:rsid w:val="00463C9C"/>
     <w:rsid w:val="00506A54"/>
     <w:rsid w:val="005428A6"/>
+    <w:rsid w:val="005E5016"/>
     <w:rsid w:val="005F6B07"/>
     <w:rsid w:val="0063304A"/>
     <w:rsid w:val="00655191"/>
     <w:rsid w:val="00675867"/>
     <w:rsid w:val="00684C23"/>
+    <w:rsid w:val="0070715D"/>
     <w:rsid w:val="007615D1"/>
     <w:rsid w:val="0079146A"/>
     <w:rsid w:val="00794E04"/>
@@ -29696,6 +29945,7 @@
     <w:rsid w:val="00E224EF"/>
     <w:rsid w:val="00E35D3A"/>
     <w:rsid w:val="00E41B1D"/>
+    <w:rsid w:val="00E47771"/>
     <w:rsid w:val="00E64FA2"/>
     <w:rsid w:val="00E71C7B"/>
     <w:rsid w:val="00EA36E4"/>

--- a/The Cards Collective.docx
+++ b/The Cards Collective.docx
@@ -2,8 +2,6 @@
 <file path=word/document.xml><?xml version="1.0" encoding="utf-8"?>
 <w:document xmlns:wpc="http://schemas.microsoft.com/office/word/2010/wordprocessingCanvas" xmlns:cx="http://schemas.microsoft.com/office/drawing/2014/chartex" xmlns:cx1="http://schemas.microsoft.com/office/drawing/2015/9/8/chartex" xmlns:cx2="http://schemas.microsoft.com/office/drawing/2015/10/21/chartex" xmlns:cx3="http://schemas.microsoft.com/office/drawing/2016/5/9/chartex" xmlns:cx4="http://schemas.microsoft.com/office/drawing/2016/5/10/chartex" xmlns:cx5="http://schemas.microsoft.com/office/drawing/2016/5/11/chartex" xmlns:cx6="http://schemas.microsoft.com/office/drawing/2016/5/12/chartex" xmlns:cx7="http://schemas.microsoft.com/office/drawing/2016/5/13/chartex" xmlns:cx8="http://schemas.microsoft.com/office/drawing/2016/5/14/chartex" xmlns:mc="http://schemas.openxmlformats.org/markup-compatibility/2006" xmlns:aink="http://schemas.microsoft.com/office/drawing/2016/ink" xmlns:am3d="http://schemas.microsoft.com/office/drawing/2017/model3d" xmlns:o="urn:schemas-microsoft-com:office:office" xmlns:oel="http://schemas.microsoft.com/office/2019/extlst" xmlns:r="http://schemas.openxmlformats.org/officeDocument/2006/relationships" xmlns:m="http://schemas.openxmlformats.org/officeDocument/2006/math" xmlns:v="urn:schemas-microsoft-com:vml" xmlns:wp14="http://schemas.microsoft.com/office/word/2010/wordprocessingDrawing" xmlns:wp="http://schemas.openxmlformats.org/drawingml/2006/wordprocessingDrawing" xmlns:w10="urn:schemas-microsoft-com:office:word" xmlns:w="http://schemas.openxmlformats.org/wordprocessingml/2006/main" xmlns:w14="http://schemas.microsoft.com/office/word/2010/wordml" xmlns:w15="http://schemas.microsoft.com/office/word/2012/wordml" xmlns:w16cex="http://schemas.microsoft.com/office/word/2018/wordml/cex" xmlns:w16cid="http://schemas.microsoft.com/office/word/2016/wordml/cid" xmlns:w16="http://schemas.microsoft.com/office/word/2018/wordml" xmlns:w16du="http://schemas.microsoft.com/office/word/2023/wordml/word16du" xmlns:w16sdtdh="http://schemas.microsoft.com/office/word/2020/wordml/sdtdatahash" xmlns:w16sdtfl="http://schemas.microsoft.com/office/word/2024/wordml/sdtformatlock" xmlns:w16se="http://schemas.microsoft.com/office/word/2015/wordml/symex" xmlns:wpg="http://schemas.microsoft.com/office/word/2010/wordprocessingGroup" xmlns:wpi="http://schemas.microsoft.com/office/word/2010/wordprocessingInk" xmlns:wne="http://schemas.microsoft.com/office/word/2006/wordml" xmlns:wps="http://schemas.microsoft.com/office/word/2010/wordprocessingShape" mc:Ignorable="w14 w15 w16se w16cid w16 w16cex w16sdtdh w16sdtfl w16du wp14">
   <w:body>
-    <w:bookmarkStart w:id="0" w:name="_Hlk210792339" w:displacedByCustomXml="next"/>
-    <w:bookmarkEnd w:id="0" w:displacedByCustomXml="next"/>
     <w:sdt>
       <w:sdtPr>
         <w:id w:val="991454082"/>
@@ -295,6 +293,7 @@
                         <w:szCs w:val="28"/>
                       </w:rPr>
                     </w:pPr>
+                    <w:proofErr w:type="spellStart"/>
                     <w:r>
                       <w:rPr>
                         <w:b/>
@@ -303,7 +302,18 @@
                         <w:sz w:val="28"/>
                         <w:szCs w:val="28"/>
                       </w:rPr>
-                      <w:t>Xx/xx/25</w:t>
+                      <w:t>Xx</w:t>
+                    </w:r>
+                    <w:proofErr w:type="spellEnd"/>
+                    <w:r>
+                      <w:rPr>
+                        <w:b/>
+                        <w:bCs/>
+                        <w:color w:val="000000" w:themeColor="text1"/>
+                        <w:sz w:val="28"/>
+                        <w:szCs w:val="28"/>
+                      </w:rPr>
+                      <w:t>/xx/25</w:t>
                     </w:r>
                   </w:p>
                 </w:sdtContent>
@@ -4334,12 +4344,12 @@
       <w:pPr>
         <w:pStyle w:val="Heading1"/>
       </w:pPr>
-      <w:bookmarkStart w:id="1" w:name="_Toc212183550"/>
+      <w:bookmarkStart w:id="0" w:name="_Toc212183550"/>
       <w:r>
         <w:lastRenderedPageBreak/>
         <w:t>Analysis</w:t>
       </w:r>
-      <w:bookmarkEnd w:id="1"/>
+      <w:bookmarkEnd w:id="0"/>
     </w:p>
     <w:p>
       <w:r>
@@ -4396,8 +4406,13 @@
         <w:t xml:space="preserve"> I </w:t>
       </w:r>
       <w:r>
-        <w:t>never played poker or blackjack until I was older</w:t>
-      </w:r>
+        <w:t xml:space="preserve">never played poker or blackjack until I was </w:t>
+      </w:r>
+      <w:proofErr w:type="gramStart"/>
+      <w:r>
+        <w:t>older</w:t>
+      </w:r>
+      <w:proofErr w:type="gramEnd"/>
       <w:r>
         <w:t xml:space="preserve"> but I found </w:t>
       </w:r>
@@ -4555,22 +4570,22 @@
       <w:pPr>
         <w:pStyle w:val="Heading2"/>
       </w:pPr>
-      <w:bookmarkStart w:id="2" w:name="_Toc212183551"/>
+      <w:bookmarkStart w:id="1" w:name="_Toc212183551"/>
       <w:r>
         <w:lastRenderedPageBreak/>
         <w:t>Similar Games:</w:t>
       </w:r>
-      <w:bookmarkEnd w:id="2"/>
+      <w:bookmarkEnd w:id="1"/>
     </w:p>
     <w:p>
       <w:pPr>
         <w:pStyle w:val="Heading3"/>
       </w:pPr>
-      <w:bookmarkStart w:id="3" w:name="_Toc212183552"/>
+      <w:bookmarkStart w:id="2" w:name="_Toc212183552"/>
       <w:r>
         <w:t>Prominence Poker</w:t>
       </w:r>
-      <w:bookmarkEnd w:id="3"/>
+      <w:bookmarkEnd w:id="2"/>
     </w:p>
     <w:p>
       <w:pPr>
@@ -4737,11 +4752,16 @@
       <w:r>
         <w:t xml:space="preserve">PlayStation, Xbox and </w:t>
       </w:r>
+      <w:proofErr w:type="gramStart"/>
       <w:r>
         <w:t>Windows</w:t>
       </w:r>
       <w:r>
-        <w:t>(Steam)</w:t>
+        <w:t>(</w:t>
+      </w:r>
+      <w:proofErr w:type="gramEnd"/>
+      <w:r>
+        <w:t>Steam)</w:t>
       </w:r>
     </w:p>
     <w:p>
@@ -4756,6 +4776,7 @@
           <w:bCs/>
         </w:rPr>
       </w:pPr>
+      <w:proofErr w:type="spellStart"/>
       <w:r>
         <w:rPr>
           <w:b/>
@@ -4770,6 +4791,7 @@
         </w:rPr>
         <w:t>modes</w:t>
       </w:r>
+      <w:proofErr w:type="spellEnd"/>
       <w:r>
         <w:rPr>
           <w:b/>
@@ -4778,8 +4800,13 @@
         <w:t xml:space="preserve">: </w:t>
       </w:r>
       <w:r>
-        <w:t>Poker         (</w:t>
-      </w:r>
+        <w:t xml:space="preserve">Poker      </w:t>
+      </w:r>
+      <w:proofErr w:type="gramStart"/>
+      <w:r>
+        <w:t xml:space="preserve">   (</w:t>
+      </w:r>
+      <w:proofErr w:type="gramEnd"/>
       <w:r>
         <w:t>N</w:t>
       </w:r>
@@ -4828,7 +4855,15 @@
         <w:t xml:space="preserve"> </w:t>
       </w:r>
       <w:r>
-        <w:t>Online and single player          (No local multiplayer)</w:t>
+        <w:t xml:space="preserve">Online and single player       </w:t>
+      </w:r>
+      <w:proofErr w:type="gramStart"/>
+      <w:r>
+        <w:t xml:space="preserve">   (</w:t>
+      </w:r>
+      <w:proofErr w:type="gramEnd"/>
+      <w:r>
+        <w:t>No local multiplayer)</w:t>
       </w:r>
     </w:p>
     <w:p>
@@ -4839,6 +4874,7 @@
           <w:numId w:val="4"/>
         </w:numPr>
       </w:pPr>
+      <w:proofErr w:type="gramStart"/>
       <w:r>
         <w:rPr>
           <w:b/>
@@ -4846,6 +4882,7 @@
         </w:rPr>
         <w:t>View point</w:t>
       </w:r>
+      <w:proofErr w:type="gramEnd"/>
       <w:r>
         <w:t xml:space="preserve">: </w:t>
       </w:r>
@@ -4987,7 +5024,23 @@
           </w:tcPr>
           <w:p>
             <w:r>
-              <w:t>I would like to integrate the feature that the amount of currency a player has is displayed in number and also size on the table e.g barely any money = a couple chips on the table, lots of money = piles of chips on the table</w:t>
+              <w:t xml:space="preserve">I would like to integrate the feature that the amount of currency a player has is displayed in number </w:t>
+            </w:r>
+            <w:proofErr w:type="gramStart"/>
+            <w:r>
+              <w:t>and also</w:t>
+            </w:r>
+            <w:proofErr w:type="gramEnd"/>
+            <w:r>
+              <w:t xml:space="preserve"> size on the table </w:t>
+            </w:r>
+            <w:proofErr w:type="spellStart"/>
+            <w:r>
+              <w:t>e.g</w:t>
+            </w:r>
+            <w:proofErr w:type="spellEnd"/>
+            <w:r>
+              <w:t xml:space="preserve"> barely any money = a couple chips on the table, lots of money = piles of chips on the table</w:t>
             </w:r>
           </w:p>
         </w:tc>
@@ -4997,13 +5050,31 @@
           </w:tcPr>
           <w:p>
             <w:r>
-              <w:t>I wont be integrating online play as there are already loads of games like this that use it and it will bring too much competition while my game is supposed to be relax</w:t>
+              <w:t xml:space="preserve">I </w:t>
+            </w:r>
+            <w:proofErr w:type="spellStart"/>
+            <w:proofErr w:type="gramStart"/>
+            <w:r>
+              <w:t>wont</w:t>
+            </w:r>
+            <w:proofErr w:type="spellEnd"/>
+            <w:proofErr w:type="gramEnd"/>
+            <w:r>
+              <w:t xml:space="preserve"> be integrating online play as there are already loads of games like this that use it and it will bring too much competition while my game is supposed to be relax</w:t>
             </w:r>
             <w:r>
               <w:t>ed</w:t>
             </w:r>
             <w:r>
-              <w:t>. Instead I will be having local multiplayer and a singleplayer</w:t>
+              <w:t xml:space="preserve">. </w:t>
+            </w:r>
+            <w:proofErr w:type="gramStart"/>
+            <w:r>
+              <w:t>Instead</w:t>
+            </w:r>
+            <w:proofErr w:type="gramEnd"/>
+            <w:r>
+              <w:t xml:space="preserve"> I will be having local multiplayer and a singleplayer</w:t>
             </w:r>
           </w:p>
         </w:tc>
@@ -5021,7 +5092,15 @@
               <w:t>I will be moving forward the</w:t>
             </w:r>
             <w:r>
-              <w:t xml:space="preserve"> (Texas Holdem)</w:t>
+              <w:t xml:space="preserve"> (Texas </w:t>
+            </w:r>
+            <w:proofErr w:type="spellStart"/>
+            <w:r>
+              <w:t>Holdem</w:t>
+            </w:r>
+            <w:proofErr w:type="spellEnd"/>
+            <w:r>
+              <w:t>)</w:t>
             </w:r>
             <w:r>
               <w:t xml:space="preserve"> 2 card poker as it is</w:t>
@@ -5029,8 +5108,13 @@
             <w:r>
               <w:t xml:space="preserve"> easier than other variations of poker </w:t>
             </w:r>
-            <w:r>
-              <w:t xml:space="preserve">e.g </w:t>
+            <w:proofErr w:type="spellStart"/>
+            <w:r>
+              <w:t>e.g</w:t>
+            </w:r>
+            <w:proofErr w:type="spellEnd"/>
+            <w:r>
+              <w:t xml:space="preserve"> </w:t>
             </w:r>
             <w:r>
               <w:t>3 card poker</w:t>
@@ -5057,7 +5141,15 @@
           </w:tcPr>
           <w:p>
             <w:r>
-              <w:t>Player customization is unnecessary as my game will be a first person view of the table so no players will be seen such as clothing hats tattoos piercings etc</w:t>
+              <w:t xml:space="preserve">Player customization is unnecessary as my game will be a </w:t>
+            </w:r>
+            <w:proofErr w:type="gramStart"/>
+            <w:r>
+              <w:t>first person</w:t>
+            </w:r>
+            <w:proofErr w:type="gramEnd"/>
+            <w:r>
+              <w:t xml:space="preserve"> view of the table so no players will be seen such as clothing hats tattoos piercings etc</w:t>
             </w:r>
           </w:p>
         </w:tc>
@@ -5074,12 +5166,12 @@
       <w:pPr>
         <w:pStyle w:val="Heading3"/>
       </w:pPr>
-      <w:bookmarkStart w:id="4" w:name="_Toc212183553"/>
+      <w:bookmarkStart w:id="3" w:name="_Toc212183553"/>
       <w:r>
         <w:lastRenderedPageBreak/>
         <w:t>Blackjack Championship</w:t>
       </w:r>
-      <w:bookmarkEnd w:id="4"/>
+      <w:bookmarkEnd w:id="3"/>
     </w:p>
     <w:p>
       <w:pPr>
@@ -5201,6 +5293,7 @@
       <w:r>
         <w:t xml:space="preserve"> </w:t>
       </w:r>
+      <w:proofErr w:type="gramStart"/>
       <w:r>
         <w:rPr>
           <w:sz w:val="14"/>
@@ -5213,14 +5306,38 @@
           <w:sz w:val="14"/>
           <w:szCs w:val="14"/>
         </w:rPr>
-        <w:t>(Steam),</w:t>
-      </w:r>
+        <w:t>(</w:t>
+      </w:r>
+      <w:proofErr w:type="gramEnd"/>
       <w:r>
         <w:rPr>
           <w:sz w:val="14"/>
           <w:szCs w:val="14"/>
         </w:rPr>
-        <w:t xml:space="preserve"> MacOS(Steam)</w:t>
+        <w:t>Steam),</w:t>
+      </w:r>
+      <w:r>
+        <w:rPr>
+          <w:sz w:val="14"/>
+          <w:szCs w:val="14"/>
+        </w:rPr>
+        <w:t xml:space="preserve"> </w:t>
+      </w:r>
+      <w:proofErr w:type="gramStart"/>
+      <w:r>
+        <w:rPr>
+          <w:sz w:val="14"/>
+          <w:szCs w:val="14"/>
+        </w:rPr>
+        <w:t>MacOS(</w:t>
+      </w:r>
+      <w:proofErr w:type="gramEnd"/>
+      <w:r>
+        <w:rPr>
+          <w:sz w:val="14"/>
+          <w:szCs w:val="14"/>
+        </w:rPr>
+        <w:t>Steam)</w:t>
       </w:r>
       <w:r>
         <w:rPr>
@@ -5236,6 +5353,7 @@
         </w:rPr>
         <w:t xml:space="preserve"> </w:t>
       </w:r>
+      <w:proofErr w:type="gramStart"/>
       <w:r>
         <w:rPr>
           <w:sz w:val="14"/>
@@ -5248,7 +5366,15 @@
           <w:sz w:val="14"/>
           <w:szCs w:val="14"/>
         </w:rPr>
-        <w:t>(App store),</w:t>
+        <w:t>(</w:t>
+      </w:r>
+      <w:proofErr w:type="gramEnd"/>
+      <w:r>
+        <w:rPr>
+          <w:sz w:val="14"/>
+          <w:szCs w:val="14"/>
+        </w:rPr>
+        <w:t>App store),</w:t>
       </w:r>
       <w:r>
         <w:rPr>
@@ -5262,7 +5388,23 @@
           <w:sz w:val="14"/>
           <w:szCs w:val="14"/>
         </w:rPr>
-        <w:t>Apple TV(App store)</w:t>
+        <w:t xml:space="preserve">Apple </w:t>
+      </w:r>
+      <w:proofErr w:type="gramStart"/>
+      <w:r>
+        <w:rPr>
+          <w:sz w:val="14"/>
+          <w:szCs w:val="14"/>
+        </w:rPr>
+        <w:t>TV(</w:t>
+      </w:r>
+      <w:proofErr w:type="gramEnd"/>
+      <w:r>
+        <w:rPr>
+          <w:sz w:val="14"/>
+          <w:szCs w:val="14"/>
+        </w:rPr>
+        <w:t>App store)</w:t>
       </w:r>
       <w:r>
         <w:rPr>
@@ -5294,6 +5436,7 @@
           <w:numId w:val="3"/>
         </w:numPr>
       </w:pPr>
+      <w:proofErr w:type="spellStart"/>
       <w:r>
         <w:rPr>
           <w:b/>
@@ -5308,6 +5451,7 @@
         </w:rPr>
         <w:t>modes</w:t>
       </w:r>
+      <w:proofErr w:type="spellEnd"/>
       <w:r>
         <w:rPr>
           <w:b/>
@@ -5316,7 +5460,15 @@
         <w:t>:</w:t>
       </w:r>
       <w:r>
-        <w:t xml:space="preserve"> Blackjack   (No poker)</w:t>
+        <w:t xml:space="preserve"> Blackjack</w:t>
+      </w:r>
+      <w:proofErr w:type="gramStart"/>
+      <w:r>
+        <w:t xml:space="preserve">   (</w:t>
+      </w:r>
+      <w:proofErr w:type="gramEnd"/>
+      <w:r>
+        <w:t>No poker)</w:t>
       </w:r>
     </w:p>
     <w:p>
@@ -5363,7 +5515,15 @@
         <w:t>Multiplayer</w:t>
       </w:r>
       <w:r>
-        <w:t xml:space="preserve">          (No local multiplayer</w:t>
+        <w:t xml:space="preserve">       </w:t>
+      </w:r>
+      <w:proofErr w:type="gramStart"/>
+      <w:r>
+        <w:t xml:space="preserve">   (</w:t>
+      </w:r>
+      <w:proofErr w:type="gramEnd"/>
+      <w:r>
+        <w:t>No local multiplayer</w:t>
       </w:r>
       <w:r>
         <w:t xml:space="preserve"> or Singleplayer</w:t>
@@ -5380,6 +5540,7 @@
           <w:numId w:val="3"/>
         </w:numPr>
       </w:pPr>
+      <w:proofErr w:type="gramStart"/>
       <w:r>
         <w:rPr>
           <w:b/>
@@ -5387,6 +5548,7 @@
         </w:rPr>
         <w:t>View point</w:t>
       </w:r>
+      <w:proofErr w:type="gramEnd"/>
       <w:r>
         <w:t>: 1st person</w:t>
       </w:r>
@@ -5459,7 +5621,15 @@
           </w:tcPr>
           <w:p>
             <w:r>
-              <w:t>I like the layout of the table but I will have the cards look more like they are placed on the table than floating above it.</w:t>
+              <w:t xml:space="preserve">I like the layout of the </w:t>
+            </w:r>
+            <w:proofErr w:type="gramStart"/>
+            <w:r>
+              <w:t>table</w:t>
+            </w:r>
+            <w:proofErr w:type="gramEnd"/>
+            <w:r>
+              <w:t xml:space="preserve"> but I will have the cards look more like they are placed on the table than floating above it.</w:t>
             </w:r>
           </w:p>
           <w:p>
@@ -5470,7 +5640,15 @@
               <w:t xml:space="preserve">have the table in a similar position </w:t>
             </w:r>
             <w:r>
-              <w:t>but I wil have multiple different types for my user to choose from.</w:t>
+              <w:t xml:space="preserve">but I </w:t>
+            </w:r>
+            <w:proofErr w:type="spellStart"/>
+            <w:r>
+              <w:t>wil</w:t>
+            </w:r>
+            <w:proofErr w:type="spellEnd"/>
+            <w:r>
+              <w:t xml:space="preserve"> have multiple different types for my user to choose from.</w:t>
             </w:r>
           </w:p>
         </w:tc>
@@ -5480,7 +5658,33 @@
           </w:tcPr>
           <w:p>
             <w:r>
-              <w:t>I wont be adding profile pictures or country flags in my game as it is unnecessary when other players are next to eachother (local multiplayer) and can be easily identified by their username aswell.</w:t>
+              <w:t xml:space="preserve">I </w:t>
+            </w:r>
+            <w:proofErr w:type="spellStart"/>
+            <w:proofErr w:type="gramStart"/>
+            <w:r>
+              <w:t>wont</w:t>
+            </w:r>
+            <w:proofErr w:type="spellEnd"/>
+            <w:proofErr w:type="gramEnd"/>
+            <w:r>
+              <w:t xml:space="preserve"> be adding profile pictures or country flags in my game as it is unnecessary when other players are next to </w:t>
+            </w:r>
+            <w:proofErr w:type="spellStart"/>
+            <w:r>
+              <w:t>eachother</w:t>
+            </w:r>
+            <w:proofErr w:type="spellEnd"/>
+            <w:r>
+              <w:t xml:space="preserve"> (local multiplayer) and can be easily identified by their username </w:t>
+            </w:r>
+            <w:proofErr w:type="spellStart"/>
+            <w:r>
+              <w:t>aswell</w:t>
+            </w:r>
+            <w:proofErr w:type="spellEnd"/>
+            <w:r>
+              <w:t>.</w:t>
             </w:r>
           </w:p>
         </w:tc>
@@ -5523,7 +5727,25 @@
           </w:tcPr>
           <w:p>
             <w:r>
-              <w:t>I wont be integrating the jackpot as that strays from the games actual gameplay of blackjack and poker</w:t>
+              <w:t xml:space="preserve">I </w:t>
+            </w:r>
+            <w:proofErr w:type="spellStart"/>
+            <w:proofErr w:type="gramStart"/>
+            <w:r>
+              <w:t>wont</w:t>
+            </w:r>
+            <w:proofErr w:type="spellEnd"/>
+            <w:proofErr w:type="gramEnd"/>
+            <w:r>
+              <w:t xml:space="preserve"> be integrating the jackpot as that strays from the </w:t>
+            </w:r>
+            <w:proofErr w:type="gramStart"/>
+            <w:r>
+              <w:t>games</w:t>
+            </w:r>
+            <w:proofErr w:type="gramEnd"/>
+            <w:r>
+              <w:t xml:space="preserve"> actual gameplay of blackjack and poker</w:t>
             </w:r>
           </w:p>
         </w:tc>
@@ -5548,7 +5770,17 @@
           </w:tcPr>
           <w:p>
             <w:r>
-              <w:t>I wont be adding</w:t>
+              <w:t xml:space="preserve">I </w:t>
+            </w:r>
+            <w:proofErr w:type="spellStart"/>
+            <w:proofErr w:type="gramStart"/>
+            <w:r>
+              <w:t>wont</w:t>
+            </w:r>
+            <w:proofErr w:type="spellEnd"/>
+            <w:proofErr w:type="gramEnd"/>
+            <w:r>
+              <w:t xml:space="preserve"> be adding</w:t>
             </w:r>
             <w:r>
               <w:t xml:space="preserve"> display of</w:t>
@@ -5574,12 +5806,12 @@
       <w:pPr>
         <w:pStyle w:val="Heading3"/>
       </w:pPr>
-      <w:bookmarkStart w:id="5" w:name="_Toc212183554"/>
+      <w:bookmarkStart w:id="4" w:name="_Toc212183554"/>
       <w:r>
         <w:lastRenderedPageBreak/>
         <w:t>Poker club</w:t>
       </w:r>
-      <w:bookmarkEnd w:id="5"/>
+      <w:bookmarkEnd w:id="4"/>
     </w:p>
     <w:p>
       <w:pPr>
@@ -5755,7 +5987,15 @@
         <w:t>Platforms:</w:t>
       </w:r>
       <w:r>
-        <w:t xml:space="preserve"> PlayStation, Xbox and Windows(Steam)</w:t>
+        <w:t xml:space="preserve"> PlayStation, Xbox and </w:t>
+      </w:r>
+      <w:proofErr w:type="gramStart"/>
+      <w:r>
+        <w:t>Windows(</w:t>
+      </w:r>
+      <w:proofErr w:type="gramEnd"/>
+      <w:r>
+        <w:t>Steam)</w:t>
       </w:r>
     </w:p>
     <w:p>
@@ -5766,15 +6006,32 @@
           <w:numId w:val="1"/>
         </w:numPr>
       </w:pPr>
+      <w:proofErr w:type="spellStart"/>
       <w:r>
         <w:rPr>
           <w:b/>
           <w:bCs/>
         </w:rPr>
-        <w:t>Gamemodes:</w:t>
-      </w:r>
-      <w:r>
-        <w:t xml:space="preserve">  Poker           (No blackjack)</w:t>
+        <w:t>Gamemodes</w:t>
+      </w:r>
+      <w:proofErr w:type="spellEnd"/>
+      <w:r>
+        <w:rPr>
+          <w:b/>
+          <w:bCs/>
+        </w:rPr>
+        <w:t>:</w:t>
+      </w:r>
+      <w:r>
+        <w:t xml:space="preserve">  Poker        </w:t>
+      </w:r>
+      <w:proofErr w:type="gramStart"/>
+      <w:r>
+        <w:t xml:space="preserve">   (</w:t>
+      </w:r>
+      <w:proofErr w:type="gramEnd"/>
+      <w:r>
+        <w:t>No blackjack)</w:t>
       </w:r>
     </w:p>
     <w:p>
@@ -5823,7 +6080,15 @@
         <w:t>Play modes:</w:t>
       </w:r>
       <w:r>
-        <w:t xml:space="preserve"> Online and single player          (No local multiplayer)</w:t>
+        <w:t xml:space="preserve"> Online and single player       </w:t>
+      </w:r>
+      <w:proofErr w:type="gramStart"/>
+      <w:r>
+        <w:t xml:space="preserve">   (</w:t>
+      </w:r>
+      <w:proofErr w:type="gramEnd"/>
+      <w:r>
+        <w:t>No local multiplayer)</w:t>
       </w:r>
     </w:p>
     <w:p>
@@ -5834,6 +6099,7 @@
           <w:numId w:val="1"/>
         </w:numPr>
       </w:pPr>
+      <w:proofErr w:type="gramStart"/>
       <w:r>
         <w:rPr>
           <w:b/>
@@ -5841,6 +6107,7 @@
         </w:rPr>
         <w:t>View point</w:t>
       </w:r>
+      <w:proofErr w:type="gramEnd"/>
       <w:r>
         <w:t>: 3rd person</w:t>
       </w:r>
@@ -5923,7 +6190,15 @@
           </w:tcPr>
           <w:p>
             <w:r>
-              <w:t>I won’t be integrating hands/arms into the game as I feel this is abit over the top and ruins the simplistic gameplay I am aiming for</w:t>
+              <w:t xml:space="preserve">I won’t be integrating hands/arms into the game as I feel this is </w:t>
+            </w:r>
+            <w:proofErr w:type="spellStart"/>
+            <w:r>
+              <w:t>abit</w:t>
+            </w:r>
+            <w:proofErr w:type="spellEnd"/>
+            <w:r>
+              <w:t xml:space="preserve"> over the top and ruins the simplistic gameplay I am aiming for</w:t>
             </w:r>
           </w:p>
         </w:tc>
@@ -5938,7 +6213,15 @@
           </w:tcPr>
           <w:p>
             <w:r>
-              <w:t>I would like to integrate and adapt the sneak peek of the cards shown below only for poker not blackjack. This is because in poker other players cannot see your cards so if a player wants to check their cards all other players must look away and then the player can take a peek at their card values</w:t>
+              <w:t xml:space="preserve">I would like to integrate and adapt the sneak peek of the cards shown below only for poker not blackjack. This is because in poker other players cannot see your cards so if a player wants to check their cards all other players must look away and then the player can </w:t>
+            </w:r>
+            <w:proofErr w:type="gramStart"/>
+            <w:r>
+              <w:t>take a peek</w:t>
+            </w:r>
+            <w:proofErr w:type="gramEnd"/>
+            <w:r>
+              <w:t xml:space="preserve"> at their card values</w:t>
             </w:r>
           </w:p>
         </w:tc>
@@ -5963,22 +6246,22 @@
       <w:pPr>
         <w:pStyle w:val="Heading2"/>
       </w:pPr>
-      <w:bookmarkStart w:id="6" w:name="_Toc212183555"/>
+      <w:bookmarkStart w:id="5" w:name="_Toc212183555"/>
       <w:r>
         <w:lastRenderedPageBreak/>
         <w:t>Stakeholders:</w:t>
       </w:r>
-      <w:bookmarkEnd w:id="6"/>
+      <w:bookmarkEnd w:id="5"/>
     </w:p>
     <w:p>
       <w:pPr>
         <w:pStyle w:val="Heading3"/>
       </w:pPr>
-      <w:bookmarkStart w:id="7" w:name="_Toc212183556"/>
+      <w:bookmarkStart w:id="6" w:name="_Toc212183556"/>
       <w:r>
         <w:t>End User:</w:t>
       </w:r>
-      <w:bookmarkEnd w:id="7"/>
+      <w:bookmarkEnd w:id="6"/>
     </w:p>
     <w:p>
       <w:r>
@@ -6029,6 +6312,7 @@
       <w:r>
         <w:t xml:space="preserve">Poker card </w:t>
       </w:r>
+      <w:proofErr w:type="gramStart"/>
       <w:r>
         <w:t xml:space="preserve">value </w:t>
       </w:r>
@@ -6036,7 +6320,11 @@
         <w:t xml:space="preserve"> hint</w:t>
       </w:r>
       <w:r>
-        <w:t>s” to learn</w:t>
+        <w:t>s</w:t>
+      </w:r>
+      <w:proofErr w:type="gramEnd"/>
+      <w:r>
+        <w:t>” to learn</w:t>
       </w:r>
       <w:r>
         <w:t xml:space="preserve">. This </w:t>
@@ -6045,10 +6333,18 @@
         <w:t xml:space="preserve">aligns with </w:t>
       </w:r>
       <w:r>
-        <w:t xml:space="preserve">survey feedback from 16-18 </w:t>
-      </w:r>
-      <w:r>
-        <w:t xml:space="preserve">year olds doing computer related college courses </w:t>
+        <w:t xml:space="preserve">survey feedback from </w:t>
+      </w:r>
+      <w:proofErr w:type="gramStart"/>
+      <w:r>
+        <w:t xml:space="preserve">16-18 </w:t>
+      </w:r>
+      <w:r>
+        <w:t>year olds</w:t>
+      </w:r>
+      <w:proofErr w:type="gramEnd"/>
+      <w:r>
+        <w:t xml:space="preserve"> doing computer related college courses </w:t>
       </w:r>
       <w:r>
         <w:t xml:space="preserve">who </w:t>
@@ -6125,7 +6421,15 @@
         <w:t xml:space="preserve"> via </w:t>
       </w:r>
       <w:r>
-        <w:t>the “french fries” currency.</w:t>
+        <w:t>the “</w:t>
+      </w:r>
+      <w:proofErr w:type="spellStart"/>
+      <w:r>
+        <w:t>french</w:t>
+      </w:r>
+      <w:proofErr w:type="spellEnd"/>
+      <w:r>
+        <w:t xml:space="preserve"> fries” currency.</w:t>
       </w:r>
     </w:p>
     <w:p>
@@ -6177,11 +6481,11 @@
       <w:pPr>
         <w:pStyle w:val="Heading3"/>
       </w:pPr>
-      <w:bookmarkStart w:id="8" w:name="_Toc212183557"/>
+      <w:bookmarkStart w:id="7" w:name="_Toc212183557"/>
       <w:r>
         <w:t>Survey:</w:t>
       </w:r>
-      <w:bookmarkEnd w:id="8"/>
+      <w:bookmarkEnd w:id="7"/>
     </w:p>
     <w:p>
       <w:r>
@@ -6213,24 +6517,24 @@
       <w:pPr>
         <w:pStyle w:val="Heading2"/>
       </w:pPr>
-      <w:bookmarkStart w:id="9" w:name="_Toc212183558"/>
+      <w:bookmarkStart w:id="8" w:name="_Toc212183558"/>
       <w:r>
         <w:t>In-Game Features</w:t>
       </w:r>
       <w:r>
         <w:t>:</w:t>
       </w:r>
-      <w:bookmarkEnd w:id="9"/>
+      <w:bookmarkEnd w:id="8"/>
     </w:p>
     <w:p>
       <w:pPr>
         <w:pStyle w:val="Heading3"/>
       </w:pPr>
-      <w:bookmarkStart w:id="10" w:name="_Toc212183559"/>
+      <w:bookmarkStart w:id="9" w:name="_Toc212183559"/>
       <w:r>
         <w:t>Currency (chips/fries):</w:t>
       </w:r>
-      <w:bookmarkEnd w:id="10"/>
+      <w:bookmarkEnd w:id="9"/>
     </w:p>
     <w:p>
       <w:pPr>
@@ -6238,7 +6542,23 @@
         <w:ind w:left="1440"/>
       </w:pPr>
       <w:r>
-        <w:t xml:space="preserve">I would say this is an essential part of the game as poker and blackjack revolve around the use of a currency to play properly. I am using French fries as currency chips as this was highly requested in my stakeholder survey and it is a play on word for actual chips. Also this helps my game stray away from the serious gambling aspect of blackjack and poker by using a different currency from chips or real currencies. </w:t>
+        <w:t xml:space="preserve">I would say this is an essential part of the game as poker and blackjack revolve around the use of a currency to play properly. I am using French fries as currency chips as this was highly requested in my stakeholder </w:t>
+      </w:r>
+      <w:proofErr w:type="gramStart"/>
+      <w:r>
+        <w:t>survey</w:t>
+      </w:r>
+      <w:proofErr w:type="gramEnd"/>
+      <w:r>
+        <w:t xml:space="preserve"> and it is a play on word for actual chips. </w:t>
+      </w:r>
+      <w:proofErr w:type="gramStart"/>
+      <w:r>
+        <w:t>Also</w:t>
+      </w:r>
+      <w:proofErr w:type="gramEnd"/>
+      <w:r>
+        <w:t xml:space="preserve"> this helps my game stray away from the serious gambling aspect of blackjack and poker by using a different currency from chips or real currencies. </w:t>
       </w:r>
     </w:p>
     <w:p>
@@ -6317,12 +6637,12 @@
       <w:pPr>
         <w:pStyle w:val="Heading3"/>
       </w:pPr>
-      <w:bookmarkStart w:id="11" w:name="_Toc212183560"/>
+      <w:bookmarkStart w:id="10" w:name="_Toc212183560"/>
       <w:r>
         <w:lastRenderedPageBreak/>
         <w:t>Physical card integration</w:t>
       </w:r>
-      <w:bookmarkEnd w:id="11"/>
+      <w:bookmarkEnd w:id="10"/>
     </w:p>
     <w:p>
       <w:pPr>
@@ -6332,7 +6652,15 @@
         <w:t>This is not an essential part of the game but a unique and useful feature that allows players to use their own deck of cards to play Cards Collective which will keep count of their currency, game history, and can help manage the game for new players compared to playing with the deck of cards without Cards Collective.</w:t>
       </w:r>
       <w:r>
-        <w:t xml:space="preserve"> I haven’t seen this in other games </w:t>
+        <w:t xml:space="preserve"> I haven’t seen this in other </w:t>
+      </w:r>
+      <w:proofErr w:type="gramStart"/>
+      <w:r>
+        <w:t>games</w:t>
+      </w:r>
+      <w:proofErr w:type="gramEnd"/>
+      <w:r>
+        <w:t xml:space="preserve"> </w:t>
       </w:r>
       <w:r>
         <w:t>but I think it’s a good idea if executed correctly</w:t>
@@ -6345,11 +6673,11 @@
       <w:pPr>
         <w:pStyle w:val="Heading3"/>
       </w:pPr>
-      <w:bookmarkStart w:id="12" w:name="_Toc212183561"/>
+      <w:bookmarkStart w:id="11" w:name="_Toc212183561"/>
       <w:r>
         <w:t>Menu</w:t>
       </w:r>
-      <w:bookmarkEnd w:id="12"/>
+      <w:bookmarkEnd w:id="11"/>
     </w:p>
     <w:p>
       <w:pPr>
@@ -6449,11 +6777,11 @@
       <w:pPr>
         <w:pStyle w:val="Heading3"/>
       </w:pPr>
-      <w:bookmarkStart w:id="13" w:name="_Toc212183562"/>
+      <w:bookmarkStart w:id="12" w:name="_Toc212183562"/>
       <w:r>
         <w:t>Rules/How to play</w:t>
       </w:r>
-      <w:bookmarkEnd w:id="13"/>
+      <w:bookmarkEnd w:id="12"/>
     </w:p>
     <w:p>
       <w:pPr>
@@ -6521,7 +6849,15 @@
         </w:drawing>
       </w:r>
       <w:r>
-        <w:t>The rules are going to be an essential feature for maintaining new players as my survey showed the majority of my focus group either did not know how to play poker or were somewhat familiar with it (60%).</w:t>
+        <w:t xml:space="preserve">The rules are going to be an essential feature for maintaining new players as my survey showed </w:t>
+      </w:r>
+      <w:proofErr w:type="gramStart"/>
+      <w:r>
+        <w:t>the majority of</w:t>
+      </w:r>
+      <w:proofErr w:type="gramEnd"/>
+      <w:r>
+        <w:t xml:space="preserve"> my focus group either did not know how to play poker or were somewhat familiar with it (60%).</w:t>
       </w:r>
     </w:p>
     <w:p>
@@ -6569,12 +6905,12 @@
       <w:pPr>
         <w:pStyle w:val="Heading3"/>
       </w:pPr>
-      <w:bookmarkStart w:id="14" w:name="_Toc212183563"/>
+      <w:bookmarkStart w:id="13" w:name="_Toc212183563"/>
       <w:r>
         <w:lastRenderedPageBreak/>
         <w:t>Poker card value hints</w:t>
       </w:r>
-      <w:bookmarkEnd w:id="14"/>
+      <w:bookmarkEnd w:id="13"/>
     </w:p>
     <w:p>
       <w:pPr>
@@ -6587,7 +6923,15 @@
         <w:t xml:space="preserve"> valued</w:t>
       </w:r>
       <w:r>
-        <w:t xml:space="preserve"> feature for the gameplay in poker as even experienced poker players may need a reminder on the rankings of different card combinations e.g    3 pair (3 of the same value card) is higher than 2 pair (2 of the same card value)</w:t>
+        <w:t xml:space="preserve"> feature for the gameplay in poker as even experienced poker players may need a reminder on the rankings of different card combinations </w:t>
+      </w:r>
+      <w:proofErr w:type="spellStart"/>
+      <w:r>
+        <w:t>e.g</w:t>
+      </w:r>
+      <w:proofErr w:type="spellEnd"/>
+      <w:r>
+        <w:t xml:space="preserve">    3 pair (3 of the same value card) is higher than 2 pair (2 of the same card value)</w:t>
       </w:r>
     </w:p>
     <w:p/>
@@ -6595,18 +6939,34 @@
       <w:pPr>
         <w:pStyle w:val="Heading3"/>
       </w:pPr>
-      <w:bookmarkStart w:id="15" w:name="_Toc212183564"/>
+      <w:bookmarkStart w:id="14" w:name="_Toc212183564"/>
       <w:r>
         <w:t>Poker card peek</w:t>
       </w:r>
-      <w:bookmarkEnd w:id="15"/>
+      <w:bookmarkEnd w:id="14"/>
     </w:p>
     <w:p>
       <w:pPr>
         <w:ind w:left="720"/>
       </w:pPr>
       <w:r>
-        <w:t>The sneak peek feature in the poker game mode in my project is essential for gameplay especially in local multiplayer as other players musn’t be able to see what cards you have but you must be able to see and make decisions based upon them. To sneak peek at your cards all of the other players participating in poker should look away from the screen so only you can see what cards you have been delt and you hold down the sneak peek button. I am taking inspiration from the game</w:t>
+        <w:t xml:space="preserve">The sneak peek feature in the poker game mode in my project is essential for gameplay especially in local multiplayer as other players </w:t>
+      </w:r>
+      <w:proofErr w:type="spellStart"/>
+      <w:r>
+        <w:t>musn’t</w:t>
+      </w:r>
+      <w:proofErr w:type="spellEnd"/>
+      <w:r>
+        <w:t xml:space="preserve"> be able to see what cards you have but you must be able to see and make decisions based upon them. To sneak peek at your cards </w:t>
+      </w:r>
+      <w:proofErr w:type="gramStart"/>
+      <w:r>
+        <w:t>all of</w:t>
+      </w:r>
+      <w:proofErr w:type="gramEnd"/>
+      <w:r>
+        <w:t xml:space="preserve"> the other players participating in poker should look away from the screen so only you can see what cards you have been delt and you hold down the sneak peek button. I am taking inspiration from the game</w:t>
       </w:r>
       <w:r>
         <w:t xml:space="preserve"> </w:t>
@@ -6624,11 +6984,11 @@
       <w:pPr>
         <w:pStyle w:val="Heading3"/>
       </w:pPr>
-      <w:bookmarkStart w:id="16" w:name="_Toc212183565"/>
+      <w:bookmarkStart w:id="15" w:name="_Toc212183565"/>
       <w:r>
         <w:t>Local multiplayer</w:t>
       </w:r>
-      <w:bookmarkEnd w:id="16"/>
+      <w:bookmarkEnd w:id="15"/>
     </w:p>
     <w:p>
       <w:pPr>
@@ -6642,29 +7002,37 @@
       <w:pPr>
         <w:pStyle w:val="Heading3"/>
       </w:pPr>
-      <w:bookmarkStart w:id="17" w:name="_Toc212183566"/>
+      <w:bookmarkStart w:id="16" w:name="_Toc212183566"/>
       <w:r>
         <w:t>Save progress locally (W/L ratio, currency balance, game history, etc)</w:t>
       </w:r>
-      <w:bookmarkEnd w:id="17"/>
+      <w:bookmarkEnd w:id="16"/>
     </w:p>
     <w:p>
       <w:pPr>
         <w:ind w:left="720"/>
       </w:pPr>
       <w:r>
-        <w:t>This is not essential to the gameplay of Cards Collective but I would like to add it as I think it is a necessary feature which will keep players coming back to the game as they can continue with their previous currency balance and resume their game.</w:t>
+        <w:t xml:space="preserve">This is not essential to the gameplay of Cards </w:t>
+      </w:r>
+      <w:proofErr w:type="gramStart"/>
+      <w:r>
+        <w:t>Collective</w:t>
+      </w:r>
+      <w:proofErr w:type="gramEnd"/>
+      <w:r>
+        <w:t xml:space="preserve"> but I would like to add it as I think it is a necessary feature which will keep players coming back to the game as they can continue with their previous currency balance and resume their game.</w:t>
       </w:r>
     </w:p>
     <w:p>
       <w:pPr>
         <w:pStyle w:val="Heading3"/>
       </w:pPr>
-      <w:bookmarkStart w:id="18" w:name="_Toc212183567"/>
+      <w:bookmarkStart w:id="17" w:name="_Toc212183567"/>
       <w:r>
         <w:t>Leaderboard</w:t>
       </w:r>
-      <w:bookmarkEnd w:id="18"/>
+      <w:bookmarkEnd w:id="17"/>
     </w:p>
     <w:p>
       <w:pPr>
@@ -6699,7 +7067,7 @@
           <w:bCs/>
         </w:rPr>
       </w:pPr>
-      <w:bookmarkStart w:id="19" w:name="_Toc212183568"/>
+      <w:bookmarkStart w:id="18" w:name="_Toc212183568"/>
       <w:r>
         <w:rPr>
           <w:bCs/>
@@ -6707,17 +7075,17 @@
         <w:lastRenderedPageBreak/>
         <w:t>Limitations:</w:t>
       </w:r>
-      <w:bookmarkEnd w:id="19"/>
+      <w:bookmarkEnd w:id="18"/>
     </w:p>
     <w:p>
       <w:pPr>
         <w:pStyle w:val="Heading3"/>
       </w:pPr>
-      <w:bookmarkStart w:id="20" w:name="_Toc212183569"/>
+      <w:bookmarkStart w:id="19" w:name="_Toc212183569"/>
       <w:r>
         <w:t>Online play:</w:t>
       </w:r>
-      <w:bookmarkEnd w:id="20"/>
+      <w:bookmarkEnd w:id="19"/>
     </w:p>
     <w:p>
       <w:pPr>
@@ -6844,11 +7212,11 @@
       <w:pPr>
         <w:pStyle w:val="Heading3"/>
       </w:pPr>
-      <w:bookmarkStart w:id="21" w:name="_Toc212183570"/>
+      <w:bookmarkStart w:id="20" w:name="_Toc212183570"/>
       <w:r>
         <w:t>Slot machine</w:t>
       </w:r>
-      <w:bookmarkEnd w:id="21"/>
+      <w:bookmarkEnd w:id="20"/>
     </w:p>
     <w:p>
       <w:pPr>
@@ -6862,18 +7230,28 @@
       <w:pPr>
         <w:pStyle w:val="Heading3"/>
       </w:pPr>
-      <w:bookmarkStart w:id="22" w:name="_Toc212183571"/>
+      <w:bookmarkStart w:id="21" w:name="_Toc212183571"/>
       <w:r>
         <w:t>Real currency cash out</w:t>
       </w:r>
-      <w:bookmarkEnd w:id="22"/>
+      <w:bookmarkEnd w:id="21"/>
     </w:p>
     <w:p>
       <w:pPr>
         <w:ind w:left="1440"/>
       </w:pPr>
       <w:r>
-        <w:t>This feature is not essential nor necessary. I wont be adding this feature as it aims towards a different target audience and will ruin the casual and fun feel to Cards Collective.</w:t>
+        <w:t xml:space="preserve">This feature is not essential nor necessary. I </w:t>
+      </w:r>
+      <w:proofErr w:type="spellStart"/>
+      <w:proofErr w:type="gramStart"/>
+      <w:r>
+        <w:t>wont</w:t>
+      </w:r>
+      <w:proofErr w:type="spellEnd"/>
+      <w:proofErr w:type="gramEnd"/>
+      <w:r>
+        <w:t xml:space="preserve"> be adding this feature as it aims towards a different target audience and will ruin the casual and fun feel to Cards Collective.</w:t>
       </w:r>
     </w:p>
     <w:p/>
@@ -6881,19 +7259,27 @@
       <w:pPr>
         <w:pStyle w:val="Heading3"/>
       </w:pPr>
-      <w:bookmarkStart w:id="23" w:name="_Toc212183572"/>
+      <w:bookmarkStart w:id="22" w:name="_Toc212183572"/>
       <w:r>
         <w:lastRenderedPageBreak/>
         <w:t>Different playing card and table options</w:t>
       </w:r>
-      <w:bookmarkEnd w:id="23"/>
+      <w:bookmarkEnd w:id="22"/>
     </w:p>
     <w:p>
       <w:pPr>
         <w:ind w:left="720"/>
       </w:pPr>
       <w:r>
-        <w:t>This is not essential and unnecessary and it could ruin the simplistic feel of my project however I may add it as different playing card cosmetics and tables allow players to spend their currency on items which some will work towards helping to maintain some players.</w:t>
+        <w:t xml:space="preserve">This is not essential and </w:t>
+      </w:r>
+      <w:proofErr w:type="gramStart"/>
+      <w:r>
+        <w:t>unnecessary</w:t>
+      </w:r>
+      <w:proofErr w:type="gramEnd"/>
+      <w:r>
+        <w:t xml:space="preserve"> and it could ruin the simplistic feel of my project however I may add it as different playing card cosmetics and tables allow players to spend their currency on items which some will work towards helping to maintain some players.</w:t>
       </w:r>
     </w:p>
     <w:p/>
@@ -6901,11 +7287,11 @@
       <w:pPr>
         <w:pStyle w:val="Heading2"/>
       </w:pPr>
-      <w:bookmarkStart w:id="24" w:name="_Toc212183573"/>
+      <w:bookmarkStart w:id="23" w:name="_Toc212183573"/>
       <w:r>
         <w:t>Requirements:</w:t>
       </w:r>
-      <w:bookmarkEnd w:id="24"/>
+      <w:bookmarkEnd w:id="23"/>
     </w:p>
     <w:p/>
     <w:p>
@@ -7357,14 +7743,14 @@
       <w:pPr>
         <w:pStyle w:val="Heading3"/>
       </w:pPr>
-      <w:bookmarkStart w:id="25" w:name="_Toc212183574"/>
+      <w:bookmarkStart w:id="24" w:name="_Toc212183574"/>
       <w:r>
         <w:t>Success Criteri</w:t>
       </w:r>
       <w:r>
         <w:t>a:</w:t>
       </w:r>
-      <w:bookmarkEnd w:id="25"/>
+      <w:bookmarkEnd w:id="24"/>
     </w:p>
     <w:tbl>
       <w:tblPr>
@@ -7664,7 +8050,15 @@
               <w:t xml:space="preserve">physical </w:t>
             </w:r>
             <w:r>
-              <w:t xml:space="preserve">cards will be inputted </w:t>
+              <w:t xml:space="preserve">cards will be </w:t>
+            </w:r>
+            <w:proofErr w:type="gramStart"/>
+            <w:r>
+              <w:t>inputted</w:t>
+            </w:r>
+            <w:proofErr w:type="gramEnd"/>
+            <w:r>
+              <w:t xml:space="preserve"> </w:t>
             </w:r>
             <w:r>
               <w:t>and the</w:t>
@@ -7685,13 +8079,29 @@
               <w:t>/losers.</w:t>
             </w:r>
             <w:r>
-              <w:t xml:space="preserve"> POKER(Community cards will be </w:t>
+              <w:t xml:space="preserve"> </w:t>
+            </w:r>
+            <w:proofErr w:type="gramStart"/>
+            <w:r>
+              <w:t>POKER(</w:t>
+            </w:r>
+            <w:proofErr w:type="gramEnd"/>
+            <w:r>
+              <w:t xml:space="preserve">Community cards will be </w:t>
             </w:r>
             <w:r>
               <w:t>generated by the computer and not be inputted from the</w:t>
             </w:r>
             <w:r>
-              <w:t xml:space="preserve"> users physical cards</w:t>
+              <w:t xml:space="preserve"> </w:t>
+            </w:r>
+            <w:proofErr w:type="gramStart"/>
+            <w:r>
+              <w:t>users</w:t>
+            </w:r>
+            <w:proofErr w:type="gramEnd"/>
+            <w:r>
+              <w:t xml:space="preserve"> physical cards</w:t>
             </w:r>
             <w:r>
               <w:t>)</w:t>
@@ -7707,14 +8117,24 @@
             </w:r>
           </w:p>
           <w:p>
+            <w:proofErr w:type="gramStart"/>
             <w:r>
               <w:t>BLACKJACK(</w:t>
             </w:r>
+            <w:proofErr w:type="gramEnd"/>
             <w:r>
               <w:t>Every time a card would be delt to a player</w:t>
             </w:r>
             <w:r>
-              <w:t xml:space="preserve"> (e.g Hit)</w:t>
+              <w:t xml:space="preserve"> (</w:t>
+            </w:r>
+            <w:proofErr w:type="spellStart"/>
+            <w:r>
+              <w:t>e.g</w:t>
+            </w:r>
+            <w:proofErr w:type="spellEnd"/>
+            <w:r>
+              <w:t xml:space="preserve"> Hit)</w:t>
             </w:r>
             <w:r>
               <w:t xml:space="preserve"> the system will</w:t>
@@ -7962,14 +8382,21 @@
               <w:t>p</w:t>
             </w:r>
             <w:r>
-              <w:t>lay with/against for blackjack and poker gamemodes</w:t>
-            </w:r>
+              <w:t xml:space="preserve">lay with/against for blackjack and poker </w:t>
+            </w:r>
+            <w:proofErr w:type="spellStart"/>
+            <w:r>
+              <w:t>gamemodes</w:t>
+            </w:r>
+            <w:proofErr w:type="spellEnd"/>
             <w:r>
               <w:t>. (</w:t>
             </w:r>
+            <w:proofErr w:type="spellStart"/>
             <w:r>
               <w:t>dequeing</w:t>
             </w:r>
+            <w:proofErr w:type="spellEnd"/>
             <w:r>
               <w:t xml:space="preserve"> these cards from the </w:t>
             </w:r>
@@ -8367,7 +8794,15 @@
               <w:jc w:val="center"/>
             </w:pPr>
             <w:r>
-              <w:t>Player turn cycles</w:t>
+              <w:t xml:space="preserve">Player </w:t>
+            </w:r>
+            <w:proofErr w:type="gramStart"/>
+            <w:r>
+              <w:t>turn</w:t>
+            </w:r>
+            <w:proofErr w:type="gramEnd"/>
+            <w:r>
+              <w:t xml:space="preserve"> cycles</w:t>
             </w:r>
           </w:p>
         </w:tc>
@@ -8892,8 +9327,13 @@
           </w:tcPr>
           <w:p>
             <w:r>
-              <w:t>Applies win, loss</w:t>
-            </w:r>
+              <w:t xml:space="preserve">Applies win, </w:t>
+            </w:r>
+            <w:proofErr w:type="spellStart"/>
+            <w:r>
+              <w:t>loss</w:t>
+            </w:r>
+            <w:proofErr w:type="spellEnd"/>
             <w:r>
               <w:t xml:space="preserve"> </w:t>
             </w:r>
@@ -8901,7 +9341,15 @@
               <w:t xml:space="preserve">or draw to </w:t>
             </w:r>
             <w:r>
-              <w:t xml:space="preserve">each players </w:t>
+              <w:t xml:space="preserve">each </w:t>
+            </w:r>
+            <w:proofErr w:type="gramStart"/>
+            <w:r>
+              <w:t>players</w:t>
+            </w:r>
+            <w:proofErr w:type="gramEnd"/>
+            <w:r>
+              <w:t xml:space="preserve"> </w:t>
             </w:r>
             <w:r>
               <w:t xml:space="preserve">balance </w:t>
@@ -10066,8 +10514,15 @@
             <w:gridSpan w:val="2"/>
           </w:tcPr>
           <w:p>
-            <w:r>
-              <w:t>Lets the active player temporarily reveal only their cards on screen while other players look away so they know what they have been delt</w:t>
+            <w:proofErr w:type="spellStart"/>
+            <w:proofErr w:type="gramStart"/>
+            <w:r>
+              <w:t>Lets</w:t>
+            </w:r>
+            <w:proofErr w:type="spellEnd"/>
+            <w:proofErr w:type="gramEnd"/>
+            <w:r>
+              <w:t xml:space="preserve"> the active player temporarily reveal only their cards on screen while other players look away so they know what they have been delt</w:t>
             </w:r>
           </w:p>
         </w:tc>
@@ -10287,7 +10742,15 @@
               <w:jc w:val="center"/>
             </w:pPr>
             <w:r>
-              <w:t>Player turn cycles</w:t>
+              <w:t xml:space="preserve">Player </w:t>
+            </w:r>
+            <w:proofErr w:type="gramStart"/>
+            <w:r>
+              <w:t>turn</w:t>
+            </w:r>
+            <w:proofErr w:type="gramEnd"/>
+            <w:r>
+              <w:t xml:space="preserve"> cycles</w:t>
             </w:r>
           </w:p>
         </w:tc>
@@ -10453,7 +10916,20 @@
           </w:tcPr>
           <w:p>
             <w:r>
-              <w:t xml:space="preserve">Execute player choice (fold,check,raise, all in) </w:t>
+              <w:t>Execute player choice (</w:t>
+            </w:r>
+            <w:proofErr w:type="spellStart"/>
+            <w:proofErr w:type="gramStart"/>
+            <w:r>
+              <w:t>fold,check</w:t>
+            </w:r>
+            <w:proofErr w:type="gramEnd"/>
+            <w:r>
+              <w:t>,raise</w:t>
+            </w:r>
+            <w:proofErr w:type="spellEnd"/>
+            <w:r>
+              <w:t xml:space="preserve">, all in) </w:t>
             </w:r>
           </w:p>
         </w:tc>
@@ -10530,7 +11006,15 @@
           </w:tcPr>
           <w:p>
             <w:r>
-              <w:t>Fold (e.g give up) removes player from the turn cycle for the rest of the round and counts as a loss losing out on any winnings</w:t>
+              <w:t>Fold (</w:t>
+            </w:r>
+            <w:proofErr w:type="spellStart"/>
+            <w:r>
+              <w:t>e.g</w:t>
+            </w:r>
+            <w:proofErr w:type="spellEnd"/>
+            <w:r>
+              <w:t xml:space="preserve"> give up) removes player from the turn cycle for the rest of the round and counts as a loss losing out on any winnings</w:t>
             </w:r>
           </w:p>
         </w:tc>
@@ -10619,7 +11103,15 @@
               <w:t xml:space="preserve"> turn</w:t>
             </w:r>
             <w:r>
-              <w:t xml:space="preserve"> as long as the rest of the players check</w:t>
+              <w:t xml:space="preserve"> </w:t>
+            </w:r>
+            <w:proofErr w:type="gramStart"/>
+            <w:r>
+              <w:t>as long as</w:t>
+            </w:r>
+            <w:proofErr w:type="gramEnd"/>
+            <w:r>
+              <w:t xml:space="preserve"> the rest of the players check</w:t>
             </w:r>
             <w:r>
               <w:t xml:space="preserve"> for that turn cycle</w:t>
@@ -10692,7 +11184,15 @@
           </w:tcPr>
           <w:p>
             <w:r>
-              <w:t>Call (i.e call bluff) subtracts the amount of the current bet from players currency and finishes turn</w:t>
+              <w:t>Call (</w:t>
+            </w:r>
+            <w:proofErr w:type="spellStart"/>
+            <w:r>
+              <w:t>i.e</w:t>
+            </w:r>
+            <w:proofErr w:type="spellEnd"/>
+            <w:r>
+              <w:t xml:space="preserve"> call bluff) subtracts the amount of the current bet from players currency and finishes turn</w:t>
             </w:r>
           </w:p>
         </w:tc>
@@ -10852,7 +11352,15 @@
           </w:tcPr>
           <w:p>
             <w:r>
-              <w:t>All in increases the bets amount to ALL the active players currency, resetting the turn cycle for all players that are not out. Players that are all  in for that round are no longer in the turn cycle but are still in the game and entitled to any currency increase if they win.</w:t>
+              <w:t xml:space="preserve">All in increases the bets amount to ALL the active players currency, resetting the turn cycle for all players that are not out. Players that are </w:t>
+            </w:r>
+            <w:proofErr w:type="gramStart"/>
+            <w:r>
+              <w:t>all  in</w:t>
+            </w:r>
+            <w:proofErr w:type="gramEnd"/>
+            <w:r>
+              <w:t xml:space="preserve"> for that round are no longer in the turn cycle but are still in the game and entitled to any currency increase if they win.</w:t>
             </w:r>
           </w:p>
         </w:tc>
@@ -10929,7 +11437,15 @@
           </w:tcPr>
           <w:p>
             <w:r>
-              <w:t>Captures each players mandatory initial bet at the start of a round</w:t>
+              <w:t xml:space="preserve">Captures each </w:t>
+            </w:r>
+            <w:proofErr w:type="gramStart"/>
+            <w:r>
+              <w:t>players</w:t>
+            </w:r>
+            <w:proofErr w:type="gramEnd"/>
+            <w:r>
+              <w:t xml:space="preserve"> mandatory initial bet at the start of a round</w:t>
             </w:r>
           </w:p>
         </w:tc>
@@ -11083,7 +11599,15 @@
           </w:tcPr>
           <w:p>
             <w:r>
-              <w:t>Displays the total  currency on the table to be claimed (total of the rounds bets)</w:t>
+              <w:t xml:space="preserve">Displays the </w:t>
+            </w:r>
+            <w:proofErr w:type="gramStart"/>
+            <w:r>
+              <w:t>total  currency</w:t>
+            </w:r>
+            <w:proofErr w:type="gramEnd"/>
+            <w:r>
+              <w:t xml:space="preserve"> on the table to be claimed (total of the rounds bets)</w:t>
             </w:r>
           </w:p>
         </w:tc>
@@ -11343,7 +11867,15 @@
               <w:t xml:space="preserve"> has its own </w:t>
             </w:r>
             <w:r>
-              <w:t>card image e.g queen of hearts</w:t>
+              <w:t xml:space="preserve">card image </w:t>
+            </w:r>
+            <w:proofErr w:type="spellStart"/>
+            <w:r>
+              <w:t>e.g</w:t>
+            </w:r>
+            <w:proofErr w:type="spellEnd"/>
+            <w:r>
+              <w:t xml:space="preserve"> queen of hearts</w:t>
             </w:r>
             <w:r>
               <w:t xml:space="preserve">, ace of spades, 4 of diamonds, etc </w:t>
@@ -11352,7 +11884,15 @@
               <w:t>each card being in the correct precise position of the screen</w:t>
             </w:r>
             <w:r>
-              <w:t xml:space="preserve"> (player1 cards being infront of dealer or player2)</w:t>
+              <w:t xml:space="preserve"> (player1 cards being </w:t>
+            </w:r>
+            <w:proofErr w:type="spellStart"/>
+            <w:r>
+              <w:t>infront</w:t>
+            </w:r>
+            <w:proofErr w:type="spellEnd"/>
+            <w:r>
+              <w:t xml:space="preserve"> of dealer or player2)</w:t>
             </w:r>
             <w:r>
               <w:t xml:space="preserve"> </w:t>
@@ -11949,7 +12489,15 @@
           </w:tcPr>
           <w:p>
             <w:r>
-              <w:t>Saves (to an external file) a players username and how much currency they have accumulated</w:t>
+              <w:t xml:space="preserve">Saves (to an external file) a </w:t>
+            </w:r>
+            <w:proofErr w:type="gramStart"/>
+            <w:r>
+              <w:t>players</w:t>
+            </w:r>
+            <w:proofErr w:type="gramEnd"/>
+            <w:r>
+              <w:t xml:space="preserve"> username and how much currency they have accumulated</w:t>
             </w:r>
           </w:p>
         </w:tc>
@@ -12103,7 +12651,15 @@
           </w:tcPr>
           <w:p>
             <w:r>
-              <w:t>Saves (to an external file) a players total wins, draws and losses</w:t>
+              <w:t xml:space="preserve">Saves (to an external file) a </w:t>
+            </w:r>
+            <w:proofErr w:type="gramStart"/>
+            <w:r>
+              <w:t>players</w:t>
+            </w:r>
+            <w:proofErr w:type="gramEnd"/>
+            <w:r>
+              <w:t xml:space="preserve"> total wins, draws and losses</w:t>
             </w:r>
           </w:p>
         </w:tc>
@@ -12180,7 +12736,17 @@
           </w:tcPr>
           <w:p>
             <w:r>
-              <w:t>Loads (from an external file) an existing/previous players total wins,draws and losses</w:t>
+              <w:t xml:space="preserve">Loads (from an external file) an existing/previous players total </w:t>
+            </w:r>
+            <w:proofErr w:type="spellStart"/>
+            <w:proofErr w:type="gramStart"/>
+            <w:r>
+              <w:t>wins,draws</w:t>
+            </w:r>
+            <w:proofErr w:type="spellEnd"/>
+            <w:proofErr w:type="gramEnd"/>
+            <w:r>
+              <w:t xml:space="preserve"> and losses</w:t>
             </w:r>
           </w:p>
         </w:tc>
@@ -12341,12 +12907,17 @@
             <w:r>
               <w:t xml:space="preserve"> from user</w:t>
             </w:r>
+            <w:proofErr w:type="gramStart"/>
             <w:r>
               <w:t xml:space="preserve">),  </w:t>
             </w:r>
             <w:r>
               <w:lastRenderedPageBreak/>
-              <w:t>which will be saved (to external file)</w:t>
+              <w:t>which</w:t>
+            </w:r>
+            <w:proofErr w:type="gramEnd"/>
+            <w:r>
+              <w:t xml:space="preserve"> will be saved (to external file)</w:t>
             </w:r>
           </w:p>
         </w:tc>
@@ -12642,8 +13213,18 @@
             <w:pPr>
               <w:jc w:val="center"/>
             </w:pPr>
-            <w:r>
-              <w:t>Load(ing data) error handling</w:t>
+            <w:proofErr w:type="gramStart"/>
+            <w:r>
+              <w:t>Load(</w:t>
+            </w:r>
+            <w:proofErr w:type="spellStart"/>
+            <w:proofErr w:type="gramEnd"/>
+            <w:r>
+              <w:t>ing</w:t>
+            </w:r>
+            <w:proofErr w:type="spellEnd"/>
+            <w:r>
+              <w:t xml:space="preserve"> data) error handling</w:t>
             </w:r>
           </w:p>
         </w:tc>
@@ -12654,7 +13235,15 @@
           </w:tcPr>
           <w:p>
             <w:r>
-              <w:t>If data is corrupted or missing program should start cleanly without freezing or crashing(If external file is missing a new one will be created)</w:t>
+              <w:t xml:space="preserve">If data is corrupted or missing program should start cleanly without freezing or </w:t>
+            </w:r>
+            <w:proofErr w:type="gramStart"/>
+            <w:r>
+              <w:t>crashing(</w:t>
+            </w:r>
+            <w:proofErr w:type="gramEnd"/>
+            <w:r>
+              <w:t>If external file is missing a new one will be created)</w:t>
             </w:r>
           </w:p>
         </w:tc>
@@ -12701,11 +13290,11 @@
       <w:pPr>
         <w:pStyle w:val="Heading3"/>
       </w:pPr>
-      <w:bookmarkStart w:id="26" w:name="_Toc212183575"/>
+      <w:bookmarkStart w:id="25" w:name="_Toc212183575"/>
       <w:r>
         <w:t>Hardware requirements:</w:t>
       </w:r>
-      <w:bookmarkEnd w:id="26"/>
+      <w:bookmarkEnd w:id="25"/>
     </w:p>
     <w:p>
       <w:r>
@@ -12819,7 +13408,15 @@
         <w:t>installati</w:t>
       </w:r>
       <w:r>
-        <w:t xml:space="preserve">on of Python, PyGame library, </w:t>
+        <w:t xml:space="preserve">on of Python, </w:t>
+      </w:r>
+      <w:proofErr w:type="spellStart"/>
+      <w:r>
+        <w:t>PyGame</w:t>
+      </w:r>
+      <w:proofErr w:type="spellEnd"/>
+      <w:r>
+        <w:t xml:space="preserve"> library, </w:t>
       </w:r>
       <w:r>
         <w:t>images and save files</w:t>
@@ -12844,7 +13441,15 @@
         <w:t xml:space="preserve">This is required for </w:t>
       </w:r>
       <w:r>
-        <w:t>rendering PyGame and processing</w:t>
+        <w:t xml:space="preserve">rendering </w:t>
+      </w:r>
+      <w:proofErr w:type="spellStart"/>
+      <w:r>
+        <w:t>PyGame</w:t>
+      </w:r>
+      <w:proofErr w:type="spellEnd"/>
+      <w:r>
+        <w:t xml:space="preserve"> and processing</w:t>
       </w:r>
       <w:r>
         <w:t xml:space="preserve"> python</w:t>
@@ -12893,8 +13498,13 @@
       <w:r>
         <w:t xml:space="preserve">the </w:t>
       </w:r>
-      <w:r>
-        <w:t xml:space="preserve">PyGame </w:t>
+      <w:proofErr w:type="spellStart"/>
+      <w:r>
+        <w:t>PyGame</w:t>
+      </w:r>
+      <w:proofErr w:type="spellEnd"/>
+      <w:r>
+        <w:t xml:space="preserve"> </w:t>
       </w:r>
       <w:r>
         <w:t>GUI performance is smooth and not choppy</w:t>
@@ -12903,7 +13513,15 @@
     <w:p>
       <w:r>
         <w:tab/>
-        <w:t>Python requires atleast 2GB RAM</w:t>
+        <w:t xml:space="preserve">Python requires </w:t>
+      </w:r>
+      <w:proofErr w:type="spellStart"/>
+      <w:r>
+        <w:t>atleast</w:t>
+      </w:r>
+      <w:proofErr w:type="spellEnd"/>
+      <w:r>
+        <w:t xml:space="preserve"> 2GB RAM</w:t>
       </w:r>
       <w:r>
         <w:t xml:space="preserve"> according to </w:t>
@@ -12957,11 +13575,11 @@
       <w:pPr>
         <w:pStyle w:val="Heading3"/>
       </w:pPr>
-      <w:bookmarkStart w:id="27" w:name="_Toc212183576"/>
+      <w:bookmarkStart w:id="26" w:name="_Toc212183576"/>
       <w:r>
         <w:t>Software Requirements:</w:t>
       </w:r>
-      <w:bookmarkEnd w:id="27"/>
+      <w:bookmarkEnd w:id="26"/>
     </w:p>
     <w:p>
       <w:r>
@@ -13000,10 +13618,18 @@
         <w:t>ing</w:t>
       </w:r>
       <w:r>
-        <w:t xml:space="preserve"> systems support python and py</w:t>
-      </w:r>
-      <w:r>
-        <w:t>game, allowing cross-platform compatibility for end users</w:t>
+        <w:t xml:space="preserve"> systems support python and </w:t>
+      </w:r>
+      <w:proofErr w:type="spellStart"/>
+      <w:r>
+        <w:t>py</w:t>
+      </w:r>
+      <w:r>
+        <w:t>game</w:t>
+      </w:r>
+      <w:proofErr w:type="spellEnd"/>
+      <w:r>
+        <w:t>, allowing cross-platform compatibility for end users</w:t>
       </w:r>
       <w:r>
         <w:t>.</w:t>
@@ -13055,12 +13681,21 @@
       </w:r>
     </w:p>
     <w:p>
+      <w:proofErr w:type="spellStart"/>
       <w:r>
         <w:rPr>
           <w:b/>
           <w:bCs/>
         </w:rPr>
-        <w:t xml:space="preserve">PyGame </w:t>
+        <w:t>PyGame</w:t>
+      </w:r>
+      <w:proofErr w:type="spellEnd"/>
+      <w:r>
+        <w:rPr>
+          <w:b/>
+          <w:bCs/>
+        </w:rPr>
+        <w:t xml:space="preserve"> </w:t>
       </w:r>
       <w:r>
         <w:rPr>
@@ -13080,14 +13715,27 @@
       </w:r>
     </w:p>
     <w:p>
+      <w:proofErr w:type="gramStart"/>
       <w:r>
         <w:t xml:space="preserve">The </w:t>
       </w:r>
       <w:r>
-        <w:t>majority of the code is in python and PyG</w:t>
-      </w:r>
-      <w:r>
-        <w:t xml:space="preserve">ame so </w:t>
+        <w:t>majority of</w:t>
+      </w:r>
+      <w:proofErr w:type="gramEnd"/>
+      <w:r>
+        <w:t xml:space="preserve"> the code is in python and </w:t>
+      </w:r>
+      <w:proofErr w:type="spellStart"/>
+      <w:r>
+        <w:t>PyG</w:t>
+      </w:r>
+      <w:r>
+        <w:t>ame</w:t>
+      </w:r>
+      <w:proofErr w:type="spellEnd"/>
+      <w:r>
+        <w:t xml:space="preserve"> so </w:t>
       </w:r>
       <w:r>
         <w:t>they</w:t>
@@ -13127,12 +13775,12 @@
       <w:pPr>
         <w:pStyle w:val="Heading2"/>
       </w:pPr>
-      <w:bookmarkStart w:id="28" w:name="_Toc212183577"/>
+      <w:bookmarkStart w:id="27" w:name="_Toc212183577"/>
       <w:r>
         <w:lastRenderedPageBreak/>
         <w:t>Computational Methods:</w:t>
       </w:r>
-      <w:bookmarkEnd w:id="28"/>
+      <w:bookmarkEnd w:id="27"/>
     </w:p>
     <w:p>
       <w:r>
@@ -13165,7 +13813,7 @@
       <w:pPr>
         <w:pStyle w:val="Heading3"/>
       </w:pPr>
-      <w:bookmarkStart w:id="29" w:name="_Toc212183578"/>
+      <w:bookmarkStart w:id="28" w:name="_Toc212183578"/>
       <w:r>
         <w:rPr>
           <w:rStyle w:val="Heading3Char"/>
@@ -13174,7 +13822,7 @@
         </w:rPr>
         <w:t>Abstraction</w:t>
       </w:r>
-      <w:bookmarkEnd w:id="29"/>
+      <w:bookmarkEnd w:id="28"/>
       <w:r>
         <w:t xml:space="preserve"> </w:t>
       </w:r>
@@ -13253,7 +13901,20 @@
         <w:t xml:space="preserve">e deck </w:t>
       </w:r>
       <w:r>
-        <w:t>list each time ShuffleCards()</w:t>
+        <w:t xml:space="preserve">list each time </w:t>
+      </w:r>
+      <w:proofErr w:type="spellStart"/>
+      <w:proofErr w:type="gramStart"/>
+      <w:r>
+        <w:t>ShuffleCards</w:t>
+      </w:r>
+      <w:proofErr w:type="spellEnd"/>
+      <w:r>
+        <w:t>(</w:t>
+      </w:r>
+      <w:proofErr w:type="gramEnd"/>
+      <w:r>
+        <w:t>)</w:t>
       </w:r>
       <w:r>
         <w:t xml:space="preserve"> is called</w:t>
@@ -13320,8 +13981,18 @@
       </w:r>
     </w:p>
     <w:p>
-      <w:r>
-        <w:t>ShuffleCards()</w:t>
+      <w:proofErr w:type="spellStart"/>
+      <w:proofErr w:type="gramStart"/>
+      <w:r>
+        <w:t>ShuffleCards</w:t>
+      </w:r>
+      <w:proofErr w:type="spellEnd"/>
+      <w:r>
+        <w:t>(</w:t>
+      </w:r>
+      <w:proofErr w:type="gramEnd"/>
+      <w:r>
+        <w:t>)</w:t>
       </w:r>
       <w:r>
         <w:t xml:space="preserve"> function</w:t>
@@ -13345,7 +14016,7 @@
       <w:pPr>
         <w:pStyle w:val="Heading3"/>
       </w:pPr>
-      <w:bookmarkStart w:id="30" w:name="_Toc212183579"/>
+      <w:bookmarkStart w:id="29" w:name="_Toc212183579"/>
       <w:r>
         <w:rPr>
           <w:rStyle w:val="Heading3Char"/>
@@ -13354,7 +14025,7 @@
         </w:rPr>
         <w:t>Decomposition</w:t>
       </w:r>
-      <w:bookmarkEnd w:id="30"/>
+      <w:bookmarkEnd w:id="29"/>
       <w:r>
         <w:t xml:space="preserve"> </w:t>
       </w:r>
@@ -13452,10 +14123,22 @@
           <w:b/>
           <w:bCs/>
         </w:rPr>
-        <w:t>Blackjack system</w:t>
-      </w:r>
-      <w:r>
-        <w:t xml:space="preserve">: </w:t>
+        <w:t xml:space="preserve">Blackjack </w:t>
+      </w:r>
+      <w:proofErr w:type="gramStart"/>
+      <w:r>
+        <w:rPr>
+          <w:b/>
+          <w:bCs/>
+        </w:rPr>
+        <w:t>system</w:t>
+      </w:r>
+      <w:r>
+        <w:t>:</w:t>
+      </w:r>
+      <w:proofErr w:type="gramEnd"/>
+      <w:r>
+        <w:t xml:space="preserve"> </w:t>
       </w:r>
       <w:r>
         <w:t xml:space="preserve">manages order and sequence of </w:t>
@@ -13479,10 +14162,23 @@
         <w:t xml:space="preserve">applies </w:t>
       </w:r>
       <w:r>
-        <w:t>game rules</w:t>
-      </w:r>
-      <w:r>
-        <w:t>(e.g over 21 = loss)</w:t>
+        <w:t xml:space="preserve">game </w:t>
+      </w:r>
+      <w:proofErr w:type="gramStart"/>
+      <w:r>
+        <w:t>rules</w:t>
+      </w:r>
+      <w:r>
+        <w:t>(</w:t>
+      </w:r>
+      <w:proofErr w:type="spellStart"/>
+      <w:proofErr w:type="gramEnd"/>
+      <w:r>
+        <w:t>e.g</w:t>
+      </w:r>
+      <w:proofErr w:type="spellEnd"/>
+      <w:r>
+        <w:t xml:space="preserve"> over 21 = loss)</w:t>
       </w:r>
       <w:r>
         <w:t>,</w:t>
@@ -13621,11 +14317,11 @@
       <w:pPr>
         <w:pStyle w:val="Heading3"/>
       </w:pPr>
-      <w:bookmarkStart w:id="31" w:name="_Toc212183580"/>
+      <w:bookmarkStart w:id="30" w:name="_Toc212183580"/>
       <w:r>
         <w:t>Algorithmic Thinking</w:t>
       </w:r>
-      <w:bookmarkEnd w:id="31"/>
+      <w:bookmarkEnd w:id="30"/>
     </w:p>
     <w:p>
       <w:r>
@@ -13684,7 +14380,15 @@
           <w:b/>
           <w:bCs/>
         </w:rPr>
-        <w:t xml:space="preserve"> algor</w:t>
+        <w:t xml:space="preserve"> </w:t>
+      </w:r>
+      <w:proofErr w:type="gramStart"/>
+      <w:r>
+        <w:rPr>
+          <w:b/>
+          <w:bCs/>
+        </w:rPr>
+        <w:t>algor</w:t>
       </w:r>
       <w:r>
         <w:rPr>
@@ -13700,6 +14404,7 @@
         </w:rPr>
         <w:t>:</w:t>
       </w:r>
+      <w:proofErr w:type="gramEnd"/>
       <w:r>
         <w:t xml:space="preserve"> allocates cards to </w:t>
       </w:r>
@@ -13797,11 +14502,11 @@
       <w:pPr>
         <w:pStyle w:val="Heading3"/>
       </w:pPr>
-      <w:bookmarkStart w:id="32" w:name="_Toc212183581"/>
+      <w:bookmarkStart w:id="31" w:name="_Toc212183581"/>
       <w:r>
         <w:t>Justification</w:t>
       </w:r>
-      <w:bookmarkEnd w:id="32"/>
+      <w:bookmarkEnd w:id="31"/>
     </w:p>
     <w:p>
       <w:r>
@@ -13886,23 +14591,23 @@
       <w:pPr>
         <w:pStyle w:val="Heading1"/>
       </w:pPr>
-      <w:bookmarkStart w:id="33" w:name="_Toc212183582"/>
+      <w:bookmarkStart w:id="32" w:name="_Toc212183582"/>
       <w:r>
         <w:lastRenderedPageBreak/>
         <w:t>Design</w:t>
       </w:r>
-      <w:bookmarkEnd w:id="33"/>
+      <w:bookmarkEnd w:id="32"/>
     </w:p>
     <w:p/>
     <w:p>
       <w:pPr>
         <w:pStyle w:val="Heading2"/>
       </w:pPr>
-      <w:bookmarkStart w:id="34" w:name="_Toc212183583"/>
+      <w:bookmarkStart w:id="33" w:name="_Toc212183583"/>
       <w:r>
         <w:t>Structure Diagram</w:t>
       </w:r>
-      <w:bookmarkEnd w:id="34"/>
+      <w:bookmarkEnd w:id="33"/>
     </w:p>
     <w:p/>
     <w:p>
@@ -14001,7 +14706,23 @@
         <w:t>display</w:t>
       </w:r>
       <w:r>
-        <w:t xml:space="preserve"> e.g Blackjack()</w:t>
+        <w:t xml:space="preserve"> </w:t>
+      </w:r>
+      <w:proofErr w:type="spellStart"/>
+      <w:r>
+        <w:t>e.g</w:t>
+      </w:r>
+      <w:proofErr w:type="spellEnd"/>
+      <w:r>
+        <w:t xml:space="preserve"> </w:t>
+      </w:r>
+      <w:proofErr w:type="gramStart"/>
+      <w:r>
+        <w:t>Blackjack(</w:t>
+      </w:r>
+      <w:proofErr w:type="gramEnd"/>
+      <w:r>
+        <w:t>)</w:t>
       </w:r>
       <w:r>
         <w:t>.</w:t>
@@ -14010,7 +14731,15 @@
         <w:t xml:space="preserve"> </w:t>
       </w:r>
       <w:r>
-        <w:t>On the next layer of the program it shows the nested sub routines that will be used within</w:t>
+        <w:t xml:space="preserve">On the next layer of the </w:t>
+      </w:r>
+      <w:proofErr w:type="gramStart"/>
+      <w:r>
+        <w:t>program</w:t>
+      </w:r>
+      <w:proofErr w:type="gramEnd"/>
+      <w:r>
+        <w:t xml:space="preserve"> it shows the nested sub routines that will be used within</w:t>
       </w:r>
       <w:r>
         <w:t xml:space="preserve"> the primary ones.</w:t>
@@ -14022,22 +14751,22 @@
       <w:pPr>
         <w:pStyle w:val="Heading2"/>
       </w:pPr>
-      <w:bookmarkStart w:id="35" w:name="_Toc212183584"/>
+      <w:bookmarkStart w:id="34" w:name="_Toc212183584"/>
       <w:r>
         <w:lastRenderedPageBreak/>
         <w:t>Flowchart</w:t>
       </w:r>
-      <w:bookmarkEnd w:id="35"/>
+      <w:bookmarkEnd w:id="34"/>
     </w:p>
     <w:p>
       <w:pPr>
         <w:pStyle w:val="Heading3"/>
       </w:pPr>
-      <w:bookmarkStart w:id="36" w:name="_Toc212183585"/>
+      <w:bookmarkStart w:id="35" w:name="_Toc212183585"/>
       <w:r>
         <w:t>Menu</w:t>
       </w:r>
-      <w:bookmarkEnd w:id="36"/>
+      <w:bookmarkEnd w:id="35"/>
     </w:p>
     <w:p>
       <w:r>
@@ -14092,21 +14821,21 @@
       <w:pPr>
         <w:pStyle w:val="Heading2"/>
       </w:pPr>
-      <w:bookmarkStart w:id="37" w:name="_Toc212183586"/>
+      <w:bookmarkStart w:id="36" w:name="_Toc212183586"/>
       <w:r>
         <w:t>GUI</w:t>
       </w:r>
-      <w:bookmarkEnd w:id="37"/>
+      <w:bookmarkEnd w:id="36"/>
     </w:p>
     <w:p>
       <w:pPr>
         <w:pStyle w:val="Heading3"/>
       </w:pPr>
-      <w:bookmarkStart w:id="38" w:name="_Toc212183587"/>
+      <w:bookmarkStart w:id="37" w:name="_Toc212183587"/>
       <w:r>
         <w:t>First draft</w:t>
       </w:r>
-      <w:bookmarkEnd w:id="38"/>
+      <w:bookmarkEnd w:id="37"/>
     </w:p>
     <w:p>
       <w:pPr>
@@ -14155,7 +14884,31 @@
         <w:t>I also thought of another table</w:t>
       </w:r>
       <w:r>
-        <w:t xml:space="preserve"> originating from spongebob (krusty krab restaurant</w:t>
+        <w:t xml:space="preserve"> originating from </w:t>
+      </w:r>
+      <w:proofErr w:type="spellStart"/>
+      <w:r>
+        <w:t>spongebob</w:t>
+      </w:r>
+      <w:proofErr w:type="spellEnd"/>
+      <w:r>
+        <w:t xml:space="preserve"> (</w:t>
+      </w:r>
+      <w:proofErr w:type="spellStart"/>
+      <w:r>
+        <w:t>krusty</w:t>
+      </w:r>
+      <w:proofErr w:type="spellEnd"/>
+      <w:r>
+        <w:t xml:space="preserve"> </w:t>
+      </w:r>
+      <w:proofErr w:type="spellStart"/>
+      <w:r>
+        <w:t>krab</w:t>
+      </w:r>
+      <w:proofErr w:type="spellEnd"/>
+      <w:r>
+        <w:t xml:space="preserve"> restaurant</w:t>
       </w:r>
       <w:r>
         <w:t xml:space="preserve"> table</w:t>
@@ -14373,7 +15126,15 @@
         <w:t>table of poker</w:t>
       </w:r>
       <w:r>
-        <w:t xml:space="preserve"> depending on the total amount of currency invested in to the round</w:t>
+        <w:t xml:space="preserve"> depending on the total amount of currency invested </w:t>
+      </w:r>
+      <w:proofErr w:type="gramStart"/>
+      <w:r>
+        <w:t>in to</w:t>
+      </w:r>
+      <w:proofErr w:type="gramEnd"/>
+      <w:r>
+        <w:t xml:space="preserve"> the round</w:t>
       </w:r>
     </w:p>
     <w:p>
@@ -14488,7 +15249,15 @@
         <w:t>was thinking of moving cards in the centre up</w:t>
       </w:r>
       <w:r>
-        <w:t xml:space="preserve"> to make space for a </w:t>
+        <w:t xml:space="preserve"> to make space for </w:t>
+      </w:r>
+      <w:proofErr w:type="spellStart"/>
+      <w:r>
+        <w:t>a</w:t>
+      </w:r>
+      <w:proofErr w:type="spellEnd"/>
+      <w:r>
+        <w:t xml:space="preserve"> </w:t>
       </w:r>
       <w:r>
         <w:t>indicator in the centre of the board</w:t>
@@ -14739,7 +15508,15 @@
         <w:t xml:space="preserve">I </w:t>
       </w:r>
       <w:r>
-        <w:t xml:space="preserve">added an options button in the top right and this is where the poker </w:t>
+        <w:t xml:space="preserve">added an options button in the top </w:t>
+      </w:r>
+      <w:proofErr w:type="gramStart"/>
+      <w:r>
+        <w:t>right</w:t>
+      </w:r>
+      <w:proofErr w:type="gramEnd"/>
+      <w:r>
+        <w:t xml:space="preserve"> and this is where the poker </w:t>
       </w:r>
       <w:r>
         <w:t xml:space="preserve">card rankings can be accessed. I </w:t>
@@ -14748,7 +15525,15 @@
         <w:t xml:space="preserve">ended up moving the cards in the centre upwards to make space for the currency pool </w:t>
       </w:r>
       <w:r>
-        <w:t>that will be in the centre which will be the total of every players invested currency.</w:t>
+        <w:t xml:space="preserve">that will be in the centre which will be the total of every </w:t>
+      </w:r>
+      <w:proofErr w:type="gramStart"/>
+      <w:r>
+        <w:t>players</w:t>
+      </w:r>
+      <w:proofErr w:type="gramEnd"/>
+      <w:r>
+        <w:t xml:space="preserve"> invested currency.</w:t>
       </w:r>
     </w:p>
     <w:p>
@@ -14756,7 +15541,15 @@
         <w:t xml:space="preserve">In this example of the draft </w:t>
       </w:r>
       <w:r>
-        <w:t xml:space="preserve">the Cental Pot has a value of </w:t>
+        <w:t xml:space="preserve">the </w:t>
+      </w:r>
+      <w:proofErr w:type="spellStart"/>
+      <w:r>
+        <w:t>Cental</w:t>
+      </w:r>
+      <w:proofErr w:type="spellEnd"/>
+      <w:r>
+        <w:t xml:space="preserve"> Pot has a value of </w:t>
       </w:r>
       <w:r>
         <w:t xml:space="preserve">2000 + 2000 + 1000 + 1000 + </w:t>
@@ -14769,8 +15562,13 @@
       </w:r>
     </w:p>
     <w:p>
-      <w:r>
-        <w:t xml:space="preserve">Also I mistakenly put 3 community cards (the </w:t>
+      <w:proofErr w:type="gramStart"/>
+      <w:r>
+        <w:t>Also</w:t>
+      </w:r>
+      <w:proofErr w:type="gramEnd"/>
+      <w:r>
+        <w:t xml:space="preserve"> I mistakenly put 3 community cards (the </w:t>
       </w:r>
       <w:r>
         <w:t>cards near the top of the screen</w:t>
@@ -15008,10 +15806,18 @@
         <w:t xml:space="preserve">which will return to normal once their turn is over </w:t>
       </w:r>
       <w:r>
-        <w:t xml:space="preserve">and which players are out </w:t>
-      </w:r>
-      <w:r>
-        <w:t xml:space="preserve"> (Name is strikethrough).</w:t>
+        <w:t xml:space="preserve">and which players are </w:t>
+      </w:r>
+      <w:proofErr w:type="gramStart"/>
+      <w:r>
+        <w:t xml:space="preserve">out </w:t>
+      </w:r>
+      <w:r>
+        <w:t xml:space="preserve"> (</w:t>
+      </w:r>
+      <w:proofErr w:type="gramEnd"/>
+      <w:r>
+        <w:t>Name is strikethrough).</w:t>
       </w:r>
     </w:p>
     <w:p>
@@ -15070,7 +15876,15 @@
         <w:t xml:space="preserve">mouse click on shuffler. I decided to make this the button to get another card as it </w:t>
       </w:r>
       <w:r>
-        <w:t>adds to the realism of getting a card from the shuffler  instead of having a separate button for Hit</w:t>
+        <w:t xml:space="preserve">adds to the realism of getting a card from the </w:t>
+      </w:r>
+      <w:proofErr w:type="gramStart"/>
+      <w:r>
+        <w:t>shuffler  instead</w:t>
+      </w:r>
+      <w:proofErr w:type="gramEnd"/>
+      <w:r>
+        <w:t xml:space="preserve"> of having a separate button for Hit</w:t>
       </w:r>
     </w:p>
     <w:p>
@@ -15119,22 +15933,22 @@
       <w:pPr>
         <w:pStyle w:val="Heading2"/>
       </w:pPr>
-      <w:bookmarkStart w:id="39" w:name="_Toc212183588"/>
+      <w:bookmarkStart w:id="38" w:name="_Toc212183588"/>
       <w:r>
         <w:lastRenderedPageBreak/>
         <w:t>Development plan</w:t>
       </w:r>
-      <w:bookmarkEnd w:id="39"/>
+      <w:bookmarkEnd w:id="38"/>
     </w:p>
     <w:p>
       <w:pPr>
         <w:pStyle w:val="Heading3"/>
       </w:pPr>
-      <w:bookmarkStart w:id="40" w:name="_Toc212183589"/>
+      <w:bookmarkStart w:id="39" w:name="_Toc212183589"/>
       <w:r>
         <w:t>Card (dealing system)</w:t>
       </w:r>
-      <w:bookmarkEnd w:id="40"/>
+      <w:bookmarkEnd w:id="39"/>
     </w:p>
     <w:p>
       <w:pPr>
@@ -15235,7 +16049,23 @@
         </w:numPr>
       </w:pPr>
       <w:r>
-        <w:t>Shuffled deck will be a queue and the dealing algorithm will dequeue the “card” at the front of the queue/”deck”</w:t>
+        <w:t xml:space="preserve">Shuffled deck will be a </w:t>
+      </w:r>
+      <w:proofErr w:type="gramStart"/>
+      <w:r>
+        <w:t>queue</w:t>
+      </w:r>
+      <w:proofErr w:type="gramEnd"/>
+      <w:r>
+        <w:t xml:space="preserve"> and the dealing algorithm will dequeue the “card” at the front of the queue</w:t>
+      </w:r>
+      <w:proofErr w:type="gramStart"/>
+      <w:r>
+        <w:t>/”deck</w:t>
+      </w:r>
+      <w:proofErr w:type="gramEnd"/>
+      <w:r>
+        <w:t>”</w:t>
       </w:r>
     </w:p>
     <w:p>
@@ -15274,11 +16104,11 @@
       <w:pPr>
         <w:pStyle w:val="Heading3"/>
       </w:pPr>
-      <w:bookmarkStart w:id="41" w:name="_Toc212183590"/>
+      <w:bookmarkStart w:id="40" w:name="_Toc212183590"/>
       <w:r>
         <w:t>Blackjack gameplay Class</w:t>
       </w:r>
-      <w:bookmarkEnd w:id="41"/>
+      <w:bookmarkEnd w:id="40"/>
     </w:p>
     <w:p>
       <w:pPr>
@@ -15399,7 +16229,7 @@
           <w:szCs w:val="16"/>
         </w:rPr>
       </w:pPr>
-      <w:bookmarkStart w:id="42" w:name="_Toc212183591"/>
+      <w:bookmarkStart w:id="41" w:name="_Toc212183591"/>
       <w:r>
         <w:rPr>
           <w:rStyle w:val="Heading1Char"/>
@@ -15410,7 +16240,7 @@
         </w:rPr>
         <w:t>Currency system</w:t>
       </w:r>
-      <w:bookmarkEnd w:id="42"/>
+      <w:bookmarkEnd w:id="41"/>
       <w:r>
         <w:rPr>
           <w:sz w:val="22"/>
@@ -15511,11 +16341,11 @@
       <w:pPr>
         <w:pStyle w:val="Heading3"/>
       </w:pPr>
-      <w:bookmarkStart w:id="43" w:name="_Toc212183592"/>
+      <w:bookmarkStart w:id="42" w:name="_Toc212183592"/>
       <w:r>
         <w:t>Menu</w:t>
       </w:r>
-      <w:bookmarkEnd w:id="43"/>
+      <w:bookmarkEnd w:id="42"/>
     </w:p>
     <w:p>
       <w:pPr>
@@ -15663,11 +16493,11 @@
       <w:pPr>
         <w:pStyle w:val="Heading3"/>
       </w:pPr>
-      <w:bookmarkStart w:id="44" w:name="_Toc212183593"/>
+      <w:bookmarkStart w:id="43" w:name="_Toc212183593"/>
       <w:r>
         <w:t>Poker gameplay</w:t>
       </w:r>
-      <w:bookmarkEnd w:id="44"/>
+      <w:bookmarkEnd w:id="43"/>
     </w:p>
     <w:p>
       <w:pPr>
@@ -15752,7 +16582,25 @@
         </w:numPr>
       </w:pPr>
       <w:r>
-        <w:t>Determine win,draw or loss for each player based upon each players card rankings if player has not Folded</w:t>
+        <w:t xml:space="preserve">Determine </w:t>
+      </w:r>
+      <w:proofErr w:type="spellStart"/>
+      <w:proofErr w:type="gramStart"/>
+      <w:r>
+        <w:t>win,draw</w:t>
+      </w:r>
+      <w:proofErr w:type="spellEnd"/>
+      <w:proofErr w:type="gramEnd"/>
+      <w:r>
+        <w:t xml:space="preserve"> or loss for each player based upon each </w:t>
+      </w:r>
+      <w:proofErr w:type="gramStart"/>
+      <w:r>
+        <w:t>players</w:t>
+      </w:r>
+      <w:proofErr w:type="gramEnd"/>
+      <w:r>
+        <w:t xml:space="preserve"> card rankings if player has not Folded</w:t>
       </w:r>
     </w:p>
     <w:p>
@@ -15769,7 +16617,15 @@
     </w:p>
     <w:p>
       <w:r>
-        <w:t>I have chosen to do the poker gameplay next as it is another essential part of the game. This has purposely been done before the development of the GUI as the logic of the game will be completed after this point such that the game is “playable” if there are any unforeseen problems past this stage in development</w:t>
+        <w:t xml:space="preserve">I have chosen to do the poker </w:t>
+      </w:r>
+      <w:proofErr w:type="spellStart"/>
+      <w:r>
+        <w:t>gameplay</w:t>
+      </w:r>
+      <w:proofErr w:type="spellEnd"/>
+      <w:r>
+        <w:t xml:space="preserve"> next as it is another essential part of the game. This has purposely been done before the development of the GUI as the logic of the game will be completed after this point such that the game is “playable” if there are any unforeseen problems past this stage in development</w:t>
       </w:r>
     </w:p>
     <w:p/>
@@ -15777,11 +16633,11 @@
       <w:pPr>
         <w:pStyle w:val="Heading3"/>
       </w:pPr>
-      <w:bookmarkStart w:id="45" w:name="_Toc212183594"/>
+      <w:bookmarkStart w:id="44" w:name="_Toc212183594"/>
       <w:r>
         <w:t>GUI</w:t>
       </w:r>
-      <w:bookmarkEnd w:id="45"/>
+      <w:bookmarkEnd w:id="44"/>
     </w:p>
     <w:p>
       <w:pPr>
@@ -15879,19 +16735,27 @@
         </w:numPr>
       </w:pPr>
       <w:r>
-        <w:t>This is done after the essential parts of the games logic as this will be the most time consuming part of this project and for reasons stated further up.</w:t>
+        <w:t xml:space="preserve">This is done after the essential parts of the games logic as this will be the most </w:t>
+      </w:r>
+      <w:proofErr w:type="gramStart"/>
+      <w:r>
+        <w:t>time consuming</w:t>
+      </w:r>
+      <w:proofErr w:type="gramEnd"/>
+      <w:r>
+        <w:t xml:space="preserve"> part of this project and for reasons stated further up.</w:t>
       </w:r>
     </w:p>
     <w:p>
       <w:pPr>
         <w:pStyle w:val="Heading3"/>
       </w:pPr>
-      <w:bookmarkStart w:id="46" w:name="_Toc212183595"/>
+      <w:bookmarkStart w:id="45" w:name="_Toc212183595"/>
       <w:r>
         <w:lastRenderedPageBreak/>
         <w:t>Save Player Data</w:t>
       </w:r>
-      <w:bookmarkEnd w:id="46"/>
+      <w:bookmarkEnd w:id="45"/>
       <w:r>
         <w:t xml:space="preserve"> </w:t>
       </w:r>
@@ -16001,11 +16865,11 @@
       <w:pPr>
         <w:pStyle w:val="Heading2"/>
       </w:pPr>
-      <w:bookmarkStart w:id="47" w:name="_Toc212183596"/>
+      <w:bookmarkStart w:id="46" w:name="_Toc212183596"/>
       <w:r>
         <w:t>Data Dictionary</w:t>
       </w:r>
-      <w:bookmarkEnd w:id="47"/>
+      <w:bookmarkEnd w:id="46"/>
     </w:p>
     <w:p>
       <w:r>
@@ -16017,7 +16881,11 @@
       </w:r>
       <w:r>
         <w:br/>
-        <w:t># bool variables = is</w:t>
+        <w:t xml:space="preserve"># bool variables = </w:t>
+      </w:r>
+      <w:proofErr w:type="spellStart"/>
+      <w:r>
+        <w:t>is</w:t>
       </w:r>
       <w:r>
         <w:t>C</w:t>
@@ -16025,6 +16893,7 @@
       <w:r>
         <w:t>amelCase</w:t>
       </w:r>
+      <w:proofErr w:type="spellEnd"/>
       <w:r>
         <w:br/>
         <w:t># constants = UPPERCASE</w:t>
@@ -16042,8 +16911,13 @@
         <w:t>/procedures</w:t>
       </w:r>
       <w:r>
-        <w:t xml:space="preserve"> = PascalCase</w:t>
-      </w:r>
+        <w:t xml:space="preserve"> = </w:t>
+      </w:r>
+      <w:proofErr w:type="spellStart"/>
+      <w:r>
+        <w:t>PascalCase</w:t>
+      </w:r>
+      <w:proofErr w:type="spellEnd"/>
     </w:p>
     <w:p/>
     <w:p/>
@@ -16058,6 +16932,7 @@
           <w:szCs w:val="28"/>
         </w:rPr>
       </w:pPr>
+      <w:proofErr w:type="gramStart"/>
       <w:r>
         <w:rPr>
           <w:i/>
@@ -16083,7 +16958,27 @@
           <w:sz w:val="20"/>
           <w:szCs w:val="20"/>
         </w:rPr>
-        <w:t>(UPPER CASE</w:t>
+        <w:t>(</w:t>
+      </w:r>
+      <w:proofErr w:type="gramEnd"/>
+      <w:r>
+        <w:rPr>
+          <w:i/>
+          <w:iCs/>
+          <w:sz w:val="20"/>
+          <w:szCs w:val="20"/>
+        </w:rPr>
+        <w:t xml:space="preserve">UPPER </w:t>
+      </w:r>
+      <w:proofErr w:type="gramStart"/>
+      <w:r>
+        <w:rPr>
+          <w:i/>
+          <w:iCs/>
+          <w:sz w:val="20"/>
+          <w:szCs w:val="20"/>
+        </w:rPr>
+        <w:t>CASE</w:t>
       </w:r>
       <w:r>
         <w:rPr>
@@ -16110,7 +17005,17 @@
           <w:sz w:val="28"/>
           <w:szCs w:val="28"/>
         </w:rPr>
-        <w:t>X = number 1-4 just a simplification</w:t>
+        <w:t>X</w:t>
+      </w:r>
+      <w:proofErr w:type="gramEnd"/>
+      <w:r>
+        <w:rPr>
+          <w:i/>
+          <w:iCs/>
+          <w:sz w:val="28"/>
+          <w:szCs w:val="28"/>
+        </w:rPr>
+        <w:t xml:space="preserve"> = number 1-4 just a simplification</w:t>
       </w:r>
       <w:r>
         <w:rPr>
@@ -16274,7 +17179,15 @@
               <w:t xml:space="preserve"> </w:t>
             </w:r>
             <w:r>
-              <w:t>[player1,player2,player3,player4]</w:t>
+              <w:t>[player</w:t>
+            </w:r>
+            <w:proofErr w:type="gramStart"/>
+            <w:r>
+              <w:t>1,player2,player3,player</w:t>
+            </w:r>
+            <w:proofErr w:type="gramEnd"/>
+            <w:r>
+              <w:t>4]</w:t>
             </w:r>
           </w:p>
         </w:tc>
@@ -16312,13 +17225,26 @@
               <w:t>lists</w:t>
             </w:r>
             <w:r>
-              <w:t xml:space="preserve"> of playerUser,</w:t>
+              <w:t xml:space="preserve"> of </w:t>
+            </w:r>
+            <w:proofErr w:type="spellStart"/>
+            <w:r>
+              <w:t>playerUser</w:t>
+            </w:r>
+            <w:proofErr w:type="spellEnd"/>
+            <w:r>
+              <w:t>,</w:t>
             </w:r>
             <w:r>
               <w:t xml:space="preserve"> </w:t>
             </w:r>
-            <w:r>
-              <w:t>playerCards etc</w:t>
+            <w:proofErr w:type="spellStart"/>
+            <w:r>
+              <w:t>playerCards</w:t>
+            </w:r>
+            <w:proofErr w:type="spellEnd"/>
+            <w:r>
+              <w:t xml:space="preserve"> etc</w:t>
             </w:r>
           </w:p>
         </w:tc>
@@ -16345,14 +17271,37 @@
             <w:pPr>
               <w:jc w:val="center"/>
             </w:pPr>
-            <w:r>
-              <w:t>playerX = [playerXUser,playerXCurrency,playerXCards,</w:t>
+            <w:proofErr w:type="spellStart"/>
+            <w:r>
+              <w:t>playerX</w:t>
+            </w:r>
+            <w:proofErr w:type="spellEnd"/>
+            <w:r>
+              <w:t xml:space="preserve"> = [</w:t>
+            </w:r>
+            <w:proofErr w:type="spellStart"/>
+            <w:proofErr w:type="gramStart"/>
+            <w:r>
+              <w:t>playerXUser,playerXCurrency</w:t>
+            </w:r>
+            <w:proofErr w:type="gramEnd"/>
+            <w:r>
+              <w:t>,</w:t>
+            </w:r>
+            <w:proofErr w:type="gramStart"/>
+            <w:r>
+              <w:t>playerXCards,</w:t>
             </w:r>
             <w:r>
               <w:t>p</w:t>
             </w:r>
             <w:r>
-              <w:t>layerXResult]</w:t>
+              <w:t>layerXResult</w:t>
+            </w:r>
+            <w:proofErr w:type="spellEnd"/>
+            <w:proofErr w:type="gramEnd"/>
+            <w:r>
+              <w:t>]</w:t>
             </w:r>
           </w:p>
         </w:tc>
@@ -16424,10 +17373,23 @@
               <w:t>of lots of different things</w:t>
             </w:r>
             <w:r>
-              <w:t xml:space="preserve"> for players </w:t>
-            </w:r>
-            <w:r>
-              <w:t xml:space="preserve"> e.g Poker, Blackjack, Leaderboard etc</w:t>
+              <w:t xml:space="preserve"> for </w:t>
+            </w:r>
+            <w:proofErr w:type="gramStart"/>
+            <w:r>
+              <w:t xml:space="preserve">players </w:t>
+            </w:r>
+            <w:r>
+              <w:t xml:space="preserve"> </w:t>
+            </w:r>
+            <w:proofErr w:type="spellStart"/>
+            <w:r>
+              <w:t>e.g</w:t>
+            </w:r>
+            <w:proofErr w:type="spellEnd"/>
+            <w:proofErr w:type="gramEnd"/>
+            <w:r>
+              <w:t xml:space="preserve"> Poker, Blackjack, Leaderboard etc</w:t>
             </w:r>
             <w:r>
               <w:t xml:space="preserve"> </w:t>
@@ -16458,13 +17420,31 @@
               <w:jc w:val="center"/>
             </w:pPr>
             <w:r>
-              <w:t>dealer = [dealerUser,</w:t>
+              <w:t>dealer = [</w:t>
+            </w:r>
+            <w:proofErr w:type="spellStart"/>
+            <w:proofErr w:type="gramStart"/>
+            <w:r>
+              <w:t>dealerUser,</w:t>
             </w:r>
             <w:r>
               <w:t>dealers</w:t>
             </w:r>
             <w:r>
-              <w:t>Pot,dealerCards,dealerResult]</w:t>
+              <w:t>Pot</w:t>
+            </w:r>
+            <w:proofErr w:type="gramEnd"/>
+            <w:r>
+              <w:t>,</w:t>
+            </w:r>
+            <w:proofErr w:type="gramStart"/>
+            <w:r>
+              <w:t>dealerCards,dealerResult</w:t>
+            </w:r>
+            <w:proofErr w:type="spellEnd"/>
+            <w:proofErr w:type="gramEnd"/>
+            <w:r>
+              <w:t>]</w:t>
             </w:r>
           </w:p>
           <w:p>
@@ -16532,9 +17512,11 @@
             <w:pPr>
               <w:jc w:val="center"/>
             </w:pPr>
+            <w:proofErr w:type="spellStart"/>
             <w:r>
               <w:t>gamemode</w:t>
             </w:r>
+            <w:proofErr w:type="spellEnd"/>
           </w:p>
         </w:tc>
         <w:tc>
@@ -16559,7 +17541,15 @@
               <w:jc w:val="center"/>
             </w:pPr>
             <w:r>
-              <w:t>Holds whether gamemode selected is “blackjack” or “poker”</w:t>
+              <w:t xml:space="preserve">Holds whether </w:t>
+            </w:r>
+            <w:proofErr w:type="spellStart"/>
+            <w:r>
+              <w:t>gamemode</w:t>
+            </w:r>
+            <w:proofErr w:type="spellEnd"/>
+            <w:r>
+              <w:t xml:space="preserve"> selected is “blackjack” or “poker”</w:t>
             </w:r>
           </w:p>
         </w:tc>
@@ -16619,7 +17609,23 @@
               </w:rPr>
             </w:pPr>
             <w:r>
-              <w:t>index of playerXUser in playerX to make code more readable</w:t>
+              <w:t xml:space="preserve">index of </w:t>
+            </w:r>
+            <w:proofErr w:type="spellStart"/>
+            <w:r>
+              <w:t>playerXUser</w:t>
+            </w:r>
+            <w:proofErr w:type="spellEnd"/>
+            <w:r>
+              <w:t xml:space="preserve"> in </w:t>
+            </w:r>
+            <w:proofErr w:type="spellStart"/>
+            <w:r>
+              <w:t>playerX</w:t>
+            </w:r>
+            <w:proofErr w:type="spellEnd"/>
+            <w:r>
+              <w:t xml:space="preserve"> to make code more readable</w:t>
             </w:r>
           </w:p>
         </w:tc>
@@ -16673,7 +17679,23 @@
               <w:jc w:val="center"/>
             </w:pPr>
             <w:r>
-              <w:t>index of playerXCurrency in playerX to make code more readable</w:t>
+              <w:t xml:space="preserve">index of </w:t>
+            </w:r>
+            <w:proofErr w:type="spellStart"/>
+            <w:r>
+              <w:t>playerXCurrency</w:t>
+            </w:r>
+            <w:proofErr w:type="spellEnd"/>
+            <w:r>
+              <w:t xml:space="preserve"> in </w:t>
+            </w:r>
+            <w:proofErr w:type="spellStart"/>
+            <w:r>
+              <w:t>playerX</w:t>
+            </w:r>
+            <w:proofErr w:type="spellEnd"/>
+            <w:r>
+              <w:t xml:space="preserve"> to make code more readable</w:t>
             </w:r>
           </w:p>
         </w:tc>
@@ -16728,7 +17750,23 @@
               <w:jc w:val="center"/>
             </w:pPr>
             <w:r>
-              <w:t>Index of playerXCards in playerX to make code more readable</w:t>
+              <w:t xml:space="preserve">Index of </w:t>
+            </w:r>
+            <w:proofErr w:type="spellStart"/>
+            <w:r>
+              <w:t>playerXCards</w:t>
+            </w:r>
+            <w:proofErr w:type="spellEnd"/>
+            <w:r>
+              <w:t xml:space="preserve"> in </w:t>
+            </w:r>
+            <w:proofErr w:type="spellStart"/>
+            <w:r>
+              <w:t>playerX</w:t>
+            </w:r>
+            <w:proofErr w:type="spellEnd"/>
+            <w:r>
+              <w:t xml:space="preserve"> to make code more readable</w:t>
             </w:r>
           </w:p>
         </w:tc>
@@ -16782,7 +17820,23 @@
               <w:jc w:val="center"/>
             </w:pPr>
             <w:r>
-              <w:t>Index of playerXResult in playerX to make code more readable</w:t>
+              <w:t xml:space="preserve">Index of </w:t>
+            </w:r>
+            <w:proofErr w:type="spellStart"/>
+            <w:r>
+              <w:t>playerXResult</w:t>
+            </w:r>
+            <w:proofErr w:type="spellEnd"/>
+            <w:r>
+              <w:t xml:space="preserve"> in </w:t>
+            </w:r>
+            <w:proofErr w:type="spellStart"/>
+            <w:r>
+              <w:t>playerX</w:t>
+            </w:r>
+            <w:proofErr w:type="spellEnd"/>
+            <w:r>
+              <w:t xml:space="preserve"> to make code more readable</w:t>
             </w:r>
           </w:p>
         </w:tc>
@@ -16931,9 +17985,11 @@
             <w:pPr>
               <w:jc w:val="center"/>
             </w:pPr>
+            <w:proofErr w:type="spellStart"/>
             <w:r>
               <w:t>playerXUser</w:t>
             </w:r>
+            <w:proofErr w:type="spellEnd"/>
           </w:p>
         </w:tc>
         <w:tc>
@@ -16958,8 +18014,13 @@
               <w:jc w:val="center"/>
             </w:pPr>
             <w:r>
-              <w:t>Holds username for playerX</w:t>
-            </w:r>
+              <w:t xml:space="preserve">Holds username for </w:t>
+            </w:r>
+            <w:proofErr w:type="spellStart"/>
+            <w:r>
+              <w:t>playerX</w:t>
+            </w:r>
+            <w:proofErr w:type="spellEnd"/>
           </w:p>
         </w:tc>
         <w:tc>
@@ -17332,8 +18393,18 @@
             <w:pPr>
               <w:jc w:val="center"/>
             </w:pPr>
-            <w:r>
-              <w:t>ShuffleDeck()</w:t>
+            <w:proofErr w:type="spellStart"/>
+            <w:proofErr w:type="gramStart"/>
+            <w:r>
+              <w:t>ShuffleDeck</w:t>
+            </w:r>
+            <w:proofErr w:type="spellEnd"/>
+            <w:r>
+              <w:t>(</w:t>
+            </w:r>
+            <w:proofErr w:type="gramEnd"/>
+            <w:r>
+              <w:t>)</w:t>
             </w:r>
           </w:p>
         </w:tc>
@@ -17389,14 +18460,26 @@
             <w:tcW w:w="4112" w:type="dxa"/>
           </w:tcPr>
           <w:p>
-            <w:r>
-              <w:t>DealCards(</w:t>
-            </w:r>
+            <w:proofErr w:type="spellStart"/>
+            <w:r>
+              <w:t>DealCards</w:t>
+            </w:r>
+            <w:proofErr w:type="spellEnd"/>
+            <w:r>
+              <w:t>(</w:t>
+            </w:r>
+            <w:proofErr w:type="spellStart"/>
+            <w:proofErr w:type="gramStart"/>
             <w:r>
               <w:t>playerCards,</w:t>
             </w:r>
             <w:r>
-              <w:t>nCards)</w:t>
+              <w:t>nCards</w:t>
+            </w:r>
+            <w:proofErr w:type="spellEnd"/>
+            <w:proofErr w:type="gramEnd"/>
+            <w:r>
+              <w:t>)</w:t>
             </w:r>
           </w:p>
         </w:tc>
@@ -17428,8 +18511,29 @@
               <w:t xml:space="preserve"> cards</w:t>
             </w:r>
             <w:r>
-              <w:t xml:space="preserve"> in the list shuffledCards into playerCards and removes those cards from shuffledCards</w:t>
-            </w:r>
+              <w:t xml:space="preserve"> in the list </w:t>
+            </w:r>
+            <w:proofErr w:type="spellStart"/>
+            <w:r>
+              <w:t>shuffledCards</w:t>
+            </w:r>
+            <w:proofErr w:type="spellEnd"/>
+            <w:r>
+              <w:t xml:space="preserve"> into </w:t>
+            </w:r>
+            <w:proofErr w:type="spellStart"/>
+            <w:r>
+              <w:t>playerCards</w:t>
+            </w:r>
+            <w:proofErr w:type="spellEnd"/>
+            <w:r>
+              <w:t xml:space="preserve"> and removes those cards from </w:t>
+            </w:r>
+            <w:proofErr w:type="spellStart"/>
+            <w:r>
+              <w:t>shuffledCards</w:t>
+            </w:r>
+            <w:proofErr w:type="spellEnd"/>
           </w:p>
         </w:tc>
         <w:tc>
@@ -17455,8 +18559,23 @@
             <w:pPr>
               <w:jc w:val="center"/>
             </w:pPr>
-            <w:r>
-              <w:t>CardIntegration(playerCards,nCards)</w:t>
+            <w:proofErr w:type="spellStart"/>
+            <w:r>
+              <w:t>CardIntegration</w:t>
+            </w:r>
+            <w:proofErr w:type="spellEnd"/>
+            <w:r>
+              <w:t>(</w:t>
+            </w:r>
+            <w:proofErr w:type="spellStart"/>
+            <w:proofErr w:type="gramStart"/>
+            <w:r>
+              <w:t>playerCards,nCards</w:t>
+            </w:r>
+            <w:proofErr w:type="spellEnd"/>
+            <w:proofErr w:type="gramEnd"/>
+            <w:r>
+              <w:t>)</w:t>
             </w:r>
           </w:p>
         </w:tc>
@@ -17482,8 +18601,29 @@
               <w:jc w:val="center"/>
             </w:pPr>
             <w:r>
-              <w:t>Moves inputted card from user in the list shuffledCards into playerCards and removes those cards from shuffledCards</w:t>
-            </w:r>
+              <w:t xml:space="preserve">Moves inputted card from user in the list </w:t>
+            </w:r>
+            <w:proofErr w:type="spellStart"/>
+            <w:r>
+              <w:t>shuffledCards</w:t>
+            </w:r>
+            <w:proofErr w:type="spellEnd"/>
+            <w:r>
+              <w:t xml:space="preserve"> into </w:t>
+            </w:r>
+            <w:proofErr w:type="spellStart"/>
+            <w:r>
+              <w:t>playerCards</w:t>
+            </w:r>
+            <w:proofErr w:type="spellEnd"/>
+            <w:r>
+              <w:t xml:space="preserve"> and removes those cards from </w:t>
+            </w:r>
+            <w:proofErr w:type="spellStart"/>
+            <w:r>
+              <w:t>shuffledCards</w:t>
+            </w:r>
+            <w:proofErr w:type="spellEnd"/>
           </w:p>
         </w:tc>
         <w:tc>
@@ -17509,8 +18649,13 @@
             <w:pPr>
               <w:jc w:val="center"/>
             </w:pPr>
-            <w:r>
-              <w:t>CardValue(card)</w:t>
+            <w:proofErr w:type="spellStart"/>
+            <w:r>
+              <w:t>CardValue</w:t>
+            </w:r>
+            <w:proofErr w:type="spellEnd"/>
+            <w:r>
+              <w:t>(card)</w:t>
             </w:r>
           </w:p>
         </w:tc>
@@ -17563,8 +18708,13 @@
             <w:pPr>
               <w:jc w:val="center"/>
             </w:pPr>
-            <w:r>
-              <w:t>CardSuit(card)</w:t>
+            <w:proofErr w:type="spellStart"/>
+            <w:r>
+              <w:t>CardSuit</w:t>
+            </w:r>
+            <w:proofErr w:type="spellEnd"/>
+            <w:r>
+              <w:t>(card)</w:t>
             </w:r>
           </w:p>
         </w:tc>
@@ -17617,10 +18767,12 @@
             <w:pPr>
               <w:jc w:val="center"/>
             </w:pPr>
+            <w:proofErr w:type="spellStart"/>
             <w:r>
               <w:lastRenderedPageBreak/>
               <w:t>playerXCards</w:t>
             </w:r>
+            <w:proofErr w:type="spellEnd"/>
           </w:p>
         </w:tc>
         <w:tc>
@@ -17647,12 +18799,14 @@
             <w:r>
               <w:t xml:space="preserve">Holds cards assigned to </w:t>
             </w:r>
+            <w:proofErr w:type="spellStart"/>
             <w:r>
               <w:t>player</w:t>
             </w:r>
             <w:r>
               <w:t>X</w:t>
             </w:r>
+            <w:proofErr w:type="spellEnd"/>
             <w:r>
               <w:t xml:space="preserve"> and res</w:t>
             </w:r>
@@ -17687,9 +18841,11 @@
             <w:pPr>
               <w:jc w:val="center"/>
             </w:pPr>
+            <w:proofErr w:type="spellStart"/>
             <w:r>
               <w:t>dealerCards</w:t>
             </w:r>
+            <w:proofErr w:type="spellEnd"/>
           </w:p>
         </w:tc>
         <w:tc>
@@ -17744,12 +18900,14 @@
             <w:pPr>
               <w:jc w:val="center"/>
             </w:pPr>
+            <w:proofErr w:type="gramStart"/>
             <w:r>
               <w:t>ORDERED</w:t>
             </w:r>
             <w:r>
               <w:t>[</w:t>
             </w:r>
+            <w:proofErr w:type="gramEnd"/>
             <w:r>
               <w:t>52]</w:t>
             </w:r>
@@ -17777,8 +18935,13 @@
               <w:jc w:val="center"/>
             </w:pPr>
             <w:r>
-              <w:t>Holds an ordered standard deck of (52) cards: cards[</w:t>
-            </w:r>
+              <w:t xml:space="preserve">Holds an ordered standard deck of (52) cards: </w:t>
+            </w:r>
+            <w:proofErr w:type="gramStart"/>
+            <w:r>
+              <w:t>cards[</w:t>
+            </w:r>
+            <w:proofErr w:type="gramEnd"/>
             <w:r>
               <w:t>13</w:t>
             </w:r>
@@ -17810,14 +18973,21 @@
             <w:pPr>
               <w:jc w:val="center"/>
             </w:pPr>
+            <w:proofErr w:type="spellStart"/>
+            <w:proofErr w:type="gramStart"/>
             <w:r>
               <w:t>shu</w:t>
             </w:r>
             <w:r>
               <w:t>ffledCards</w:t>
             </w:r>
-            <w:r>
-              <w:t>[52]</w:t>
+            <w:proofErr w:type="spellEnd"/>
+            <w:r>
+              <w:t>[</w:t>
+            </w:r>
+            <w:proofErr w:type="gramEnd"/>
+            <w:r>
+              <w:t>52]</w:t>
             </w:r>
           </w:p>
         </w:tc>
@@ -18488,8 +19658,13 @@
             <w:pPr>
               <w:jc w:val="center"/>
             </w:pPr>
-            <w:r>
-              <w:t>Winnings()</w:t>
+            <w:proofErr w:type="gramStart"/>
+            <w:r>
+              <w:t>Winnings(</w:t>
+            </w:r>
+            <w:proofErr w:type="gramEnd"/>
+            <w:r>
+              <w:t>)</w:t>
             </w:r>
           </w:p>
         </w:tc>
@@ -18515,7 +19690,15 @@
               <w:jc w:val="center"/>
             </w:pPr>
             <w:r>
-              <w:t>Calculates which players are subject to how much currency depending on how many players won, the gamemode and size of the pot/their bet</w:t>
+              <w:t xml:space="preserve">Calculates which players are subject to how much currency depending on how many players won, the </w:t>
+            </w:r>
+            <w:proofErr w:type="spellStart"/>
+            <w:r>
+              <w:t>gamemode</w:t>
+            </w:r>
+            <w:proofErr w:type="spellEnd"/>
+            <w:r>
+              <w:t xml:space="preserve"> and size of the pot/their bet</w:t>
             </w:r>
           </w:p>
         </w:tc>
@@ -18542,9 +19725,11 @@
             <w:pPr>
               <w:jc w:val="center"/>
             </w:pPr>
+            <w:proofErr w:type="spellStart"/>
             <w:r>
               <w:t>playerXCurrency</w:t>
             </w:r>
+            <w:proofErr w:type="spellEnd"/>
           </w:p>
         </w:tc>
         <w:tc>
@@ -18593,12 +19778,14 @@
             <w:pPr>
               <w:jc w:val="center"/>
             </w:pPr>
+            <w:proofErr w:type="spellStart"/>
             <w:r>
               <w:t>dealers</w:t>
             </w:r>
             <w:r>
               <w:t>Pot</w:t>
             </w:r>
+            <w:proofErr w:type="spellEnd"/>
           </w:p>
         </w:tc>
         <w:tc>
@@ -18998,9 +20185,11 @@
             <w:pPr>
               <w:jc w:val="center"/>
             </w:pPr>
+            <w:proofErr w:type="spellStart"/>
             <w:r>
               <w:t>BlackjackResult</w:t>
             </w:r>
+            <w:proofErr w:type="spellEnd"/>
           </w:p>
         </w:tc>
         <w:tc>
@@ -19610,8 +20799,26 @@
             <w:pPr>
               <w:jc w:val="center"/>
             </w:pPr>
-            <w:r>
-              <w:t>AcS[0] = “AcS”</w:t>
+            <w:proofErr w:type="spellStart"/>
+            <w:proofErr w:type="gramStart"/>
+            <w:r>
+              <w:t>AcS</w:t>
+            </w:r>
+            <w:proofErr w:type="spellEnd"/>
+            <w:r>
+              <w:t>[</w:t>
+            </w:r>
+            <w:proofErr w:type="gramEnd"/>
+            <w:r>
+              <w:t>0] = “</w:t>
+            </w:r>
+            <w:proofErr w:type="spellStart"/>
+            <w:r>
+              <w:t>AcS</w:t>
+            </w:r>
+            <w:proofErr w:type="spellEnd"/>
+            <w:r>
+              <w:t>”</w:t>
             </w:r>
           </w:p>
         </w:tc>
@@ -19661,8 +20868,28 @@
             <w:pPr>
               <w:jc w:val="center"/>
             </w:pPr>
-            <w:r>
-              <w:t>AcS[1] = screen.blit[image, “ace-of-spades.png”]</w:t>
+            <w:proofErr w:type="spellStart"/>
+            <w:proofErr w:type="gramStart"/>
+            <w:r>
+              <w:t>AcS</w:t>
+            </w:r>
+            <w:proofErr w:type="spellEnd"/>
+            <w:r>
+              <w:t>[</w:t>
+            </w:r>
+            <w:proofErr w:type="gramEnd"/>
+            <w:r>
+              <w:t xml:space="preserve">1] = </w:t>
+            </w:r>
+            <w:proofErr w:type="spellStart"/>
+            <w:proofErr w:type="gramStart"/>
+            <w:r>
+              <w:t>screen.blit</w:t>
+            </w:r>
+            <w:proofErr w:type="spellEnd"/>
+            <w:proofErr w:type="gramEnd"/>
+            <w:r>
+              <w:t>[image, “ace-of-spades.png”]</w:t>
             </w:r>
           </w:p>
         </w:tc>
@@ -19711,18 +20938,18 @@
       <w:pPr>
         <w:pStyle w:val="Heading1"/>
       </w:pPr>
-      <w:bookmarkStart w:id="48" w:name="_Toc212183597"/>
+      <w:bookmarkStart w:id="47" w:name="_Toc212183597"/>
       <w:r>
         <w:lastRenderedPageBreak/>
         <w:t>Development</w:t>
       </w:r>
-      <w:bookmarkEnd w:id="48"/>
+      <w:bookmarkEnd w:id="47"/>
     </w:p>
     <w:p>
       <w:pPr>
         <w:pStyle w:val="Heading2"/>
       </w:pPr>
-      <w:bookmarkStart w:id="49" w:name="_Toc212183598"/>
+      <w:bookmarkStart w:id="48" w:name="_Toc212183598"/>
       <w:r>
         <w:t>Stage 1</w:t>
       </w:r>
@@ -19738,17 +20965,17 @@
       <w:r>
         <w:t>Card (dealing system)</w:t>
       </w:r>
-      <w:bookmarkEnd w:id="49"/>
+      <w:bookmarkEnd w:id="48"/>
     </w:p>
     <w:p>
       <w:pPr>
         <w:pStyle w:val="Heading3"/>
       </w:pPr>
-      <w:bookmarkStart w:id="50" w:name="_Toc212183599"/>
+      <w:bookmarkStart w:id="49" w:name="_Toc212183599"/>
       <w:r>
         <w:t>Design</w:t>
       </w:r>
-      <w:bookmarkEnd w:id="50"/>
+      <w:bookmarkEnd w:id="49"/>
     </w:p>
     <w:p>
       <w:pPr>
@@ -19867,7 +21094,23 @@
           </w:tcPr>
           <w:p>
             <w:r>
-              <w:t>The DealCards subroutine takes 2 parameters which are used to know which player the cards are being credited to and “nCards” being the number of cards being given.</w:t>
+              <w:t xml:space="preserve">The </w:t>
+            </w:r>
+            <w:proofErr w:type="spellStart"/>
+            <w:r>
+              <w:t>DealCards</w:t>
+            </w:r>
+            <w:proofErr w:type="spellEnd"/>
+            <w:r>
+              <w:t xml:space="preserve"> subroutine takes 2 parameters which are used to know which player the cards are being credited to and “</w:t>
+            </w:r>
+            <w:proofErr w:type="spellStart"/>
+            <w:r>
+              <w:t>nCards</w:t>
+            </w:r>
+            <w:proofErr w:type="spellEnd"/>
+            <w:r>
+              <w:t>” being the number of cards being given.</w:t>
             </w:r>
           </w:p>
           <w:p>
@@ -19881,12 +21124,44 @@
           <w:p/>
           <w:p>
             <w:r>
-              <w:t>There is a check if there is enough cards to give out(is the number of cards more than the number of cards in shuffled deck)</w:t>
-            </w:r>
-          </w:p>
-          <w:p>
-            <w:r>
-              <w:t>If there aren’t enough cards then The subroutine ends without dealing any cards</w:t>
+              <w:t xml:space="preserve">There is a check if there </w:t>
+            </w:r>
+            <w:proofErr w:type="gramStart"/>
+            <w:r>
+              <w:t>is</w:t>
+            </w:r>
+            <w:proofErr w:type="gramEnd"/>
+            <w:r>
+              <w:t xml:space="preserve"> enough cards to give </w:t>
+            </w:r>
+            <w:proofErr w:type="gramStart"/>
+            <w:r>
+              <w:t>out(</w:t>
+            </w:r>
+            <w:proofErr w:type="gramEnd"/>
+            <w:r>
+              <w:t>is the number of cards more than the number of cards in shuffled deck)</w:t>
+            </w:r>
+          </w:p>
+          <w:p>
+            <w:r>
+              <w:t xml:space="preserve">If there aren’t enough </w:t>
+            </w:r>
+            <w:proofErr w:type="gramStart"/>
+            <w:r>
+              <w:t>cards</w:t>
+            </w:r>
+            <w:proofErr w:type="gramEnd"/>
+            <w:r>
+              <w:t xml:space="preserve"> then </w:t>
+            </w:r>
+            <w:proofErr w:type="gramStart"/>
+            <w:r>
+              <w:t>The</w:t>
+            </w:r>
+            <w:proofErr w:type="gramEnd"/>
+            <w:r>
+              <w:t xml:space="preserve"> subroutine ends without dealing any cards</w:t>
             </w:r>
             <w:r>
               <w:t xml:space="preserve"> or removing any from the shuffled deck</w:t>
@@ -19895,7 +21170,23 @@
           <w:p/>
           <w:p>
             <w:r>
-              <w:t>If there is enough cards the cards are added to the player</w:t>
+              <w:t xml:space="preserve">If there </w:t>
+            </w:r>
+            <w:proofErr w:type="gramStart"/>
+            <w:r>
+              <w:t>is</w:t>
+            </w:r>
+            <w:proofErr w:type="gramEnd"/>
+            <w:r>
+              <w:t xml:space="preserve"> enough </w:t>
+            </w:r>
+            <w:proofErr w:type="gramStart"/>
+            <w:r>
+              <w:t>cards</w:t>
+            </w:r>
+            <w:proofErr w:type="gramEnd"/>
+            <w:r>
+              <w:t xml:space="preserve"> the cards are added to the player</w:t>
             </w:r>
             <w:r>
               <w:t xml:space="preserve"> (passed as a parameter)</w:t>
@@ -20029,7 +21320,15 @@
           <w:p/>
           <w:p>
             <w:r>
-              <w:t>The ordered deck of cards is used to be shuffled and the shuffled version is the shuffled deck and the ordered deck remains the same</w:t>
+              <w:t xml:space="preserve">The ordered deck of cards is used to be </w:t>
+            </w:r>
+            <w:proofErr w:type="gramStart"/>
+            <w:r>
+              <w:t>shuffled</w:t>
+            </w:r>
+            <w:proofErr w:type="gramEnd"/>
+            <w:r>
+              <w:t xml:space="preserve"> and the shuffled version is the shuffled deck and the ordered deck remains the same</w:t>
             </w:r>
           </w:p>
           <w:p/>
@@ -20129,7 +21428,15 @@
           </w:tcPr>
           <w:p>
             <w:r>
-              <w:t xml:space="preserve">This is the flowchart of the card integration it will be inputted a card from the user and that card will be checked to see if it is in the shuffled deck. If it is it will be removed from the shuffled deck and added to the specific player but if it isn’t then the user will be prompted to re-enter a card until it is one existing in the shuffled deck. This process is repeated for the number of cards “nCards” which when all the cards have been added will end the subroutine </w:t>
+              <w:t>This is the flowchart of the card integration it will be inputted a card from the user and that card will be checked to see if it is in the shuffled deck. If it is it will be removed from the shuffled deck and added to the specific player but if it isn’t then the user will be prompted to re-enter a card until it is one existing in the shuffled deck. This process is repeated for the number of cards “</w:t>
+            </w:r>
+            <w:proofErr w:type="spellStart"/>
+            <w:r>
+              <w:t>nCards</w:t>
+            </w:r>
+            <w:proofErr w:type="spellEnd"/>
+            <w:r>
+              <w:t xml:space="preserve">” which when all the cards have been added will end the subroutine </w:t>
             </w:r>
           </w:p>
           <w:p/>
@@ -20153,7 +21460,23 @@
                 <w:b/>
                 <w:bCs/>
               </w:rPr>
-              <w:t>Card values(and suit) Subroutine</w:t>
+              <w:t xml:space="preserve">Card </w:t>
+            </w:r>
+            <w:proofErr w:type="gramStart"/>
+            <w:r>
+              <w:rPr>
+                <w:b/>
+                <w:bCs/>
+              </w:rPr>
+              <w:t>values(</w:t>
+            </w:r>
+            <w:proofErr w:type="gramEnd"/>
+            <w:r>
+              <w:rPr>
+                <w:b/>
+                <w:bCs/>
+              </w:rPr>
+              <w:t>and suit) Subroutine</w:t>
             </w:r>
           </w:p>
         </w:tc>
@@ -20228,8 +21551,13 @@
           </w:tcPr>
           <w:p>
             <w:r>
-              <w:t>Card value takes 2 parameters: card and gamemode</w:t>
-            </w:r>
+              <w:t xml:space="preserve">Card value takes 2 parameters: card and </w:t>
+            </w:r>
+            <w:proofErr w:type="spellStart"/>
+            <w:r>
+              <w:t>gamemode</w:t>
+            </w:r>
+            <w:proofErr w:type="spellEnd"/>
           </w:p>
           <w:p/>
           <w:p>
@@ -20266,7 +21594,15 @@
           <w:p/>
           <w:p>
             <w:r>
-              <w:t>Depending on gamemode different cards are assigned different values</w:t>
+              <w:t xml:space="preserve">Depending on </w:t>
+            </w:r>
+            <w:proofErr w:type="spellStart"/>
+            <w:r>
+              <w:t>gamemode</w:t>
+            </w:r>
+            <w:proofErr w:type="spellEnd"/>
+            <w:r>
+              <w:t xml:space="preserve"> different cards are assigned different values</w:t>
             </w:r>
           </w:p>
           <w:p/>
@@ -20348,7 +21684,23 @@
         </w:numPr>
       </w:pPr>
       <w:r>
-        <w:t>Shuffled deck will be a queue and the dealing algorithm will dequeue the “card” at the front of the queue/”deck”</w:t>
+        <w:t xml:space="preserve">Shuffled deck will be a </w:t>
+      </w:r>
+      <w:proofErr w:type="gramStart"/>
+      <w:r>
+        <w:t>queue</w:t>
+      </w:r>
+      <w:proofErr w:type="gramEnd"/>
+      <w:r>
+        <w:t xml:space="preserve"> and the dealing algorithm will dequeue the “card” at the front of the queue</w:t>
+      </w:r>
+      <w:proofErr w:type="gramStart"/>
+      <w:r>
+        <w:t>/”deck</w:t>
+      </w:r>
+      <w:proofErr w:type="gramEnd"/>
+      <w:r>
+        <w:t>”</w:t>
       </w:r>
     </w:p>
     <w:p>
@@ -20376,7 +21728,7 @@
       <w:pPr>
         <w:pStyle w:val="Heading3"/>
       </w:pPr>
-      <w:bookmarkStart w:id="51" w:name="_Toc212183600"/>
+      <w:bookmarkStart w:id="50" w:name="_Toc212183600"/>
       <w:r>
         <w:lastRenderedPageBreak/>
         <w:t>Develop</w:t>
@@ -20384,7 +21736,7 @@
       <w:r>
         <w:t>ment</w:t>
       </w:r>
-      <w:bookmarkEnd w:id="51"/>
+      <w:bookmarkEnd w:id="50"/>
     </w:p>
     <w:p>
       <w:pPr>
@@ -20464,7 +21816,21 @@
           <w:rPr>
             <w:rStyle w:val="Hyperlink"/>
           </w:rPr>
-          <w:t>Python Random shuffle() Method</w:t>
+          <w:t xml:space="preserve">Python Random </w:t>
+        </w:r>
+        <w:proofErr w:type="gramStart"/>
+        <w:r>
+          <w:rPr>
+            <w:rStyle w:val="Hyperlink"/>
+          </w:rPr>
+          <w:t>shuffle(</w:t>
+        </w:r>
+        <w:proofErr w:type="gramEnd"/>
+        <w:r>
+          <w:rPr>
+            <w:rStyle w:val="Hyperlink"/>
+          </w:rPr>
+          <w:t>) Method</w:t>
         </w:r>
       </w:hyperlink>
     </w:p>
@@ -20519,7 +21885,7 @@
                 <w:lang w:eastAsia="en-GB"/>
               </w:rPr>
               <w:drawing>
-                <wp:inline distT="0" distB="0" distL="0" distR="0" wp14:anchorId="174E0343" wp14:editId="1D7FBA58">
+                <wp:inline distT="0" distB="0" distL="0" distR="0" wp14:anchorId="174E0343" wp14:editId="165ACF07">
                   <wp:extent cx="2944994" cy="1211283"/>
                   <wp:effectExtent l="0" t="0" r="8255" b="8255"/>
                   <wp:docPr id="1909004241" name="Picture 1"/>
@@ -20658,8 +22024,21 @@
             </w:r>
           </w:p>
           <w:p>
-            <w:r>
-              <w:t>Ultimately I opted with Picture one as the codes readability is much better and helping with future maintenance and debugging and ease of GUI creation each card will have an image of it assigned to it. E.g 1s image is 1s.png</w:t>
+            <w:proofErr w:type="gramStart"/>
+            <w:r>
+              <w:t>Ultimately</w:t>
+            </w:r>
+            <w:proofErr w:type="gramEnd"/>
+            <w:r>
+              <w:t xml:space="preserve"> I opted with Picture one as the codes readability is much better and helping with future maintenance and debugging and ease of GUI creation each card will have an image of it assigned to it. </w:t>
+            </w:r>
+            <w:proofErr w:type="spellStart"/>
+            <w:r>
+              <w:t>E.g</w:t>
+            </w:r>
+            <w:proofErr w:type="spellEnd"/>
+            <w:r>
+              <w:t xml:space="preserve"> 1s image is 1s.png</w:t>
             </w:r>
           </w:p>
           <w:p/>
@@ -20780,7 +22159,31 @@
           </w:tcPr>
           <w:p>
             <w:r>
-              <w:t>Testing this highlighted problems that would of caused distruption later down the line.</w:t>
+              <w:t xml:space="preserve">Testing </w:t>
+            </w:r>
+            <w:proofErr w:type="gramStart"/>
+            <w:r>
+              <w:t>this highlighted problems</w:t>
+            </w:r>
+            <w:proofErr w:type="gramEnd"/>
+            <w:r>
+              <w:t xml:space="preserve"> that would </w:t>
+            </w:r>
+            <w:proofErr w:type="gramStart"/>
+            <w:r>
+              <w:t>of</w:t>
+            </w:r>
+            <w:proofErr w:type="gramEnd"/>
+            <w:r>
+              <w:t xml:space="preserve"> caused </w:t>
+            </w:r>
+            <w:proofErr w:type="spellStart"/>
+            <w:r>
+              <w:t>distruption</w:t>
+            </w:r>
+            <w:proofErr w:type="spellEnd"/>
+            <w:r>
+              <w:t xml:space="preserve"> later down the line.</w:t>
             </w:r>
           </w:p>
           <w:p>
@@ -20797,7 +22200,28 @@
               </w:numPr>
             </w:pPr>
             <w:r>
-              <w:t>They weren’t all the same string length e.g   “1s”  and  “10s”</w:t>
+              <w:t xml:space="preserve">They weren’t all the same string length </w:t>
+            </w:r>
+            <w:proofErr w:type="spellStart"/>
+            <w:r>
+              <w:t>e.g</w:t>
+            </w:r>
+            <w:proofErr w:type="spellEnd"/>
+            <w:proofErr w:type="gramStart"/>
+            <w:r>
+              <w:t xml:space="preserve">   “</w:t>
+            </w:r>
+            <w:proofErr w:type="gramEnd"/>
+            <w:r>
+              <w:t>1</w:t>
+            </w:r>
+            <w:proofErr w:type="gramStart"/>
+            <w:r>
+              <w:t>s”  and</w:t>
+            </w:r>
+            <w:proofErr w:type="gramEnd"/>
+            <w:r>
+              <w:t xml:space="preserve">  “10s”</w:t>
             </w:r>
           </w:p>
           <w:p>
@@ -20821,7 +22245,31 @@
               </w:numPr>
             </w:pPr>
             <w:r>
-              <w:t>I changed the values such that the first 2 characters indicate the value and the last character indicates the suit the suit letter being capitalised as now the face cards and ace are two letters long which means I also capitalise the first letter of them e.g “KiS”.</w:t>
+              <w:t xml:space="preserve">I changed the values such that the first 2 characters indicate the </w:t>
+            </w:r>
+            <w:proofErr w:type="gramStart"/>
+            <w:r>
+              <w:t>value</w:t>
+            </w:r>
+            <w:proofErr w:type="gramEnd"/>
+            <w:r>
+              <w:t xml:space="preserve"> and the last character indicates the suit the suit letter being capitalised as now the face cards and ace are two letters long which means I also capitalise the first letter of them </w:t>
+            </w:r>
+            <w:proofErr w:type="spellStart"/>
+            <w:r>
+              <w:t>e.g</w:t>
+            </w:r>
+            <w:proofErr w:type="spellEnd"/>
+            <w:r>
+              <w:t xml:space="preserve"> “</w:t>
+            </w:r>
+            <w:proofErr w:type="spellStart"/>
+            <w:r>
+              <w:t>KiS</w:t>
+            </w:r>
+            <w:proofErr w:type="spellEnd"/>
+            <w:r>
+              <w:t>”.</w:t>
             </w:r>
           </w:p>
           <w:p>
@@ -21068,7 +22516,55 @@
                 <w:rFonts w:asciiTheme="majorHAnsi" w:eastAsia="Cambria Math" w:hAnsiTheme="majorHAnsi"/>
                 <w:lang w:eastAsia="ja-JP"/>
               </w:rPr>
-              <w:t>This function takes standard deck as a parameter as standard deck will remain a constant. The global variables shuffled_deck , head , tail are changed within the function (resetting it to a full deck) and will be used within the other card subroutines.</w:t>
+              <w:t xml:space="preserve">This function takes standard deck as a parameter as standard deck will remain a constant. The global variables </w:t>
+            </w:r>
+            <w:proofErr w:type="spellStart"/>
+            <w:r>
+              <w:rPr>
+                <w:rFonts w:asciiTheme="majorHAnsi" w:eastAsia="Cambria Math" w:hAnsiTheme="majorHAnsi"/>
+                <w:lang w:eastAsia="ja-JP"/>
+              </w:rPr>
+              <w:t>shuffled_</w:t>
+            </w:r>
+            <w:proofErr w:type="gramStart"/>
+            <w:r>
+              <w:rPr>
+                <w:rFonts w:asciiTheme="majorHAnsi" w:eastAsia="Cambria Math" w:hAnsiTheme="majorHAnsi"/>
+                <w:lang w:eastAsia="ja-JP"/>
+              </w:rPr>
+              <w:t>deck</w:t>
+            </w:r>
+            <w:proofErr w:type="spellEnd"/>
+            <w:r>
+              <w:rPr>
+                <w:rFonts w:asciiTheme="majorHAnsi" w:eastAsia="Cambria Math" w:hAnsiTheme="majorHAnsi"/>
+                <w:lang w:eastAsia="ja-JP"/>
+              </w:rPr>
+              <w:t xml:space="preserve"> ,</w:t>
+            </w:r>
+            <w:proofErr w:type="gramEnd"/>
+            <w:r>
+              <w:rPr>
+                <w:rFonts w:asciiTheme="majorHAnsi" w:eastAsia="Cambria Math" w:hAnsiTheme="majorHAnsi"/>
+                <w:lang w:eastAsia="ja-JP"/>
+              </w:rPr>
+              <w:t xml:space="preserve"> </w:t>
+            </w:r>
+            <w:proofErr w:type="gramStart"/>
+            <w:r>
+              <w:rPr>
+                <w:rFonts w:asciiTheme="majorHAnsi" w:eastAsia="Cambria Math" w:hAnsiTheme="majorHAnsi"/>
+                <w:lang w:eastAsia="ja-JP"/>
+              </w:rPr>
+              <w:t>head ,</w:t>
+            </w:r>
+            <w:proofErr w:type="gramEnd"/>
+            <w:r>
+              <w:rPr>
+                <w:rFonts w:asciiTheme="majorHAnsi" w:eastAsia="Cambria Math" w:hAnsiTheme="majorHAnsi"/>
+                <w:lang w:eastAsia="ja-JP"/>
+              </w:rPr>
+              <w:t xml:space="preserve"> tail are changed within the function (resetting it to a full deck) and will be used within the other card subroutines.</w:t>
             </w:r>
           </w:p>
           <w:p>
@@ -21083,12 +22579,23 @@
                 <w:lang w:eastAsia="ja-JP"/>
               </w:rPr>
             </w:pPr>
+            <w:proofErr w:type="spellStart"/>
+            <w:proofErr w:type="gramStart"/>
             <w:r>
               <w:rPr>
                 <w:rFonts w:asciiTheme="majorHAnsi" w:eastAsia="Cambria Math" w:hAnsiTheme="majorHAnsi"/>
                 <w:lang w:eastAsia="ja-JP"/>
               </w:rPr>
-              <w:t xml:space="preserve">random.shuffle() is a built-in method in the random module of python. I have decided to do this as it makes </w:t>
+              <w:t>random.shuffle</w:t>
+            </w:r>
+            <w:proofErr w:type="spellEnd"/>
+            <w:proofErr w:type="gramEnd"/>
+            <w:r>
+              <w:rPr>
+                <w:rFonts w:asciiTheme="majorHAnsi" w:eastAsia="Cambria Math" w:hAnsiTheme="majorHAnsi"/>
+                <w:lang w:eastAsia="ja-JP"/>
+              </w:rPr>
+              <w:t xml:space="preserve">() is a built-in method in the random module of python. I have decided to do this as it makes </w:t>
             </w:r>
             <w:r>
               <w:rPr>
@@ -21116,7 +22623,23 @@
                 <w:rFonts w:asciiTheme="majorHAnsi" w:eastAsia="Cambria Math" w:hAnsiTheme="majorHAnsi"/>
                 <w:lang w:eastAsia="ja-JP"/>
               </w:rPr>
-              <w:t xml:space="preserve">Treating the shuffled cards with a queue like fashion using pointers head and tail where cards will be handed out from the front(head). The tail has no use as of this time but I have instantiated a variable for it for the common standard with a head comes a tail. </w:t>
+              <w:t xml:space="preserve">Treating the shuffled cards with a queue like fashion using pointers head and tail where cards will be handed out from the front(head). The tail has no use as of this </w:t>
+            </w:r>
+            <w:proofErr w:type="gramStart"/>
+            <w:r>
+              <w:rPr>
+                <w:rFonts w:asciiTheme="majorHAnsi" w:eastAsia="Cambria Math" w:hAnsiTheme="majorHAnsi"/>
+                <w:lang w:eastAsia="ja-JP"/>
+              </w:rPr>
+              <w:t>time</w:t>
+            </w:r>
+            <w:proofErr w:type="gramEnd"/>
+            <w:r>
+              <w:rPr>
+                <w:rFonts w:asciiTheme="majorHAnsi" w:eastAsia="Cambria Math" w:hAnsiTheme="majorHAnsi"/>
+                <w:lang w:eastAsia="ja-JP"/>
+              </w:rPr>
+              <w:t xml:space="preserve"> but I have instantiated a variable for it for the common standard with a head comes a tail. </w:t>
             </w:r>
           </w:p>
           <w:p>
@@ -21270,44 +22793,133 @@
                 <w:rFonts w:asciiTheme="majorHAnsi" w:eastAsia="Cambria Math" w:hAnsiTheme="majorHAnsi"/>
                 <w:lang w:eastAsia="ja-JP"/>
               </w:rPr>
-              <w:t>The DealCards function takes in parameters player and nCards allowing for it to be reused no matter the number of cards being delt and to who.</w:t>
-            </w:r>
-          </w:p>
-          <w:p>
-            <w:pPr>
+              <w:t xml:space="preserve">The </w:t>
+            </w:r>
+            <w:proofErr w:type="spellStart"/>
+            <w:r>
               <w:rPr>
                 <w:rFonts w:asciiTheme="majorHAnsi" w:eastAsia="Cambria Math" w:hAnsiTheme="majorHAnsi"/>
                 <w:lang w:eastAsia="ja-JP"/>
               </w:rPr>
-            </w:pPr>
+              <w:t>DealCards</w:t>
+            </w:r>
+            <w:proofErr w:type="spellEnd"/>
             <w:r>
               <w:rPr>
                 <w:rFonts w:asciiTheme="majorHAnsi" w:eastAsia="Cambria Math" w:hAnsiTheme="majorHAnsi"/>
                 <w:lang w:eastAsia="ja-JP"/>
               </w:rPr>
-              <w:t>shuffled_Deck and head is globalised so their values can be used and edited.</w:t>
-            </w:r>
-          </w:p>
-          <w:p>
-            <w:pPr>
+              <w:t xml:space="preserve"> function takes in parameters player and </w:t>
+            </w:r>
+            <w:proofErr w:type="spellStart"/>
+            <w:r>
               <w:rPr>
                 <w:rFonts w:asciiTheme="majorHAnsi" w:eastAsia="Cambria Math" w:hAnsiTheme="majorHAnsi"/>
                 <w:lang w:eastAsia="ja-JP"/>
               </w:rPr>
-            </w:pPr>
+              <w:t>nCards</w:t>
+            </w:r>
+            <w:proofErr w:type="spellEnd"/>
             <w:r>
               <w:rPr>
                 <w:rFonts w:asciiTheme="majorHAnsi" w:eastAsia="Cambria Math" w:hAnsiTheme="majorHAnsi"/>
                 <w:lang w:eastAsia="ja-JP"/>
               </w:rPr>
-              <w:t xml:space="preserve">The subroutine is internally looped for the number of cards (nCards) that will be delt each loop assigning the </w:t>
-            </w:r>
-            <w:r>
+              <w:t xml:space="preserve"> allowing for it to be reused no matter the number of cards being delt and to who.</w:t>
+            </w:r>
+          </w:p>
+          <w:p>
+            <w:pPr>
               <w:rPr>
                 <w:rFonts w:asciiTheme="majorHAnsi" w:eastAsia="Cambria Math" w:hAnsiTheme="majorHAnsi"/>
                 <w:lang w:eastAsia="ja-JP"/>
               </w:rPr>
-              <w:t>card to a buffer (local) variable called “card”  then removed from the shuffled cards using the pop() built-in method for list handling.</w:t>
+            </w:pPr>
+            <w:proofErr w:type="spellStart"/>
+            <w:r>
+              <w:rPr>
+                <w:rFonts w:asciiTheme="majorHAnsi" w:eastAsia="Cambria Math" w:hAnsiTheme="majorHAnsi"/>
+                <w:lang w:eastAsia="ja-JP"/>
+              </w:rPr>
+              <w:t>shuffled_Deck</w:t>
+            </w:r>
+            <w:proofErr w:type="spellEnd"/>
+            <w:r>
+              <w:rPr>
+                <w:rFonts w:asciiTheme="majorHAnsi" w:eastAsia="Cambria Math" w:hAnsiTheme="majorHAnsi"/>
+                <w:lang w:eastAsia="ja-JP"/>
+              </w:rPr>
+              <w:t xml:space="preserve"> and head is globalised so their values can be used and edited.</w:t>
+            </w:r>
+          </w:p>
+          <w:p>
+            <w:pPr>
+              <w:rPr>
+                <w:rFonts w:asciiTheme="majorHAnsi" w:eastAsia="Cambria Math" w:hAnsiTheme="majorHAnsi"/>
+                <w:lang w:eastAsia="ja-JP"/>
+              </w:rPr>
+            </w:pPr>
+            <w:r>
+              <w:rPr>
+                <w:rFonts w:asciiTheme="majorHAnsi" w:eastAsia="Cambria Math" w:hAnsiTheme="majorHAnsi"/>
+                <w:lang w:eastAsia="ja-JP"/>
+              </w:rPr>
+              <w:t>The subroutine is internally looped for the number of cards (</w:t>
+            </w:r>
+            <w:proofErr w:type="spellStart"/>
+            <w:r>
+              <w:rPr>
+                <w:rFonts w:asciiTheme="majorHAnsi" w:eastAsia="Cambria Math" w:hAnsiTheme="majorHAnsi"/>
+                <w:lang w:eastAsia="ja-JP"/>
+              </w:rPr>
+              <w:t>nCards</w:t>
+            </w:r>
+            <w:proofErr w:type="spellEnd"/>
+            <w:r>
+              <w:rPr>
+                <w:rFonts w:asciiTheme="majorHAnsi" w:eastAsia="Cambria Math" w:hAnsiTheme="majorHAnsi"/>
+                <w:lang w:eastAsia="ja-JP"/>
+              </w:rPr>
+              <w:t xml:space="preserve">) that will be delt each loop assigning the </w:t>
+            </w:r>
+            <w:r>
+              <w:rPr>
+                <w:rFonts w:asciiTheme="majorHAnsi" w:eastAsia="Cambria Math" w:hAnsiTheme="majorHAnsi"/>
+                <w:lang w:eastAsia="ja-JP"/>
+              </w:rPr>
+              <w:t>card to a buffer (local) variable called “</w:t>
+            </w:r>
+            <w:proofErr w:type="gramStart"/>
+            <w:r>
+              <w:rPr>
+                <w:rFonts w:asciiTheme="majorHAnsi" w:eastAsia="Cambria Math" w:hAnsiTheme="majorHAnsi"/>
+                <w:lang w:eastAsia="ja-JP"/>
+              </w:rPr>
+              <w:t>card”  then</w:t>
+            </w:r>
+            <w:proofErr w:type="gramEnd"/>
+            <w:r>
+              <w:rPr>
+                <w:rFonts w:asciiTheme="majorHAnsi" w:eastAsia="Cambria Math" w:hAnsiTheme="majorHAnsi"/>
+                <w:lang w:eastAsia="ja-JP"/>
+              </w:rPr>
+              <w:t xml:space="preserve"> removed from the shuffled cards using the </w:t>
+            </w:r>
+            <w:proofErr w:type="gramStart"/>
+            <w:r>
+              <w:rPr>
+                <w:rFonts w:asciiTheme="majorHAnsi" w:eastAsia="Cambria Math" w:hAnsiTheme="majorHAnsi"/>
+                <w:lang w:eastAsia="ja-JP"/>
+              </w:rPr>
+              <w:t>pop(</w:t>
+            </w:r>
+            <w:proofErr w:type="gramEnd"/>
+            <w:r>
+              <w:rPr>
+                <w:rFonts w:asciiTheme="majorHAnsi" w:eastAsia="Cambria Math" w:hAnsiTheme="majorHAnsi"/>
+                <w:lang w:eastAsia="ja-JP"/>
+              </w:rPr>
+              <w:t>) built-in method for list handling.</w:t>
             </w:r>
           </w:p>
           <w:p>
@@ -21327,7 +22939,23 @@
                 <w:rFonts w:asciiTheme="majorHAnsi" w:eastAsia="Cambria Math" w:hAnsiTheme="majorHAnsi"/>
                 <w:lang w:eastAsia="ja-JP"/>
               </w:rPr>
-              <w:t>The pointer of the head of the queue is cremented/decreased by 1 as the card has been removed from the deck.</w:t>
+              <w:t xml:space="preserve">The pointer of the head of the queue is </w:t>
+            </w:r>
+            <w:proofErr w:type="spellStart"/>
+            <w:r>
+              <w:rPr>
+                <w:rFonts w:asciiTheme="majorHAnsi" w:eastAsia="Cambria Math" w:hAnsiTheme="majorHAnsi"/>
+                <w:lang w:eastAsia="ja-JP"/>
+              </w:rPr>
+              <w:t>cremented</w:t>
+            </w:r>
+            <w:proofErr w:type="spellEnd"/>
+            <w:r>
+              <w:rPr>
+                <w:rFonts w:asciiTheme="majorHAnsi" w:eastAsia="Cambria Math" w:hAnsiTheme="majorHAnsi"/>
+                <w:lang w:eastAsia="ja-JP"/>
+              </w:rPr>
+              <w:t>/decreased by 1 as the card has been removed from the deck.</w:t>
             </w:r>
           </w:p>
           <w:p>
@@ -21363,7 +22991,23 @@
                 <w:rFonts w:asciiTheme="majorHAnsi" w:eastAsia="Cambria Math" w:hAnsiTheme="majorHAnsi"/>
                 <w:lang w:eastAsia="ja-JP"/>
               </w:rPr>
-              <w:t>The card is added to the playerCard list</w:t>
+              <w:t xml:space="preserve">The card is added to the </w:t>
+            </w:r>
+            <w:proofErr w:type="spellStart"/>
+            <w:r>
+              <w:rPr>
+                <w:rFonts w:asciiTheme="majorHAnsi" w:eastAsia="Cambria Math" w:hAnsiTheme="majorHAnsi"/>
+                <w:lang w:eastAsia="ja-JP"/>
+              </w:rPr>
+              <w:t>playerCard</w:t>
+            </w:r>
+            <w:proofErr w:type="spellEnd"/>
+            <w:r>
+              <w:rPr>
+                <w:rFonts w:asciiTheme="majorHAnsi" w:eastAsia="Cambria Math" w:hAnsiTheme="majorHAnsi"/>
+                <w:lang w:eastAsia="ja-JP"/>
+              </w:rPr>
+              <w:t xml:space="preserve"> list</w:t>
             </w:r>
           </w:p>
           <w:p>
@@ -21465,42 +23109,46 @@
                 <w:rFonts w:asciiTheme="majorHAnsi" w:eastAsia="Cambria Math" w:hAnsiTheme="majorHAnsi"/>
                 <w:lang w:eastAsia="ja-JP"/>
               </w:rPr>
-              <w:t xml:space="preserve">I tested the dealing of the cards and it passed without repeating any cards and removing the delt cards from the shuffled list. However it brought to my attention that the total amount of cards left was 48 even though 8 were removed and the total before dealing is supposed to be 52. It turned out I mistakenly included an extra value of cards </w:t>
-            </w:r>
+              <w:t xml:space="preserve">I tested the dealing of the </w:t>
+            </w:r>
+            <w:proofErr w:type="gramStart"/>
             <w:r>
               <w:rPr>
                 <w:rFonts w:asciiTheme="majorHAnsi" w:eastAsia="Cambria Math" w:hAnsiTheme="majorHAnsi"/>
                 <w:lang w:eastAsia="ja-JP"/>
               </w:rPr>
-              <w:t>["0</w:t>
-            </w:r>
+              <w:t>cards</w:t>
+            </w:r>
+            <w:proofErr w:type="gramEnd"/>
             <w:r>
               <w:rPr>
                 <w:rFonts w:asciiTheme="majorHAnsi" w:eastAsia="Cambria Math" w:hAnsiTheme="majorHAnsi"/>
                 <w:lang w:eastAsia="ja-JP"/>
               </w:rPr>
-              <w:t>1</w:t>
-            </w:r>
+              <w:t xml:space="preserve"> and it passed without repeating any cards and removing the delt cards from the shuffled list. </w:t>
+            </w:r>
+            <w:proofErr w:type="gramStart"/>
             <w:r>
               <w:rPr>
                 <w:rFonts w:asciiTheme="majorHAnsi" w:eastAsia="Cambria Math" w:hAnsiTheme="majorHAnsi"/>
                 <w:lang w:eastAsia="ja-JP"/>
               </w:rPr>
-              <w:t>S","0</w:t>
-            </w:r>
+              <w:t>However</w:t>
+            </w:r>
+            <w:proofErr w:type="gramEnd"/>
             <w:r>
               <w:rPr>
                 <w:rFonts w:asciiTheme="majorHAnsi" w:eastAsia="Cambria Math" w:hAnsiTheme="majorHAnsi"/>
                 <w:lang w:eastAsia="ja-JP"/>
               </w:rPr>
-              <w:t>1</w:t>
+              <w:t xml:space="preserve"> it brought to my attention that the total amount of cards left was 48 even though 8 were removed and the total before dealing is supposed to be 52. It turned out I mistakenly included an extra value of cards </w:t>
             </w:r>
             <w:r>
               <w:rPr>
                 <w:rFonts w:asciiTheme="majorHAnsi" w:eastAsia="Cambria Math" w:hAnsiTheme="majorHAnsi"/>
                 <w:lang w:eastAsia="ja-JP"/>
               </w:rPr>
-              <w:t>H","0</w:t>
+              <w:t>["0</w:t>
             </w:r>
             <w:r>
               <w:rPr>
@@ -21514,7 +23162,7 @@
                 <w:rFonts w:asciiTheme="majorHAnsi" w:eastAsia="Cambria Math" w:hAnsiTheme="majorHAnsi"/>
                 <w:lang w:eastAsia="ja-JP"/>
               </w:rPr>
-              <w:t>D","0</w:t>
+              <w:t>S","0</w:t>
             </w:r>
             <w:r>
               <w:rPr>
@@ -21528,29 +23176,107 @@
                 <w:rFonts w:asciiTheme="majorHAnsi" w:eastAsia="Cambria Math" w:hAnsiTheme="majorHAnsi"/>
                 <w:lang w:eastAsia="ja-JP"/>
               </w:rPr>
-              <w:t>C"]</w:t>
+              <w:t>H","0</w:t>
             </w:r>
             <w:r>
               <w:rPr>
                 <w:rFonts w:asciiTheme="majorHAnsi" w:eastAsia="Cambria Math" w:hAnsiTheme="majorHAnsi"/>
                 <w:lang w:eastAsia="ja-JP"/>
               </w:rPr>
-              <w:t xml:space="preserve"> which do not exist in real life.</w:t>
-            </w:r>
-          </w:p>
-          <w:p>
-            <w:pPr>
+              <w:t>1</w:t>
+            </w:r>
+            <w:r>
               <w:rPr>
                 <w:rFonts w:asciiTheme="majorHAnsi" w:eastAsia="Cambria Math" w:hAnsiTheme="majorHAnsi"/>
                 <w:lang w:eastAsia="ja-JP"/>
               </w:rPr>
-            </w:pPr>
+              <w:t>D","0</w:t>
+            </w:r>
             <w:r>
               <w:rPr>
                 <w:rFonts w:asciiTheme="majorHAnsi" w:eastAsia="Cambria Math" w:hAnsiTheme="majorHAnsi"/>
                 <w:lang w:eastAsia="ja-JP"/>
               </w:rPr>
-              <w:t>I corrected this shortly after and the DealCards() and ShuffleCards() sub-routines were working as intended.</w:t>
+              <w:t>1</w:t>
+            </w:r>
+            <w:r>
+              <w:rPr>
+                <w:rFonts w:asciiTheme="majorHAnsi" w:eastAsia="Cambria Math" w:hAnsiTheme="majorHAnsi"/>
+                <w:lang w:eastAsia="ja-JP"/>
+              </w:rPr>
+              <w:t>C"]</w:t>
+            </w:r>
+            <w:r>
+              <w:rPr>
+                <w:rFonts w:asciiTheme="majorHAnsi" w:eastAsia="Cambria Math" w:hAnsiTheme="majorHAnsi"/>
+                <w:lang w:eastAsia="ja-JP"/>
+              </w:rPr>
+              <w:t xml:space="preserve"> which do not exist in real life.</w:t>
+            </w:r>
+          </w:p>
+          <w:p>
+            <w:pPr>
+              <w:rPr>
+                <w:rFonts w:asciiTheme="majorHAnsi" w:eastAsia="Cambria Math" w:hAnsiTheme="majorHAnsi"/>
+                <w:lang w:eastAsia="ja-JP"/>
+              </w:rPr>
+            </w:pPr>
+            <w:r>
+              <w:rPr>
+                <w:rFonts w:asciiTheme="majorHAnsi" w:eastAsia="Cambria Math" w:hAnsiTheme="majorHAnsi"/>
+                <w:lang w:eastAsia="ja-JP"/>
+              </w:rPr>
+              <w:t xml:space="preserve">I corrected this shortly after and the </w:t>
+            </w:r>
+            <w:proofErr w:type="spellStart"/>
+            <w:proofErr w:type="gramStart"/>
+            <w:r>
+              <w:rPr>
+                <w:rFonts w:asciiTheme="majorHAnsi" w:eastAsia="Cambria Math" w:hAnsiTheme="majorHAnsi"/>
+                <w:lang w:eastAsia="ja-JP"/>
+              </w:rPr>
+              <w:t>DealCards</w:t>
+            </w:r>
+            <w:proofErr w:type="spellEnd"/>
+            <w:r>
+              <w:rPr>
+                <w:rFonts w:asciiTheme="majorHAnsi" w:eastAsia="Cambria Math" w:hAnsiTheme="majorHAnsi"/>
+                <w:lang w:eastAsia="ja-JP"/>
+              </w:rPr>
+              <w:t>(</w:t>
+            </w:r>
+            <w:proofErr w:type="gramEnd"/>
+            <w:r>
+              <w:rPr>
+                <w:rFonts w:asciiTheme="majorHAnsi" w:eastAsia="Cambria Math" w:hAnsiTheme="majorHAnsi"/>
+                <w:lang w:eastAsia="ja-JP"/>
+              </w:rPr>
+              <w:t xml:space="preserve">) and </w:t>
+            </w:r>
+            <w:proofErr w:type="spellStart"/>
+            <w:proofErr w:type="gramStart"/>
+            <w:r>
+              <w:rPr>
+                <w:rFonts w:asciiTheme="majorHAnsi" w:eastAsia="Cambria Math" w:hAnsiTheme="majorHAnsi"/>
+                <w:lang w:eastAsia="ja-JP"/>
+              </w:rPr>
+              <w:t>ShuffleCards</w:t>
+            </w:r>
+            <w:proofErr w:type="spellEnd"/>
+            <w:r>
+              <w:rPr>
+                <w:rFonts w:asciiTheme="majorHAnsi" w:eastAsia="Cambria Math" w:hAnsiTheme="majorHAnsi"/>
+                <w:lang w:eastAsia="ja-JP"/>
+              </w:rPr>
+              <w:t>(</w:t>
+            </w:r>
+            <w:proofErr w:type="gramEnd"/>
+            <w:r>
+              <w:rPr>
+                <w:rFonts w:asciiTheme="majorHAnsi" w:eastAsia="Cambria Math" w:hAnsiTheme="majorHAnsi"/>
+                <w:lang w:eastAsia="ja-JP"/>
+              </w:rPr>
+              <w:t>) sub-routines were working as intended.</w:t>
             </w:r>
           </w:p>
           <w:p/>
@@ -21921,22 +23647,23 @@
                 <w:rFonts w:asciiTheme="majorHAnsi" w:eastAsia="Cambria Math" w:hAnsiTheme="majorHAnsi"/>
                 <w:lang w:eastAsia="ja-JP"/>
               </w:rPr>
-              <w:t>Here is the updated lists:</w:t>
-            </w:r>
-          </w:p>
-          <w:p>
-            <w:pPr>
+              <w:t xml:space="preserve">Here </w:t>
+            </w:r>
+            <w:proofErr w:type="gramStart"/>
+            <w:r>
               <w:rPr>
                 <w:rFonts w:asciiTheme="majorHAnsi" w:eastAsia="Cambria Math" w:hAnsiTheme="majorHAnsi"/>
                 <w:lang w:eastAsia="ja-JP"/>
               </w:rPr>
-            </w:pPr>
+              <w:t>is</w:t>
+            </w:r>
+            <w:proofErr w:type="gramEnd"/>
             <w:r>
               <w:rPr>
                 <w:rFonts w:asciiTheme="majorHAnsi" w:eastAsia="Cambria Math" w:hAnsiTheme="majorHAnsi"/>
                 <w:lang w:eastAsia="ja-JP"/>
               </w:rPr>
-              <w:t>ordered_Deck</w:t>
+              <w:t xml:space="preserve"> the updated lists:</w:t>
             </w:r>
           </w:p>
           <w:p>
@@ -21946,13 +23673,32 @@
                 <w:lang w:eastAsia="ja-JP"/>
               </w:rPr>
             </w:pPr>
+            <w:proofErr w:type="spellStart"/>
             <w:r>
               <w:rPr>
                 <w:rFonts w:asciiTheme="majorHAnsi" w:eastAsia="Cambria Math" w:hAnsiTheme="majorHAnsi"/>
                 <w:lang w:eastAsia="ja-JP"/>
               </w:rPr>
+              <w:t>ordered_Deck</w:t>
+            </w:r>
+            <w:proofErr w:type="spellEnd"/>
+          </w:p>
+          <w:p>
+            <w:pPr>
+              <w:rPr>
+                <w:rFonts w:asciiTheme="majorHAnsi" w:eastAsia="Cambria Math" w:hAnsiTheme="majorHAnsi"/>
+                <w:lang w:eastAsia="ja-JP"/>
+              </w:rPr>
+            </w:pPr>
+            <w:proofErr w:type="spellStart"/>
+            <w:r>
+              <w:rPr>
+                <w:rFonts w:asciiTheme="majorHAnsi" w:eastAsia="Cambria Math" w:hAnsiTheme="majorHAnsi"/>
+                <w:lang w:eastAsia="ja-JP"/>
+              </w:rPr>
               <w:t>standard_Deck</w:t>
             </w:r>
+            <w:proofErr w:type="spellEnd"/>
           </w:p>
           <w:p>
             <w:pPr>
@@ -22252,12 +23998,87 @@
                 <w:lang w:eastAsia="ja-JP"/>
               </w:rPr>
             </w:pPr>
+            <w:proofErr w:type="spellStart"/>
+            <w:proofErr w:type="gramStart"/>
             <w:r>
               <w:rPr>
                 <w:rFonts w:asciiTheme="majorHAnsi" w:eastAsia="Cambria Math" w:hAnsiTheme="majorHAnsi"/>
                 <w:lang w:eastAsia="ja-JP"/>
               </w:rPr>
-              <w:t>CardIntegration() is the subroutine for the card integration feature for the user to handle their own physical deck of cards. It is abit similar to the DealCards() sub routine but instead of the system deciding which cards the players are delt the user is doing it.</w:t>
+              <w:t>CardIntegration</w:t>
+            </w:r>
+            <w:proofErr w:type="spellEnd"/>
+            <w:r>
+              <w:rPr>
+                <w:rFonts w:asciiTheme="majorHAnsi" w:eastAsia="Cambria Math" w:hAnsiTheme="majorHAnsi"/>
+                <w:lang w:eastAsia="ja-JP"/>
+              </w:rPr>
+              <w:t>(</w:t>
+            </w:r>
+            <w:proofErr w:type="gramEnd"/>
+            <w:r>
+              <w:rPr>
+                <w:rFonts w:asciiTheme="majorHAnsi" w:eastAsia="Cambria Math" w:hAnsiTheme="majorHAnsi"/>
+                <w:lang w:eastAsia="ja-JP"/>
+              </w:rPr>
+              <w:t xml:space="preserve">) is the subroutine for the card integration feature for the user to handle their own physical deck of cards. It is </w:t>
+            </w:r>
+            <w:proofErr w:type="spellStart"/>
+            <w:r>
+              <w:rPr>
+                <w:rFonts w:asciiTheme="majorHAnsi" w:eastAsia="Cambria Math" w:hAnsiTheme="majorHAnsi"/>
+                <w:lang w:eastAsia="ja-JP"/>
+              </w:rPr>
+              <w:t>abit</w:t>
+            </w:r>
+            <w:proofErr w:type="spellEnd"/>
+            <w:r>
+              <w:rPr>
+                <w:rFonts w:asciiTheme="majorHAnsi" w:eastAsia="Cambria Math" w:hAnsiTheme="majorHAnsi"/>
+                <w:lang w:eastAsia="ja-JP"/>
+              </w:rPr>
+              <w:t xml:space="preserve"> </w:t>
+            </w:r>
+            <w:proofErr w:type="gramStart"/>
+            <w:r>
+              <w:rPr>
+                <w:rFonts w:asciiTheme="majorHAnsi" w:eastAsia="Cambria Math" w:hAnsiTheme="majorHAnsi"/>
+                <w:lang w:eastAsia="ja-JP"/>
+              </w:rPr>
+              <w:t>similar to</w:t>
+            </w:r>
+            <w:proofErr w:type="gramEnd"/>
+            <w:r>
+              <w:rPr>
+                <w:rFonts w:asciiTheme="majorHAnsi" w:eastAsia="Cambria Math" w:hAnsiTheme="majorHAnsi"/>
+                <w:lang w:eastAsia="ja-JP"/>
+              </w:rPr>
+              <w:t xml:space="preserve"> the </w:t>
+            </w:r>
+            <w:proofErr w:type="spellStart"/>
+            <w:proofErr w:type="gramStart"/>
+            <w:r>
+              <w:rPr>
+                <w:rFonts w:asciiTheme="majorHAnsi" w:eastAsia="Cambria Math" w:hAnsiTheme="majorHAnsi"/>
+                <w:lang w:eastAsia="ja-JP"/>
+              </w:rPr>
+              <w:t>DealCards</w:t>
+            </w:r>
+            <w:proofErr w:type="spellEnd"/>
+            <w:r>
+              <w:rPr>
+                <w:rFonts w:asciiTheme="majorHAnsi" w:eastAsia="Cambria Math" w:hAnsiTheme="majorHAnsi"/>
+                <w:lang w:eastAsia="ja-JP"/>
+              </w:rPr>
+              <w:t>(</w:t>
+            </w:r>
+            <w:proofErr w:type="gramEnd"/>
+            <w:r>
+              <w:rPr>
+                <w:rFonts w:asciiTheme="majorHAnsi" w:eastAsia="Cambria Math" w:hAnsiTheme="majorHAnsi"/>
+                <w:lang w:eastAsia="ja-JP"/>
+              </w:rPr>
+              <w:t>) sub routine but instead of the system deciding which cards the players are delt the user is doing it.</w:t>
             </w:r>
           </w:p>
           <w:p>
@@ -22277,7 +24098,39 @@
                 <w:rFonts w:asciiTheme="majorHAnsi" w:eastAsia="Cambria Math" w:hAnsiTheme="majorHAnsi"/>
                 <w:lang w:eastAsia="ja-JP"/>
               </w:rPr>
-              <w:t>The remove()  is a another built-in python method for list handling. I have used it to remove the instance of that card in shuffled Deck which should replicate the physical deck of cards that the user has remaining. This is why</w:t>
+              <w:t xml:space="preserve">The </w:t>
+            </w:r>
+            <w:proofErr w:type="gramStart"/>
+            <w:r>
+              <w:rPr>
+                <w:rFonts w:asciiTheme="majorHAnsi" w:eastAsia="Cambria Math" w:hAnsiTheme="majorHAnsi"/>
+                <w:lang w:eastAsia="ja-JP"/>
+              </w:rPr>
+              <w:t>remove()  is</w:t>
+            </w:r>
+            <w:proofErr w:type="gramEnd"/>
+            <w:r>
+              <w:rPr>
+                <w:rFonts w:asciiTheme="majorHAnsi" w:eastAsia="Cambria Math" w:hAnsiTheme="majorHAnsi"/>
+                <w:lang w:eastAsia="ja-JP"/>
+              </w:rPr>
+              <w:t xml:space="preserve"> </w:t>
+            </w:r>
+            <w:proofErr w:type="gramStart"/>
+            <w:r>
+              <w:rPr>
+                <w:rFonts w:asciiTheme="majorHAnsi" w:eastAsia="Cambria Math" w:hAnsiTheme="majorHAnsi"/>
+                <w:lang w:eastAsia="ja-JP"/>
+              </w:rPr>
+              <w:t>a another</w:t>
+            </w:r>
+            <w:proofErr w:type="gramEnd"/>
+            <w:r>
+              <w:rPr>
+                <w:rFonts w:asciiTheme="majorHAnsi" w:eastAsia="Cambria Math" w:hAnsiTheme="majorHAnsi"/>
+                <w:lang w:eastAsia="ja-JP"/>
+              </w:rPr>
+              <w:t xml:space="preserve"> built-in python method for list handling. I have used it to remove the instance of that card in shuffled Deck which should replicate the physical deck of cards that the user has remaining. This is why</w:t>
             </w:r>
             <w:r>
               <w:rPr>
@@ -22332,7 +24185,25 @@
                 <w:rFonts w:asciiTheme="majorHAnsi" w:eastAsia="Cambria Math" w:hAnsiTheme="majorHAnsi"/>
                 <w:lang w:eastAsia="ja-JP"/>
               </w:rPr>
-              <w:t>It also adds the card to the players possession in the program. “player.append(card)”</w:t>
+              <w:t>It also adds the card to the players possession in the program. “</w:t>
+            </w:r>
+            <w:proofErr w:type="spellStart"/>
+            <w:proofErr w:type="gramStart"/>
+            <w:r>
+              <w:rPr>
+                <w:rFonts w:asciiTheme="majorHAnsi" w:eastAsia="Cambria Math" w:hAnsiTheme="majorHAnsi"/>
+                <w:lang w:eastAsia="ja-JP"/>
+              </w:rPr>
+              <w:t>player.append</w:t>
+            </w:r>
+            <w:proofErr w:type="spellEnd"/>
+            <w:proofErr w:type="gramEnd"/>
+            <w:r>
+              <w:rPr>
+                <w:rFonts w:asciiTheme="majorHAnsi" w:eastAsia="Cambria Math" w:hAnsiTheme="majorHAnsi"/>
+                <w:lang w:eastAsia="ja-JP"/>
+              </w:rPr>
+              <w:t>(card)”</w:t>
             </w:r>
           </w:p>
           <w:p>
@@ -22352,7 +24223,23 @@
                 <w:rFonts w:asciiTheme="majorHAnsi" w:eastAsia="Cambria Math" w:hAnsiTheme="majorHAnsi"/>
                 <w:lang w:eastAsia="ja-JP"/>
               </w:rPr>
-              <w:t>Player and nCards are passed as parameters so that the sub routine is reusable for all players and different amounts of cards if needed.</w:t>
+              <w:t xml:space="preserve">Player and </w:t>
+            </w:r>
+            <w:proofErr w:type="spellStart"/>
+            <w:r>
+              <w:rPr>
+                <w:rFonts w:asciiTheme="majorHAnsi" w:eastAsia="Cambria Math" w:hAnsiTheme="majorHAnsi"/>
+                <w:lang w:eastAsia="ja-JP"/>
+              </w:rPr>
+              <w:t>nCards</w:t>
+            </w:r>
+            <w:proofErr w:type="spellEnd"/>
+            <w:r>
+              <w:rPr>
+                <w:rFonts w:asciiTheme="majorHAnsi" w:eastAsia="Cambria Math" w:hAnsiTheme="majorHAnsi"/>
+                <w:lang w:eastAsia="ja-JP"/>
+              </w:rPr>
+              <w:t xml:space="preserve"> are passed as parameters so that the sub routine is reusable for all players and different amounts of cards if needed.</w:t>
             </w:r>
           </w:p>
           <w:p>
@@ -22439,22 +24326,120 @@
                 <w:rFonts w:asciiTheme="majorHAnsi" w:eastAsia="Cambria Math" w:hAnsiTheme="majorHAnsi"/>
                 <w:lang w:eastAsia="ja-JP"/>
               </w:rPr>
-              <w:t xml:space="preserve">I improved the CardIntegration subroutine by adding a check that the card they are trying to add is in the shuffled_Deck and if not they will be prompted to renter a card catching typos, card reptetition and non existing cards. This check uses a while loop. </w:t>
-            </w:r>
-          </w:p>
-          <w:p>
-            <w:pPr>
+              <w:t xml:space="preserve">I improved the </w:t>
+            </w:r>
+            <w:proofErr w:type="spellStart"/>
+            <w:r>
               <w:rPr>
                 <w:rFonts w:asciiTheme="majorHAnsi" w:eastAsia="Cambria Math" w:hAnsiTheme="majorHAnsi"/>
                 <w:lang w:eastAsia="ja-JP"/>
               </w:rPr>
-            </w:pPr>
+              <w:t>CardIntegration</w:t>
+            </w:r>
+            <w:proofErr w:type="spellEnd"/>
             <w:r>
               <w:rPr>
                 <w:rFonts w:asciiTheme="majorHAnsi" w:eastAsia="Cambria Math" w:hAnsiTheme="majorHAnsi"/>
                 <w:lang w:eastAsia="ja-JP"/>
               </w:rPr>
-              <w:t xml:space="preserve">I used the “count” built in list method which will display the number of times a card occurs in the deck. The expected output is 1 if its not been delt yet and 0 if it has already been delt. </w:t>
+              <w:t xml:space="preserve"> subroutine by adding a check that the card they are trying to add is in the </w:t>
+            </w:r>
+            <w:proofErr w:type="spellStart"/>
+            <w:r>
+              <w:rPr>
+                <w:rFonts w:asciiTheme="majorHAnsi" w:eastAsia="Cambria Math" w:hAnsiTheme="majorHAnsi"/>
+                <w:lang w:eastAsia="ja-JP"/>
+              </w:rPr>
+              <w:t>shuffled_Deck</w:t>
+            </w:r>
+            <w:proofErr w:type="spellEnd"/>
+            <w:r>
+              <w:rPr>
+                <w:rFonts w:asciiTheme="majorHAnsi" w:eastAsia="Cambria Math" w:hAnsiTheme="majorHAnsi"/>
+                <w:lang w:eastAsia="ja-JP"/>
+              </w:rPr>
+              <w:t xml:space="preserve"> and if </w:t>
+            </w:r>
+            <w:proofErr w:type="gramStart"/>
+            <w:r>
+              <w:rPr>
+                <w:rFonts w:asciiTheme="majorHAnsi" w:eastAsia="Cambria Math" w:hAnsiTheme="majorHAnsi"/>
+                <w:lang w:eastAsia="ja-JP"/>
+              </w:rPr>
+              <w:t>not</w:t>
+            </w:r>
+            <w:proofErr w:type="gramEnd"/>
+            <w:r>
+              <w:rPr>
+                <w:rFonts w:asciiTheme="majorHAnsi" w:eastAsia="Cambria Math" w:hAnsiTheme="majorHAnsi"/>
+                <w:lang w:eastAsia="ja-JP"/>
+              </w:rPr>
+              <w:t xml:space="preserve"> they will be prompted to renter a card catching typos, card </w:t>
+            </w:r>
+            <w:proofErr w:type="spellStart"/>
+            <w:r>
+              <w:rPr>
+                <w:rFonts w:asciiTheme="majorHAnsi" w:eastAsia="Cambria Math" w:hAnsiTheme="majorHAnsi"/>
+                <w:lang w:eastAsia="ja-JP"/>
+              </w:rPr>
+              <w:t>reptetition</w:t>
+            </w:r>
+            <w:proofErr w:type="spellEnd"/>
+            <w:r>
+              <w:rPr>
+                <w:rFonts w:asciiTheme="majorHAnsi" w:eastAsia="Cambria Math" w:hAnsiTheme="majorHAnsi"/>
+                <w:lang w:eastAsia="ja-JP"/>
+              </w:rPr>
+              <w:t xml:space="preserve"> and </w:t>
+            </w:r>
+            <w:proofErr w:type="spellStart"/>
+            <w:r>
+              <w:rPr>
+                <w:rFonts w:asciiTheme="majorHAnsi" w:eastAsia="Cambria Math" w:hAnsiTheme="majorHAnsi"/>
+                <w:lang w:eastAsia="ja-JP"/>
+              </w:rPr>
+              <w:t>non existing</w:t>
+            </w:r>
+            <w:proofErr w:type="spellEnd"/>
+            <w:r>
+              <w:rPr>
+                <w:rFonts w:asciiTheme="majorHAnsi" w:eastAsia="Cambria Math" w:hAnsiTheme="majorHAnsi"/>
+                <w:lang w:eastAsia="ja-JP"/>
+              </w:rPr>
+              <w:t xml:space="preserve"> cards. This check uses a while loop. </w:t>
+            </w:r>
+          </w:p>
+          <w:p>
+            <w:pPr>
+              <w:rPr>
+                <w:rFonts w:asciiTheme="majorHAnsi" w:eastAsia="Cambria Math" w:hAnsiTheme="majorHAnsi"/>
+                <w:lang w:eastAsia="ja-JP"/>
+              </w:rPr>
+            </w:pPr>
+            <w:r>
+              <w:rPr>
+                <w:rFonts w:asciiTheme="majorHAnsi" w:eastAsia="Cambria Math" w:hAnsiTheme="majorHAnsi"/>
+                <w:lang w:eastAsia="ja-JP"/>
+              </w:rPr>
+              <w:t xml:space="preserve">I used the “count” built in list method which will display the number of times a card occurs in the deck. The expected output is 1 if </w:t>
+            </w:r>
+            <w:proofErr w:type="spellStart"/>
+            <w:proofErr w:type="gramStart"/>
+            <w:r>
+              <w:rPr>
+                <w:rFonts w:asciiTheme="majorHAnsi" w:eastAsia="Cambria Math" w:hAnsiTheme="majorHAnsi"/>
+                <w:lang w:eastAsia="ja-JP"/>
+              </w:rPr>
+              <w:t>its</w:t>
+            </w:r>
+            <w:proofErr w:type="spellEnd"/>
+            <w:proofErr w:type="gramEnd"/>
+            <w:r>
+              <w:rPr>
+                <w:rFonts w:asciiTheme="majorHAnsi" w:eastAsia="Cambria Math" w:hAnsiTheme="majorHAnsi"/>
+                <w:lang w:eastAsia="ja-JP"/>
+              </w:rPr>
+              <w:t xml:space="preserve"> not been delt yet and 0 if it has already been delt. </w:t>
             </w:r>
           </w:p>
           <w:p>
@@ -22656,7 +24641,7 @@
               </w:rPr>
               <w:lastRenderedPageBreak/>
               <w:drawing>
-                <wp:anchor distT="0" distB="0" distL="114300" distR="114300" simplePos="0" relativeHeight="251674624" behindDoc="0" locked="0" layoutInCell="1" allowOverlap="1" wp14:anchorId="4497E234" wp14:editId="4E8D4AE9">
+                <wp:anchor distT="0" distB="0" distL="114300" distR="114300" simplePos="0" relativeHeight="251674624" behindDoc="0" locked="0" layoutInCell="1" allowOverlap="1" wp14:anchorId="4497E234" wp14:editId="34E02792">
                   <wp:simplePos x="0" y="0"/>
                   <wp:positionH relativeFrom="column">
                     <wp:posOffset>-60325</wp:posOffset>
@@ -22738,7 +24723,39 @@
                 <w:rFonts w:asciiTheme="majorHAnsi" w:eastAsia="Cambria Math" w:hAnsiTheme="majorHAnsi"/>
                 <w:lang w:eastAsia="ja-JP"/>
               </w:rPr>
-              <w:t>There was an error trying to turn Ac into an integer so reordered the if statement branches and checks such that all string values (“Ac”,”Ki”,”Qu”,”Ja”) are assigned a integer value before value = int(value) which converts the string number to integer number e.g “10” to 10, “05” to 5 etc</w:t>
+              <w:t>There was an error trying to turn Ac into an integer so reordered the if statement branches and checks such that all string values (“</w:t>
+            </w:r>
+            <w:proofErr w:type="spellStart"/>
+            <w:r>
+              <w:rPr>
+                <w:rFonts w:asciiTheme="majorHAnsi" w:eastAsia="Cambria Math" w:hAnsiTheme="majorHAnsi"/>
+                <w:lang w:eastAsia="ja-JP"/>
+              </w:rPr>
+              <w:t>Ac”,”Ki”,”Qu”,”Ja</w:t>
+            </w:r>
+            <w:proofErr w:type="spellEnd"/>
+            <w:r>
+              <w:rPr>
+                <w:rFonts w:asciiTheme="majorHAnsi" w:eastAsia="Cambria Math" w:hAnsiTheme="majorHAnsi"/>
+                <w:lang w:eastAsia="ja-JP"/>
+              </w:rPr>
+              <w:t xml:space="preserve">”) are assigned a integer value before value = int(value) which converts the string number to integer number </w:t>
+            </w:r>
+            <w:proofErr w:type="spellStart"/>
+            <w:r>
+              <w:rPr>
+                <w:rFonts w:asciiTheme="majorHAnsi" w:eastAsia="Cambria Math" w:hAnsiTheme="majorHAnsi"/>
+                <w:lang w:eastAsia="ja-JP"/>
+              </w:rPr>
+              <w:t>e.g</w:t>
+            </w:r>
+            <w:proofErr w:type="spellEnd"/>
+            <w:r>
+              <w:rPr>
+                <w:rFonts w:asciiTheme="majorHAnsi" w:eastAsia="Cambria Math" w:hAnsiTheme="majorHAnsi"/>
+                <w:lang w:eastAsia="ja-JP"/>
+              </w:rPr>
+              <w:t xml:space="preserve"> “10” to 10, “05” to 5 etc</w:t>
             </w:r>
           </w:p>
         </w:tc>
@@ -22836,37 +24853,181 @@
                 <w:rFonts w:asciiTheme="majorHAnsi" w:eastAsia="Cambria Math" w:hAnsiTheme="majorHAnsi"/>
                 <w:lang w:eastAsia="ja-JP"/>
               </w:rPr>
-              <w:t xml:space="preserve">I have also separated it into two subroutines CardValue and CardSuit which are called upon separately. CardValue returning the Value as an integer to be used when deciding a high card in poker and a hand total in blackjack. CardSuit returns the first character of a suit e.g “H” for hearts “D” diamonds etc. </w:t>
-            </w:r>
-          </w:p>
-          <w:p>
-            <w:pPr>
+              <w:t xml:space="preserve">I have also separated it into two subroutines </w:t>
+            </w:r>
+            <w:proofErr w:type="spellStart"/>
+            <w:r>
               <w:rPr>
                 <w:rFonts w:asciiTheme="majorHAnsi" w:eastAsia="Cambria Math" w:hAnsiTheme="majorHAnsi"/>
                 <w:lang w:eastAsia="ja-JP"/>
               </w:rPr>
-            </w:pPr>
+              <w:t>CardValue</w:t>
+            </w:r>
+            <w:proofErr w:type="spellEnd"/>
             <w:r>
               <w:rPr>
                 <w:rFonts w:asciiTheme="majorHAnsi" w:eastAsia="Cambria Math" w:hAnsiTheme="majorHAnsi"/>
                 <w:lang w:eastAsia="ja-JP"/>
               </w:rPr>
-              <w:t xml:space="preserve">The card values are also determined depending on the gamemode passed as a parameter when the subroutine is called upon. </w:t>
-            </w:r>
-          </w:p>
-          <w:p>
-            <w:pPr>
+              <w:t xml:space="preserve"> and </w:t>
+            </w:r>
+            <w:proofErr w:type="spellStart"/>
+            <w:r>
               <w:rPr>
                 <w:rFonts w:asciiTheme="majorHAnsi" w:eastAsia="Cambria Math" w:hAnsiTheme="majorHAnsi"/>
                 <w:lang w:eastAsia="ja-JP"/>
               </w:rPr>
-            </w:pPr>
+              <w:t>CardSuit</w:t>
+            </w:r>
+            <w:proofErr w:type="spellEnd"/>
             <w:r>
               <w:rPr>
                 <w:rFonts w:asciiTheme="majorHAnsi" w:eastAsia="Cambria Math" w:hAnsiTheme="majorHAnsi"/>
                 <w:lang w:eastAsia="ja-JP"/>
               </w:rPr>
-              <w:t>This allows this one subroutine to be used to get the value of any card in any gamemode and allows the easy integration for future possible gamemodes compared to having multiple subroutines for different gamemodes (poker and blackjack).</w:t>
+              <w:t xml:space="preserve"> which are called upon separately. </w:t>
+            </w:r>
+            <w:proofErr w:type="spellStart"/>
+            <w:r>
+              <w:rPr>
+                <w:rFonts w:asciiTheme="majorHAnsi" w:eastAsia="Cambria Math" w:hAnsiTheme="majorHAnsi"/>
+                <w:lang w:eastAsia="ja-JP"/>
+              </w:rPr>
+              <w:t>CardValue</w:t>
+            </w:r>
+            <w:proofErr w:type="spellEnd"/>
+            <w:r>
+              <w:rPr>
+                <w:rFonts w:asciiTheme="majorHAnsi" w:eastAsia="Cambria Math" w:hAnsiTheme="majorHAnsi"/>
+                <w:lang w:eastAsia="ja-JP"/>
+              </w:rPr>
+              <w:t xml:space="preserve"> returning the Value as an integer to be used when deciding a high card in poker and a hand total in blackjack. </w:t>
+            </w:r>
+            <w:proofErr w:type="spellStart"/>
+            <w:r>
+              <w:rPr>
+                <w:rFonts w:asciiTheme="majorHAnsi" w:eastAsia="Cambria Math" w:hAnsiTheme="majorHAnsi"/>
+                <w:lang w:eastAsia="ja-JP"/>
+              </w:rPr>
+              <w:t>CardSuit</w:t>
+            </w:r>
+            <w:proofErr w:type="spellEnd"/>
+            <w:r>
+              <w:rPr>
+                <w:rFonts w:asciiTheme="majorHAnsi" w:eastAsia="Cambria Math" w:hAnsiTheme="majorHAnsi"/>
+                <w:lang w:eastAsia="ja-JP"/>
+              </w:rPr>
+              <w:t xml:space="preserve"> returns the first character of a suit </w:t>
+            </w:r>
+            <w:proofErr w:type="spellStart"/>
+            <w:r>
+              <w:rPr>
+                <w:rFonts w:asciiTheme="majorHAnsi" w:eastAsia="Cambria Math" w:hAnsiTheme="majorHAnsi"/>
+                <w:lang w:eastAsia="ja-JP"/>
+              </w:rPr>
+              <w:t>e.g</w:t>
+            </w:r>
+            <w:proofErr w:type="spellEnd"/>
+            <w:r>
+              <w:rPr>
+                <w:rFonts w:asciiTheme="majorHAnsi" w:eastAsia="Cambria Math" w:hAnsiTheme="majorHAnsi"/>
+                <w:lang w:eastAsia="ja-JP"/>
+              </w:rPr>
+              <w:t xml:space="preserve"> “H” for hearts “D” diamonds etc. </w:t>
+            </w:r>
+          </w:p>
+          <w:p>
+            <w:pPr>
+              <w:rPr>
+                <w:rFonts w:asciiTheme="majorHAnsi" w:eastAsia="Cambria Math" w:hAnsiTheme="majorHAnsi"/>
+                <w:lang w:eastAsia="ja-JP"/>
+              </w:rPr>
+            </w:pPr>
+            <w:r>
+              <w:rPr>
+                <w:rFonts w:asciiTheme="majorHAnsi" w:eastAsia="Cambria Math" w:hAnsiTheme="majorHAnsi"/>
+                <w:lang w:eastAsia="ja-JP"/>
+              </w:rPr>
+              <w:t xml:space="preserve">The card values are also determined depending on the </w:t>
+            </w:r>
+            <w:proofErr w:type="spellStart"/>
+            <w:r>
+              <w:rPr>
+                <w:rFonts w:asciiTheme="majorHAnsi" w:eastAsia="Cambria Math" w:hAnsiTheme="majorHAnsi"/>
+                <w:lang w:eastAsia="ja-JP"/>
+              </w:rPr>
+              <w:t>gamemode</w:t>
+            </w:r>
+            <w:proofErr w:type="spellEnd"/>
+            <w:r>
+              <w:rPr>
+                <w:rFonts w:asciiTheme="majorHAnsi" w:eastAsia="Cambria Math" w:hAnsiTheme="majorHAnsi"/>
+                <w:lang w:eastAsia="ja-JP"/>
+              </w:rPr>
+              <w:t xml:space="preserve"> passed as a parameter when the subroutine is called upon. </w:t>
+            </w:r>
+          </w:p>
+          <w:p>
+            <w:pPr>
+              <w:rPr>
+                <w:rFonts w:asciiTheme="majorHAnsi" w:eastAsia="Cambria Math" w:hAnsiTheme="majorHAnsi"/>
+                <w:lang w:eastAsia="ja-JP"/>
+              </w:rPr>
+            </w:pPr>
+            <w:r>
+              <w:rPr>
+                <w:rFonts w:asciiTheme="majorHAnsi" w:eastAsia="Cambria Math" w:hAnsiTheme="majorHAnsi"/>
+                <w:lang w:eastAsia="ja-JP"/>
+              </w:rPr>
+              <w:t xml:space="preserve">This allows this one subroutine to be used to get the value of any card in any </w:t>
+            </w:r>
+            <w:proofErr w:type="spellStart"/>
+            <w:r>
+              <w:rPr>
+                <w:rFonts w:asciiTheme="majorHAnsi" w:eastAsia="Cambria Math" w:hAnsiTheme="majorHAnsi"/>
+                <w:lang w:eastAsia="ja-JP"/>
+              </w:rPr>
+              <w:t>gamemode</w:t>
+            </w:r>
+            <w:proofErr w:type="spellEnd"/>
+            <w:r>
+              <w:rPr>
+                <w:rFonts w:asciiTheme="majorHAnsi" w:eastAsia="Cambria Math" w:hAnsiTheme="majorHAnsi"/>
+                <w:lang w:eastAsia="ja-JP"/>
+              </w:rPr>
+              <w:t xml:space="preserve"> and allows the easy integration for future possible </w:t>
+            </w:r>
+            <w:proofErr w:type="spellStart"/>
+            <w:r>
+              <w:rPr>
+                <w:rFonts w:asciiTheme="majorHAnsi" w:eastAsia="Cambria Math" w:hAnsiTheme="majorHAnsi"/>
+                <w:lang w:eastAsia="ja-JP"/>
+              </w:rPr>
+              <w:t>gamemodes</w:t>
+            </w:r>
+            <w:proofErr w:type="spellEnd"/>
+            <w:r>
+              <w:rPr>
+                <w:rFonts w:asciiTheme="majorHAnsi" w:eastAsia="Cambria Math" w:hAnsiTheme="majorHAnsi"/>
+                <w:lang w:eastAsia="ja-JP"/>
+              </w:rPr>
+              <w:t xml:space="preserve"> compared to having multiple subroutines for different </w:t>
+            </w:r>
+            <w:proofErr w:type="spellStart"/>
+            <w:r>
+              <w:rPr>
+                <w:rFonts w:asciiTheme="majorHAnsi" w:eastAsia="Cambria Math" w:hAnsiTheme="majorHAnsi"/>
+                <w:lang w:eastAsia="ja-JP"/>
+              </w:rPr>
+              <w:t>gamemodes</w:t>
+            </w:r>
+            <w:proofErr w:type="spellEnd"/>
+            <w:r>
+              <w:rPr>
+                <w:rFonts w:asciiTheme="majorHAnsi" w:eastAsia="Cambria Math" w:hAnsiTheme="majorHAnsi"/>
+                <w:lang w:eastAsia="ja-JP"/>
+              </w:rPr>
+              <w:t xml:space="preserve"> (poker and blackjack).</w:t>
             </w:r>
           </w:p>
         </w:tc>
@@ -23152,7 +25313,11 @@
             </w:r>
             <w:r>
               <w:br/>
-              <w:t># bool variables = is</w:t>
+              <w:t xml:space="preserve"># bool variables = </w:t>
+            </w:r>
+            <w:proofErr w:type="spellStart"/>
+            <w:r>
+              <w:t>is</w:t>
             </w:r>
             <w:r>
               <w:t>C</w:t>
@@ -23160,6 +25325,7 @@
             <w:r>
               <w:t>amelCase</w:t>
             </w:r>
+            <w:proofErr w:type="spellEnd"/>
             <w:r>
               <w:br/>
               <w:t># constants = UPPERCASE</w:t>
@@ -23177,8 +25343,13 @@
               <w:t>/procedures</w:t>
             </w:r>
             <w:r>
-              <w:t xml:space="preserve"> = PascalCase</w:t>
-            </w:r>
+              <w:t xml:space="preserve"> = </w:t>
+            </w:r>
+            <w:proofErr w:type="spellStart"/>
+            <w:r>
+              <w:t>PascalCase</w:t>
+            </w:r>
+            <w:proofErr w:type="spellEnd"/>
           </w:p>
           <w:p>
             <w:pPr>
@@ -23943,11 +26114,11 @@
       <w:pPr>
         <w:pStyle w:val="Heading3"/>
       </w:pPr>
-      <w:bookmarkStart w:id="52" w:name="_Toc212183601"/>
+      <w:bookmarkStart w:id="51" w:name="_Toc212183601"/>
       <w:r>
         <w:t>Testing</w:t>
       </w:r>
-      <w:bookmarkEnd w:id="52"/>
+      <w:bookmarkEnd w:id="51"/>
     </w:p>
     <w:p>
       <w:pPr>
@@ -24066,8 +26237,13 @@
           </w:tcPr>
           <w:p>
             <w:r>
-              <w:t>1.1.a</w:t>
-            </w:r>
+              <w:t>1.</w:t>
+            </w:r>
+            <w:proofErr w:type="gramStart"/>
+            <w:r>
+              <w:t>1.a</w:t>
+            </w:r>
+            <w:proofErr w:type="gramEnd"/>
           </w:p>
         </w:tc>
         <w:tc>
@@ -24130,8 +26306,13 @@
           </w:tcPr>
           <w:p>
             <w:r>
-              <w:t>1.1.b</w:t>
-            </w:r>
+              <w:t>1.</w:t>
+            </w:r>
+            <w:proofErr w:type="gramStart"/>
+            <w:r>
+              <w:t>1.b</w:t>
+            </w:r>
+            <w:proofErr w:type="gramEnd"/>
           </w:p>
         </w:tc>
         <w:tc>
@@ -24258,8 +26439,13 @@
           </w:tcPr>
           <w:p>
             <w:r>
-              <w:t>1.2.a</w:t>
-            </w:r>
+              <w:t>1.</w:t>
+            </w:r>
+            <w:proofErr w:type="gramStart"/>
+            <w:r>
+              <w:t>2.a</w:t>
+            </w:r>
+            <w:proofErr w:type="gramEnd"/>
           </w:p>
         </w:tc>
         <w:tc>
@@ -24287,8 +26473,13 @@
             <w:tcW w:w="2478" w:type="dxa"/>
           </w:tcPr>
           <w:p>
-            <w:r>
-              <w:t>len(cards)</w:t>
+            <w:proofErr w:type="spellStart"/>
+            <w:r>
+              <w:t>len</w:t>
+            </w:r>
+            <w:proofErr w:type="spellEnd"/>
+            <w:r>
+              <w:t>(cards)</w:t>
             </w:r>
           </w:p>
         </w:tc>
@@ -24322,8 +26513,13 @@
           </w:tcPr>
           <w:p>
             <w:r>
-              <w:t>1.2.b</w:t>
-            </w:r>
+              <w:t>1.</w:t>
+            </w:r>
+            <w:proofErr w:type="gramStart"/>
+            <w:r>
+              <w:t>2.b</w:t>
+            </w:r>
+            <w:proofErr w:type="gramEnd"/>
           </w:p>
         </w:tc>
         <w:tc>
@@ -24431,11 +26627,16 @@
               <w:t>H</w:t>
             </w:r>
             <w:r>
-              <w:t>","KiD"</w:t>
+              <w:t>","KiD</w:t>
+            </w:r>
+            <w:proofErr w:type="gramStart"/>
+            <w:r>
+              <w:t>"</w:t>
             </w:r>
             <w:r>
               <w:t>,etc</w:t>
             </w:r>
+            <w:proofErr w:type="gramEnd"/>
           </w:p>
         </w:tc>
         <w:tc>
@@ -24464,8 +26665,21 @@
               </w:rPr>
               <w:t>–</w:t>
             </w:r>
-            <w:r>
-              <w:t xml:space="preserve">10,J,Q,K}, Suit </w:t>
+            <w:proofErr w:type="gramStart"/>
+            <w:r>
+              <w:t>10,J</w:t>
+            </w:r>
+            <w:proofErr w:type="gramEnd"/>
+            <w:r>
+              <w:t>,</w:t>
+            </w:r>
+            <w:proofErr w:type="gramStart"/>
+            <w:r>
+              <w:t>Q,K</w:t>
+            </w:r>
+            <w:proofErr w:type="gramEnd"/>
+            <w:r>
+              <w:t xml:space="preserve">}, Suit </w:t>
             </w:r>
             <w:r>
               <w:rPr>
@@ -24474,7 +26688,23 @@
               <w:t>∈</w:t>
             </w:r>
             <w:r>
-              <w:t xml:space="preserve"> {S,H,D,C}</w:t>
+              <w:t xml:space="preserve"> {</w:t>
+            </w:r>
+            <w:proofErr w:type="gramStart"/>
+            <w:r>
+              <w:t>S,H</w:t>
+            </w:r>
+            <w:proofErr w:type="gramEnd"/>
+            <w:r>
+              <w:t>,</w:t>
+            </w:r>
+            <w:proofErr w:type="gramStart"/>
+            <w:r>
+              <w:t>D,C</w:t>
+            </w:r>
+            <w:proofErr w:type="gramEnd"/>
+            <w:r>
+              <w:t>}</w:t>
             </w:r>
           </w:p>
         </w:tc>
@@ -24498,8 +26728,13 @@
           </w:tcPr>
           <w:p>
             <w:r>
-              <w:t>1.2.d</w:t>
-            </w:r>
+              <w:t>1.</w:t>
+            </w:r>
+            <w:proofErr w:type="gramStart"/>
+            <w:r>
+              <w:t>2.d</w:t>
+            </w:r>
+            <w:proofErr w:type="gramEnd"/>
           </w:p>
         </w:tc>
         <w:tc>
@@ -24528,7 +26763,28 @@
           </w:tcPr>
           <w:p>
             <w:r>
-              <w:t>Call ShuffleCards() then compare to original</w:t>
+              <w:t xml:space="preserve">Call </w:t>
+            </w:r>
+            <w:proofErr w:type="spellStart"/>
+            <w:proofErr w:type="gramStart"/>
+            <w:r>
+              <w:t>ShuffleCards</w:t>
+            </w:r>
+            <w:proofErr w:type="spellEnd"/>
+            <w:r>
+              <w:t>(</w:t>
+            </w:r>
+            <w:proofErr w:type="gramEnd"/>
+            <w:r>
+              <w:t xml:space="preserve">) then </w:t>
+            </w:r>
+            <w:proofErr w:type="gramStart"/>
+            <w:r>
+              <w:t>compare</w:t>
+            </w:r>
+            <w:proofErr w:type="gramEnd"/>
+            <w:r>
+              <w:t xml:space="preserve"> to original</w:t>
             </w:r>
           </w:p>
         </w:tc>
@@ -24580,8 +26836,13 @@
           </w:tcPr>
           <w:p>
             <w:r>
-              <w:t>1.3.a</w:t>
-            </w:r>
+              <w:t>1.</w:t>
+            </w:r>
+            <w:proofErr w:type="gramStart"/>
+            <w:r>
+              <w:t>3.a</w:t>
+            </w:r>
+            <w:proofErr w:type="gramEnd"/>
           </w:p>
         </w:tc>
         <w:tc>
@@ -24610,7 +26871,15 @@
           </w:tcPr>
           <w:p>
             <w:r>
-              <w:t>Call DealCards(p1,1)</w:t>
+              <w:t xml:space="preserve">Call </w:t>
+            </w:r>
+            <w:proofErr w:type="spellStart"/>
+            <w:r>
+              <w:t>DealCards</w:t>
+            </w:r>
+            <w:proofErr w:type="spellEnd"/>
+            <w:r>
+              <w:t>(p1,1)</w:t>
             </w:r>
           </w:p>
         </w:tc>
@@ -24620,7 +26889,15 @@
           </w:tcPr>
           <w:p>
             <w:r>
-              <w:t>Player1  length +1, deck length –1</w:t>
+              <w:t>Player</w:t>
+            </w:r>
+            <w:proofErr w:type="gramStart"/>
+            <w:r>
+              <w:t>1  length</w:t>
+            </w:r>
+            <w:proofErr w:type="gramEnd"/>
+            <w:r>
+              <w:t xml:space="preserve"> +1, deck length –1</w:t>
             </w:r>
           </w:p>
         </w:tc>
@@ -24644,11 +26921,16 @@
           </w:tcPr>
           <w:p>
             <w:r>
-              <w:t>1.3</w:t>
+              <w:t>1.</w:t>
+            </w:r>
+            <w:proofErr w:type="gramStart"/>
+            <w:r>
+              <w:t>3</w:t>
             </w:r>
             <w:r>
               <w:t>.b</w:t>
             </w:r>
+            <w:proofErr w:type="gramEnd"/>
           </w:p>
         </w:tc>
         <w:tc>
@@ -24676,8 +26958,13 @@
             <w:tcW w:w="2478" w:type="dxa"/>
           </w:tcPr>
           <w:p>
-            <w:r>
-              <w:t>DealCards(p1,52)</w:t>
+            <w:proofErr w:type="spellStart"/>
+            <w:r>
+              <w:t>DealCards</w:t>
+            </w:r>
+            <w:proofErr w:type="spellEnd"/>
+            <w:r>
+              <w:t>(p1,52)</w:t>
             </w:r>
           </w:p>
         </w:tc>
@@ -24762,7 +27049,15 @@
               <w:t xml:space="preserve">cards </w:t>
             </w:r>
             <w:r>
-              <w:t>left call DealCards(p1,6)</w:t>
+              <w:t xml:space="preserve">left call </w:t>
+            </w:r>
+            <w:proofErr w:type="spellStart"/>
+            <w:r>
+              <w:t>DealCards</w:t>
+            </w:r>
+            <w:proofErr w:type="spellEnd"/>
+            <w:r>
+              <w:t>(p1,6)</w:t>
             </w:r>
           </w:p>
         </w:tc>
@@ -24803,11 +27098,16 @@
           <w:p>
             <w:r>
               <w:lastRenderedPageBreak/>
-              <w:t>1.3</w:t>
+              <w:t>1.</w:t>
+            </w:r>
+            <w:proofErr w:type="gramStart"/>
+            <w:r>
+              <w:t>3</w:t>
             </w:r>
             <w:r>
               <w:t>.d</w:t>
             </w:r>
+            <w:proofErr w:type="gramEnd"/>
           </w:p>
         </w:tc>
         <w:tc>
@@ -24835,8 +27135,13 @@
             <w:tcW w:w="2478" w:type="dxa"/>
           </w:tcPr>
           <w:p>
-            <w:r>
-              <w:t>DealCards(p1,0)</w:t>
+            <w:proofErr w:type="spellStart"/>
+            <w:r>
+              <w:t>DealCards</w:t>
+            </w:r>
+            <w:proofErr w:type="spellEnd"/>
+            <w:r>
+              <w:t>(p1,0)</w:t>
             </w:r>
           </w:p>
         </w:tc>
@@ -24876,11 +27181,16 @@
           </w:tcPr>
           <w:p>
             <w:r>
-              <w:t>1.3</w:t>
+              <w:t>1.</w:t>
+            </w:r>
+            <w:proofErr w:type="gramStart"/>
+            <w:r>
+              <w:t>3</w:t>
             </w:r>
             <w:r>
               <w:t>.e</w:t>
             </w:r>
+            <w:proofErr w:type="gramEnd"/>
           </w:p>
         </w:tc>
         <w:tc>
@@ -24908,11 +27218,32 @@
             <w:tcW w:w="2478" w:type="dxa"/>
           </w:tcPr>
           <w:p>
-            <w:r>
-              <w:t>DealCards(p1,"three") or DealCards(p1,</w:t>
-            </w:r>
-            <w:r>
-              <w:t>-3</w:t>
+            <w:proofErr w:type="spellStart"/>
+            <w:r>
+              <w:t>DealCards</w:t>
+            </w:r>
+            <w:proofErr w:type="spellEnd"/>
+            <w:r>
+              <w:t xml:space="preserve">(p1,"three") or </w:t>
+            </w:r>
+            <w:proofErr w:type="spellStart"/>
+            <w:r>
+              <w:t>DealCards</w:t>
+            </w:r>
+            <w:proofErr w:type="spellEnd"/>
+            <w:r>
+              <w:t>(p</w:t>
+            </w:r>
+            <w:proofErr w:type="gramStart"/>
+            <w:r>
+              <w:t>1,</w:t>
+            </w:r>
+            <w:r>
+              <w:t>-</w:t>
+            </w:r>
+            <w:proofErr w:type="gramEnd"/>
+            <w:r>
+              <w:t>3</w:t>
             </w:r>
             <w:r>
               <w:t>)</w:t>
@@ -24949,11 +27280,16 @@
           </w:tcPr>
           <w:p>
             <w:r>
-              <w:t>1.3</w:t>
+              <w:t>1.</w:t>
+            </w:r>
+            <w:proofErr w:type="gramStart"/>
+            <w:r>
+              <w:t>3</w:t>
             </w:r>
             <w:r>
               <w:t>.f</w:t>
             </w:r>
+            <w:proofErr w:type="gramEnd"/>
           </w:p>
         </w:tc>
         <w:tc>
@@ -25022,8 +27358,13 @@
           </w:tcPr>
           <w:p>
             <w:r>
-              <w:t>1.2.post</w:t>
-            </w:r>
+              <w:t>1.</w:t>
+            </w:r>
+            <w:proofErr w:type="gramStart"/>
+            <w:r>
+              <w:t>2.post</w:t>
+            </w:r>
+            <w:proofErr w:type="gramEnd"/>
           </w:p>
         </w:tc>
         <w:tc>
@@ -25054,6 +27395,8 @@
             <w:r>
               <w:t xml:space="preserve">Run </w:t>
             </w:r>
+            <w:proofErr w:type="spellStart"/>
+            <w:proofErr w:type="gramStart"/>
             <w:r>
               <w:t>S</w:t>
             </w:r>
@@ -25061,7 +27404,15 @@
               <w:t>huffle</w:t>
             </w:r>
             <w:r>
-              <w:t>Cards()</w:t>
+              <w:t>Cards</w:t>
+            </w:r>
+            <w:proofErr w:type="spellEnd"/>
+            <w:r>
+              <w:t>(</w:t>
+            </w:r>
+            <w:proofErr w:type="gramEnd"/>
+            <w:r>
+              <w:t>)</w:t>
             </w:r>
             <w:r>
               <w:t xml:space="preserve"> 100×</w:t>
@@ -25086,7 +27437,15 @@
           </w:tcPr>
           <w:p>
             <w:r>
-              <w:t>No duplicates within a deck, the greater majority of shuffled decks must be unique</w:t>
+              <w:t xml:space="preserve">No duplicates within a deck, </w:t>
+            </w:r>
+            <w:proofErr w:type="gramStart"/>
+            <w:r>
+              <w:t>the greater majority of</w:t>
+            </w:r>
+            <w:proofErr w:type="gramEnd"/>
+            <w:r>
+              <w:t xml:space="preserve"> shuffled decks must be unique</w:t>
             </w:r>
           </w:p>
         </w:tc>
@@ -25166,22 +27525,22 @@
       <w:pPr>
         <w:pStyle w:val="Heading2"/>
       </w:pPr>
-      <w:bookmarkStart w:id="53" w:name="_Toc212183602"/>
+      <w:bookmarkStart w:id="52" w:name="_Toc212183602"/>
       <w:r>
         <w:lastRenderedPageBreak/>
         <w:t>Stage 2 – Blackjack Gameplay</w:t>
       </w:r>
-      <w:bookmarkEnd w:id="53"/>
+      <w:bookmarkEnd w:id="52"/>
     </w:p>
     <w:p>
       <w:pPr>
         <w:pStyle w:val="Heading3"/>
       </w:pPr>
-      <w:bookmarkStart w:id="54" w:name="_Toc212183603"/>
+      <w:bookmarkStart w:id="53" w:name="_Toc212183603"/>
       <w:r>
         <w:t>Design</w:t>
       </w:r>
-      <w:bookmarkEnd w:id="54"/>
+      <w:bookmarkEnd w:id="53"/>
     </w:p>
     <w:p>
       <w:pPr>
@@ -25297,7 +27656,15 @@
           </w:p>
           <w:p>
             <w:r>
-              <w:t>It takes in two parameters players and dealersPot.</w:t>
+              <w:t xml:space="preserve">It takes in two parameters players and </w:t>
+            </w:r>
+            <w:proofErr w:type="spellStart"/>
+            <w:r>
+              <w:t>dealersPot</w:t>
+            </w:r>
+            <w:proofErr w:type="spellEnd"/>
+            <w:r>
+              <w:t>.</w:t>
             </w:r>
           </w:p>
           <w:p/>
@@ -25308,7 +27675,31 @@
           <w:p/>
           <w:p>
             <w:r>
-              <w:t xml:space="preserve">It loops through each player assigning the value to dealersPot in a seperate index for each player. This will be used later on to calculate the players winnings. </w:t>
+              <w:t xml:space="preserve">It loops through each player assigning the value to </w:t>
+            </w:r>
+            <w:proofErr w:type="spellStart"/>
+            <w:r>
+              <w:t>dealersPot</w:t>
+            </w:r>
+            <w:proofErr w:type="spellEnd"/>
+            <w:r>
+              <w:t xml:space="preserve"> in a </w:t>
+            </w:r>
+            <w:proofErr w:type="spellStart"/>
+            <w:r>
+              <w:t>seperate</w:t>
+            </w:r>
+            <w:proofErr w:type="spellEnd"/>
+            <w:r>
+              <w:t xml:space="preserve"> index for each player. This will be used </w:t>
+            </w:r>
+            <w:proofErr w:type="gramStart"/>
+            <w:r>
+              <w:t>later on</w:t>
+            </w:r>
+            <w:proofErr w:type="gramEnd"/>
+            <w:r>
+              <w:t xml:space="preserve"> to calculate the players winnings. </w:t>
             </w:r>
           </w:p>
           <w:p/>
@@ -25325,7 +27716,31 @@
           <w:p/>
           <w:p>
             <w:r>
-              <w:t>The subroutine is stops after assigning each bet to dealersPot and removing it from the each players currency.</w:t>
+              <w:t xml:space="preserve">The subroutine </w:t>
+            </w:r>
+            <w:proofErr w:type="gramStart"/>
+            <w:r>
+              <w:t>is stops</w:t>
+            </w:r>
+            <w:proofErr w:type="gramEnd"/>
+            <w:r>
+              <w:t xml:space="preserve"> after assigning each bet to </w:t>
+            </w:r>
+            <w:proofErr w:type="spellStart"/>
+            <w:r>
+              <w:t>dealersPot</w:t>
+            </w:r>
+            <w:proofErr w:type="spellEnd"/>
+            <w:r>
+              <w:t xml:space="preserve"> and removing it from </w:t>
+            </w:r>
+            <w:proofErr w:type="gramStart"/>
+            <w:r>
+              <w:t>the each</w:t>
+            </w:r>
+            <w:proofErr w:type="gramEnd"/>
+            <w:r>
+              <w:t xml:space="preserve"> players currency.</w:t>
             </w:r>
           </w:p>
         </w:tc>
@@ -25416,24 +27831,90 @@
           </w:tcPr>
           <w:p>
             <w:r>
-              <w:t>This subroutine is used to take in every players round input and takes in the parameter “players”.</w:t>
-            </w:r>
-          </w:p>
-          <w:p>
-            <w:r>
-              <w:t xml:space="preserve"> It loops through each player in accending order starting from player1.</w:t>
+              <w:t xml:space="preserve">This subroutine is used to take in every </w:t>
+            </w:r>
+            <w:proofErr w:type="gramStart"/>
+            <w:r>
+              <w:t>players</w:t>
+            </w:r>
+            <w:proofErr w:type="gramEnd"/>
+            <w:r>
+              <w:t xml:space="preserve"> round input and takes in the parameter “players”.</w:t>
+            </w:r>
+          </w:p>
+          <w:p>
+            <w:r>
+              <w:t xml:space="preserve"> It loops through each player in </w:t>
+            </w:r>
+            <w:proofErr w:type="spellStart"/>
+            <w:r>
+              <w:t>accending</w:t>
+            </w:r>
+            <w:proofErr w:type="spellEnd"/>
+            <w:r>
+              <w:t xml:space="preserve"> order starting from player1.</w:t>
             </w:r>
           </w:p>
           <w:p/>
           <w:p>
             <w:r>
-              <w:t>If the players input is stand their turn has ended and it will proceed to the next players turn. If it is hit it will deal the player another singular card using the “DealCards()” subroutine output the players cards including the newly added card. If the total value of the cards exceeds 21 the player goes bust and is loses out on possible winnings. If the total doesn’t exceed 21 they are given the option to hit or stand until their cards total value exceeds 21 or they stand Then moving onto the n ext player or finishing the subroutine if all players have finished their turn.</w:t>
+              <w:t xml:space="preserve">If the players input is </w:t>
+            </w:r>
+            <w:proofErr w:type="gramStart"/>
+            <w:r>
+              <w:t>stand</w:t>
+            </w:r>
+            <w:proofErr w:type="gramEnd"/>
+            <w:r>
+              <w:t xml:space="preserve"> their turn has ended and it will proceed to the next players turn. If it is hit it will deal the player another singular card using the “</w:t>
+            </w:r>
+            <w:proofErr w:type="spellStart"/>
+            <w:proofErr w:type="gramStart"/>
+            <w:r>
+              <w:t>DealCards</w:t>
+            </w:r>
+            <w:proofErr w:type="spellEnd"/>
+            <w:r>
+              <w:t>(</w:t>
+            </w:r>
+            <w:proofErr w:type="gramEnd"/>
+            <w:r>
+              <w:t xml:space="preserve">)” subroutine output the players cards including the newly added card. If the total value of the cards exceeds 21 the player goes bust and is loses out on possible winnings. If the total doesn’t exceed </w:t>
+            </w:r>
+            <w:proofErr w:type="gramStart"/>
+            <w:r>
+              <w:t>21</w:t>
+            </w:r>
+            <w:proofErr w:type="gramEnd"/>
+            <w:r>
+              <w:t xml:space="preserve"> they are given the option to hit or stand until their cards total value exceeds 21 or they stand Then moving onto the n </w:t>
+            </w:r>
+            <w:proofErr w:type="spellStart"/>
+            <w:r>
+              <w:t>ext</w:t>
+            </w:r>
+            <w:proofErr w:type="spellEnd"/>
+            <w:r>
+              <w:t xml:space="preserve"> player or finishing the subroutine if all players have finished their turn.</w:t>
             </w:r>
           </w:p>
           <w:p/>
           <w:p>
-            <w:r>
-              <w:t>playerResult will be used later on to calculate the winnings for each player.</w:t>
+            <w:proofErr w:type="spellStart"/>
+            <w:r>
+              <w:t>playerResult</w:t>
+            </w:r>
+            <w:proofErr w:type="spellEnd"/>
+            <w:r>
+              <w:t xml:space="preserve"> will be used </w:t>
+            </w:r>
+            <w:proofErr w:type="gramStart"/>
+            <w:r>
+              <w:t>later on</w:t>
+            </w:r>
+            <w:proofErr w:type="gramEnd"/>
+            <w:r>
+              <w:t xml:space="preserve"> to calculate the winnings for each player.</w:t>
             </w:r>
           </w:p>
           <w:p/>
@@ -25529,28 +28010,93 @@
           </w:tcPr>
           <w:p>
             <w:r>
-              <w:t>Blackjack result takes in the parameters players and dealerResult</w:t>
-            </w:r>
+              <w:t xml:space="preserve">Blackjack result takes in the parameters players and </w:t>
+            </w:r>
+            <w:proofErr w:type="spellStart"/>
+            <w:r>
+              <w:t>dealerResult</w:t>
+            </w:r>
+            <w:proofErr w:type="spellEnd"/>
           </w:p>
           <w:p/>
           <w:p>
             <w:r>
-              <w:t>The subroutine loops through each player and decides which players win,lose or draw depending on the dealers and the individual players card totals.</w:t>
-            </w:r>
-          </w:p>
-          <w:p>
-            <w:r>
-              <w:t>If a player has already gone bust then they are automatically skipped as they have already lost. If the dealers cards exceed 21 then all players automatically win other than those who went “bust”. Otherwise if the players card total is equal to the dealers then it is a draw. If it less than the dealers it</w:t>
-            </w:r>
-            <w:r>
-              <w:t xml:space="preserve"> is a loss and if its above the dealers it is a win.</w:t>
+              <w:t xml:space="preserve">The subroutine loops through each player and decides which players </w:t>
+            </w:r>
+            <w:proofErr w:type="spellStart"/>
+            <w:proofErr w:type="gramStart"/>
+            <w:r>
+              <w:t>win,lose</w:t>
+            </w:r>
+            <w:proofErr w:type="spellEnd"/>
+            <w:proofErr w:type="gramEnd"/>
+            <w:r>
+              <w:t xml:space="preserve"> or draw depending on the dealers and the individual players card totals.</w:t>
+            </w:r>
+          </w:p>
+          <w:p>
+            <w:r>
+              <w:t xml:space="preserve">If a player has already gone </w:t>
+            </w:r>
+            <w:proofErr w:type="gramStart"/>
+            <w:r>
+              <w:t>bust</w:t>
+            </w:r>
+            <w:proofErr w:type="gramEnd"/>
+            <w:r>
+              <w:t xml:space="preserve"> then they are automatically skipped as they have already lost. If the </w:t>
+            </w:r>
+            <w:proofErr w:type="gramStart"/>
+            <w:r>
+              <w:t>dealers</w:t>
+            </w:r>
+            <w:proofErr w:type="gramEnd"/>
+            <w:r>
+              <w:t xml:space="preserve"> cards exceed 21 then all players automatically win other than those who went “bust”. </w:t>
+            </w:r>
+            <w:proofErr w:type="gramStart"/>
+            <w:r>
+              <w:t>Otherwise</w:t>
+            </w:r>
+            <w:proofErr w:type="gramEnd"/>
+            <w:r>
+              <w:t xml:space="preserve"> if the players card total is equal to the </w:t>
+            </w:r>
+            <w:proofErr w:type="gramStart"/>
+            <w:r>
+              <w:t>dealers</w:t>
+            </w:r>
+            <w:proofErr w:type="gramEnd"/>
+            <w:r>
+              <w:t xml:space="preserve"> then it is a draw. If it less than the dealers it</w:t>
+            </w:r>
+            <w:r>
+              <w:t xml:space="preserve"> is a loss and if </w:t>
+            </w:r>
+            <w:proofErr w:type="spellStart"/>
+            <w:r>
+              <w:t>its</w:t>
+            </w:r>
+            <w:proofErr w:type="spellEnd"/>
+            <w:r>
+              <w:t xml:space="preserve"> above the dealers it is a win.</w:t>
             </w:r>
           </w:p>
           <w:p/>
           <w:p>
-            <w:r>
-              <w:t>playerResult will be used to calculate the winnings later on</w:t>
-            </w:r>
+            <w:proofErr w:type="spellStart"/>
+            <w:r>
+              <w:t>playerResult</w:t>
+            </w:r>
+            <w:proofErr w:type="spellEnd"/>
+            <w:r>
+              <w:t xml:space="preserve"> will be used to calculate the winnings </w:t>
+            </w:r>
+            <w:proofErr w:type="gramStart"/>
+            <w:r>
+              <w:t>later on</w:t>
+            </w:r>
+            <w:proofErr w:type="gramEnd"/>
           </w:p>
         </w:tc>
       </w:tr>
@@ -25596,7 +28142,7 @@
               </w:rPr>
               <w:lastRenderedPageBreak/>
               <w:drawing>
-                <wp:inline distT="0" distB="0" distL="0" distR="0" wp14:anchorId="64B8FB74" wp14:editId="41A0BD5C">
+                <wp:inline distT="0" distB="0" distL="0" distR="0" wp14:anchorId="64B8FB74" wp14:editId="27925C00">
                   <wp:extent cx="2588724" cy="7174236"/>
                   <wp:effectExtent l="0" t="0" r="2540" b="7620"/>
                   <wp:docPr id="826538610" name="Picture 2"/>
@@ -25706,21 +28252,68 @@
           </w:tcPr>
           <w:p>
             <w:r>
-              <w:t>The BlackjackRound() subroutine takes in players and dealer as a subroutine. It calls upon all the subroutines above in order with its own code to produce a full singular round of blackjack.</w:t>
+              <w:t xml:space="preserve">The </w:t>
+            </w:r>
+            <w:proofErr w:type="spellStart"/>
+            <w:proofErr w:type="gramStart"/>
+            <w:r>
+              <w:t>BlackjackRound</w:t>
+            </w:r>
+            <w:proofErr w:type="spellEnd"/>
+            <w:r>
+              <w:t>(</w:t>
+            </w:r>
+            <w:proofErr w:type="gramEnd"/>
+            <w:r>
+              <w:t>) subroutine takes in players and dealer as a subroutine. It calls upon all the subroutines above in order with its own code to produce a full singular round of blackjack.</w:t>
             </w:r>
           </w:p>
           <w:p/>
           <w:p>
             <w:r>
-              <w:t>*ShuffleDeck()</w:t>
-            </w:r>
-          </w:p>
-          <w:p>
-            <w:r>
-              <w:t>At the start of each round it reshuffles the deck and resets certain variables (dealerCards</w:t>
-            </w:r>
-            <w:r>
-              <w:t>, playerCards etc</w:t>
+              <w:t>*</w:t>
+            </w:r>
+            <w:proofErr w:type="spellStart"/>
+            <w:proofErr w:type="gramStart"/>
+            <w:r>
+              <w:t>ShuffleDeck</w:t>
+            </w:r>
+            <w:proofErr w:type="spellEnd"/>
+            <w:r>
+              <w:t>(</w:t>
+            </w:r>
+            <w:proofErr w:type="gramEnd"/>
+            <w:r>
+              <w:t>)</w:t>
+            </w:r>
+          </w:p>
+          <w:p>
+            <w:r>
+              <w:t xml:space="preserve">At the start of each </w:t>
+            </w:r>
+            <w:proofErr w:type="gramStart"/>
+            <w:r>
+              <w:t>round</w:t>
+            </w:r>
+            <w:proofErr w:type="gramEnd"/>
+            <w:r>
+              <w:t xml:space="preserve"> it reshuffles the deck and resets certain variables (</w:t>
+            </w:r>
+            <w:proofErr w:type="spellStart"/>
+            <w:r>
+              <w:t>dealerCards</w:t>
+            </w:r>
+            <w:proofErr w:type="spellEnd"/>
+            <w:r>
+              <w:t xml:space="preserve">, </w:t>
+            </w:r>
+            <w:proofErr w:type="spellStart"/>
+            <w:r>
+              <w:t>playerCards</w:t>
+            </w:r>
+            <w:proofErr w:type="spellEnd"/>
+            <w:r>
+              <w:t xml:space="preserve"> etc</w:t>
             </w:r>
             <w:r>
               <w:t>) at the start of each round</w:t>
@@ -25728,13 +28321,84 @@
           </w:p>
           <w:p>
             <w:r>
-              <w:t>It then calls upon BlackjackAnte() to input each players initial bet and and remove it from their currency.</w:t>
+              <w:t xml:space="preserve">It then calls upon </w:t>
+            </w:r>
+            <w:proofErr w:type="spellStart"/>
+            <w:proofErr w:type="gramStart"/>
+            <w:r>
+              <w:t>BlackjackAnte</w:t>
+            </w:r>
+            <w:proofErr w:type="spellEnd"/>
+            <w:r>
+              <w:t>(</w:t>
+            </w:r>
+            <w:proofErr w:type="gramEnd"/>
+            <w:r>
+              <w:t xml:space="preserve">) to input each </w:t>
+            </w:r>
+            <w:proofErr w:type="gramStart"/>
+            <w:r>
+              <w:t>players</w:t>
+            </w:r>
+            <w:proofErr w:type="gramEnd"/>
+            <w:r>
+              <w:t xml:space="preserve"> initial bet and </w:t>
+            </w:r>
+            <w:proofErr w:type="spellStart"/>
+            <w:r>
+              <w:t>and</w:t>
+            </w:r>
+            <w:proofErr w:type="spellEnd"/>
+            <w:r>
+              <w:t xml:space="preserve"> remove it from their currency.</w:t>
             </w:r>
           </w:p>
           <w:p/>
           <w:p>
             <w:r>
-              <w:t>It then checks if the user will be integrating their own deck of cards, if so CardIntegration() will be called upon to set up each players deck. If not then DealCards() will be called upon to deal each player a deck of 2 cards.</w:t>
+              <w:t xml:space="preserve">It then checks if the user will be integrating their own deck of cards, if so </w:t>
+            </w:r>
+            <w:proofErr w:type="spellStart"/>
+            <w:proofErr w:type="gramStart"/>
+            <w:r>
+              <w:t>CardIntegration</w:t>
+            </w:r>
+            <w:proofErr w:type="spellEnd"/>
+            <w:r>
+              <w:t>(</w:t>
+            </w:r>
+            <w:proofErr w:type="gramEnd"/>
+            <w:r>
+              <w:t xml:space="preserve">) will be called upon to set up each </w:t>
+            </w:r>
+            <w:proofErr w:type="gramStart"/>
+            <w:r>
+              <w:t>players</w:t>
+            </w:r>
+            <w:proofErr w:type="gramEnd"/>
+            <w:r>
+              <w:t xml:space="preserve"> deck. If </w:t>
+            </w:r>
+            <w:proofErr w:type="gramStart"/>
+            <w:r>
+              <w:t>not</w:t>
+            </w:r>
+            <w:proofErr w:type="gramEnd"/>
+            <w:r>
+              <w:t xml:space="preserve"> then </w:t>
+            </w:r>
+            <w:proofErr w:type="spellStart"/>
+            <w:proofErr w:type="gramStart"/>
+            <w:r>
+              <w:t>DealCards</w:t>
+            </w:r>
+            <w:proofErr w:type="spellEnd"/>
+            <w:r>
+              <w:t>(</w:t>
+            </w:r>
+            <w:proofErr w:type="gramEnd"/>
+            <w:r>
+              <w:t>) will be called upon to deal each player a deck of 2 cards.</w:t>
             </w:r>
           </w:p>
         </w:tc>
@@ -25802,32 +28466,83 @@
           </w:p>
           <w:p/>
           <w:p>
-            <w:r>
-              <w:t>BlackjackHitStandCycle() is called upon cycling through each players turn and deals with their inputs accordingly.</w:t>
+            <w:proofErr w:type="spellStart"/>
+            <w:proofErr w:type="gramStart"/>
+            <w:r>
+              <w:t>BlackjackHitStandCycle</w:t>
+            </w:r>
+            <w:proofErr w:type="spellEnd"/>
+            <w:r>
+              <w:t>(</w:t>
+            </w:r>
+            <w:proofErr w:type="gramEnd"/>
+            <w:r>
+              <w:t>) is called upon cycling through each players turn and deals with their inputs accordingly.</w:t>
             </w:r>
           </w:p>
           <w:p/>
           <w:p>
             <w:r>
-              <w:t xml:space="preserve">The dealerCards is then outputted and the dealers turn starts </w:t>
-            </w:r>
-            <w:r>
-              <w:t>where the dealer will hit until the dealerCards total exceeds 17 displaying the dealerCards to the user each time a new card is added.</w:t>
+              <w:t xml:space="preserve">The </w:t>
+            </w:r>
+            <w:proofErr w:type="spellStart"/>
+            <w:r>
+              <w:t>dealerCards</w:t>
+            </w:r>
+            <w:proofErr w:type="spellEnd"/>
+            <w:r>
+              <w:t xml:space="preserve"> is then outputted and the dealers turn starts </w:t>
+            </w:r>
+            <w:r>
+              <w:t xml:space="preserve">where the dealer will hit until the </w:t>
+            </w:r>
+            <w:proofErr w:type="spellStart"/>
+            <w:r>
+              <w:t>dealerCards</w:t>
+            </w:r>
+            <w:proofErr w:type="spellEnd"/>
+            <w:r>
+              <w:t xml:space="preserve"> total exceeds 17 displaying the </w:t>
+            </w:r>
+            <w:proofErr w:type="spellStart"/>
+            <w:r>
+              <w:t>dealerCards</w:t>
+            </w:r>
+            <w:proofErr w:type="spellEnd"/>
+            <w:r>
+              <w:t xml:space="preserve"> to the user each time a new card is added.</w:t>
             </w:r>
           </w:p>
           <w:p/>
           <w:p>
-            <w:r>
-              <w:t>BlackjackResult() is called upon to calculate the rounds result depending on card totals.</w:t>
+            <w:proofErr w:type="spellStart"/>
+            <w:proofErr w:type="gramStart"/>
+            <w:r>
+              <w:t>BlackjackResult</w:t>
+            </w:r>
+            <w:proofErr w:type="spellEnd"/>
+            <w:r>
+              <w:t>(</w:t>
+            </w:r>
+            <w:proofErr w:type="gramEnd"/>
+            <w:r>
+              <w:t>) is called upon to calculate the rounds result depending on card totals.</w:t>
             </w:r>
           </w:p>
           <w:p/>
           <w:p>
+            <w:proofErr w:type="spellStart"/>
+            <w:proofErr w:type="gramStart"/>
             <w:r>
               <w:t>CalculateWinnings</w:t>
             </w:r>
-            <w:r>
-              <w:t>()</w:t>
+            <w:proofErr w:type="spellEnd"/>
+            <w:r>
+              <w:t>(</w:t>
+            </w:r>
+            <w:proofErr w:type="gramEnd"/>
+            <w:r>
+              <w:t>)</w:t>
             </w:r>
             <w:r>
               <w:t xml:space="preserve"> is then called upon to calculate each players winnings and add it to their currency depending on </w:t>
@@ -25841,14 +28556,37 @@
             <w:r>
               <w:t xml:space="preserve">ante bet (values within </w:t>
             </w:r>
+            <w:proofErr w:type="spellStart"/>
             <w:r>
               <w:t>dealersPot</w:t>
             </w:r>
+            <w:proofErr w:type="spellEnd"/>
             <w:r>
               <w:t>)</w:t>
             </w:r>
             <w:r>
-              <w:t xml:space="preserve"> and playerResult from BlackjackResult()</w:t>
+              <w:t xml:space="preserve"> and </w:t>
+            </w:r>
+            <w:proofErr w:type="spellStart"/>
+            <w:r>
+              <w:t>playerResult</w:t>
+            </w:r>
+            <w:proofErr w:type="spellEnd"/>
+            <w:r>
+              <w:t xml:space="preserve"> from </w:t>
+            </w:r>
+            <w:proofErr w:type="spellStart"/>
+            <w:proofErr w:type="gramStart"/>
+            <w:r>
+              <w:t>BlackjackResult</w:t>
+            </w:r>
+            <w:proofErr w:type="spellEnd"/>
+            <w:r>
+              <w:t>(</w:t>
+            </w:r>
+            <w:proofErr w:type="gramEnd"/>
+            <w:r>
+              <w:t>)</w:t>
             </w:r>
           </w:p>
           <w:p/>
@@ -25869,11 +28607,11 @@
       <w:pPr>
         <w:pStyle w:val="Heading3"/>
       </w:pPr>
-      <w:bookmarkStart w:id="55" w:name="_Toc212183604"/>
+      <w:bookmarkStart w:id="54" w:name="_Toc212183604"/>
       <w:r>
         <w:t>Development</w:t>
       </w:r>
-      <w:bookmarkEnd w:id="55"/>
+      <w:bookmarkEnd w:id="54"/>
     </w:p>
     <w:p>
       <w:pPr>
@@ -26024,7 +28762,55 @@
           <w:tcPr>
             <w:tcW w:w="3209" w:type="dxa"/>
           </w:tcPr>
-          <w:p/>
+          <w:p>
+            <w:r>
+              <w:t xml:space="preserve">This is the subroutine for the </w:t>
+            </w:r>
+            <w:r>
+              <w:t xml:space="preserve">initial “ante” bet in blackjack. I decided to have the dealers pot as a list of </w:t>
+            </w:r>
+            <w:proofErr w:type="gramStart"/>
+            <w:r>
+              <w:t xml:space="preserve">4  </w:t>
+            </w:r>
+            <w:proofErr w:type="spellStart"/>
+            <w:r>
+              <w:t>indexs</w:t>
+            </w:r>
+            <w:proofErr w:type="spellEnd"/>
+            <w:proofErr w:type="gramEnd"/>
+            <w:r>
+              <w:t xml:space="preserve"> for the 4 different players as it will be able to hold and distinguish which bet is whose. When playing </w:t>
+            </w:r>
+            <w:proofErr w:type="gramStart"/>
+            <w:r>
+              <w:t>poker</w:t>
+            </w:r>
+            <w:proofErr w:type="gramEnd"/>
+            <w:r>
+              <w:t xml:space="preserve"> the </w:t>
+            </w:r>
+            <w:proofErr w:type="spellStart"/>
+            <w:r>
+              <w:t>dealersPot</w:t>
+            </w:r>
+            <w:proofErr w:type="spellEnd"/>
+            <w:r>
+              <w:t xml:space="preserve"> list will be added all together when calculating the winnings so it works out well that way.</w:t>
+            </w:r>
+            <w:r>
+              <w:br/>
+            </w:r>
+            <w:r>
+              <w:br/>
+            </w:r>
+            <w:r>
+              <w:br/>
+            </w:r>
+            <w:r>
+              <w:br/>
+            </w:r>
+          </w:p>
         </w:tc>
       </w:tr>
       <w:tr>
@@ -26081,7 +28867,23 @@
           </w:tcPr>
           <w:p>
             <w:r>
-              <w:t>I added int(…) around input to make sure calculations are not made with string versions of the input e.g “200” instead of 200</w:t>
+              <w:t xml:space="preserve">I added </w:t>
+            </w:r>
+            <w:proofErr w:type="gramStart"/>
+            <w:r>
+              <w:t>int(</w:t>
+            </w:r>
+            <w:proofErr w:type="gramEnd"/>
+            <w:r>
+              <w:t xml:space="preserve">…) around input to make sure calculations are not made with string versions of the input </w:t>
+            </w:r>
+            <w:proofErr w:type="spellStart"/>
+            <w:r>
+              <w:t>e.g</w:t>
+            </w:r>
+            <w:proofErr w:type="spellEnd"/>
+            <w:r>
+              <w:t xml:space="preserve"> “200” instead of 200</w:t>
             </w:r>
           </w:p>
         </w:tc>
@@ -26202,6 +29004,7 @@
               <w:rPr>
                 <w:noProof/>
               </w:rPr>
+              <w:lastRenderedPageBreak/>
               <w:drawing>
                 <wp:inline distT="0" distB="0" distL="0" distR="0" wp14:anchorId="6B51DBC2" wp14:editId="019FC1C1">
                   <wp:extent cx="3533242" cy="103343"/>
@@ -26246,7 +29049,22 @@
           </w:tcPr>
           <w:p>
             <w:r>
-              <w:t>When I tried running the sub routine couldn’t concatenate “Your currency: ” with the integer currency.</w:t>
+              <w:lastRenderedPageBreak/>
+              <w:t xml:space="preserve">When I tried running the sub routine </w:t>
+            </w:r>
+            <w:r>
+              <w:t xml:space="preserve">it </w:t>
+            </w:r>
+            <w:r>
+              <w:t>couldn’t concatenate “Your currency</w:t>
+            </w:r>
+            <w:proofErr w:type="gramStart"/>
+            <w:r>
+              <w:t>: ”</w:t>
+            </w:r>
+            <w:proofErr w:type="gramEnd"/>
+            <w:r>
+              <w:t xml:space="preserve"> with the integer currency.</w:t>
             </w:r>
           </w:p>
           <w:p/>
@@ -26257,21 +29075,37 @@
           <w:p/>
           <w:p/>
           <w:p/>
-          <w:p/>
-          <w:p>
-            <w:r>
-              <w:t>I tried changing the + into a , which fixed the problem.</w:t>
-            </w:r>
-          </w:p>
-          <w:p>
-            <w:r>
-              <w:t xml:space="preserve">However opted to </w:t>
+          <w:p>
+            <w:r>
+              <w:t xml:space="preserve">I tried changing the + into </w:t>
+            </w:r>
+            <w:proofErr w:type="gramStart"/>
+            <w:r>
+              <w:t>a ,</w:t>
+            </w:r>
+            <w:proofErr w:type="gramEnd"/>
+            <w:r>
+              <w:t xml:space="preserve"> which fixed the problem.</w:t>
+            </w:r>
+          </w:p>
+          <w:p>
+            <w:proofErr w:type="gramStart"/>
+            <w:r>
+              <w:t>However</w:t>
+            </w:r>
+            <w:proofErr w:type="gramEnd"/>
+            <w:r>
+              <w:t xml:space="preserve"> opted to </w:t>
             </w:r>
             <w:r>
               <w:t>changing the currency to a string value when being printed which fixed the problem</w:t>
             </w:r>
             <w:r>
-              <w:t xml:space="preserve"> and I think it is a safer option to prevent any accidental math operations being made inside the print statement</w:t>
+              <w:t xml:space="preserve"> and I think </w:t>
+            </w:r>
+            <w:r>
+              <w:lastRenderedPageBreak/>
+              <w:t>it is a safer option to prevent any accidental math operations being made inside the print statement</w:t>
             </w:r>
           </w:p>
           <w:p/>
@@ -26331,6 +29165,137 @@
               </w:drawing>
             </w:r>
           </w:p>
+          <w:p>
+            <w:pPr>
+              <w:rPr>
+                <w:noProof/>
+              </w:rPr>
+            </w:pPr>
+          </w:p>
+          <w:p>
+            <w:pPr>
+              <w:rPr>
+                <w:noProof/>
+              </w:rPr>
+            </w:pPr>
+          </w:p>
+          <w:p>
+            <w:pPr>
+              <w:rPr>
+                <w:noProof/>
+              </w:rPr>
+            </w:pPr>
+          </w:p>
+          <w:p>
+            <w:pPr>
+              <w:rPr>
+                <w:noProof/>
+              </w:rPr>
+            </w:pPr>
+          </w:p>
+          <w:p>
+            <w:pPr>
+              <w:rPr>
+                <w:noProof/>
+              </w:rPr>
+            </w:pPr>
+          </w:p>
+          <w:p>
+            <w:pPr>
+              <w:rPr>
+                <w:noProof/>
+              </w:rPr>
+            </w:pPr>
+          </w:p>
+          <w:p>
+            <w:pPr>
+              <w:rPr>
+                <w:noProof/>
+              </w:rPr>
+            </w:pPr>
+          </w:p>
+          <w:p>
+            <w:pPr>
+              <w:rPr>
+                <w:noProof/>
+              </w:rPr>
+            </w:pPr>
+          </w:p>
+          <w:p>
+            <w:pPr>
+              <w:rPr>
+                <w:noProof/>
+              </w:rPr>
+            </w:pPr>
+          </w:p>
+          <w:p>
+            <w:pPr>
+              <w:rPr>
+                <w:noProof/>
+              </w:rPr>
+            </w:pPr>
+          </w:p>
+          <w:p>
+            <w:pPr>
+              <w:rPr>
+                <w:noProof/>
+              </w:rPr>
+            </w:pPr>
+          </w:p>
+          <w:p>
+            <w:pPr>
+              <w:rPr>
+                <w:noProof/>
+              </w:rPr>
+            </w:pPr>
+          </w:p>
+          <w:p>
+            <w:pPr>
+              <w:rPr>
+                <w:noProof/>
+              </w:rPr>
+            </w:pPr>
+            <w:r>
+              <w:rPr>
+                <w:noProof/>
+              </w:rPr>
+              <w:drawing>
+                <wp:inline distT="0" distB="0" distL="0" distR="0" wp14:anchorId="6F96460E" wp14:editId="730A8A35">
+                  <wp:extent cx="2953162" cy="171474"/>
+                  <wp:effectExtent l="0" t="0" r="0" b="0"/>
+                  <wp:docPr id="1545178915" name="Picture 1"/>
+                  <wp:cNvGraphicFramePr>
+                    <a:graphicFrameLocks xmlns:a="http://schemas.openxmlformats.org/drawingml/2006/main" noChangeAspect="1"/>
+                  </wp:cNvGraphicFramePr>
+                  <a:graphic xmlns:a="http://schemas.openxmlformats.org/drawingml/2006/main">
+                    <a:graphicData uri="http://schemas.openxmlformats.org/drawingml/2006/picture">
+                      <pic:pic xmlns:pic="http://schemas.openxmlformats.org/drawingml/2006/picture">
+                        <pic:nvPicPr>
+                          <pic:cNvPr id="1545178915" name=""/>
+                          <pic:cNvPicPr/>
+                        </pic:nvPicPr>
+                        <pic:blipFill>
+                          <a:blip r:embed="rId77"/>
+                          <a:stretch>
+                            <a:fillRect/>
+                          </a:stretch>
+                        </pic:blipFill>
+                        <pic:spPr>
+                          <a:xfrm>
+                            <a:off x="0" y="0"/>
+                            <a:ext cx="2953162" cy="171474"/>
+                          </a:xfrm>
+                          <a:prstGeom prst="rect">
+                            <a:avLst/>
+                          </a:prstGeom>
+                        </pic:spPr>
+                      </pic:pic>
+                    </a:graphicData>
+                  </a:graphic>
+                </wp:inline>
+              </w:drawing>
+            </w:r>
+          </w:p>
         </w:tc>
         <w:tc>
           <w:tcPr>
@@ -26338,9 +29303,54 @@
           </w:tcPr>
           <w:p>
             <w:r>
-              <w:t>I also subtracted 1 off the length of players list as without it I assumed it would cause “i” to increment 0,1,2,3,4. looping 5 times for 4 players causing an error but instead it increments 0,1,2. When subtracting 1 only showing 3 players ignoring the 4th so i removed it off all my for “i” in range(length) loops</w:t>
-            </w:r>
-          </w:p>
+              <w:t>I subtracted 1 off the length of players list as without it I assumed it would cause “</w:t>
+            </w:r>
+            <w:proofErr w:type="spellStart"/>
+            <w:r>
+              <w:t>i</w:t>
+            </w:r>
+            <w:proofErr w:type="spellEnd"/>
+            <w:r>
+              <w:t xml:space="preserve">” to increment 0,1,2,3,4. looping 5 times for 4 players causing an error but instead it increments 0,1,2. When subtracting 1 only showing 3 players ignoring the 4th so </w:t>
+            </w:r>
+            <w:proofErr w:type="spellStart"/>
+            <w:r>
+              <w:t>i</w:t>
+            </w:r>
+            <w:proofErr w:type="spellEnd"/>
+            <w:r>
+              <w:t xml:space="preserve"> removed it off all my for “</w:t>
+            </w:r>
+            <w:proofErr w:type="spellStart"/>
+            <w:r>
+              <w:t>i</w:t>
+            </w:r>
+            <w:proofErr w:type="spellEnd"/>
+            <w:r>
+              <w:t>” in range(length) loops</w:t>
+            </w:r>
+            <w:r>
+              <w:br/>
+            </w:r>
+            <w:r>
+              <w:br/>
+            </w:r>
+            <w:r>
+              <w:t>I also forgot to add [</w:t>
+            </w:r>
+            <w:proofErr w:type="spellStart"/>
+            <w:r>
+              <w:t>i</w:t>
+            </w:r>
+            <w:proofErr w:type="spellEnd"/>
+            <w:r>
+              <w:t>] at the end of dealers pot when subtracting it from the players currency</w:t>
+            </w:r>
+            <w:r>
+              <w:t xml:space="preserve"> so I added this.</w:t>
+            </w:r>
+          </w:p>
+          <w:p/>
         </w:tc>
       </w:tr>
       <w:tr>
@@ -26377,7 +29387,7 @@
                           <pic:cNvPicPr/>
                         </pic:nvPicPr>
                         <pic:blipFill>
-                          <a:blip r:embed="rId77"/>
+                          <a:blip r:embed="rId78"/>
                           <a:stretch>
                             <a:fillRect/>
                           </a:stretch>
@@ -26441,7 +29451,7 @@
                           <pic:cNvPicPr/>
                         </pic:nvPicPr>
                         <pic:blipFill>
-                          <a:blip r:embed="rId78"/>
+                          <a:blip r:embed="rId79"/>
                           <a:stretch>
                             <a:fillRect/>
                           </a:stretch>
@@ -26481,6 +29491,7 @@
           </w:tcPr>
           <w:p>
             <w:r>
+              <w:lastRenderedPageBreak/>
               <w:t>Card Total subroutine</w:t>
             </w:r>
           </w:p>
@@ -26518,7 +29529,7 @@
                           <pic:cNvPicPr/>
                         </pic:nvPicPr>
                         <pic:blipFill>
-                          <a:blip r:embed="rId79"/>
+                          <a:blip r:embed="rId80"/>
                           <a:stretch>
                             <a:fillRect/>
                           </a:stretch>
@@ -26566,7 +29577,6 @@
               <w:rPr>
                 <w:noProof/>
               </w:rPr>
-              <w:lastRenderedPageBreak/>
               <w:drawing>
                 <wp:inline distT="0" distB="0" distL="0" distR="0" wp14:anchorId="15D21305" wp14:editId="2A1C3F63">
                   <wp:extent cx="3562502" cy="480342"/>
@@ -26583,7 +29593,7 @@
                           <pic:cNvPicPr/>
                         </pic:nvPicPr>
                         <pic:blipFill>
-                          <a:blip r:embed="rId80"/>
+                          <a:blip r:embed="rId81"/>
                           <a:stretch>
                             <a:fillRect/>
                           </a:stretch>
@@ -26670,7 +29680,7 @@
                           <pic:cNvPicPr/>
                         </pic:nvPicPr>
                         <pic:blipFill>
-                          <a:blip r:embed="rId81"/>
+                          <a:blip r:embed="rId82"/>
                           <a:stretch>
                             <a:fillRect/>
                           </a:stretch>
@@ -26698,7 +29708,31 @@
           </w:tcPr>
           <w:p>
             <w:r>
-              <w:t xml:space="preserve">I removed the parameter gamemode and replaced the gamemode parameter in CardValue to “blackjack” as it is an unnecessary parameter because poker does not need to calculate the total card value at any point in time </w:t>
+              <w:t xml:space="preserve">I removed the parameter </w:t>
+            </w:r>
+            <w:proofErr w:type="spellStart"/>
+            <w:r>
+              <w:t>gamemode</w:t>
+            </w:r>
+            <w:proofErr w:type="spellEnd"/>
+            <w:r>
+              <w:t xml:space="preserve"> and replaced the </w:t>
+            </w:r>
+            <w:proofErr w:type="spellStart"/>
+            <w:r>
+              <w:t>gamemode</w:t>
+            </w:r>
+            <w:proofErr w:type="spellEnd"/>
+            <w:r>
+              <w:t xml:space="preserve"> parameter in </w:t>
+            </w:r>
+            <w:proofErr w:type="spellStart"/>
+            <w:r>
+              <w:t>CardValue</w:t>
+            </w:r>
+            <w:proofErr w:type="spellEnd"/>
+            <w:r>
+              <w:t xml:space="preserve"> to “blackjack” as it is an unnecessary parameter because poker does not need to calculate the total card value at any point in time </w:t>
             </w:r>
           </w:p>
         </w:tc>
@@ -26753,7 +29787,7 @@
                           <pic:cNvPicPr/>
                         </pic:nvPicPr>
                         <pic:blipFill>
-                          <a:blip r:embed="rId82"/>
+                          <a:blip r:embed="rId83"/>
                           <a:stretch>
                             <a:fillRect/>
                           </a:stretch>
@@ -26779,7 +29813,57 @@
           <w:tcPr>
             <w:tcW w:w="3209" w:type="dxa"/>
           </w:tcPr>
+          <w:p>
+            <w:r>
+              <w:t>This subroutine handles each players turn and handles their choice accordingly. It ends a players turn depending on whether the player has gone “Bust” or has decided to stand (Using a While loop)</w:t>
+            </w:r>
+            <w:r>
+              <w:br/>
+            </w:r>
+            <w:r>
+              <w:br/>
+              <w:t xml:space="preserve">I have added an </w:t>
+            </w:r>
+            <w:proofErr w:type="spellStart"/>
+            <w:r>
+              <w:t>elif</w:t>
+            </w:r>
+            <w:proofErr w:type="spellEnd"/>
+            <w:r>
+              <w:t xml:space="preserve"> branch for stand to make integrating the </w:t>
+            </w:r>
+            <w:proofErr w:type="spellStart"/>
+            <w:r>
+              <w:t>pygame</w:t>
+            </w:r>
+            <w:proofErr w:type="spellEnd"/>
+            <w:r>
+              <w:t xml:space="preserve"> GUI easier as </w:t>
+            </w:r>
+            <w:r>
+              <w:t>the code block</w:t>
+            </w:r>
+            <w:r>
+              <w:t xml:space="preserve"> will be able to slot </w:t>
+            </w:r>
+            <w:r>
+              <w:t xml:space="preserve">in under the </w:t>
+            </w:r>
+            <w:proofErr w:type="spellStart"/>
+            <w:r>
+              <w:t>elif</w:t>
+            </w:r>
+            <w:proofErr w:type="spellEnd"/>
+            <w:r>
+              <w:t xml:space="preserve"> instead of writing new if branches in the future.</w:t>
+            </w:r>
+          </w:p>
           <w:p/>
+          <w:p>
+            <w:r>
+              <w:t>The subroutine finishes by returning “players” which is the umbrella variable for each players cards, game result. I decided to do this as it removes unnecessary extra code returning each players cards and result and figuring out how many players need to be returned.</w:t>
+            </w:r>
+          </w:p>
         </w:tc>
       </w:tr>
       <w:tr>
@@ -26842,8 +29926,18 @@
             <w:tcW w:w="5807" w:type="dxa"/>
           </w:tcPr>
           <w:p>
-            <w:r>
-              <w:t>BlackjackResult() subroutine</w:t>
+            <w:proofErr w:type="spellStart"/>
+            <w:proofErr w:type="gramStart"/>
+            <w:r>
+              <w:t>BlackjackResult</w:t>
+            </w:r>
+            <w:proofErr w:type="spellEnd"/>
+            <w:r>
+              <w:t>(</w:t>
+            </w:r>
+            <w:proofErr w:type="gramEnd"/>
+            <w:r>
+              <w:t>) subroutine</w:t>
             </w:r>
           </w:p>
         </w:tc>
@@ -26864,7 +29958,9 @@
           </w:tcPr>
           <w:p>
             <w:r>
-              <w:lastRenderedPageBreak/>
+              <w:rPr>
+                <w:noProof/>
+              </w:rPr>
               <w:drawing>
                 <wp:inline distT="0" distB="0" distL="0" distR="0" wp14:anchorId="65078174" wp14:editId="6BFE2172">
                   <wp:extent cx="3550285" cy="2188845"/>
@@ -26881,7 +29977,7 @@
                           <pic:cNvPicPr/>
                         </pic:nvPicPr>
                         <pic:blipFill>
-                          <a:blip r:embed="rId83"/>
+                          <a:blip r:embed="rId84"/>
                           <a:stretch>
                             <a:fillRect/>
                           </a:stretch>
@@ -26907,7 +30003,11 @@
           <w:tcPr>
             <w:tcW w:w="3209" w:type="dxa"/>
           </w:tcPr>
-          <w:p/>
+          <w:p>
+            <w:r>
+              <w:t>This subroutine is called upon at the end of the game calculating the result for each player and the dealer.</w:t>
+            </w:r>
+          </w:p>
         </w:tc>
       </w:tr>
       <w:tr>
@@ -26937,6 +30037,7 @@
           </w:tcPr>
           <w:p>
             <w:r>
+              <w:lastRenderedPageBreak/>
               <w:t>Blackjack full round subroutine</w:t>
             </w:r>
           </w:p>
@@ -26958,6 +30059,9 @@
           </w:tcPr>
           <w:p>
             <w:r>
+              <w:rPr>
+                <w:noProof/>
+              </w:rPr>
               <w:drawing>
                 <wp:inline distT="0" distB="0" distL="0" distR="0" wp14:anchorId="3F39C7CB" wp14:editId="26B29DED">
                   <wp:extent cx="3550285" cy="3378835"/>
@@ -26974,7 +30078,7 @@
                           <pic:cNvPicPr/>
                         </pic:nvPicPr>
                         <pic:blipFill>
-                          <a:blip r:embed="rId84"/>
+                          <a:blip r:embed="rId85"/>
                           <a:stretch>
                             <a:fillRect/>
                           </a:stretch>
@@ -26994,6 +30098,493 @@
                 </wp:inline>
               </w:drawing>
             </w:r>
+            <w:r>
+              <w:rPr>
+                <w:noProof/>
+              </w:rPr>
+              <w:drawing>
+                <wp:inline distT="0" distB="0" distL="0" distR="0" wp14:anchorId="6EE9FFBB" wp14:editId="2204A9BD">
+                  <wp:extent cx="3550285" cy="560070"/>
+                  <wp:effectExtent l="0" t="0" r="0" b="0"/>
+                  <wp:docPr id="672426889" name="Picture 1"/>
+                  <wp:cNvGraphicFramePr>
+                    <a:graphicFrameLocks xmlns:a="http://schemas.openxmlformats.org/drawingml/2006/main" noChangeAspect="1"/>
+                  </wp:cNvGraphicFramePr>
+                  <a:graphic xmlns:a="http://schemas.openxmlformats.org/drawingml/2006/main">
+                    <a:graphicData uri="http://schemas.openxmlformats.org/drawingml/2006/picture">
+                      <pic:pic xmlns:pic="http://schemas.openxmlformats.org/drawingml/2006/picture">
+                        <pic:nvPicPr>
+                          <pic:cNvPr id="672426889" name=""/>
+                          <pic:cNvPicPr/>
+                        </pic:nvPicPr>
+                        <pic:blipFill>
+                          <a:blip r:embed="rId86"/>
+                          <a:stretch>
+                            <a:fillRect/>
+                          </a:stretch>
+                        </pic:blipFill>
+                        <pic:spPr>
+                          <a:xfrm>
+                            <a:off x="0" y="0"/>
+                            <a:ext cx="3550285" cy="560070"/>
+                          </a:xfrm>
+                          <a:prstGeom prst="rect">
+                            <a:avLst/>
+                          </a:prstGeom>
+                        </pic:spPr>
+                      </pic:pic>
+                    </a:graphicData>
+                  </a:graphic>
+                </wp:inline>
+              </w:drawing>
+            </w:r>
+          </w:p>
+        </w:tc>
+        <w:tc>
+          <w:tcPr>
+            <w:tcW w:w="3209" w:type="dxa"/>
+          </w:tcPr>
+          <w:p>
+            <w:r>
+              <w:t xml:space="preserve">This subroutine controls the gameplay for the whole round of blackjack calling upon different </w:t>
+            </w:r>
+            <w:r>
+              <w:t xml:space="preserve">blackjack </w:t>
+            </w:r>
+            <w:r>
+              <w:t>subroutines</w:t>
+            </w:r>
+            <w:r>
+              <w:t xml:space="preserve"> in a certain order to compound together to make a full round of blackjack</w:t>
+            </w:r>
+            <w:r>
+              <w:t>.</w:t>
+            </w:r>
+          </w:p>
+          <w:p/>
+          <w:p>
+            <w:r>
+              <w:t xml:space="preserve">It starts by resetting variables for the dealer and each player and shuffling the cards. If the user is integrating their own deck of cards </w:t>
+            </w:r>
+            <w:proofErr w:type="spellStart"/>
+            <w:r>
+              <w:t>CardIntegration</w:t>
+            </w:r>
+            <w:proofErr w:type="spellEnd"/>
+            <w:r>
+              <w:t xml:space="preserve"> will be used to deal the initial 2 cards to the players instead of the </w:t>
+            </w:r>
+            <w:proofErr w:type="spellStart"/>
+            <w:r>
+              <w:t>DealCards</w:t>
+            </w:r>
+            <w:proofErr w:type="spellEnd"/>
+            <w:r>
+              <w:t xml:space="preserve"> subroutine.</w:t>
+            </w:r>
+            <w:r>
+              <w:br/>
+            </w:r>
+            <w:r>
+              <w:br/>
+            </w:r>
+          </w:p>
+          <w:p>
+            <w:r>
+              <w:t xml:space="preserve">I have indicated the </w:t>
+            </w:r>
+            <w:proofErr w:type="spellStart"/>
+            <w:proofErr w:type="gramStart"/>
+            <w:r>
+              <w:t>CalculateWinnings</w:t>
+            </w:r>
+            <w:proofErr w:type="spellEnd"/>
+            <w:r>
+              <w:t>(</w:t>
+            </w:r>
+            <w:proofErr w:type="gramEnd"/>
+            <w:r>
+              <w:t xml:space="preserve">) subroutine slots in underneath </w:t>
+            </w:r>
+            <w:proofErr w:type="spellStart"/>
+            <w:r>
+              <w:t>BlackjackResult</w:t>
+            </w:r>
+            <w:proofErr w:type="spellEnd"/>
+            <w:r>
+              <w:t xml:space="preserve"> as it hasn’t been coded as of this stage but will be corrected at the end of stage 3.</w:t>
+            </w:r>
+            <w:r>
+              <w:br/>
+            </w:r>
+          </w:p>
+          <w:p>
+            <w:r>
+              <w:t>I still need to code the dealers hit/stand turn cycle</w:t>
+            </w:r>
+            <w:r>
+              <w:br/>
+            </w:r>
+          </w:p>
+        </w:tc>
+      </w:tr>
+      <w:tr>
+        <w:trPr>
+          <w:trHeight w:val="2379"/>
+        </w:trPr>
+        <w:tc>
+          <w:tcPr>
+            <w:tcW w:w="5807" w:type="dxa"/>
+          </w:tcPr>
+          <w:p>
+            <w:pPr>
+              <w:rPr>
+                <w:noProof/>
+              </w:rPr>
+            </w:pPr>
+            <w:r>
+              <w:rPr>
+                <w:noProof/>
+              </w:rPr>
+              <w:lastRenderedPageBreak/>
+              <w:drawing>
+                <wp:inline distT="0" distB="0" distL="0" distR="0" wp14:anchorId="7800C2FA" wp14:editId="5044FA63">
+                  <wp:extent cx="3550285" cy="650875"/>
+                  <wp:effectExtent l="0" t="0" r="0" b="0"/>
+                  <wp:docPr id="589439995" name="Picture 1"/>
+                  <wp:cNvGraphicFramePr>
+                    <a:graphicFrameLocks xmlns:a="http://schemas.openxmlformats.org/drawingml/2006/main" noChangeAspect="1"/>
+                  </wp:cNvGraphicFramePr>
+                  <a:graphic xmlns:a="http://schemas.openxmlformats.org/drawingml/2006/main">
+                    <a:graphicData uri="http://schemas.openxmlformats.org/drawingml/2006/picture">
+                      <pic:pic xmlns:pic="http://schemas.openxmlformats.org/drawingml/2006/picture">
+                        <pic:nvPicPr>
+                          <pic:cNvPr id="589439995" name=""/>
+                          <pic:cNvPicPr/>
+                        </pic:nvPicPr>
+                        <pic:blipFill>
+                          <a:blip r:embed="rId87"/>
+                          <a:stretch>
+                            <a:fillRect/>
+                          </a:stretch>
+                        </pic:blipFill>
+                        <pic:spPr>
+                          <a:xfrm>
+                            <a:off x="0" y="0"/>
+                            <a:ext cx="3550285" cy="650875"/>
+                          </a:xfrm>
+                          <a:prstGeom prst="rect">
+                            <a:avLst/>
+                          </a:prstGeom>
+                        </pic:spPr>
+                      </pic:pic>
+                    </a:graphicData>
+                  </a:graphic>
+                </wp:inline>
+              </w:drawing>
+            </w:r>
+          </w:p>
+          <w:p>
+            <w:pPr>
+              <w:rPr>
+                <w:noProof/>
+              </w:rPr>
+            </w:pPr>
+            <w:r>
+              <w:rPr>
+                <w:noProof/>
+              </w:rPr>
+              <w:drawing>
+                <wp:inline distT="0" distB="0" distL="0" distR="0" wp14:anchorId="4BC36287" wp14:editId="21A7AAB0">
+                  <wp:extent cx="3550285" cy="1005205"/>
+                  <wp:effectExtent l="0" t="0" r="0" b="4445"/>
+                  <wp:docPr id="1481968491" name="Picture 1"/>
+                  <wp:cNvGraphicFramePr>
+                    <a:graphicFrameLocks xmlns:a="http://schemas.openxmlformats.org/drawingml/2006/main" noChangeAspect="1"/>
+                  </wp:cNvGraphicFramePr>
+                  <a:graphic xmlns:a="http://schemas.openxmlformats.org/drawingml/2006/main">
+                    <a:graphicData uri="http://schemas.openxmlformats.org/drawingml/2006/picture">
+                      <pic:pic xmlns:pic="http://schemas.openxmlformats.org/drawingml/2006/picture">
+                        <pic:nvPicPr>
+                          <pic:cNvPr id="1481968491" name=""/>
+                          <pic:cNvPicPr/>
+                        </pic:nvPicPr>
+                        <pic:blipFill>
+                          <a:blip r:embed="rId88"/>
+                          <a:stretch>
+                            <a:fillRect/>
+                          </a:stretch>
+                        </pic:blipFill>
+                        <pic:spPr>
+                          <a:xfrm>
+                            <a:off x="0" y="0"/>
+                            <a:ext cx="3550285" cy="1005205"/>
+                          </a:xfrm>
+                          <a:prstGeom prst="rect">
+                            <a:avLst/>
+                          </a:prstGeom>
+                        </pic:spPr>
+                      </pic:pic>
+                    </a:graphicData>
+                  </a:graphic>
+                </wp:inline>
+              </w:drawing>
+            </w:r>
+            <w:r>
+              <w:rPr>
+                <w:noProof/>
+              </w:rPr>
+              <w:drawing>
+                <wp:inline distT="0" distB="0" distL="0" distR="0" wp14:anchorId="0343F80E" wp14:editId="618FECA7">
+                  <wp:extent cx="3550285" cy="90805"/>
+                  <wp:effectExtent l="0" t="0" r="0" b="4445"/>
+                  <wp:docPr id="849467471" name="Picture 1"/>
+                  <wp:cNvGraphicFramePr>
+                    <a:graphicFrameLocks xmlns:a="http://schemas.openxmlformats.org/drawingml/2006/main" noChangeAspect="1"/>
+                  </wp:cNvGraphicFramePr>
+                  <a:graphic xmlns:a="http://schemas.openxmlformats.org/drawingml/2006/main">
+                    <a:graphicData uri="http://schemas.openxmlformats.org/drawingml/2006/picture">
+                      <pic:pic xmlns:pic="http://schemas.openxmlformats.org/drawingml/2006/picture">
+                        <pic:nvPicPr>
+                          <pic:cNvPr id="849467471" name=""/>
+                          <pic:cNvPicPr/>
+                        </pic:nvPicPr>
+                        <pic:blipFill>
+                          <a:blip r:embed="rId89"/>
+                          <a:stretch>
+                            <a:fillRect/>
+                          </a:stretch>
+                        </pic:blipFill>
+                        <pic:spPr>
+                          <a:xfrm>
+                            <a:off x="0" y="0"/>
+                            <a:ext cx="3550285" cy="90805"/>
+                          </a:xfrm>
+                          <a:prstGeom prst="rect">
+                            <a:avLst/>
+                          </a:prstGeom>
+                        </pic:spPr>
+                      </pic:pic>
+                    </a:graphicData>
+                  </a:graphic>
+                </wp:inline>
+              </w:drawing>
+            </w:r>
+          </w:p>
+        </w:tc>
+        <w:tc>
+          <w:tcPr>
+            <w:tcW w:w="3209" w:type="dxa"/>
+          </w:tcPr>
+          <w:p>
+            <w:r>
+              <w:t xml:space="preserve">I have added the dealers turn code and finished adding outputs (which will be replaced when integrating the </w:t>
+            </w:r>
+            <w:proofErr w:type="spellStart"/>
+            <w:r>
+              <w:t>pygame</w:t>
+            </w:r>
+            <w:proofErr w:type="spellEnd"/>
+            <w:r>
+              <w:t xml:space="preserve"> GUI)</w:t>
+            </w:r>
+            <w:r>
+              <w:br/>
+            </w:r>
+            <w:r>
+              <w:br/>
+            </w:r>
+            <w:r>
+              <w:t xml:space="preserve">I realised I forgot to output one of the dealers </w:t>
+            </w:r>
+            <w:proofErr w:type="gramStart"/>
+            <w:r>
+              <w:t>card</w:t>
+            </w:r>
+            <w:proofErr w:type="gramEnd"/>
+            <w:r>
+              <w:t xml:space="preserve"> after all cards have been delt before players take their turn which is part of blackjacks gameplay. I </w:t>
+            </w:r>
+            <w:r>
+              <w:t xml:space="preserve">also </w:t>
+            </w:r>
+            <w:r>
+              <w:t>added this.</w:t>
+            </w:r>
+            <w:r>
+              <w:br/>
+            </w:r>
+            <w:r>
+              <w:br/>
+              <w:t xml:space="preserve">I also decided instead of returning “players” and “dealer” all the </w:t>
+            </w:r>
+            <w:proofErr w:type="gramStart"/>
+            <w:r>
+              <w:t>subroutine</w:t>
+            </w:r>
+            <w:proofErr w:type="gramEnd"/>
+            <w:r>
+              <w:t xml:space="preserve"> will return is each players currency as this is the only thing carried </w:t>
+            </w:r>
+            <w:r>
+              <w:t>out of the round into the next round or poker round</w:t>
+            </w:r>
+            <w:r>
+              <w:t xml:space="preserve">. </w:t>
+            </w:r>
+          </w:p>
+        </w:tc>
+      </w:tr>
+      <w:tr>
+        <w:trPr>
+          <w:trHeight w:val="2379"/>
+        </w:trPr>
+        <w:tc>
+          <w:tcPr>
+            <w:tcW w:w="5807" w:type="dxa"/>
+          </w:tcPr>
+          <w:p>
+            <w:pPr>
+              <w:rPr>
+                <w:noProof/>
+              </w:rPr>
+            </w:pPr>
+            <w:r>
+              <w:rPr>
+                <w:noProof/>
+              </w:rPr>
+              <w:drawing>
+                <wp:inline distT="0" distB="0" distL="0" distR="0" wp14:anchorId="48AFC01D" wp14:editId="1969F693">
+                  <wp:extent cx="3550285" cy="4357370"/>
+                  <wp:effectExtent l="0" t="0" r="0" b="5080"/>
+                  <wp:docPr id="1466590674" name="Picture 1"/>
+                  <wp:cNvGraphicFramePr>
+                    <a:graphicFrameLocks xmlns:a="http://schemas.openxmlformats.org/drawingml/2006/main" noChangeAspect="1"/>
+                  </wp:cNvGraphicFramePr>
+                  <a:graphic xmlns:a="http://schemas.openxmlformats.org/drawingml/2006/main">
+                    <a:graphicData uri="http://schemas.openxmlformats.org/drawingml/2006/picture">
+                      <pic:pic xmlns:pic="http://schemas.openxmlformats.org/drawingml/2006/picture">
+                        <pic:nvPicPr>
+                          <pic:cNvPr id="1466590674" name=""/>
+                          <pic:cNvPicPr/>
+                        </pic:nvPicPr>
+                        <pic:blipFill>
+                          <a:blip r:embed="rId90"/>
+                          <a:stretch>
+                            <a:fillRect/>
+                          </a:stretch>
+                        </pic:blipFill>
+                        <pic:spPr>
+                          <a:xfrm>
+                            <a:off x="0" y="0"/>
+                            <a:ext cx="3550285" cy="4357370"/>
+                          </a:xfrm>
+                          <a:prstGeom prst="rect">
+                            <a:avLst/>
+                          </a:prstGeom>
+                        </pic:spPr>
+                      </pic:pic>
+                    </a:graphicData>
+                  </a:graphic>
+                </wp:inline>
+              </w:drawing>
+            </w:r>
+          </w:p>
+        </w:tc>
+        <w:tc>
+          <w:tcPr>
+            <w:tcW w:w="3209" w:type="dxa"/>
+          </w:tcPr>
+          <w:p>
+            <w:r>
+              <w:t>Full code:</w:t>
+            </w:r>
+          </w:p>
+        </w:tc>
+      </w:tr>
+      <w:tr>
+        <w:trPr>
+          <w:trHeight w:val="2379"/>
+        </w:trPr>
+        <w:tc>
+          <w:tcPr>
+            <w:tcW w:w="5807" w:type="dxa"/>
+          </w:tcPr>
+          <w:p>
+            <w:pPr>
+              <w:rPr>
+                <w:noProof/>
+              </w:rPr>
+            </w:pPr>
+          </w:p>
+        </w:tc>
+        <w:tc>
+          <w:tcPr>
+            <w:tcW w:w="3209" w:type="dxa"/>
+          </w:tcPr>
+          <w:p/>
+        </w:tc>
+      </w:tr>
+      <w:tr>
+        <w:trPr>
+          <w:trHeight w:val="2379"/>
+        </w:trPr>
+        <w:tc>
+          <w:tcPr>
+            <w:tcW w:w="5807" w:type="dxa"/>
+          </w:tcPr>
+          <w:p>
+            <w:pPr>
+              <w:rPr>
+                <w:noProof/>
+              </w:rPr>
+            </w:pPr>
+          </w:p>
+        </w:tc>
+        <w:tc>
+          <w:tcPr>
+            <w:tcW w:w="3209" w:type="dxa"/>
+          </w:tcPr>
+          <w:p/>
+        </w:tc>
+      </w:tr>
+      <w:tr>
+        <w:trPr>
+          <w:trHeight w:val="2379"/>
+        </w:trPr>
+        <w:tc>
+          <w:tcPr>
+            <w:tcW w:w="5807" w:type="dxa"/>
+          </w:tcPr>
+          <w:p>
+            <w:pPr>
+              <w:rPr>
+                <w:noProof/>
+              </w:rPr>
+            </w:pPr>
+          </w:p>
+        </w:tc>
+        <w:tc>
+          <w:tcPr>
+            <w:tcW w:w="3209" w:type="dxa"/>
+          </w:tcPr>
+          <w:p/>
+        </w:tc>
+      </w:tr>
+      <w:tr>
+        <w:trPr>
+          <w:trHeight w:val="2379"/>
+        </w:trPr>
+        <w:tc>
+          <w:tcPr>
+            <w:tcW w:w="5807" w:type="dxa"/>
+          </w:tcPr>
+          <w:p>
+            <w:pPr>
+              <w:rPr>
+                <w:noProof/>
+              </w:rPr>
+            </w:pPr>
           </w:p>
         </w:tc>
         <w:tc>
@@ -27013,11 +30604,11 @@
       <w:pPr>
         <w:pStyle w:val="Heading3"/>
       </w:pPr>
-      <w:bookmarkStart w:id="56" w:name="_Toc212183605"/>
+      <w:bookmarkStart w:id="55" w:name="_Toc212183605"/>
       <w:r>
         <w:t>Testing</w:t>
       </w:r>
-      <w:bookmarkEnd w:id="56"/>
+      <w:bookmarkEnd w:id="55"/>
     </w:p>
     <w:p>
       <w:pPr>
@@ -27053,7 +30644,7 @@
         <w:gridCol w:w="1840"/>
         <w:gridCol w:w="1251"/>
         <w:gridCol w:w="3785"/>
-        <w:gridCol w:w="1181"/>
+        <w:gridCol w:w="1342"/>
         <w:gridCol w:w="884"/>
         <w:gridCol w:w="1162"/>
       </w:tblGrid>
@@ -27141,8 +30732,18 @@
             <w:tcW w:w="1655" w:type="dxa"/>
           </w:tcPr>
           <w:p>
-            <w:r>
-              <w:t>BlackjackAnte()</w:t>
+            <w:proofErr w:type="spellStart"/>
+            <w:proofErr w:type="gramStart"/>
+            <w:r>
+              <w:t>BlackjackAnte</w:t>
+            </w:r>
+            <w:proofErr w:type="spellEnd"/>
+            <w:r>
+              <w:t>(</w:t>
+            </w:r>
+            <w:proofErr w:type="gramEnd"/>
+            <w:r>
+              <w:t>)</w:t>
             </w:r>
           </w:p>
         </w:tc>
@@ -27150,32 +30751,73 @@
           <w:tcPr>
             <w:tcW w:w="1292" w:type="dxa"/>
           </w:tcPr>
+          <w:p>
+            <w:r>
+              <w:t>Validation</w:t>
+            </w:r>
+          </w:p>
+        </w:tc>
+        <w:tc>
+          <w:tcPr>
+            <w:tcW w:w="2478" w:type="dxa"/>
+          </w:tcPr>
+          <w:p>
+            <w:r>
+              <w:t>print(players[</w:t>
+            </w:r>
+            <w:proofErr w:type="spellStart"/>
+            <w:r>
+              <w:t>i</w:t>
+            </w:r>
+            <w:proofErr w:type="spellEnd"/>
+            <w:r>
+              <w:t>][_CURRENCY])</w:t>
+            </w:r>
+            <w:r>
+              <w:br/>
+            </w:r>
+            <w:proofErr w:type="spellStart"/>
+            <w:r>
+              <w:t>BlackJackAnte</w:t>
+            </w:r>
+            <w:proofErr w:type="spellEnd"/>
+            <w:r>
+              <w:t>(</w:t>
+            </w:r>
+            <w:proofErr w:type="spellStart"/>
+            <w:proofErr w:type="gramStart"/>
+            <w:r>
+              <w:t>players,dealersPot</w:t>
+            </w:r>
+            <w:proofErr w:type="spellEnd"/>
+            <w:proofErr w:type="gramEnd"/>
+            <w:r>
+              <w:t>)</w:t>
+            </w:r>
+            <w:r>
+              <w:br/>
+              <w:t>print(players[</w:t>
+            </w:r>
+            <w:proofErr w:type="spellStart"/>
+            <w:r>
+              <w:t>i</w:t>
+            </w:r>
+            <w:proofErr w:type="spellEnd"/>
+            <w:r>
+              <w:t>][_CURRENCY])</w:t>
+            </w:r>
+          </w:p>
           <w:p/>
         </w:tc>
         <w:tc>
           <w:tcPr>
-            <w:tcW w:w="2478" w:type="dxa"/>
-          </w:tcPr>
-          <w:p>
-            <w:r>
-              <w:t>print(players[i][_CURRENCY])</w:t>
-            </w:r>
-            <w:r>
-              <w:br/>
-              <w:t>BlackJackAnte(players,dealersPot)</w:t>
-            </w:r>
-            <w:r>
-              <w:br/>
-              <w:t>print(players[i][_CURRENCY])</w:t>
-            </w:r>
-          </w:p>
-          <w:p/>
-        </w:tc>
-        <w:tc>
-          <w:tcPr>
             <w:tcW w:w="1843" w:type="dxa"/>
           </w:tcPr>
-          <w:p/>
+          <w:p>
+            <w:r>
+              <w:t>Output each players currency with the ante bet subtracted showing the correct values for each player</w:t>
+            </w:r>
+          </w:p>
         </w:tc>
         <w:tc>
           <w:tcPr>
@@ -27202,8 +30844,18 @@
             <w:tcW w:w="1655" w:type="dxa"/>
           </w:tcPr>
           <w:p>
-            <w:r>
-              <w:t>BlackjackAnte()</w:t>
+            <w:proofErr w:type="spellStart"/>
+            <w:proofErr w:type="gramStart"/>
+            <w:r>
+              <w:t>BlackjackAnte</w:t>
+            </w:r>
+            <w:proofErr w:type="spellEnd"/>
+            <w:r>
+              <w:t>(</w:t>
+            </w:r>
+            <w:proofErr w:type="gramEnd"/>
+            <w:r>
+              <w:t>)</w:t>
             </w:r>
           </w:p>
         </w:tc>
@@ -27746,12 +31398,12 @@
           <w:szCs w:val="60"/>
           <w:u w:val="single"/>
         </w:rPr>
+        <w:t>Evaluation</w:t>
+      </w:r>
+    </w:p>
+    <w:p>
+      <w:r>
         <w:lastRenderedPageBreak/>
-        <w:t>Evaluation</w:t>
-      </w:r>
-    </w:p>
-    <w:p>
-      <w:r>
         <w:br w:type="page"/>
       </w:r>
     </w:p>
@@ -29898,6 +33550,7 @@
     <w:rsid w:val="004066FD"/>
     <w:rsid w:val="00411D24"/>
     <w:rsid w:val="00463C9C"/>
+    <w:rsid w:val="004952BE"/>
     <w:rsid w:val="00506A54"/>
     <w:rsid w:val="005428A6"/>
     <w:rsid w:val="005E5016"/>
@@ -29910,10 +33563,12 @@
     <w:rsid w:val="007615D1"/>
     <w:rsid w:val="0079146A"/>
     <w:rsid w:val="00794E04"/>
+    <w:rsid w:val="007F54D9"/>
     <w:rsid w:val="007F6FAB"/>
     <w:rsid w:val="00846BFD"/>
     <w:rsid w:val="008844EC"/>
     <w:rsid w:val="00890BCD"/>
+    <w:rsid w:val="008A708A"/>
     <w:rsid w:val="008C2FF3"/>
     <w:rsid w:val="009016D0"/>
     <w:rsid w:val="009452BB"/>

--- a/The Cards Collective.docx
+++ b/The Cards Collective.docx
@@ -4406,13 +4406,8 @@
         <w:t xml:space="preserve"> I </w:t>
       </w:r>
       <w:r>
-        <w:t xml:space="preserve">never played poker or blackjack until I was </w:t>
-      </w:r>
-      <w:proofErr w:type="gramStart"/>
-      <w:r>
-        <w:t>older</w:t>
-      </w:r>
-      <w:proofErr w:type="gramEnd"/>
+        <w:t>never played poker or blackjack until I was older</w:t>
+      </w:r>
       <w:r>
         <w:t xml:space="preserve"> but I found </w:t>
       </w:r>
@@ -4752,16 +4747,11 @@
       <w:r>
         <w:t xml:space="preserve">PlayStation, Xbox and </w:t>
       </w:r>
-      <w:proofErr w:type="gramStart"/>
       <w:r>
         <w:t>Windows</w:t>
       </w:r>
       <w:r>
-        <w:t>(</w:t>
-      </w:r>
-      <w:proofErr w:type="gramEnd"/>
-      <w:r>
-        <w:t>Steam)</w:t>
+        <w:t>(Steam)</w:t>
       </w:r>
     </w:p>
     <w:p>
@@ -4800,13 +4790,8 @@
         <w:t xml:space="preserve">: </w:t>
       </w:r>
       <w:r>
-        <w:t xml:space="preserve">Poker      </w:t>
-      </w:r>
-      <w:proofErr w:type="gramStart"/>
-      <w:r>
-        <w:t xml:space="preserve">   (</w:t>
-      </w:r>
-      <w:proofErr w:type="gramEnd"/>
+        <w:t>Poker         (</w:t>
+      </w:r>
       <w:r>
         <w:t>N</w:t>
       </w:r>
@@ -4855,15 +4840,7 @@
         <w:t xml:space="preserve"> </w:t>
       </w:r>
       <w:r>
-        <w:t xml:space="preserve">Online and single player       </w:t>
-      </w:r>
-      <w:proofErr w:type="gramStart"/>
-      <w:r>
-        <w:t xml:space="preserve">   (</w:t>
-      </w:r>
-      <w:proofErr w:type="gramEnd"/>
-      <w:r>
-        <w:t>No local multiplayer)</w:t>
+        <w:t>Online and single player          (No local multiplayer)</w:t>
       </w:r>
     </w:p>
     <w:p>
@@ -4874,7 +4851,6 @@
           <w:numId w:val="4"/>
         </w:numPr>
       </w:pPr>
-      <w:proofErr w:type="gramStart"/>
       <w:r>
         <w:rPr>
           <w:b/>
@@ -4882,7 +4858,6 @@
         </w:rPr>
         <w:t>View point</w:t>
       </w:r>
-      <w:proofErr w:type="gramEnd"/>
       <w:r>
         <w:t xml:space="preserve">: </w:t>
       </w:r>
@@ -5024,15 +4999,7 @@
           </w:tcPr>
           <w:p>
             <w:r>
-              <w:t xml:space="preserve">I would like to integrate the feature that the amount of currency a player has is displayed in number </w:t>
-            </w:r>
-            <w:proofErr w:type="gramStart"/>
-            <w:r>
-              <w:t>and also</w:t>
-            </w:r>
-            <w:proofErr w:type="gramEnd"/>
-            <w:r>
-              <w:t xml:space="preserve"> size on the table </w:t>
+              <w:t xml:space="preserve">I would like to integrate the feature that the amount of currency a player has is displayed in number and also size on the table </w:t>
             </w:r>
             <w:proofErr w:type="spellStart"/>
             <w:r>
@@ -5053,12 +5020,10 @@
               <w:t xml:space="preserve">I </w:t>
             </w:r>
             <w:proofErr w:type="spellStart"/>
-            <w:proofErr w:type="gramStart"/>
             <w:r>
               <w:t>wont</w:t>
             </w:r>
             <w:proofErr w:type="spellEnd"/>
-            <w:proofErr w:type="gramEnd"/>
             <w:r>
               <w:t xml:space="preserve"> be integrating online play as there are already loads of games like this that use it and it will bring too much competition while my game is supposed to be relax</w:t>
             </w:r>
@@ -5066,15 +5031,7 @@
               <w:t>ed</w:t>
             </w:r>
             <w:r>
-              <w:t xml:space="preserve">. </w:t>
-            </w:r>
-            <w:proofErr w:type="gramStart"/>
-            <w:r>
-              <w:t>Instead</w:t>
-            </w:r>
-            <w:proofErr w:type="gramEnd"/>
-            <w:r>
-              <w:t xml:space="preserve"> I will be having local multiplayer and a singleplayer</w:t>
+              <w:t>. Instead I will be having local multiplayer and a singleplayer</w:t>
             </w:r>
           </w:p>
         </w:tc>
@@ -5141,15 +5098,7 @@
           </w:tcPr>
           <w:p>
             <w:r>
-              <w:t xml:space="preserve">Player customization is unnecessary as my game will be a </w:t>
-            </w:r>
-            <w:proofErr w:type="gramStart"/>
-            <w:r>
-              <w:t>first person</w:t>
-            </w:r>
-            <w:proofErr w:type="gramEnd"/>
-            <w:r>
-              <w:t xml:space="preserve"> view of the table so no players will be seen such as clothing hats tattoos piercings etc</w:t>
+              <w:t>Player customization is unnecessary as my game will be a first person view of the table so no players will be seen such as clothing hats tattoos piercings etc</w:t>
             </w:r>
           </w:p>
         </w:tc>
@@ -5293,7 +5242,6 @@
       <w:r>
         <w:t xml:space="preserve"> </w:t>
       </w:r>
-      <w:proofErr w:type="gramStart"/>
       <w:r>
         <w:rPr>
           <w:sz w:val="14"/>
@@ -5306,15 +5254,21 @@
           <w:sz w:val="14"/>
           <w:szCs w:val="14"/>
         </w:rPr>
-        <w:t>(</w:t>
-      </w:r>
-      <w:proofErr w:type="gramEnd"/>
+        <w:t>(Steam),</w:t>
+      </w:r>
       <w:r>
         <w:rPr>
           <w:sz w:val="14"/>
           <w:szCs w:val="14"/>
         </w:rPr>
-        <w:t>Steam),</w:t>
+        <w:t xml:space="preserve"> MacOS(Steam)</w:t>
+      </w:r>
+      <w:r>
+        <w:rPr>
+          <w:sz w:val="14"/>
+          <w:szCs w:val="14"/>
+        </w:rPr>
+        <w:t>, Android (Google play)</w:t>
       </w:r>
       <w:r>
         <w:rPr>
@@ -5323,28 +5277,19 @@
         </w:rPr>
         <w:t xml:space="preserve"> </w:t>
       </w:r>
-      <w:proofErr w:type="gramStart"/>
       <w:r>
         <w:rPr>
           <w:sz w:val="14"/>
           <w:szCs w:val="14"/>
         </w:rPr>
-        <w:t>MacOS(</w:t>
-      </w:r>
-      <w:proofErr w:type="gramEnd"/>
+        <w:t>iOS</w:t>
+      </w:r>
       <w:r>
         <w:rPr>
           <w:sz w:val="14"/>
           <w:szCs w:val="14"/>
         </w:rPr>
-        <w:t>Steam)</w:t>
-      </w:r>
-      <w:r>
-        <w:rPr>
-          <w:sz w:val="14"/>
-          <w:szCs w:val="14"/>
-        </w:rPr>
-        <w:t>, Android (Google play)</w:t>
+        <w:t>(App store),</w:t>
       </w:r>
       <w:r>
         <w:rPr>
@@ -5353,58 +5298,12 @@
         </w:rPr>
         <w:t xml:space="preserve"> </w:t>
       </w:r>
-      <w:proofErr w:type="gramStart"/>
       <w:r>
         <w:rPr>
           <w:sz w:val="14"/>
           <w:szCs w:val="14"/>
         </w:rPr>
-        <w:t>iOS</w:t>
-      </w:r>
-      <w:r>
-        <w:rPr>
-          <w:sz w:val="14"/>
-          <w:szCs w:val="14"/>
-        </w:rPr>
-        <w:t>(</w:t>
-      </w:r>
-      <w:proofErr w:type="gramEnd"/>
-      <w:r>
-        <w:rPr>
-          <w:sz w:val="14"/>
-          <w:szCs w:val="14"/>
-        </w:rPr>
-        <w:t>App store),</w:t>
-      </w:r>
-      <w:r>
-        <w:rPr>
-          <w:sz w:val="14"/>
-          <w:szCs w:val="14"/>
-        </w:rPr>
-        <w:t xml:space="preserve"> </w:t>
-      </w:r>
-      <w:r>
-        <w:rPr>
-          <w:sz w:val="14"/>
-          <w:szCs w:val="14"/>
-        </w:rPr>
-        <w:t xml:space="preserve">Apple </w:t>
-      </w:r>
-      <w:proofErr w:type="gramStart"/>
-      <w:r>
-        <w:rPr>
-          <w:sz w:val="14"/>
-          <w:szCs w:val="14"/>
-        </w:rPr>
-        <w:t>TV(</w:t>
-      </w:r>
-      <w:proofErr w:type="gramEnd"/>
-      <w:r>
-        <w:rPr>
-          <w:sz w:val="14"/>
-          <w:szCs w:val="14"/>
-        </w:rPr>
-        <w:t>App store)</w:t>
+        <w:t>Apple TV(App store)</w:t>
       </w:r>
       <w:r>
         <w:rPr>
@@ -5460,15 +5359,7 @@
         <w:t>:</w:t>
       </w:r>
       <w:r>
-        <w:t xml:space="preserve"> Blackjack</w:t>
-      </w:r>
-      <w:proofErr w:type="gramStart"/>
-      <w:r>
-        <w:t xml:space="preserve">   (</w:t>
-      </w:r>
-      <w:proofErr w:type="gramEnd"/>
-      <w:r>
-        <w:t>No poker)</w:t>
+        <w:t xml:space="preserve"> Blackjack   (No poker)</w:t>
       </w:r>
     </w:p>
     <w:p>
@@ -5515,15 +5406,7 @@
         <w:t>Multiplayer</w:t>
       </w:r>
       <w:r>
-        <w:t xml:space="preserve">       </w:t>
-      </w:r>
-      <w:proofErr w:type="gramStart"/>
-      <w:r>
-        <w:t xml:space="preserve">   (</w:t>
-      </w:r>
-      <w:proofErr w:type="gramEnd"/>
-      <w:r>
-        <w:t>No local multiplayer</w:t>
+        <w:t xml:space="preserve">          (No local multiplayer</w:t>
       </w:r>
       <w:r>
         <w:t xml:space="preserve"> or Singleplayer</w:t>
@@ -5540,7 +5423,6 @@
           <w:numId w:val="3"/>
         </w:numPr>
       </w:pPr>
-      <w:proofErr w:type="gramStart"/>
       <w:r>
         <w:rPr>
           <w:b/>
@@ -5548,7 +5430,6 @@
         </w:rPr>
         <w:t>View point</w:t>
       </w:r>
-      <w:proofErr w:type="gramEnd"/>
       <w:r>
         <w:t>: 1st person</w:t>
       </w:r>
@@ -5621,15 +5502,7 @@
           </w:tcPr>
           <w:p>
             <w:r>
-              <w:t xml:space="preserve">I like the layout of the </w:t>
-            </w:r>
-            <w:proofErr w:type="gramStart"/>
-            <w:r>
-              <w:t>table</w:t>
-            </w:r>
-            <w:proofErr w:type="gramEnd"/>
-            <w:r>
-              <w:t xml:space="preserve"> but I will have the cards look more like they are placed on the table than floating above it.</w:t>
+              <w:t>I like the layout of the table but I will have the cards look more like they are placed on the table than floating above it.</w:t>
             </w:r>
           </w:p>
           <w:p>
@@ -5661,12 +5534,10 @@
               <w:t xml:space="preserve">I </w:t>
             </w:r>
             <w:proofErr w:type="spellStart"/>
-            <w:proofErr w:type="gramStart"/>
             <w:r>
               <w:t>wont</w:t>
             </w:r>
             <w:proofErr w:type="spellEnd"/>
-            <w:proofErr w:type="gramEnd"/>
             <w:r>
               <w:t xml:space="preserve"> be adding profile pictures or country flags in my game as it is unnecessary when other players are next to </w:t>
             </w:r>
@@ -5730,22 +5601,12 @@
               <w:t xml:space="preserve">I </w:t>
             </w:r>
             <w:proofErr w:type="spellStart"/>
-            <w:proofErr w:type="gramStart"/>
             <w:r>
               <w:t>wont</w:t>
             </w:r>
             <w:proofErr w:type="spellEnd"/>
-            <w:proofErr w:type="gramEnd"/>
-            <w:r>
-              <w:t xml:space="preserve"> be integrating the jackpot as that strays from the </w:t>
-            </w:r>
-            <w:proofErr w:type="gramStart"/>
-            <w:r>
-              <w:t>games</w:t>
-            </w:r>
-            <w:proofErr w:type="gramEnd"/>
-            <w:r>
-              <w:t xml:space="preserve"> actual gameplay of blackjack and poker</w:t>
+            <w:r>
+              <w:t xml:space="preserve"> be integrating the jackpot as that strays from the games actual gameplay of blackjack and poker</w:t>
             </w:r>
           </w:p>
         </w:tc>
@@ -5773,12 +5634,10 @@
               <w:t xml:space="preserve">I </w:t>
             </w:r>
             <w:proofErr w:type="spellStart"/>
-            <w:proofErr w:type="gramStart"/>
             <w:r>
               <w:t>wont</w:t>
             </w:r>
             <w:proofErr w:type="spellEnd"/>
-            <w:proofErr w:type="gramEnd"/>
             <w:r>
               <w:t xml:space="preserve"> be adding</w:t>
             </w:r>
@@ -5987,15 +5846,7 @@
         <w:t>Platforms:</w:t>
       </w:r>
       <w:r>
-        <w:t xml:space="preserve"> PlayStation, Xbox and </w:t>
-      </w:r>
-      <w:proofErr w:type="gramStart"/>
-      <w:r>
-        <w:t>Windows(</w:t>
-      </w:r>
-      <w:proofErr w:type="gramEnd"/>
-      <w:r>
-        <w:t>Steam)</w:t>
+        <w:t xml:space="preserve"> PlayStation, Xbox and Windows(Steam)</w:t>
       </w:r>
     </w:p>
     <w:p>
@@ -6023,15 +5874,7 @@
         <w:t>:</w:t>
       </w:r>
       <w:r>
-        <w:t xml:space="preserve">  Poker        </w:t>
-      </w:r>
-      <w:proofErr w:type="gramStart"/>
-      <w:r>
-        <w:t xml:space="preserve">   (</w:t>
-      </w:r>
-      <w:proofErr w:type="gramEnd"/>
-      <w:r>
-        <w:t>No blackjack)</w:t>
+        <w:t xml:space="preserve">  Poker           (No blackjack)</w:t>
       </w:r>
     </w:p>
     <w:p>
@@ -6080,15 +5923,7 @@
         <w:t>Play modes:</w:t>
       </w:r>
       <w:r>
-        <w:t xml:space="preserve"> Online and single player       </w:t>
-      </w:r>
-      <w:proofErr w:type="gramStart"/>
-      <w:r>
-        <w:t xml:space="preserve">   (</w:t>
-      </w:r>
-      <w:proofErr w:type="gramEnd"/>
-      <w:r>
-        <w:t>No local multiplayer)</w:t>
+        <w:t xml:space="preserve"> Online and single player          (No local multiplayer)</w:t>
       </w:r>
     </w:p>
     <w:p>
@@ -6099,7 +5934,6 @@
           <w:numId w:val="1"/>
         </w:numPr>
       </w:pPr>
-      <w:proofErr w:type="gramStart"/>
       <w:r>
         <w:rPr>
           <w:b/>
@@ -6107,7 +5941,6 @@
         </w:rPr>
         <w:t>View point</w:t>
       </w:r>
-      <w:proofErr w:type="gramEnd"/>
       <w:r>
         <w:t>: 3rd person</w:t>
       </w:r>
@@ -6213,15 +6046,7 @@
           </w:tcPr>
           <w:p>
             <w:r>
-              <w:t xml:space="preserve">I would like to integrate and adapt the sneak peek of the cards shown below only for poker not blackjack. This is because in poker other players cannot see your cards so if a player wants to check their cards all other players must look away and then the player can </w:t>
-            </w:r>
-            <w:proofErr w:type="gramStart"/>
-            <w:r>
-              <w:t>take a peek</w:t>
-            </w:r>
-            <w:proofErr w:type="gramEnd"/>
-            <w:r>
-              <w:t xml:space="preserve"> at their card values</w:t>
+              <w:t>I would like to integrate and adapt the sneak peek of the cards shown below only for poker not blackjack. This is because in poker other players cannot see your cards so if a player wants to check their cards all other players must look away and then the player can take a peek at their card values</w:t>
             </w:r>
           </w:p>
         </w:tc>
@@ -6312,7 +6137,6 @@
       <w:r>
         <w:t xml:space="preserve">Poker card </w:t>
       </w:r>
-      <w:proofErr w:type="gramStart"/>
       <w:r>
         <w:t xml:space="preserve">value </w:t>
       </w:r>
@@ -6320,11 +6144,7 @@
         <w:t xml:space="preserve"> hint</w:t>
       </w:r>
       <w:r>
-        <w:t>s</w:t>
-      </w:r>
-      <w:proofErr w:type="gramEnd"/>
-      <w:r>
-        <w:t>” to learn</w:t>
+        <w:t>s” to learn</w:t>
       </w:r>
       <w:r>
         <w:t xml:space="preserve">. This </w:t>
@@ -6333,18 +6153,10 @@
         <w:t xml:space="preserve">aligns with </w:t>
       </w:r>
       <w:r>
-        <w:t xml:space="preserve">survey feedback from </w:t>
-      </w:r>
-      <w:proofErr w:type="gramStart"/>
-      <w:r>
-        <w:t xml:space="preserve">16-18 </w:t>
-      </w:r>
-      <w:r>
-        <w:t>year olds</w:t>
-      </w:r>
-      <w:proofErr w:type="gramEnd"/>
-      <w:r>
-        <w:t xml:space="preserve"> doing computer related college courses </w:t>
+        <w:t xml:space="preserve">survey feedback from 16-18 </w:t>
+      </w:r>
+      <w:r>
+        <w:t xml:space="preserve">year olds doing computer related college courses </w:t>
       </w:r>
       <w:r>
         <w:t xml:space="preserve">who </w:t>
@@ -6542,23 +6354,7 @@
         <w:ind w:left="1440"/>
       </w:pPr>
       <w:r>
-        <w:t xml:space="preserve">I would say this is an essential part of the game as poker and blackjack revolve around the use of a currency to play properly. I am using French fries as currency chips as this was highly requested in my stakeholder </w:t>
-      </w:r>
-      <w:proofErr w:type="gramStart"/>
-      <w:r>
-        <w:t>survey</w:t>
-      </w:r>
-      <w:proofErr w:type="gramEnd"/>
-      <w:r>
-        <w:t xml:space="preserve"> and it is a play on word for actual chips. </w:t>
-      </w:r>
-      <w:proofErr w:type="gramStart"/>
-      <w:r>
-        <w:t>Also</w:t>
-      </w:r>
-      <w:proofErr w:type="gramEnd"/>
-      <w:r>
-        <w:t xml:space="preserve"> this helps my game stray away from the serious gambling aspect of blackjack and poker by using a different currency from chips or real currencies. </w:t>
+        <w:t xml:space="preserve">I would say this is an essential part of the game as poker and blackjack revolve around the use of a currency to play properly. I am using French fries as currency chips as this was highly requested in my stakeholder survey and it is a play on word for actual chips. Also this helps my game stray away from the serious gambling aspect of blackjack and poker by using a different currency from chips or real currencies. </w:t>
       </w:r>
     </w:p>
     <w:p>
@@ -6652,15 +6448,7 @@
         <w:t>This is not an essential part of the game but a unique and useful feature that allows players to use their own deck of cards to play Cards Collective which will keep count of their currency, game history, and can help manage the game for new players compared to playing with the deck of cards without Cards Collective.</w:t>
       </w:r>
       <w:r>
-        <w:t xml:space="preserve"> I haven’t seen this in other </w:t>
-      </w:r>
-      <w:proofErr w:type="gramStart"/>
-      <w:r>
-        <w:t>games</w:t>
-      </w:r>
-      <w:proofErr w:type="gramEnd"/>
-      <w:r>
-        <w:t xml:space="preserve"> </w:t>
+        <w:t xml:space="preserve"> I haven’t seen this in other games </w:t>
       </w:r>
       <w:r>
         <w:t>but I think it’s a good idea if executed correctly</w:t>
@@ -6849,15 +6637,7 @@
         </w:drawing>
       </w:r>
       <w:r>
-        <w:t xml:space="preserve">The rules are going to be an essential feature for maintaining new players as my survey showed </w:t>
-      </w:r>
-      <w:proofErr w:type="gramStart"/>
-      <w:r>
-        <w:t>the majority of</w:t>
-      </w:r>
-      <w:proofErr w:type="gramEnd"/>
-      <w:r>
-        <w:t xml:space="preserve"> my focus group either did not know how to play poker or were somewhat familiar with it (60%).</w:t>
+        <w:t>The rules are going to be an essential feature for maintaining new players as my survey showed the majority of my focus group either did not know how to play poker or were somewhat familiar with it (60%).</w:t>
       </w:r>
     </w:p>
     <w:p>
@@ -6958,15 +6738,7 @@
       </w:r>
       <w:proofErr w:type="spellEnd"/>
       <w:r>
-        <w:t xml:space="preserve"> be able to see what cards you have but you must be able to see and make decisions based upon them. To sneak peek at your cards </w:t>
-      </w:r>
-      <w:proofErr w:type="gramStart"/>
-      <w:r>
-        <w:t>all of</w:t>
-      </w:r>
-      <w:proofErr w:type="gramEnd"/>
-      <w:r>
-        <w:t xml:space="preserve"> the other players participating in poker should look away from the screen so only you can see what cards you have been delt and you hold down the sneak peek button. I am taking inspiration from the game</w:t>
+        <w:t xml:space="preserve"> be able to see what cards you have but you must be able to see and make decisions based upon them. To sneak peek at your cards all of the other players participating in poker should look away from the screen so only you can see what cards you have been delt and you hold down the sneak peek button. I am taking inspiration from the game</w:t>
       </w:r>
       <w:r>
         <w:t xml:space="preserve"> </w:t>
@@ -7013,15 +6785,7 @@
         <w:ind w:left="720"/>
       </w:pPr>
       <w:r>
-        <w:t xml:space="preserve">This is not essential to the gameplay of Cards </w:t>
-      </w:r>
-      <w:proofErr w:type="gramStart"/>
-      <w:r>
-        <w:t>Collective</w:t>
-      </w:r>
-      <w:proofErr w:type="gramEnd"/>
-      <w:r>
-        <w:t xml:space="preserve"> but I would like to add it as I think it is a necessary feature which will keep players coming back to the game as they can continue with their previous currency balance and resume their game.</w:t>
+        <w:t>This is not essential to the gameplay of Cards Collective but I would like to add it as I think it is a necessary feature which will keep players coming back to the game as they can continue with their previous currency balance and resume their game.</w:t>
       </w:r>
     </w:p>
     <w:p>
@@ -7244,12 +7008,10 @@
         <w:t xml:space="preserve">This feature is not essential nor necessary. I </w:t>
       </w:r>
       <w:proofErr w:type="spellStart"/>
-      <w:proofErr w:type="gramStart"/>
       <w:r>
         <w:t>wont</w:t>
       </w:r>
       <w:proofErr w:type="spellEnd"/>
-      <w:proofErr w:type="gramEnd"/>
       <w:r>
         <w:t xml:space="preserve"> be adding this feature as it aims towards a different target audience and will ruin the casual and fun feel to Cards Collective.</w:t>
       </w:r>
@@ -7271,15 +7033,7 @@
         <w:ind w:left="720"/>
       </w:pPr>
       <w:r>
-        <w:t xml:space="preserve">This is not essential and </w:t>
-      </w:r>
-      <w:proofErr w:type="gramStart"/>
-      <w:r>
-        <w:t>unnecessary</w:t>
-      </w:r>
-      <w:proofErr w:type="gramEnd"/>
-      <w:r>
-        <w:t xml:space="preserve"> and it could ruin the simplistic feel of my project however I may add it as different playing card cosmetics and tables allow players to spend their currency on items which some will work towards helping to maintain some players.</w:t>
+        <w:t>This is not essential and unnecessary and it could ruin the simplistic feel of my project however I may add it as different playing card cosmetics and tables allow players to spend their currency on items which some will work towards helping to maintain some players.</w:t>
       </w:r>
     </w:p>
     <w:p/>
@@ -8050,15 +7804,7 @@
               <w:t xml:space="preserve">physical </w:t>
             </w:r>
             <w:r>
-              <w:t xml:space="preserve">cards will be </w:t>
-            </w:r>
-            <w:proofErr w:type="gramStart"/>
-            <w:r>
-              <w:t>inputted</w:t>
-            </w:r>
-            <w:proofErr w:type="gramEnd"/>
-            <w:r>
-              <w:t xml:space="preserve"> </w:t>
+              <w:t xml:space="preserve">cards will be inputted </w:t>
             </w:r>
             <w:r>
               <w:t>and the</w:t>
@@ -8079,29 +7825,13 @@
               <w:t>/losers.</w:t>
             </w:r>
             <w:r>
-              <w:t xml:space="preserve"> </w:t>
-            </w:r>
-            <w:proofErr w:type="gramStart"/>
-            <w:r>
-              <w:t>POKER(</w:t>
-            </w:r>
-            <w:proofErr w:type="gramEnd"/>
-            <w:r>
-              <w:t xml:space="preserve">Community cards will be </w:t>
+              <w:t xml:space="preserve"> POKER(Community cards will be </w:t>
             </w:r>
             <w:r>
               <w:t>generated by the computer and not be inputted from the</w:t>
             </w:r>
             <w:r>
-              <w:t xml:space="preserve"> </w:t>
-            </w:r>
-            <w:proofErr w:type="gramStart"/>
-            <w:r>
-              <w:t>users</w:t>
-            </w:r>
-            <w:proofErr w:type="gramEnd"/>
-            <w:r>
-              <w:t xml:space="preserve"> physical cards</w:t>
+              <w:t xml:space="preserve"> users physical cards</w:t>
             </w:r>
             <w:r>
               <w:t>)</w:t>
@@ -8117,11 +7847,9 @@
             </w:r>
           </w:p>
           <w:p>
-            <w:proofErr w:type="gramStart"/>
             <w:r>
               <w:t>BLACKJACK(</w:t>
             </w:r>
-            <w:proofErr w:type="gramEnd"/>
             <w:r>
               <w:t>Every time a card would be delt to a player</w:t>
             </w:r>
@@ -8794,15 +8522,7 @@
               <w:jc w:val="center"/>
             </w:pPr>
             <w:r>
-              <w:t xml:space="preserve">Player </w:t>
-            </w:r>
-            <w:proofErr w:type="gramStart"/>
-            <w:r>
-              <w:t>turn</w:t>
-            </w:r>
-            <w:proofErr w:type="gramEnd"/>
-            <w:r>
-              <w:t xml:space="preserve"> cycles</w:t>
+              <w:t>Player turn cycles</w:t>
             </w:r>
           </w:p>
         </w:tc>
@@ -9341,15 +9061,7 @@
               <w:t xml:space="preserve">or draw to </w:t>
             </w:r>
             <w:r>
-              <w:t xml:space="preserve">each </w:t>
-            </w:r>
-            <w:proofErr w:type="gramStart"/>
-            <w:r>
-              <w:t>players</w:t>
-            </w:r>
-            <w:proofErr w:type="gramEnd"/>
-            <w:r>
-              <w:t xml:space="preserve"> </w:t>
+              <w:t xml:space="preserve">each players </w:t>
             </w:r>
             <w:r>
               <w:t xml:space="preserve">balance </w:t>
@@ -10515,12 +10227,10 @@
           </w:tcPr>
           <w:p>
             <w:proofErr w:type="spellStart"/>
-            <w:proofErr w:type="gramStart"/>
             <w:r>
               <w:t>Lets</w:t>
             </w:r>
             <w:proofErr w:type="spellEnd"/>
-            <w:proofErr w:type="gramEnd"/>
             <w:r>
               <w:t xml:space="preserve"> the active player temporarily reveal only their cards on screen while other players look away so they know what they have been delt</w:t>
             </w:r>
@@ -10742,15 +10452,7 @@
               <w:jc w:val="center"/>
             </w:pPr>
             <w:r>
-              <w:t xml:space="preserve">Player </w:t>
-            </w:r>
-            <w:proofErr w:type="gramStart"/>
-            <w:r>
-              <w:t>turn</w:t>
-            </w:r>
-            <w:proofErr w:type="gramEnd"/>
-            <w:r>
-              <w:t xml:space="preserve"> cycles</w:t>
+              <w:t>Player turn cycles</w:t>
             </w:r>
           </w:p>
         </w:tc>
@@ -10919,13 +10621,8 @@
               <w:t>Execute player choice (</w:t>
             </w:r>
             <w:proofErr w:type="spellStart"/>
-            <w:proofErr w:type="gramStart"/>
-            <w:r>
-              <w:t>fold,check</w:t>
-            </w:r>
-            <w:proofErr w:type="gramEnd"/>
-            <w:r>
-              <w:t>,raise</w:t>
+            <w:r>
+              <w:t>fold,check,raise</w:t>
             </w:r>
             <w:proofErr w:type="spellEnd"/>
             <w:r>
@@ -11103,15 +10800,7 @@
               <w:t xml:space="preserve"> turn</w:t>
             </w:r>
             <w:r>
-              <w:t xml:space="preserve"> </w:t>
-            </w:r>
-            <w:proofErr w:type="gramStart"/>
-            <w:r>
-              <w:t>as long as</w:t>
-            </w:r>
-            <w:proofErr w:type="gramEnd"/>
-            <w:r>
-              <w:t xml:space="preserve"> the rest of the players check</w:t>
+              <w:t xml:space="preserve"> as long as the rest of the players check</w:t>
             </w:r>
             <w:r>
               <w:t xml:space="preserve"> for that turn cycle</w:t>
@@ -11352,15 +11041,7 @@
           </w:tcPr>
           <w:p>
             <w:r>
-              <w:t xml:space="preserve">All in increases the bets amount to ALL the active players currency, resetting the turn cycle for all players that are not out. Players that are </w:t>
-            </w:r>
-            <w:proofErr w:type="gramStart"/>
-            <w:r>
-              <w:t>all  in</w:t>
-            </w:r>
-            <w:proofErr w:type="gramEnd"/>
-            <w:r>
-              <w:t xml:space="preserve"> for that round are no longer in the turn cycle but are still in the game and entitled to any currency increase if they win.</w:t>
+              <w:t>All in increases the bets amount to ALL the active players currency, resetting the turn cycle for all players that are not out. Players that are all  in for that round are no longer in the turn cycle but are still in the game and entitled to any currency increase if they win.</w:t>
             </w:r>
           </w:p>
         </w:tc>
@@ -11437,15 +11118,7 @@
           </w:tcPr>
           <w:p>
             <w:r>
-              <w:t xml:space="preserve">Captures each </w:t>
-            </w:r>
-            <w:proofErr w:type="gramStart"/>
-            <w:r>
-              <w:t>players</w:t>
-            </w:r>
-            <w:proofErr w:type="gramEnd"/>
-            <w:r>
-              <w:t xml:space="preserve"> mandatory initial bet at the start of a round</w:t>
+              <w:t>Captures each players mandatory initial bet at the start of a round</w:t>
             </w:r>
           </w:p>
         </w:tc>
@@ -11599,15 +11272,7 @@
           </w:tcPr>
           <w:p>
             <w:r>
-              <w:t xml:space="preserve">Displays the </w:t>
-            </w:r>
-            <w:proofErr w:type="gramStart"/>
-            <w:r>
-              <w:t>total  currency</w:t>
-            </w:r>
-            <w:proofErr w:type="gramEnd"/>
-            <w:r>
-              <w:t xml:space="preserve"> on the table to be claimed (total of the rounds bets)</w:t>
+              <w:t>Displays the total  currency on the table to be claimed (total of the rounds bets)</w:t>
             </w:r>
           </w:p>
         </w:tc>
@@ -12489,15 +12154,7 @@
           </w:tcPr>
           <w:p>
             <w:r>
-              <w:t xml:space="preserve">Saves (to an external file) a </w:t>
-            </w:r>
-            <w:proofErr w:type="gramStart"/>
-            <w:r>
-              <w:t>players</w:t>
-            </w:r>
-            <w:proofErr w:type="gramEnd"/>
-            <w:r>
-              <w:t xml:space="preserve"> username and how much currency they have accumulated</w:t>
+              <w:t>Saves (to an external file) a players username and how much currency they have accumulated</w:t>
             </w:r>
           </w:p>
         </w:tc>
@@ -12651,15 +12308,7 @@
           </w:tcPr>
           <w:p>
             <w:r>
-              <w:t xml:space="preserve">Saves (to an external file) a </w:t>
-            </w:r>
-            <w:proofErr w:type="gramStart"/>
-            <w:r>
-              <w:t>players</w:t>
-            </w:r>
-            <w:proofErr w:type="gramEnd"/>
-            <w:r>
-              <w:t xml:space="preserve"> total wins, draws and losses</w:t>
+              <w:t>Saves (to an external file) a players total wins, draws and losses</w:t>
             </w:r>
           </w:p>
         </w:tc>
@@ -12739,12 +12388,10 @@
               <w:t xml:space="preserve">Loads (from an external file) an existing/previous players total </w:t>
             </w:r>
             <w:proofErr w:type="spellStart"/>
-            <w:proofErr w:type="gramStart"/>
             <w:r>
               <w:t>wins,draws</w:t>
             </w:r>
             <w:proofErr w:type="spellEnd"/>
-            <w:proofErr w:type="gramEnd"/>
             <w:r>
               <w:t xml:space="preserve"> and losses</w:t>
             </w:r>
@@ -12907,17 +12554,12 @@
             <w:r>
               <w:t xml:space="preserve"> from user</w:t>
             </w:r>
-            <w:proofErr w:type="gramStart"/>
             <w:r>
               <w:t xml:space="preserve">),  </w:t>
             </w:r>
             <w:r>
               <w:lastRenderedPageBreak/>
-              <w:t>which</w:t>
-            </w:r>
-            <w:proofErr w:type="gramEnd"/>
-            <w:r>
-              <w:t xml:space="preserve"> will be saved (to external file)</w:t>
+              <w:t>which will be saved (to external file)</w:t>
             </w:r>
           </w:p>
         </w:tc>
@@ -13213,12 +12855,10 @@
             <w:pPr>
               <w:jc w:val="center"/>
             </w:pPr>
-            <w:proofErr w:type="gramStart"/>
             <w:r>
               <w:t>Load(</w:t>
             </w:r>
             <w:proofErr w:type="spellStart"/>
-            <w:proofErr w:type="gramEnd"/>
             <w:r>
               <w:t>ing</w:t>
             </w:r>
@@ -13235,15 +12875,7 @@
           </w:tcPr>
           <w:p>
             <w:r>
-              <w:t xml:space="preserve">If data is corrupted or missing program should start cleanly without freezing or </w:t>
-            </w:r>
-            <w:proofErr w:type="gramStart"/>
-            <w:r>
-              <w:t>crashing(</w:t>
-            </w:r>
-            <w:proofErr w:type="gramEnd"/>
-            <w:r>
-              <w:t>If external file is missing a new one will be created)</w:t>
+              <w:t>If data is corrupted or missing program should start cleanly without freezing or crashing(If external file is missing a new one will be created)</w:t>
             </w:r>
           </w:p>
         </w:tc>
@@ -13715,16 +13347,11 @@
       </w:r>
     </w:p>
     <w:p>
-      <w:proofErr w:type="gramStart"/>
       <w:r>
         <w:t xml:space="preserve">The </w:t>
       </w:r>
       <w:r>
-        <w:t>majority of</w:t>
-      </w:r>
-      <w:proofErr w:type="gramEnd"/>
-      <w:r>
-        <w:t xml:space="preserve"> the code is in python and </w:t>
+        <w:t xml:space="preserve">majority of the code is in python and </w:t>
       </w:r>
       <w:proofErr w:type="spellStart"/>
       <w:r>
@@ -13904,17 +13531,12 @@
         <w:t xml:space="preserve">list each time </w:t>
       </w:r>
       <w:proofErr w:type="spellStart"/>
-      <w:proofErr w:type="gramStart"/>
       <w:r>
         <w:t>ShuffleCards</w:t>
       </w:r>
       <w:proofErr w:type="spellEnd"/>
       <w:r>
-        <w:t>(</w:t>
-      </w:r>
-      <w:proofErr w:type="gramEnd"/>
-      <w:r>
-        <w:t>)</w:t>
+        <w:t>()</w:t>
       </w:r>
       <w:r>
         <w:t xml:space="preserve"> is called</w:t>
@@ -13982,17 +13604,12 @@
     </w:p>
     <w:p>
       <w:proofErr w:type="spellStart"/>
-      <w:proofErr w:type="gramStart"/>
       <w:r>
         <w:t>ShuffleCards</w:t>
       </w:r>
       <w:proofErr w:type="spellEnd"/>
       <w:r>
-        <w:t>(</w:t>
-      </w:r>
-      <w:proofErr w:type="gramEnd"/>
-      <w:r>
-        <w:t>)</w:t>
+        <w:t>()</w:t>
       </w:r>
       <w:r>
         <w:t xml:space="preserve"> function</w:t>
@@ -14123,22 +13740,10 @@
           <w:b/>
           <w:bCs/>
         </w:rPr>
-        <w:t xml:space="preserve">Blackjack </w:t>
-      </w:r>
-      <w:proofErr w:type="gramStart"/>
-      <w:r>
-        <w:rPr>
-          <w:b/>
-          <w:bCs/>
-        </w:rPr>
-        <w:t>system</w:t>
-      </w:r>
-      <w:r>
-        <w:t>:</w:t>
-      </w:r>
-      <w:proofErr w:type="gramEnd"/>
-      <w:r>
-        <w:t xml:space="preserve"> </w:t>
+        <w:t>Blackjack system</w:t>
+      </w:r>
+      <w:r>
+        <w:t xml:space="preserve">: </w:t>
       </w:r>
       <w:r>
         <w:t xml:space="preserve">manages order and sequence of </w:t>
@@ -14162,17 +13767,12 @@
         <w:t xml:space="preserve">applies </w:t>
       </w:r>
       <w:r>
-        <w:t xml:space="preserve">game </w:t>
-      </w:r>
-      <w:proofErr w:type="gramStart"/>
-      <w:r>
-        <w:t>rules</w:t>
+        <w:t>game rules</w:t>
       </w:r>
       <w:r>
         <w:t>(</w:t>
       </w:r>
       <w:proofErr w:type="spellStart"/>
-      <w:proofErr w:type="gramEnd"/>
       <w:r>
         <w:t>e.g</w:t>
       </w:r>
@@ -14380,15 +13980,7 @@
           <w:b/>
           <w:bCs/>
         </w:rPr>
-        <w:t xml:space="preserve"> </w:t>
-      </w:r>
-      <w:proofErr w:type="gramStart"/>
-      <w:r>
-        <w:rPr>
-          <w:b/>
-          <w:bCs/>
-        </w:rPr>
-        <w:t>algor</w:t>
+        <w:t xml:space="preserve"> algor</w:t>
       </w:r>
       <w:r>
         <w:rPr>
@@ -14404,7 +13996,6 @@
         </w:rPr>
         <w:t>:</w:t>
       </w:r>
-      <w:proofErr w:type="gramEnd"/>
       <w:r>
         <w:t xml:space="preserve"> allocates cards to </w:t>
       </w:r>
@@ -14714,32 +14305,16 @@
       </w:r>
       <w:proofErr w:type="spellEnd"/>
       <w:r>
+        <w:t xml:space="preserve"> Blackjack()</w:t>
+      </w:r>
+      <w:r>
+        <w:t>.</w:t>
+      </w:r>
+      <w:r>
         <w:t xml:space="preserve"> </w:t>
       </w:r>
-      <w:proofErr w:type="gramStart"/>
-      <w:r>
-        <w:t>Blackjack(</w:t>
-      </w:r>
-      <w:proofErr w:type="gramEnd"/>
-      <w:r>
-        <w:t>)</w:t>
-      </w:r>
-      <w:r>
-        <w:t>.</w:t>
-      </w:r>
-      <w:r>
-        <w:t xml:space="preserve"> </w:t>
-      </w:r>
-      <w:r>
-        <w:t xml:space="preserve">On the next layer of the </w:t>
-      </w:r>
-      <w:proofErr w:type="gramStart"/>
-      <w:r>
-        <w:t>program</w:t>
-      </w:r>
-      <w:proofErr w:type="gramEnd"/>
-      <w:r>
-        <w:t xml:space="preserve"> it shows the nested sub routines that will be used within</w:t>
+      <w:r>
+        <w:t>On the next layer of the program it shows the nested sub routines that will be used within</w:t>
       </w:r>
       <w:r>
         <w:t xml:space="preserve"> the primary ones.</w:t>
@@ -15126,15 +14701,7 @@
         <w:t>table of poker</w:t>
       </w:r>
       <w:r>
-        <w:t xml:space="preserve"> depending on the total amount of currency invested </w:t>
-      </w:r>
-      <w:proofErr w:type="gramStart"/>
-      <w:r>
-        <w:t>in to</w:t>
-      </w:r>
-      <w:proofErr w:type="gramEnd"/>
-      <w:r>
-        <w:t xml:space="preserve"> the round</w:t>
+        <w:t xml:space="preserve"> depending on the total amount of currency invested in to the round</w:t>
       </w:r>
     </w:p>
     <w:p>
@@ -15508,15 +15075,7 @@
         <w:t xml:space="preserve">I </w:t>
       </w:r>
       <w:r>
-        <w:t xml:space="preserve">added an options button in the top </w:t>
-      </w:r>
-      <w:proofErr w:type="gramStart"/>
-      <w:r>
-        <w:t>right</w:t>
-      </w:r>
-      <w:proofErr w:type="gramEnd"/>
-      <w:r>
-        <w:t xml:space="preserve"> and this is where the poker </w:t>
+        <w:t xml:space="preserve">added an options button in the top right and this is where the poker </w:t>
       </w:r>
       <w:r>
         <w:t xml:space="preserve">card rankings can be accessed. I </w:t>
@@ -15525,15 +15084,7 @@
         <w:t xml:space="preserve">ended up moving the cards in the centre upwards to make space for the currency pool </w:t>
       </w:r>
       <w:r>
-        <w:t xml:space="preserve">that will be in the centre which will be the total of every </w:t>
-      </w:r>
-      <w:proofErr w:type="gramStart"/>
-      <w:r>
-        <w:t>players</w:t>
-      </w:r>
-      <w:proofErr w:type="gramEnd"/>
-      <w:r>
-        <w:t xml:space="preserve"> invested currency.</w:t>
+        <w:t>that will be in the centre which will be the total of every players invested currency.</w:t>
       </w:r>
     </w:p>
     <w:p>
@@ -15562,13 +15113,8 @@
       </w:r>
     </w:p>
     <w:p>
-      <w:proofErr w:type="gramStart"/>
-      <w:r>
-        <w:t>Also</w:t>
-      </w:r>
-      <w:proofErr w:type="gramEnd"/>
-      <w:r>
-        <w:t xml:space="preserve"> I mistakenly put 3 community cards (the </w:t>
+      <w:r>
+        <w:t xml:space="preserve">Also I mistakenly put 3 community cards (the </w:t>
       </w:r>
       <w:r>
         <w:t>cards near the top of the screen</w:t>
@@ -15806,18 +15352,10 @@
         <w:t xml:space="preserve">which will return to normal once their turn is over </w:t>
       </w:r>
       <w:r>
-        <w:t xml:space="preserve">and which players are </w:t>
-      </w:r>
-      <w:proofErr w:type="gramStart"/>
-      <w:r>
-        <w:t xml:space="preserve">out </w:t>
-      </w:r>
-      <w:r>
-        <w:t xml:space="preserve"> (</w:t>
-      </w:r>
-      <w:proofErr w:type="gramEnd"/>
-      <w:r>
-        <w:t>Name is strikethrough).</w:t>
+        <w:t xml:space="preserve">and which players are out </w:t>
+      </w:r>
+      <w:r>
+        <w:t xml:space="preserve"> (Name is strikethrough).</w:t>
       </w:r>
     </w:p>
     <w:p>
@@ -15876,15 +15414,7 @@
         <w:t xml:space="preserve">mouse click on shuffler. I decided to make this the button to get another card as it </w:t>
       </w:r>
       <w:r>
-        <w:t xml:space="preserve">adds to the realism of getting a card from the </w:t>
-      </w:r>
-      <w:proofErr w:type="gramStart"/>
-      <w:r>
-        <w:t>shuffler  instead</w:t>
-      </w:r>
-      <w:proofErr w:type="gramEnd"/>
-      <w:r>
-        <w:t xml:space="preserve"> of having a separate button for Hit</w:t>
+        <w:t>adds to the realism of getting a card from the shuffler  instead of having a separate button for Hit</w:t>
       </w:r>
     </w:p>
     <w:p>
@@ -16049,23 +15579,7 @@
         </w:numPr>
       </w:pPr>
       <w:r>
-        <w:t xml:space="preserve">Shuffled deck will be a </w:t>
-      </w:r>
-      <w:proofErr w:type="gramStart"/>
-      <w:r>
-        <w:t>queue</w:t>
-      </w:r>
-      <w:proofErr w:type="gramEnd"/>
-      <w:r>
-        <w:t xml:space="preserve"> and the dealing algorithm will dequeue the “card” at the front of the queue</w:t>
-      </w:r>
-      <w:proofErr w:type="gramStart"/>
-      <w:r>
-        <w:t>/”deck</w:t>
-      </w:r>
-      <w:proofErr w:type="gramEnd"/>
-      <w:r>
-        <w:t>”</w:t>
+        <w:t>Shuffled deck will be a queue and the dealing algorithm will dequeue the “card” at the front of the queue/”deck”</w:t>
       </w:r>
     </w:p>
     <w:p>
@@ -16585,22 +16099,12 @@
         <w:t xml:space="preserve">Determine </w:t>
       </w:r>
       <w:proofErr w:type="spellStart"/>
-      <w:proofErr w:type="gramStart"/>
       <w:r>
         <w:t>win,draw</w:t>
       </w:r>
       <w:proofErr w:type="spellEnd"/>
-      <w:proofErr w:type="gramEnd"/>
-      <w:r>
-        <w:t xml:space="preserve"> or loss for each player based upon each </w:t>
-      </w:r>
-      <w:proofErr w:type="gramStart"/>
-      <w:r>
-        <w:t>players</w:t>
-      </w:r>
-      <w:proofErr w:type="gramEnd"/>
-      <w:r>
-        <w:t xml:space="preserve"> card rankings if player has not Folded</w:t>
+      <w:r>
+        <w:t xml:space="preserve"> or loss for each player based upon each players card rankings if player has not Folded</w:t>
       </w:r>
     </w:p>
     <w:p>
@@ -16735,15 +16239,7 @@
         </w:numPr>
       </w:pPr>
       <w:r>
-        <w:t xml:space="preserve">This is done after the essential parts of the games logic as this will be the most </w:t>
-      </w:r>
-      <w:proofErr w:type="gramStart"/>
-      <w:r>
-        <w:t>time consuming</w:t>
-      </w:r>
-      <w:proofErr w:type="gramEnd"/>
-      <w:r>
-        <w:t xml:space="preserve"> part of this project and for reasons stated further up.</w:t>
+        <w:t>This is done after the essential parts of the games logic as this will be the most time consuming part of this project and for reasons stated further up.</w:t>
       </w:r>
     </w:p>
     <w:p>
@@ -16932,7 +16428,6 @@
           <w:szCs w:val="28"/>
         </w:rPr>
       </w:pPr>
-      <w:proofErr w:type="gramStart"/>
       <w:r>
         <w:rPr>
           <w:i/>
@@ -16958,27 +16453,7 @@
           <w:sz w:val="20"/>
           <w:szCs w:val="20"/>
         </w:rPr>
-        <w:t>(</w:t>
-      </w:r>
-      <w:proofErr w:type="gramEnd"/>
-      <w:r>
-        <w:rPr>
-          <w:i/>
-          <w:iCs/>
-          <w:sz w:val="20"/>
-          <w:szCs w:val="20"/>
-        </w:rPr>
-        <w:t xml:space="preserve">UPPER </w:t>
-      </w:r>
-      <w:proofErr w:type="gramStart"/>
-      <w:r>
-        <w:rPr>
-          <w:i/>
-          <w:iCs/>
-          <w:sz w:val="20"/>
-          <w:szCs w:val="20"/>
-        </w:rPr>
-        <w:t>CASE</w:t>
+        <w:t>(UPPER CASE</w:t>
       </w:r>
       <w:r>
         <w:rPr>
@@ -17005,17 +16480,7 @@
           <w:sz w:val="28"/>
           <w:szCs w:val="28"/>
         </w:rPr>
-        <w:t>X</w:t>
-      </w:r>
-      <w:proofErr w:type="gramEnd"/>
-      <w:r>
-        <w:rPr>
-          <w:i/>
-          <w:iCs/>
-          <w:sz w:val="28"/>
-          <w:szCs w:val="28"/>
-        </w:rPr>
-        <w:t xml:space="preserve"> = number 1-4 just a simplification</w:t>
+        <w:t>X = number 1-4 just a simplification</w:t>
       </w:r>
       <w:r>
         <w:rPr>
@@ -17179,15 +16644,7 @@
               <w:t xml:space="preserve"> </w:t>
             </w:r>
             <w:r>
-              <w:t>[player</w:t>
-            </w:r>
-            <w:proofErr w:type="gramStart"/>
-            <w:r>
-              <w:t>1,player2,player3,player</w:t>
-            </w:r>
-            <w:proofErr w:type="gramEnd"/>
-            <w:r>
-              <w:t>4]</w:t>
+              <w:t>[player1,player2,player3,player4]</w:t>
             </w:r>
           </w:p>
         </w:tc>
@@ -17280,17 +16737,8 @@
               <w:t xml:space="preserve"> = [</w:t>
             </w:r>
             <w:proofErr w:type="spellStart"/>
-            <w:proofErr w:type="gramStart"/>
-            <w:r>
-              <w:t>playerXUser,playerXCurrency</w:t>
-            </w:r>
-            <w:proofErr w:type="gramEnd"/>
-            <w:r>
-              <w:t>,</w:t>
-            </w:r>
-            <w:proofErr w:type="gramStart"/>
-            <w:r>
-              <w:t>playerXCards,</w:t>
+            <w:r>
+              <w:t>playerXUser,playerXCurrency,playerXCards,</w:t>
             </w:r>
             <w:r>
               <w:t>p</w:t>
@@ -17299,7 +16747,6 @@
               <w:t>layerXResult</w:t>
             </w:r>
             <w:proofErr w:type="spellEnd"/>
-            <w:proofErr w:type="gramEnd"/>
             <w:r>
               <w:t>]</w:t>
             </w:r>
@@ -17373,11 +16820,7 @@
               <w:t>of lots of different things</w:t>
             </w:r>
             <w:r>
-              <w:t xml:space="preserve"> for </w:t>
-            </w:r>
-            <w:proofErr w:type="gramStart"/>
-            <w:r>
-              <w:t xml:space="preserve">players </w:t>
+              <w:t xml:space="preserve"> for players </w:t>
             </w:r>
             <w:r>
               <w:t xml:space="preserve"> </w:t>
@@ -17387,7 +16830,6 @@
               <w:t>e.g</w:t>
             </w:r>
             <w:proofErr w:type="spellEnd"/>
-            <w:proofErr w:type="gramEnd"/>
             <w:r>
               <w:t xml:space="preserve"> Poker, Blackjack, Leaderboard etc</w:t>
             </w:r>
@@ -17423,7 +16865,6 @@
               <w:t>dealer = [</w:t>
             </w:r>
             <w:proofErr w:type="spellStart"/>
-            <w:proofErr w:type="gramStart"/>
             <w:r>
               <w:t>dealerUser,</w:t>
             </w:r>
@@ -17431,18 +16872,9 @@
               <w:t>dealers</w:t>
             </w:r>
             <w:r>
-              <w:t>Pot</w:t>
-            </w:r>
-            <w:proofErr w:type="gramEnd"/>
-            <w:r>
-              <w:t>,</w:t>
-            </w:r>
-            <w:proofErr w:type="gramStart"/>
-            <w:r>
-              <w:t>dealerCards,dealerResult</w:t>
+              <w:t>Pot,dealerCards,dealerResult</w:t>
             </w:r>
             <w:proofErr w:type="spellEnd"/>
-            <w:proofErr w:type="gramEnd"/>
             <w:r>
               <w:t>]</w:t>
             </w:r>
@@ -18394,17 +17826,12 @@
               <w:jc w:val="center"/>
             </w:pPr>
             <w:proofErr w:type="spellStart"/>
-            <w:proofErr w:type="gramStart"/>
             <w:r>
               <w:t>ShuffleDeck</w:t>
             </w:r>
             <w:proofErr w:type="spellEnd"/>
             <w:r>
-              <w:t>(</w:t>
-            </w:r>
-            <w:proofErr w:type="gramEnd"/>
-            <w:r>
-              <w:t>)</w:t>
+              <w:t>()</w:t>
             </w:r>
           </w:p>
         </w:tc>
@@ -18469,7 +17896,6 @@
               <w:t>(</w:t>
             </w:r>
             <w:proofErr w:type="spellStart"/>
-            <w:proofErr w:type="gramStart"/>
             <w:r>
               <w:t>playerCards,</w:t>
             </w:r>
@@ -18477,7 +17903,6 @@
               <w:t>nCards</w:t>
             </w:r>
             <w:proofErr w:type="spellEnd"/>
-            <w:proofErr w:type="gramEnd"/>
             <w:r>
               <w:t>)</w:t>
             </w:r>
@@ -18568,12 +17993,10 @@
               <w:t>(</w:t>
             </w:r>
             <w:proofErr w:type="spellStart"/>
-            <w:proofErr w:type="gramStart"/>
             <w:r>
               <w:t>playerCards,nCards</w:t>
             </w:r>
             <w:proofErr w:type="spellEnd"/>
-            <w:proofErr w:type="gramEnd"/>
             <w:r>
               <w:t>)</w:t>
             </w:r>
@@ -18900,14 +18323,12 @@
             <w:pPr>
               <w:jc w:val="center"/>
             </w:pPr>
-            <w:proofErr w:type="gramStart"/>
             <w:r>
               <w:t>ORDERED</w:t>
             </w:r>
             <w:r>
               <w:t>[</w:t>
             </w:r>
-            <w:proofErr w:type="gramEnd"/>
             <w:r>
               <w:t>52]</w:t>
             </w:r>
@@ -18935,13 +18356,8 @@
               <w:jc w:val="center"/>
             </w:pPr>
             <w:r>
-              <w:t xml:space="preserve">Holds an ordered standard deck of (52) cards: </w:t>
-            </w:r>
-            <w:proofErr w:type="gramStart"/>
-            <w:r>
-              <w:t>cards[</w:t>
-            </w:r>
-            <w:proofErr w:type="gramEnd"/>
+              <w:t>Holds an ordered standard deck of (52) cards: cards[</w:t>
+            </w:r>
             <w:r>
               <w:t>13</w:t>
             </w:r>
@@ -18974,7 +18390,6 @@
               <w:jc w:val="center"/>
             </w:pPr>
             <w:proofErr w:type="spellStart"/>
-            <w:proofErr w:type="gramStart"/>
             <w:r>
               <w:t>shu</w:t>
             </w:r>
@@ -18983,11 +18398,7 @@
             </w:r>
             <w:proofErr w:type="spellEnd"/>
             <w:r>
-              <w:t>[</w:t>
-            </w:r>
-            <w:proofErr w:type="gramEnd"/>
-            <w:r>
-              <w:t>52]</w:t>
+              <w:t>[52]</w:t>
             </w:r>
           </w:p>
         </w:tc>
@@ -19658,13 +19069,8 @@
             <w:pPr>
               <w:jc w:val="center"/>
             </w:pPr>
-            <w:proofErr w:type="gramStart"/>
-            <w:r>
-              <w:t>Winnings(</w:t>
-            </w:r>
-            <w:proofErr w:type="gramEnd"/>
-            <w:r>
-              <w:t>)</w:t>
+            <w:r>
+              <w:t>Winnings()</w:t>
             </w:r>
           </w:p>
         </w:tc>
@@ -20800,17 +20206,12 @@
               <w:jc w:val="center"/>
             </w:pPr>
             <w:proofErr w:type="spellStart"/>
-            <w:proofErr w:type="gramStart"/>
             <w:r>
               <w:t>AcS</w:t>
             </w:r>
             <w:proofErr w:type="spellEnd"/>
             <w:r>
-              <w:t>[</w:t>
-            </w:r>
-            <w:proofErr w:type="gramEnd"/>
-            <w:r>
-              <w:t>0] = “</w:t>
+              <w:t>[0] = “</w:t>
             </w:r>
             <w:proofErr w:type="spellStart"/>
             <w:r>
@@ -20869,25 +20270,18 @@
               <w:jc w:val="center"/>
             </w:pPr>
             <w:proofErr w:type="spellStart"/>
-            <w:proofErr w:type="gramStart"/>
             <w:r>
               <w:t>AcS</w:t>
             </w:r>
             <w:proofErr w:type="spellEnd"/>
             <w:r>
-              <w:t>[</w:t>
-            </w:r>
-            <w:proofErr w:type="gramEnd"/>
-            <w:r>
-              <w:t xml:space="preserve">1] = </w:t>
+              <w:t xml:space="preserve">[1] = </w:t>
             </w:r>
             <w:proofErr w:type="spellStart"/>
-            <w:proofErr w:type="gramStart"/>
             <w:r>
               <w:t>screen.blit</w:t>
             </w:r>
             <w:proofErr w:type="spellEnd"/>
-            <w:proofErr w:type="gramEnd"/>
             <w:r>
               <w:t>[image, “ace-of-spades.png”]</w:t>
             </w:r>
@@ -21124,44 +20518,12 @@
           <w:p/>
           <w:p>
             <w:r>
-              <w:t xml:space="preserve">There is a check if there </w:t>
-            </w:r>
-            <w:proofErr w:type="gramStart"/>
-            <w:r>
-              <w:t>is</w:t>
-            </w:r>
-            <w:proofErr w:type="gramEnd"/>
-            <w:r>
-              <w:t xml:space="preserve"> enough cards to give </w:t>
-            </w:r>
-            <w:proofErr w:type="gramStart"/>
-            <w:r>
-              <w:t>out(</w:t>
-            </w:r>
-            <w:proofErr w:type="gramEnd"/>
-            <w:r>
-              <w:t>is the number of cards more than the number of cards in shuffled deck)</w:t>
-            </w:r>
-          </w:p>
-          <w:p>
-            <w:r>
-              <w:t xml:space="preserve">If there aren’t enough </w:t>
-            </w:r>
-            <w:proofErr w:type="gramStart"/>
-            <w:r>
-              <w:t>cards</w:t>
-            </w:r>
-            <w:proofErr w:type="gramEnd"/>
-            <w:r>
-              <w:t xml:space="preserve"> then </w:t>
-            </w:r>
-            <w:proofErr w:type="gramStart"/>
-            <w:r>
-              <w:t>The</w:t>
-            </w:r>
-            <w:proofErr w:type="gramEnd"/>
-            <w:r>
-              <w:t xml:space="preserve"> subroutine ends without dealing any cards</w:t>
+              <w:t>There is a check if there is enough cards to give out(is the number of cards more than the number of cards in shuffled deck)</w:t>
+            </w:r>
+          </w:p>
+          <w:p>
+            <w:r>
+              <w:t>If there aren’t enough cards then The subroutine ends without dealing any cards</w:t>
             </w:r>
             <w:r>
               <w:t xml:space="preserve"> or removing any from the shuffled deck</w:t>
@@ -21170,23 +20532,7 @@
           <w:p/>
           <w:p>
             <w:r>
-              <w:t xml:space="preserve">If there </w:t>
-            </w:r>
-            <w:proofErr w:type="gramStart"/>
-            <w:r>
-              <w:t>is</w:t>
-            </w:r>
-            <w:proofErr w:type="gramEnd"/>
-            <w:r>
-              <w:t xml:space="preserve"> enough </w:t>
-            </w:r>
-            <w:proofErr w:type="gramStart"/>
-            <w:r>
-              <w:t>cards</w:t>
-            </w:r>
-            <w:proofErr w:type="gramEnd"/>
-            <w:r>
-              <w:t xml:space="preserve"> the cards are added to the player</w:t>
+              <w:t>If there is enough cards the cards are added to the player</w:t>
             </w:r>
             <w:r>
               <w:t xml:space="preserve"> (passed as a parameter)</w:t>
@@ -21320,15 +20666,7 @@
           <w:p/>
           <w:p>
             <w:r>
-              <w:t xml:space="preserve">The ordered deck of cards is used to be </w:t>
-            </w:r>
-            <w:proofErr w:type="gramStart"/>
-            <w:r>
-              <w:t>shuffled</w:t>
-            </w:r>
-            <w:proofErr w:type="gramEnd"/>
-            <w:r>
-              <w:t xml:space="preserve"> and the shuffled version is the shuffled deck and the ordered deck remains the same</w:t>
+              <w:t>The ordered deck of cards is used to be shuffled and the shuffled version is the shuffled deck and the ordered deck remains the same</w:t>
             </w:r>
           </w:p>
           <w:p/>
@@ -21460,23 +20798,7 @@
                 <w:b/>
                 <w:bCs/>
               </w:rPr>
-              <w:t xml:space="preserve">Card </w:t>
-            </w:r>
-            <w:proofErr w:type="gramStart"/>
-            <w:r>
-              <w:rPr>
-                <w:b/>
-                <w:bCs/>
-              </w:rPr>
-              <w:t>values(</w:t>
-            </w:r>
-            <w:proofErr w:type="gramEnd"/>
-            <w:r>
-              <w:rPr>
-                <w:b/>
-                <w:bCs/>
-              </w:rPr>
-              <w:t>and suit) Subroutine</w:t>
+              <w:t>Card values(and suit) Subroutine</w:t>
             </w:r>
           </w:p>
         </w:tc>
@@ -21684,23 +21006,7 @@
         </w:numPr>
       </w:pPr>
       <w:r>
-        <w:t xml:space="preserve">Shuffled deck will be a </w:t>
-      </w:r>
-      <w:proofErr w:type="gramStart"/>
-      <w:r>
-        <w:t>queue</w:t>
-      </w:r>
-      <w:proofErr w:type="gramEnd"/>
-      <w:r>
-        <w:t xml:space="preserve"> and the dealing algorithm will dequeue the “card” at the front of the queue</w:t>
-      </w:r>
-      <w:proofErr w:type="gramStart"/>
-      <w:r>
-        <w:t>/”deck</w:t>
-      </w:r>
-      <w:proofErr w:type="gramEnd"/>
-      <w:r>
-        <w:t>”</w:t>
+        <w:t>Shuffled deck will be a queue and the dealing algorithm will dequeue the “card” at the front of the queue/”deck”</w:t>
       </w:r>
     </w:p>
     <w:p>
@@ -21816,21 +21122,7 @@
           <w:rPr>
             <w:rStyle w:val="Hyperlink"/>
           </w:rPr>
-          <w:t xml:space="preserve">Python Random </w:t>
-        </w:r>
-        <w:proofErr w:type="gramStart"/>
-        <w:r>
-          <w:rPr>
-            <w:rStyle w:val="Hyperlink"/>
-          </w:rPr>
-          <w:t>shuffle(</w:t>
-        </w:r>
-        <w:proofErr w:type="gramEnd"/>
-        <w:r>
-          <w:rPr>
-            <w:rStyle w:val="Hyperlink"/>
-          </w:rPr>
-          <w:t>) Method</w:t>
+          <w:t>Python Random shuffle() Method</w:t>
         </w:r>
       </w:hyperlink>
     </w:p>
@@ -21885,7 +21177,7 @@
                 <w:lang w:eastAsia="en-GB"/>
               </w:rPr>
               <w:drawing>
-                <wp:inline distT="0" distB="0" distL="0" distR="0" wp14:anchorId="174E0343" wp14:editId="165ACF07">
+                <wp:inline distT="0" distB="0" distL="0" distR="0" wp14:anchorId="174E0343" wp14:editId="0CDED397">
                   <wp:extent cx="2944994" cy="1211283"/>
                   <wp:effectExtent l="0" t="0" r="8255" b="8255"/>
                   <wp:docPr id="1909004241" name="Picture 1"/>
@@ -22024,13 +21316,8 @@
             </w:r>
           </w:p>
           <w:p>
-            <w:proofErr w:type="gramStart"/>
-            <w:r>
-              <w:t>Ultimately</w:t>
-            </w:r>
-            <w:proofErr w:type="gramEnd"/>
-            <w:r>
-              <w:t xml:space="preserve"> I opted with Picture one as the codes readability is much better and helping with future maintenance and debugging and ease of GUI creation each card will have an image of it assigned to it. </w:t>
+            <w:r>
+              <w:t xml:space="preserve">Ultimately I opted with Picture one as the codes readability is much better and helping with future maintenance and debugging and ease of GUI creation each card will have an image of it assigned to it. </w:t>
             </w:r>
             <w:proofErr w:type="spellStart"/>
             <w:r>
@@ -22159,23 +21446,7 @@
           </w:tcPr>
           <w:p>
             <w:r>
-              <w:t xml:space="preserve">Testing </w:t>
-            </w:r>
-            <w:proofErr w:type="gramStart"/>
-            <w:r>
-              <w:t>this highlighted problems</w:t>
-            </w:r>
-            <w:proofErr w:type="gramEnd"/>
-            <w:r>
-              <w:t xml:space="preserve"> that would </w:t>
-            </w:r>
-            <w:proofErr w:type="gramStart"/>
-            <w:r>
-              <w:t>of</w:t>
-            </w:r>
-            <w:proofErr w:type="gramEnd"/>
-            <w:r>
-              <w:t xml:space="preserve"> caused </w:t>
+              <w:t xml:space="preserve">Testing this highlighted problems that would of caused </w:t>
             </w:r>
             <w:proofErr w:type="spellStart"/>
             <w:r>
@@ -22207,21 +21478,8 @@
               <w:t>e.g</w:t>
             </w:r>
             <w:proofErr w:type="spellEnd"/>
-            <w:proofErr w:type="gramStart"/>
-            <w:r>
-              <w:t xml:space="preserve">   “</w:t>
-            </w:r>
-            <w:proofErr w:type="gramEnd"/>
-            <w:r>
-              <w:t>1</w:t>
-            </w:r>
-            <w:proofErr w:type="gramStart"/>
-            <w:r>
-              <w:t>s”  and</w:t>
-            </w:r>
-            <w:proofErr w:type="gramEnd"/>
-            <w:r>
-              <w:t xml:space="preserve">  “10s”</w:t>
+            <w:r>
+              <w:t xml:space="preserve">   “1s”  and  “10s”</w:t>
             </w:r>
           </w:p>
           <w:p>
@@ -22245,15 +21503,7 @@
               </w:numPr>
             </w:pPr>
             <w:r>
-              <w:t xml:space="preserve">I changed the values such that the first 2 characters indicate the </w:t>
-            </w:r>
-            <w:proofErr w:type="gramStart"/>
-            <w:r>
-              <w:t>value</w:t>
-            </w:r>
-            <w:proofErr w:type="gramEnd"/>
-            <w:r>
-              <w:t xml:space="preserve"> and the last character indicates the suit the suit letter being capitalised as now the face cards and ace are two letters long which means I also capitalise the first letter of them </w:t>
+              <w:t xml:space="preserve">I changed the values such that the first 2 characters indicate the value and the last character indicates the suit the suit letter being capitalised as now the face cards and ace are two letters long which means I also capitalise the first letter of them </w:t>
             </w:r>
             <w:proofErr w:type="spellStart"/>
             <w:r>
@@ -22524,47 +21774,15 @@
                 <w:rFonts w:asciiTheme="majorHAnsi" w:eastAsia="Cambria Math" w:hAnsiTheme="majorHAnsi"/>
                 <w:lang w:eastAsia="ja-JP"/>
               </w:rPr>
-              <w:t>shuffled_</w:t>
-            </w:r>
-            <w:proofErr w:type="gramStart"/>
+              <w:t>shuffled_deck</w:t>
+            </w:r>
+            <w:proofErr w:type="spellEnd"/>
             <w:r>
               <w:rPr>
                 <w:rFonts w:asciiTheme="majorHAnsi" w:eastAsia="Cambria Math" w:hAnsiTheme="majorHAnsi"/>
                 <w:lang w:eastAsia="ja-JP"/>
               </w:rPr>
-              <w:t>deck</w:t>
-            </w:r>
-            <w:proofErr w:type="spellEnd"/>
-            <w:r>
-              <w:rPr>
-                <w:rFonts w:asciiTheme="majorHAnsi" w:eastAsia="Cambria Math" w:hAnsiTheme="majorHAnsi"/>
-                <w:lang w:eastAsia="ja-JP"/>
-              </w:rPr>
-              <w:t xml:space="preserve"> ,</w:t>
-            </w:r>
-            <w:proofErr w:type="gramEnd"/>
-            <w:r>
-              <w:rPr>
-                <w:rFonts w:asciiTheme="majorHAnsi" w:eastAsia="Cambria Math" w:hAnsiTheme="majorHAnsi"/>
-                <w:lang w:eastAsia="ja-JP"/>
-              </w:rPr>
-              <w:t xml:space="preserve"> </w:t>
-            </w:r>
-            <w:proofErr w:type="gramStart"/>
-            <w:r>
-              <w:rPr>
-                <w:rFonts w:asciiTheme="majorHAnsi" w:eastAsia="Cambria Math" w:hAnsiTheme="majorHAnsi"/>
-                <w:lang w:eastAsia="ja-JP"/>
-              </w:rPr>
-              <w:t>head ,</w:t>
-            </w:r>
-            <w:proofErr w:type="gramEnd"/>
-            <w:r>
-              <w:rPr>
-                <w:rFonts w:asciiTheme="majorHAnsi" w:eastAsia="Cambria Math" w:hAnsiTheme="majorHAnsi"/>
-                <w:lang w:eastAsia="ja-JP"/>
-              </w:rPr>
-              <w:t xml:space="preserve"> tail are changed within the function (resetting it to a full deck) and will be used within the other card subroutines.</w:t>
+              <w:t xml:space="preserve"> , head , tail are changed within the function (resetting it to a full deck) and will be used within the other card subroutines.</w:t>
             </w:r>
           </w:p>
           <w:p>
@@ -22580,7 +21798,6 @@
               </w:rPr>
             </w:pPr>
             <w:proofErr w:type="spellStart"/>
-            <w:proofErr w:type="gramStart"/>
             <w:r>
               <w:rPr>
                 <w:rFonts w:asciiTheme="majorHAnsi" w:eastAsia="Cambria Math" w:hAnsiTheme="majorHAnsi"/>
@@ -22589,7 +21806,6 @@
               <w:t>random.shuffle</w:t>
             </w:r>
             <w:proofErr w:type="spellEnd"/>
-            <w:proofErr w:type="gramEnd"/>
             <w:r>
               <w:rPr>
                 <w:rFonts w:asciiTheme="majorHAnsi" w:eastAsia="Cambria Math" w:hAnsiTheme="majorHAnsi"/>
@@ -22623,23 +21839,7 @@
                 <w:rFonts w:asciiTheme="majorHAnsi" w:eastAsia="Cambria Math" w:hAnsiTheme="majorHAnsi"/>
                 <w:lang w:eastAsia="ja-JP"/>
               </w:rPr>
-              <w:t xml:space="preserve">Treating the shuffled cards with a queue like fashion using pointers head and tail where cards will be handed out from the front(head). The tail has no use as of this </w:t>
-            </w:r>
-            <w:proofErr w:type="gramStart"/>
-            <w:r>
-              <w:rPr>
-                <w:rFonts w:asciiTheme="majorHAnsi" w:eastAsia="Cambria Math" w:hAnsiTheme="majorHAnsi"/>
-                <w:lang w:eastAsia="ja-JP"/>
-              </w:rPr>
-              <w:t>time</w:t>
-            </w:r>
-            <w:proofErr w:type="gramEnd"/>
-            <w:r>
-              <w:rPr>
-                <w:rFonts w:asciiTheme="majorHAnsi" w:eastAsia="Cambria Math" w:hAnsiTheme="majorHAnsi"/>
-                <w:lang w:eastAsia="ja-JP"/>
-              </w:rPr>
-              <w:t xml:space="preserve"> but I have instantiated a variable for it for the common standard with a head comes a tail. </w:t>
+              <w:t xml:space="preserve">Treating the shuffled cards with a queue like fashion using pointers head and tail where cards will be handed out from the front(head). The tail has no use as of this time but I have instantiated a variable for it for the common standard with a head comes a tail. </w:t>
             </w:r>
           </w:p>
           <w:p>
@@ -22887,39 +22087,7 @@
                 <w:rFonts w:asciiTheme="majorHAnsi" w:eastAsia="Cambria Math" w:hAnsiTheme="majorHAnsi"/>
                 <w:lang w:eastAsia="ja-JP"/>
               </w:rPr>
-              <w:t>card to a buffer (local) variable called “</w:t>
-            </w:r>
-            <w:proofErr w:type="gramStart"/>
-            <w:r>
-              <w:rPr>
-                <w:rFonts w:asciiTheme="majorHAnsi" w:eastAsia="Cambria Math" w:hAnsiTheme="majorHAnsi"/>
-                <w:lang w:eastAsia="ja-JP"/>
-              </w:rPr>
-              <w:t>card”  then</w:t>
-            </w:r>
-            <w:proofErr w:type="gramEnd"/>
-            <w:r>
-              <w:rPr>
-                <w:rFonts w:asciiTheme="majorHAnsi" w:eastAsia="Cambria Math" w:hAnsiTheme="majorHAnsi"/>
-                <w:lang w:eastAsia="ja-JP"/>
-              </w:rPr>
-              <w:t xml:space="preserve"> removed from the shuffled cards using the </w:t>
-            </w:r>
-            <w:proofErr w:type="gramStart"/>
-            <w:r>
-              <w:rPr>
-                <w:rFonts w:asciiTheme="majorHAnsi" w:eastAsia="Cambria Math" w:hAnsiTheme="majorHAnsi"/>
-                <w:lang w:eastAsia="ja-JP"/>
-              </w:rPr>
-              <w:t>pop(</w:t>
-            </w:r>
-            <w:proofErr w:type="gramEnd"/>
-            <w:r>
-              <w:rPr>
-                <w:rFonts w:asciiTheme="majorHAnsi" w:eastAsia="Cambria Math" w:hAnsiTheme="majorHAnsi"/>
-                <w:lang w:eastAsia="ja-JP"/>
-              </w:rPr>
-              <w:t>) built-in method for list handling.</w:t>
+              <w:t>card to a buffer (local) variable called “card”  then removed from the shuffled cards using the pop() built-in method for list handling.</w:t>
             </w:r>
           </w:p>
           <w:p>
@@ -23109,46 +22277,42 @@
                 <w:rFonts w:asciiTheme="majorHAnsi" w:eastAsia="Cambria Math" w:hAnsiTheme="majorHAnsi"/>
                 <w:lang w:eastAsia="ja-JP"/>
               </w:rPr>
-              <w:t xml:space="preserve">I tested the dealing of the </w:t>
-            </w:r>
-            <w:proofErr w:type="gramStart"/>
+              <w:t xml:space="preserve">I tested the dealing of the cards and it passed without repeating any cards and removing the delt cards from the shuffled list. However it brought to my attention that the total amount of cards left was 48 even though 8 were removed and the total before dealing is supposed to be 52. It turned out I mistakenly included an extra value of cards </w:t>
+            </w:r>
             <w:r>
               <w:rPr>
                 <w:rFonts w:asciiTheme="majorHAnsi" w:eastAsia="Cambria Math" w:hAnsiTheme="majorHAnsi"/>
                 <w:lang w:eastAsia="ja-JP"/>
               </w:rPr>
-              <w:t>cards</w:t>
-            </w:r>
-            <w:proofErr w:type="gramEnd"/>
+              <w:t>["0</w:t>
+            </w:r>
             <w:r>
               <w:rPr>
                 <w:rFonts w:asciiTheme="majorHAnsi" w:eastAsia="Cambria Math" w:hAnsiTheme="majorHAnsi"/>
                 <w:lang w:eastAsia="ja-JP"/>
               </w:rPr>
-              <w:t xml:space="preserve"> and it passed without repeating any cards and removing the delt cards from the shuffled list. </w:t>
-            </w:r>
-            <w:proofErr w:type="gramStart"/>
+              <w:t>1</w:t>
+            </w:r>
             <w:r>
               <w:rPr>
                 <w:rFonts w:asciiTheme="majorHAnsi" w:eastAsia="Cambria Math" w:hAnsiTheme="majorHAnsi"/>
                 <w:lang w:eastAsia="ja-JP"/>
               </w:rPr>
-              <w:t>However</w:t>
-            </w:r>
-            <w:proofErr w:type="gramEnd"/>
+              <w:t>S","0</w:t>
+            </w:r>
             <w:r>
               <w:rPr>
                 <w:rFonts w:asciiTheme="majorHAnsi" w:eastAsia="Cambria Math" w:hAnsiTheme="majorHAnsi"/>
                 <w:lang w:eastAsia="ja-JP"/>
               </w:rPr>
-              <w:t xml:space="preserve"> it brought to my attention that the total amount of cards left was 48 even though 8 were removed and the total before dealing is supposed to be 52. It turned out I mistakenly included an extra value of cards </w:t>
+              <w:t>1</w:t>
             </w:r>
             <w:r>
               <w:rPr>
                 <w:rFonts w:asciiTheme="majorHAnsi" w:eastAsia="Cambria Math" w:hAnsiTheme="majorHAnsi"/>
                 <w:lang w:eastAsia="ja-JP"/>
               </w:rPr>
-              <w:t>["0</w:t>
+              <w:t>H","0</w:t>
             </w:r>
             <w:r>
               <w:rPr>
@@ -23162,7 +22326,7 @@
                 <w:rFonts w:asciiTheme="majorHAnsi" w:eastAsia="Cambria Math" w:hAnsiTheme="majorHAnsi"/>
                 <w:lang w:eastAsia="ja-JP"/>
               </w:rPr>
-              <w:t>S","0</w:t>
+              <w:t>D","0</w:t>
             </w:r>
             <w:r>
               <w:rPr>
@@ -23176,107 +22340,61 @@
                 <w:rFonts w:asciiTheme="majorHAnsi" w:eastAsia="Cambria Math" w:hAnsiTheme="majorHAnsi"/>
                 <w:lang w:eastAsia="ja-JP"/>
               </w:rPr>
-              <w:t>H","0</w:t>
+              <w:t>C"]</w:t>
             </w:r>
             <w:r>
               <w:rPr>
                 <w:rFonts w:asciiTheme="majorHAnsi" w:eastAsia="Cambria Math" w:hAnsiTheme="majorHAnsi"/>
                 <w:lang w:eastAsia="ja-JP"/>
               </w:rPr>
-              <w:t>1</w:t>
-            </w:r>
-            <w:r>
+              <w:t xml:space="preserve"> which do not exist in real life.</w:t>
+            </w:r>
+          </w:p>
+          <w:p>
+            <w:pPr>
               <w:rPr>
                 <w:rFonts w:asciiTheme="majorHAnsi" w:eastAsia="Cambria Math" w:hAnsiTheme="majorHAnsi"/>
                 <w:lang w:eastAsia="ja-JP"/>
               </w:rPr>
-              <w:t>D","0</w:t>
-            </w:r>
+            </w:pPr>
             <w:r>
               <w:rPr>
                 <w:rFonts w:asciiTheme="majorHAnsi" w:eastAsia="Cambria Math" w:hAnsiTheme="majorHAnsi"/>
                 <w:lang w:eastAsia="ja-JP"/>
               </w:rPr>
-              <w:t>1</w:t>
-            </w:r>
+              <w:t xml:space="preserve">I corrected this shortly after and the </w:t>
+            </w:r>
+            <w:proofErr w:type="spellStart"/>
             <w:r>
               <w:rPr>
                 <w:rFonts w:asciiTheme="majorHAnsi" w:eastAsia="Cambria Math" w:hAnsiTheme="majorHAnsi"/>
                 <w:lang w:eastAsia="ja-JP"/>
               </w:rPr>
-              <w:t>C"]</w:t>
-            </w:r>
+              <w:t>DealCards</w:t>
+            </w:r>
+            <w:proofErr w:type="spellEnd"/>
             <w:r>
               <w:rPr>
                 <w:rFonts w:asciiTheme="majorHAnsi" w:eastAsia="Cambria Math" w:hAnsiTheme="majorHAnsi"/>
                 <w:lang w:eastAsia="ja-JP"/>
               </w:rPr>
-              <w:t xml:space="preserve"> which do not exist in real life.</w:t>
-            </w:r>
-          </w:p>
-          <w:p>
-            <w:pPr>
+              <w:t xml:space="preserve">() and </w:t>
+            </w:r>
+            <w:proofErr w:type="spellStart"/>
+            <w:r>
               <w:rPr>
                 <w:rFonts w:asciiTheme="majorHAnsi" w:eastAsia="Cambria Math" w:hAnsiTheme="majorHAnsi"/>
                 <w:lang w:eastAsia="ja-JP"/>
               </w:rPr>
-            </w:pPr>
+              <w:t>ShuffleCards</w:t>
+            </w:r>
+            <w:proofErr w:type="spellEnd"/>
             <w:r>
               <w:rPr>
                 <w:rFonts w:asciiTheme="majorHAnsi" w:eastAsia="Cambria Math" w:hAnsiTheme="majorHAnsi"/>
                 <w:lang w:eastAsia="ja-JP"/>
               </w:rPr>
-              <w:t xml:space="preserve">I corrected this shortly after and the </w:t>
-            </w:r>
-            <w:proofErr w:type="spellStart"/>
-            <w:proofErr w:type="gramStart"/>
-            <w:r>
-              <w:rPr>
-                <w:rFonts w:asciiTheme="majorHAnsi" w:eastAsia="Cambria Math" w:hAnsiTheme="majorHAnsi"/>
-                <w:lang w:eastAsia="ja-JP"/>
-              </w:rPr>
-              <w:t>DealCards</w:t>
-            </w:r>
-            <w:proofErr w:type="spellEnd"/>
-            <w:r>
-              <w:rPr>
-                <w:rFonts w:asciiTheme="majorHAnsi" w:eastAsia="Cambria Math" w:hAnsiTheme="majorHAnsi"/>
-                <w:lang w:eastAsia="ja-JP"/>
-              </w:rPr>
-              <w:t>(</w:t>
-            </w:r>
-            <w:proofErr w:type="gramEnd"/>
-            <w:r>
-              <w:rPr>
-                <w:rFonts w:asciiTheme="majorHAnsi" w:eastAsia="Cambria Math" w:hAnsiTheme="majorHAnsi"/>
-                <w:lang w:eastAsia="ja-JP"/>
-              </w:rPr>
-              <w:t xml:space="preserve">) and </w:t>
-            </w:r>
-            <w:proofErr w:type="spellStart"/>
-            <w:proofErr w:type="gramStart"/>
-            <w:r>
-              <w:rPr>
-                <w:rFonts w:asciiTheme="majorHAnsi" w:eastAsia="Cambria Math" w:hAnsiTheme="majorHAnsi"/>
-                <w:lang w:eastAsia="ja-JP"/>
-              </w:rPr>
-              <w:t>ShuffleCards</w:t>
-            </w:r>
-            <w:proofErr w:type="spellEnd"/>
-            <w:r>
-              <w:rPr>
-                <w:rFonts w:asciiTheme="majorHAnsi" w:eastAsia="Cambria Math" w:hAnsiTheme="majorHAnsi"/>
-                <w:lang w:eastAsia="ja-JP"/>
-              </w:rPr>
-              <w:t>(</w:t>
-            </w:r>
-            <w:proofErr w:type="gramEnd"/>
-            <w:r>
-              <w:rPr>
-                <w:rFonts w:asciiTheme="majorHAnsi" w:eastAsia="Cambria Math" w:hAnsiTheme="majorHAnsi"/>
-                <w:lang w:eastAsia="ja-JP"/>
-              </w:rPr>
-              <w:t>) sub-routines were working as intended.</w:t>
+              <w:t>() sub-routines were working as intended.</w:t>
             </w:r>
           </w:p>
           <w:p/>
@@ -23647,23 +22765,7 @@
                 <w:rFonts w:asciiTheme="majorHAnsi" w:eastAsia="Cambria Math" w:hAnsiTheme="majorHAnsi"/>
                 <w:lang w:eastAsia="ja-JP"/>
               </w:rPr>
-              <w:t xml:space="preserve">Here </w:t>
-            </w:r>
-            <w:proofErr w:type="gramStart"/>
-            <w:r>
-              <w:rPr>
-                <w:rFonts w:asciiTheme="majorHAnsi" w:eastAsia="Cambria Math" w:hAnsiTheme="majorHAnsi"/>
-                <w:lang w:eastAsia="ja-JP"/>
-              </w:rPr>
-              <w:t>is</w:t>
-            </w:r>
-            <w:proofErr w:type="gramEnd"/>
-            <w:r>
-              <w:rPr>
-                <w:rFonts w:asciiTheme="majorHAnsi" w:eastAsia="Cambria Math" w:hAnsiTheme="majorHAnsi"/>
-                <w:lang w:eastAsia="ja-JP"/>
-              </w:rPr>
-              <w:t xml:space="preserve"> the updated lists:</w:t>
+              <w:t>Here is the updated lists:</w:t>
             </w:r>
           </w:p>
           <w:p>
@@ -23999,7 +23101,6 @@
               </w:rPr>
             </w:pPr>
             <w:proofErr w:type="spellStart"/>
-            <w:proofErr w:type="gramStart"/>
             <w:r>
               <w:rPr>
                 <w:rFonts w:asciiTheme="majorHAnsi" w:eastAsia="Cambria Math" w:hAnsiTheme="majorHAnsi"/>
@@ -24013,72 +23114,39 @@
                 <w:rFonts w:asciiTheme="majorHAnsi" w:eastAsia="Cambria Math" w:hAnsiTheme="majorHAnsi"/>
                 <w:lang w:eastAsia="ja-JP"/>
               </w:rPr>
-              <w:t>(</w:t>
-            </w:r>
-            <w:proofErr w:type="gramEnd"/>
+              <w:t xml:space="preserve">() is the subroutine for the card integration feature for the user to handle their own physical deck of cards. It is </w:t>
+            </w:r>
+            <w:proofErr w:type="spellStart"/>
             <w:r>
               <w:rPr>
                 <w:rFonts w:asciiTheme="majorHAnsi" w:eastAsia="Cambria Math" w:hAnsiTheme="majorHAnsi"/>
                 <w:lang w:eastAsia="ja-JP"/>
               </w:rPr>
-              <w:t xml:space="preserve">) is the subroutine for the card integration feature for the user to handle their own physical deck of cards. It is </w:t>
-            </w:r>
-            <w:proofErr w:type="spellStart"/>
+              <w:t>abit</w:t>
+            </w:r>
+            <w:proofErr w:type="spellEnd"/>
             <w:r>
               <w:rPr>
                 <w:rFonts w:asciiTheme="majorHAnsi" w:eastAsia="Cambria Math" w:hAnsiTheme="majorHAnsi"/>
                 <w:lang w:eastAsia="ja-JP"/>
               </w:rPr>
-              <w:t>abit</w:t>
-            </w:r>
-            <w:proofErr w:type="spellEnd"/>
+              <w:t xml:space="preserve"> similar to the </w:t>
+            </w:r>
+            <w:proofErr w:type="spellStart"/>
             <w:r>
               <w:rPr>
                 <w:rFonts w:asciiTheme="majorHAnsi" w:eastAsia="Cambria Math" w:hAnsiTheme="majorHAnsi"/>
                 <w:lang w:eastAsia="ja-JP"/>
               </w:rPr>
-              <w:t xml:space="preserve"> </w:t>
-            </w:r>
-            <w:proofErr w:type="gramStart"/>
+              <w:t>DealCards</w:t>
+            </w:r>
+            <w:proofErr w:type="spellEnd"/>
             <w:r>
               <w:rPr>
                 <w:rFonts w:asciiTheme="majorHAnsi" w:eastAsia="Cambria Math" w:hAnsiTheme="majorHAnsi"/>
                 <w:lang w:eastAsia="ja-JP"/>
               </w:rPr>
-              <w:t>similar to</w:t>
-            </w:r>
-            <w:proofErr w:type="gramEnd"/>
-            <w:r>
-              <w:rPr>
-                <w:rFonts w:asciiTheme="majorHAnsi" w:eastAsia="Cambria Math" w:hAnsiTheme="majorHAnsi"/>
-                <w:lang w:eastAsia="ja-JP"/>
-              </w:rPr>
-              <w:t xml:space="preserve"> the </w:t>
-            </w:r>
-            <w:proofErr w:type="spellStart"/>
-            <w:proofErr w:type="gramStart"/>
-            <w:r>
-              <w:rPr>
-                <w:rFonts w:asciiTheme="majorHAnsi" w:eastAsia="Cambria Math" w:hAnsiTheme="majorHAnsi"/>
-                <w:lang w:eastAsia="ja-JP"/>
-              </w:rPr>
-              <w:t>DealCards</w:t>
-            </w:r>
-            <w:proofErr w:type="spellEnd"/>
-            <w:r>
-              <w:rPr>
-                <w:rFonts w:asciiTheme="majorHAnsi" w:eastAsia="Cambria Math" w:hAnsiTheme="majorHAnsi"/>
-                <w:lang w:eastAsia="ja-JP"/>
-              </w:rPr>
-              <w:t>(</w:t>
-            </w:r>
-            <w:proofErr w:type="gramEnd"/>
-            <w:r>
-              <w:rPr>
-                <w:rFonts w:asciiTheme="majorHAnsi" w:eastAsia="Cambria Math" w:hAnsiTheme="majorHAnsi"/>
-                <w:lang w:eastAsia="ja-JP"/>
-              </w:rPr>
-              <w:t>) sub routine but instead of the system deciding which cards the players are delt the user is doing it.</w:t>
+              <w:t>() sub routine but instead of the system deciding which cards the players are delt the user is doing it.</w:t>
             </w:r>
           </w:p>
           <w:p>
@@ -24098,39 +23166,7 @@
                 <w:rFonts w:asciiTheme="majorHAnsi" w:eastAsia="Cambria Math" w:hAnsiTheme="majorHAnsi"/>
                 <w:lang w:eastAsia="ja-JP"/>
               </w:rPr>
-              <w:t xml:space="preserve">The </w:t>
-            </w:r>
-            <w:proofErr w:type="gramStart"/>
-            <w:r>
-              <w:rPr>
-                <w:rFonts w:asciiTheme="majorHAnsi" w:eastAsia="Cambria Math" w:hAnsiTheme="majorHAnsi"/>
-                <w:lang w:eastAsia="ja-JP"/>
-              </w:rPr>
-              <w:t>remove()  is</w:t>
-            </w:r>
-            <w:proofErr w:type="gramEnd"/>
-            <w:r>
-              <w:rPr>
-                <w:rFonts w:asciiTheme="majorHAnsi" w:eastAsia="Cambria Math" w:hAnsiTheme="majorHAnsi"/>
-                <w:lang w:eastAsia="ja-JP"/>
-              </w:rPr>
-              <w:t xml:space="preserve"> </w:t>
-            </w:r>
-            <w:proofErr w:type="gramStart"/>
-            <w:r>
-              <w:rPr>
-                <w:rFonts w:asciiTheme="majorHAnsi" w:eastAsia="Cambria Math" w:hAnsiTheme="majorHAnsi"/>
-                <w:lang w:eastAsia="ja-JP"/>
-              </w:rPr>
-              <w:t>a another</w:t>
-            </w:r>
-            <w:proofErr w:type="gramEnd"/>
-            <w:r>
-              <w:rPr>
-                <w:rFonts w:asciiTheme="majorHAnsi" w:eastAsia="Cambria Math" w:hAnsiTheme="majorHAnsi"/>
-                <w:lang w:eastAsia="ja-JP"/>
-              </w:rPr>
-              <w:t xml:space="preserve"> built-in python method for list handling. I have used it to remove the instance of that card in shuffled Deck which should replicate the physical deck of cards that the user has remaining. This is why</w:t>
+              <w:t>The remove()  is a another built-in python method for list handling. I have used it to remove the instance of that card in shuffled Deck which should replicate the physical deck of cards that the user has remaining. This is why</w:t>
             </w:r>
             <w:r>
               <w:rPr>
@@ -24188,7 +23224,6 @@
               <w:t>It also adds the card to the players possession in the program. “</w:t>
             </w:r>
             <w:proofErr w:type="spellStart"/>
-            <w:proofErr w:type="gramStart"/>
             <w:r>
               <w:rPr>
                 <w:rFonts w:asciiTheme="majorHAnsi" w:eastAsia="Cambria Math" w:hAnsiTheme="majorHAnsi"/>
@@ -24197,7 +23232,6 @@
               <w:t>player.append</w:t>
             </w:r>
             <w:proofErr w:type="spellEnd"/>
-            <w:proofErr w:type="gramEnd"/>
             <w:r>
               <w:rPr>
                 <w:rFonts w:asciiTheme="majorHAnsi" w:eastAsia="Cambria Math" w:hAnsiTheme="majorHAnsi"/>
@@ -24358,23 +23392,23 @@
                 <w:rFonts w:asciiTheme="majorHAnsi" w:eastAsia="Cambria Math" w:hAnsiTheme="majorHAnsi"/>
                 <w:lang w:eastAsia="ja-JP"/>
               </w:rPr>
-              <w:t xml:space="preserve"> and if </w:t>
-            </w:r>
-            <w:proofErr w:type="gramStart"/>
+              <w:t xml:space="preserve"> and if not they will be prompted to renter a card catching typos, card </w:t>
+            </w:r>
+            <w:proofErr w:type="spellStart"/>
             <w:r>
               <w:rPr>
                 <w:rFonts w:asciiTheme="majorHAnsi" w:eastAsia="Cambria Math" w:hAnsiTheme="majorHAnsi"/>
                 <w:lang w:eastAsia="ja-JP"/>
               </w:rPr>
-              <w:t>not</w:t>
-            </w:r>
-            <w:proofErr w:type="gramEnd"/>
+              <w:t>reptetition</w:t>
+            </w:r>
+            <w:proofErr w:type="spellEnd"/>
             <w:r>
               <w:rPr>
                 <w:rFonts w:asciiTheme="majorHAnsi" w:eastAsia="Cambria Math" w:hAnsiTheme="majorHAnsi"/>
                 <w:lang w:eastAsia="ja-JP"/>
               </w:rPr>
-              <w:t xml:space="preserve"> they will be prompted to renter a card catching typos, card </w:t>
+              <w:t xml:space="preserve"> and </w:t>
             </w:r>
             <w:proofErr w:type="spellStart"/>
             <w:r>
@@ -24382,7 +23416,7 @@
                 <w:rFonts w:asciiTheme="majorHAnsi" w:eastAsia="Cambria Math" w:hAnsiTheme="majorHAnsi"/>
                 <w:lang w:eastAsia="ja-JP"/>
               </w:rPr>
-              <w:t>reptetition</w:t>
+              <w:t>non existing</w:t>
             </w:r>
             <w:proofErr w:type="spellEnd"/>
             <w:r>
@@ -24390,50 +23424,32 @@
                 <w:rFonts w:asciiTheme="majorHAnsi" w:eastAsia="Cambria Math" w:hAnsiTheme="majorHAnsi"/>
                 <w:lang w:eastAsia="ja-JP"/>
               </w:rPr>
-              <w:t xml:space="preserve"> and </w:t>
-            </w:r>
-            <w:proofErr w:type="spellStart"/>
-            <w:r>
+              <w:t xml:space="preserve"> cards. This check uses a while loop. </w:t>
+            </w:r>
+          </w:p>
+          <w:p>
+            <w:pPr>
               <w:rPr>
                 <w:rFonts w:asciiTheme="majorHAnsi" w:eastAsia="Cambria Math" w:hAnsiTheme="majorHAnsi"/>
                 <w:lang w:eastAsia="ja-JP"/>
               </w:rPr>
-              <w:t>non existing</w:t>
-            </w:r>
-            <w:proofErr w:type="spellEnd"/>
+            </w:pPr>
             <w:r>
               <w:rPr>
                 <w:rFonts w:asciiTheme="majorHAnsi" w:eastAsia="Cambria Math" w:hAnsiTheme="majorHAnsi"/>
                 <w:lang w:eastAsia="ja-JP"/>
               </w:rPr>
-              <w:t xml:space="preserve"> cards. This check uses a while loop. </w:t>
-            </w:r>
-          </w:p>
-          <w:p>
-            <w:pPr>
+              <w:t xml:space="preserve">I used the “count” built in list method which will display the number of times a card occurs in the deck. The expected output is 1 if </w:t>
+            </w:r>
+            <w:proofErr w:type="spellStart"/>
+            <w:r>
               <w:rPr>
                 <w:rFonts w:asciiTheme="majorHAnsi" w:eastAsia="Cambria Math" w:hAnsiTheme="majorHAnsi"/>
                 <w:lang w:eastAsia="ja-JP"/>
               </w:rPr>
-            </w:pPr>
-            <w:r>
-              <w:rPr>
-                <w:rFonts w:asciiTheme="majorHAnsi" w:eastAsia="Cambria Math" w:hAnsiTheme="majorHAnsi"/>
-                <w:lang w:eastAsia="ja-JP"/>
-              </w:rPr>
-              <w:t xml:space="preserve">I used the “count” built in list method which will display the number of times a card occurs in the deck. The expected output is 1 if </w:t>
-            </w:r>
-            <w:proofErr w:type="spellStart"/>
-            <w:proofErr w:type="gramStart"/>
-            <w:r>
-              <w:rPr>
-                <w:rFonts w:asciiTheme="majorHAnsi" w:eastAsia="Cambria Math" w:hAnsiTheme="majorHAnsi"/>
-                <w:lang w:eastAsia="ja-JP"/>
-              </w:rPr>
               <w:t>its</w:t>
             </w:r>
             <w:proofErr w:type="spellEnd"/>
-            <w:proofErr w:type="gramEnd"/>
             <w:r>
               <w:rPr>
                 <w:rFonts w:asciiTheme="majorHAnsi" w:eastAsia="Cambria Math" w:hAnsiTheme="majorHAnsi"/>
@@ -24641,7 +23657,7 @@
               </w:rPr>
               <w:lastRenderedPageBreak/>
               <w:drawing>
-                <wp:anchor distT="0" distB="0" distL="114300" distR="114300" simplePos="0" relativeHeight="251674624" behindDoc="0" locked="0" layoutInCell="1" allowOverlap="1" wp14:anchorId="4497E234" wp14:editId="34E02792">
+                <wp:anchor distT="0" distB="0" distL="114300" distR="114300" simplePos="0" relativeHeight="251674624" behindDoc="0" locked="0" layoutInCell="1" allowOverlap="1" wp14:anchorId="4497E234" wp14:editId="5C88F2FE">
                   <wp:simplePos x="0" y="0"/>
                   <wp:positionH relativeFrom="column">
                     <wp:posOffset>-60325</wp:posOffset>
@@ -26237,13 +25253,8 @@
           </w:tcPr>
           <w:p>
             <w:r>
-              <w:t>1.</w:t>
-            </w:r>
-            <w:proofErr w:type="gramStart"/>
-            <w:r>
-              <w:t>1.a</w:t>
-            </w:r>
-            <w:proofErr w:type="gramEnd"/>
+              <w:t>1.1.a</w:t>
+            </w:r>
           </w:p>
         </w:tc>
         <w:tc>
@@ -26306,13 +25317,8 @@
           </w:tcPr>
           <w:p>
             <w:r>
-              <w:t>1.</w:t>
-            </w:r>
-            <w:proofErr w:type="gramStart"/>
-            <w:r>
-              <w:t>1.b</w:t>
-            </w:r>
-            <w:proofErr w:type="gramEnd"/>
+              <w:t>1.1.b</w:t>
+            </w:r>
           </w:p>
         </w:tc>
         <w:tc>
@@ -26439,13 +25445,8 @@
           </w:tcPr>
           <w:p>
             <w:r>
-              <w:t>1.</w:t>
-            </w:r>
-            <w:proofErr w:type="gramStart"/>
-            <w:r>
-              <w:t>2.a</w:t>
-            </w:r>
-            <w:proofErr w:type="gramEnd"/>
+              <w:t>1.2.a</w:t>
+            </w:r>
           </w:p>
         </w:tc>
         <w:tc>
@@ -26513,13 +25514,8 @@
           </w:tcPr>
           <w:p>
             <w:r>
-              <w:t>1.</w:t>
-            </w:r>
-            <w:proofErr w:type="gramStart"/>
-            <w:r>
-              <w:t>2.b</w:t>
-            </w:r>
-            <w:proofErr w:type="gramEnd"/>
+              <w:t>1.2.b</w:t>
+            </w:r>
           </w:p>
         </w:tc>
         <w:tc>
@@ -26627,16 +25623,11 @@
               <w:t>H</w:t>
             </w:r>
             <w:r>
-              <w:t>","KiD</w:t>
-            </w:r>
-            <w:proofErr w:type="gramStart"/>
-            <w:r>
-              <w:t>"</w:t>
+              <w:t>","KiD"</w:t>
             </w:r>
             <w:r>
               <w:t>,etc</w:t>
             </w:r>
-            <w:proofErr w:type="gramEnd"/>
           </w:p>
         </w:tc>
         <w:tc>
@@ -26665,21 +25656,8 @@
               </w:rPr>
               <w:t>–</w:t>
             </w:r>
-            <w:proofErr w:type="gramStart"/>
-            <w:r>
-              <w:t>10,J</w:t>
-            </w:r>
-            <w:proofErr w:type="gramEnd"/>
-            <w:r>
-              <w:t>,</w:t>
-            </w:r>
-            <w:proofErr w:type="gramStart"/>
-            <w:r>
-              <w:t>Q,K</w:t>
-            </w:r>
-            <w:proofErr w:type="gramEnd"/>
-            <w:r>
-              <w:t xml:space="preserve">}, Suit </w:t>
+            <w:r>
+              <w:t xml:space="preserve">10,J,Q,K}, Suit </w:t>
             </w:r>
             <w:r>
               <w:rPr>
@@ -26688,23 +25666,7 @@
               <w:t>∈</w:t>
             </w:r>
             <w:r>
-              <w:t xml:space="preserve"> {</w:t>
-            </w:r>
-            <w:proofErr w:type="gramStart"/>
-            <w:r>
-              <w:t>S,H</w:t>
-            </w:r>
-            <w:proofErr w:type="gramEnd"/>
-            <w:r>
-              <w:t>,</w:t>
-            </w:r>
-            <w:proofErr w:type="gramStart"/>
-            <w:r>
-              <w:t>D,C</w:t>
-            </w:r>
-            <w:proofErr w:type="gramEnd"/>
-            <w:r>
-              <w:t>}</w:t>
+              <w:t xml:space="preserve"> {S,H,D,C}</w:t>
             </w:r>
           </w:p>
         </w:tc>
@@ -26728,13 +25690,8 @@
           </w:tcPr>
           <w:p>
             <w:r>
-              <w:t>1.</w:t>
-            </w:r>
-            <w:proofErr w:type="gramStart"/>
-            <w:r>
-              <w:t>2.d</w:t>
-            </w:r>
-            <w:proofErr w:type="gramEnd"/>
+              <w:t>1.2.d</w:t>
+            </w:r>
           </w:p>
         </w:tc>
         <w:tc>
@@ -26766,25 +25723,12 @@
               <w:t xml:space="preserve">Call </w:t>
             </w:r>
             <w:proofErr w:type="spellStart"/>
-            <w:proofErr w:type="gramStart"/>
             <w:r>
               <w:t>ShuffleCards</w:t>
             </w:r>
             <w:proofErr w:type="spellEnd"/>
             <w:r>
-              <w:t>(</w:t>
-            </w:r>
-            <w:proofErr w:type="gramEnd"/>
-            <w:r>
-              <w:t xml:space="preserve">) then </w:t>
-            </w:r>
-            <w:proofErr w:type="gramStart"/>
-            <w:r>
-              <w:t>compare</w:t>
-            </w:r>
-            <w:proofErr w:type="gramEnd"/>
-            <w:r>
-              <w:t xml:space="preserve"> to original</w:t>
+              <w:t>() then compare to original</w:t>
             </w:r>
           </w:p>
         </w:tc>
@@ -26836,13 +25780,8 @@
           </w:tcPr>
           <w:p>
             <w:r>
-              <w:t>1.</w:t>
-            </w:r>
-            <w:proofErr w:type="gramStart"/>
-            <w:r>
-              <w:t>3.a</w:t>
-            </w:r>
-            <w:proofErr w:type="gramEnd"/>
+              <w:t>1.3.a</w:t>
+            </w:r>
           </w:p>
         </w:tc>
         <w:tc>
@@ -26889,15 +25828,7 @@
           </w:tcPr>
           <w:p>
             <w:r>
-              <w:t>Player</w:t>
-            </w:r>
-            <w:proofErr w:type="gramStart"/>
-            <w:r>
-              <w:t>1  length</w:t>
-            </w:r>
-            <w:proofErr w:type="gramEnd"/>
-            <w:r>
-              <w:t xml:space="preserve"> +1, deck length –1</w:t>
+              <w:t>Player1  length +1, deck length –1</w:t>
             </w:r>
           </w:p>
         </w:tc>
@@ -26921,16 +25852,11 @@
           </w:tcPr>
           <w:p>
             <w:r>
-              <w:t>1.</w:t>
-            </w:r>
-            <w:proofErr w:type="gramStart"/>
-            <w:r>
-              <w:t>3</w:t>
+              <w:t>1.3</w:t>
             </w:r>
             <w:r>
               <w:t>.b</w:t>
             </w:r>
-            <w:proofErr w:type="gramEnd"/>
           </w:p>
         </w:tc>
         <w:tc>
@@ -27098,16 +26024,11 @@
           <w:p>
             <w:r>
               <w:lastRenderedPageBreak/>
-              <w:t>1.</w:t>
-            </w:r>
-            <w:proofErr w:type="gramStart"/>
-            <w:r>
-              <w:t>3</w:t>
+              <w:t>1.3</w:t>
             </w:r>
             <w:r>
               <w:t>.d</w:t>
             </w:r>
-            <w:proofErr w:type="gramEnd"/>
           </w:p>
         </w:tc>
         <w:tc>
@@ -27181,16 +26102,11 @@
           </w:tcPr>
           <w:p>
             <w:r>
-              <w:t>1.</w:t>
-            </w:r>
-            <w:proofErr w:type="gramStart"/>
-            <w:r>
-              <w:t>3</w:t>
+              <w:t>1.3</w:t>
             </w:r>
             <w:r>
               <w:t>.e</w:t>
             </w:r>
-            <w:proofErr w:type="gramEnd"/>
           </w:p>
         </w:tc>
         <w:tc>
@@ -27232,18 +26148,10 @@
             </w:r>
             <w:proofErr w:type="spellEnd"/>
             <w:r>
-              <w:t>(p</w:t>
-            </w:r>
-            <w:proofErr w:type="gramStart"/>
-            <w:r>
-              <w:t>1,</w:t>
-            </w:r>
-            <w:r>
-              <w:t>-</w:t>
-            </w:r>
-            <w:proofErr w:type="gramEnd"/>
-            <w:r>
-              <w:t>3</w:t>
+              <w:t>(p1,</w:t>
+            </w:r>
+            <w:r>
+              <w:t>-3</w:t>
             </w:r>
             <w:r>
               <w:t>)</w:t>
@@ -27280,16 +26188,11 @@
           </w:tcPr>
           <w:p>
             <w:r>
-              <w:t>1.</w:t>
-            </w:r>
-            <w:proofErr w:type="gramStart"/>
-            <w:r>
-              <w:t>3</w:t>
+              <w:t>1.3</w:t>
             </w:r>
             <w:r>
               <w:t>.f</w:t>
             </w:r>
-            <w:proofErr w:type="gramEnd"/>
           </w:p>
         </w:tc>
         <w:tc>
@@ -27358,13 +26261,8 @@
           </w:tcPr>
           <w:p>
             <w:r>
-              <w:t>1.</w:t>
-            </w:r>
-            <w:proofErr w:type="gramStart"/>
-            <w:r>
-              <w:t>2.post</w:t>
-            </w:r>
-            <w:proofErr w:type="gramEnd"/>
+              <w:t>1.2.post</w:t>
+            </w:r>
           </w:p>
         </w:tc>
         <w:tc>
@@ -27396,7 +26294,6 @@
               <w:t xml:space="preserve">Run </w:t>
             </w:r>
             <w:proofErr w:type="spellStart"/>
-            <w:proofErr w:type="gramStart"/>
             <w:r>
               <w:t>S</w:t>
             </w:r>
@@ -27408,11 +26305,7 @@
             </w:r>
             <w:proofErr w:type="spellEnd"/>
             <w:r>
-              <w:t>(</w:t>
-            </w:r>
-            <w:proofErr w:type="gramEnd"/>
-            <w:r>
-              <w:t>)</w:t>
+              <w:t>()</w:t>
             </w:r>
             <w:r>
               <w:t xml:space="preserve"> 100×</w:t>
@@ -27437,15 +26330,7 @@
           </w:tcPr>
           <w:p>
             <w:r>
-              <w:t xml:space="preserve">No duplicates within a deck, </w:t>
-            </w:r>
-            <w:proofErr w:type="gramStart"/>
-            <w:r>
-              <w:t>the greater majority of</w:t>
-            </w:r>
-            <w:proofErr w:type="gramEnd"/>
-            <w:r>
-              <w:t xml:space="preserve"> shuffled decks must be unique</w:t>
+              <w:t>No duplicates within a deck, the greater majority of shuffled decks must be unique</w:t>
             </w:r>
           </w:p>
         </w:tc>
@@ -27691,15 +26576,7 @@
             </w:r>
             <w:proofErr w:type="spellEnd"/>
             <w:r>
-              <w:t xml:space="preserve"> index for each player. This will be used </w:t>
-            </w:r>
-            <w:proofErr w:type="gramStart"/>
-            <w:r>
-              <w:t>later on</w:t>
-            </w:r>
-            <w:proofErr w:type="gramEnd"/>
-            <w:r>
-              <w:t xml:space="preserve"> to calculate the players winnings. </w:t>
+              <w:t xml:space="preserve"> index for each player. This will be used later on to calculate the players winnings. </w:t>
             </w:r>
           </w:p>
           <w:p/>
@@ -27716,15 +26593,7 @@
           <w:p/>
           <w:p>
             <w:r>
-              <w:t xml:space="preserve">The subroutine </w:t>
-            </w:r>
-            <w:proofErr w:type="gramStart"/>
-            <w:r>
-              <w:t>is stops</w:t>
-            </w:r>
-            <w:proofErr w:type="gramEnd"/>
-            <w:r>
-              <w:t xml:space="preserve"> after assigning each bet to </w:t>
+              <w:t xml:space="preserve">The subroutine is stops after assigning each bet to </w:t>
             </w:r>
             <w:proofErr w:type="spellStart"/>
             <w:r>
@@ -27732,15 +26601,7 @@
             </w:r>
             <w:proofErr w:type="spellEnd"/>
             <w:r>
-              <w:t xml:space="preserve"> and removing it from </w:t>
-            </w:r>
-            <w:proofErr w:type="gramStart"/>
-            <w:r>
-              <w:t>the each</w:t>
-            </w:r>
-            <w:proofErr w:type="gramEnd"/>
-            <w:r>
-              <w:t xml:space="preserve"> players currency.</w:t>
+              <w:t xml:space="preserve"> and removing it from the each players currency.</w:t>
             </w:r>
           </w:p>
         </w:tc>
@@ -27831,15 +26692,7 @@
           </w:tcPr>
           <w:p>
             <w:r>
-              <w:t xml:space="preserve">This subroutine is used to take in every </w:t>
-            </w:r>
-            <w:proofErr w:type="gramStart"/>
-            <w:r>
-              <w:t>players</w:t>
-            </w:r>
-            <w:proofErr w:type="gramEnd"/>
-            <w:r>
-              <w:t xml:space="preserve"> round input and takes in the parameter “players”.</w:t>
+              <w:t>This subroutine is used to take in every players round input and takes in the parameter “players”.</w:t>
             </w:r>
           </w:p>
           <w:p>
@@ -27858,36 +26711,15 @@
           <w:p/>
           <w:p>
             <w:r>
-              <w:t xml:space="preserve">If the players input is </w:t>
-            </w:r>
-            <w:proofErr w:type="gramStart"/>
-            <w:r>
-              <w:t>stand</w:t>
-            </w:r>
-            <w:proofErr w:type="gramEnd"/>
-            <w:r>
-              <w:t xml:space="preserve"> their turn has ended and it will proceed to the next players turn. If it is hit it will deal the player another singular card using the “</w:t>
+              <w:t>If the players input is stand their turn has ended and it will proceed to the next players turn. If it is hit it will deal the player another singular card using the “</w:t>
             </w:r>
             <w:proofErr w:type="spellStart"/>
-            <w:proofErr w:type="gramStart"/>
             <w:r>
               <w:t>DealCards</w:t>
             </w:r>
             <w:proofErr w:type="spellEnd"/>
             <w:r>
-              <w:t>(</w:t>
-            </w:r>
-            <w:proofErr w:type="gramEnd"/>
-            <w:r>
-              <w:t xml:space="preserve">)” subroutine output the players cards including the newly added card. If the total value of the cards exceeds 21 the player goes bust and is loses out on possible winnings. If the total doesn’t exceed </w:t>
-            </w:r>
-            <w:proofErr w:type="gramStart"/>
-            <w:r>
-              <w:t>21</w:t>
-            </w:r>
-            <w:proofErr w:type="gramEnd"/>
-            <w:r>
-              <w:t xml:space="preserve"> they are given the option to hit or stand until their cards total value exceeds 21 or they stand Then moving onto the n </w:t>
+              <w:t xml:space="preserve">()” subroutine output the players cards including the newly added card. If the total value of the cards exceeds 21 the player goes bust and is loses out on possible winnings. If the total doesn’t exceed 21 they are given the option to hit or stand until their cards total value exceeds 21 or they stand Then moving onto the n </w:t>
             </w:r>
             <w:proofErr w:type="spellStart"/>
             <w:r>
@@ -27906,15 +26738,7 @@
             </w:r>
             <w:proofErr w:type="spellEnd"/>
             <w:r>
-              <w:t xml:space="preserve"> will be used </w:t>
-            </w:r>
-            <w:proofErr w:type="gramStart"/>
-            <w:r>
-              <w:t>later on</w:t>
-            </w:r>
-            <w:proofErr w:type="gramEnd"/>
-            <w:r>
-              <w:t xml:space="preserve"> to calculate the winnings for each player.</w:t>
+              <w:t xml:space="preserve"> will be used later on to calculate the winnings for each player.</w:t>
             </w:r>
           </w:p>
           <w:p/>
@@ -28024,51 +26848,17 @@
               <w:t xml:space="preserve">The subroutine loops through each player and decides which players </w:t>
             </w:r>
             <w:proofErr w:type="spellStart"/>
-            <w:proofErr w:type="gramStart"/>
             <w:r>
               <w:t>win,lose</w:t>
             </w:r>
             <w:proofErr w:type="spellEnd"/>
-            <w:proofErr w:type="gramEnd"/>
             <w:r>
               <w:t xml:space="preserve"> or draw depending on the dealers and the individual players card totals.</w:t>
             </w:r>
           </w:p>
           <w:p>
             <w:r>
-              <w:t xml:space="preserve">If a player has already gone </w:t>
-            </w:r>
-            <w:proofErr w:type="gramStart"/>
-            <w:r>
-              <w:t>bust</w:t>
-            </w:r>
-            <w:proofErr w:type="gramEnd"/>
-            <w:r>
-              <w:t xml:space="preserve"> then they are automatically skipped as they have already lost. If the </w:t>
-            </w:r>
-            <w:proofErr w:type="gramStart"/>
-            <w:r>
-              <w:t>dealers</w:t>
-            </w:r>
-            <w:proofErr w:type="gramEnd"/>
-            <w:r>
-              <w:t xml:space="preserve"> cards exceed 21 then all players automatically win other than those who went “bust”. </w:t>
-            </w:r>
-            <w:proofErr w:type="gramStart"/>
-            <w:r>
-              <w:t>Otherwise</w:t>
-            </w:r>
-            <w:proofErr w:type="gramEnd"/>
-            <w:r>
-              <w:t xml:space="preserve"> if the players card total is equal to the </w:t>
-            </w:r>
-            <w:proofErr w:type="gramStart"/>
-            <w:r>
-              <w:t>dealers</w:t>
-            </w:r>
-            <w:proofErr w:type="gramEnd"/>
-            <w:r>
-              <w:t xml:space="preserve"> then it is a draw. If it less than the dealers it</w:t>
+              <w:t>If a player has already gone bust then they are automatically skipped as they have already lost. If the dealers cards exceed 21 then all players automatically win other than those who went “bust”. Otherwise if the players card total is equal to the dealers then it is a draw. If it less than the dealers it</w:t>
             </w:r>
             <w:r>
               <w:t xml:space="preserve"> is a loss and if </w:t>
@@ -28090,13 +26880,8 @@
             </w:r>
             <w:proofErr w:type="spellEnd"/>
             <w:r>
-              <w:t xml:space="preserve"> will be used to calculate the winnings </w:t>
-            </w:r>
-            <w:proofErr w:type="gramStart"/>
-            <w:r>
-              <w:t>later on</w:t>
-            </w:r>
-            <w:proofErr w:type="gramEnd"/>
+              <w:t xml:space="preserve"> will be used to calculate the winnings later on</w:t>
+            </w:r>
           </w:p>
         </w:tc>
       </w:tr>
@@ -28142,7 +26927,7 @@
               </w:rPr>
               <w:lastRenderedPageBreak/>
               <w:drawing>
-                <wp:inline distT="0" distB="0" distL="0" distR="0" wp14:anchorId="64B8FB74" wp14:editId="27925C00">
+                <wp:inline distT="0" distB="0" distL="0" distR="0" wp14:anchorId="64B8FB74" wp14:editId="1077BC8C">
                   <wp:extent cx="2588724" cy="7174236"/>
                   <wp:effectExtent l="0" t="0" r="2540" b="7620"/>
                   <wp:docPr id="826538610" name="Picture 2"/>
@@ -28255,17 +27040,12 @@
               <w:t xml:space="preserve">The </w:t>
             </w:r>
             <w:proofErr w:type="spellStart"/>
-            <w:proofErr w:type="gramStart"/>
             <w:r>
               <w:t>BlackjackRound</w:t>
             </w:r>
             <w:proofErr w:type="spellEnd"/>
             <w:r>
-              <w:t>(</w:t>
-            </w:r>
-            <w:proofErr w:type="gramEnd"/>
-            <w:r>
-              <w:t>) subroutine takes in players and dealer as a subroutine. It calls upon all the subroutines above in order with its own code to produce a full singular round of blackjack.</w:t>
+              <w:t>() subroutine takes in players and dealer as a subroutine. It calls upon all the subroutines above in order with its own code to produce a full singular round of blackjack.</w:t>
             </w:r>
           </w:p>
           <w:p/>
@@ -28274,30 +27054,17 @@
               <w:t>*</w:t>
             </w:r>
             <w:proofErr w:type="spellStart"/>
-            <w:proofErr w:type="gramStart"/>
             <w:r>
               <w:t>ShuffleDeck</w:t>
             </w:r>
             <w:proofErr w:type="spellEnd"/>
             <w:r>
-              <w:t>(</w:t>
-            </w:r>
-            <w:proofErr w:type="gramEnd"/>
-            <w:r>
-              <w:t>)</w:t>
-            </w:r>
-          </w:p>
-          <w:p>
-            <w:r>
-              <w:t xml:space="preserve">At the start of each </w:t>
-            </w:r>
-            <w:proofErr w:type="gramStart"/>
-            <w:r>
-              <w:t>round</w:t>
-            </w:r>
-            <w:proofErr w:type="gramEnd"/>
-            <w:r>
-              <w:t xml:space="preserve"> it reshuffles the deck and resets certain variables (</w:t>
+              <w:t>()</w:t>
+            </w:r>
+          </w:p>
+          <w:p>
+            <w:r>
+              <w:t>At the start of each round it reshuffles the deck and resets certain variables (</w:t>
             </w:r>
             <w:proofErr w:type="spellStart"/>
             <w:r>
@@ -28324,25 +27091,12 @@
               <w:t xml:space="preserve">It then calls upon </w:t>
             </w:r>
             <w:proofErr w:type="spellStart"/>
-            <w:proofErr w:type="gramStart"/>
             <w:r>
               <w:t>BlackjackAnte</w:t>
             </w:r>
             <w:proofErr w:type="spellEnd"/>
             <w:r>
-              <w:t>(</w:t>
-            </w:r>
-            <w:proofErr w:type="gramEnd"/>
-            <w:r>
-              <w:t xml:space="preserve">) to input each </w:t>
-            </w:r>
-            <w:proofErr w:type="gramStart"/>
-            <w:r>
-              <w:t>players</w:t>
-            </w:r>
-            <w:proofErr w:type="gramEnd"/>
-            <w:r>
-              <w:t xml:space="preserve"> initial bet and </w:t>
+              <w:t xml:space="preserve">() to input each players initial bet and </w:t>
             </w:r>
             <w:proofErr w:type="spellStart"/>
             <w:r>
@@ -28359,46 +27113,20 @@
               <w:t xml:space="preserve">It then checks if the user will be integrating their own deck of cards, if so </w:t>
             </w:r>
             <w:proofErr w:type="spellStart"/>
-            <w:proofErr w:type="gramStart"/>
             <w:r>
               <w:t>CardIntegration</w:t>
             </w:r>
             <w:proofErr w:type="spellEnd"/>
             <w:r>
-              <w:t>(</w:t>
-            </w:r>
-            <w:proofErr w:type="gramEnd"/>
-            <w:r>
-              <w:t xml:space="preserve">) will be called upon to set up each </w:t>
-            </w:r>
-            <w:proofErr w:type="gramStart"/>
-            <w:r>
-              <w:t>players</w:t>
-            </w:r>
-            <w:proofErr w:type="gramEnd"/>
-            <w:r>
-              <w:t xml:space="preserve"> deck. If </w:t>
-            </w:r>
-            <w:proofErr w:type="gramStart"/>
-            <w:r>
-              <w:t>not</w:t>
-            </w:r>
-            <w:proofErr w:type="gramEnd"/>
-            <w:r>
-              <w:t xml:space="preserve"> then </w:t>
+              <w:t xml:space="preserve">() will be called upon to set up each players deck. If not then </w:t>
             </w:r>
             <w:proofErr w:type="spellStart"/>
-            <w:proofErr w:type="gramStart"/>
             <w:r>
               <w:t>DealCards</w:t>
             </w:r>
             <w:proofErr w:type="spellEnd"/>
             <w:r>
-              <w:t>(</w:t>
-            </w:r>
-            <w:proofErr w:type="gramEnd"/>
-            <w:r>
-              <w:t>) will be called upon to deal each player a deck of 2 cards.</w:t>
+              <w:t>() will be called upon to deal each player a deck of 2 cards.</w:t>
             </w:r>
           </w:p>
         </w:tc>
@@ -28467,17 +27195,12 @@
           <w:p/>
           <w:p>
             <w:proofErr w:type="spellStart"/>
-            <w:proofErr w:type="gramStart"/>
             <w:r>
               <w:t>BlackjackHitStandCycle</w:t>
             </w:r>
             <w:proofErr w:type="spellEnd"/>
             <w:r>
-              <w:t>(</w:t>
-            </w:r>
-            <w:proofErr w:type="gramEnd"/>
-            <w:r>
-              <w:t>) is called upon cycling through each players turn and deals with their inputs accordingly.</w:t>
+              <w:t>() is called upon cycling through each players turn and deals with their inputs accordingly.</w:t>
             </w:r>
           </w:p>
           <w:p/>
@@ -28516,77 +27239,62 @@
           <w:p/>
           <w:p>
             <w:proofErr w:type="spellStart"/>
-            <w:proofErr w:type="gramStart"/>
             <w:r>
               <w:t>BlackjackResult</w:t>
             </w:r>
             <w:proofErr w:type="spellEnd"/>
             <w:r>
-              <w:t>(</w:t>
-            </w:r>
-            <w:proofErr w:type="gramEnd"/>
-            <w:r>
-              <w:t>) is called upon to calculate the rounds result depending on card totals.</w:t>
+              <w:t>() is called upon to calculate the rounds result depending on card totals.</w:t>
             </w:r>
           </w:p>
           <w:p/>
           <w:p>
             <w:proofErr w:type="spellStart"/>
-            <w:proofErr w:type="gramStart"/>
             <w:r>
               <w:t>CalculateWinnings</w:t>
             </w:r>
             <w:proofErr w:type="spellEnd"/>
             <w:r>
-              <w:t>(</w:t>
-            </w:r>
-            <w:proofErr w:type="gramEnd"/>
+              <w:t>()</w:t>
+            </w:r>
+            <w:r>
+              <w:t xml:space="preserve"> is then called upon to calculate each players winnings and add it to their currency depending on </w:t>
+            </w:r>
+            <w:r>
+              <w:t>each players</w:t>
+            </w:r>
+            <w:r>
+              <w:t xml:space="preserve"> </w:t>
+            </w:r>
+            <w:r>
+              <w:t xml:space="preserve">ante bet (values within </w:t>
+            </w:r>
+            <w:proofErr w:type="spellStart"/>
+            <w:r>
+              <w:t>dealersPot</w:t>
+            </w:r>
+            <w:proofErr w:type="spellEnd"/>
             <w:r>
               <w:t>)</w:t>
             </w:r>
             <w:r>
-              <w:t xml:space="preserve"> is then called upon to calculate each players winnings and add it to their currency depending on </w:t>
-            </w:r>
-            <w:r>
-              <w:t>each players</w:t>
-            </w:r>
-            <w:r>
-              <w:t xml:space="preserve"> </w:t>
-            </w:r>
-            <w:r>
-              <w:t xml:space="preserve">ante bet (values within </w:t>
+              <w:t xml:space="preserve"> and </w:t>
             </w:r>
             <w:proofErr w:type="spellStart"/>
             <w:r>
-              <w:t>dealersPot</w:t>
+              <w:t>playerResult</w:t>
             </w:r>
             <w:proofErr w:type="spellEnd"/>
             <w:r>
-              <w:t>)</w:t>
-            </w:r>
-            <w:r>
-              <w:t xml:space="preserve"> and </w:t>
+              <w:t xml:space="preserve"> from </w:t>
             </w:r>
             <w:proofErr w:type="spellStart"/>
             <w:r>
-              <w:t>playerResult</w:t>
+              <w:t>BlackjackResult</w:t>
             </w:r>
             <w:proofErr w:type="spellEnd"/>
             <w:r>
-              <w:t xml:space="preserve"> from </w:t>
-            </w:r>
-            <w:proofErr w:type="spellStart"/>
-            <w:proofErr w:type="gramStart"/>
-            <w:r>
-              <w:t>BlackjackResult</w:t>
-            </w:r>
-            <w:proofErr w:type="spellEnd"/>
-            <w:r>
-              <w:t>(</w:t>
-            </w:r>
-            <w:proofErr w:type="gramEnd"/>
-            <w:r>
-              <w:t>)</w:t>
+              <w:t>()</w:t>
             </w:r>
           </w:p>
           <w:p/>
@@ -28767,28 +27475,15 @@
               <w:t xml:space="preserve">This is the subroutine for the </w:t>
             </w:r>
             <w:r>
-              <w:t xml:space="preserve">initial “ante” bet in blackjack. I decided to have the dealers pot as a list of </w:t>
-            </w:r>
-            <w:proofErr w:type="gramStart"/>
-            <w:r>
-              <w:t xml:space="preserve">4  </w:t>
+              <w:t xml:space="preserve">initial “ante” bet in blackjack. I decided to have the dealers pot as a list of 4  </w:t>
             </w:r>
             <w:proofErr w:type="spellStart"/>
             <w:r>
               <w:t>indexs</w:t>
             </w:r>
             <w:proofErr w:type="spellEnd"/>
-            <w:proofErr w:type="gramEnd"/>
-            <w:r>
-              <w:t xml:space="preserve"> for the 4 different players as it will be able to hold and distinguish which bet is whose. When playing </w:t>
-            </w:r>
-            <w:proofErr w:type="gramStart"/>
-            <w:r>
-              <w:t>poker</w:t>
-            </w:r>
-            <w:proofErr w:type="gramEnd"/>
-            <w:r>
-              <w:t xml:space="preserve"> the </w:t>
+            <w:r>
+              <w:t xml:space="preserve"> for the 4 different players as it will be able to hold and distinguish which bet is whose. When playing poker the </w:t>
             </w:r>
             <w:proofErr w:type="spellStart"/>
             <w:r>
@@ -28867,15 +27562,7 @@
           </w:tcPr>
           <w:p>
             <w:r>
-              <w:t xml:space="preserve">I added </w:t>
-            </w:r>
-            <w:proofErr w:type="gramStart"/>
-            <w:r>
-              <w:t>int(</w:t>
-            </w:r>
-            <w:proofErr w:type="gramEnd"/>
-            <w:r>
-              <w:t xml:space="preserve">…) around input to make sure calculations are not made with string versions of the input </w:t>
+              <w:t xml:space="preserve">I added int(…) around input to make sure calculations are not made with string versions of the input </w:t>
             </w:r>
             <w:proofErr w:type="spellStart"/>
             <w:r>
@@ -29056,15 +27743,7 @@
               <w:t xml:space="preserve">it </w:t>
             </w:r>
             <w:r>
-              <w:t>couldn’t concatenate “Your currency</w:t>
-            </w:r>
-            <w:proofErr w:type="gramStart"/>
-            <w:r>
-              <w:t>: ”</w:t>
-            </w:r>
-            <w:proofErr w:type="gramEnd"/>
-            <w:r>
-              <w:t xml:space="preserve"> with the integer currency.</w:t>
+              <w:t>couldn’t concatenate “Your currency: ” with the integer currency.</w:t>
             </w:r>
           </w:p>
           <w:p/>
@@ -29077,25 +27756,12 @@
           <w:p/>
           <w:p>
             <w:r>
-              <w:t xml:space="preserve">I tried changing the + into </w:t>
-            </w:r>
-            <w:proofErr w:type="gramStart"/>
-            <w:r>
-              <w:t>a ,</w:t>
-            </w:r>
-            <w:proofErr w:type="gramEnd"/>
-            <w:r>
-              <w:t xml:space="preserve"> which fixed the problem.</w:t>
-            </w:r>
-          </w:p>
-          <w:p>
-            <w:proofErr w:type="gramStart"/>
-            <w:r>
-              <w:t>However</w:t>
-            </w:r>
-            <w:proofErr w:type="gramEnd"/>
-            <w:r>
-              <w:t xml:space="preserve"> opted to </w:t>
+              <w:t>I tried changing the + into a , which fixed the problem.</w:t>
+            </w:r>
+          </w:p>
+          <w:p>
+            <w:r>
+              <w:t xml:space="preserve">However opted to </w:t>
             </w:r>
             <w:r>
               <w:t>changing the currency to a string value when being printed which fixed the problem</w:t>
@@ -29334,8 +28000,6 @@
             </w:r>
             <w:r>
               <w:br/>
-            </w:r>
-            <w:r>
               <w:t>I also forgot to add [</w:t>
             </w:r>
             <w:proofErr w:type="spellStart"/>
@@ -29344,10 +28008,7 @@
             </w:r>
             <w:proofErr w:type="spellEnd"/>
             <w:r>
-              <w:t>] at the end of dealers pot when subtracting it from the players currency</w:t>
-            </w:r>
-            <w:r>
-              <w:t xml:space="preserve"> so I added this.</w:t>
+              <w:t>] at the end of dealers pot when subtracting it from the players currency so I added this.</w:t>
             </w:r>
           </w:p>
           <w:p/>
@@ -29927,17 +28588,12 @@
           </w:tcPr>
           <w:p>
             <w:proofErr w:type="spellStart"/>
-            <w:proofErr w:type="gramStart"/>
             <w:r>
               <w:t>BlackjackResult</w:t>
             </w:r>
             <w:proofErr w:type="spellEnd"/>
             <w:r>
-              <w:t>(</w:t>
-            </w:r>
-            <w:proofErr w:type="gramEnd"/>
-            <w:r>
-              <w:t>) subroutine</w:t>
+              <w:t>() subroutine</w:t>
             </w:r>
           </w:p>
         </w:tc>
@@ -30194,17 +28850,12 @@
               <w:t xml:space="preserve">I have indicated the </w:t>
             </w:r>
             <w:proofErr w:type="spellStart"/>
-            <w:proofErr w:type="gramStart"/>
             <w:r>
               <w:t>CalculateWinnings</w:t>
             </w:r>
             <w:proofErr w:type="spellEnd"/>
             <w:r>
-              <w:t>(</w:t>
-            </w:r>
-            <w:proofErr w:type="gramEnd"/>
-            <w:r>
-              <w:t xml:space="preserve">) subroutine slots in underneath </w:t>
+              <w:t xml:space="preserve">() subroutine slots in underneath </w:t>
             </w:r>
             <w:proofErr w:type="spellStart"/>
             <w:r>
@@ -30395,15 +29046,7 @@
               <w:br/>
             </w:r>
             <w:r>
-              <w:t xml:space="preserve">I realised I forgot to output one of the dealers </w:t>
-            </w:r>
-            <w:proofErr w:type="gramStart"/>
-            <w:r>
-              <w:t>card</w:t>
-            </w:r>
-            <w:proofErr w:type="gramEnd"/>
-            <w:r>
-              <w:t xml:space="preserve"> after all cards have been delt before players take their turn which is part of blackjacks gameplay. I </w:t>
+              <w:t xml:space="preserve">I realised I forgot to output one of the dealers card after all cards have been delt before players take their turn which is part of blackjacks gameplay. I </w:t>
             </w:r>
             <w:r>
               <w:t xml:space="preserve">also </w:t>
@@ -30416,15 +29059,7 @@
             </w:r>
             <w:r>
               <w:br/>
-              <w:t xml:space="preserve">I also decided instead of returning “players” and “dealer” all the </w:t>
-            </w:r>
-            <w:proofErr w:type="gramStart"/>
-            <w:r>
-              <w:t>subroutine</w:t>
-            </w:r>
-            <w:proofErr w:type="gramEnd"/>
-            <w:r>
-              <w:t xml:space="preserve"> will return is each players currency as this is the only thing carried </w:t>
+              <w:t xml:space="preserve">I also decided instead of returning “players” and “dealer” all the subroutine will return is each players currency as this is the only thing carried </w:t>
             </w:r>
             <w:r>
               <w:t>out of the round into the next round or poker round</w:t>
@@ -30733,64 +29368,57 @@
           </w:tcPr>
           <w:p>
             <w:proofErr w:type="spellStart"/>
-            <w:proofErr w:type="gramStart"/>
             <w:r>
               <w:t>BlackjackAnte</w:t>
             </w:r>
             <w:proofErr w:type="spellEnd"/>
             <w:r>
+              <w:t>()</w:t>
+            </w:r>
+          </w:p>
+        </w:tc>
+        <w:tc>
+          <w:tcPr>
+            <w:tcW w:w="1292" w:type="dxa"/>
+          </w:tcPr>
+          <w:p>
+            <w:r>
+              <w:t>Validation</w:t>
+            </w:r>
+          </w:p>
+        </w:tc>
+        <w:tc>
+          <w:tcPr>
+            <w:tcW w:w="2478" w:type="dxa"/>
+          </w:tcPr>
+          <w:p>
+            <w:r>
+              <w:t>print(players[</w:t>
+            </w:r>
+            <w:proofErr w:type="spellStart"/>
+            <w:r>
+              <w:t>i</w:t>
+            </w:r>
+            <w:proofErr w:type="spellEnd"/>
+            <w:r>
+              <w:t>][_CURRENCY])</w:t>
+            </w:r>
+            <w:r>
+              <w:br/>
+            </w:r>
+            <w:proofErr w:type="spellStart"/>
+            <w:r>
+              <w:t>BlackJackAnte</w:t>
+            </w:r>
+            <w:proofErr w:type="spellEnd"/>
+            <w:r>
               <w:t>(</w:t>
             </w:r>
-            <w:proofErr w:type="gramEnd"/>
-            <w:r>
-              <w:t>)</w:t>
-            </w:r>
-          </w:p>
-        </w:tc>
-        <w:tc>
-          <w:tcPr>
-            <w:tcW w:w="1292" w:type="dxa"/>
-          </w:tcPr>
-          <w:p>
-            <w:r>
-              <w:t>Validation</w:t>
-            </w:r>
-          </w:p>
-        </w:tc>
-        <w:tc>
-          <w:tcPr>
-            <w:tcW w:w="2478" w:type="dxa"/>
-          </w:tcPr>
-          <w:p>
-            <w:r>
-              <w:t>print(players[</w:t>
-            </w:r>
             <w:proofErr w:type="spellStart"/>
             <w:r>
-              <w:t>i</w:t>
+              <w:t>players,dealersPot</w:t>
             </w:r>
             <w:proofErr w:type="spellEnd"/>
-            <w:r>
-              <w:t>][_CURRENCY])</w:t>
-            </w:r>
-            <w:r>
-              <w:br/>
-            </w:r>
-            <w:proofErr w:type="spellStart"/>
-            <w:r>
-              <w:t>BlackJackAnte</w:t>
-            </w:r>
-            <w:proofErr w:type="spellEnd"/>
-            <w:r>
-              <w:t>(</w:t>
-            </w:r>
-            <w:proofErr w:type="spellStart"/>
-            <w:proofErr w:type="gramStart"/>
-            <w:r>
-              <w:t>players,dealersPot</w:t>
-            </w:r>
-            <w:proofErr w:type="spellEnd"/>
-            <w:proofErr w:type="gramEnd"/>
             <w:r>
               <w:t>)</w:t>
             </w:r>
@@ -30845,17 +29473,12 @@
           </w:tcPr>
           <w:p>
             <w:proofErr w:type="spellStart"/>
-            <w:proofErr w:type="gramStart"/>
             <w:r>
               <w:t>BlackjackAnte</w:t>
             </w:r>
             <w:proofErr w:type="spellEnd"/>
             <w:r>
-              <w:t>(</w:t>
-            </w:r>
-            <w:proofErr w:type="gramEnd"/>
-            <w:r>
-              <w:t>)</w:t>
+              <w:t>()</w:t>
             </w:r>
           </w:p>
         </w:tc>
@@ -31315,6 +29938,762 @@
         <w:t>Review of how well your stage has gone</w:t>
       </w:r>
     </w:p>
+    <w:p/>
+    <w:p/>
+    <w:p/>
+    <w:p/>
+    <w:p/>
+    <w:p/>
+    <w:p/>
+    <w:p/>
+    <w:p/>
+    <w:p/>
+    <w:p/>
+    <w:p>
+      <w:pPr>
+        <w:pStyle w:val="Heading2"/>
+      </w:pPr>
+      <w:r>
+        <w:lastRenderedPageBreak/>
+        <w:t xml:space="preserve">Stage </w:t>
+      </w:r>
+      <w:r>
+        <w:t>3</w:t>
+      </w:r>
+      <w:r>
+        <w:t xml:space="preserve"> – </w:t>
+      </w:r>
+      <w:r>
+        <w:t>Currency System</w:t>
+      </w:r>
+    </w:p>
+    <w:p>
+      <w:pPr>
+        <w:pStyle w:val="Heading3"/>
+      </w:pPr>
+      <w:r>
+        <w:t>Design</w:t>
+      </w:r>
+    </w:p>
+    <w:p>
+      <w:pPr>
+        <w:rPr>
+          <w:highlight w:val="yellow"/>
+        </w:rPr>
+      </w:pPr>
+      <w:r>
+        <w:rPr>
+          <w:highlight w:val="yellow"/>
+        </w:rPr>
+        <w:t>Algorithms    - Should contain flowcharts / pseudocode</w:t>
+      </w:r>
+    </w:p>
+    <w:p/>
+    <w:p/>
+    <w:p/>
+    <w:p/>
+    <w:tbl>
+      <w:tblPr>
+        <w:tblStyle w:val="TableGrid"/>
+        <w:tblW w:w="0" w:type="auto"/>
+        <w:tblLook w:val="04A0" w:firstRow="1" w:lastRow="0" w:firstColumn="1" w:lastColumn="0" w:noHBand="0" w:noVBand="1"/>
+      </w:tblPr>
+      <w:tblGrid>
+        <w:gridCol w:w="5076"/>
+        <w:gridCol w:w="3940"/>
+      </w:tblGrid>
+      <w:tr>
+        <w:tc>
+          <w:tcPr>
+            <w:tcW w:w="4508" w:type="dxa"/>
+          </w:tcPr>
+          <w:p>
+            <w:proofErr w:type="spellStart"/>
+            <w:r>
+              <w:t>BlackjackWinningsCalulation</w:t>
+            </w:r>
+            <w:proofErr w:type="spellEnd"/>
+            <w:r>
+              <w:t>()</w:t>
+            </w:r>
+          </w:p>
+        </w:tc>
+        <w:tc>
+          <w:tcPr>
+            <w:tcW w:w="4508" w:type="dxa"/>
+          </w:tcPr>
+          <w:p/>
+        </w:tc>
+      </w:tr>
+      <w:tr>
+        <w:tc>
+          <w:tcPr>
+            <w:tcW w:w="4508" w:type="dxa"/>
+          </w:tcPr>
+          <w:p>
+            <w:r>
+              <w:drawing>
+                <wp:inline distT="0" distB="0" distL="0" distR="0" wp14:anchorId="37123F72" wp14:editId="7D1FA20C">
+                  <wp:extent cx="3079530" cy="3000375"/>
+                  <wp:effectExtent l="0" t="0" r="6985" b="0"/>
+                  <wp:docPr id="906416155" name="Picture 1" descr="A diagram of a graph&#10;&#10;AI-generated content may be incorrect."/>
+                  <wp:cNvGraphicFramePr>
+                    <a:graphicFrameLocks xmlns:a="http://schemas.openxmlformats.org/drawingml/2006/main" noChangeAspect="1"/>
+                  </wp:cNvGraphicFramePr>
+                  <a:graphic xmlns:a="http://schemas.openxmlformats.org/drawingml/2006/main">
+                    <a:graphicData uri="http://schemas.openxmlformats.org/drawingml/2006/picture">
+                      <pic:pic xmlns:pic="http://schemas.openxmlformats.org/drawingml/2006/picture">
+                        <pic:nvPicPr>
+                          <pic:cNvPr id="906416155" name="Picture 1" descr="A diagram of a graph&#10;&#10;AI-generated content may be incorrect."/>
+                          <pic:cNvPicPr/>
+                        </pic:nvPicPr>
+                        <pic:blipFill>
+                          <a:blip r:embed="rId91"/>
+                          <a:stretch>
+                            <a:fillRect/>
+                          </a:stretch>
+                        </pic:blipFill>
+                        <pic:spPr>
+                          <a:xfrm>
+                            <a:off x="0" y="0"/>
+                            <a:ext cx="3097219" cy="3017610"/>
+                          </a:xfrm>
+                          <a:prstGeom prst="rect">
+                            <a:avLst/>
+                          </a:prstGeom>
+                        </pic:spPr>
+                      </pic:pic>
+                    </a:graphicData>
+                  </a:graphic>
+                </wp:inline>
+              </w:drawing>
+            </w:r>
+          </w:p>
+        </w:tc>
+        <w:tc>
+          <w:tcPr>
+            <w:tcW w:w="4508" w:type="dxa"/>
+          </w:tcPr>
+          <w:p/>
+        </w:tc>
+      </w:tr>
+      <w:tr>
+        <w:tc>
+          <w:tcPr>
+            <w:tcW w:w="4508" w:type="dxa"/>
+          </w:tcPr>
+          <w:p/>
+        </w:tc>
+        <w:tc>
+          <w:tcPr>
+            <w:tcW w:w="4508" w:type="dxa"/>
+          </w:tcPr>
+          <w:p/>
+        </w:tc>
+      </w:tr>
+      <w:tr>
+        <w:tc>
+          <w:tcPr>
+            <w:tcW w:w="4508" w:type="dxa"/>
+          </w:tcPr>
+          <w:p/>
+        </w:tc>
+        <w:tc>
+          <w:tcPr>
+            <w:tcW w:w="4508" w:type="dxa"/>
+          </w:tcPr>
+          <w:p/>
+        </w:tc>
+      </w:tr>
+      <w:tr>
+        <w:tc>
+          <w:tcPr>
+            <w:tcW w:w="4508" w:type="dxa"/>
+          </w:tcPr>
+          <w:p/>
+        </w:tc>
+        <w:tc>
+          <w:tcPr>
+            <w:tcW w:w="4508" w:type="dxa"/>
+          </w:tcPr>
+          <w:p/>
+        </w:tc>
+      </w:tr>
+      <w:tr>
+        <w:tc>
+          <w:tcPr>
+            <w:tcW w:w="4508" w:type="dxa"/>
+          </w:tcPr>
+          <w:p/>
+        </w:tc>
+        <w:tc>
+          <w:tcPr>
+            <w:tcW w:w="4508" w:type="dxa"/>
+          </w:tcPr>
+          <w:p/>
+        </w:tc>
+      </w:tr>
+    </w:tbl>
+    <w:p/>
+    <w:p/>
+    <w:p/>
+    <w:p/>
+    <w:p/>
+    <w:p/>
+    <w:p/>
+    <w:p>
+      <w:pPr>
+        <w:pStyle w:val="Heading3"/>
+      </w:pPr>
+      <w:r>
+        <w:lastRenderedPageBreak/>
+        <w:t>Development</w:t>
+      </w:r>
+    </w:p>
+    <w:p>
+      <w:pPr>
+        <w:rPr>
+          <w:highlight w:val="yellow"/>
+        </w:rPr>
+      </w:pPr>
+      <w:r>
+        <w:rPr>
+          <w:highlight w:val="yellow"/>
+        </w:rPr>
+        <w:t>Show the code build over time</w:t>
+      </w:r>
+    </w:p>
+    <w:p>
+      <w:pPr>
+        <w:rPr>
+          <w:highlight w:val="yellow"/>
+        </w:rPr>
+      </w:pPr>
+      <w:r>
+        <w:rPr>
+          <w:highlight w:val="yellow"/>
+        </w:rPr>
+        <w:t>Justify your decisions</w:t>
+      </w:r>
+    </w:p>
+    <w:p>
+      <w:pPr>
+        <w:rPr>
+          <w:highlight w:val="yellow"/>
+        </w:rPr>
+      </w:pPr>
+      <w:r>
+        <w:rPr>
+          <w:highlight w:val="yellow"/>
+        </w:rPr>
+        <w:t>Screenshot errors and your fixes</w:t>
+      </w:r>
+    </w:p>
+    <w:p>
+      <w:pPr>
+        <w:rPr>
+          <w:highlight w:val="yellow"/>
+        </w:rPr>
+      </w:pPr>
+      <w:r>
+        <w:rPr>
+          <w:highlight w:val="yellow"/>
+        </w:rPr>
+        <w:t>Videos or screenshots of what it looks like when run</w:t>
+      </w:r>
+    </w:p>
+    <w:p>
+      <w:r>
+        <w:rPr>
+          <w:highlight w:val="yellow"/>
+        </w:rPr>
+        <w:t>Reference tutorials used</w:t>
+      </w:r>
+    </w:p>
+    <w:tbl>
+      <w:tblPr>
+        <w:tblStyle w:val="TableGrid"/>
+        <w:tblW w:w="0" w:type="auto"/>
+        <w:tblLook w:val="04A0" w:firstRow="1" w:lastRow="0" w:firstColumn="1" w:lastColumn="0" w:noHBand="0" w:noVBand="1"/>
+      </w:tblPr>
+      <w:tblGrid>
+        <w:gridCol w:w="4508"/>
+        <w:gridCol w:w="4508"/>
+      </w:tblGrid>
+      <w:tr>
+        <w:tc>
+          <w:tcPr>
+            <w:tcW w:w="4508" w:type="dxa"/>
+          </w:tcPr>
+          <w:p/>
+        </w:tc>
+        <w:tc>
+          <w:tcPr>
+            <w:tcW w:w="4508" w:type="dxa"/>
+          </w:tcPr>
+          <w:p/>
+        </w:tc>
+      </w:tr>
+      <w:tr>
+        <w:tc>
+          <w:tcPr>
+            <w:tcW w:w="4508" w:type="dxa"/>
+          </w:tcPr>
+          <w:p/>
+        </w:tc>
+        <w:tc>
+          <w:tcPr>
+            <w:tcW w:w="4508" w:type="dxa"/>
+          </w:tcPr>
+          <w:p/>
+        </w:tc>
+      </w:tr>
+      <w:tr>
+        <w:tc>
+          <w:tcPr>
+            <w:tcW w:w="4508" w:type="dxa"/>
+          </w:tcPr>
+          <w:p/>
+        </w:tc>
+        <w:tc>
+          <w:tcPr>
+            <w:tcW w:w="4508" w:type="dxa"/>
+          </w:tcPr>
+          <w:p/>
+        </w:tc>
+      </w:tr>
+      <w:tr>
+        <w:tc>
+          <w:tcPr>
+            <w:tcW w:w="4508" w:type="dxa"/>
+          </w:tcPr>
+          <w:p/>
+        </w:tc>
+        <w:tc>
+          <w:tcPr>
+            <w:tcW w:w="4508" w:type="dxa"/>
+          </w:tcPr>
+          <w:p/>
+        </w:tc>
+      </w:tr>
+      <w:tr>
+        <w:tc>
+          <w:tcPr>
+            <w:tcW w:w="4508" w:type="dxa"/>
+          </w:tcPr>
+          <w:p/>
+        </w:tc>
+        <w:tc>
+          <w:tcPr>
+            <w:tcW w:w="4508" w:type="dxa"/>
+          </w:tcPr>
+          <w:p/>
+        </w:tc>
+      </w:tr>
+      <w:tr>
+        <w:tc>
+          <w:tcPr>
+            <w:tcW w:w="4508" w:type="dxa"/>
+          </w:tcPr>
+          <w:p/>
+        </w:tc>
+        <w:tc>
+          <w:tcPr>
+            <w:tcW w:w="4508" w:type="dxa"/>
+          </w:tcPr>
+          <w:p/>
+        </w:tc>
+      </w:tr>
+    </w:tbl>
+    <w:p/>
+    <w:p/>
+    <w:p/>
+    <w:p/>
+    <w:p/>
+    <w:p/>
+    <w:p/>
+    <w:p/>
+    <w:p/>
+    <w:p/>
+    <w:p/>
+    <w:p/>
+    <w:p/>
+    <w:p/>
+    <w:p/>
+    <w:p/>
+    <w:p/>
+    <w:p/>
+    <w:p>
+      <w:pPr>
+        <w:pStyle w:val="Heading3"/>
+      </w:pPr>
+      <w:r>
+        <w:lastRenderedPageBreak/>
+        <w:t>Testing</w:t>
+      </w:r>
+    </w:p>
+    <w:p>
+      <w:pPr>
+        <w:rPr>
+          <w:highlight w:val="yellow"/>
+          <w:u w:val="single"/>
+        </w:rPr>
+      </w:pPr>
+      <w:r>
+        <w:rPr>
+          <w:highlight w:val="yellow"/>
+          <w:u w:val="single"/>
+        </w:rPr>
+        <w:t>Test table</w:t>
+      </w:r>
+      <w:r>
+        <w:rPr>
+          <w:highlight w:val="yellow"/>
+          <w:u w:val="single"/>
+        </w:rPr>
+        <w:t xml:space="preserve"> </w:t>
+      </w:r>
+    </w:p>
+    <w:tbl>
+      <w:tblPr>
+        <w:tblStyle w:val="TableGrid"/>
+        <w:tblW w:w="0" w:type="auto"/>
+        <w:tblLook w:val="04A0" w:firstRow="1" w:lastRow="0" w:firstColumn="1" w:lastColumn="0" w:noHBand="0" w:noVBand="1"/>
+      </w:tblPr>
+      <w:tblGrid>
+        <w:gridCol w:w="1288"/>
+        <w:gridCol w:w="1288"/>
+        <w:gridCol w:w="1288"/>
+        <w:gridCol w:w="1288"/>
+        <w:gridCol w:w="1288"/>
+        <w:gridCol w:w="1288"/>
+        <w:gridCol w:w="1288"/>
+      </w:tblGrid>
+      <w:tr>
+        <w:tc>
+          <w:tcPr>
+            <w:tcW w:w="1288" w:type="dxa"/>
+          </w:tcPr>
+          <w:p/>
+        </w:tc>
+        <w:tc>
+          <w:tcPr>
+            <w:tcW w:w="1288" w:type="dxa"/>
+          </w:tcPr>
+          <w:p/>
+        </w:tc>
+        <w:tc>
+          <w:tcPr>
+            <w:tcW w:w="1288" w:type="dxa"/>
+          </w:tcPr>
+          <w:p/>
+        </w:tc>
+        <w:tc>
+          <w:tcPr>
+            <w:tcW w:w="1288" w:type="dxa"/>
+          </w:tcPr>
+          <w:p/>
+        </w:tc>
+        <w:tc>
+          <w:tcPr>
+            <w:tcW w:w="1288" w:type="dxa"/>
+          </w:tcPr>
+          <w:p/>
+        </w:tc>
+        <w:tc>
+          <w:tcPr>
+            <w:tcW w:w="1288" w:type="dxa"/>
+          </w:tcPr>
+          <w:p/>
+        </w:tc>
+        <w:tc>
+          <w:tcPr>
+            <w:tcW w:w="1288" w:type="dxa"/>
+          </w:tcPr>
+          <w:p/>
+        </w:tc>
+      </w:tr>
+      <w:tr>
+        <w:tc>
+          <w:tcPr>
+            <w:tcW w:w="1288" w:type="dxa"/>
+          </w:tcPr>
+          <w:p/>
+        </w:tc>
+        <w:tc>
+          <w:tcPr>
+            <w:tcW w:w="1288" w:type="dxa"/>
+          </w:tcPr>
+          <w:p/>
+        </w:tc>
+        <w:tc>
+          <w:tcPr>
+            <w:tcW w:w="1288" w:type="dxa"/>
+          </w:tcPr>
+          <w:p/>
+        </w:tc>
+        <w:tc>
+          <w:tcPr>
+            <w:tcW w:w="1288" w:type="dxa"/>
+          </w:tcPr>
+          <w:p/>
+        </w:tc>
+        <w:tc>
+          <w:tcPr>
+            <w:tcW w:w="1288" w:type="dxa"/>
+          </w:tcPr>
+          <w:p/>
+        </w:tc>
+        <w:tc>
+          <w:tcPr>
+            <w:tcW w:w="1288" w:type="dxa"/>
+          </w:tcPr>
+          <w:p/>
+        </w:tc>
+        <w:tc>
+          <w:tcPr>
+            <w:tcW w:w="1288" w:type="dxa"/>
+          </w:tcPr>
+          <w:p/>
+        </w:tc>
+      </w:tr>
+      <w:tr>
+        <w:tc>
+          <w:tcPr>
+            <w:tcW w:w="1288" w:type="dxa"/>
+          </w:tcPr>
+          <w:p/>
+        </w:tc>
+        <w:tc>
+          <w:tcPr>
+            <w:tcW w:w="1288" w:type="dxa"/>
+          </w:tcPr>
+          <w:p/>
+        </w:tc>
+        <w:tc>
+          <w:tcPr>
+            <w:tcW w:w="1288" w:type="dxa"/>
+          </w:tcPr>
+          <w:p/>
+        </w:tc>
+        <w:tc>
+          <w:tcPr>
+            <w:tcW w:w="1288" w:type="dxa"/>
+          </w:tcPr>
+          <w:p/>
+        </w:tc>
+        <w:tc>
+          <w:tcPr>
+            <w:tcW w:w="1288" w:type="dxa"/>
+          </w:tcPr>
+          <w:p/>
+        </w:tc>
+        <w:tc>
+          <w:tcPr>
+            <w:tcW w:w="1288" w:type="dxa"/>
+          </w:tcPr>
+          <w:p/>
+        </w:tc>
+        <w:tc>
+          <w:tcPr>
+            <w:tcW w:w="1288" w:type="dxa"/>
+          </w:tcPr>
+          <w:p/>
+        </w:tc>
+      </w:tr>
+      <w:tr>
+        <w:tc>
+          <w:tcPr>
+            <w:tcW w:w="1288" w:type="dxa"/>
+          </w:tcPr>
+          <w:p/>
+        </w:tc>
+        <w:tc>
+          <w:tcPr>
+            <w:tcW w:w="1288" w:type="dxa"/>
+          </w:tcPr>
+          <w:p/>
+        </w:tc>
+        <w:tc>
+          <w:tcPr>
+            <w:tcW w:w="1288" w:type="dxa"/>
+          </w:tcPr>
+          <w:p/>
+        </w:tc>
+        <w:tc>
+          <w:tcPr>
+            <w:tcW w:w="1288" w:type="dxa"/>
+          </w:tcPr>
+          <w:p/>
+        </w:tc>
+        <w:tc>
+          <w:tcPr>
+            <w:tcW w:w="1288" w:type="dxa"/>
+          </w:tcPr>
+          <w:p/>
+        </w:tc>
+        <w:tc>
+          <w:tcPr>
+            <w:tcW w:w="1288" w:type="dxa"/>
+          </w:tcPr>
+          <w:p/>
+        </w:tc>
+        <w:tc>
+          <w:tcPr>
+            <w:tcW w:w="1288" w:type="dxa"/>
+          </w:tcPr>
+          <w:p/>
+        </w:tc>
+      </w:tr>
+      <w:tr>
+        <w:tc>
+          <w:tcPr>
+            <w:tcW w:w="1288" w:type="dxa"/>
+          </w:tcPr>
+          <w:p/>
+        </w:tc>
+        <w:tc>
+          <w:tcPr>
+            <w:tcW w:w="1288" w:type="dxa"/>
+          </w:tcPr>
+          <w:p/>
+        </w:tc>
+        <w:tc>
+          <w:tcPr>
+            <w:tcW w:w="1288" w:type="dxa"/>
+          </w:tcPr>
+          <w:p/>
+        </w:tc>
+        <w:tc>
+          <w:tcPr>
+            <w:tcW w:w="1288" w:type="dxa"/>
+          </w:tcPr>
+          <w:p/>
+        </w:tc>
+        <w:tc>
+          <w:tcPr>
+            <w:tcW w:w="1288" w:type="dxa"/>
+          </w:tcPr>
+          <w:p/>
+        </w:tc>
+        <w:tc>
+          <w:tcPr>
+            <w:tcW w:w="1288" w:type="dxa"/>
+          </w:tcPr>
+          <w:p/>
+        </w:tc>
+        <w:tc>
+          <w:tcPr>
+            <w:tcW w:w="1288" w:type="dxa"/>
+          </w:tcPr>
+          <w:p/>
+        </w:tc>
+      </w:tr>
+      <w:tr>
+        <w:tc>
+          <w:tcPr>
+            <w:tcW w:w="1288" w:type="dxa"/>
+          </w:tcPr>
+          <w:p/>
+        </w:tc>
+        <w:tc>
+          <w:tcPr>
+            <w:tcW w:w="1288" w:type="dxa"/>
+          </w:tcPr>
+          <w:p/>
+        </w:tc>
+        <w:tc>
+          <w:tcPr>
+            <w:tcW w:w="1288" w:type="dxa"/>
+          </w:tcPr>
+          <w:p/>
+        </w:tc>
+        <w:tc>
+          <w:tcPr>
+            <w:tcW w:w="1288" w:type="dxa"/>
+          </w:tcPr>
+          <w:p/>
+        </w:tc>
+        <w:tc>
+          <w:tcPr>
+            <w:tcW w:w="1288" w:type="dxa"/>
+          </w:tcPr>
+          <w:p/>
+        </w:tc>
+        <w:tc>
+          <w:tcPr>
+            <w:tcW w:w="1288" w:type="dxa"/>
+          </w:tcPr>
+          <w:p/>
+        </w:tc>
+        <w:tc>
+          <w:tcPr>
+            <w:tcW w:w="1288" w:type="dxa"/>
+          </w:tcPr>
+          <w:p/>
+        </w:tc>
+      </w:tr>
+    </w:tbl>
+    <w:p/>
+    <w:p>
+      <w:r>
+        <w:rPr>
+          <w:highlight w:val="yellow"/>
+          <w:u w:val="single"/>
+        </w:rPr>
+        <w:t>Evidence referenced</w:t>
+      </w:r>
+      <w:r>
+        <w:rPr>
+          <w:highlight w:val="yellow"/>
+        </w:rPr>
+        <w:t xml:space="preserve">   - screenshots or videos (with timestamps)</w:t>
+      </w:r>
+    </w:p>
+    <w:p>
+      <w:r>
+        <w:rPr>
+          <w:highlight w:val="yellow"/>
+        </w:rPr>
+        <w:t>Review of how well your stage has gone</w:t>
+      </w:r>
+    </w:p>
+    <w:p/>
+    <w:p/>
+    <w:p/>
+    <w:p/>
+    <w:p/>
+    <w:p/>
+    <w:p/>
+    <w:p/>
+    <w:p/>
+    <w:p/>
+    <w:p/>
+    <w:p/>
+    <w:p/>
+    <w:p/>
+    <w:p/>
+    <w:p/>
+    <w:p/>
+    <w:p/>
+    <w:p/>
+    <w:p/>
+    <w:p/>
+    <w:p/>
+    <w:p/>
+    <w:p/>
+    <w:p/>
+    <w:p/>
+    <w:p/>
+    <w:p/>
+    <w:p/>
+    <w:p/>
+    <w:p/>
+    <w:p/>
+    <w:p/>
+    <w:p/>
+    <w:p/>
+    <w:p/>
     <w:p/>
     <w:p/>
     <w:p/>
@@ -33534,6 +32913,7 @@
     <w:rsidRoot w:val="00FA72A6"/>
     <w:rsid w:val="000B0963"/>
     <w:rsid w:val="000D4081"/>
+    <w:rsid w:val="000F2988"/>
     <w:rsid w:val="00166C48"/>
     <w:rsid w:val="001802BA"/>
     <w:rsid w:val="001D61AC"/>
@@ -33582,6 +32962,7 @@
     <w:rsid w:val="00AB09B4"/>
     <w:rsid w:val="00AD47E5"/>
     <w:rsid w:val="00AE2BA7"/>
+    <w:rsid w:val="00B14114"/>
     <w:rsid w:val="00B86963"/>
     <w:rsid w:val="00BA7ABA"/>
     <w:rsid w:val="00BE226D"/>

--- a/The Cards Collective.docx
+++ b/The Cards Collective.docx
@@ -293,7 +293,6 @@
                         <w:szCs w:val="28"/>
                       </w:rPr>
                     </w:pPr>
-                    <w:proofErr w:type="spellStart"/>
                     <w:r>
                       <w:rPr>
                         <w:b/>
@@ -302,18 +301,7 @@
                         <w:sz w:val="28"/>
                         <w:szCs w:val="28"/>
                       </w:rPr>
-                      <w:t>Xx</w:t>
-                    </w:r>
-                    <w:proofErr w:type="spellEnd"/>
-                    <w:r>
-                      <w:rPr>
-                        <w:b/>
-                        <w:bCs/>
-                        <w:color w:val="000000" w:themeColor="text1"/>
-                        <w:sz w:val="28"/>
-                        <w:szCs w:val="28"/>
-                      </w:rPr>
-                      <w:t>/xx/25</w:t>
+                      <w:t>Xx/xx/25</w:t>
                     </w:r>
                   </w:p>
                 </w:sdtContent>
@@ -4766,7 +4754,6 @@
           <w:bCs/>
         </w:rPr>
       </w:pPr>
-      <w:proofErr w:type="spellStart"/>
       <w:r>
         <w:rPr>
           <w:b/>
@@ -4781,7 +4768,6 @@
         </w:rPr>
         <w:t>modes</w:t>
       </w:r>
-      <w:proofErr w:type="spellEnd"/>
       <w:r>
         <w:rPr>
           <w:b/>
@@ -4999,15 +4985,7 @@
           </w:tcPr>
           <w:p>
             <w:r>
-              <w:t xml:space="preserve">I would like to integrate the feature that the amount of currency a player has is displayed in number and also size on the table </w:t>
-            </w:r>
-            <w:proofErr w:type="spellStart"/>
-            <w:r>
-              <w:t>e.g</w:t>
-            </w:r>
-            <w:proofErr w:type="spellEnd"/>
-            <w:r>
-              <w:t xml:space="preserve"> barely any money = a couple chips on the table, lots of money = piles of chips on the table</w:t>
+              <w:t>I would like to integrate the feature that the amount of currency a player has is displayed in number and also size on the table e.g barely any money = a couple chips on the table, lots of money = piles of chips on the table</w:t>
             </w:r>
           </w:p>
         </w:tc>
@@ -5017,15 +4995,7 @@
           </w:tcPr>
           <w:p>
             <w:r>
-              <w:t xml:space="preserve">I </w:t>
-            </w:r>
-            <w:proofErr w:type="spellStart"/>
-            <w:r>
-              <w:t>wont</w:t>
-            </w:r>
-            <w:proofErr w:type="spellEnd"/>
-            <w:r>
-              <w:t xml:space="preserve"> be integrating online play as there are already loads of games like this that use it and it will bring too much competition while my game is supposed to be relax</w:t>
+              <w:t>I wont be integrating online play as there are already loads of games like this that use it and it will bring too much competition while my game is supposed to be relax</w:t>
             </w:r>
             <w:r>
               <w:t>ed</w:t>
@@ -5049,15 +5019,7 @@
               <w:t>I will be moving forward the</w:t>
             </w:r>
             <w:r>
-              <w:t xml:space="preserve"> (Texas </w:t>
-            </w:r>
-            <w:proofErr w:type="spellStart"/>
-            <w:r>
-              <w:t>Holdem</w:t>
-            </w:r>
-            <w:proofErr w:type="spellEnd"/>
-            <w:r>
-              <w:t>)</w:t>
+              <w:t xml:space="preserve"> (Texas Holdem)</w:t>
             </w:r>
             <w:r>
               <w:t xml:space="preserve"> 2 card poker as it is</w:t>
@@ -5065,13 +5027,8 @@
             <w:r>
               <w:t xml:space="preserve"> easier than other variations of poker </w:t>
             </w:r>
-            <w:proofErr w:type="spellStart"/>
-            <w:r>
-              <w:t>e.g</w:t>
-            </w:r>
-            <w:proofErr w:type="spellEnd"/>
-            <w:r>
-              <w:t xml:space="preserve"> </w:t>
+            <w:r>
+              <w:t xml:space="preserve">e.g </w:t>
             </w:r>
             <w:r>
               <w:t>3 card poker</w:t>
@@ -5335,7 +5292,6 @@
           <w:numId w:val="3"/>
         </w:numPr>
       </w:pPr>
-      <w:proofErr w:type="spellStart"/>
       <w:r>
         <w:rPr>
           <w:b/>
@@ -5350,7 +5306,6 @@
         </w:rPr>
         <w:t>modes</w:t>
       </w:r>
-      <w:proofErr w:type="spellEnd"/>
       <w:r>
         <w:rPr>
           <w:b/>
@@ -5513,15 +5468,7 @@
               <w:t xml:space="preserve">have the table in a similar position </w:t>
             </w:r>
             <w:r>
-              <w:t xml:space="preserve">but I </w:t>
-            </w:r>
-            <w:proofErr w:type="spellStart"/>
-            <w:r>
-              <w:t>wil</w:t>
-            </w:r>
-            <w:proofErr w:type="spellEnd"/>
-            <w:r>
-              <w:t xml:space="preserve"> have multiple different types for my user to choose from.</w:t>
+              <w:t>but I wil have multiple different types for my user to choose from.</w:t>
             </w:r>
           </w:p>
         </w:tc>
@@ -5531,31 +5478,7 @@
           </w:tcPr>
           <w:p>
             <w:r>
-              <w:t xml:space="preserve">I </w:t>
-            </w:r>
-            <w:proofErr w:type="spellStart"/>
-            <w:r>
-              <w:t>wont</w:t>
-            </w:r>
-            <w:proofErr w:type="spellEnd"/>
-            <w:r>
-              <w:t xml:space="preserve"> be adding profile pictures or country flags in my game as it is unnecessary when other players are next to </w:t>
-            </w:r>
-            <w:proofErr w:type="spellStart"/>
-            <w:r>
-              <w:t>eachother</w:t>
-            </w:r>
-            <w:proofErr w:type="spellEnd"/>
-            <w:r>
-              <w:t xml:space="preserve"> (local multiplayer) and can be easily identified by their username </w:t>
-            </w:r>
-            <w:proofErr w:type="spellStart"/>
-            <w:r>
-              <w:t>aswell</w:t>
-            </w:r>
-            <w:proofErr w:type="spellEnd"/>
-            <w:r>
-              <w:t>.</w:t>
+              <w:t>I wont be adding profile pictures or country flags in my game as it is unnecessary when other players are next to eachother (local multiplayer) and can be easily identified by their username aswell.</w:t>
             </w:r>
           </w:p>
         </w:tc>
@@ -5598,15 +5521,7 @@
           </w:tcPr>
           <w:p>
             <w:r>
-              <w:t xml:space="preserve">I </w:t>
-            </w:r>
-            <w:proofErr w:type="spellStart"/>
-            <w:r>
-              <w:t>wont</w:t>
-            </w:r>
-            <w:proofErr w:type="spellEnd"/>
-            <w:r>
-              <w:t xml:space="preserve"> be integrating the jackpot as that strays from the games actual gameplay of blackjack and poker</w:t>
+              <w:t>I wont be integrating the jackpot as that strays from the games actual gameplay of blackjack and poker</w:t>
             </w:r>
           </w:p>
         </w:tc>
@@ -5631,15 +5546,7 @@
           </w:tcPr>
           <w:p>
             <w:r>
-              <w:t xml:space="preserve">I </w:t>
-            </w:r>
-            <w:proofErr w:type="spellStart"/>
-            <w:r>
-              <w:t>wont</w:t>
-            </w:r>
-            <w:proofErr w:type="spellEnd"/>
-            <w:r>
-              <w:t xml:space="preserve"> be adding</w:t>
+              <w:t>I wont be adding</w:t>
             </w:r>
             <w:r>
               <w:t xml:space="preserve"> display of</w:t>
@@ -5857,21 +5764,12 @@
           <w:numId w:val="1"/>
         </w:numPr>
       </w:pPr>
-      <w:proofErr w:type="spellStart"/>
       <w:r>
         <w:rPr>
           <w:b/>
           <w:bCs/>
         </w:rPr>
-        <w:t>Gamemodes</w:t>
-      </w:r>
-      <w:proofErr w:type="spellEnd"/>
-      <w:r>
-        <w:rPr>
-          <w:b/>
-          <w:bCs/>
-        </w:rPr>
-        <w:t>:</w:t>
+        <w:t>Gamemodes:</w:t>
       </w:r>
       <w:r>
         <w:t xml:space="preserve">  Poker           (No blackjack)</w:t>
@@ -6023,15 +5921,7 @@
           </w:tcPr>
           <w:p>
             <w:r>
-              <w:t xml:space="preserve">I won’t be integrating hands/arms into the game as I feel this is </w:t>
-            </w:r>
-            <w:proofErr w:type="spellStart"/>
-            <w:r>
-              <w:t>abit</w:t>
-            </w:r>
-            <w:proofErr w:type="spellEnd"/>
-            <w:r>
-              <w:t xml:space="preserve"> over the top and ruins the simplistic gameplay I am aiming for</w:t>
+              <w:t>I won’t be integrating hands/arms into the game as I feel this is abit over the top and ruins the simplistic gameplay I am aiming for</w:t>
             </w:r>
           </w:p>
         </w:tc>
@@ -6233,15 +6123,7 @@
         <w:t xml:space="preserve"> via </w:t>
       </w:r>
       <w:r>
-        <w:t>the “</w:t>
-      </w:r>
-      <w:proofErr w:type="spellStart"/>
-      <w:r>
-        <w:t>french</w:t>
-      </w:r>
-      <w:proofErr w:type="spellEnd"/>
-      <w:r>
-        <w:t xml:space="preserve"> fries” currency.</w:t>
+        <w:t>the “french fries” currency.</w:t>
       </w:r>
     </w:p>
     <w:p>
@@ -6703,15 +6585,7 @@
         <w:t xml:space="preserve"> valued</w:t>
       </w:r>
       <w:r>
-        <w:t xml:space="preserve"> feature for the gameplay in poker as even experienced poker players may need a reminder on the rankings of different card combinations </w:t>
-      </w:r>
-      <w:proofErr w:type="spellStart"/>
-      <w:r>
-        <w:t>e.g</w:t>
-      </w:r>
-      <w:proofErr w:type="spellEnd"/>
-      <w:r>
-        <w:t xml:space="preserve">    3 pair (3 of the same value card) is higher than 2 pair (2 of the same card value)</w:t>
+        <w:t xml:space="preserve"> feature for the gameplay in poker as even experienced poker players may need a reminder on the rankings of different card combinations e.g    3 pair (3 of the same value card) is higher than 2 pair (2 of the same card value)</w:t>
       </w:r>
     </w:p>
     <w:p/>
@@ -6730,15 +6604,7 @@
         <w:ind w:left="720"/>
       </w:pPr>
       <w:r>
-        <w:t xml:space="preserve">The sneak peek feature in the poker game mode in my project is essential for gameplay especially in local multiplayer as other players </w:t>
-      </w:r>
-      <w:proofErr w:type="spellStart"/>
-      <w:r>
-        <w:t>musn’t</w:t>
-      </w:r>
-      <w:proofErr w:type="spellEnd"/>
-      <w:r>
-        <w:t xml:space="preserve"> be able to see what cards you have but you must be able to see and make decisions based upon them. To sneak peek at your cards all of the other players participating in poker should look away from the screen so only you can see what cards you have been delt and you hold down the sneak peek button. I am taking inspiration from the game</w:t>
+        <w:t>The sneak peek feature in the poker game mode in my project is essential for gameplay especially in local multiplayer as other players musn’t be able to see what cards you have but you must be able to see and make decisions based upon them. To sneak peek at your cards all of the other players participating in poker should look away from the screen so only you can see what cards you have been delt and you hold down the sneak peek button. I am taking inspiration from the game</w:t>
       </w:r>
       <w:r>
         <w:t xml:space="preserve"> </w:t>
@@ -7005,15 +6871,7 @@
         <w:ind w:left="1440"/>
       </w:pPr>
       <w:r>
-        <w:t xml:space="preserve">This feature is not essential nor necessary. I </w:t>
-      </w:r>
-      <w:proofErr w:type="spellStart"/>
-      <w:r>
-        <w:t>wont</w:t>
-      </w:r>
-      <w:proofErr w:type="spellEnd"/>
-      <w:r>
-        <w:t xml:space="preserve"> be adding this feature as it aims towards a different target audience and will ruin the casual and fun feel to Cards Collective.</w:t>
+        <w:t>This feature is not essential nor necessary. I wont be adding this feature as it aims towards a different target audience and will ruin the casual and fun feel to Cards Collective.</w:t>
       </w:r>
     </w:p>
     <w:p/>
@@ -7854,15 +7712,7 @@
               <w:t>Every time a card would be delt to a player</w:t>
             </w:r>
             <w:r>
-              <w:t xml:space="preserve"> (</w:t>
-            </w:r>
-            <w:proofErr w:type="spellStart"/>
-            <w:r>
-              <w:t>e.g</w:t>
-            </w:r>
-            <w:proofErr w:type="spellEnd"/>
-            <w:r>
-              <w:t xml:space="preserve"> Hit)</w:t>
+              <w:t xml:space="preserve"> (e.g Hit)</w:t>
             </w:r>
             <w:r>
               <w:t xml:space="preserve"> the system will</w:t>
@@ -8110,21 +7960,14 @@
               <w:t>p</w:t>
             </w:r>
             <w:r>
-              <w:t xml:space="preserve">lay with/against for blackjack and poker </w:t>
-            </w:r>
-            <w:proofErr w:type="spellStart"/>
-            <w:r>
-              <w:t>gamemodes</w:t>
-            </w:r>
-            <w:proofErr w:type="spellEnd"/>
+              <w:t>lay with/against for blackjack and poker gamemodes</w:t>
+            </w:r>
             <w:r>
               <w:t>. (</w:t>
             </w:r>
-            <w:proofErr w:type="spellStart"/>
             <w:r>
               <w:t>dequeing</w:t>
             </w:r>
-            <w:proofErr w:type="spellEnd"/>
             <w:r>
               <w:t xml:space="preserve"> these cards from the </w:t>
             </w:r>
@@ -9047,13 +8890,8 @@
           </w:tcPr>
           <w:p>
             <w:r>
-              <w:t xml:space="preserve">Applies win, </w:t>
-            </w:r>
-            <w:proofErr w:type="spellStart"/>
-            <w:r>
-              <w:t>loss</w:t>
-            </w:r>
-            <w:proofErr w:type="spellEnd"/>
+              <w:t>Applies win, loss</w:t>
+            </w:r>
             <w:r>
               <w:t xml:space="preserve"> </w:t>
             </w:r>
@@ -10226,13 +10064,8 @@
             <w:gridSpan w:val="2"/>
           </w:tcPr>
           <w:p>
-            <w:proofErr w:type="spellStart"/>
-            <w:r>
-              <w:t>Lets</w:t>
-            </w:r>
-            <w:proofErr w:type="spellEnd"/>
-            <w:r>
-              <w:t xml:space="preserve"> the active player temporarily reveal only their cards on screen while other players look away so they know what they have been delt</w:t>
+            <w:r>
+              <w:t>Lets the active player temporarily reveal only their cards on screen while other players look away so they know what they have been delt</w:t>
             </w:r>
           </w:p>
         </w:tc>
@@ -10618,15 +10451,7 @@
           </w:tcPr>
           <w:p>
             <w:r>
-              <w:t>Execute player choice (</w:t>
-            </w:r>
-            <w:proofErr w:type="spellStart"/>
-            <w:r>
-              <w:t>fold,check,raise</w:t>
-            </w:r>
-            <w:proofErr w:type="spellEnd"/>
-            <w:r>
-              <w:t xml:space="preserve">, all in) </w:t>
+              <w:t xml:space="preserve">Execute player choice (fold,check,raise, all in) </w:t>
             </w:r>
           </w:p>
         </w:tc>
@@ -10703,15 +10528,7 @@
           </w:tcPr>
           <w:p>
             <w:r>
-              <w:t>Fold (</w:t>
-            </w:r>
-            <w:proofErr w:type="spellStart"/>
-            <w:r>
-              <w:t>e.g</w:t>
-            </w:r>
-            <w:proofErr w:type="spellEnd"/>
-            <w:r>
-              <w:t xml:space="preserve"> give up) removes player from the turn cycle for the rest of the round and counts as a loss losing out on any winnings</w:t>
+              <w:t>Fold (e.g give up) removes player from the turn cycle for the rest of the round and counts as a loss losing out on any winnings</w:t>
             </w:r>
           </w:p>
         </w:tc>
@@ -10873,15 +10690,7 @@
           </w:tcPr>
           <w:p>
             <w:r>
-              <w:t>Call (</w:t>
-            </w:r>
-            <w:proofErr w:type="spellStart"/>
-            <w:r>
-              <w:t>i.e</w:t>
-            </w:r>
-            <w:proofErr w:type="spellEnd"/>
-            <w:r>
-              <w:t xml:space="preserve"> call bluff) subtracts the amount of the current bet from players currency and finishes turn</w:t>
+              <w:t>Call (i.e call bluff) subtracts the amount of the current bet from players currency and finishes turn</w:t>
             </w:r>
           </w:p>
         </w:tc>
@@ -11532,15 +11341,7 @@
               <w:t xml:space="preserve"> has its own </w:t>
             </w:r>
             <w:r>
-              <w:t xml:space="preserve">card image </w:t>
-            </w:r>
-            <w:proofErr w:type="spellStart"/>
-            <w:r>
-              <w:t>e.g</w:t>
-            </w:r>
-            <w:proofErr w:type="spellEnd"/>
-            <w:r>
-              <w:t xml:space="preserve"> queen of hearts</w:t>
+              <w:t>card image e.g queen of hearts</w:t>
             </w:r>
             <w:r>
               <w:t xml:space="preserve">, ace of spades, 4 of diamonds, etc </w:t>
@@ -11549,15 +11350,7 @@
               <w:t>each card being in the correct precise position of the screen</w:t>
             </w:r>
             <w:r>
-              <w:t xml:space="preserve"> (player1 cards being </w:t>
-            </w:r>
-            <w:proofErr w:type="spellStart"/>
-            <w:r>
-              <w:t>infront</w:t>
-            </w:r>
-            <w:proofErr w:type="spellEnd"/>
-            <w:r>
-              <w:t xml:space="preserve"> of dealer or player2)</w:t>
+              <w:t xml:space="preserve"> (player1 cards being infront of dealer or player2)</w:t>
             </w:r>
             <w:r>
               <w:t xml:space="preserve"> </w:t>
@@ -12385,15 +12178,7 @@
           </w:tcPr>
           <w:p>
             <w:r>
-              <w:t xml:space="preserve">Loads (from an external file) an existing/previous players total </w:t>
-            </w:r>
-            <w:proofErr w:type="spellStart"/>
-            <w:r>
-              <w:t>wins,draws</w:t>
-            </w:r>
-            <w:proofErr w:type="spellEnd"/>
-            <w:r>
-              <w:t xml:space="preserve"> and losses</w:t>
+              <w:t>Loads (from an external file) an existing/previous players total wins,draws and losses</w:t>
             </w:r>
           </w:p>
         </w:tc>
@@ -12856,15 +12641,7 @@
               <w:jc w:val="center"/>
             </w:pPr>
             <w:r>
-              <w:t>Load(</w:t>
-            </w:r>
-            <w:proofErr w:type="spellStart"/>
-            <w:r>
-              <w:t>ing</w:t>
-            </w:r>
-            <w:proofErr w:type="spellEnd"/>
-            <w:r>
-              <w:t xml:space="preserve"> data) error handling</w:t>
+              <w:t>Load(ing data) error handling</w:t>
             </w:r>
           </w:p>
         </w:tc>
@@ -13040,15 +12817,7 @@
         <w:t>installati</w:t>
       </w:r>
       <w:r>
-        <w:t xml:space="preserve">on of Python, </w:t>
-      </w:r>
-      <w:proofErr w:type="spellStart"/>
-      <w:r>
-        <w:t>PyGame</w:t>
-      </w:r>
-      <w:proofErr w:type="spellEnd"/>
-      <w:r>
-        <w:t xml:space="preserve"> library, </w:t>
+        <w:t xml:space="preserve">on of Python, PyGame library, </w:t>
       </w:r>
       <w:r>
         <w:t>images and save files</w:t>
@@ -13073,15 +12842,7 @@
         <w:t xml:space="preserve">This is required for </w:t>
       </w:r>
       <w:r>
-        <w:t xml:space="preserve">rendering </w:t>
-      </w:r>
-      <w:proofErr w:type="spellStart"/>
-      <w:r>
-        <w:t>PyGame</w:t>
-      </w:r>
-      <w:proofErr w:type="spellEnd"/>
-      <w:r>
-        <w:t xml:space="preserve"> and processing</w:t>
+        <w:t>rendering PyGame and processing</w:t>
       </w:r>
       <w:r>
         <w:t xml:space="preserve"> python</w:t>
@@ -13130,13 +12891,8 @@
       <w:r>
         <w:t xml:space="preserve">the </w:t>
       </w:r>
-      <w:proofErr w:type="spellStart"/>
-      <w:r>
-        <w:t>PyGame</w:t>
-      </w:r>
-      <w:proofErr w:type="spellEnd"/>
-      <w:r>
-        <w:t xml:space="preserve"> </w:t>
+      <w:r>
+        <w:t xml:space="preserve">PyGame </w:t>
       </w:r>
       <w:r>
         <w:t>GUI performance is smooth and not choppy</w:t>
@@ -13145,15 +12901,7 @@
     <w:p>
       <w:r>
         <w:tab/>
-        <w:t xml:space="preserve">Python requires </w:t>
-      </w:r>
-      <w:proofErr w:type="spellStart"/>
-      <w:r>
-        <w:t>atleast</w:t>
-      </w:r>
-      <w:proofErr w:type="spellEnd"/>
-      <w:r>
-        <w:t xml:space="preserve"> 2GB RAM</w:t>
+        <w:t>Python requires atleast 2GB RAM</w:t>
       </w:r>
       <w:r>
         <w:t xml:space="preserve"> according to </w:t>
@@ -13250,18 +12998,10 @@
         <w:t>ing</w:t>
       </w:r>
       <w:r>
-        <w:t xml:space="preserve"> systems support python and </w:t>
-      </w:r>
-      <w:proofErr w:type="spellStart"/>
-      <w:r>
-        <w:t>py</w:t>
-      </w:r>
-      <w:r>
-        <w:t>game</w:t>
-      </w:r>
-      <w:proofErr w:type="spellEnd"/>
-      <w:r>
-        <w:t>, allowing cross-platform compatibility for end users</w:t>
+        <w:t xml:space="preserve"> systems support python and py</w:t>
+      </w:r>
+      <w:r>
+        <w:t>game, allowing cross-platform compatibility for end users</w:t>
       </w:r>
       <w:r>
         <w:t>.</w:t>
@@ -13313,21 +13053,12 @@
       </w:r>
     </w:p>
     <w:p>
-      <w:proofErr w:type="spellStart"/>
       <w:r>
         <w:rPr>
           <w:b/>
           <w:bCs/>
         </w:rPr>
-        <w:t>PyGame</w:t>
-      </w:r>
-      <w:proofErr w:type="spellEnd"/>
-      <w:r>
-        <w:rPr>
-          <w:b/>
-          <w:bCs/>
-        </w:rPr>
-        <w:t xml:space="preserve"> </w:t>
+        <w:t xml:space="preserve">PyGame </w:t>
       </w:r>
       <w:r>
         <w:rPr>
@@ -13351,18 +13082,10 @@
         <w:t xml:space="preserve">The </w:t>
       </w:r>
       <w:r>
-        <w:t xml:space="preserve">majority of the code is in python and </w:t>
-      </w:r>
-      <w:proofErr w:type="spellStart"/>
-      <w:r>
-        <w:t>PyG</w:t>
-      </w:r>
-      <w:r>
-        <w:t>ame</w:t>
-      </w:r>
-      <w:proofErr w:type="spellEnd"/>
-      <w:r>
-        <w:t xml:space="preserve"> so </w:t>
+        <w:t>majority of the code is in python and PyG</w:t>
+      </w:r>
+      <w:r>
+        <w:t xml:space="preserve">ame so </w:t>
       </w:r>
       <w:r>
         <w:t>they</w:t>
@@ -13528,15 +13251,7 @@
         <w:t xml:space="preserve">e deck </w:t>
       </w:r>
       <w:r>
-        <w:t xml:space="preserve">list each time </w:t>
-      </w:r>
-      <w:proofErr w:type="spellStart"/>
-      <w:r>
-        <w:t>ShuffleCards</w:t>
-      </w:r>
-      <w:proofErr w:type="spellEnd"/>
-      <w:r>
-        <w:t>()</w:t>
+        <w:t>list each time ShuffleCards()</w:t>
       </w:r>
       <w:r>
         <w:t xml:space="preserve"> is called</w:t>
@@ -13603,13 +13318,8 @@
       </w:r>
     </w:p>
     <w:p>
-      <w:proofErr w:type="spellStart"/>
-      <w:r>
-        <w:t>ShuffleCards</w:t>
-      </w:r>
-      <w:proofErr w:type="spellEnd"/>
-      <w:r>
-        <w:t>()</w:t>
+      <w:r>
+        <w:t>ShuffleCards()</w:t>
       </w:r>
       <w:r>
         <w:t xml:space="preserve"> function</w:t>
@@ -13770,15 +13480,7 @@
         <w:t>game rules</w:t>
       </w:r>
       <w:r>
-        <w:t>(</w:t>
-      </w:r>
-      <w:proofErr w:type="spellStart"/>
-      <w:r>
-        <w:t>e.g</w:t>
-      </w:r>
-      <w:proofErr w:type="spellEnd"/>
-      <w:r>
-        <w:t xml:space="preserve"> over 21 = loss)</w:t>
+        <w:t>(e.g over 21 = loss)</w:t>
       </w:r>
       <w:r>
         <w:t>,</w:t>
@@ -14297,15 +13999,7 @@
         <w:t>display</w:t>
       </w:r>
       <w:r>
-        <w:t xml:space="preserve"> </w:t>
-      </w:r>
-      <w:proofErr w:type="spellStart"/>
-      <w:r>
-        <w:t>e.g</w:t>
-      </w:r>
-      <w:proofErr w:type="spellEnd"/>
-      <w:r>
-        <w:t xml:space="preserve"> Blackjack()</w:t>
+        <w:t xml:space="preserve"> e.g Blackjack()</w:t>
       </w:r>
       <w:r>
         <w:t>.</w:t>
@@ -14459,31 +14153,7 @@
         <w:t>I also thought of another table</w:t>
       </w:r>
       <w:r>
-        <w:t xml:space="preserve"> originating from </w:t>
-      </w:r>
-      <w:proofErr w:type="spellStart"/>
-      <w:r>
-        <w:t>spongebob</w:t>
-      </w:r>
-      <w:proofErr w:type="spellEnd"/>
-      <w:r>
-        <w:t xml:space="preserve"> (</w:t>
-      </w:r>
-      <w:proofErr w:type="spellStart"/>
-      <w:r>
-        <w:t>krusty</w:t>
-      </w:r>
-      <w:proofErr w:type="spellEnd"/>
-      <w:r>
-        <w:t xml:space="preserve"> </w:t>
-      </w:r>
-      <w:proofErr w:type="spellStart"/>
-      <w:r>
-        <w:t>krab</w:t>
-      </w:r>
-      <w:proofErr w:type="spellEnd"/>
-      <w:r>
-        <w:t xml:space="preserve"> restaurant</w:t>
+        <w:t xml:space="preserve"> originating from spongebob (krusty krab restaurant</w:t>
       </w:r>
       <w:r>
         <w:t xml:space="preserve"> table</w:t>
@@ -14816,15 +14486,7 @@
         <w:t>was thinking of moving cards in the centre up</w:t>
       </w:r>
       <w:r>
-        <w:t xml:space="preserve"> to make space for </w:t>
-      </w:r>
-      <w:proofErr w:type="spellStart"/>
-      <w:r>
-        <w:t>a</w:t>
-      </w:r>
-      <w:proofErr w:type="spellEnd"/>
-      <w:r>
-        <w:t xml:space="preserve"> </w:t>
+        <w:t xml:space="preserve"> to make space for a </w:t>
       </w:r>
       <w:r>
         <w:t>indicator in the centre of the board</w:t>
@@ -15092,15 +14754,7 @@
         <w:t xml:space="preserve">In this example of the draft </w:t>
       </w:r>
       <w:r>
-        <w:t xml:space="preserve">the </w:t>
-      </w:r>
-      <w:proofErr w:type="spellStart"/>
-      <w:r>
-        <w:t>Cental</w:t>
-      </w:r>
-      <w:proofErr w:type="spellEnd"/>
-      <w:r>
-        <w:t xml:space="preserve"> Pot has a value of </w:t>
+        <w:t xml:space="preserve">the Cental Pot has a value of </w:t>
       </w:r>
       <w:r>
         <w:t xml:space="preserve">2000 + 2000 + 1000 + 1000 + </w:t>
@@ -15476,7 +15130,13 @@
       </w:pPr>
       <w:bookmarkStart w:id="39" w:name="_Toc212183589"/>
       <w:r>
-        <w:t>Card (dealing system)</w:t>
+        <w:t>Card</w:t>
+      </w:r>
+      <w:r>
+        <w:t xml:space="preserve"> </w:t>
+      </w:r>
+      <w:r>
+        <w:t>system</w:t>
       </w:r>
       <w:bookmarkEnd w:id="39"/>
     </w:p>
@@ -15590,79 +15250,8 @@
           <w:numId w:val="5"/>
         </w:numPr>
       </w:pPr>
-    </w:p>
-    <w:p>
-      <w:pPr>
-        <w:pStyle w:val="ListParagraph"/>
-      </w:pPr>
-    </w:p>
-    <w:p>
-      <w:r>
-        <w:rPr>
-          <w:b/>
-          <w:bCs/>
-        </w:rPr>
-        <w:t>Justification:</w:t>
-      </w:r>
-      <w:r>
-        <w:t xml:space="preserve"> </w:t>
-      </w:r>
-    </w:p>
-    <w:p>
-      <w:r>
-        <w:t>For my project I have chosen to start by developing the Card dealing system as without it, the rest of the game will be unplayable making it one of the most essential parts of the game.</w:t>
-      </w:r>
-    </w:p>
-    <w:p/>
-    <w:p>
-      <w:pPr>
-        <w:pStyle w:val="Heading3"/>
-      </w:pPr>
-      <w:bookmarkStart w:id="40" w:name="_Toc212183590"/>
-      <w:r>
-        <w:t>Blackjack gameplay Class</w:t>
-      </w:r>
-      <w:bookmarkEnd w:id="40"/>
-    </w:p>
-    <w:p>
-      <w:pPr>
-        <w:rPr>
-          <w:b/>
-          <w:bCs/>
-        </w:rPr>
-      </w:pPr>
-      <w:r>
-        <w:rPr>
-          <w:b/>
-          <w:bCs/>
-        </w:rPr>
-        <w:t xml:space="preserve">Deadline: </w:t>
-      </w:r>
-      <w:r>
-        <w:t>Week 3</w:t>
-      </w:r>
-    </w:p>
-    <w:p>
-      <w:pPr>
-        <w:rPr>
-          <w:b/>
-          <w:bCs/>
-        </w:rPr>
-      </w:pPr>
-    </w:p>
-    <w:p>
-      <w:pPr>
-        <w:rPr>
-          <w:b/>
-          <w:bCs/>
-        </w:rPr>
-      </w:pPr>
-      <w:r>
-        <w:rPr>
-          <w:b/>
-          <w:bCs/>
-        </w:rPr>
-        <w:t xml:space="preserve">Requirements: </w:t>
+      <w:r>
+        <w:t>(E) Deal Cards to specific players with a specific amount of cards from the randomised deck and remove the card from the deck</w:t>
       </w:r>
     </w:p>
     <w:p>
@@ -15673,8 +15262,1557 @@
           <w:numId w:val="5"/>
         </w:numPr>
       </w:pPr>
-      <w:r>
-        <w:t>Display each players cards value and their suit</w:t>
+    </w:p>
+    <w:p>
+      <w:pPr>
+        <w:pStyle w:val="ListParagraph"/>
+      </w:pPr>
+    </w:p>
+    <w:p>
+      <w:r>
+        <w:rPr>
+          <w:b/>
+          <w:bCs/>
+        </w:rPr>
+        <w:t>Justification:</w:t>
+      </w:r>
+      <w:r>
+        <w:t xml:space="preserve"> </w:t>
+      </w:r>
+    </w:p>
+    <w:p>
+      <w:r>
+        <w:t>For my project I have chosen to start by developing the Card dealing system as without it, the rest of the game will be unplayable making it one of the most essential parts of the game.</w:t>
+      </w:r>
+    </w:p>
+    <w:p>
+      <w:r>
+        <w:t>Test plan:</w:t>
+      </w:r>
+    </w:p>
+    <w:tbl>
+      <w:tblPr>
+        <w:tblStyle w:val="TableGrid"/>
+        <w:tblW w:w="10915" w:type="dxa"/>
+        <w:tblInd w:w="-714" w:type="dxa"/>
+        <w:tblLook w:val="04A0" w:firstRow="1" w:lastRow="0" w:firstColumn="1" w:lastColumn="0" w:noHBand="0" w:noVBand="1"/>
+      </w:tblPr>
+      <w:tblGrid>
+        <w:gridCol w:w="1068"/>
+        <w:gridCol w:w="1525"/>
+        <w:gridCol w:w="1441"/>
+        <w:gridCol w:w="3307"/>
+        <w:gridCol w:w="1471"/>
+        <w:gridCol w:w="941"/>
+        <w:gridCol w:w="1162"/>
+      </w:tblGrid>
+      <w:tr>
+        <w:tc>
+          <w:tcPr>
+            <w:tcW w:w="1068" w:type="dxa"/>
+          </w:tcPr>
+          <w:p>
+            <w:r>
+              <w:t>Test number</w:t>
+            </w:r>
+          </w:p>
+        </w:tc>
+        <w:tc>
+          <w:tcPr>
+            <w:tcW w:w="1647" w:type="dxa"/>
+          </w:tcPr>
+          <w:p>
+            <w:r>
+              <w:t>Description</w:t>
+            </w:r>
+          </w:p>
+        </w:tc>
+        <w:tc>
+          <w:tcPr>
+            <w:tcW w:w="1441" w:type="dxa"/>
+          </w:tcPr>
+          <w:p>
+            <w:r>
+              <w:t>Type of test</w:t>
+            </w:r>
+          </w:p>
+        </w:tc>
+        <w:tc>
+          <w:tcPr>
+            <w:tcW w:w="2478" w:type="dxa"/>
+          </w:tcPr>
+          <w:p>
+            <w:r>
+              <w:t>Test data</w:t>
+            </w:r>
+          </w:p>
+        </w:tc>
+        <w:tc>
+          <w:tcPr>
+            <w:tcW w:w="1778" w:type="dxa"/>
+          </w:tcPr>
+          <w:p>
+            <w:r>
+              <w:t>Expected result</w:t>
+            </w:r>
+          </w:p>
+        </w:tc>
+        <w:tc>
+          <w:tcPr>
+            <w:tcW w:w="1341" w:type="dxa"/>
+          </w:tcPr>
+          <w:p>
+            <w:r>
+              <w:t>Actual result</w:t>
+            </w:r>
+          </w:p>
+        </w:tc>
+        <w:tc>
+          <w:tcPr>
+            <w:tcW w:w="1162" w:type="dxa"/>
+          </w:tcPr>
+          <w:p>
+            <w:r>
+              <w:t>Evidence</w:t>
+            </w:r>
+          </w:p>
+        </w:tc>
+      </w:tr>
+      <w:tr>
+        <w:tc>
+          <w:tcPr>
+            <w:tcW w:w="1068" w:type="dxa"/>
+          </w:tcPr>
+          <w:p>
+            <w:r>
+              <w:t>1.1.a</w:t>
+            </w:r>
+          </w:p>
+        </w:tc>
+        <w:tc>
+          <w:tcPr>
+            <w:tcW w:w="1647" w:type="dxa"/>
+          </w:tcPr>
+          <w:p>
+            <w:r>
+              <w:t>Physical input valid card</w:t>
+            </w:r>
+          </w:p>
+        </w:tc>
+        <w:tc>
+          <w:tcPr>
+            <w:tcW w:w="1441" w:type="dxa"/>
+          </w:tcPr>
+          <w:p>
+            <w:r>
+              <w:t>Valid</w:t>
+            </w:r>
+          </w:p>
+        </w:tc>
+        <w:tc>
+          <w:tcPr>
+            <w:tcW w:w="2478" w:type="dxa"/>
+          </w:tcPr>
+          <w:p>
+            <w:r>
+              <w:t>Input “</w:t>
+            </w:r>
+            <w:r>
+              <w:t>AcS</w:t>
+            </w:r>
+            <w:r>
+              <w:t>” via card integration</w:t>
+            </w:r>
+          </w:p>
+        </w:tc>
+        <w:tc>
+          <w:tcPr>
+            <w:tcW w:w="1778" w:type="dxa"/>
+          </w:tcPr>
+          <w:p>
+            <w:r>
+              <w:t>Accepted and logged. Removes card from internal shuffled deck</w:t>
+            </w:r>
+          </w:p>
+        </w:tc>
+        <w:tc>
+          <w:tcPr>
+            <w:tcW w:w="1341" w:type="dxa"/>
+          </w:tcPr>
+          <w:p/>
+        </w:tc>
+        <w:tc>
+          <w:tcPr>
+            <w:tcW w:w="1162" w:type="dxa"/>
+          </w:tcPr>
+          <w:p/>
+        </w:tc>
+      </w:tr>
+      <w:tr>
+        <w:tc>
+          <w:tcPr>
+            <w:tcW w:w="1068" w:type="dxa"/>
+          </w:tcPr>
+          <w:p>
+            <w:r>
+              <w:t>1.1.b</w:t>
+            </w:r>
+          </w:p>
+        </w:tc>
+        <w:tc>
+          <w:tcPr>
+            <w:tcW w:w="1647" w:type="dxa"/>
+          </w:tcPr>
+          <w:p>
+            <w:r>
+              <w:t>Physical input invalid string</w:t>
+            </w:r>
+          </w:p>
+        </w:tc>
+        <w:tc>
+          <w:tcPr>
+            <w:tcW w:w="1441" w:type="dxa"/>
+          </w:tcPr>
+          <w:p>
+            <w:r>
+              <w:t>Invalid</w:t>
+            </w:r>
+          </w:p>
+        </w:tc>
+        <w:tc>
+          <w:tcPr>
+            <w:tcW w:w="2478" w:type="dxa"/>
+          </w:tcPr>
+          <w:p>
+            <w:r>
+              <w:t>Input “11Z” or “</w:t>
+            </w:r>
+            <w:r>
+              <w:t>asdjhbuoab</w:t>
+            </w:r>
+            <w:r>
+              <w:t>”</w:t>
+            </w:r>
+          </w:p>
+        </w:tc>
+        <w:tc>
+          <w:tcPr>
+            <w:tcW w:w="1778" w:type="dxa"/>
+          </w:tcPr>
+          <w:p>
+            <w:r>
+              <w:t xml:space="preserve">Rejected: incorrect card format </w:t>
+            </w:r>
+          </w:p>
+        </w:tc>
+        <w:tc>
+          <w:tcPr>
+            <w:tcW w:w="1341" w:type="dxa"/>
+          </w:tcPr>
+          <w:p/>
+        </w:tc>
+        <w:tc>
+          <w:tcPr>
+            <w:tcW w:w="1162" w:type="dxa"/>
+          </w:tcPr>
+          <w:p/>
+        </w:tc>
+      </w:tr>
+      <w:tr>
+        <w:tc>
+          <w:tcPr>
+            <w:tcW w:w="1068" w:type="dxa"/>
+          </w:tcPr>
+          <w:p>
+            <w:r>
+              <w:t>1.1.c</w:t>
+            </w:r>
+          </w:p>
+        </w:tc>
+        <w:tc>
+          <w:tcPr>
+            <w:tcW w:w="1647" w:type="dxa"/>
+          </w:tcPr>
+          <w:p>
+            <w:r>
+              <w:t>Duplicate card input</w:t>
+            </w:r>
+          </w:p>
+        </w:tc>
+        <w:tc>
+          <w:tcPr>
+            <w:tcW w:w="1441" w:type="dxa"/>
+          </w:tcPr>
+          <w:p>
+            <w:r>
+              <w:t>Invalid</w:t>
+            </w:r>
+          </w:p>
+        </w:tc>
+        <w:tc>
+          <w:tcPr>
+            <w:tcW w:w="2478" w:type="dxa"/>
+          </w:tcPr>
+          <w:p>
+            <w:r>
+              <w:t>Player already holds “</w:t>
+            </w:r>
+            <w:r>
+              <w:t>AcS</w:t>
+            </w:r>
+            <w:r>
+              <w:t>” so input “</w:t>
+            </w:r>
+            <w:r>
+              <w:t>AcS</w:t>
+            </w:r>
+            <w:r>
+              <w:t>” again</w:t>
+            </w:r>
+          </w:p>
+        </w:tc>
+        <w:tc>
+          <w:tcPr>
+            <w:tcW w:w="1778" w:type="dxa"/>
+          </w:tcPr>
+          <w:p>
+            <w:r>
+              <w:t>Rejected: duplicate card</w:t>
+            </w:r>
+          </w:p>
+        </w:tc>
+        <w:tc>
+          <w:tcPr>
+            <w:tcW w:w="1341" w:type="dxa"/>
+          </w:tcPr>
+          <w:p/>
+        </w:tc>
+        <w:tc>
+          <w:tcPr>
+            <w:tcW w:w="1162" w:type="dxa"/>
+          </w:tcPr>
+          <w:p/>
+        </w:tc>
+      </w:tr>
+      <w:tr>
+        <w:tc>
+          <w:tcPr>
+            <w:tcW w:w="1068" w:type="dxa"/>
+          </w:tcPr>
+          <w:p>
+            <w:r>
+              <w:t>1.1.d</w:t>
+            </w:r>
+          </w:p>
+        </w:tc>
+        <w:tc>
+          <w:tcPr>
+            <w:tcW w:w="1647" w:type="dxa"/>
+          </w:tcPr>
+          <w:p>
+            <w:r>
+              <w:t>Multiple card input</w:t>
+            </w:r>
+          </w:p>
+        </w:tc>
+        <w:tc>
+          <w:tcPr>
+            <w:tcW w:w="1441" w:type="dxa"/>
+          </w:tcPr>
+          <w:p>
+            <w:r>
+              <w:t>Valid</w:t>
+            </w:r>
+          </w:p>
+        </w:tc>
+        <w:tc>
+          <w:tcPr>
+            <w:tcW w:w="2478" w:type="dxa"/>
+          </w:tcPr>
+          <w:p>
+            <w:r>
+              <w:t>Input “AcS” and “AcH”</w:t>
+            </w:r>
+          </w:p>
+        </w:tc>
+        <w:tc>
+          <w:tcPr>
+            <w:tcW w:w="1778" w:type="dxa"/>
+          </w:tcPr>
+          <w:p>
+            <w:r>
+              <w:t xml:space="preserve">Accepted and logged. </w:t>
+            </w:r>
+            <w:r>
+              <w:lastRenderedPageBreak/>
+              <w:t>Removes cards from internal shuffled deck</w:t>
+            </w:r>
+          </w:p>
+        </w:tc>
+        <w:tc>
+          <w:tcPr>
+            <w:tcW w:w="1341" w:type="dxa"/>
+          </w:tcPr>
+          <w:p/>
+        </w:tc>
+        <w:tc>
+          <w:tcPr>
+            <w:tcW w:w="1162" w:type="dxa"/>
+          </w:tcPr>
+          <w:p/>
+        </w:tc>
+      </w:tr>
+      <w:tr>
+        <w:tc>
+          <w:tcPr>
+            <w:tcW w:w="1068" w:type="dxa"/>
+          </w:tcPr>
+          <w:p>
+            <w:r>
+              <w:t>1.2.a</w:t>
+            </w:r>
+          </w:p>
+        </w:tc>
+        <w:tc>
+          <w:tcPr>
+            <w:tcW w:w="1647" w:type="dxa"/>
+          </w:tcPr>
+          <w:p>
+            <w:r>
+              <w:t>Check deck contains 52 cards</w:t>
+            </w:r>
+          </w:p>
+        </w:tc>
+        <w:tc>
+          <w:tcPr>
+            <w:tcW w:w="1441" w:type="dxa"/>
+          </w:tcPr>
+          <w:p>
+            <w:r>
+              <w:t>Valid</w:t>
+            </w:r>
+          </w:p>
+        </w:tc>
+        <w:tc>
+          <w:tcPr>
+            <w:tcW w:w="2478" w:type="dxa"/>
+          </w:tcPr>
+          <w:p>
+            <w:r>
+              <w:t>len(cards)</w:t>
+            </w:r>
+          </w:p>
+        </w:tc>
+        <w:tc>
+          <w:tcPr>
+            <w:tcW w:w="1778" w:type="dxa"/>
+          </w:tcPr>
+          <w:p>
+            <w:r>
+              <w:t>Returns 52</w:t>
+            </w:r>
+          </w:p>
+        </w:tc>
+        <w:tc>
+          <w:tcPr>
+            <w:tcW w:w="1341" w:type="dxa"/>
+          </w:tcPr>
+          <w:p/>
+        </w:tc>
+        <w:tc>
+          <w:tcPr>
+            <w:tcW w:w="1162" w:type="dxa"/>
+          </w:tcPr>
+          <w:p/>
+        </w:tc>
+      </w:tr>
+      <w:tr>
+        <w:tc>
+          <w:tcPr>
+            <w:tcW w:w="1068" w:type="dxa"/>
+          </w:tcPr>
+          <w:p>
+            <w:r>
+              <w:t>1.2.b</w:t>
+            </w:r>
+          </w:p>
+        </w:tc>
+        <w:tc>
+          <w:tcPr>
+            <w:tcW w:w="1647" w:type="dxa"/>
+          </w:tcPr>
+          <w:p>
+            <w:r>
+              <w:t>Check every card string is unique</w:t>
+            </w:r>
+          </w:p>
+        </w:tc>
+        <w:tc>
+          <w:tcPr>
+            <w:tcW w:w="1441" w:type="dxa"/>
+          </w:tcPr>
+          <w:p>
+            <w:r>
+              <w:t>Valid</w:t>
+            </w:r>
+          </w:p>
+        </w:tc>
+        <w:tc>
+          <w:tcPr>
+            <w:tcW w:w="2478" w:type="dxa"/>
+          </w:tcPr>
+          <w:p>
+            <w:r>
+              <w:t>Convert cards to a</w:t>
+            </w:r>
+            <w:r>
+              <w:t xml:space="preserve"> </w:t>
+            </w:r>
+            <w:r>
+              <w:t>set</w:t>
+            </w:r>
+          </w:p>
+        </w:tc>
+        <w:tc>
+          <w:tcPr>
+            <w:tcW w:w="1778" w:type="dxa"/>
+          </w:tcPr>
+          <w:p>
+            <w:r>
+              <w:t>Set length = 52 (no duplicates)</w:t>
+            </w:r>
+          </w:p>
+        </w:tc>
+        <w:tc>
+          <w:tcPr>
+            <w:tcW w:w="1341" w:type="dxa"/>
+          </w:tcPr>
+          <w:p/>
+        </w:tc>
+        <w:tc>
+          <w:tcPr>
+            <w:tcW w:w="1162" w:type="dxa"/>
+          </w:tcPr>
+          <w:p/>
+        </w:tc>
+      </w:tr>
+      <w:tr>
+        <w:tc>
+          <w:tcPr>
+            <w:tcW w:w="1068" w:type="dxa"/>
+          </w:tcPr>
+          <w:p>
+            <w:r>
+              <w:t>1.2.c</w:t>
+            </w:r>
+          </w:p>
+        </w:tc>
+        <w:tc>
+          <w:tcPr>
+            <w:tcW w:w="1647" w:type="dxa"/>
+          </w:tcPr>
+          <w:p>
+            <w:r>
+              <w:t>Check naming conventions</w:t>
+            </w:r>
+          </w:p>
+        </w:tc>
+        <w:tc>
+          <w:tcPr>
+            <w:tcW w:w="1441" w:type="dxa"/>
+          </w:tcPr>
+          <w:p>
+            <w:r>
+              <w:t xml:space="preserve">Valid </w:t>
+            </w:r>
+          </w:p>
+        </w:tc>
+        <w:tc>
+          <w:tcPr>
+            <w:tcW w:w="2478" w:type="dxa"/>
+          </w:tcPr>
+          <w:p>
+            <w:r>
+              <w:t>Input</w:t>
+            </w:r>
+            <w:r>
+              <w:t xml:space="preserve"> "AcS","10</w:t>
+            </w:r>
+            <w:r>
+              <w:t>H</w:t>
+            </w:r>
+            <w:r>
+              <w:t>","KiD"</w:t>
+            </w:r>
+            <w:r>
+              <w:t>,etc</w:t>
+            </w:r>
+          </w:p>
+        </w:tc>
+        <w:tc>
+          <w:tcPr>
+            <w:tcW w:w="1778" w:type="dxa"/>
+          </w:tcPr>
+          <w:p>
+            <w:r>
+              <w:t xml:space="preserve">Each string follows pattern [Rank][Suit] where Rank </w:t>
+            </w:r>
+            <w:r>
+              <w:rPr>
+                <w:rFonts w:ascii="Cambria Math" w:hAnsi="Cambria Math" w:cs="Cambria Math"/>
+              </w:rPr>
+              <w:t>∈</w:t>
+            </w:r>
+            <w:r>
+              <w:t xml:space="preserve"> {A,</w:t>
+            </w:r>
+            <w:r>
+              <w:t>1</w:t>
+            </w:r>
+            <w:r>
+              <w:rPr>
+                <w:rFonts w:ascii="Aptos" w:hAnsi="Aptos" w:cs="Aptos"/>
+              </w:rPr>
+              <w:t>–</w:t>
+            </w:r>
+            <w:r>
+              <w:t xml:space="preserve">10,J,Q,K}, Suit </w:t>
+            </w:r>
+            <w:r>
+              <w:rPr>
+                <w:rFonts w:ascii="Cambria Math" w:hAnsi="Cambria Math" w:cs="Cambria Math"/>
+              </w:rPr>
+              <w:t>∈</w:t>
+            </w:r>
+            <w:r>
+              <w:t xml:space="preserve"> {S,H,D,C}</w:t>
+            </w:r>
+          </w:p>
+        </w:tc>
+        <w:tc>
+          <w:tcPr>
+            <w:tcW w:w="1341" w:type="dxa"/>
+          </w:tcPr>
+          <w:p/>
+        </w:tc>
+        <w:tc>
+          <w:tcPr>
+            <w:tcW w:w="1162" w:type="dxa"/>
+          </w:tcPr>
+          <w:p/>
+        </w:tc>
+      </w:tr>
+      <w:tr>
+        <w:tc>
+          <w:tcPr>
+            <w:tcW w:w="1068" w:type="dxa"/>
+          </w:tcPr>
+          <w:p>
+            <w:r>
+              <w:t>1.2.d</w:t>
+            </w:r>
+          </w:p>
+        </w:tc>
+        <w:tc>
+          <w:tcPr>
+            <w:tcW w:w="1647" w:type="dxa"/>
+          </w:tcPr>
+          <w:p>
+            <w:r>
+              <w:t>Shuffle deck order</w:t>
+            </w:r>
+          </w:p>
+        </w:tc>
+        <w:tc>
+          <w:tcPr>
+            <w:tcW w:w="1441" w:type="dxa"/>
+          </w:tcPr>
+          <w:p>
+            <w:r>
+              <w:t xml:space="preserve">Valid </w:t>
+            </w:r>
+          </w:p>
+        </w:tc>
+        <w:tc>
+          <w:tcPr>
+            <w:tcW w:w="2478" w:type="dxa"/>
+          </w:tcPr>
+          <w:p>
+            <w:r>
+              <w:t>Call ShuffleCards() then compare to original</w:t>
+            </w:r>
+          </w:p>
+        </w:tc>
+        <w:tc>
+          <w:tcPr>
+            <w:tcW w:w="1778" w:type="dxa"/>
+          </w:tcPr>
+          <w:p>
+            <w:r>
+              <w:t>Deck order</w:t>
+            </w:r>
+            <w:r>
+              <w:t>s</w:t>
+            </w:r>
+            <w:r>
+              <w:t xml:space="preserve"> </w:t>
+            </w:r>
+            <w:r>
+              <w:t xml:space="preserve">are different </w:t>
+            </w:r>
+            <w:r>
+              <w:t xml:space="preserve">but all 52 unique </w:t>
+            </w:r>
+            <w:r>
+              <w:t>cards</w:t>
+            </w:r>
+            <w:r>
+              <w:t xml:space="preserve"> still exist</w:t>
+            </w:r>
+          </w:p>
+        </w:tc>
+        <w:tc>
+          <w:tcPr>
+            <w:tcW w:w="1341" w:type="dxa"/>
+          </w:tcPr>
+          <w:p/>
+        </w:tc>
+        <w:tc>
+          <w:tcPr>
+            <w:tcW w:w="1162" w:type="dxa"/>
+          </w:tcPr>
+          <w:p/>
+        </w:tc>
+      </w:tr>
+      <w:tr>
+        <w:tc>
+          <w:tcPr>
+            <w:tcW w:w="1068" w:type="dxa"/>
+          </w:tcPr>
+          <w:p>
+            <w:r>
+              <w:t>1.3.a</w:t>
+            </w:r>
+          </w:p>
+        </w:tc>
+        <w:tc>
+          <w:tcPr>
+            <w:tcW w:w="1647" w:type="dxa"/>
+          </w:tcPr>
+          <w:p>
+            <w:r>
+              <w:t>Deal one card</w:t>
+            </w:r>
+          </w:p>
+        </w:tc>
+        <w:tc>
+          <w:tcPr>
+            <w:tcW w:w="1441" w:type="dxa"/>
+          </w:tcPr>
+          <w:p>
+            <w:r>
+              <w:t xml:space="preserve">Valid </w:t>
+            </w:r>
+          </w:p>
+        </w:tc>
+        <w:tc>
+          <w:tcPr>
+            <w:tcW w:w="2478" w:type="dxa"/>
+          </w:tcPr>
+          <w:p>
+            <w:r>
+              <w:t>Call DealCards(p1,1)</w:t>
+            </w:r>
+          </w:p>
+        </w:tc>
+        <w:tc>
+          <w:tcPr>
+            <w:tcW w:w="1778" w:type="dxa"/>
+          </w:tcPr>
+          <w:p>
+            <w:r>
+              <w:t>Player1  length +1, deck length –1</w:t>
+            </w:r>
+          </w:p>
+        </w:tc>
+        <w:tc>
+          <w:tcPr>
+            <w:tcW w:w="1341" w:type="dxa"/>
+          </w:tcPr>
+          <w:p/>
+        </w:tc>
+        <w:tc>
+          <w:tcPr>
+            <w:tcW w:w="1162" w:type="dxa"/>
+          </w:tcPr>
+          <w:p/>
+        </w:tc>
+      </w:tr>
+      <w:tr>
+        <w:tc>
+          <w:tcPr>
+            <w:tcW w:w="1068" w:type="dxa"/>
+          </w:tcPr>
+          <w:p>
+            <w:r>
+              <w:t>1.3.b</w:t>
+            </w:r>
+          </w:p>
+        </w:tc>
+        <w:tc>
+          <w:tcPr>
+            <w:tcW w:w="1647" w:type="dxa"/>
+          </w:tcPr>
+          <w:p>
+            <w:r>
+              <w:t>Deal full deck</w:t>
+            </w:r>
+          </w:p>
+        </w:tc>
+        <w:tc>
+          <w:tcPr>
+            <w:tcW w:w="1441" w:type="dxa"/>
+          </w:tcPr>
+          <w:p>
+            <w:r>
+              <w:t>Boundary</w:t>
+            </w:r>
+          </w:p>
+        </w:tc>
+        <w:tc>
+          <w:tcPr>
+            <w:tcW w:w="2478" w:type="dxa"/>
+          </w:tcPr>
+          <w:p>
+            <w:r>
+              <w:t>DealCards(p1,52)</w:t>
+            </w:r>
+          </w:p>
+        </w:tc>
+        <w:tc>
+          <w:tcPr>
+            <w:tcW w:w="1778" w:type="dxa"/>
+          </w:tcPr>
+          <w:p>
+            <w:r>
+              <w:t xml:space="preserve">Player1 has 52 unique cards, </w:t>
+            </w:r>
+            <w:r>
+              <w:t xml:space="preserve">shuffled </w:t>
+            </w:r>
+            <w:r>
+              <w:t xml:space="preserve">deck length </w:t>
+            </w:r>
+            <w:r>
+              <w:t xml:space="preserve">is </w:t>
+            </w:r>
+            <w:r>
+              <w:t>0</w:t>
+            </w:r>
+          </w:p>
+        </w:tc>
+        <w:tc>
+          <w:tcPr>
+            <w:tcW w:w="1341" w:type="dxa"/>
+          </w:tcPr>
+          <w:p/>
+        </w:tc>
+        <w:tc>
+          <w:tcPr>
+            <w:tcW w:w="1162" w:type="dxa"/>
+          </w:tcPr>
+          <w:p/>
+        </w:tc>
+      </w:tr>
+      <w:tr>
+        <w:tc>
+          <w:tcPr>
+            <w:tcW w:w="1068" w:type="dxa"/>
+          </w:tcPr>
+          <w:p>
+            <w:r>
+              <w:t>1.3.c</w:t>
+            </w:r>
+          </w:p>
+        </w:tc>
+        <w:tc>
+          <w:tcPr>
+            <w:tcW w:w="1647" w:type="dxa"/>
+          </w:tcPr>
+          <w:p>
+            <w:r>
+              <w:t>Deal more cards than available</w:t>
+            </w:r>
+          </w:p>
+        </w:tc>
+        <w:tc>
+          <w:tcPr>
+            <w:tcW w:w="1441" w:type="dxa"/>
+          </w:tcPr>
+          <w:p>
+            <w:r>
+              <w:t>Boundary</w:t>
+            </w:r>
+          </w:p>
+        </w:tc>
+        <w:tc>
+          <w:tcPr>
+            <w:tcW w:w="2478" w:type="dxa"/>
+          </w:tcPr>
+          <w:p>
+            <w:r>
+              <w:t xml:space="preserve">With 5 </w:t>
+            </w:r>
+            <w:r>
+              <w:t xml:space="preserve">cards </w:t>
+            </w:r>
+            <w:r>
+              <w:t>left call DealCards(p1,6)</w:t>
+            </w:r>
+          </w:p>
+        </w:tc>
+        <w:tc>
+          <w:tcPr>
+            <w:tcW w:w="1778" w:type="dxa"/>
+          </w:tcPr>
+          <w:p>
+            <w:r>
+              <w:t>Operation rejected</w:t>
+            </w:r>
+            <w:r>
+              <w:t>:</w:t>
+            </w:r>
+            <w:r>
+              <w:t xml:space="preserve"> no deck change</w:t>
+            </w:r>
+          </w:p>
+        </w:tc>
+        <w:tc>
+          <w:tcPr>
+            <w:tcW w:w="1341" w:type="dxa"/>
+          </w:tcPr>
+          <w:p/>
+        </w:tc>
+        <w:tc>
+          <w:tcPr>
+            <w:tcW w:w="1162" w:type="dxa"/>
+          </w:tcPr>
+          <w:p/>
+        </w:tc>
+      </w:tr>
+      <w:tr>
+        <w:tc>
+          <w:tcPr>
+            <w:tcW w:w="1068" w:type="dxa"/>
+          </w:tcPr>
+          <w:p>
+            <w:r>
+              <w:t>1.3.d</w:t>
+            </w:r>
+          </w:p>
+        </w:tc>
+        <w:tc>
+          <w:tcPr>
+            <w:tcW w:w="1647" w:type="dxa"/>
+          </w:tcPr>
+          <w:p>
+            <w:r>
+              <w:t>Deal 0 cards</w:t>
+            </w:r>
+          </w:p>
+        </w:tc>
+        <w:tc>
+          <w:tcPr>
+            <w:tcW w:w="1441" w:type="dxa"/>
+          </w:tcPr>
+          <w:p>
+            <w:r>
+              <w:t>Boundary</w:t>
+            </w:r>
+          </w:p>
+        </w:tc>
+        <w:tc>
+          <w:tcPr>
+            <w:tcW w:w="2478" w:type="dxa"/>
+          </w:tcPr>
+          <w:p>
+            <w:r>
+              <w:t>DealCards(p1,0)</w:t>
+            </w:r>
+          </w:p>
+        </w:tc>
+        <w:tc>
+          <w:tcPr>
+            <w:tcW w:w="1778" w:type="dxa"/>
+          </w:tcPr>
+          <w:p>
+            <w:r>
+              <w:t>No change to deck or player</w:t>
+            </w:r>
+            <w:r>
+              <w:t xml:space="preserve"> and</w:t>
+            </w:r>
+            <w:r>
+              <w:t xml:space="preserve"> no error</w:t>
+            </w:r>
+          </w:p>
+        </w:tc>
+        <w:tc>
+          <w:tcPr>
+            <w:tcW w:w="1341" w:type="dxa"/>
+          </w:tcPr>
+          <w:p/>
+        </w:tc>
+        <w:tc>
+          <w:tcPr>
+            <w:tcW w:w="1162" w:type="dxa"/>
+          </w:tcPr>
+          <w:p/>
+        </w:tc>
+      </w:tr>
+      <w:tr>
+        <w:tc>
+          <w:tcPr>
+            <w:tcW w:w="1068" w:type="dxa"/>
+          </w:tcPr>
+          <w:p>
+            <w:r>
+              <w:lastRenderedPageBreak/>
+              <w:t>1.3.e</w:t>
+            </w:r>
+          </w:p>
+        </w:tc>
+        <w:tc>
+          <w:tcPr>
+            <w:tcW w:w="1647" w:type="dxa"/>
+          </w:tcPr>
+          <w:p>
+            <w:r>
+              <w:t>Invalid number input</w:t>
+            </w:r>
+          </w:p>
+        </w:tc>
+        <w:tc>
+          <w:tcPr>
+            <w:tcW w:w="1441" w:type="dxa"/>
+          </w:tcPr>
+          <w:p>
+            <w:r>
+              <w:t>Invalid</w:t>
+            </w:r>
+          </w:p>
+        </w:tc>
+        <w:tc>
+          <w:tcPr>
+            <w:tcW w:w="2478" w:type="dxa"/>
+          </w:tcPr>
+          <w:p>
+            <w:r>
+              <w:t>DealCards(p1,"three") or DealCards(p1,</w:t>
+            </w:r>
+            <w:r>
+              <w:t>-3</w:t>
+            </w:r>
+            <w:r>
+              <w:t>)</w:t>
+            </w:r>
+          </w:p>
+        </w:tc>
+        <w:tc>
+          <w:tcPr>
+            <w:tcW w:w="1778" w:type="dxa"/>
+          </w:tcPr>
+          <w:p>
+            <w:r>
+              <w:t>Function rejects with clear message</w:t>
+            </w:r>
+          </w:p>
+        </w:tc>
+        <w:tc>
+          <w:tcPr>
+            <w:tcW w:w="1341" w:type="dxa"/>
+          </w:tcPr>
+          <w:p/>
+        </w:tc>
+        <w:tc>
+          <w:tcPr>
+            <w:tcW w:w="1162" w:type="dxa"/>
+          </w:tcPr>
+          <w:p/>
+        </w:tc>
+      </w:tr>
+      <w:tr>
+        <w:tc>
+          <w:tcPr>
+            <w:tcW w:w="1068" w:type="dxa"/>
+          </w:tcPr>
+          <w:p>
+            <w:r>
+              <w:t>1.3.f</w:t>
+            </w:r>
+          </w:p>
+        </w:tc>
+        <w:tc>
+          <w:tcPr>
+            <w:tcW w:w="1647" w:type="dxa"/>
+          </w:tcPr>
+          <w:p>
+            <w:r>
+              <w:t>Empty deck deal</w:t>
+            </w:r>
+          </w:p>
+        </w:tc>
+        <w:tc>
+          <w:tcPr>
+            <w:tcW w:w="1441" w:type="dxa"/>
+          </w:tcPr>
+          <w:p>
+            <w:r>
+              <w:t>Boundary</w:t>
+            </w:r>
+          </w:p>
+        </w:tc>
+        <w:tc>
+          <w:tcPr>
+            <w:tcW w:w="2478" w:type="dxa"/>
+          </w:tcPr>
+          <w:p>
+            <w:r>
+              <w:t>Dequeue all 52 then deal again</w:t>
+            </w:r>
+          </w:p>
+        </w:tc>
+        <w:tc>
+          <w:tcPr>
+            <w:tcW w:w="1778" w:type="dxa"/>
+          </w:tcPr>
+          <w:p>
+            <w:r>
+              <w:t>Output</w:t>
+            </w:r>
+            <w:r>
+              <w:t xml:space="preserve"> message</w:t>
+            </w:r>
+            <w:r>
+              <w:t xml:space="preserve"> -</w:t>
+            </w:r>
+            <w:r>
+              <w:t xml:space="preserve"> no error</w:t>
+            </w:r>
+          </w:p>
+        </w:tc>
+        <w:tc>
+          <w:tcPr>
+            <w:tcW w:w="1341" w:type="dxa"/>
+          </w:tcPr>
+          <w:p/>
+        </w:tc>
+        <w:tc>
+          <w:tcPr>
+            <w:tcW w:w="1162" w:type="dxa"/>
+          </w:tcPr>
+          <w:p/>
+        </w:tc>
+      </w:tr>
+      <w:tr>
+        <w:tc>
+          <w:tcPr>
+            <w:tcW w:w="1068" w:type="dxa"/>
+          </w:tcPr>
+          <w:p>
+            <w:r>
+              <w:t>1.4.a</w:t>
+            </w:r>
+          </w:p>
+        </w:tc>
+        <w:tc>
+          <w:tcPr>
+            <w:tcW w:w="1647" w:type="dxa"/>
+          </w:tcPr>
+          <w:p>
+            <w:r>
+              <w:t>Identify Card Suit correctly</w:t>
+            </w:r>
+          </w:p>
+        </w:tc>
+        <w:tc>
+          <w:tcPr>
+            <w:tcW w:w="1441" w:type="dxa"/>
+          </w:tcPr>
+          <w:p>
+            <w:r>
+              <w:t>Valid</w:t>
+            </w:r>
+          </w:p>
+        </w:tc>
+        <w:tc>
+          <w:tcPr>
+            <w:tcW w:w="2478" w:type="dxa"/>
+          </w:tcPr>
+          <w:p>
+            <w:r>
+              <w:t>CardSuit(“KiD”)</w:t>
+            </w:r>
+          </w:p>
+        </w:tc>
+        <w:tc>
+          <w:tcPr>
+            <w:tcW w:w="1778" w:type="dxa"/>
+          </w:tcPr>
+          <w:p>
+            <w:r>
+              <w:t>Outputs correct initial of Card suit</w:t>
+            </w:r>
+          </w:p>
+        </w:tc>
+        <w:tc>
+          <w:tcPr>
+            <w:tcW w:w="1341" w:type="dxa"/>
+          </w:tcPr>
+          <w:p/>
+        </w:tc>
+        <w:tc>
+          <w:tcPr>
+            <w:tcW w:w="1162" w:type="dxa"/>
+          </w:tcPr>
+          <w:p/>
+        </w:tc>
+      </w:tr>
+      <w:tr>
+        <w:tc>
+          <w:tcPr>
+            <w:tcW w:w="1068" w:type="dxa"/>
+          </w:tcPr>
+          <w:p>
+            <w:r>
+              <w:t>1.4.b</w:t>
+            </w:r>
+          </w:p>
+        </w:tc>
+        <w:tc>
+          <w:tcPr>
+            <w:tcW w:w="1647" w:type="dxa"/>
+          </w:tcPr>
+          <w:p>
+            <w:r>
+              <w:t>Identify Card value of non face card correctly</w:t>
+            </w:r>
+          </w:p>
+        </w:tc>
+        <w:tc>
+          <w:tcPr>
+            <w:tcW w:w="1441" w:type="dxa"/>
+          </w:tcPr>
+          <w:p>
+            <w:r>
+              <w:t>Valid</w:t>
+            </w:r>
+          </w:p>
+        </w:tc>
+        <w:tc>
+          <w:tcPr>
+            <w:tcW w:w="2478" w:type="dxa"/>
+          </w:tcPr>
+          <w:p>
+            <w:r>
+              <w:t>CardValue(“09H”,”blackjack”)</w:t>
+            </w:r>
+          </w:p>
+        </w:tc>
+        <w:tc>
+          <w:tcPr>
+            <w:tcW w:w="1778" w:type="dxa"/>
+          </w:tcPr>
+          <w:p>
+            <w:r>
+              <w:t>Outputs correct integer value of card</w:t>
+            </w:r>
+          </w:p>
+        </w:tc>
+        <w:tc>
+          <w:tcPr>
+            <w:tcW w:w="1341" w:type="dxa"/>
+          </w:tcPr>
+          <w:p/>
+        </w:tc>
+        <w:tc>
+          <w:tcPr>
+            <w:tcW w:w="1162" w:type="dxa"/>
+          </w:tcPr>
+          <w:p/>
+        </w:tc>
+      </w:tr>
+      <w:tr>
+        <w:tc>
+          <w:tcPr>
+            <w:tcW w:w="1068" w:type="dxa"/>
+          </w:tcPr>
+          <w:p>
+            <w:r>
+              <w:t>1.4.c</w:t>
+            </w:r>
+          </w:p>
+        </w:tc>
+        <w:tc>
+          <w:tcPr>
+            <w:tcW w:w="1647" w:type="dxa"/>
+          </w:tcPr>
+          <w:p>
+            <w:r>
+              <w:t>(blackjack) Identify value of face card correctly</w:t>
+            </w:r>
+          </w:p>
+        </w:tc>
+        <w:tc>
+          <w:tcPr>
+            <w:tcW w:w="1441" w:type="dxa"/>
+          </w:tcPr>
+          <w:p>
+            <w:r>
+              <w:t>Valid</w:t>
+            </w:r>
+          </w:p>
+        </w:tc>
+        <w:tc>
+          <w:tcPr>
+            <w:tcW w:w="2478" w:type="dxa"/>
+          </w:tcPr>
+          <w:p>
+            <w:r>
+              <w:t>CardValue(“KiD”,”blackjack”)</w:t>
+            </w:r>
+          </w:p>
+        </w:tc>
+        <w:tc>
+          <w:tcPr>
+            <w:tcW w:w="1778" w:type="dxa"/>
+          </w:tcPr>
+          <w:p>
+            <w:r>
+              <w:t>Outputs correct integer (blackjack) value of card</w:t>
+            </w:r>
+          </w:p>
+        </w:tc>
+        <w:tc>
+          <w:tcPr>
+            <w:tcW w:w="1341" w:type="dxa"/>
+          </w:tcPr>
+          <w:p/>
+        </w:tc>
+        <w:tc>
+          <w:tcPr>
+            <w:tcW w:w="1162" w:type="dxa"/>
+          </w:tcPr>
+          <w:p/>
+        </w:tc>
+      </w:tr>
+      <w:tr>
+        <w:tc>
+          <w:tcPr>
+            <w:tcW w:w="1068" w:type="dxa"/>
+          </w:tcPr>
+          <w:p>
+            <w:r>
+              <w:t>1.4.d</w:t>
+            </w:r>
+          </w:p>
+        </w:tc>
+        <w:tc>
+          <w:tcPr>
+            <w:tcW w:w="1647" w:type="dxa"/>
+          </w:tcPr>
+          <w:p>
+            <w:r>
+              <w:t>(poker) identify card value of face card correctly</w:t>
+            </w:r>
+          </w:p>
+        </w:tc>
+        <w:tc>
+          <w:tcPr>
+            <w:tcW w:w="1441" w:type="dxa"/>
+          </w:tcPr>
+          <w:p>
+            <w:r>
+              <w:t>Valid</w:t>
+            </w:r>
+          </w:p>
+        </w:tc>
+        <w:tc>
+          <w:tcPr>
+            <w:tcW w:w="2478" w:type="dxa"/>
+          </w:tcPr>
+          <w:p>
+            <w:r>
+              <w:t>CardValue(“KiD”,”poker”)</w:t>
+            </w:r>
+          </w:p>
+        </w:tc>
+        <w:tc>
+          <w:tcPr>
+            <w:tcW w:w="1778" w:type="dxa"/>
+          </w:tcPr>
+          <w:p>
+            <w:r>
+              <w:t>Outputs correct integer (poker) value of card</w:t>
+            </w:r>
+          </w:p>
+        </w:tc>
+        <w:tc>
+          <w:tcPr>
+            <w:tcW w:w="1341" w:type="dxa"/>
+          </w:tcPr>
+          <w:p/>
+        </w:tc>
+        <w:tc>
+          <w:tcPr>
+            <w:tcW w:w="1162" w:type="dxa"/>
+          </w:tcPr>
+          <w:p/>
+        </w:tc>
+      </w:tr>
+      <w:tr>
+        <w:tc>
+          <w:tcPr>
+            <w:tcW w:w="1068" w:type="dxa"/>
+          </w:tcPr>
+          <w:p>
+            <w:r>
+              <w:t>1.2.post</w:t>
+            </w:r>
+          </w:p>
+        </w:tc>
+        <w:tc>
+          <w:tcPr>
+            <w:tcW w:w="1647" w:type="dxa"/>
+          </w:tcPr>
+          <w:p>
+            <w:r>
+              <w:t>Shuffle randomness</w:t>
+            </w:r>
+          </w:p>
+        </w:tc>
+        <w:tc>
+          <w:tcPr>
+            <w:tcW w:w="1441" w:type="dxa"/>
+          </w:tcPr>
+          <w:p>
+            <w:r>
+              <w:t>Robustness</w:t>
+            </w:r>
+          </w:p>
+        </w:tc>
+        <w:tc>
+          <w:tcPr>
+            <w:tcW w:w="2478" w:type="dxa"/>
+          </w:tcPr>
+          <w:p>
+            <w:r>
+              <w:t xml:space="preserve">Run </w:t>
+            </w:r>
+            <w:r>
+              <w:t>S</w:t>
+            </w:r>
+            <w:r>
+              <w:t>huffle</w:t>
+            </w:r>
+            <w:r>
+              <w:t>Cards()</w:t>
+            </w:r>
+            <w:r>
+              <w:t xml:space="preserve"> 100×</w:t>
+            </w:r>
+            <w:r>
+              <w:t xml:space="preserve"> and </w:t>
+            </w:r>
+            <w:r>
+              <w:t>compare</w:t>
+            </w:r>
+            <w:r>
+              <w:t xml:space="preserve"> all the</w:t>
+            </w:r>
+            <w:r>
+              <w:t xml:space="preserve"> deck orders</w:t>
+            </w:r>
+          </w:p>
+        </w:tc>
+        <w:tc>
+          <w:tcPr>
+            <w:tcW w:w="1778" w:type="dxa"/>
+          </w:tcPr>
+          <w:p>
+            <w:r>
+              <w:t>No duplicates within a deck, the greater majority of shuffled decks must be unique</w:t>
+            </w:r>
+          </w:p>
+        </w:tc>
+        <w:tc>
+          <w:tcPr>
+            <w:tcW w:w="1341" w:type="dxa"/>
+          </w:tcPr>
+          <w:p/>
+        </w:tc>
+        <w:tc>
+          <w:tcPr>
+            <w:tcW w:w="1162" w:type="dxa"/>
+          </w:tcPr>
+          <w:p/>
+        </w:tc>
+      </w:tr>
+    </w:tbl>
+    <w:p>
+      <w:r>
+        <w:br/>
+      </w:r>
+    </w:p>
+    <w:p>
+      <w:pPr>
+        <w:pStyle w:val="Heading3"/>
+      </w:pPr>
+      <w:bookmarkStart w:id="40" w:name="_Toc212183590"/>
+      <w:r>
+        <w:t>Blackjack gameplay Class</w:t>
+      </w:r>
+      <w:bookmarkEnd w:id="40"/>
+    </w:p>
+    <w:p>
+      <w:pPr>
+        <w:rPr>
+          <w:b/>
+          <w:bCs/>
+        </w:rPr>
+      </w:pPr>
+      <w:r>
+        <w:rPr>
+          <w:b/>
+          <w:bCs/>
+        </w:rPr>
+        <w:t xml:space="preserve">Deadline: </w:t>
+      </w:r>
+      <w:r>
+        <w:t>Week 3</w:t>
+      </w:r>
+    </w:p>
+    <w:p>
+      <w:pPr>
+        <w:rPr>
+          <w:b/>
+          <w:bCs/>
+        </w:rPr>
+      </w:pPr>
+    </w:p>
+    <w:p>
+      <w:pPr>
+        <w:rPr>
+          <w:b/>
+          <w:bCs/>
+        </w:rPr>
+      </w:pPr>
+      <w:r>
+        <w:rPr>
+          <w:b/>
+          <w:bCs/>
+        </w:rPr>
+        <w:t xml:space="preserve">Requirements: </w:t>
       </w:r>
     </w:p>
     <w:p>
@@ -15686,7 +16824,8 @@
         </w:numPr>
       </w:pPr>
       <w:r>
-        <w:t>Players are given the option to Hit or Stand – Input should be handled accordingly</w:t>
+        <w:lastRenderedPageBreak/>
+        <w:t>Display each players cards value and their suit</w:t>
       </w:r>
     </w:p>
     <w:p>
@@ -15698,7 +16837,7 @@
         </w:numPr>
       </w:pPr>
       <w:r>
-        <w:t>Determine If player won, drew or loss</w:t>
+        <w:t>Players are given the option to Hit or Stand – Input should be handled accordingly</w:t>
       </w:r>
     </w:p>
     <w:p>
@@ -15710,6 +16849,18 @@
         </w:numPr>
       </w:pPr>
       <w:r>
+        <w:t>Determine If player won, drew or loss</w:t>
+      </w:r>
+    </w:p>
+    <w:p>
+      <w:pPr>
+        <w:pStyle w:val="ListParagraph"/>
+        <w:numPr>
+          <w:ilvl w:val="0"/>
+          <w:numId w:val="5"/>
+        </w:numPr>
+      </w:pPr>
+      <w:r>
         <w:t>Enter a value before each round</w:t>
       </w:r>
     </w:p>
@@ -15730,7 +16881,6 @@
     </w:p>
     <w:p>
       <w:r>
-        <w:lastRenderedPageBreak/>
         <w:t>I have chosen to start by developing the blackjack game as the currency system is dependent on inputs from the blackjack game.</w:t>
       </w:r>
     </w:p>
@@ -15908,6 +17058,7 @@
         </w:numPr>
       </w:pPr>
       <w:r>
+        <w:lastRenderedPageBreak/>
         <w:t>Displays different options:</w:t>
       </w:r>
     </w:p>
@@ -15990,7 +17141,6 @@
           <w:b/>
           <w:bCs/>
         </w:rPr>
-        <w:lastRenderedPageBreak/>
         <w:t>Justification:</w:t>
       </w:r>
       <w:r>
@@ -16096,15 +17246,7 @@
         </w:numPr>
       </w:pPr>
       <w:r>
-        <w:t xml:space="preserve">Determine </w:t>
-      </w:r>
-      <w:proofErr w:type="spellStart"/>
-      <w:r>
-        <w:t>win,draw</w:t>
-      </w:r>
-      <w:proofErr w:type="spellEnd"/>
-      <w:r>
-        <w:t xml:space="preserve"> or loss for each player based upon each players card rankings if player has not Folded</w:t>
+        <w:t>Determine win,draw or loss for each player based upon each players card rankings if player has not Folded</w:t>
       </w:r>
     </w:p>
     <w:p>
@@ -16121,15 +17263,7 @@
     </w:p>
     <w:p>
       <w:r>
-        <w:t xml:space="preserve">I have chosen to do the poker </w:t>
-      </w:r>
-      <w:proofErr w:type="spellStart"/>
-      <w:r>
-        <w:t>gameplay</w:t>
-      </w:r>
-      <w:proofErr w:type="spellEnd"/>
-      <w:r>
-        <w:t xml:space="preserve"> next as it is another essential part of the game. This has purposely been done before the development of the GUI as the logic of the game will be completed after this point such that the game is “playable” if there are any unforeseen problems past this stage in development</w:t>
+        <w:t>I have chosen to do the poker gameplay next as it is another essential part of the game. This has purposely been done before the development of the GUI as the logic of the game will be completed after this point such that the game is “playable” if there are any unforeseen problems past this stage in development</w:t>
       </w:r>
     </w:p>
     <w:p/>
@@ -16178,6 +17312,7 @@
           <w:b/>
           <w:bCs/>
         </w:rPr>
+        <w:lastRenderedPageBreak/>
         <w:t xml:space="preserve">Requirements: </w:t>
       </w:r>
     </w:p>
@@ -16248,7 +17383,6 @@
       </w:pPr>
       <w:bookmarkStart w:id="45" w:name="_Toc212183595"/>
       <w:r>
-        <w:lastRenderedPageBreak/>
         <w:t>Save Player Data</w:t>
       </w:r>
       <w:bookmarkEnd w:id="45"/>
@@ -16377,11 +17511,7 @@
       </w:r>
       <w:r>
         <w:br/>
-        <w:t xml:space="preserve"># bool variables = </w:t>
-      </w:r>
-      <w:proofErr w:type="spellStart"/>
-      <w:r>
-        <w:t>is</w:t>
+        <w:t># bool variables = is</w:t>
       </w:r>
       <w:r>
         <w:t>C</w:t>
@@ -16389,7 +17519,6 @@
       <w:r>
         <w:t>amelCase</w:t>
       </w:r>
-      <w:proofErr w:type="spellEnd"/>
       <w:r>
         <w:br/>
         <w:t># constants = UPPERCASE</w:t>
@@ -16407,13 +17536,8 @@
         <w:t>/procedures</w:t>
       </w:r>
       <w:r>
-        <w:t xml:space="preserve"> = </w:t>
-      </w:r>
-      <w:proofErr w:type="spellStart"/>
-      <w:r>
-        <w:t>PascalCase</w:t>
-      </w:r>
-      <w:proofErr w:type="spellEnd"/>
+        <w:t xml:space="preserve"> = PascalCase</w:t>
+      </w:r>
     </w:p>
     <w:p/>
     <w:p/>
@@ -16682,26 +17806,13 @@
               <w:t>lists</w:t>
             </w:r>
             <w:r>
-              <w:t xml:space="preserve"> of </w:t>
-            </w:r>
-            <w:proofErr w:type="spellStart"/>
-            <w:r>
-              <w:t>playerUser</w:t>
-            </w:r>
-            <w:proofErr w:type="spellEnd"/>
-            <w:r>
-              <w:t>,</w:t>
+              <w:t xml:space="preserve"> of playerUser,</w:t>
             </w:r>
             <w:r>
               <w:t xml:space="preserve"> </w:t>
             </w:r>
-            <w:proofErr w:type="spellStart"/>
-            <w:r>
-              <w:t>playerCards</w:t>
-            </w:r>
-            <w:proofErr w:type="spellEnd"/>
-            <w:r>
-              <w:t xml:space="preserve"> etc</w:t>
+            <w:r>
+              <w:t>playerCards etc</w:t>
             </w:r>
           </w:p>
         </w:tc>
@@ -16728,27 +17839,14 @@
             <w:pPr>
               <w:jc w:val="center"/>
             </w:pPr>
-            <w:proofErr w:type="spellStart"/>
-            <w:r>
-              <w:t>playerX</w:t>
-            </w:r>
-            <w:proofErr w:type="spellEnd"/>
-            <w:r>
-              <w:t xml:space="preserve"> = [</w:t>
-            </w:r>
-            <w:proofErr w:type="spellStart"/>
-            <w:r>
-              <w:t>playerXUser,playerXCurrency,playerXCards,</w:t>
+            <w:r>
+              <w:t>playerX = [playerXUser,playerXCurrency,playerXCards,</w:t>
             </w:r>
             <w:r>
               <w:t>p</w:t>
             </w:r>
             <w:r>
-              <w:t>layerXResult</w:t>
-            </w:r>
-            <w:proofErr w:type="spellEnd"/>
-            <w:r>
-              <w:t>]</w:t>
+              <w:t>layerXResult]</w:t>
             </w:r>
           </w:p>
         </w:tc>
@@ -16823,15 +17921,7 @@
               <w:t xml:space="preserve"> for players </w:t>
             </w:r>
             <w:r>
-              <w:t xml:space="preserve"> </w:t>
-            </w:r>
-            <w:proofErr w:type="spellStart"/>
-            <w:r>
-              <w:t>e.g</w:t>
-            </w:r>
-            <w:proofErr w:type="spellEnd"/>
-            <w:r>
-              <w:t xml:space="preserve"> Poker, Blackjack, Leaderboard etc</w:t>
+              <w:t xml:space="preserve"> e.g Poker, Blackjack, Leaderboard etc</w:t>
             </w:r>
             <w:r>
               <w:t xml:space="preserve"> </w:t>
@@ -16862,21 +17952,13 @@
               <w:jc w:val="center"/>
             </w:pPr>
             <w:r>
-              <w:t>dealer = [</w:t>
-            </w:r>
-            <w:proofErr w:type="spellStart"/>
-            <w:r>
-              <w:t>dealerUser,</w:t>
+              <w:t>dealer = [dealerUser,</w:t>
             </w:r>
             <w:r>
               <w:t>dealers</w:t>
             </w:r>
             <w:r>
-              <w:t>Pot,dealerCards,dealerResult</w:t>
-            </w:r>
-            <w:proofErr w:type="spellEnd"/>
-            <w:r>
-              <w:t>]</w:t>
+              <w:t>Pot,dealerCards,dealerResult]</w:t>
             </w:r>
           </w:p>
           <w:p>
@@ -16944,11 +18026,9 @@
             <w:pPr>
               <w:jc w:val="center"/>
             </w:pPr>
-            <w:proofErr w:type="spellStart"/>
             <w:r>
               <w:t>gamemode</w:t>
             </w:r>
-            <w:proofErr w:type="spellEnd"/>
           </w:p>
         </w:tc>
         <w:tc>
@@ -16973,15 +18053,7 @@
               <w:jc w:val="center"/>
             </w:pPr>
             <w:r>
-              <w:t xml:space="preserve">Holds whether </w:t>
-            </w:r>
-            <w:proofErr w:type="spellStart"/>
-            <w:r>
-              <w:t>gamemode</w:t>
-            </w:r>
-            <w:proofErr w:type="spellEnd"/>
-            <w:r>
-              <w:t xml:space="preserve"> selected is “blackjack” or “poker”</w:t>
+              <w:t>Holds whether gamemode selected is “blackjack” or “poker”</w:t>
             </w:r>
           </w:p>
         </w:tc>
@@ -17041,23 +18113,7 @@
               </w:rPr>
             </w:pPr>
             <w:r>
-              <w:t xml:space="preserve">index of </w:t>
-            </w:r>
-            <w:proofErr w:type="spellStart"/>
-            <w:r>
-              <w:t>playerXUser</w:t>
-            </w:r>
-            <w:proofErr w:type="spellEnd"/>
-            <w:r>
-              <w:t xml:space="preserve"> in </w:t>
-            </w:r>
-            <w:proofErr w:type="spellStart"/>
-            <w:r>
-              <w:t>playerX</w:t>
-            </w:r>
-            <w:proofErr w:type="spellEnd"/>
-            <w:r>
-              <w:t xml:space="preserve"> to make code more readable</w:t>
+              <w:t>index of playerXUser in playerX to make code more readable</w:t>
             </w:r>
           </w:p>
         </w:tc>
@@ -17111,23 +18167,7 @@
               <w:jc w:val="center"/>
             </w:pPr>
             <w:r>
-              <w:t xml:space="preserve">index of </w:t>
-            </w:r>
-            <w:proofErr w:type="spellStart"/>
-            <w:r>
-              <w:t>playerXCurrency</w:t>
-            </w:r>
-            <w:proofErr w:type="spellEnd"/>
-            <w:r>
-              <w:t xml:space="preserve"> in </w:t>
-            </w:r>
-            <w:proofErr w:type="spellStart"/>
-            <w:r>
-              <w:t>playerX</w:t>
-            </w:r>
-            <w:proofErr w:type="spellEnd"/>
-            <w:r>
-              <w:t xml:space="preserve"> to make code more readable</w:t>
+              <w:t>index of playerXCurrency in playerX to make code more readable</w:t>
             </w:r>
           </w:p>
         </w:tc>
@@ -17182,23 +18222,7 @@
               <w:jc w:val="center"/>
             </w:pPr>
             <w:r>
-              <w:t xml:space="preserve">Index of </w:t>
-            </w:r>
-            <w:proofErr w:type="spellStart"/>
-            <w:r>
-              <w:t>playerXCards</w:t>
-            </w:r>
-            <w:proofErr w:type="spellEnd"/>
-            <w:r>
-              <w:t xml:space="preserve"> in </w:t>
-            </w:r>
-            <w:proofErr w:type="spellStart"/>
-            <w:r>
-              <w:t>playerX</w:t>
-            </w:r>
-            <w:proofErr w:type="spellEnd"/>
-            <w:r>
-              <w:t xml:space="preserve"> to make code more readable</w:t>
+              <w:t>Index of playerXCards in playerX to make code more readable</w:t>
             </w:r>
           </w:p>
         </w:tc>
@@ -17252,23 +18276,7 @@
               <w:jc w:val="center"/>
             </w:pPr>
             <w:r>
-              <w:t xml:space="preserve">Index of </w:t>
-            </w:r>
-            <w:proofErr w:type="spellStart"/>
-            <w:r>
-              <w:t>playerXResult</w:t>
-            </w:r>
-            <w:proofErr w:type="spellEnd"/>
-            <w:r>
-              <w:t xml:space="preserve"> in </w:t>
-            </w:r>
-            <w:proofErr w:type="spellStart"/>
-            <w:r>
-              <w:t>playerX</w:t>
-            </w:r>
-            <w:proofErr w:type="spellEnd"/>
-            <w:r>
-              <w:t xml:space="preserve"> to make code more readable</w:t>
+              <w:t>Index of playerXResult in playerX to make code more readable</w:t>
             </w:r>
           </w:p>
         </w:tc>
@@ -17417,11 +18425,9 @@
             <w:pPr>
               <w:jc w:val="center"/>
             </w:pPr>
-            <w:proofErr w:type="spellStart"/>
             <w:r>
               <w:t>playerXUser</w:t>
             </w:r>
-            <w:proofErr w:type="spellEnd"/>
           </w:p>
         </w:tc>
         <w:tc>
@@ -17446,13 +18452,8 @@
               <w:jc w:val="center"/>
             </w:pPr>
             <w:r>
-              <w:t xml:space="preserve">Holds username for </w:t>
-            </w:r>
-            <w:proofErr w:type="spellStart"/>
-            <w:r>
-              <w:t>playerX</w:t>
-            </w:r>
-            <w:proofErr w:type="spellEnd"/>
+              <w:t>Holds username for playerX</w:t>
+            </w:r>
           </w:p>
         </w:tc>
         <w:tc>
@@ -17825,13 +18826,8 @@
             <w:pPr>
               <w:jc w:val="center"/>
             </w:pPr>
-            <w:proofErr w:type="spellStart"/>
-            <w:r>
-              <w:t>ShuffleDeck</w:t>
-            </w:r>
-            <w:proofErr w:type="spellEnd"/>
-            <w:r>
-              <w:t>()</w:t>
+            <w:r>
+              <w:t>ShuffleDeck()</w:t>
             </w:r>
           </w:p>
         </w:tc>
@@ -17887,24 +18883,14 @@
             <w:tcW w:w="4112" w:type="dxa"/>
           </w:tcPr>
           <w:p>
-            <w:proofErr w:type="spellStart"/>
-            <w:r>
-              <w:t>DealCards</w:t>
-            </w:r>
-            <w:proofErr w:type="spellEnd"/>
-            <w:r>
-              <w:t>(</w:t>
-            </w:r>
-            <w:proofErr w:type="spellStart"/>
+            <w:r>
+              <w:t>DealCards(</w:t>
+            </w:r>
             <w:r>
               <w:t>playerCards,</w:t>
             </w:r>
             <w:r>
-              <w:t>nCards</w:t>
-            </w:r>
-            <w:proofErr w:type="spellEnd"/>
-            <w:r>
-              <w:t>)</w:t>
+              <w:t>nCards)</w:t>
             </w:r>
           </w:p>
         </w:tc>
@@ -17936,29 +18922,8 @@
               <w:t xml:space="preserve"> cards</w:t>
             </w:r>
             <w:r>
-              <w:t xml:space="preserve"> in the list </w:t>
-            </w:r>
-            <w:proofErr w:type="spellStart"/>
-            <w:r>
-              <w:t>shuffledCards</w:t>
-            </w:r>
-            <w:proofErr w:type="spellEnd"/>
-            <w:r>
-              <w:t xml:space="preserve"> into </w:t>
-            </w:r>
-            <w:proofErr w:type="spellStart"/>
-            <w:r>
-              <w:t>playerCards</w:t>
-            </w:r>
-            <w:proofErr w:type="spellEnd"/>
-            <w:r>
-              <w:t xml:space="preserve"> and removes those cards from </w:t>
-            </w:r>
-            <w:proofErr w:type="spellStart"/>
-            <w:r>
-              <w:t>shuffledCards</w:t>
-            </w:r>
-            <w:proofErr w:type="spellEnd"/>
+              <w:t xml:space="preserve"> in the list shuffledCards into playerCards and removes those cards from shuffledCards</w:t>
+            </w:r>
           </w:p>
         </w:tc>
         <w:tc>
@@ -17984,21 +18949,8 @@
             <w:pPr>
               <w:jc w:val="center"/>
             </w:pPr>
-            <w:proofErr w:type="spellStart"/>
-            <w:r>
-              <w:t>CardIntegration</w:t>
-            </w:r>
-            <w:proofErr w:type="spellEnd"/>
-            <w:r>
-              <w:t>(</w:t>
-            </w:r>
-            <w:proofErr w:type="spellStart"/>
-            <w:r>
-              <w:t>playerCards,nCards</w:t>
-            </w:r>
-            <w:proofErr w:type="spellEnd"/>
-            <w:r>
-              <w:t>)</w:t>
+            <w:r>
+              <w:t>CardIntegration(playerCards,nCards)</w:t>
             </w:r>
           </w:p>
         </w:tc>
@@ -18024,29 +18976,8 @@
               <w:jc w:val="center"/>
             </w:pPr>
             <w:r>
-              <w:t xml:space="preserve">Moves inputted card from user in the list </w:t>
-            </w:r>
-            <w:proofErr w:type="spellStart"/>
-            <w:r>
-              <w:t>shuffledCards</w:t>
-            </w:r>
-            <w:proofErr w:type="spellEnd"/>
-            <w:r>
-              <w:t xml:space="preserve"> into </w:t>
-            </w:r>
-            <w:proofErr w:type="spellStart"/>
-            <w:r>
-              <w:t>playerCards</w:t>
-            </w:r>
-            <w:proofErr w:type="spellEnd"/>
-            <w:r>
-              <w:t xml:space="preserve"> and removes those cards from </w:t>
-            </w:r>
-            <w:proofErr w:type="spellStart"/>
-            <w:r>
-              <w:t>shuffledCards</w:t>
-            </w:r>
-            <w:proofErr w:type="spellEnd"/>
+              <w:t>Moves inputted card from user in the list shuffledCards into playerCards and removes those cards from shuffledCards</w:t>
+            </w:r>
           </w:p>
         </w:tc>
         <w:tc>
@@ -18072,13 +19003,8 @@
             <w:pPr>
               <w:jc w:val="center"/>
             </w:pPr>
-            <w:proofErr w:type="spellStart"/>
-            <w:r>
-              <w:t>CardValue</w:t>
-            </w:r>
-            <w:proofErr w:type="spellEnd"/>
-            <w:r>
-              <w:t>(card)</w:t>
+            <w:r>
+              <w:t>CardValue(card)</w:t>
             </w:r>
           </w:p>
         </w:tc>
@@ -18131,13 +19057,8 @@
             <w:pPr>
               <w:jc w:val="center"/>
             </w:pPr>
-            <w:proofErr w:type="spellStart"/>
-            <w:r>
-              <w:t>CardSuit</w:t>
-            </w:r>
-            <w:proofErr w:type="spellEnd"/>
-            <w:r>
-              <w:t>(card)</w:t>
+            <w:r>
+              <w:t>CardSuit(card)</w:t>
             </w:r>
           </w:p>
         </w:tc>
@@ -18190,12 +19111,10 @@
             <w:pPr>
               <w:jc w:val="center"/>
             </w:pPr>
-            <w:proofErr w:type="spellStart"/>
             <w:r>
               <w:lastRenderedPageBreak/>
               <w:t>playerXCards</w:t>
             </w:r>
-            <w:proofErr w:type="spellEnd"/>
           </w:p>
         </w:tc>
         <w:tc>
@@ -18222,14 +19141,12 @@
             <w:r>
               <w:t xml:space="preserve">Holds cards assigned to </w:t>
             </w:r>
-            <w:proofErr w:type="spellStart"/>
             <w:r>
               <w:t>player</w:t>
             </w:r>
             <w:r>
               <w:t>X</w:t>
             </w:r>
-            <w:proofErr w:type="spellEnd"/>
             <w:r>
               <w:t xml:space="preserve"> and res</w:t>
             </w:r>
@@ -18264,11 +19181,9 @@
             <w:pPr>
               <w:jc w:val="center"/>
             </w:pPr>
-            <w:proofErr w:type="spellStart"/>
             <w:r>
               <w:t>dealerCards</w:t>
             </w:r>
-            <w:proofErr w:type="spellEnd"/>
           </w:p>
         </w:tc>
         <w:tc>
@@ -18389,14 +19304,12 @@
             <w:pPr>
               <w:jc w:val="center"/>
             </w:pPr>
-            <w:proofErr w:type="spellStart"/>
             <w:r>
               <w:t>shu</w:t>
             </w:r>
             <w:r>
               <w:t>ffledCards</w:t>
             </w:r>
-            <w:proofErr w:type="spellEnd"/>
             <w:r>
               <w:t>[52]</w:t>
             </w:r>
@@ -19096,15 +20009,7 @@
               <w:jc w:val="center"/>
             </w:pPr>
             <w:r>
-              <w:t xml:space="preserve">Calculates which players are subject to how much currency depending on how many players won, the </w:t>
-            </w:r>
-            <w:proofErr w:type="spellStart"/>
-            <w:r>
-              <w:t>gamemode</w:t>
-            </w:r>
-            <w:proofErr w:type="spellEnd"/>
-            <w:r>
-              <w:t xml:space="preserve"> and size of the pot/their bet</w:t>
+              <w:t>Calculates which players are subject to how much currency depending on how many players won, the gamemode and size of the pot/their bet</w:t>
             </w:r>
           </w:p>
         </w:tc>
@@ -19131,11 +20036,9 @@
             <w:pPr>
               <w:jc w:val="center"/>
             </w:pPr>
-            <w:proofErr w:type="spellStart"/>
             <w:r>
               <w:t>playerXCurrency</w:t>
             </w:r>
-            <w:proofErr w:type="spellEnd"/>
           </w:p>
         </w:tc>
         <w:tc>
@@ -19184,14 +20087,12 @@
             <w:pPr>
               <w:jc w:val="center"/>
             </w:pPr>
-            <w:proofErr w:type="spellStart"/>
             <w:r>
               <w:t>dealers</w:t>
             </w:r>
             <w:r>
               <w:t>Pot</w:t>
             </w:r>
-            <w:proofErr w:type="spellEnd"/>
           </w:p>
         </w:tc>
         <w:tc>
@@ -19591,11 +20492,9 @@
             <w:pPr>
               <w:jc w:val="center"/>
             </w:pPr>
-            <w:proofErr w:type="spellStart"/>
             <w:r>
               <w:t>BlackjackResult</w:t>
             </w:r>
-            <w:proofErr w:type="spellEnd"/>
           </w:p>
         </w:tc>
         <w:tc>
@@ -20205,21 +21104,8 @@
             <w:pPr>
               <w:jc w:val="center"/>
             </w:pPr>
-            <w:proofErr w:type="spellStart"/>
-            <w:r>
-              <w:t>AcS</w:t>
-            </w:r>
-            <w:proofErr w:type="spellEnd"/>
-            <w:r>
-              <w:t>[0] = “</w:t>
-            </w:r>
-            <w:proofErr w:type="spellStart"/>
-            <w:r>
-              <w:t>AcS</w:t>
-            </w:r>
-            <w:proofErr w:type="spellEnd"/>
-            <w:r>
-              <w:t>”</w:t>
+            <w:r>
+              <w:t>AcS[0] = “AcS”</w:t>
             </w:r>
           </w:p>
         </w:tc>
@@ -20269,21 +21155,8 @@
             <w:pPr>
               <w:jc w:val="center"/>
             </w:pPr>
-            <w:proofErr w:type="spellStart"/>
-            <w:r>
-              <w:t>AcS</w:t>
-            </w:r>
-            <w:proofErr w:type="spellEnd"/>
-            <w:r>
-              <w:t xml:space="preserve">[1] = </w:t>
-            </w:r>
-            <w:proofErr w:type="spellStart"/>
-            <w:r>
-              <w:t>screen.blit</w:t>
-            </w:r>
-            <w:proofErr w:type="spellEnd"/>
-            <w:r>
-              <w:t>[image, “ace-of-spades.png”]</w:t>
+            <w:r>
+              <w:t>AcS[1] = screen.blit[image, “ace-of-spades.png”]</w:t>
             </w:r>
           </w:p>
         </w:tc>
@@ -20488,23 +21361,7 @@
           </w:tcPr>
           <w:p>
             <w:r>
-              <w:t xml:space="preserve">The </w:t>
-            </w:r>
-            <w:proofErr w:type="spellStart"/>
-            <w:r>
-              <w:t>DealCards</w:t>
-            </w:r>
-            <w:proofErr w:type="spellEnd"/>
-            <w:r>
-              <w:t xml:space="preserve"> subroutine takes 2 parameters which are used to know which player the cards are being credited to and “</w:t>
-            </w:r>
-            <w:proofErr w:type="spellStart"/>
-            <w:r>
-              <w:t>nCards</w:t>
-            </w:r>
-            <w:proofErr w:type="spellEnd"/>
-            <w:r>
-              <w:t>” being the number of cards being given.</w:t>
+              <w:t>The DealCards subroutine takes 2 parameters which are used to know which player the cards are being credited to and “nCards” being the number of cards being given.</w:t>
             </w:r>
           </w:p>
           <w:p>
@@ -20766,15 +21623,7 @@
           </w:tcPr>
           <w:p>
             <w:r>
-              <w:t>This is the flowchart of the card integration it will be inputted a card from the user and that card will be checked to see if it is in the shuffled deck. If it is it will be removed from the shuffled deck and added to the specific player but if it isn’t then the user will be prompted to re-enter a card until it is one existing in the shuffled deck. This process is repeated for the number of cards “</w:t>
-            </w:r>
-            <w:proofErr w:type="spellStart"/>
-            <w:r>
-              <w:t>nCards</w:t>
-            </w:r>
-            <w:proofErr w:type="spellEnd"/>
-            <w:r>
-              <w:t xml:space="preserve">” which when all the cards have been added will end the subroutine </w:t>
+              <w:t xml:space="preserve">This is the flowchart of the card integration it will be inputted a card from the user and that card will be checked to see if it is in the shuffled deck. If it is it will be removed from the shuffled deck and added to the specific player but if it isn’t then the user will be prompted to re-enter a card until it is one existing in the shuffled deck. This process is repeated for the number of cards “nCards” which when all the cards have been added will end the subroutine </w:t>
             </w:r>
           </w:p>
           <w:p/>
@@ -20873,13 +21722,8 @@
           </w:tcPr>
           <w:p>
             <w:r>
-              <w:t xml:space="preserve">Card value takes 2 parameters: card and </w:t>
-            </w:r>
-            <w:proofErr w:type="spellStart"/>
-            <w:r>
-              <w:t>gamemode</w:t>
-            </w:r>
-            <w:proofErr w:type="spellEnd"/>
+              <w:t>Card value takes 2 parameters: card and gamemode</w:t>
+            </w:r>
           </w:p>
           <w:p/>
           <w:p>
@@ -20916,15 +21760,7 @@
           <w:p/>
           <w:p>
             <w:r>
-              <w:t xml:space="preserve">Depending on </w:t>
-            </w:r>
-            <w:proofErr w:type="spellStart"/>
-            <w:r>
-              <w:t>gamemode</w:t>
-            </w:r>
-            <w:proofErr w:type="spellEnd"/>
-            <w:r>
-              <w:t xml:space="preserve"> different cards are assigned different values</w:t>
+              <w:t>Depending on gamemode different cards are assigned different values</w:t>
             </w:r>
           </w:p>
           <w:p/>
@@ -21144,13 +21980,13 @@
         <w:tblLook w:val="04A0" w:firstRow="1" w:lastRow="0" w:firstColumn="1" w:lastColumn="0" w:noHBand="0" w:noVBand="1"/>
       </w:tblPr>
       <w:tblGrid>
-        <w:gridCol w:w="5896"/>
-        <w:gridCol w:w="3120"/>
+        <w:gridCol w:w="6177"/>
+        <w:gridCol w:w="2839"/>
       </w:tblGrid>
       <w:tr>
         <w:tc>
           <w:tcPr>
-            <w:tcW w:w="5896" w:type="dxa"/>
+            <w:tcW w:w="6177" w:type="dxa"/>
           </w:tcPr>
           <w:p>
             <w:r>
@@ -21160,7 +21996,7 @@
         </w:tc>
         <w:tc>
           <w:tcPr>
-            <w:tcW w:w="3120" w:type="dxa"/>
+            <w:tcW w:w="2839" w:type="dxa"/>
           </w:tcPr>
           <w:p/>
         </w:tc>
@@ -21168,7 +22004,7 @@
       <w:tr>
         <w:tc>
           <w:tcPr>
-            <w:tcW w:w="5896" w:type="dxa"/>
+            <w:tcW w:w="6177" w:type="dxa"/>
           </w:tcPr>
           <w:p>
             <w:r>
@@ -21177,7 +22013,7 @@
                 <w:lang w:eastAsia="en-GB"/>
               </w:rPr>
               <w:drawing>
-                <wp:inline distT="0" distB="0" distL="0" distR="0" wp14:anchorId="174E0343" wp14:editId="0CDED397">
+                <wp:inline distT="0" distB="0" distL="0" distR="0" wp14:anchorId="174E0343" wp14:editId="70766B8F">
                   <wp:extent cx="2944994" cy="1211283"/>
                   <wp:effectExtent l="0" t="0" r="8255" b="8255"/>
                   <wp:docPr id="1909004241" name="Picture 1"/>
@@ -21308,7 +22144,7 @@
         </w:tc>
         <w:tc>
           <w:tcPr>
-            <w:tcW w:w="3120" w:type="dxa"/>
+            <w:tcW w:w="2839" w:type="dxa"/>
           </w:tcPr>
           <w:p>
             <w:r>
@@ -21317,31 +22153,23 @@
           </w:p>
           <w:p>
             <w:r>
-              <w:t xml:space="preserve">Ultimately I opted with Picture one as the codes readability is much better and helping with future maintenance and debugging and ease of GUI creation each card will have an image of it assigned to it. </w:t>
-            </w:r>
-            <w:proofErr w:type="spellStart"/>
-            <w:r>
-              <w:t>E.g</w:t>
-            </w:r>
-            <w:proofErr w:type="spellEnd"/>
-            <w:r>
-              <w:t xml:space="preserve"> 1s image is 1s.png</w:t>
-            </w:r>
-          </w:p>
-          <w:p/>
-          <w:p/>
-          <w:p/>
-          <w:p/>
-          <w:p/>
-          <w:p/>
-          <w:p/>
-          <w:p>
-            <w:r>
-              <w:t xml:space="preserve">I altered the formatting and arrangement making it more logical such that index 0 is </w:t>
+              <w:t>Ultimately I opted with Picture one as the codes readability is much better and helping with future maintenance and debugging and ease of GUI creation each card will have an image of it assigned to it. E.g 1s image is 1s.png</w:t>
+            </w:r>
+          </w:p>
+          <w:p/>
+          <w:p/>
+          <w:p/>
+          <w:p/>
+          <w:p/>
+          <w:p/>
+          <w:p/>
+          <w:p>
+            <w:r>
+              <w:t xml:space="preserve">I altered the formatting and arrangement making </w:t>
             </w:r>
             <w:r>
               <w:lastRenderedPageBreak/>
-              <w:t xml:space="preserve">ace index can be seen </w:t>
+              <w:t xml:space="preserve">it more logical such that index 0 is ace index can be seen </w:t>
             </w:r>
             <w:r>
               <w:t>in the 3rd screenshot</w:t>
@@ -21352,7 +22180,7 @@
       <w:tr>
         <w:tc>
           <w:tcPr>
-            <w:tcW w:w="5896" w:type="dxa"/>
+            <w:tcW w:w="6177" w:type="dxa"/>
           </w:tcPr>
           <w:p>
             <w:r>
@@ -21442,19 +22270,11 @@
         </w:tc>
         <w:tc>
           <w:tcPr>
-            <w:tcW w:w="3120" w:type="dxa"/>
-          </w:tcPr>
-          <w:p>
-            <w:r>
-              <w:t xml:space="preserve">Testing this highlighted problems that would of caused </w:t>
-            </w:r>
-            <w:proofErr w:type="spellStart"/>
-            <w:r>
-              <w:t>distruption</w:t>
-            </w:r>
-            <w:proofErr w:type="spellEnd"/>
-            <w:r>
-              <w:t xml:space="preserve"> later down the line.</w:t>
+            <w:tcW w:w="2839" w:type="dxa"/>
+          </w:tcPr>
+          <w:p>
+            <w:r>
+              <w:t>Testing this highlighted problems that would of caused distruption later down the line.</w:t>
             </w:r>
           </w:p>
           <w:p>
@@ -21471,15 +22291,7 @@
               </w:numPr>
             </w:pPr>
             <w:r>
-              <w:t xml:space="preserve">They weren’t all the same string length </w:t>
-            </w:r>
-            <w:proofErr w:type="spellStart"/>
-            <w:r>
-              <w:t>e.g</w:t>
-            </w:r>
-            <w:proofErr w:type="spellEnd"/>
-            <w:r>
-              <w:t xml:space="preserve">   “1s”  and  “10s”</w:t>
+              <w:t>They weren’t all the same string length e.g   “1s”  and  “10s”</w:t>
             </w:r>
           </w:p>
           <w:p>
@@ -21503,23 +22315,11 @@
               </w:numPr>
             </w:pPr>
             <w:r>
-              <w:t xml:space="preserve">I changed the values such that the first 2 characters indicate the value and the last character indicates the suit the suit letter being capitalised as now the face cards and ace are two letters long which means I also capitalise the first letter of them </w:t>
-            </w:r>
-            <w:proofErr w:type="spellStart"/>
-            <w:r>
-              <w:t>e.g</w:t>
-            </w:r>
-            <w:proofErr w:type="spellEnd"/>
-            <w:r>
-              <w:t xml:space="preserve"> “</w:t>
-            </w:r>
-            <w:proofErr w:type="spellStart"/>
-            <w:r>
-              <w:t>KiS</w:t>
-            </w:r>
-            <w:proofErr w:type="spellEnd"/>
-            <w:r>
-              <w:t>”.</w:t>
+              <w:t xml:space="preserve">I changed the values such that the first 2 characters indicate the value and the last character indicates the suit the suit letter being capitalised as now the </w:t>
+            </w:r>
+            <w:r>
+              <w:lastRenderedPageBreak/>
+              <w:t>face cards and ace are two letters long which means I also capitalise the first letter of them e.g “KiS”.</w:t>
             </w:r>
           </w:p>
           <w:p>
@@ -21531,11 +22331,7 @@
               </w:numPr>
             </w:pPr>
             <w:r>
-              <w:t xml:space="preserve">I changed the numbers such as 1 to </w:t>
-            </w:r>
-            <w:r>
-              <w:lastRenderedPageBreak/>
-              <w:t xml:space="preserve">“01S” instead of “1S” etc which solves this problem </w:t>
+              <w:t xml:space="preserve">I changed the numbers such as 1 to “01S” instead of “1S” etc which solves this problem </w:t>
             </w:r>
           </w:p>
           <w:p>
@@ -21549,7 +22345,7 @@
       <w:tr>
         <w:tc>
           <w:tcPr>
-            <w:tcW w:w="5896" w:type="dxa"/>
+            <w:tcW w:w="6177" w:type="dxa"/>
           </w:tcPr>
           <w:p>
             <w:r>
@@ -21598,7 +22394,7 @@
         </w:tc>
         <w:tc>
           <w:tcPr>
-            <w:tcW w:w="3120" w:type="dxa"/>
+            <w:tcW w:w="2839" w:type="dxa"/>
           </w:tcPr>
           <w:p>
             <w:r>
@@ -21613,7 +22409,7 @@
       <w:tr>
         <w:tc>
           <w:tcPr>
-            <w:tcW w:w="5896" w:type="dxa"/>
+            <w:tcW w:w="6177" w:type="dxa"/>
           </w:tcPr>
           <w:p>
             <w:r>
@@ -21622,6 +22418,7 @@
                 <w:noProof/>
                 <w:lang w:eastAsia="en-GB"/>
               </w:rPr>
+              <w:lastRenderedPageBreak/>
               <w:drawing>
                 <wp:inline distT="0" distB="0" distL="0" distR="0" wp14:anchorId="2D1AB189" wp14:editId="0BD5E0BB">
                   <wp:extent cx="2459713" cy="2386940"/>
@@ -21662,7 +22459,7 @@
         </w:tc>
         <w:tc>
           <w:tcPr>
-            <w:tcW w:w="3120" w:type="dxa"/>
+            <w:tcW w:w="2839" w:type="dxa"/>
           </w:tcPr>
           <w:p>
             <w:pPr>
@@ -21685,7 +22482,7 @@
       <w:tr>
         <w:tc>
           <w:tcPr>
-            <w:tcW w:w="5896" w:type="dxa"/>
+            <w:tcW w:w="6177" w:type="dxa"/>
           </w:tcPr>
           <w:p>
             <w:r>
@@ -21695,7 +22492,7 @@
         </w:tc>
         <w:tc>
           <w:tcPr>
-            <w:tcW w:w="3120" w:type="dxa"/>
+            <w:tcW w:w="2839" w:type="dxa"/>
           </w:tcPr>
           <w:p/>
         </w:tc>
@@ -21703,7 +22500,7 @@
       <w:tr>
         <w:tc>
           <w:tcPr>
-            <w:tcW w:w="5896" w:type="dxa"/>
+            <w:tcW w:w="6177" w:type="dxa"/>
           </w:tcPr>
           <w:p>
             <w:r>
@@ -21752,7 +22549,7 @@
         </w:tc>
         <w:tc>
           <w:tcPr>
-            <w:tcW w:w="3120" w:type="dxa"/>
+            <w:tcW w:w="2839" w:type="dxa"/>
           </w:tcPr>
           <w:p>
             <w:pPr>
@@ -21766,23 +22563,7 @@
                 <w:rFonts w:asciiTheme="majorHAnsi" w:eastAsia="Cambria Math" w:hAnsiTheme="majorHAnsi"/>
                 <w:lang w:eastAsia="ja-JP"/>
               </w:rPr>
-              <w:t xml:space="preserve">This function takes standard deck as a parameter as standard deck will remain a constant. The global variables </w:t>
-            </w:r>
-            <w:proofErr w:type="spellStart"/>
-            <w:r>
-              <w:rPr>
-                <w:rFonts w:asciiTheme="majorHAnsi" w:eastAsia="Cambria Math" w:hAnsiTheme="majorHAnsi"/>
-                <w:lang w:eastAsia="ja-JP"/>
-              </w:rPr>
-              <w:t>shuffled_deck</w:t>
-            </w:r>
-            <w:proofErr w:type="spellEnd"/>
-            <w:r>
-              <w:rPr>
-                <w:rFonts w:asciiTheme="majorHAnsi" w:eastAsia="Cambria Math" w:hAnsiTheme="majorHAnsi"/>
-                <w:lang w:eastAsia="ja-JP"/>
-              </w:rPr>
-              <w:t xml:space="preserve"> , head , tail are changed within the function (resetting it to a full deck) and will be used within the other card subroutines.</w:t>
+              <w:t>This function takes standard deck as a parameter as standard deck will remain a constant. The global variables shuffled_deck , head , tail are changed within the function (resetting it to a full deck) and will be used within the other card subroutines.</w:t>
             </w:r>
           </w:p>
           <w:p>
@@ -21797,29 +22578,12 @@
                 <w:lang w:eastAsia="ja-JP"/>
               </w:rPr>
             </w:pPr>
-            <w:proofErr w:type="spellStart"/>
             <w:r>
               <w:rPr>
                 <w:rFonts w:asciiTheme="majorHAnsi" w:eastAsia="Cambria Math" w:hAnsiTheme="majorHAnsi"/>
                 <w:lang w:eastAsia="ja-JP"/>
               </w:rPr>
-              <w:t>random.shuffle</w:t>
-            </w:r>
-            <w:proofErr w:type="spellEnd"/>
-            <w:r>
-              <w:rPr>
-                <w:rFonts w:asciiTheme="majorHAnsi" w:eastAsia="Cambria Math" w:hAnsiTheme="majorHAnsi"/>
-                <w:lang w:eastAsia="ja-JP"/>
-              </w:rPr>
-              <w:t xml:space="preserve">() is a built-in method in the random module of python. I have decided to do this as it makes </w:t>
-            </w:r>
-            <w:r>
-              <w:rPr>
-                <w:rFonts w:asciiTheme="majorHAnsi" w:eastAsia="Cambria Math" w:hAnsiTheme="majorHAnsi"/>
-                <w:lang w:eastAsia="ja-JP"/>
-              </w:rPr>
-              <w:lastRenderedPageBreak/>
-              <w:t>the code much more readable and saves me time coding a bare bone shuffling algorithm</w:t>
+              <w:t>random.shuffle() is a built-in method in the random module of python. I have decided to do this as it makes the code much more readable and saves me time coding a bare bone shuffling algorithm</w:t>
             </w:r>
           </w:p>
           <w:p>
@@ -21839,7 +22603,15 @@
                 <w:rFonts w:asciiTheme="majorHAnsi" w:eastAsia="Cambria Math" w:hAnsiTheme="majorHAnsi"/>
                 <w:lang w:eastAsia="ja-JP"/>
               </w:rPr>
-              <w:t xml:space="preserve">Treating the shuffled cards with a queue like fashion using pointers head and tail where cards will be handed out from the front(head). The tail has no use as of this time but I have instantiated a variable for it for the common standard with a head comes a tail. </w:t>
+              <w:t xml:space="preserve">Treating the shuffled cards with a queue like fashion using pointers head and tail where cards will be handed out from the front(head). The tail has no use as of this time but I have instantiated a </w:t>
+            </w:r>
+            <w:r>
+              <w:rPr>
+                <w:rFonts w:asciiTheme="majorHAnsi" w:eastAsia="Cambria Math" w:hAnsiTheme="majorHAnsi"/>
+                <w:lang w:eastAsia="ja-JP"/>
+              </w:rPr>
+              <w:lastRenderedPageBreak/>
+              <w:t xml:space="preserve">variable for it for the common standard with a head comes a tail. </w:t>
             </w:r>
           </w:p>
           <w:p>
@@ -21868,18 +22640,17 @@
       <w:tr>
         <w:tc>
           <w:tcPr>
-            <w:tcW w:w="5896" w:type="dxa"/>
-          </w:tcPr>
-          <w:p>
-            <w:r>
-              <w:lastRenderedPageBreak/>
+            <w:tcW w:w="6177" w:type="dxa"/>
+          </w:tcPr>
+          <w:p>
+            <w:r>
               <w:t>Card dealing</w:t>
             </w:r>
           </w:p>
         </w:tc>
         <w:tc>
           <w:tcPr>
-            <w:tcW w:w="3120" w:type="dxa"/>
+            <w:tcW w:w="2839" w:type="dxa"/>
           </w:tcPr>
           <w:p/>
         </w:tc>
@@ -21887,7 +22658,7 @@
       <w:tr>
         <w:tc>
           <w:tcPr>
-            <w:tcW w:w="5896" w:type="dxa"/>
+            <w:tcW w:w="6177" w:type="dxa"/>
           </w:tcPr>
           <w:p>
             <w:r>
@@ -21896,7 +22667,6 @@
                 <w:noProof/>
                 <w:lang w:eastAsia="en-GB"/>
               </w:rPr>
-              <w:lastRenderedPageBreak/>
               <w:drawing>
                 <wp:inline distT="0" distB="0" distL="0" distR="0" wp14:anchorId="34E39FED" wp14:editId="0DA96373">
                   <wp:extent cx="2858730" cy="1626920"/>
@@ -21979,7 +22749,7 @@
         </w:tc>
         <w:tc>
           <w:tcPr>
-            <w:tcW w:w="3120" w:type="dxa"/>
+            <w:tcW w:w="2839" w:type="dxa"/>
           </w:tcPr>
           <w:p>
             <w:pPr>
@@ -21993,94 +22763,37 @@
                 <w:rFonts w:asciiTheme="majorHAnsi" w:eastAsia="Cambria Math" w:hAnsiTheme="majorHAnsi"/>
                 <w:lang w:eastAsia="ja-JP"/>
               </w:rPr>
-              <w:t xml:space="preserve">The </w:t>
-            </w:r>
-            <w:proofErr w:type="spellStart"/>
-            <w:r>
+              <w:t>The DealCards function takes in parameters player and nCards allowing for it to be reused no matter the number of cards being delt and to who.</w:t>
+            </w:r>
+          </w:p>
+          <w:p>
+            <w:pPr>
               <w:rPr>
                 <w:rFonts w:asciiTheme="majorHAnsi" w:eastAsia="Cambria Math" w:hAnsiTheme="majorHAnsi"/>
                 <w:lang w:eastAsia="ja-JP"/>
               </w:rPr>
-              <w:t>DealCards</w:t>
-            </w:r>
-            <w:proofErr w:type="spellEnd"/>
+            </w:pPr>
             <w:r>
               <w:rPr>
                 <w:rFonts w:asciiTheme="majorHAnsi" w:eastAsia="Cambria Math" w:hAnsiTheme="majorHAnsi"/>
                 <w:lang w:eastAsia="ja-JP"/>
               </w:rPr>
-              <w:t xml:space="preserve"> function takes in parameters player and </w:t>
-            </w:r>
-            <w:proofErr w:type="spellStart"/>
-            <w:r>
+              <w:t>shuffled_Deck and head is globalised so their values can be used and edited.</w:t>
+            </w:r>
+          </w:p>
+          <w:p>
+            <w:pPr>
               <w:rPr>
                 <w:rFonts w:asciiTheme="majorHAnsi" w:eastAsia="Cambria Math" w:hAnsiTheme="majorHAnsi"/>
                 <w:lang w:eastAsia="ja-JP"/>
               </w:rPr>
-              <w:t>nCards</w:t>
-            </w:r>
-            <w:proofErr w:type="spellEnd"/>
+            </w:pPr>
             <w:r>
               <w:rPr>
                 <w:rFonts w:asciiTheme="majorHAnsi" w:eastAsia="Cambria Math" w:hAnsiTheme="majorHAnsi"/>
                 <w:lang w:eastAsia="ja-JP"/>
               </w:rPr>
-              <w:t xml:space="preserve"> allowing for it to be reused no matter the number of cards being delt and to who.</w:t>
-            </w:r>
-          </w:p>
-          <w:p>
-            <w:pPr>
-              <w:rPr>
-                <w:rFonts w:asciiTheme="majorHAnsi" w:eastAsia="Cambria Math" w:hAnsiTheme="majorHAnsi"/>
-                <w:lang w:eastAsia="ja-JP"/>
-              </w:rPr>
-            </w:pPr>
-            <w:proofErr w:type="spellStart"/>
-            <w:r>
-              <w:rPr>
-                <w:rFonts w:asciiTheme="majorHAnsi" w:eastAsia="Cambria Math" w:hAnsiTheme="majorHAnsi"/>
-                <w:lang w:eastAsia="ja-JP"/>
-              </w:rPr>
-              <w:t>shuffled_Deck</w:t>
-            </w:r>
-            <w:proofErr w:type="spellEnd"/>
-            <w:r>
-              <w:rPr>
-                <w:rFonts w:asciiTheme="majorHAnsi" w:eastAsia="Cambria Math" w:hAnsiTheme="majorHAnsi"/>
-                <w:lang w:eastAsia="ja-JP"/>
-              </w:rPr>
-              <w:t xml:space="preserve"> and head is globalised so their values can be used and edited.</w:t>
-            </w:r>
-          </w:p>
-          <w:p>
-            <w:pPr>
-              <w:rPr>
-                <w:rFonts w:asciiTheme="majorHAnsi" w:eastAsia="Cambria Math" w:hAnsiTheme="majorHAnsi"/>
-                <w:lang w:eastAsia="ja-JP"/>
-              </w:rPr>
-            </w:pPr>
-            <w:r>
-              <w:rPr>
-                <w:rFonts w:asciiTheme="majorHAnsi" w:eastAsia="Cambria Math" w:hAnsiTheme="majorHAnsi"/>
-                <w:lang w:eastAsia="ja-JP"/>
-              </w:rPr>
-              <w:t>The subroutine is internally looped for the number of cards (</w:t>
-            </w:r>
-            <w:proofErr w:type="spellStart"/>
-            <w:r>
-              <w:rPr>
-                <w:rFonts w:asciiTheme="majorHAnsi" w:eastAsia="Cambria Math" w:hAnsiTheme="majorHAnsi"/>
-                <w:lang w:eastAsia="ja-JP"/>
-              </w:rPr>
-              <w:t>nCards</w:t>
-            </w:r>
-            <w:proofErr w:type="spellEnd"/>
-            <w:r>
-              <w:rPr>
-                <w:rFonts w:asciiTheme="majorHAnsi" w:eastAsia="Cambria Math" w:hAnsiTheme="majorHAnsi"/>
-                <w:lang w:eastAsia="ja-JP"/>
-              </w:rPr>
-              <w:t xml:space="preserve">) that will be delt each loop assigning the </w:t>
+              <w:t xml:space="preserve">The subroutine is internally looped for the number of cards (nCards) that will be delt each loop assigning the </w:t>
             </w:r>
             <w:r>
               <w:rPr>
@@ -22107,23 +22820,15 @@
                 <w:rFonts w:asciiTheme="majorHAnsi" w:eastAsia="Cambria Math" w:hAnsiTheme="majorHAnsi"/>
                 <w:lang w:eastAsia="ja-JP"/>
               </w:rPr>
-              <w:t xml:space="preserve">The pointer of the head of the queue is </w:t>
-            </w:r>
-            <w:proofErr w:type="spellStart"/>
+              <w:t xml:space="preserve">The pointer of the head of the queue is cremented/decreased by 1 as the card </w:t>
+            </w:r>
             <w:r>
               <w:rPr>
                 <w:rFonts w:asciiTheme="majorHAnsi" w:eastAsia="Cambria Math" w:hAnsiTheme="majorHAnsi"/>
                 <w:lang w:eastAsia="ja-JP"/>
               </w:rPr>
-              <w:t>cremented</w:t>
-            </w:r>
-            <w:proofErr w:type="spellEnd"/>
-            <w:r>
-              <w:rPr>
-                <w:rFonts w:asciiTheme="majorHAnsi" w:eastAsia="Cambria Math" w:hAnsiTheme="majorHAnsi"/>
-                <w:lang w:eastAsia="ja-JP"/>
-              </w:rPr>
-              <w:t>/decreased by 1 as the card has been removed from the deck.</w:t>
+              <w:lastRenderedPageBreak/>
+              <w:t>has been removed from the deck.</w:t>
             </w:r>
           </w:p>
           <w:p>
@@ -22159,23 +22864,7 @@
                 <w:rFonts w:asciiTheme="majorHAnsi" w:eastAsia="Cambria Math" w:hAnsiTheme="majorHAnsi"/>
                 <w:lang w:eastAsia="ja-JP"/>
               </w:rPr>
-              <w:t xml:space="preserve">The card is added to the </w:t>
-            </w:r>
-            <w:proofErr w:type="spellStart"/>
-            <w:r>
-              <w:rPr>
-                <w:rFonts w:asciiTheme="majorHAnsi" w:eastAsia="Cambria Math" w:hAnsiTheme="majorHAnsi"/>
-                <w:lang w:eastAsia="ja-JP"/>
-              </w:rPr>
-              <w:t>playerCard</w:t>
-            </w:r>
-            <w:proofErr w:type="spellEnd"/>
-            <w:r>
-              <w:rPr>
-                <w:rFonts w:asciiTheme="majorHAnsi" w:eastAsia="Cambria Math" w:hAnsiTheme="majorHAnsi"/>
-                <w:lang w:eastAsia="ja-JP"/>
-              </w:rPr>
-              <w:t xml:space="preserve"> list</w:t>
+              <w:t>The card is added to the playerCard list</w:t>
             </w:r>
           </w:p>
           <w:p>
@@ -22204,7 +22893,7 @@
       <w:tr>
         <w:tc>
           <w:tcPr>
-            <w:tcW w:w="5896" w:type="dxa"/>
+            <w:tcW w:w="6177" w:type="dxa"/>
           </w:tcPr>
           <w:p>
             <w:r>
@@ -22263,7 +22952,7 @@
         </w:tc>
         <w:tc>
           <w:tcPr>
-            <w:tcW w:w="3120" w:type="dxa"/>
+            <w:tcW w:w="2839" w:type="dxa"/>
           </w:tcPr>
           <w:p>
             <w:pPr>
@@ -22362,39 +23051,7 @@
                 <w:rFonts w:asciiTheme="majorHAnsi" w:eastAsia="Cambria Math" w:hAnsiTheme="majorHAnsi"/>
                 <w:lang w:eastAsia="ja-JP"/>
               </w:rPr>
-              <w:t xml:space="preserve">I corrected this shortly after and the </w:t>
-            </w:r>
-            <w:proofErr w:type="spellStart"/>
-            <w:r>
-              <w:rPr>
-                <w:rFonts w:asciiTheme="majorHAnsi" w:eastAsia="Cambria Math" w:hAnsiTheme="majorHAnsi"/>
-                <w:lang w:eastAsia="ja-JP"/>
-              </w:rPr>
-              <w:t>DealCards</w:t>
-            </w:r>
-            <w:proofErr w:type="spellEnd"/>
-            <w:r>
-              <w:rPr>
-                <w:rFonts w:asciiTheme="majorHAnsi" w:eastAsia="Cambria Math" w:hAnsiTheme="majorHAnsi"/>
-                <w:lang w:eastAsia="ja-JP"/>
-              </w:rPr>
-              <w:t xml:space="preserve">() and </w:t>
-            </w:r>
-            <w:proofErr w:type="spellStart"/>
-            <w:r>
-              <w:rPr>
-                <w:rFonts w:asciiTheme="majorHAnsi" w:eastAsia="Cambria Math" w:hAnsiTheme="majorHAnsi"/>
-                <w:lang w:eastAsia="ja-JP"/>
-              </w:rPr>
-              <w:t>ShuffleCards</w:t>
-            </w:r>
-            <w:proofErr w:type="spellEnd"/>
-            <w:r>
-              <w:rPr>
-                <w:rFonts w:asciiTheme="majorHAnsi" w:eastAsia="Cambria Math" w:hAnsiTheme="majorHAnsi"/>
-                <w:lang w:eastAsia="ja-JP"/>
-              </w:rPr>
-              <w:t>() sub-routines were working as intended.</w:t>
+              <w:t>I corrected this shortly after and the DealCards() and ShuffleCards() sub-routines were working as intended.</w:t>
             </w:r>
           </w:p>
           <w:p/>
@@ -22406,7 +23063,7 @@
         </w:trPr>
         <w:tc>
           <w:tcPr>
-            <w:tcW w:w="5896" w:type="dxa"/>
+            <w:tcW w:w="6177" w:type="dxa"/>
           </w:tcPr>
           <w:p>
             <w:pPr>
@@ -22607,7 +23264,7 @@
         </w:tc>
         <w:tc>
           <w:tcPr>
-            <w:tcW w:w="3120" w:type="dxa"/>
+            <w:tcW w:w="2839" w:type="dxa"/>
           </w:tcPr>
           <w:p>
             <w:pPr>
@@ -22775,7 +23432,6 @@
                 <w:lang w:eastAsia="ja-JP"/>
               </w:rPr>
             </w:pPr>
-            <w:proofErr w:type="spellStart"/>
             <w:r>
               <w:rPr>
                 <w:rFonts w:asciiTheme="majorHAnsi" w:eastAsia="Cambria Math" w:hAnsiTheme="majorHAnsi"/>
@@ -22783,7 +23439,6 @@
               </w:rPr>
               <w:t>ordered_Deck</w:t>
             </w:r>
-            <w:proofErr w:type="spellEnd"/>
           </w:p>
           <w:p>
             <w:pPr>
@@ -22792,7 +23447,6 @@
                 <w:lang w:eastAsia="ja-JP"/>
               </w:rPr>
             </w:pPr>
-            <w:proofErr w:type="spellStart"/>
             <w:r>
               <w:rPr>
                 <w:rFonts w:asciiTheme="majorHAnsi" w:eastAsia="Cambria Math" w:hAnsiTheme="majorHAnsi"/>
@@ -22800,7 +23454,6 @@
               </w:rPr>
               <w:t>standard_Deck</w:t>
             </w:r>
-            <w:proofErr w:type="spellEnd"/>
           </w:p>
           <w:p>
             <w:pPr>
@@ -22995,9 +23648,308 @@
         </w:tc>
       </w:tr>
       <w:tr>
-        <w:tc>
-          <w:tcPr>
-            <w:tcW w:w="5896" w:type="dxa"/>
+        <w:trPr>
+          <w:trHeight w:val="14024"/>
+        </w:trPr>
+        <w:tc>
+          <w:tcPr>
+            <w:tcW w:w="6177" w:type="dxa"/>
+          </w:tcPr>
+          <w:p>
+            <w:pPr>
+              <w:rPr>
+                <w:rFonts w:asciiTheme="majorHAnsi" w:eastAsia="Cambria Math" w:hAnsiTheme="majorHAnsi"/>
+                <w:noProof/>
+                <w:lang w:eastAsia="en-GB"/>
+              </w:rPr>
+            </w:pPr>
+          </w:p>
+          <w:p>
+            <w:pPr>
+              <w:rPr>
+                <w:rFonts w:asciiTheme="majorHAnsi" w:eastAsia="Cambria Math" w:hAnsiTheme="majorHAnsi"/>
+                <w:noProof/>
+                <w:lang w:eastAsia="en-GB"/>
+              </w:rPr>
+            </w:pPr>
+            <w:r>
+              <w:rPr>
+                <w:rFonts w:asciiTheme="majorHAnsi" w:eastAsia="Cambria Math" w:hAnsiTheme="majorHAnsi"/>
+                <w:noProof/>
+                <w:lang w:eastAsia="en-GB"/>
+              </w:rPr>
+              <w:drawing>
+                <wp:inline distT="0" distB="0" distL="0" distR="0" wp14:anchorId="1847C992" wp14:editId="08894752">
+                  <wp:extent cx="3798897" cy="3721395"/>
+                  <wp:effectExtent l="0" t="0" r="0" b="0"/>
+                  <wp:docPr id="724720907" name="Picture 1"/>
+                  <wp:cNvGraphicFramePr>
+                    <a:graphicFrameLocks xmlns:a="http://schemas.openxmlformats.org/drawingml/2006/main" noChangeAspect="1"/>
+                  </wp:cNvGraphicFramePr>
+                  <a:graphic xmlns:a="http://schemas.openxmlformats.org/drawingml/2006/main">
+                    <a:graphicData uri="http://schemas.openxmlformats.org/drawingml/2006/picture">
+                      <pic:pic xmlns:pic="http://schemas.openxmlformats.org/drawingml/2006/picture">
+                        <pic:nvPicPr>
+                          <pic:cNvPr id="724720907" name=""/>
+                          <pic:cNvPicPr/>
+                        </pic:nvPicPr>
+                        <pic:blipFill rotWithShape="1">
+                          <a:blip r:embed="rId54"/>
+                          <a:srcRect r="40465"/>
+                          <a:stretch>
+                            <a:fillRect/>
+                          </a:stretch>
+                        </pic:blipFill>
+                        <pic:spPr bwMode="auto">
+                          <a:xfrm>
+                            <a:off x="0" y="0"/>
+                            <a:ext cx="3856666" cy="3777985"/>
+                          </a:xfrm>
+                          <a:prstGeom prst="rect">
+                            <a:avLst/>
+                          </a:prstGeom>
+                          <a:ln>
+                            <a:noFill/>
+                          </a:ln>
+                          <a:extLst>
+                            <a:ext uri="{53640926-AAD7-44D8-BBD7-CCE9431645EC}">
+                              <a14:shadowObscured xmlns:a14="http://schemas.microsoft.com/office/drawing/2010/main"/>
+                            </a:ext>
+                          </a:extLst>
+                        </pic:spPr>
+                      </pic:pic>
+                    </a:graphicData>
+                  </a:graphic>
+                </wp:inline>
+              </w:drawing>
+            </w:r>
+            <w:r>
+              <w:rPr>
+                <w:rFonts w:asciiTheme="majorHAnsi" w:eastAsia="Cambria Math" w:hAnsiTheme="majorHAnsi"/>
+                <w:noProof/>
+                <w:lang w:eastAsia="en-GB"/>
+              </w:rPr>
+              <w:drawing>
+                <wp:inline distT="0" distB="0" distL="0" distR="0" wp14:anchorId="4E365CAF" wp14:editId="68FB0F8E">
+                  <wp:extent cx="3794077" cy="2513809"/>
+                  <wp:effectExtent l="0" t="0" r="0" b="1270"/>
+                  <wp:docPr id="1567619674" name="Picture 1"/>
+                  <wp:cNvGraphicFramePr>
+                    <a:graphicFrameLocks xmlns:a="http://schemas.openxmlformats.org/drawingml/2006/main" noChangeAspect="1"/>
+                  </wp:cNvGraphicFramePr>
+                  <a:graphic xmlns:a="http://schemas.openxmlformats.org/drawingml/2006/main">
+                    <a:graphicData uri="http://schemas.openxmlformats.org/drawingml/2006/picture">
+                      <pic:pic xmlns:pic="http://schemas.openxmlformats.org/drawingml/2006/picture">
+                        <pic:nvPicPr>
+                          <pic:cNvPr id="1567619674" name=""/>
+                          <pic:cNvPicPr/>
+                        </pic:nvPicPr>
+                        <pic:blipFill>
+                          <a:blip r:embed="rId55"/>
+                          <a:stretch>
+                            <a:fillRect/>
+                          </a:stretch>
+                        </pic:blipFill>
+                        <pic:spPr>
+                          <a:xfrm>
+                            <a:off x="0" y="0"/>
+                            <a:ext cx="3822430" cy="2532595"/>
+                          </a:xfrm>
+                          <a:prstGeom prst="rect">
+                            <a:avLst/>
+                          </a:prstGeom>
+                        </pic:spPr>
+                      </pic:pic>
+                    </a:graphicData>
+                  </a:graphic>
+                </wp:inline>
+              </w:drawing>
+            </w:r>
+          </w:p>
+        </w:tc>
+        <w:tc>
+          <w:tcPr>
+            <w:tcW w:w="2839" w:type="dxa"/>
+          </w:tcPr>
+          <w:p>
+            <w:pPr>
+              <w:rPr>
+                <w:rFonts w:asciiTheme="majorHAnsi" w:eastAsia="Cambria Math" w:hAnsiTheme="majorHAnsi"/>
+                <w:lang w:eastAsia="ja-JP"/>
+              </w:rPr>
+            </w:pPr>
+            <w:r>
+              <w:rPr>
+                <w:rFonts w:asciiTheme="majorHAnsi" w:eastAsia="Cambria Math" w:hAnsiTheme="majorHAnsi"/>
+                <w:lang w:eastAsia="ja-JP"/>
+              </w:rPr>
+              <w:t>While checking the boundaries of this subroutine there was an error when dealing a card greater than the number of cards in the shuffled deck</w:t>
+            </w:r>
+          </w:p>
+          <w:p>
+            <w:pPr>
+              <w:rPr>
+                <w:rFonts w:asciiTheme="majorHAnsi" w:eastAsia="Cambria Math" w:hAnsiTheme="majorHAnsi"/>
+                <w:lang w:eastAsia="ja-JP"/>
+              </w:rPr>
+            </w:pPr>
+          </w:p>
+          <w:p>
+            <w:pPr>
+              <w:rPr>
+                <w:rFonts w:asciiTheme="majorHAnsi" w:eastAsia="Cambria Math" w:hAnsiTheme="majorHAnsi"/>
+                <w:lang w:eastAsia="ja-JP"/>
+              </w:rPr>
+            </w:pPr>
+          </w:p>
+          <w:p>
+            <w:pPr>
+              <w:rPr>
+                <w:rFonts w:asciiTheme="majorHAnsi" w:eastAsia="Cambria Math" w:hAnsiTheme="majorHAnsi"/>
+                <w:lang w:eastAsia="ja-JP"/>
+              </w:rPr>
+            </w:pPr>
+          </w:p>
+          <w:p>
+            <w:pPr>
+              <w:rPr>
+                <w:rFonts w:asciiTheme="majorHAnsi" w:eastAsia="Cambria Math" w:hAnsiTheme="majorHAnsi"/>
+                <w:lang w:eastAsia="ja-JP"/>
+              </w:rPr>
+            </w:pPr>
+          </w:p>
+          <w:p>
+            <w:pPr>
+              <w:rPr>
+                <w:rFonts w:asciiTheme="majorHAnsi" w:eastAsia="Cambria Math" w:hAnsiTheme="majorHAnsi"/>
+                <w:lang w:eastAsia="ja-JP"/>
+              </w:rPr>
+            </w:pPr>
+          </w:p>
+          <w:p>
+            <w:pPr>
+              <w:rPr>
+                <w:rFonts w:asciiTheme="majorHAnsi" w:eastAsia="Cambria Math" w:hAnsiTheme="majorHAnsi"/>
+                <w:lang w:eastAsia="ja-JP"/>
+              </w:rPr>
+            </w:pPr>
+          </w:p>
+          <w:p>
+            <w:pPr>
+              <w:rPr>
+                <w:rFonts w:asciiTheme="majorHAnsi" w:eastAsia="Cambria Math" w:hAnsiTheme="majorHAnsi"/>
+                <w:lang w:eastAsia="ja-JP"/>
+              </w:rPr>
+            </w:pPr>
+          </w:p>
+          <w:p>
+            <w:pPr>
+              <w:rPr>
+                <w:rFonts w:asciiTheme="majorHAnsi" w:eastAsia="Cambria Math" w:hAnsiTheme="majorHAnsi"/>
+                <w:lang w:eastAsia="ja-JP"/>
+              </w:rPr>
+            </w:pPr>
+          </w:p>
+          <w:p>
+            <w:pPr>
+              <w:rPr>
+                <w:rFonts w:asciiTheme="majorHAnsi" w:eastAsia="Cambria Math" w:hAnsiTheme="majorHAnsi"/>
+                <w:lang w:eastAsia="ja-JP"/>
+              </w:rPr>
+            </w:pPr>
+          </w:p>
+          <w:p>
+            <w:pPr>
+              <w:rPr>
+                <w:rFonts w:asciiTheme="majorHAnsi" w:eastAsia="Cambria Math" w:hAnsiTheme="majorHAnsi"/>
+                <w:lang w:eastAsia="ja-JP"/>
+              </w:rPr>
+            </w:pPr>
+          </w:p>
+          <w:p>
+            <w:pPr>
+              <w:rPr>
+                <w:rFonts w:asciiTheme="majorHAnsi" w:eastAsia="Cambria Math" w:hAnsiTheme="majorHAnsi"/>
+                <w:lang w:eastAsia="ja-JP"/>
+              </w:rPr>
+            </w:pPr>
+          </w:p>
+          <w:p>
+            <w:pPr>
+              <w:rPr>
+                <w:rFonts w:asciiTheme="majorHAnsi" w:eastAsia="Cambria Math" w:hAnsiTheme="majorHAnsi"/>
+                <w:lang w:eastAsia="ja-JP"/>
+              </w:rPr>
+            </w:pPr>
+          </w:p>
+          <w:p>
+            <w:pPr>
+              <w:rPr>
+                <w:rFonts w:asciiTheme="majorHAnsi" w:eastAsia="Cambria Math" w:hAnsiTheme="majorHAnsi"/>
+                <w:lang w:eastAsia="ja-JP"/>
+              </w:rPr>
+            </w:pPr>
+          </w:p>
+          <w:p>
+            <w:pPr>
+              <w:rPr>
+                <w:rFonts w:asciiTheme="majorHAnsi" w:eastAsia="Cambria Math" w:hAnsiTheme="majorHAnsi"/>
+                <w:lang w:eastAsia="ja-JP"/>
+              </w:rPr>
+            </w:pPr>
+          </w:p>
+          <w:p>
+            <w:pPr>
+              <w:rPr>
+                <w:rFonts w:asciiTheme="majorHAnsi" w:eastAsia="Cambria Math" w:hAnsiTheme="majorHAnsi"/>
+                <w:lang w:eastAsia="ja-JP"/>
+              </w:rPr>
+            </w:pPr>
+            <w:r>
+              <w:rPr>
+                <w:rFonts w:asciiTheme="majorHAnsi" w:eastAsia="Cambria Math" w:hAnsiTheme="majorHAnsi"/>
+                <w:lang w:eastAsia="ja-JP"/>
+              </w:rPr>
+              <w:t>To combat this:</w:t>
+            </w:r>
+          </w:p>
+          <w:p>
+            <w:pPr>
+              <w:rPr>
+                <w:rFonts w:asciiTheme="majorHAnsi" w:eastAsia="Cambria Math" w:hAnsiTheme="majorHAnsi"/>
+                <w:lang w:eastAsia="ja-JP"/>
+              </w:rPr>
+            </w:pPr>
+            <w:r>
+              <w:rPr>
+                <w:rFonts w:asciiTheme="majorHAnsi" w:eastAsia="Cambria Math" w:hAnsiTheme="majorHAnsi"/>
+                <w:lang w:eastAsia="ja-JP"/>
+              </w:rPr>
+              <w:t>I added a boundary input check so if the number of cards trying to be delt is less than 0 or greater than the cards remaining in the deck a message will pop up and will not deal any cards.</w:t>
+            </w:r>
+            <w:r>
+              <w:rPr>
+                <w:rFonts w:asciiTheme="majorHAnsi" w:eastAsia="Cambria Math" w:hAnsiTheme="majorHAnsi"/>
+                <w:lang w:eastAsia="ja-JP"/>
+              </w:rPr>
+              <w:br/>
+              <w:t>If number of cards is within the range of the shuffled deck then the cards will be delt to the specified player.</w:t>
+            </w:r>
+            <w:r>
+              <w:rPr>
+                <w:rFonts w:asciiTheme="majorHAnsi" w:eastAsia="Cambria Math" w:hAnsiTheme="majorHAnsi"/>
+                <w:noProof/>
+                <w:lang w:eastAsia="en-GB"/>
+              </w:rPr>
+              <w:t xml:space="preserve"> </w:t>
+            </w:r>
+          </w:p>
+        </w:tc>
+      </w:tr>
+      <w:tr>
+        <w:tc>
+          <w:tcPr>
+            <w:tcW w:w="6177" w:type="dxa"/>
           </w:tcPr>
           <w:p>
             <w:pPr>
@@ -23020,7 +23972,7 @@
         </w:tc>
         <w:tc>
           <w:tcPr>
-            <w:tcW w:w="3120" w:type="dxa"/>
+            <w:tcW w:w="2839" w:type="dxa"/>
           </w:tcPr>
           <w:p>
             <w:pPr>
@@ -23035,7 +23987,7 @@
       <w:tr>
         <w:tc>
           <w:tcPr>
-            <w:tcW w:w="5896" w:type="dxa"/>
+            <w:tcW w:w="6177" w:type="dxa"/>
           </w:tcPr>
           <w:p>
             <w:pPr>
@@ -23067,7 +24019,7 @@
                           <pic:cNvPicPr/>
                         </pic:nvPicPr>
                         <pic:blipFill>
-                          <a:blip r:embed="rId54"/>
+                          <a:blip r:embed="rId56"/>
                           <a:stretch>
                             <a:fillRect/>
                           </a:stretch>
@@ -23091,7 +24043,7 @@
         </w:tc>
         <w:tc>
           <w:tcPr>
-            <w:tcW w:w="3120" w:type="dxa"/>
+            <w:tcW w:w="2839" w:type="dxa"/>
           </w:tcPr>
           <w:p>
             <w:pPr>
@@ -23100,53 +24052,12 @@
                 <w:lang w:eastAsia="ja-JP"/>
               </w:rPr>
             </w:pPr>
-            <w:proofErr w:type="spellStart"/>
             <w:r>
               <w:rPr>
                 <w:rFonts w:asciiTheme="majorHAnsi" w:eastAsia="Cambria Math" w:hAnsiTheme="majorHAnsi"/>
                 <w:lang w:eastAsia="ja-JP"/>
               </w:rPr>
-              <w:t>CardIntegration</w:t>
-            </w:r>
-            <w:proofErr w:type="spellEnd"/>
-            <w:r>
-              <w:rPr>
-                <w:rFonts w:asciiTheme="majorHAnsi" w:eastAsia="Cambria Math" w:hAnsiTheme="majorHAnsi"/>
-                <w:lang w:eastAsia="ja-JP"/>
-              </w:rPr>
-              <w:t xml:space="preserve">() is the subroutine for the card integration feature for the user to handle their own physical deck of cards. It is </w:t>
-            </w:r>
-            <w:proofErr w:type="spellStart"/>
-            <w:r>
-              <w:rPr>
-                <w:rFonts w:asciiTheme="majorHAnsi" w:eastAsia="Cambria Math" w:hAnsiTheme="majorHAnsi"/>
-                <w:lang w:eastAsia="ja-JP"/>
-              </w:rPr>
-              <w:t>abit</w:t>
-            </w:r>
-            <w:proofErr w:type="spellEnd"/>
-            <w:r>
-              <w:rPr>
-                <w:rFonts w:asciiTheme="majorHAnsi" w:eastAsia="Cambria Math" w:hAnsiTheme="majorHAnsi"/>
-                <w:lang w:eastAsia="ja-JP"/>
-              </w:rPr>
-              <w:t xml:space="preserve"> similar to the </w:t>
-            </w:r>
-            <w:proofErr w:type="spellStart"/>
-            <w:r>
-              <w:rPr>
-                <w:rFonts w:asciiTheme="majorHAnsi" w:eastAsia="Cambria Math" w:hAnsiTheme="majorHAnsi"/>
-                <w:lang w:eastAsia="ja-JP"/>
-              </w:rPr>
-              <w:t>DealCards</w:t>
-            </w:r>
-            <w:proofErr w:type="spellEnd"/>
-            <w:r>
-              <w:rPr>
-                <w:rFonts w:asciiTheme="majorHAnsi" w:eastAsia="Cambria Math" w:hAnsiTheme="majorHAnsi"/>
-                <w:lang w:eastAsia="ja-JP"/>
-              </w:rPr>
-              <w:t>() sub routine but instead of the system deciding which cards the players are delt the user is doing it.</w:t>
+              <w:t>CardIntegration() is the subroutine for the card integration feature for the user to handle their own physical deck of cards. It is abit similar to the DealCards() sub routine but instead of the system deciding which cards the players are delt the user is doing it.</w:t>
             </w:r>
           </w:p>
           <w:p>
@@ -23221,23 +24132,7 @@
                 <w:rFonts w:asciiTheme="majorHAnsi" w:eastAsia="Cambria Math" w:hAnsiTheme="majorHAnsi"/>
                 <w:lang w:eastAsia="ja-JP"/>
               </w:rPr>
-              <w:t>It also adds the card to the players possession in the program. “</w:t>
-            </w:r>
-            <w:proofErr w:type="spellStart"/>
-            <w:r>
-              <w:rPr>
-                <w:rFonts w:asciiTheme="majorHAnsi" w:eastAsia="Cambria Math" w:hAnsiTheme="majorHAnsi"/>
-                <w:lang w:eastAsia="ja-JP"/>
-              </w:rPr>
-              <w:t>player.append</w:t>
-            </w:r>
-            <w:proofErr w:type="spellEnd"/>
-            <w:r>
-              <w:rPr>
-                <w:rFonts w:asciiTheme="majorHAnsi" w:eastAsia="Cambria Math" w:hAnsiTheme="majorHAnsi"/>
-                <w:lang w:eastAsia="ja-JP"/>
-              </w:rPr>
-              <w:t>(card)”</w:t>
+              <w:t>It also adds the card to the players possession in the program. “player.append(card)”</w:t>
             </w:r>
           </w:p>
           <w:p>
@@ -23257,31 +24152,15 @@
                 <w:rFonts w:asciiTheme="majorHAnsi" w:eastAsia="Cambria Math" w:hAnsiTheme="majorHAnsi"/>
                 <w:lang w:eastAsia="ja-JP"/>
               </w:rPr>
-              <w:t xml:space="preserve">Player and </w:t>
-            </w:r>
-            <w:proofErr w:type="spellStart"/>
-            <w:r>
+              <w:t>Player and nCards are passed as parameters so that the sub routine is reusable for all players and different amounts of cards if needed.</w:t>
+            </w:r>
+          </w:p>
+          <w:p>
+            <w:pPr>
               <w:rPr>
                 <w:rFonts w:asciiTheme="majorHAnsi" w:eastAsia="Cambria Math" w:hAnsiTheme="majorHAnsi"/>
                 <w:lang w:eastAsia="ja-JP"/>
               </w:rPr>
-              <w:t>nCards</w:t>
-            </w:r>
-            <w:proofErr w:type="spellEnd"/>
-            <w:r>
-              <w:rPr>
-                <w:rFonts w:asciiTheme="majorHAnsi" w:eastAsia="Cambria Math" w:hAnsiTheme="majorHAnsi"/>
-                <w:lang w:eastAsia="ja-JP"/>
-              </w:rPr>
-              <w:t xml:space="preserve"> are passed as parameters so that the sub routine is reusable for all players and different amounts of cards if needed.</w:t>
-            </w:r>
-          </w:p>
-          <w:p>
-            <w:pPr>
-              <w:rPr>
-                <w:rFonts w:asciiTheme="majorHAnsi" w:eastAsia="Cambria Math" w:hAnsiTheme="majorHAnsi"/>
-                <w:lang w:eastAsia="ja-JP"/>
-              </w:rPr>
             </w:pPr>
           </w:p>
         </w:tc>
@@ -23289,7 +24168,7 @@
       <w:tr>
         <w:tc>
           <w:tcPr>
-            <w:tcW w:w="5896" w:type="dxa"/>
+            <w:tcW w:w="6177" w:type="dxa"/>
           </w:tcPr>
           <w:p>
             <w:pPr>
@@ -23322,7 +24201,7 @@
                           <pic:cNvPicPr/>
                         </pic:nvPicPr>
                         <pic:blipFill>
-                          <a:blip r:embed="rId55"/>
+                          <a:blip r:embed="rId57"/>
                           <a:stretch>
                             <a:fillRect/>
                           </a:stretch>
@@ -23346,7 +24225,7 @@
         </w:tc>
         <w:tc>
           <w:tcPr>
-            <w:tcW w:w="3120" w:type="dxa"/>
+            <w:tcW w:w="2839" w:type="dxa"/>
           </w:tcPr>
           <w:p>
             <w:pPr>
@@ -23360,110 +24239,145 @@
                 <w:rFonts w:asciiTheme="majorHAnsi" w:eastAsia="Cambria Math" w:hAnsiTheme="majorHAnsi"/>
                 <w:lang w:eastAsia="ja-JP"/>
               </w:rPr>
-              <w:t xml:space="preserve">I improved the </w:t>
-            </w:r>
-            <w:proofErr w:type="spellStart"/>
-            <w:r>
+              <w:t xml:space="preserve">I improved the CardIntegration subroutine by adding a check that the card they are trying to add is in the shuffled_Deck and if not they will be prompted to renter a card catching typos, card reptetition and non existing cards. This check uses a while loop. </w:t>
+            </w:r>
+          </w:p>
+          <w:p>
+            <w:pPr>
               <w:rPr>
                 <w:rFonts w:asciiTheme="majorHAnsi" w:eastAsia="Cambria Math" w:hAnsiTheme="majorHAnsi"/>
                 <w:lang w:eastAsia="ja-JP"/>
               </w:rPr>
-              <w:t>CardIntegration</w:t>
-            </w:r>
-            <w:proofErr w:type="spellEnd"/>
+            </w:pPr>
             <w:r>
               <w:rPr>
                 <w:rFonts w:asciiTheme="majorHAnsi" w:eastAsia="Cambria Math" w:hAnsiTheme="majorHAnsi"/>
                 <w:lang w:eastAsia="ja-JP"/>
               </w:rPr>
-              <w:t xml:space="preserve"> subroutine by adding a check that the card they are trying to add is in the </w:t>
-            </w:r>
-            <w:proofErr w:type="spellStart"/>
-            <w:r>
+              <w:t xml:space="preserve">I used the “count” built in list method which will display the number of times a card occurs in the deck. The expected output is 1 if its not been delt yet and 0 if it has already been delt. </w:t>
+            </w:r>
+          </w:p>
+          <w:p>
+            <w:pPr>
               <w:rPr>
                 <w:rFonts w:asciiTheme="majorHAnsi" w:eastAsia="Cambria Math" w:hAnsiTheme="majorHAnsi"/>
                 <w:lang w:eastAsia="ja-JP"/>
               </w:rPr>
-              <w:t>shuffled_Deck</w:t>
-            </w:r>
-            <w:proofErr w:type="spellEnd"/>
-            <w:r>
+            </w:pPr>
+          </w:p>
+        </w:tc>
+      </w:tr>
+      <w:tr>
+        <w:tc>
+          <w:tcPr>
+            <w:tcW w:w="6177" w:type="dxa"/>
+          </w:tcPr>
+          <w:p>
+            <w:pPr>
+              <w:rPr>
+                <w:rFonts w:asciiTheme="majorHAnsi" w:eastAsia="Cambria Math" w:hAnsiTheme="majorHAnsi"/>
+                <w:noProof/>
+                <w:lang w:eastAsia="en-GB"/>
+              </w:rPr>
+            </w:pPr>
+            <w:r>
+              <w:rPr>
+                <w:rFonts w:asciiTheme="majorHAnsi" w:eastAsia="Cambria Math" w:hAnsiTheme="majorHAnsi"/>
+                <w:noProof/>
+                <w:lang w:eastAsia="en-GB"/>
+              </w:rPr>
+              <w:drawing>
+                <wp:inline distT="0" distB="0" distL="0" distR="0" wp14:anchorId="6377150D" wp14:editId="5B8DB0AA">
+                  <wp:extent cx="3616657" cy="2766659"/>
+                  <wp:effectExtent l="0" t="0" r="3175" b="0"/>
+                  <wp:docPr id="1917705570" name="Picture 1"/>
+                  <wp:cNvGraphicFramePr>
+                    <a:graphicFrameLocks xmlns:a="http://schemas.openxmlformats.org/drawingml/2006/main" noChangeAspect="1"/>
+                  </wp:cNvGraphicFramePr>
+                  <a:graphic xmlns:a="http://schemas.openxmlformats.org/drawingml/2006/main">
+                    <a:graphicData uri="http://schemas.openxmlformats.org/drawingml/2006/picture">
+                      <pic:pic xmlns:pic="http://schemas.openxmlformats.org/drawingml/2006/picture">
+                        <pic:nvPicPr>
+                          <pic:cNvPr id="1917705570" name=""/>
+                          <pic:cNvPicPr/>
+                        </pic:nvPicPr>
+                        <pic:blipFill>
+                          <a:blip r:embed="rId58"/>
+                          <a:stretch>
+                            <a:fillRect/>
+                          </a:stretch>
+                        </pic:blipFill>
+                        <pic:spPr>
+                          <a:xfrm>
+                            <a:off x="0" y="0"/>
+                            <a:ext cx="3621227" cy="2770155"/>
+                          </a:xfrm>
+                          <a:prstGeom prst="rect">
+                            <a:avLst/>
+                          </a:prstGeom>
+                        </pic:spPr>
+                      </pic:pic>
+                    </a:graphicData>
+                  </a:graphic>
+                </wp:inline>
+              </w:drawing>
+            </w:r>
+          </w:p>
+        </w:tc>
+        <w:tc>
+          <w:tcPr>
+            <w:tcW w:w="2839" w:type="dxa"/>
+          </w:tcPr>
+          <w:p>
+            <w:pPr>
               <w:rPr>
                 <w:rFonts w:asciiTheme="majorHAnsi" w:eastAsia="Cambria Math" w:hAnsiTheme="majorHAnsi"/>
                 <w:lang w:eastAsia="ja-JP"/>
               </w:rPr>
-              <w:t xml:space="preserve"> and if not they will be prompted to renter a card catching typos, card </w:t>
-            </w:r>
-            <w:proofErr w:type="spellStart"/>
+            </w:pPr>
             <w:r>
               <w:rPr>
                 <w:rFonts w:asciiTheme="majorHAnsi" w:eastAsia="Cambria Math" w:hAnsiTheme="majorHAnsi"/>
                 <w:lang w:eastAsia="ja-JP"/>
               </w:rPr>
-              <w:t>reptetition</w:t>
-            </w:r>
-            <w:proofErr w:type="spellEnd"/>
-            <w:r>
+              <w:t>I moved “found = False” down such that it is within the for loop. This is because previously if there is more than one card being integrated then it would skip the check that the card exists in the deck for every card after the first. Now found is reset back to false at the start of each new card for loop, so the check applies to every card.</w:t>
+            </w:r>
+          </w:p>
+        </w:tc>
+      </w:tr>
+      <w:tr>
+        <w:tc>
+          <w:tcPr>
+            <w:tcW w:w="6177" w:type="dxa"/>
+          </w:tcPr>
+          <w:p>
+            <w:pPr>
+              <w:rPr>
+                <w:rFonts w:asciiTheme="majorHAnsi" w:eastAsia="Cambria Math" w:hAnsiTheme="majorHAnsi"/>
+                <w:noProof/>
+                <w:lang w:eastAsia="en-GB"/>
+              </w:rPr>
+            </w:pPr>
+            <w:r>
+              <w:rPr>
+                <w:rFonts w:asciiTheme="majorHAnsi" w:eastAsia="Cambria Math" w:hAnsiTheme="majorHAnsi"/>
+                <w:noProof/>
+                <w:lang w:eastAsia="en-GB"/>
+              </w:rPr>
+              <w:t>Card Value subroutine</w:t>
+            </w:r>
+          </w:p>
+        </w:tc>
+        <w:tc>
+          <w:tcPr>
+            <w:tcW w:w="2839" w:type="dxa"/>
+          </w:tcPr>
+          <w:p>
+            <w:pPr>
               <w:rPr>
                 <w:rFonts w:asciiTheme="majorHAnsi" w:eastAsia="Cambria Math" w:hAnsiTheme="majorHAnsi"/>
                 <w:lang w:eastAsia="ja-JP"/>
               </w:rPr>
-              <w:t xml:space="preserve"> and </w:t>
-            </w:r>
-            <w:proofErr w:type="spellStart"/>
-            <w:r>
-              <w:rPr>
-                <w:rFonts w:asciiTheme="majorHAnsi" w:eastAsia="Cambria Math" w:hAnsiTheme="majorHAnsi"/>
-                <w:lang w:eastAsia="ja-JP"/>
-              </w:rPr>
-              <w:t>non existing</w:t>
-            </w:r>
-            <w:proofErr w:type="spellEnd"/>
-            <w:r>
-              <w:rPr>
-                <w:rFonts w:asciiTheme="majorHAnsi" w:eastAsia="Cambria Math" w:hAnsiTheme="majorHAnsi"/>
-                <w:lang w:eastAsia="ja-JP"/>
-              </w:rPr>
-              <w:t xml:space="preserve"> cards. This check uses a while loop. </w:t>
-            </w:r>
-          </w:p>
-          <w:p>
-            <w:pPr>
-              <w:rPr>
-                <w:rFonts w:asciiTheme="majorHAnsi" w:eastAsia="Cambria Math" w:hAnsiTheme="majorHAnsi"/>
-                <w:lang w:eastAsia="ja-JP"/>
-              </w:rPr>
-            </w:pPr>
-            <w:r>
-              <w:rPr>
-                <w:rFonts w:asciiTheme="majorHAnsi" w:eastAsia="Cambria Math" w:hAnsiTheme="majorHAnsi"/>
-                <w:lang w:eastAsia="ja-JP"/>
-              </w:rPr>
-              <w:t xml:space="preserve">I used the “count” built in list method which will display the number of times a card occurs in the deck. The expected output is 1 if </w:t>
-            </w:r>
-            <w:proofErr w:type="spellStart"/>
-            <w:r>
-              <w:rPr>
-                <w:rFonts w:asciiTheme="majorHAnsi" w:eastAsia="Cambria Math" w:hAnsiTheme="majorHAnsi"/>
-                <w:lang w:eastAsia="ja-JP"/>
-              </w:rPr>
-              <w:t>its</w:t>
-            </w:r>
-            <w:proofErr w:type="spellEnd"/>
-            <w:r>
-              <w:rPr>
-                <w:rFonts w:asciiTheme="majorHAnsi" w:eastAsia="Cambria Math" w:hAnsiTheme="majorHAnsi"/>
-                <w:lang w:eastAsia="ja-JP"/>
-              </w:rPr>
-              <w:t xml:space="preserve"> not been delt yet and 0 if it has already been delt. </w:t>
-            </w:r>
-          </w:p>
-          <w:p>
-            <w:pPr>
-              <w:rPr>
-                <w:rFonts w:asciiTheme="majorHAnsi" w:eastAsia="Cambria Math" w:hAnsiTheme="majorHAnsi"/>
-                <w:lang w:eastAsia="ja-JP"/>
-              </w:rPr>
             </w:pPr>
           </w:p>
         </w:tc>
@@ -23471,7 +24385,7 @@
       <w:tr>
         <w:tc>
           <w:tcPr>
-            <w:tcW w:w="5896" w:type="dxa"/>
+            <w:tcW w:w="6177" w:type="dxa"/>
           </w:tcPr>
           <w:p>
             <w:pPr>
@@ -23487,43 +24401,7 @@
                 <w:noProof/>
                 <w:lang w:eastAsia="en-GB"/>
               </w:rPr>
-              <w:t>Card Value subroutine</w:t>
-            </w:r>
-          </w:p>
-        </w:tc>
-        <w:tc>
-          <w:tcPr>
-            <w:tcW w:w="3120" w:type="dxa"/>
-          </w:tcPr>
-          <w:p>
-            <w:pPr>
-              <w:rPr>
-                <w:rFonts w:asciiTheme="majorHAnsi" w:eastAsia="Cambria Math" w:hAnsiTheme="majorHAnsi"/>
-                <w:lang w:eastAsia="ja-JP"/>
-              </w:rPr>
-            </w:pPr>
-          </w:p>
-        </w:tc>
-      </w:tr>
-      <w:tr>
-        <w:tc>
-          <w:tcPr>
-            <w:tcW w:w="5896" w:type="dxa"/>
-          </w:tcPr>
-          <w:p>
-            <w:pPr>
-              <w:rPr>
-                <w:rFonts w:asciiTheme="majorHAnsi" w:eastAsia="Cambria Math" w:hAnsiTheme="majorHAnsi"/>
-                <w:noProof/>
-                <w:lang w:eastAsia="en-GB"/>
-              </w:rPr>
-            </w:pPr>
-            <w:r>
-              <w:rPr>
-                <w:rFonts w:asciiTheme="majorHAnsi" w:eastAsia="Cambria Math" w:hAnsiTheme="majorHAnsi"/>
-                <w:noProof/>
-                <w:lang w:eastAsia="en-GB"/>
-              </w:rPr>
+              <w:lastRenderedPageBreak/>
               <w:drawing>
                 <wp:anchor distT="0" distB="0" distL="114300" distR="114300" simplePos="0" relativeHeight="251671552" behindDoc="0" locked="0" layoutInCell="1" allowOverlap="1" wp14:anchorId="7A36794A" wp14:editId="178E66F6">
                   <wp:simplePos x="0" y="0"/>
@@ -23548,7 +24426,7 @@
                           <pic:cNvPicPr/>
                         </pic:nvPicPr>
                         <pic:blipFill rotWithShape="1">
-                          <a:blip r:embed="rId56">
+                          <a:blip r:embed="rId59">
                             <a:extLst>
                               <a:ext uri="{28A0092B-C50C-407E-A947-70E740481C1C}">
                                 <a14:useLocalDpi xmlns:a14="http://schemas.microsoft.com/office/drawing/2010/main" val="0"/>
@@ -23593,7 +24471,7 @@
         </w:tc>
         <w:tc>
           <w:tcPr>
-            <w:tcW w:w="3120" w:type="dxa"/>
+            <w:tcW w:w="2839" w:type="dxa"/>
           </w:tcPr>
           <w:p>
             <w:pPr>
@@ -23639,7 +24517,7 @@
       <w:tr>
         <w:tc>
           <w:tcPr>
-            <w:tcW w:w="5896" w:type="dxa"/>
+            <w:tcW w:w="6177" w:type="dxa"/>
           </w:tcPr>
           <w:p>
             <w:pPr>
@@ -23655,9 +24533,8 @@
                 <w:noProof/>
                 <w:lang w:eastAsia="en-GB"/>
               </w:rPr>
-              <w:lastRenderedPageBreak/>
               <w:drawing>
-                <wp:anchor distT="0" distB="0" distL="114300" distR="114300" simplePos="0" relativeHeight="251674624" behindDoc="0" locked="0" layoutInCell="1" allowOverlap="1" wp14:anchorId="4497E234" wp14:editId="5C88F2FE">
+                <wp:anchor distT="0" distB="0" distL="114300" distR="114300" simplePos="0" relativeHeight="251674624" behindDoc="0" locked="0" layoutInCell="1" allowOverlap="1" wp14:anchorId="4497E234" wp14:editId="66EEC131">
                   <wp:simplePos x="0" y="0"/>
                   <wp:positionH relativeFrom="column">
                     <wp:posOffset>-60325</wp:posOffset>
@@ -23680,7 +24557,7 @@
                           <pic:cNvPicPr/>
                         </pic:nvPicPr>
                         <pic:blipFill rotWithShape="1">
-                          <a:blip r:embed="rId56" cstate="print">
+                          <a:blip r:embed="rId59" cstate="print">
                             <a:extLst>
                               <a:ext uri="{28A0092B-C50C-407E-A947-70E740481C1C}">
                                 <a14:useLocalDpi xmlns:a14="http://schemas.microsoft.com/office/drawing/2010/main" val="0"/>
@@ -23725,7 +24602,7 @@
         </w:tc>
         <w:tc>
           <w:tcPr>
-            <w:tcW w:w="3120" w:type="dxa"/>
+            <w:tcW w:w="2839" w:type="dxa"/>
           </w:tcPr>
           <w:p>
             <w:pPr>
@@ -23739,39 +24616,7 @@
                 <w:rFonts w:asciiTheme="majorHAnsi" w:eastAsia="Cambria Math" w:hAnsiTheme="majorHAnsi"/>
                 <w:lang w:eastAsia="ja-JP"/>
               </w:rPr>
-              <w:t>There was an error trying to turn Ac into an integer so reordered the if statement branches and checks such that all string values (“</w:t>
-            </w:r>
-            <w:proofErr w:type="spellStart"/>
-            <w:r>
-              <w:rPr>
-                <w:rFonts w:asciiTheme="majorHAnsi" w:eastAsia="Cambria Math" w:hAnsiTheme="majorHAnsi"/>
-                <w:lang w:eastAsia="ja-JP"/>
-              </w:rPr>
-              <w:t>Ac”,”Ki”,”Qu”,”Ja</w:t>
-            </w:r>
-            <w:proofErr w:type="spellEnd"/>
-            <w:r>
-              <w:rPr>
-                <w:rFonts w:asciiTheme="majorHAnsi" w:eastAsia="Cambria Math" w:hAnsiTheme="majorHAnsi"/>
-                <w:lang w:eastAsia="ja-JP"/>
-              </w:rPr>
-              <w:t xml:space="preserve">”) are assigned a integer value before value = int(value) which converts the string number to integer number </w:t>
-            </w:r>
-            <w:proofErr w:type="spellStart"/>
-            <w:r>
-              <w:rPr>
-                <w:rFonts w:asciiTheme="majorHAnsi" w:eastAsia="Cambria Math" w:hAnsiTheme="majorHAnsi"/>
-                <w:lang w:eastAsia="ja-JP"/>
-              </w:rPr>
-              <w:t>e.g</w:t>
-            </w:r>
-            <w:proofErr w:type="spellEnd"/>
-            <w:r>
-              <w:rPr>
-                <w:rFonts w:asciiTheme="majorHAnsi" w:eastAsia="Cambria Math" w:hAnsiTheme="majorHAnsi"/>
-                <w:lang w:eastAsia="ja-JP"/>
-              </w:rPr>
-              <w:t xml:space="preserve"> “10” to 10, “05” to 5 etc</w:t>
+              <w:t>There was an error trying to turn Ac into an integer so reordered the if statement branches and checks such that all string values (“Ac”,”Ki”,”Qu”,”Ja”) are assigned a integer value before value = int(value) which converts the string number to integer number e.g “10” to 10, “05” to 5 etc</w:t>
             </w:r>
           </w:p>
         </w:tc>
@@ -23779,7 +24624,7 @@
       <w:tr>
         <w:tc>
           <w:tcPr>
-            <w:tcW w:w="5896" w:type="dxa"/>
+            <w:tcW w:w="6177" w:type="dxa"/>
           </w:tcPr>
           <w:p>
             <w:pPr>
@@ -23795,6 +24640,7 @@
                 <w:noProof/>
                 <w:lang w:eastAsia="en-GB"/>
               </w:rPr>
+              <w:lastRenderedPageBreak/>
               <w:drawing>
                 <wp:anchor distT="0" distB="0" distL="114300" distR="114300" simplePos="0" relativeHeight="251672576" behindDoc="0" locked="0" layoutInCell="1" allowOverlap="1" wp14:anchorId="7E2E9317" wp14:editId="1B41A295">
                   <wp:simplePos x="0" y="0"/>
@@ -23819,7 +24665,7 @@
                           <pic:cNvPicPr/>
                         </pic:nvPicPr>
                         <pic:blipFill>
-                          <a:blip r:embed="rId57" cstate="print">
+                          <a:blip r:embed="rId60" cstate="print">
                             <a:extLst>
                               <a:ext uri="{28A0092B-C50C-407E-A947-70E740481C1C}">
                                 <a14:useLocalDpi xmlns:a14="http://schemas.microsoft.com/office/drawing/2010/main" val="0"/>
@@ -23855,7 +24701,7 @@
         </w:tc>
         <w:tc>
           <w:tcPr>
-            <w:tcW w:w="3120" w:type="dxa"/>
+            <w:tcW w:w="2839" w:type="dxa"/>
           </w:tcPr>
           <w:p>
             <w:pPr>
@@ -23869,226 +24715,82 @@
                 <w:rFonts w:asciiTheme="majorHAnsi" w:eastAsia="Cambria Math" w:hAnsiTheme="majorHAnsi"/>
                 <w:lang w:eastAsia="ja-JP"/>
               </w:rPr>
-              <w:t xml:space="preserve">I have also separated it into two subroutines </w:t>
-            </w:r>
-            <w:proofErr w:type="spellStart"/>
-            <w:r>
+              <w:t xml:space="preserve">I have also separated it into two subroutines CardValue and CardSuit which are called upon separately. CardValue returning the Value as an integer to be used when deciding a high card in poker and a hand total in blackjack. CardSuit returns the first character of a suit e.g “H” for hearts “D” diamonds etc. </w:t>
+            </w:r>
+          </w:p>
+          <w:p>
+            <w:pPr>
               <w:rPr>
                 <w:rFonts w:asciiTheme="majorHAnsi" w:eastAsia="Cambria Math" w:hAnsiTheme="majorHAnsi"/>
                 <w:lang w:eastAsia="ja-JP"/>
               </w:rPr>
-              <w:t>CardValue</w:t>
-            </w:r>
-            <w:proofErr w:type="spellEnd"/>
+            </w:pPr>
             <w:r>
               <w:rPr>
                 <w:rFonts w:asciiTheme="majorHAnsi" w:eastAsia="Cambria Math" w:hAnsiTheme="majorHAnsi"/>
                 <w:lang w:eastAsia="ja-JP"/>
               </w:rPr>
-              <w:t xml:space="preserve"> and </w:t>
-            </w:r>
-            <w:proofErr w:type="spellStart"/>
-            <w:r>
+              <w:t xml:space="preserve">The card values are also determined depending on the gamemode passed as a parameter when the subroutine is called upon. </w:t>
+            </w:r>
+          </w:p>
+          <w:p>
+            <w:pPr>
               <w:rPr>
                 <w:rFonts w:asciiTheme="majorHAnsi" w:eastAsia="Cambria Math" w:hAnsiTheme="majorHAnsi"/>
                 <w:lang w:eastAsia="ja-JP"/>
               </w:rPr>
-              <w:t>CardSuit</w:t>
-            </w:r>
-            <w:proofErr w:type="spellEnd"/>
+            </w:pPr>
             <w:r>
               <w:rPr>
                 <w:rFonts w:asciiTheme="majorHAnsi" w:eastAsia="Cambria Math" w:hAnsiTheme="majorHAnsi"/>
                 <w:lang w:eastAsia="ja-JP"/>
               </w:rPr>
-              <w:t xml:space="preserve"> which are called upon separately. </w:t>
-            </w:r>
-            <w:proofErr w:type="spellStart"/>
-            <w:r>
+              <w:t>This allows this one subroutine to be used to get the value of any card in any gamemode and allows the easy integration for future possible gamemodes compared to having multiple subroutines for different gamemodes (poker and blackjack).</w:t>
+            </w:r>
+          </w:p>
+        </w:tc>
+      </w:tr>
+      <w:tr>
+        <w:tc>
+          <w:tcPr>
+            <w:tcW w:w="6177" w:type="dxa"/>
+          </w:tcPr>
+          <w:p>
+            <w:pPr>
+              <w:rPr>
+                <w:rFonts w:asciiTheme="majorHAnsi" w:eastAsia="Cambria Math" w:hAnsiTheme="majorHAnsi"/>
+                <w:noProof/>
+                <w:lang w:eastAsia="en-GB"/>
+              </w:rPr>
+            </w:pPr>
+            <w:r>
+              <w:rPr>
+                <w:rFonts w:asciiTheme="majorHAnsi" w:eastAsia="Cambria Math" w:hAnsiTheme="majorHAnsi"/>
+                <w:noProof/>
+                <w:lang w:eastAsia="en-GB"/>
+              </w:rPr>
+              <w:t>Player variables</w:t>
+            </w:r>
+          </w:p>
+        </w:tc>
+        <w:tc>
+          <w:tcPr>
+            <w:tcW w:w="2839" w:type="dxa"/>
+          </w:tcPr>
+          <w:p>
+            <w:pPr>
               <w:rPr>
                 <w:rFonts w:asciiTheme="majorHAnsi" w:eastAsia="Cambria Math" w:hAnsiTheme="majorHAnsi"/>
                 <w:lang w:eastAsia="ja-JP"/>
               </w:rPr>
-              <w:t>CardValue</w:t>
-            </w:r>
-            <w:proofErr w:type="spellEnd"/>
-            <w:r>
-              <w:rPr>
-                <w:rFonts w:asciiTheme="majorHAnsi" w:eastAsia="Cambria Math" w:hAnsiTheme="majorHAnsi"/>
-                <w:lang w:eastAsia="ja-JP"/>
-              </w:rPr>
-              <w:t xml:space="preserve"> returning the Value as an integer to be used when deciding a high card in poker and a hand total in blackjack. </w:t>
-            </w:r>
-            <w:proofErr w:type="spellStart"/>
-            <w:r>
-              <w:rPr>
-                <w:rFonts w:asciiTheme="majorHAnsi" w:eastAsia="Cambria Math" w:hAnsiTheme="majorHAnsi"/>
-                <w:lang w:eastAsia="ja-JP"/>
-              </w:rPr>
-              <w:t>CardSuit</w:t>
-            </w:r>
-            <w:proofErr w:type="spellEnd"/>
-            <w:r>
-              <w:rPr>
-                <w:rFonts w:asciiTheme="majorHAnsi" w:eastAsia="Cambria Math" w:hAnsiTheme="majorHAnsi"/>
-                <w:lang w:eastAsia="ja-JP"/>
-              </w:rPr>
-              <w:t xml:space="preserve"> returns the first character of a suit </w:t>
-            </w:r>
-            <w:proofErr w:type="spellStart"/>
-            <w:r>
-              <w:rPr>
-                <w:rFonts w:asciiTheme="majorHAnsi" w:eastAsia="Cambria Math" w:hAnsiTheme="majorHAnsi"/>
-                <w:lang w:eastAsia="ja-JP"/>
-              </w:rPr>
-              <w:t>e.g</w:t>
-            </w:r>
-            <w:proofErr w:type="spellEnd"/>
-            <w:r>
-              <w:rPr>
-                <w:rFonts w:asciiTheme="majorHAnsi" w:eastAsia="Cambria Math" w:hAnsiTheme="majorHAnsi"/>
-                <w:lang w:eastAsia="ja-JP"/>
-              </w:rPr>
-              <w:t xml:space="preserve"> “H” for hearts “D” diamonds etc. </w:t>
-            </w:r>
-          </w:p>
-          <w:p>
-            <w:pPr>
-              <w:rPr>
-                <w:rFonts w:asciiTheme="majorHAnsi" w:eastAsia="Cambria Math" w:hAnsiTheme="majorHAnsi"/>
-                <w:lang w:eastAsia="ja-JP"/>
-              </w:rPr>
-            </w:pPr>
-            <w:r>
-              <w:rPr>
-                <w:rFonts w:asciiTheme="majorHAnsi" w:eastAsia="Cambria Math" w:hAnsiTheme="majorHAnsi"/>
-                <w:lang w:eastAsia="ja-JP"/>
-              </w:rPr>
-              <w:t xml:space="preserve">The card values are also determined depending on the </w:t>
-            </w:r>
-            <w:proofErr w:type="spellStart"/>
-            <w:r>
-              <w:rPr>
-                <w:rFonts w:asciiTheme="majorHAnsi" w:eastAsia="Cambria Math" w:hAnsiTheme="majorHAnsi"/>
-                <w:lang w:eastAsia="ja-JP"/>
-              </w:rPr>
-              <w:t>gamemode</w:t>
-            </w:r>
-            <w:proofErr w:type="spellEnd"/>
-            <w:r>
-              <w:rPr>
-                <w:rFonts w:asciiTheme="majorHAnsi" w:eastAsia="Cambria Math" w:hAnsiTheme="majorHAnsi"/>
-                <w:lang w:eastAsia="ja-JP"/>
-              </w:rPr>
-              <w:t xml:space="preserve"> passed as a parameter when the subroutine is called upon. </w:t>
-            </w:r>
-          </w:p>
-          <w:p>
-            <w:pPr>
-              <w:rPr>
-                <w:rFonts w:asciiTheme="majorHAnsi" w:eastAsia="Cambria Math" w:hAnsiTheme="majorHAnsi"/>
-                <w:lang w:eastAsia="ja-JP"/>
-              </w:rPr>
-            </w:pPr>
-            <w:r>
-              <w:rPr>
-                <w:rFonts w:asciiTheme="majorHAnsi" w:eastAsia="Cambria Math" w:hAnsiTheme="majorHAnsi"/>
-                <w:lang w:eastAsia="ja-JP"/>
-              </w:rPr>
-              <w:t xml:space="preserve">This allows this one subroutine to be used to get the value of any card in any </w:t>
-            </w:r>
-            <w:proofErr w:type="spellStart"/>
-            <w:r>
-              <w:rPr>
-                <w:rFonts w:asciiTheme="majorHAnsi" w:eastAsia="Cambria Math" w:hAnsiTheme="majorHAnsi"/>
-                <w:lang w:eastAsia="ja-JP"/>
-              </w:rPr>
-              <w:t>gamemode</w:t>
-            </w:r>
-            <w:proofErr w:type="spellEnd"/>
-            <w:r>
-              <w:rPr>
-                <w:rFonts w:asciiTheme="majorHAnsi" w:eastAsia="Cambria Math" w:hAnsiTheme="majorHAnsi"/>
-                <w:lang w:eastAsia="ja-JP"/>
-              </w:rPr>
-              <w:t xml:space="preserve"> and allows the easy integration for future possible </w:t>
-            </w:r>
-            <w:proofErr w:type="spellStart"/>
-            <w:r>
-              <w:rPr>
-                <w:rFonts w:asciiTheme="majorHAnsi" w:eastAsia="Cambria Math" w:hAnsiTheme="majorHAnsi"/>
-                <w:lang w:eastAsia="ja-JP"/>
-              </w:rPr>
-              <w:t>gamemodes</w:t>
-            </w:r>
-            <w:proofErr w:type="spellEnd"/>
-            <w:r>
-              <w:rPr>
-                <w:rFonts w:asciiTheme="majorHAnsi" w:eastAsia="Cambria Math" w:hAnsiTheme="majorHAnsi"/>
-                <w:lang w:eastAsia="ja-JP"/>
-              </w:rPr>
-              <w:t xml:space="preserve"> compared to having multiple subroutines for different </w:t>
-            </w:r>
-            <w:proofErr w:type="spellStart"/>
-            <w:r>
-              <w:rPr>
-                <w:rFonts w:asciiTheme="majorHAnsi" w:eastAsia="Cambria Math" w:hAnsiTheme="majorHAnsi"/>
-                <w:lang w:eastAsia="ja-JP"/>
-              </w:rPr>
-              <w:t>gamemodes</w:t>
-            </w:r>
-            <w:proofErr w:type="spellEnd"/>
-            <w:r>
-              <w:rPr>
-                <w:rFonts w:asciiTheme="majorHAnsi" w:eastAsia="Cambria Math" w:hAnsiTheme="majorHAnsi"/>
-                <w:lang w:eastAsia="ja-JP"/>
-              </w:rPr>
-              <w:t xml:space="preserve"> (poker and blackjack).</w:t>
-            </w:r>
+            </w:pPr>
           </w:p>
         </w:tc>
       </w:tr>
       <w:tr>
         <w:tc>
           <w:tcPr>
-            <w:tcW w:w="5896" w:type="dxa"/>
-          </w:tcPr>
-          <w:p>
-            <w:pPr>
-              <w:rPr>
-                <w:rFonts w:asciiTheme="majorHAnsi" w:eastAsia="Cambria Math" w:hAnsiTheme="majorHAnsi"/>
-                <w:noProof/>
-                <w:lang w:eastAsia="en-GB"/>
-              </w:rPr>
-            </w:pPr>
-            <w:r>
-              <w:rPr>
-                <w:rFonts w:asciiTheme="majorHAnsi" w:eastAsia="Cambria Math" w:hAnsiTheme="majorHAnsi"/>
-                <w:noProof/>
-                <w:lang w:eastAsia="en-GB"/>
-              </w:rPr>
-              <w:t>Player variables</w:t>
-            </w:r>
-          </w:p>
-        </w:tc>
-        <w:tc>
-          <w:tcPr>
-            <w:tcW w:w="3120" w:type="dxa"/>
-          </w:tcPr>
-          <w:p>
-            <w:pPr>
-              <w:rPr>
-                <w:rFonts w:asciiTheme="majorHAnsi" w:eastAsia="Cambria Math" w:hAnsiTheme="majorHAnsi"/>
-                <w:lang w:eastAsia="ja-JP"/>
-              </w:rPr>
-            </w:pPr>
-          </w:p>
-        </w:tc>
-      </w:tr>
-      <w:tr>
-        <w:tc>
-          <w:tcPr>
-            <w:tcW w:w="5896" w:type="dxa"/>
+            <w:tcW w:w="6177" w:type="dxa"/>
           </w:tcPr>
           <w:p>
             <w:pPr>
@@ -24121,7 +24823,7 @@
                           <pic:cNvPicPr/>
                         </pic:nvPicPr>
                         <pic:blipFill>
-                          <a:blip r:embed="rId58"/>
+                          <a:blip r:embed="rId61"/>
                           <a:stretch>
                             <a:fillRect/>
                           </a:stretch>
@@ -24145,7 +24847,7 @@
         </w:tc>
         <w:tc>
           <w:tcPr>
-            <w:tcW w:w="3120" w:type="dxa"/>
+            <w:tcW w:w="2839" w:type="dxa"/>
           </w:tcPr>
           <w:p>
             <w:pPr>
@@ -24273,7 +24975,7 @@
       <w:tr>
         <w:tc>
           <w:tcPr>
-            <w:tcW w:w="5896" w:type="dxa"/>
+            <w:tcW w:w="6177" w:type="dxa"/>
           </w:tcPr>
           <w:p>
             <w:pPr>
@@ -24287,7 +24989,7 @@
         </w:tc>
         <w:tc>
           <w:tcPr>
-            <w:tcW w:w="3120" w:type="dxa"/>
+            <w:tcW w:w="2839" w:type="dxa"/>
           </w:tcPr>
           <w:p>
             <w:pPr>
@@ -24302,7 +25004,7 @@
       <w:tr>
         <w:tc>
           <w:tcPr>
-            <w:tcW w:w="5896" w:type="dxa"/>
+            <w:tcW w:w="6177" w:type="dxa"/>
           </w:tcPr>
           <w:p>
             <w:pPr>
@@ -24329,11 +25031,7 @@
             </w:r>
             <w:r>
               <w:br/>
-              <w:t xml:space="preserve"># bool variables = </w:t>
-            </w:r>
-            <w:proofErr w:type="spellStart"/>
-            <w:r>
-              <w:t>is</w:t>
+              <w:t># bool variables = is</w:t>
             </w:r>
             <w:r>
               <w:t>C</w:t>
@@ -24341,7 +25039,6 @@
             <w:r>
               <w:t>amelCase</w:t>
             </w:r>
-            <w:proofErr w:type="spellEnd"/>
             <w:r>
               <w:br/>
               <w:t># constants = UPPERCASE</w:t>
@@ -24359,13 +25056,8 @@
               <w:t>/procedures</w:t>
             </w:r>
             <w:r>
-              <w:t xml:space="preserve"> = </w:t>
-            </w:r>
-            <w:proofErr w:type="spellStart"/>
-            <w:r>
-              <w:t>PascalCase</w:t>
-            </w:r>
-            <w:proofErr w:type="spellEnd"/>
+              <w:t xml:space="preserve"> = PascalCase</w:t>
+            </w:r>
           </w:p>
           <w:p>
             <w:pPr>
@@ -24379,7 +25071,7 @@
         </w:tc>
         <w:tc>
           <w:tcPr>
-            <w:tcW w:w="3120" w:type="dxa"/>
+            <w:tcW w:w="2839" w:type="dxa"/>
           </w:tcPr>
           <w:p>
             <w:pPr>
@@ -24402,7 +25094,7 @@
       <w:tr>
         <w:tc>
           <w:tcPr>
-            <w:tcW w:w="5896" w:type="dxa"/>
+            <w:tcW w:w="6177" w:type="dxa"/>
           </w:tcPr>
           <w:p>
             <w:pPr>
@@ -24416,7 +25108,7 @@
         </w:tc>
         <w:tc>
           <w:tcPr>
-            <w:tcW w:w="3120" w:type="dxa"/>
+            <w:tcW w:w="2839" w:type="dxa"/>
           </w:tcPr>
           <w:p>
             <w:pPr>
@@ -24431,7 +25123,7 @@
       <w:tr>
         <w:tc>
           <w:tcPr>
-            <w:tcW w:w="5896" w:type="dxa"/>
+            <w:tcW w:w="6177" w:type="dxa"/>
           </w:tcPr>
           <w:p>
             <w:pPr>
@@ -24463,7 +25155,7 @@
                           <pic:cNvPicPr/>
                         </pic:nvPicPr>
                         <pic:blipFill>
-                          <a:blip r:embed="rId59"/>
+                          <a:blip r:embed="rId62"/>
                           <a:stretch>
                             <a:fillRect/>
                           </a:stretch>
@@ -24487,7 +25179,7 @@
         </w:tc>
         <w:tc>
           <w:tcPr>
-            <w:tcW w:w="3120" w:type="dxa"/>
+            <w:tcW w:w="2839" w:type="dxa"/>
           </w:tcPr>
           <w:p>
             <w:pPr>
@@ -24509,7 +25201,7 @@
       <w:tr>
         <w:tc>
           <w:tcPr>
-            <w:tcW w:w="5896" w:type="dxa"/>
+            <w:tcW w:w="6177" w:type="dxa"/>
           </w:tcPr>
           <w:p>
             <w:pPr>
@@ -24542,7 +25234,7 @@
                           <pic:cNvPicPr/>
                         </pic:nvPicPr>
                         <pic:blipFill>
-                          <a:blip r:embed="rId60"/>
+                          <a:blip r:embed="rId63"/>
                           <a:stretch>
                             <a:fillRect/>
                           </a:stretch>
@@ -24566,7 +25258,7 @@
         </w:tc>
         <w:tc>
           <w:tcPr>
-            <w:tcW w:w="3120" w:type="dxa"/>
+            <w:tcW w:w="2839" w:type="dxa"/>
           </w:tcPr>
           <w:p>
             <w:pPr>
@@ -24581,7 +25273,7 @@
       <w:tr>
         <w:tc>
           <w:tcPr>
-            <w:tcW w:w="5896" w:type="dxa"/>
+            <w:tcW w:w="6177" w:type="dxa"/>
           </w:tcPr>
           <w:p>
             <w:pPr>
@@ -24595,7 +25287,7 @@
         </w:tc>
         <w:tc>
           <w:tcPr>
-            <w:tcW w:w="3120" w:type="dxa"/>
+            <w:tcW w:w="2839" w:type="dxa"/>
           </w:tcPr>
           <w:p>
             <w:pPr>
@@ -24610,7 +25302,7 @@
       <w:tr>
         <w:tc>
           <w:tcPr>
-            <w:tcW w:w="5896" w:type="dxa"/>
+            <w:tcW w:w="6177" w:type="dxa"/>
           </w:tcPr>
           <w:p>
             <w:pPr>
@@ -24627,10 +25319,10 @@
                 <w:lang w:eastAsia="en-GB"/>
               </w:rPr>
               <w:drawing>
-                <wp:inline distT="0" distB="0" distL="0" distR="0" wp14:anchorId="1C40BD63" wp14:editId="4F4262E3">
-                  <wp:extent cx="3545457" cy="2679146"/>
-                  <wp:effectExtent l="0" t="0" r="0" b="6985"/>
-                  <wp:docPr id="1032904316" name="Picture 1"/>
+                <wp:inline distT="0" distB="0" distL="0" distR="0" wp14:anchorId="2DA74EF6" wp14:editId="068D0199">
+                  <wp:extent cx="4134427" cy="3162741"/>
+                  <wp:effectExtent l="0" t="0" r="0" b="0"/>
+                  <wp:docPr id="964593947" name="Picture 1"/>
                   <wp:cNvGraphicFramePr>
                     <a:graphicFrameLocks xmlns:a="http://schemas.openxmlformats.org/drawingml/2006/main" noChangeAspect="1"/>
                   </wp:cNvGraphicFramePr>
@@ -24638,11 +25330,11 @@
                     <a:graphicData uri="http://schemas.openxmlformats.org/drawingml/2006/picture">
                       <pic:pic xmlns:pic="http://schemas.openxmlformats.org/drawingml/2006/picture">
                         <pic:nvPicPr>
-                          <pic:cNvPr id="1032904316" name=""/>
+                          <pic:cNvPr id="1917705570" name=""/>
                           <pic:cNvPicPr/>
                         </pic:nvPicPr>
                         <pic:blipFill>
-                          <a:blip r:embed="rId61"/>
+                          <a:blip r:embed="rId58"/>
                           <a:stretch>
                             <a:fillRect/>
                           </a:stretch>
@@ -24650,7 +25342,7 @@
                         <pic:spPr>
                           <a:xfrm>
                             <a:off x="0" y="0"/>
-                            <a:ext cx="3554212" cy="2685761"/>
+                            <a:ext cx="4134427" cy="3162741"/>
                           </a:xfrm>
                           <a:prstGeom prst="rect">
                             <a:avLst/>
@@ -24666,7 +25358,7 @@
         </w:tc>
         <w:tc>
           <w:tcPr>
-            <w:tcW w:w="3120" w:type="dxa"/>
+            <w:tcW w:w="2839" w:type="dxa"/>
           </w:tcPr>
           <w:p>
             <w:pPr>
@@ -24681,7 +25373,7 @@
       <w:tr>
         <w:tc>
           <w:tcPr>
-            <w:tcW w:w="5896" w:type="dxa"/>
+            <w:tcW w:w="6177" w:type="dxa"/>
           </w:tcPr>
           <w:p>
             <w:pPr>
@@ -24695,7 +25387,7 @@
         </w:tc>
         <w:tc>
           <w:tcPr>
-            <w:tcW w:w="3120" w:type="dxa"/>
+            <w:tcW w:w="2839" w:type="dxa"/>
           </w:tcPr>
           <w:p>
             <w:pPr>
@@ -24710,7 +25402,7 @@
       <w:tr>
         <w:tc>
           <w:tcPr>
-            <w:tcW w:w="5896" w:type="dxa"/>
+            <w:tcW w:w="6177" w:type="dxa"/>
           </w:tcPr>
           <w:p>
             <w:pPr>
@@ -24742,7 +25434,7 @@
                           <pic:cNvPicPr/>
                         </pic:nvPicPr>
                         <pic:blipFill>
-                          <a:blip r:embed="rId62"/>
+                          <a:blip r:embed="rId64"/>
                           <a:stretch>
                             <a:fillRect/>
                           </a:stretch>
@@ -24766,7 +25458,7 @@
         </w:tc>
         <w:tc>
           <w:tcPr>
-            <w:tcW w:w="3120" w:type="dxa"/>
+            <w:tcW w:w="2839" w:type="dxa"/>
           </w:tcPr>
           <w:p>
             <w:pPr>
@@ -24781,7 +25473,7 @@
       <w:tr>
         <w:tc>
           <w:tcPr>
-            <w:tcW w:w="5896" w:type="dxa"/>
+            <w:tcW w:w="6177" w:type="dxa"/>
           </w:tcPr>
           <w:p>
             <w:pPr>
@@ -24795,7 +25487,7 @@
         </w:tc>
         <w:tc>
           <w:tcPr>
-            <w:tcW w:w="3120" w:type="dxa"/>
+            <w:tcW w:w="2839" w:type="dxa"/>
           </w:tcPr>
           <w:p>
             <w:pPr>
@@ -24810,7 +25502,7 @@
       <w:tr>
         <w:tc>
           <w:tcPr>
-            <w:tcW w:w="5896" w:type="dxa"/>
+            <w:tcW w:w="6177" w:type="dxa"/>
           </w:tcPr>
           <w:p>
             <w:pPr>
@@ -24843,7 +25535,7 @@
                           <pic:cNvPicPr/>
                         </pic:nvPicPr>
                         <pic:blipFill>
-                          <a:blip r:embed="rId63"/>
+                          <a:blip r:embed="rId65"/>
                           <a:stretch>
                             <a:fillRect/>
                           </a:stretch>
@@ -24867,7 +25559,7 @@
         </w:tc>
         <w:tc>
           <w:tcPr>
-            <w:tcW w:w="3120" w:type="dxa"/>
+            <w:tcW w:w="2839" w:type="dxa"/>
           </w:tcPr>
           <w:p>
             <w:pPr>
@@ -24882,7 +25574,7 @@
       <w:tr>
         <w:tc>
           <w:tcPr>
-            <w:tcW w:w="5896" w:type="dxa"/>
+            <w:tcW w:w="6177" w:type="dxa"/>
           </w:tcPr>
           <w:p>
             <w:pPr>
@@ -24914,7 +25606,7 @@
                           <pic:cNvPicPr/>
                         </pic:nvPicPr>
                         <pic:blipFill>
-                          <a:blip r:embed="rId64"/>
+                          <a:blip r:embed="rId66"/>
                           <a:stretch>
                             <a:fillRect/>
                           </a:stretch>
@@ -24938,7 +25630,7 @@
         </w:tc>
         <w:tc>
           <w:tcPr>
-            <w:tcW w:w="3120" w:type="dxa"/>
+            <w:tcW w:w="2839" w:type="dxa"/>
           </w:tcPr>
           <w:p>
             <w:pPr>
@@ -25161,18 +25853,18 @@
     <w:tbl>
       <w:tblPr>
         <w:tblStyle w:val="TableGrid"/>
-        <w:tblW w:w="10915" w:type="dxa"/>
+        <w:tblW w:w="11231" w:type="dxa"/>
         <w:tblInd w:w="-714" w:type="dxa"/>
         <w:tblLook w:val="04A0" w:firstRow="1" w:lastRow="0" w:firstColumn="1" w:lastColumn="0" w:noHBand="0" w:noVBand="1"/>
       </w:tblPr>
       <w:tblGrid>
         <w:gridCol w:w="1068"/>
-        <w:gridCol w:w="1647"/>
+        <w:gridCol w:w="1508"/>
         <w:gridCol w:w="1441"/>
-        <w:gridCol w:w="2478"/>
-        <w:gridCol w:w="1778"/>
-        <w:gridCol w:w="1341"/>
-        <w:gridCol w:w="1162"/>
+        <w:gridCol w:w="3307"/>
+        <w:gridCol w:w="1428"/>
+        <w:gridCol w:w="884"/>
+        <w:gridCol w:w="1595"/>
       </w:tblGrid>
       <w:tr>
         <w:tc>
@@ -25187,7 +25879,7 @@
         </w:tc>
         <w:tc>
           <w:tcPr>
-            <w:tcW w:w="1714" w:type="dxa"/>
+            <w:tcW w:w="1508" w:type="dxa"/>
           </w:tcPr>
           <w:p>
             <w:r>
@@ -25207,7 +25899,7 @@
         </w:tc>
         <w:tc>
           <w:tcPr>
-            <w:tcW w:w="2478" w:type="dxa"/>
+            <w:tcW w:w="3307" w:type="dxa"/>
           </w:tcPr>
           <w:p>
             <w:r>
@@ -25217,7 +25909,7 @@
         </w:tc>
         <w:tc>
           <w:tcPr>
-            <w:tcW w:w="1946" w:type="dxa"/>
+            <w:tcW w:w="1428" w:type="dxa"/>
           </w:tcPr>
           <w:p>
             <w:r>
@@ -25227,7 +25919,7 @@
         </w:tc>
         <w:tc>
           <w:tcPr>
-            <w:tcW w:w="1560" w:type="dxa"/>
+            <w:tcW w:w="884" w:type="dxa"/>
           </w:tcPr>
           <w:p>
             <w:r>
@@ -25237,7 +25929,7 @@
         </w:tc>
         <w:tc>
           <w:tcPr>
-            <w:tcW w:w="708" w:type="dxa"/>
+            <w:tcW w:w="1595" w:type="dxa"/>
           </w:tcPr>
           <w:p>
             <w:r>
@@ -25259,11 +25951,14 @@
         </w:tc>
         <w:tc>
           <w:tcPr>
-            <w:tcW w:w="1714" w:type="dxa"/>
-          </w:tcPr>
-          <w:p>
-            <w:r>
-              <w:t>Physical input valid card</w:t>
+            <w:tcW w:w="1508" w:type="dxa"/>
+          </w:tcPr>
+          <w:p>
+            <w:r>
+              <w:t xml:space="preserve">Card integration </w:t>
+            </w:r>
+            <w:r>
+              <w:t>input valid card</w:t>
             </w:r>
           </w:p>
         </w:tc>
@@ -25279,17 +25974,23 @@
         </w:tc>
         <w:tc>
           <w:tcPr>
-            <w:tcW w:w="2478" w:type="dxa"/>
-          </w:tcPr>
-          <w:p>
-            <w:r>
-              <w:t>Input “07H” via card integration</w:t>
-            </w:r>
-          </w:p>
-        </w:tc>
-        <w:tc>
-          <w:tcPr>
-            <w:tcW w:w="1946" w:type="dxa"/>
+            <w:tcW w:w="3307" w:type="dxa"/>
+          </w:tcPr>
+          <w:p>
+            <w:r>
+              <w:t>Input “</w:t>
+            </w:r>
+            <w:r>
+              <w:t>AcS</w:t>
+            </w:r>
+            <w:r>
+              <w:t>” via card integration</w:t>
+            </w:r>
+          </w:p>
+        </w:tc>
+        <w:tc>
+          <w:tcPr>
+            <w:tcW w:w="1428" w:type="dxa"/>
           </w:tcPr>
           <w:p>
             <w:r>
@@ -25299,15 +26000,23 @@
         </w:tc>
         <w:tc>
           <w:tcPr>
-            <w:tcW w:w="1560" w:type="dxa"/>
-          </w:tcPr>
-          <w:p/>
-        </w:tc>
-        <w:tc>
-          <w:tcPr>
-            <w:tcW w:w="708" w:type="dxa"/>
-          </w:tcPr>
-          <w:p/>
+            <w:tcW w:w="884" w:type="dxa"/>
+          </w:tcPr>
+          <w:p/>
+        </w:tc>
+        <w:tc>
+          <w:tcPr>
+            <w:tcW w:w="1595" w:type="dxa"/>
+          </w:tcPr>
+          <w:p>
+            <w:r>
+              <w:t xml:space="preserve">Folder: “Card Testing” </w:t>
+            </w:r>
+            <w:r>
+              <w:br/>
+              <w:t>“1.1.a”.mp4</w:t>
+            </w:r>
+          </w:p>
         </w:tc>
       </w:tr>
       <w:tr>
@@ -25323,11 +26032,14 @@
         </w:tc>
         <w:tc>
           <w:tcPr>
-            <w:tcW w:w="1714" w:type="dxa"/>
-          </w:tcPr>
-          <w:p>
-            <w:r>
-              <w:t>Physical input invalid string</w:t>
+            <w:tcW w:w="1508" w:type="dxa"/>
+          </w:tcPr>
+          <w:p>
+            <w:r>
+              <w:t xml:space="preserve">Card integration </w:t>
+            </w:r>
+            <w:r>
+              <w:t>input invalid string</w:t>
             </w:r>
           </w:p>
         </w:tc>
@@ -25343,7 +26055,7 @@
         </w:tc>
         <w:tc>
           <w:tcPr>
-            <w:tcW w:w="2478" w:type="dxa"/>
+            <w:tcW w:w="3307" w:type="dxa"/>
           </w:tcPr>
           <w:p>
             <w:r>
@@ -25353,7 +26065,7 @@
         </w:tc>
         <w:tc>
           <w:tcPr>
-            <w:tcW w:w="1946" w:type="dxa"/>
+            <w:tcW w:w="1428" w:type="dxa"/>
           </w:tcPr>
           <w:p>
             <w:r>
@@ -25363,15 +26075,29 @@
         </w:tc>
         <w:tc>
           <w:tcPr>
-            <w:tcW w:w="1560" w:type="dxa"/>
-          </w:tcPr>
-          <w:p/>
-        </w:tc>
-        <w:tc>
-          <w:tcPr>
-            <w:tcW w:w="708" w:type="dxa"/>
-          </w:tcPr>
-          <w:p/>
+            <w:tcW w:w="884" w:type="dxa"/>
+          </w:tcPr>
+          <w:p/>
+        </w:tc>
+        <w:tc>
+          <w:tcPr>
+            <w:tcW w:w="1595" w:type="dxa"/>
+          </w:tcPr>
+          <w:p>
+            <w:r>
+              <w:t xml:space="preserve">Folder: “Card Testing” </w:t>
+            </w:r>
+            <w:r>
+              <w:br/>
+              <w:t>“1.1.</w:t>
+            </w:r>
+            <w:r>
+              <w:t>b</w:t>
+            </w:r>
+            <w:r>
+              <w:t>”.mp4</w:t>
+            </w:r>
+          </w:p>
         </w:tc>
       </w:tr>
       <w:tr>
@@ -25387,11 +26113,17 @@
         </w:tc>
         <w:tc>
           <w:tcPr>
-            <w:tcW w:w="1714" w:type="dxa"/>
-          </w:tcPr>
-          <w:p>
-            <w:r>
-              <w:t>Duplicate card input</w:t>
+            <w:tcW w:w="1508" w:type="dxa"/>
+          </w:tcPr>
+          <w:p>
+            <w:r>
+              <w:t>Duplicate card</w:t>
+            </w:r>
+            <w:r>
+              <w:t xml:space="preserve"> integration</w:t>
+            </w:r>
+            <w:r>
+              <w:t xml:space="preserve"> input</w:t>
             </w:r>
           </w:p>
         </w:tc>
@@ -25407,17 +26139,29 @@
         </w:tc>
         <w:tc>
           <w:tcPr>
-            <w:tcW w:w="2478" w:type="dxa"/>
-          </w:tcPr>
-          <w:p>
-            <w:r>
-              <w:t>Player already holds “7H” so input “7H” again</w:t>
-            </w:r>
-          </w:p>
-        </w:tc>
-        <w:tc>
-          <w:tcPr>
-            <w:tcW w:w="1946" w:type="dxa"/>
+            <w:tcW w:w="3307" w:type="dxa"/>
+          </w:tcPr>
+          <w:p>
+            <w:r>
+              <w:t>Player already holds “</w:t>
+            </w:r>
+            <w:r>
+              <w:t>AcS</w:t>
+            </w:r>
+            <w:r>
+              <w:t>” so input “</w:t>
+            </w:r>
+            <w:r>
+              <w:t>AcS</w:t>
+            </w:r>
+            <w:r>
+              <w:t>” again</w:t>
+            </w:r>
+          </w:p>
+        </w:tc>
+        <w:tc>
+          <w:tcPr>
+            <w:tcW w:w="1428" w:type="dxa"/>
           </w:tcPr>
           <w:p>
             <w:r>
@@ -25427,15 +26171,29 @@
         </w:tc>
         <w:tc>
           <w:tcPr>
-            <w:tcW w:w="1560" w:type="dxa"/>
-          </w:tcPr>
-          <w:p/>
-        </w:tc>
-        <w:tc>
-          <w:tcPr>
-            <w:tcW w:w="708" w:type="dxa"/>
-          </w:tcPr>
-          <w:p/>
+            <w:tcW w:w="884" w:type="dxa"/>
+          </w:tcPr>
+          <w:p/>
+        </w:tc>
+        <w:tc>
+          <w:tcPr>
+            <w:tcW w:w="1595" w:type="dxa"/>
+          </w:tcPr>
+          <w:p>
+            <w:r>
+              <w:t xml:space="preserve">Folder: “Card Testing” </w:t>
+            </w:r>
+            <w:r>
+              <w:br/>
+              <w:t>“1.1.</w:t>
+            </w:r>
+            <w:r>
+              <w:t>cd</w:t>
+            </w:r>
+            <w:r>
+              <w:t>”.mp4</w:t>
+            </w:r>
+          </w:p>
         </w:tc>
       </w:tr>
       <w:tr>
@@ -25445,17 +26203,17 @@
           </w:tcPr>
           <w:p>
             <w:r>
-              <w:t>1.2.a</w:t>
-            </w:r>
-          </w:p>
-        </w:tc>
-        <w:tc>
-          <w:tcPr>
-            <w:tcW w:w="1714" w:type="dxa"/>
-          </w:tcPr>
-          <w:p>
-            <w:r>
-              <w:t>Check deck contains 52 cards</w:t>
+              <w:t>1.1.d</w:t>
+            </w:r>
+          </w:p>
+        </w:tc>
+        <w:tc>
+          <w:tcPr>
+            <w:tcW w:w="1508" w:type="dxa"/>
+          </w:tcPr>
+          <w:p>
+            <w:r>
+              <w:t>Multiple card integration input</w:t>
             </w:r>
           </w:p>
         </w:tc>
@@ -25471,40 +26229,49 @@
         </w:tc>
         <w:tc>
           <w:tcPr>
-            <w:tcW w:w="2478" w:type="dxa"/>
-          </w:tcPr>
-          <w:p>
-            <w:proofErr w:type="spellStart"/>
-            <w:r>
-              <w:t>len</w:t>
-            </w:r>
-            <w:proofErr w:type="spellEnd"/>
-            <w:r>
-              <w:t>(cards)</w:t>
-            </w:r>
-          </w:p>
-        </w:tc>
-        <w:tc>
-          <w:tcPr>
-            <w:tcW w:w="1946" w:type="dxa"/>
-          </w:tcPr>
-          <w:p>
-            <w:r>
-              <w:t>Returns 52</w:t>
-            </w:r>
-          </w:p>
-        </w:tc>
-        <w:tc>
-          <w:tcPr>
-            <w:tcW w:w="1560" w:type="dxa"/>
-          </w:tcPr>
-          <w:p/>
-        </w:tc>
-        <w:tc>
-          <w:tcPr>
-            <w:tcW w:w="708" w:type="dxa"/>
-          </w:tcPr>
-          <w:p/>
+            <w:tcW w:w="3307" w:type="dxa"/>
+          </w:tcPr>
+          <w:p>
+            <w:r>
+              <w:t>Input “AcS” and “AcH”</w:t>
+            </w:r>
+          </w:p>
+        </w:tc>
+        <w:tc>
+          <w:tcPr>
+            <w:tcW w:w="1428" w:type="dxa"/>
+          </w:tcPr>
+          <w:p>
+            <w:r>
+              <w:t>Accepted and logged. Removes card</w:t>
+            </w:r>
+            <w:r>
+              <w:t>s</w:t>
+            </w:r>
+            <w:r>
+              <w:t xml:space="preserve"> from internal shuffled deck</w:t>
+            </w:r>
+          </w:p>
+        </w:tc>
+        <w:tc>
+          <w:tcPr>
+            <w:tcW w:w="884" w:type="dxa"/>
+          </w:tcPr>
+          <w:p/>
+        </w:tc>
+        <w:tc>
+          <w:tcPr>
+            <w:tcW w:w="1595" w:type="dxa"/>
+          </w:tcPr>
+          <w:p>
+            <w:r>
+              <w:t xml:space="preserve">Folder: “Card Testing” </w:t>
+            </w:r>
+            <w:r>
+              <w:br/>
+              <w:t>“1.1.cd”.mp4</w:t>
+            </w:r>
+          </w:p>
         </w:tc>
       </w:tr>
       <w:tr>
@@ -25514,17 +26281,17 @@
           </w:tcPr>
           <w:p>
             <w:r>
-              <w:t>1.2.b</w:t>
-            </w:r>
-          </w:p>
-        </w:tc>
-        <w:tc>
-          <w:tcPr>
-            <w:tcW w:w="1714" w:type="dxa"/>
-          </w:tcPr>
-          <w:p>
-            <w:r>
-              <w:t>Check every card string is unique</w:t>
+              <w:t>1.2.a</w:t>
+            </w:r>
+          </w:p>
+        </w:tc>
+        <w:tc>
+          <w:tcPr>
+            <w:tcW w:w="1508" w:type="dxa"/>
+          </w:tcPr>
+          <w:p>
+            <w:r>
+              <w:t>Check deck contains 52 cards</w:t>
             </w:r>
           </w:p>
         </w:tc>
@@ -25540,41 +26307,49 @@
         </w:tc>
         <w:tc>
           <w:tcPr>
-            <w:tcW w:w="2478" w:type="dxa"/>
-          </w:tcPr>
-          <w:p>
-            <w:r>
-              <w:t>Convert cards to a</w:t>
-            </w:r>
-            <w:r>
-              <w:t xml:space="preserve"> </w:t>
-            </w:r>
-            <w:r>
-              <w:t>set</w:t>
-            </w:r>
-          </w:p>
-        </w:tc>
-        <w:tc>
-          <w:tcPr>
-            <w:tcW w:w="1946" w:type="dxa"/>
-          </w:tcPr>
-          <w:p>
-            <w:r>
-              <w:t>Set length = 52 (no duplicates)</w:t>
-            </w:r>
-          </w:p>
-        </w:tc>
-        <w:tc>
-          <w:tcPr>
-            <w:tcW w:w="1560" w:type="dxa"/>
-          </w:tcPr>
-          <w:p/>
-        </w:tc>
-        <w:tc>
-          <w:tcPr>
-            <w:tcW w:w="708" w:type="dxa"/>
-          </w:tcPr>
-          <w:p/>
+            <w:tcW w:w="3307" w:type="dxa"/>
+          </w:tcPr>
+          <w:p>
+            <w:r>
+              <w:t>len(shuffledDeck)</w:t>
+            </w:r>
+          </w:p>
+        </w:tc>
+        <w:tc>
+          <w:tcPr>
+            <w:tcW w:w="1428" w:type="dxa"/>
+          </w:tcPr>
+          <w:p>
+            <w:r>
+              <w:t>Returns 52</w:t>
+            </w:r>
+          </w:p>
+        </w:tc>
+        <w:tc>
+          <w:tcPr>
+            <w:tcW w:w="884" w:type="dxa"/>
+          </w:tcPr>
+          <w:p/>
+        </w:tc>
+        <w:tc>
+          <w:tcPr>
+            <w:tcW w:w="1595" w:type="dxa"/>
+          </w:tcPr>
+          <w:p>
+            <w:r>
+              <w:t xml:space="preserve">Folder: “Card Testing” </w:t>
+            </w:r>
+            <w:r>
+              <w:br/>
+              <w:t>“1.</w:t>
+            </w:r>
+            <w:r>
+              <w:t>2.ad</w:t>
+            </w:r>
+            <w:r>
+              <w:t>”.mp4</w:t>
+            </w:r>
+          </w:p>
         </w:tc>
       </w:tr>
       <w:tr>
@@ -25584,17 +26359,17 @@
           </w:tcPr>
           <w:p>
             <w:r>
-              <w:t>1.2.c</w:t>
-            </w:r>
-          </w:p>
-        </w:tc>
-        <w:tc>
-          <w:tcPr>
-            <w:tcW w:w="1714" w:type="dxa"/>
-          </w:tcPr>
-          <w:p>
-            <w:r>
-              <w:t>Check naming conventions</w:t>
+              <w:t>1.2.b</w:t>
+            </w:r>
+          </w:p>
+        </w:tc>
+        <w:tc>
+          <w:tcPr>
+            <w:tcW w:w="1508" w:type="dxa"/>
+          </w:tcPr>
+          <w:p>
+            <w:r>
+              <w:t>Check every card string is unique</w:t>
             </w:r>
           </w:p>
         </w:tc>
@@ -25604,81 +26379,45 @@
           </w:tcPr>
           <w:p>
             <w:r>
-              <w:t xml:space="preserve">Valid </w:t>
-            </w:r>
-          </w:p>
-        </w:tc>
-        <w:tc>
-          <w:tcPr>
-            <w:tcW w:w="2478" w:type="dxa"/>
-          </w:tcPr>
-          <w:p>
-            <w:r>
-              <w:t>Input</w:t>
-            </w:r>
-            <w:r>
-              <w:t xml:space="preserve"> "AcS","10</w:t>
-            </w:r>
-            <w:r>
-              <w:t>H</w:t>
-            </w:r>
-            <w:r>
-              <w:t>","KiD"</w:t>
-            </w:r>
-            <w:r>
-              <w:t>,etc</w:t>
-            </w:r>
-          </w:p>
-        </w:tc>
-        <w:tc>
-          <w:tcPr>
-            <w:tcW w:w="1946" w:type="dxa"/>
-          </w:tcPr>
-          <w:p>
-            <w:r>
-              <w:t xml:space="preserve">Each string follows pattern [Rank][Suit] where Rank </w:t>
-            </w:r>
-            <w:r>
-              <w:rPr>
-                <w:rFonts w:ascii="Cambria Math" w:hAnsi="Cambria Math" w:cs="Cambria Math"/>
-              </w:rPr>
-              <w:t>∈</w:t>
-            </w:r>
-            <w:r>
-              <w:t xml:space="preserve"> {A,</w:t>
-            </w:r>
-            <w:r>
-              <w:t>1</w:t>
-            </w:r>
-            <w:r>
-              <w:rPr>
-                <w:rFonts w:ascii="Aptos" w:hAnsi="Aptos" w:cs="Aptos"/>
-              </w:rPr>
-              <w:t>–</w:t>
-            </w:r>
-            <w:r>
-              <w:t xml:space="preserve">10,J,Q,K}, Suit </w:t>
-            </w:r>
-            <w:r>
-              <w:rPr>
-                <w:rFonts w:ascii="Cambria Math" w:hAnsi="Cambria Math" w:cs="Cambria Math"/>
-              </w:rPr>
-              <w:t>∈</w:t>
-            </w:r>
-            <w:r>
-              <w:t xml:space="preserve"> {S,H,D,C}</w:t>
-            </w:r>
-          </w:p>
-        </w:tc>
-        <w:tc>
-          <w:tcPr>
-            <w:tcW w:w="1560" w:type="dxa"/>
-          </w:tcPr>
-          <w:p/>
-        </w:tc>
-        <w:tc>
-          <w:tcPr>
-            <w:tcW w:w="708" w:type="dxa"/>
+              <w:t>Valid</w:t>
+            </w:r>
+          </w:p>
+        </w:tc>
+        <w:tc>
+          <w:tcPr>
+            <w:tcW w:w="3307" w:type="dxa"/>
+          </w:tcPr>
+          <w:p>
+            <w:r>
+              <w:t>Convert cards to a</w:t>
+            </w:r>
+            <w:r>
+              <w:t xml:space="preserve"> </w:t>
+            </w:r>
+            <w:r>
+              <w:t>set</w:t>
+            </w:r>
+          </w:p>
+        </w:tc>
+        <w:tc>
+          <w:tcPr>
+            <w:tcW w:w="1428" w:type="dxa"/>
+          </w:tcPr>
+          <w:p>
+            <w:r>
+              <w:t>Set length = 52 (no duplicates)</w:t>
+            </w:r>
+          </w:p>
+        </w:tc>
+        <w:tc>
+          <w:tcPr>
+            <w:tcW w:w="884" w:type="dxa"/>
+          </w:tcPr>
+          <w:p/>
+        </w:tc>
+        <w:tc>
+          <w:tcPr>
+            <w:tcW w:w="1595" w:type="dxa"/>
           </w:tcPr>
           <w:p/>
         </w:tc>
@@ -25690,17 +26429,17 @@
           </w:tcPr>
           <w:p>
             <w:r>
-              <w:t>1.2.d</w:t>
-            </w:r>
-          </w:p>
-        </w:tc>
-        <w:tc>
-          <w:tcPr>
-            <w:tcW w:w="1714" w:type="dxa"/>
-          </w:tcPr>
-          <w:p>
-            <w:r>
-              <w:t>Shuffle deck order</w:t>
+              <w:t>1.2.c</w:t>
+            </w:r>
+          </w:p>
+        </w:tc>
+        <w:tc>
+          <w:tcPr>
+            <w:tcW w:w="1508" w:type="dxa"/>
+          </w:tcPr>
+          <w:p>
+            <w:r>
+              <w:t>Check naming conventions</w:t>
             </w:r>
           </w:p>
         </w:tc>
@@ -25716,59 +26455,75 @@
         </w:tc>
         <w:tc>
           <w:tcPr>
-            <w:tcW w:w="2478" w:type="dxa"/>
-          </w:tcPr>
-          <w:p>
-            <w:r>
-              <w:t xml:space="preserve">Call </w:t>
-            </w:r>
-            <w:proofErr w:type="spellStart"/>
-            <w:r>
-              <w:t>ShuffleCards</w:t>
-            </w:r>
-            <w:proofErr w:type="spellEnd"/>
-            <w:r>
-              <w:t>() then compare to original</w:t>
-            </w:r>
-          </w:p>
-        </w:tc>
-        <w:tc>
-          <w:tcPr>
-            <w:tcW w:w="1946" w:type="dxa"/>
-          </w:tcPr>
-          <w:p>
-            <w:r>
-              <w:t>Deck order</w:t>
-            </w:r>
-            <w:r>
-              <w:t>s</w:t>
-            </w:r>
-            <w:r>
-              <w:t xml:space="preserve"> </w:t>
-            </w:r>
-            <w:r>
-              <w:t xml:space="preserve">are different </w:t>
-            </w:r>
-            <w:r>
-              <w:t xml:space="preserve">but all 52 unique </w:t>
-            </w:r>
-            <w:r>
-              <w:t>cards</w:t>
-            </w:r>
-            <w:r>
-              <w:t xml:space="preserve"> still exist</w:t>
-            </w:r>
-          </w:p>
-        </w:tc>
-        <w:tc>
-          <w:tcPr>
-            <w:tcW w:w="1560" w:type="dxa"/>
-          </w:tcPr>
-          <w:p/>
-        </w:tc>
-        <w:tc>
-          <w:tcPr>
-            <w:tcW w:w="708" w:type="dxa"/>
+            <w:tcW w:w="3307" w:type="dxa"/>
+          </w:tcPr>
+          <w:p>
+            <w:r>
+              <w:t>Input</w:t>
+            </w:r>
+            <w:r>
+              <w:t xml:space="preserve"> "AcS","10</w:t>
+            </w:r>
+            <w:r>
+              <w:t>H</w:t>
+            </w:r>
+            <w:r>
+              <w:t>","KiD"</w:t>
+            </w:r>
+            <w:r>
+              <w:t>,etc</w:t>
+            </w:r>
+          </w:p>
+        </w:tc>
+        <w:tc>
+          <w:tcPr>
+            <w:tcW w:w="1428" w:type="dxa"/>
+          </w:tcPr>
+          <w:p>
+            <w:r>
+              <w:t xml:space="preserve">Each string follows pattern [Rank][Suit] where Rank </w:t>
+            </w:r>
+            <w:r>
+              <w:rPr>
+                <w:rFonts w:ascii="Cambria Math" w:hAnsi="Cambria Math" w:cs="Cambria Math"/>
+              </w:rPr>
+              <w:t>∈</w:t>
+            </w:r>
+            <w:r>
+              <w:t xml:space="preserve"> {A,</w:t>
+            </w:r>
+            <w:r>
+              <w:t>1</w:t>
+            </w:r>
+            <w:r>
+              <w:rPr>
+                <w:rFonts w:ascii="Aptos" w:hAnsi="Aptos" w:cs="Aptos"/>
+              </w:rPr>
+              <w:t>–</w:t>
+            </w:r>
+            <w:r>
+              <w:t xml:space="preserve">10,J,Q,K}, Suit </w:t>
+            </w:r>
+            <w:r>
+              <w:rPr>
+                <w:rFonts w:ascii="Cambria Math" w:hAnsi="Cambria Math" w:cs="Cambria Math"/>
+              </w:rPr>
+              <w:t>∈</w:t>
+            </w:r>
+            <w:r>
+              <w:t xml:space="preserve"> {S,H,D,C}</w:t>
+            </w:r>
+          </w:p>
+        </w:tc>
+        <w:tc>
+          <w:tcPr>
+            <w:tcW w:w="884" w:type="dxa"/>
+          </w:tcPr>
+          <w:p/>
+        </w:tc>
+        <w:tc>
+          <w:tcPr>
+            <w:tcW w:w="1595" w:type="dxa"/>
           </w:tcPr>
           <w:p/>
         </w:tc>
@@ -25780,17 +26535,18 @@
           </w:tcPr>
           <w:p>
             <w:r>
-              <w:t>1.3.a</w:t>
-            </w:r>
-          </w:p>
-        </w:tc>
-        <w:tc>
-          <w:tcPr>
-            <w:tcW w:w="1714" w:type="dxa"/>
-          </w:tcPr>
-          <w:p>
-            <w:r>
-              <w:t>Deal one card</w:t>
+              <w:lastRenderedPageBreak/>
+              <w:t>1.2.d</w:t>
+            </w:r>
+          </w:p>
+        </w:tc>
+        <w:tc>
+          <w:tcPr>
+            <w:tcW w:w="1508" w:type="dxa"/>
+          </w:tcPr>
+          <w:p>
+            <w:r>
+              <w:t>Shuffle deck order</w:t>
             </w:r>
           </w:p>
         </w:tc>
@@ -25806,43 +26562,67 @@
         </w:tc>
         <w:tc>
           <w:tcPr>
-            <w:tcW w:w="2478" w:type="dxa"/>
-          </w:tcPr>
-          <w:p>
-            <w:r>
-              <w:t xml:space="preserve">Call </w:t>
-            </w:r>
-            <w:proofErr w:type="spellStart"/>
-            <w:r>
-              <w:t>DealCards</w:t>
-            </w:r>
-            <w:proofErr w:type="spellEnd"/>
-            <w:r>
-              <w:t>(p1,1)</w:t>
-            </w:r>
-          </w:p>
-        </w:tc>
-        <w:tc>
-          <w:tcPr>
-            <w:tcW w:w="1946" w:type="dxa"/>
-          </w:tcPr>
-          <w:p>
-            <w:r>
-              <w:t>Player1  length +1, deck length –1</w:t>
-            </w:r>
-          </w:p>
-        </w:tc>
-        <w:tc>
-          <w:tcPr>
-            <w:tcW w:w="1560" w:type="dxa"/>
-          </w:tcPr>
-          <w:p/>
-        </w:tc>
-        <w:tc>
-          <w:tcPr>
-            <w:tcW w:w="708" w:type="dxa"/>
-          </w:tcPr>
-          <w:p/>
+            <w:tcW w:w="3307" w:type="dxa"/>
+          </w:tcPr>
+          <w:p>
+            <w:r>
+              <w:t>Call ShuffleCards() then compare to original</w:t>
+            </w:r>
+          </w:p>
+        </w:tc>
+        <w:tc>
+          <w:tcPr>
+            <w:tcW w:w="1428" w:type="dxa"/>
+          </w:tcPr>
+          <w:p>
+            <w:r>
+              <w:t>Deck order</w:t>
+            </w:r>
+            <w:r>
+              <w:t>s</w:t>
+            </w:r>
+            <w:r>
+              <w:t xml:space="preserve"> </w:t>
+            </w:r>
+            <w:r>
+              <w:t xml:space="preserve">are different </w:t>
+            </w:r>
+            <w:r>
+              <w:t xml:space="preserve">but all 52 unique </w:t>
+            </w:r>
+            <w:r>
+              <w:t>cards</w:t>
+            </w:r>
+            <w:r>
+              <w:t xml:space="preserve"> still exist</w:t>
+            </w:r>
+          </w:p>
+        </w:tc>
+        <w:tc>
+          <w:tcPr>
+            <w:tcW w:w="884" w:type="dxa"/>
+          </w:tcPr>
+          <w:p/>
+        </w:tc>
+        <w:tc>
+          <w:tcPr>
+            <w:tcW w:w="1595" w:type="dxa"/>
+          </w:tcPr>
+          <w:p>
+            <w:r>
+              <w:t xml:space="preserve">Folder: “Card Testing” </w:t>
+            </w:r>
+            <w:r>
+              <w:br/>
+              <w:t>“1.</w:t>
+            </w:r>
+            <w:r>
+              <w:t>2.ad</w:t>
+            </w:r>
+            <w:r>
+              <w:t>”.mp4</w:t>
+            </w:r>
+          </w:p>
         </w:tc>
       </w:tr>
       <w:tr>
@@ -25852,20 +26632,17 @@
           </w:tcPr>
           <w:p>
             <w:r>
-              <w:t>1.3</w:t>
-            </w:r>
-            <w:r>
-              <w:t>.b</w:t>
-            </w:r>
-          </w:p>
-        </w:tc>
-        <w:tc>
-          <w:tcPr>
-            <w:tcW w:w="1714" w:type="dxa"/>
-          </w:tcPr>
-          <w:p>
-            <w:r>
-              <w:t>Deal full deck</w:t>
+              <w:t>1.3.a</w:t>
+            </w:r>
+          </w:p>
+        </w:tc>
+        <w:tc>
+          <w:tcPr>
+            <w:tcW w:w="1508" w:type="dxa"/>
+          </w:tcPr>
+          <w:p>
+            <w:r>
+              <w:t>Deal one card</w:t>
             </w:r>
           </w:p>
         </w:tc>
@@ -25875,58 +26652,55 @@
           </w:tcPr>
           <w:p>
             <w:r>
-              <w:t>Boundary</w:t>
-            </w:r>
-          </w:p>
-        </w:tc>
-        <w:tc>
-          <w:tcPr>
-            <w:tcW w:w="2478" w:type="dxa"/>
-          </w:tcPr>
-          <w:p>
-            <w:proofErr w:type="spellStart"/>
-            <w:r>
-              <w:t>DealCards</w:t>
-            </w:r>
-            <w:proofErr w:type="spellEnd"/>
-            <w:r>
-              <w:t>(p1,52)</w:t>
-            </w:r>
-          </w:p>
-        </w:tc>
-        <w:tc>
-          <w:tcPr>
-            <w:tcW w:w="1946" w:type="dxa"/>
-          </w:tcPr>
-          <w:p>
-            <w:r>
-              <w:t xml:space="preserve">Player1 has 52 unique cards, </w:t>
-            </w:r>
-            <w:r>
-              <w:t xml:space="preserve">shuffled </w:t>
-            </w:r>
-            <w:r>
-              <w:t xml:space="preserve">deck length </w:t>
-            </w:r>
-            <w:r>
-              <w:t xml:space="preserve">is </w:t>
-            </w:r>
-            <w:r>
-              <w:t>0</w:t>
-            </w:r>
-          </w:p>
-        </w:tc>
-        <w:tc>
-          <w:tcPr>
-            <w:tcW w:w="1560" w:type="dxa"/>
-          </w:tcPr>
-          <w:p/>
-        </w:tc>
-        <w:tc>
-          <w:tcPr>
-            <w:tcW w:w="708" w:type="dxa"/>
-          </w:tcPr>
-          <w:p/>
+              <w:t xml:space="preserve">Valid </w:t>
+            </w:r>
+          </w:p>
+        </w:tc>
+        <w:tc>
+          <w:tcPr>
+            <w:tcW w:w="3307" w:type="dxa"/>
+          </w:tcPr>
+          <w:p>
+            <w:r>
+              <w:t>Call DealCards(p1,1)</w:t>
+            </w:r>
+          </w:p>
+        </w:tc>
+        <w:tc>
+          <w:tcPr>
+            <w:tcW w:w="1428" w:type="dxa"/>
+          </w:tcPr>
+          <w:p>
+            <w:r>
+              <w:t>Player1  length +1, deck length –1</w:t>
+            </w:r>
+          </w:p>
+        </w:tc>
+        <w:tc>
+          <w:tcPr>
+            <w:tcW w:w="884" w:type="dxa"/>
+          </w:tcPr>
+          <w:p/>
+        </w:tc>
+        <w:tc>
+          <w:tcPr>
+            <w:tcW w:w="1595" w:type="dxa"/>
+          </w:tcPr>
+          <w:p>
+            <w:r>
+              <w:t xml:space="preserve">Folder: “Card Testing” </w:t>
+            </w:r>
+            <w:r>
+              <w:br/>
+              <w:t>“1.</w:t>
+            </w:r>
+            <w:r>
+              <w:t>3</w:t>
+            </w:r>
+            <w:r>
+              <w:t>.a”.mp4</w:t>
+            </w:r>
+          </w:p>
         </w:tc>
       </w:tr>
       <w:tr>
@@ -25936,20 +26710,17 @@
           </w:tcPr>
           <w:p>
             <w:r>
-              <w:t>1.3</w:t>
-            </w:r>
-            <w:r>
-              <w:t>.c</w:t>
-            </w:r>
-          </w:p>
-        </w:tc>
-        <w:tc>
-          <w:tcPr>
-            <w:tcW w:w="1714" w:type="dxa"/>
-          </w:tcPr>
-          <w:p>
-            <w:r>
-              <w:t>Deal more cards than available</w:t>
+              <w:t>1.3.b</w:t>
+            </w:r>
+          </w:p>
+        </w:tc>
+        <w:tc>
+          <w:tcPr>
+            <w:tcW w:w="1508" w:type="dxa"/>
+          </w:tcPr>
+          <w:p>
+            <w:r>
+              <w:t>Deal full deck</w:t>
             </w:r>
           </w:p>
         </w:tc>
@@ -25965,55 +26736,67 @@
         </w:tc>
         <w:tc>
           <w:tcPr>
-            <w:tcW w:w="2478" w:type="dxa"/>
-          </w:tcPr>
-          <w:p>
-            <w:r>
-              <w:t xml:space="preserve">With 5 </w:t>
-            </w:r>
-            <w:r>
-              <w:t xml:space="preserve">cards </w:t>
-            </w:r>
-            <w:r>
-              <w:t xml:space="preserve">left call </w:t>
-            </w:r>
-            <w:proofErr w:type="spellStart"/>
-            <w:r>
-              <w:t>DealCards</w:t>
-            </w:r>
-            <w:proofErr w:type="spellEnd"/>
-            <w:r>
-              <w:t>(p1,6)</w:t>
-            </w:r>
-          </w:p>
-        </w:tc>
-        <w:tc>
-          <w:tcPr>
-            <w:tcW w:w="1946" w:type="dxa"/>
-          </w:tcPr>
-          <w:p>
-            <w:r>
-              <w:t>Operation rejected</w:t>
-            </w:r>
-            <w:r>
-              <w:t>:</w:t>
-            </w:r>
-            <w:r>
-              <w:t xml:space="preserve"> no deck change</w:t>
-            </w:r>
-          </w:p>
-        </w:tc>
-        <w:tc>
-          <w:tcPr>
-            <w:tcW w:w="1560" w:type="dxa"/>
-          </w:tcPr>
-          <w:p/>
-        </w:tc>
-        <w:tc>
-          <w:tcPr>
-            <w:tcW w:w="708" w:type="dxa"/>
-          </w:tcPr>
-          <w:p/>
+            <w:tcW w:w="3307" w:type="dxa"/>
+          </w:tcPr>
+          <w:p>
+            <w:r>
+              <w:t>DealCards(p1,52)</w:t>
+            </w:r>
+          </w:p>
+        </w:tc>
+        <w:tc>
+          <w:tcPr>
+            <w:tcW w:w="1428" w:type="dxa"/>
+          </w:tcPr>
+          <w:p>
+            <w:r>
+              <w:t xml:space="preserve">Player1 has 52 unique cards, </w:t>
+            </w:r>
+            <w:r>
+              <w:t xml:space="preserve">shuffled </w:t>
+            </w:r>
+            <w:r>
+              <w:t xml:space="preserve">deck length </w:t>
+            </w:r>
+            <w:r>
+              <w:t xml:space="preserve">is </w:t>
+            </w:r>
+            <w:r>
+              <w:t>0</w:t>
+            </w:r>
+          </w:p>
+        </w:tc>
+        <w:tc>
+          <w:tcPr>
+            <w:tcW w:w="884" w:type="dxa"/>
+          </w:tcPr>
+          <w:p/>
+        </w:tc>
+        <w:tc>
+          <w:tcPr>
+            <w:tcW w:w="1595" w:type="dxa"/>
+          </w:tcPr>
+          <w:p>
+            <w:r>
+              <w:t xml:space="preserve">Folder: “Card Testing” </w:t>
+            </w:r>
+            <w:r>
+              <w:br/>
+              <w:t>“1.</w:t>
+            </w:r>
+            <w:r>
+              <w:t>3</w:t>
+            </w:r>
+            <w:r>
+              <w:t>.</w:t>
+            </w:r>
+            <w:r>
+              <w:t>b</w:t>
+            </w:r>
+            <w:r>
+              <w:t>”.mp4</w:t>
+            </w:r>
+          </w:p>
         </w:tc>
       </w:tr>
       <w:tr>
@@ -26023,21 +26806,17 @@
           </w:tcPr>
           <w:p>
             <w:r>
-              <w:lastRenderedPageBreak/>
-              <w:t>1.3</w:t>
-            </w:r>
-            <w:r>
-              <w:t>.d</w:t>
-            </w:r>
-          </w:p>
-        </w:tc>
-        <w:tc>
-          <w:tcPr>
-            <w:tcW w:w="1714" w:type="dxa"/>
-          </w:tcPr>
-          <w:p>
-            <w:r>
-              <w:t>Deal 0 cards</w:t>
+              <w:t>1.3.c</w:t>
+            </w:r>
+          </w:p>
+        </w:tc>
+        <w:tc>
+          <w:tcPr>
+            <w:tcW w:w="1508" w:type="dxa"/>
+          </w:tcPr>
+          <w:p>
+            <w:r>
+              <w:t>Deal more cards than available</w:t>
             </w:r>
           </w:p>
         </w:tc>
@@ -26047,52 +26826,70 @@
           </w:tcPr>
           <w:p>
             <w:r>
-              <w:t>Boundary</w:t>
-            </w:r>
-          </w:p>
-        </w:tc>
-        <w:tc>
-          <w:tcPr>
-            <w:tcW w:w="2478" w:type="dxa"/>
-          </w:tcPr>
-          <w:p>
-            <w:proofErr w:type="spellStart"/>
-            <w:r>
-              <w:t>DealCards</w:t>
-            </w:r>
-            <w:proofErr w:type="spellEnd"/>
-            <w:r>
-              <w:t>(p1,0)</w:t>
-            </w:r>
-          </w:p>
-        </w:tc>
-        <w:tc>
-          <w:tcPr>
-            <w:tcW w:w="1946" w:type="dxa"/>
-          </w:tcPr>
-          <w:p>
-            <w:r>
-              <w:t>No change to deck or player</w:t>
-            </w:r>
-            <w:r>
-              <w:t xml:space="preserve"> and</w:t>
-            </w:r>
-            <w:r>
-              <w:t xml:space="preserve"> no error</w:t>
-            </w:r>
-          </w:p>
-        </w:tc>
-        <w:tc>
-          <w:tcPr>
-            <w:tcW w:w="1560" w:type="dxa"/>
-          </w:tcPr>
-          <w:p/>
-        </w:tc>
-        <w:tc>
-          <w:tcPr>
-            <w:tcW w:w="708" w:type="dxa"/>
-          </w:tcPr>
-          <w:p/>
+              <w:t>Invalid</w:t>
+            </w:r>
+          </w:p>
+        </w:tc>
+        <w:tc>
+          <w:tcPr>
+            <w:tcW w:w="3307" w:type="dxa"/>
+          </w:tcPr>
+          <w:p>
+            <w:r>
+              <w:t xml:space="preserve">With 5 </w:t>
+            </w:r>
+            <w:r>
+              <w:t xml:space="preserve">cards </w:t>
+            </w:r>
+            <w:r>
+              <w:t>left call DealCards(p1,6)</w:t>
+            </w:r>
+          </w:p>
+        </w:tc>
+        <w:tc>
+          <w:tcPr>
+            <w:tcW w:w="1428" w:type="dxa"/>
+          </w:tcPr>
+          <w:p>
+            <w:r>
+              <w:t>Operation rejected</w:t>
+            </w:r>
+            <w:r>
+              <w:t xml:space="preserve"> with message</w:t>
+            </w:r>
+            <w:r>
+              <w:t>:</w:t>
+            </w:r>
+            <w:r>
+              <w:t xml:space="preserve"> no deck change</w:t>
+            </w:r>
+          </w:p>
+        </w:tc>
+        <w:tc>
+          <w:tcPr>
+            <w:tcW w:w="884" w:type="dxa"/>
+          </w:tcPr>
+          <w:p/>
+        </w:tc>
+        <w:tc>
+          <w:tcPr>
+            <w:tcW w:w="1595" w:type="dxa"/>
+          </w:tcPr>
+          <w:p>
+            <w:r>
+              <w:t xml:space="preserve">Folder: “Card Testing” </w:t>
+            </w:r>
+            <w:r>
+              <w:br/>
+              <w:t>“1.3.</w:t>
+            </w:r>
+            <w:r>
+              <w:t>c</w:t>
+            </w:r>
+            <w:r>
+              <w:t>”.mp4</w:t>
+            </w:r>
+          </w:p>
         </w:tc>
       </w:tr>
       <w:tr>
@@ -26102,20 +26899,17 @@
           </w:tcPr>
           <w:p>
             <w:r>
-              <w:t>1.3</w:t>
-            </w:r>
-            <w:r>
-              <w:t>.e</w:t>
-            </w:r>
-          </w:p>
-        </w:tc>
-        <w:tc>
-          <w:tcPr>
-            <w:tcW w:w="1714" w:type="dxa"/>
-          </w:tcPr>
-          <w:p>
-            <w:r>
-              <w:t>Invalid number input</w:t>
+              <w:t>1.3.d</w:t>
+            </w:r>
+          </w:p>
+        </w:tc>
+        <w:tc>
+          <w:tcPr>
+            <w:tcW w:w="1508" w:type="dxa"/>
+          </w:tcPr>
+          <w:p>
+            <w:r>
+              <w:t>Deal 0 cards</w:t>
             </w:r>
           </w:p>
         </w:tc>
@@ -26125,60 +26919,64 @@
           </w:tcPr>
           <w:p>
             <w:r>
-              <w:t>Invalid</w:t>
-            </w:r>
-          </w:p>
-        </w:tc>
-        <w:tc>
-          <w:tcPr>
-            <w:tcW w:w="2478" w:type="dxa"/>
-          </w:tcPr>
-          <w:p>
-            <w:proofErr w:type="spellStart"/>
-            <w:r>
-              <w:t>DealCards</w:t>
-            </w:r>
-            <w:proofErr w:type="spellEnd"/>
-            <w:r>
-              <w:t xml:space="preserve">(p1,"three") or </w:t>
-            </w:r>
-            <w:proofErr w:type="spellStart"/>
-            <w:r>
-              <w:t>DealCards</w:t>
-            </w:r>
-            <w:proofErr w:type="spellEnd"/>
-            <w:r>
-              <w:t>(p1,</w:t>
-            </w:r>
-            <w:r>
-              <w:t>-3</w:t>
-            </w:r>
-            <w:r>
-              <w:t>)</w:t>
-            </w:r>
-          </w:p>
-        </w:tc>
-        <w:tc>
-          <w:tcPr>
-            <w:tcW w:w="1946" w:type="dxa"/>
-          </w:tcPr>
-          <w:p>
-            <w:r>
-              <w:t>Function rejects with clear message</w:t>
-            </w:r>
-          </w:p>
-        </w:tc>
-        <w:tc>
-          <w:tcPr>
-            <w:tcW w:w="1560" w:type="dxa"/>
-          </w:tcPr>
-          <w:p/>
-        </w:tc>
-        <w:tc>
-          <w:tcPr>
-            <w:tcW w:w="708" w:type="dxa"/>
-          </w:tcPr>
-          <w:p/>
+              <w:t>Boundary</w:t>
+            </w:r>
+          </w:p>
+        </w:tc>
+        <w:tc>
+          <w:tcPr>
+            <w:tcW w:w="3307" w:type="dxa"/>
+          </w:tcPr>
+          <w:p>
+            <w:r>
+              <w:t>DealCards(p1,0)</w:t>
+            </w:r>
+          </w:p>
+        </w:tc>
+        <w:tc>
+          <w:tcPr>
+            <w:tcW w:w="1428" w:type="dxa"/>
+          </w:tcPr>
+          <w:p>
+            <w:r>
+              <w:t>No change to deck or player</w:t>
+            </w:r>
+            <w:r>
+              <w:t xml:space="preserve"> and</w:t>
+            </w:r>
+            <w:r>
+              <w:t xml:space="preserve"> no error</w:t>
+            </w:r>
+            <w:r>
+              <w:t xml:space="preserve"> message</w:t>
+            </w:r>
+          </w:p>
+        </w:tc>
+        <w:tc>
+          <w:tcPr>
+            <w:tcW w:w="884" w:type="dxa"/>
+          </w:tcPr>
+          <w:p/>
+        </w:tc>
+        <w:tc>
+          <w:tcPr>
+            <w:tcW w:w="1595" w:type="dxa"/>
+          </w:tcPr>
+          <w:p>
+            <w:r>
+              <w:t xml:space="preserve">Folder: “Card Testing” </w:t>
+            </w:r>
+            <w:r>
+              <w:br/>
+              <w:t>“1.3.</w:t>
+            </w:r>
+            <w:r>
+              <w:t>d</w:t>
+            </w:r>
+            <w:r>
+              <w:t>”.mp4</w:t>
+            </w:r>
+          </w:p>
         </w:tc>
       </w:tr>
       <w:tr>
@@ -26188,20 +26986,17 @@
           </w:tcPr>
           <w:p>
             <w:r>
-              <w:t>1.3</w:t>
-            </w:r>
-            <w:r>
-              <w:t>.f</w:t>
-            </w:r>
-          </w:p>
-        </w:tc>
-        <w:tc>
-          <w:tcPr>
-            <w:tcW w:w="1714" w:type="dxa"/>
-          </w:tcPr>
-          <w:p>
-            <w:r>
-              <w:t>Empty deck deal</w:t>
+              <w:t>1.3.e</w:t>
+            </w:r>
+          </w:p>
+        </w:tc>
+        <w:tc>
+          <w:tcPr>
+            <w:tcW w:w="1508" w:type="dxa"/>
+          </w:tcPr>
+          <w:p>
+            <w:r>
+              <w:t>Invalid number input</w:t>
             </w:r>
           </w:p>
         </w:tc>
@@ -26211,47 +27006,61 @@
           </w:tcPr>
           <w:p>
             <w:r>
-              <w:t>Boundary</w:t>
-            </w:r>
-          </w:p>
-        </w:tc>
-        <w:tc>
-          <w:tcPr>
-            <w:tcW w:w="2478" w:type="dxa"/>
-          </w:tcPr>
-          <w:p>
-            <w:r>
-              <w:t>Dequeue all 52 then deal again</w:t>
-            </w:r>
-          </w:p>
-        </w:tc>
-        <w:tc>
-          <w:tcPr>
-            <w:tcW w:w="1946" w:type="dxa"/>
-          </w:tcPr>
-          <w:p>
-            <w:r>
-              <w:t>“No cards remaining” message</w:t>
-            </w:r>
-            <w:r>
-              <w:t xml:space="preserve"> -</w:t>
-            </w:r>
-            <w:r>
-              <w:t xml:space="preserve"> no error</w:t>
-            </w:r>
-          </w:p>
-        </w:tc>
-        <w:tc>
-          <w:tcPr>
-            <w:tcW w:w="1560" w:type="dxa"/>
-          </w:tcPr>
-          <w:p/>
-        </w:tc>
-        <w:tc>
-          <w:tcPr>
-            <w:tcW w:w="708" w:type="dxa"/>
-          </w:tcPr>
-          <w:p/>
+              <w:t>Invalid</w:t>
+            </w:r>
+          </w:p>
+        </w:tc>
+        <w:tc>
+          <w:tcPr>
+            <w:tcW w:w="3307" w:type="dxa"/>
+          </w:tcPr>
+          <w:p>
+            <w:r>
+              <w:t>DealCards(p1,"three") or DealCards(p1,</w:t>
+            </w:r>
+            <w:r>
+              <w:t>-3</w:t>
+            </w:r>
+            <w:r>
+              <w:t>)</w:t>
+            </w:r>
+          </w:p>
+        </w:tc>
+        <w:tc>
+          <w:tcPr>
+            <w:tcW w:w="1428" w:type="dxa"/>
+          </w:tcPr>
+          <w:p>
+            <w:r>
+              <w:t>Function rejects with clear message</w:t>
+            </w:r>
+          </w:p>
+        </w:tc>
+        <w:tc>
+          <w:tcPr>
+            <w:tcW w:w="884" w:type="dxa"/>
+          </w:tcPr>
+          <w:p/>
+        </w:tc>
+        <w:tc>
+          <w:tcPr>
+            <w:tcW w:w="1595" w:type="dxa"/>
+          </w:tcPr>
+          <w:p>
+            <w:r>
+              <w:t xml:space="preserve">Folder: “Card Testing” </w:t>
+            </w:r>
+            <w:r>
+              <w:br/>
+              <w:t>“1.3.</w:t>
+            </w:r>
+            <w:r>
+              <w:t>e</w:t>
+            </w:r>
+            <w:r>
+              <w:t>”.mp4</w:t>
+            </w:r>
+          </w:p>
         </w:tc>
       </w:tr>
       <w:tr>
@@ -26261,13 +27070,622 @@
           </w:tcPr>
           <w:p>
             <w:r>
+              <w:t>1.3.f</w:t>
+            </w:r>
+          </w:p>
+        </w:tc>
+        <w:tc>
+          <w:tcPr>
+            <w:tcW w:w="1508" w:type="dxa"/>
+          </w:tcPr>
+          <w:p>
+            <w:r>
+              <w:t>Empty deck deal</w:t>
+            </w:r>
+          </w:p>
+        </w:tc>
+        <w:tc>
+          <w:tcPr>
+            <w:tcW w:w="1441" w:type="dxa"/>
+          </w:tcPr>
+          <w:p>
+            <w:r>
+              <w:t>Boundary</w:t>
+            </w:r>
+          </w:p>
+        </w:tc>
+        <w:tc>
+          <w:tcPr>
+            <w:tcW w:w="3307" w:type="dxa"/>
+          </w:tcPr>
+          <w:p>
+            <w:r>
+              <w:t>Dequeue all 52 then deal again</w:t>
+            </w:r>
+          </w:p>
+        </w:tc>
+        <w:tc>
+          <w:tcPr>
+            <w:tcW w:w="1428" w:type="dxa"/>
+          </w:tcPr>
+          <w:p>
+            <w:r>
+              <w:t>Output</w:t>
+            </w:r>
+            <w:r>
+              <w:t xml:space="preserve"> message</w:t>
+            </w:r>
+            <w:r>
+              <w:t xml:space="preserve"> -</w:t>
+            </w:r>
+            <w:r>
+              <w:t xml:space="preserve"> no error</w:t>
+            </w:r>
+          </w:p>
+        </w:tc>
+        <w:tc>
+          <w:tcPr>
+            <w:tcW w:w="884" w:type="dxa"/>
+          </w:tcPr>
+          <w:p/>
+        </w:tc>
+        <w:tc>
+          <w:tcPr>
+            <w:tcW w:w="1595" w:type="dxa"/>
+          </w:tcPr>
+          <w:p>
+            <w:r>
+              <w:t xml:space="preserve">Folder: “Card Testing” </w:t>
+            </w:r>
+            <w:r>
+              <w:br/>
+              <w:t>“1.3.</w:t>
+            </w:r>
+            <w:r>
+              <w:t>f</w:t>
+            </w:r>
+            <w:r>
+              <w:t>”.mp4</w:t>
+            </w:r>
+          </w:p>
+        </w:tc>
+      </w:tr>
+      <w:tr>
+        <w:tc>
+          <w:tcPr>
+            <w:tcW w:w="1068" w:type="dxa"/>
+          </w:tcPr>
+          <w:p>
+            <w:r>
+              <w:t>1.4.a</w:t>
+            </w:r>
+          </w:p>
+        </w:tc>
+        <w:tc>
+          <w:tcPr>
+            <w:tcW w:w="1508" w:type="dxa"/>
+          </w:tcPr>
+          <w:p>
+            <w:r>
+              <w:t>Identify Card Suit correctly</w:t>
+            </w:r>
+          </w:p>
+        </w:tc>
+        <w:tc>
+          <w:tcPr>
+            <w:tcW w:w="1441" w:type="dxa"/>
+          </w:tcPr>
+          <w:p>
+            <w:r>
+              <w:t>Valid</w:t>
+            </w:r>
+          </w:p>
+        </w:tc>
+        <w:tc>
+          <w:tcPr>
+            <w:tcW w:w="3307" w:type="dxa"/>
+          </w:tcPr>
+          <w:p>
+            <w:r>
+              <w:t>CardSuit(“KiD”)</w:t>
+            </w:r>
+          </w:p>
+        </w:tc>
+        <w:tc>
+          <w:tcPr>
+            <w:tcW w:w="1428" w:type="dxa"/>
+          </w:tcPr>
+          <w:p>
+            <w:r>
+              <w:t>Outputs correct initial of Card suit</w:t>
+            </w:r>
+          </w:p>
+        </w:tc>
+        <w:tc>
+          <w:tcPr>
+            <w:tcW w:w="884" w:type="dxa"/>
+          </w:tcPr>
+          <w:p/>
+        </w:tc>
+        <w:tc>
+          <w:tcPr>
+            <w:tcW w:w="1595" w:type="dxa"/>
+          </w:tcPr>
+          <w:p>
+            <w:r>
+              <w:t xml:space="preserve">Folder: “Card Testing” </w:t>
+            </w:r>
+            <w:r>
+              <w:br/>
+              <w:t>“1.</w:t>
+            </w:r>
+            <w:r>
+              <w:t>4</w:t>
+            </w:r>
+            <w:r>
+              <w:t>.</w:t>
+            </w:r>
+            <w:r>
+              <w:t>a</w:t>
+            </w:r>
+            <w:r>
+              <w:t>”.mp4</w:t>
+            </w:r>
+          </w:p>
+        </w:tc>
+      </w:tr>
+      <w:tr>
+        <w:tc>
+          <w:tcPr>
+            <w:tcW w:w="1068" w:type="dxa"/>
+          </w:tcPr>
+          <w:p>
+            <w:r>
+              <w:t>1.4.b</w:t>
+            </w:r>
+          </w:p>
+        </w:tc>
+        <w:tc>
+          <w:tcPr>
+            <w:tcW w:w="1508" w:type="dxa"/>
+          </w:tcPr>
+          <w:p>
+            <w:r>
+              <w:t>Identify Card value of non face card correctly</w:t>
+            </w:r>
+          </w:p>
+        </w:tc>
+        <w:tc>
+          <w:tcPr>
+            <w:tcW w:w="1441" w:type="dxa"/>
+          </w:tcPr>
+          <w:p>
+            <w:r>
+              <w:t>Valid</w:t>
+            </w:r>
+          </w:p>
+        </w:tc>
+        <w:tc>
+          <w:tcPr>
+            <w:tcW w:w="3307" w:type="dxa"/>
+          </w:tcPr>
+          <w:p>
+            <w:r>
+              <w:t>Card</w:t>
+            </w:r>
+            <w:r>
+              <w:t>Value</w:t>
+            </w:r>
+            <w:r>
+              <w:t>(“</w:t>
+            </w:r>
+            <w:r>
+              <w:t>09H</w:t>
+            </w:r>
+            <w:r>
+              <w:t>”</w:t>
+            </w:r>
+            <w:r>
+              <w:t>,”blackjack”</w:t>
+            </w:r>
+            <w:r>
+              <w:t>)</w:t>
+            </w:r>
+          </w:p>
+        </w:tc>
+        <w:tc>
+          <w:tcPr>
+            <w:tcW w:w="1428" w:type="dxa"/>
+          </w:tcPr>
+          <w:p>
+            <w:r>
+              <w:t>Outputs correct integer value of card</w:t>
+            </w:r>
+          </w:p>
+        </w:tc>
+        <w:tc>
+          <w:tcPr>
+            <w:tcW w:w="884" w:type="dxa"/>
+          </w:tcPr>
+          <w:p/>
+        </w:tc>
+        <w:tc>
+          <w:tcPr>
+            <w:tcW w:w="1595" w:type="dxa"/>
+          </w:tcPr>
+          <w:p>
+            <w:r>
+              <w:t xml:space="preserve">Folder: “Card Testing” </w:t>
+            </w:r>
+            <w:r>
+              <w:br/>
+              <w:t>“1.4.</w:t>
+            </w:r>
+            <w:r>
+              <w:t>bc</w:t>
+            </w:r>
+            <w:r>
+              <w:t>”.mp4</w:t>
+            </w:r>
+          </w:p>
+        </w:tc>
+      </w:tr>
+      <w:tr>
+        <w:tc>
+          <w:tcPr>
+            <w:tcW w:w="1068" w:type="dxa"/>
+          </w:tcPr>
+          <w:p>
+            <w:r>
+              <w:t>1.4.c</w:t>
+            </w:r>
+          </w:p>
+        </w:tc>
+        <w:tc>
+          <w:tcPr>
+            <w:tcW w:w="1508" w:type="dxa"/>
+          </w:tcPr>
+          <w:p>
+            <w:r>
+              <w:t>(blackjack)</w:t>
+            </w:r>
+            <w:r>
+              <w:t xml:space="preserve"> Identify value of </w:t>
+            </w:r>
+            <w:r>
+              <w:lastRenderedPageBreak/>
+              <w:t>face card correctly</w:t>
+            </w:r>
+          </w:p>
+        </w:tc>
+        <w:tc>
+          <w:tcPr>
+            <w:tcW w:w="1441" w:type="dxa"/>
+          </w:tcPr>
+          <w:p>
+            <w:r>
+              <w:lastRenderedPageBreak/>
+              <w:t>Valid</w:t>
+            </w:r>
+          </w:p>
+        </w:tc>
+        <w:tc>
+          <w:tcPr>
+            <w:tcW w:w="3307" w:type="dxa"/>
+          </w:tcPr>
+          <w:p>
+            <w:r>
+              <w:t>CardValue(“KiD”,”blackjack”)</w:t>
+            </w:r>
+          </w:p>
+        </w:tc>
+        <w:tc>
+          <w:tcPr>
+            <w:tcW w:w="1428" w:type="dxa"/>
+          </w:tcPr>
+          <w:p>
+            <w:r>
+              <w:t xml:space="preserve">Outputs correct integer </w:t>
+            </w:r>
+            <w:r>
+              <w:lastRenderedPageBreak/>
+              <w:t xml:space="preserve">(blackjack) </w:t>
+            </w:r>
+            <w:r>
+              <w:t>value of card</w:t>
+            </w:r>
+          </w:p>
+        </w:tc>
+        <w:tc>
+          <w:tcPr>
+            <w:tcW w:w="884" w:type="dxa"/>
+          </w:tcPr>
+          <w:p/>
+        </w:tc>
+        <w:tc>
+          <w:tcPr>
+            <w:tcW w:w="1595" w:type="dxa"/>
+          </w:tcPr>
+          <w:p>
+            <w:r>
+              <w:t xml:space="preserve">Folder: “Card Testing” </w:t>
+            </w:r>
+            <w:r>
+              <w:br/>
+              <w:t>“1.4.bc”.mp4</w:t>
+            </w:r>
+          </w:p>
+        </w:tc>
+      </w:tr>
+      <w:tr>
+        <w:tc>
+          <w:tcPr>
+            <w:tcW w:w="1068" w:type="dxa"/>
+          </w:tcPr>
+          <w:p>
+            <w:r>
+              <w:t>1.4.d</w:t>
+            </w:r>
+          </w:p>
+        </w:tc>
+        <w:tc>
+          <w:tcPr>
+            <w:tcW w:w="1508" w:type="dxa"/>
+          </w:tcPr>
+          <w:p>
+            <w:r>
+              <w:t>(poker) identify card value of face card correctly</w:t>
+            </w:r>
+          </w:p>
+        </w:tc>
+        <w:tc>
+          <w:tcPr>
+            <w:tcW w:w="1441" w:type="dxa"/>
+          </w:tcPr>
+          <w:p>
+            <w:r>
+              <w:t>Valid</w:t>
+            </w:r>
+          </w:p>
+        </w:tc>
+        <w:tc>
+          <w:tcPr>
+            <w:tcW w:w="3307" w:type="dxa"/>
+          </w:tcPr>
+          <w:p>
+            <w:r>
+              <w:t>CardValue(“KiD”,”poker”)</w:t>
+            </w:r>
+          </w:p>
+        </w:tc>
+        <w:tc>
+          <w:tcPr>
+            <w:tcW w:w="1428" w:type="dxa"/>
+          </w:tcPr>
+          <w:p>
+            <w:r>
+              <w:t>Outputs correct integer (</w:t>
+            </w:r>
+            <w:r>
+              <w:t>poker</w:t>
+            </w:r>
+            <w:r>
+              <w:t>) value of card</w:t>
+            </w:r>
+          </w:p>
+        </w:tc>
+        <w:tc>
+          <w:tcPr>
+            <w:tcW w:w="884" w:type="dxa"/>
+          </w:tcPr>
+          <w:p/>
+        </w:tc>
+        <w:tc>
+          <w:tcPr>
+            <w:tcW w:w="1595" w:type="dxa"/>
+          </w:tcPr>
+          <w:p>
+            <w:r>
+              <w:t xml:space="preserve">Folder: “Card Testing” </w:t>
+            </w:r>
+            <w:r>
+              <w:br/>
+              <w:t>“1.4.</w:t>
+            </w:r>
+            <w:r>
+              <w:t>d</w:t>
+            </w:r>
+            <w:r>
+              <w:t>”.mp4</w:t>
+            </w:r>
+          </w:p>
+        </w:tc>
+      </w:tr>
+      <w:tr>
+        <w:tc>
+          <w:tcPr>
+            <w:tcW w:w="1068" w:type="dxa"/>
+          </w:tcPr>
+          <w:p>
+            <w:r>
+              <w:t>1.4.e</w:t>
+            </w:r>
+          </w:p>
+        </w:tc>
+        <w:tc>
+          <w:tcPr>
+            <w:tcW w:w="1508" w:type="dxa"/>
+          </w:tcPr>
+          <w:p>
+            <w:r>
+              <w:t xml:space="preserve">(blackjack) </w:t>
+            </w:r>
+            <w:r>
+              <w:t>Output the total value of a deck</w:t>
+            </w:r>
+          </w:p>
+        </w:tc>
+        <w:tc>
+          <w:tcPr>
+            <w:tcW w:w="1441" w:type="dxa"/>
+          </w:tcPr>
+          <w:p>
+            <w:r>
+              <w:t>Valid</w:t>
+            </w:r>
+          </w:p>
+        </w:tc>
+        <w:tc>
+          <w:tcPr>
+            <w:tcW w:w="3307" w:type="dxa"/>
+          </w:tcPr>
+          <w:p>
+            <w:r>
+              <w:t>Input an existing deck with  multiple cards</w:t>
+            </w:r>
+          </w:p>
+        </w:tc>
+        <w:tc>
+          <w:tcPr>
+            <w:tcW w:w="1428" w:type="dxa"/>
+          </w:tcPr>
+          <w:p>
+            <w:r>
+              <w:t>Outputs correct total card value of deck</w:t>
+            </w:r>
+          </w:p>
+        </w:tc>
+        <w:tc>
+          <w:tcPr>
+            <w:tcW w:w="884" w:type="dxa"/>
+          </w:tcPr>
+          <w:p/>
+        </w:tc>
+        <w:tc>
+          <w:tcPr>
+            <w:tcW w:w="1595" w:type="dxa"/>
+          </w:tcPr>
+          <w:p>
+            <w:r>
+              <w:t xml:space="preserve">Folder: “Card Testing” </w:t>
+            </w:r>
+            <w:r>
+              <w:br/>
+              <w:t>“1.4.</w:t>
+            </w:r>
+            <w:r>
+              <w:t>e</w:t>
+            </w:r>
+            <w:r>
+              <w:t>”.mp4</w:t>
+            </w:r>
+          </w:p>
+        </w:tc>
+      </w:tr>
+      <w:tr>
+        <w:tc>
+          <w:tcPr>
+            <w:tcW w:w="1068" w:type="dxa"/>
+          </w:tcPr>
+          <w:p>
+            <w:r>
+              <w:t>1.4.f</w:t>
+            </w:r>
+          </w:p>
+        </w:tc>
+        <w:tc>
+          <w:tcPr>
+            <w:tcW w:w="1508" w:type="dxa"/>
+          </w:tcPr>
+          <w:p>
+            <w:r>
+              <w:t>(blackjack)</w:t>
+            </w:r>
+            <w:r>
+              <w:br/>
+            </w:r>
+            <w:r>
+              <w:t>Output the total value of a deck</w:t>
+            </w:r>
+          </w:p>
+        </w:tc>
+        <w:tc>
+          <w:tcPr>
+            <w:tcW w:w="1441" w:type="dxa"/>
+          </w:tcPr>
+          <w:p>
+            <w:r>
+              <w:t>Boundary</w:t>
+            </w:r>
+          </w:p>
+        </w:tc>
+        <w:tc>
+          <w:tcPr>
+            <w:tcW w:w="3307" w:type="dxa"/>
+          </w:tcPr>
+          <w:p>
+            <w:r>
+              <w:t>Input a</w:t>
+            </w:r>
+            <w:r>
+              <w:t xml:space="preserve">n existing </w:t>
+            </w:r>
+            <w:r>
+              <w:t>deck of no cards</w:t>
+            </w:r>
+          </w:p>
+        </w:tc>
+        <w:tc>
+          <w:tcPr>
+            <w:tcW w:w="1428" w:type="dxa"/>
+          </w:tcPr>
+          <w:p>
+            <w:r>
+              <w:t>Outputs value of 0</w:t>
+            </w:r>
+          </w:p>
+        </w:tc>
+        <w:tc>
+          <w:tcPr>
+            <w:tcW w:w="884" w:type="dxa"/>
+          </w:tcPr>
+          <w:p/>
+        </w:tc>
+        <w:tc>
+          <w:tcPr>
+            <w:tcW w:w="1595" w:type="dxa"/>
+          </w:tcPr>
+          <w:p>
+            <w:r>
+              <w:t xml:space="preserve">Folder: “Card Testing” </w:t>
+            </w:r>
+            <w:r>
+              <w:br/>
+              <w:t>“1.4.</w:t>
+            </w:r>
+            <w:r>
+              <w:t>f</w:t>
+            </w:r>
+            <w:r>
+              <w:t>”.mp4</w:t>
+            </w:r>
+          </w:p>
+        </w:tc>
+      </w:tr>
+      <w:tr>
+        <w:tc>
+          <w:tcPr>
+            <w:tcW w:w="1068" w:type="dxa"/>
+          </w:tcPr>
+          <w:p>
+            <w:r>
               <w:t>1.2.post</w:t>
             </w:r>
           </w:p>
         </w:tc>
         <w:tc>
           <w:tcPr>
-            <w:tcW w:w="1714" w:type="dxa"/>
+            <w:tcW w:w="1508" w:type="dxa"/>
           </w:tcPr>
           <w:p>
             <w:r>
@@ -26287,13 +27705,12 @@
         </w:tc>
         <w:tc>
           <w:tcPr>
-            <w:tcW w:w="2478" w:type="dxa"/>
+            <w:tcW w:w="3307" w:type="dxa"/>
           </w:tcPr>
           <w:p>
             <w:r>
               <w:t xml:space="preserve">Run </w:t>
             </w:r>
-            <w:proofErr w:type="spellStart"/>
             <w:r>
               <w:t>S</w:t>
             </w:r>
@@ -26301,17 +27718,13 @@
               <w:t>huffle</w:t>
             </w:r>
             <w:r>
-              <w:t>Cards</w:t>
-            </w:r>
-            <w:proofErr w:type="spellEnd"/>
-            <w:r>
-              <w:t>()</w:t>
-            </w:r>
-            <w:r>
-              <w:t xml:space="preserve"> 100×</w:t>
-            </w:r>
-            <w:r>
-              <w:t xml:space="preserve"> and </w:t>
+              <w:t>Cards()</w:t>
+            </w:r>
+            <w:r>
+              <w:t xml:space="preserve"> 100</w:t>
+            </w:r>
+            <w:r>
+              <w:t xml:space="preserve">x and </w:t>
             </w:r>
             <w:r>
               <w:t>compare</w:t>
@@ -26326,7 +27739,7 @@
         </w:tc>
         <w:tc>
           <w:tcPr>
-            <w:tcW w:w="1946" w:type="dxa"/>
+            <w:tcW w:w="1428" w:type="dxa"/>
           </w:tcPr>
           <w:p>
             <w:r>
@@ -26336,13 +27749,13 @@
         </w:tc>
         <w:tc>
           <w:tcPr>
-            <w:tcW w:w="1560" w:type="dxa"/>
-          </w:tcPr>
-          <w:p/>
-        </w:tc>
-        <w:tc>
-          <w:tcPr>
-            <w:tcW w:w="708" w:type="dxa"/>
+            <w:tcW w:w="884" w:type="dxa"/>
+          </w:tcPr>
+          <w:p/>
+        </w:tc>
+        <w:tc>
+          <w:tcPr>
+            <w:tcW w:w="1595" w:type="dxa"/>
           </w:tcPr>
           <w:p/>
         </w:tc>
@@ -26412,7 +27825,6 @@
       </w:pPr>
       <w:bookmarkStart w:id="52" w:name="_Toc212183602"/>
       <w:r>
-        <w:lastRenderedPageBreak/>
         <w:t>Stage 2 – Blackjack Gameplay</w:t>
       </w:r>
       <w:bookmarkEnd w:id="52"/>
@@ -26492,6 +27904,7 @@
               <w:rPr>
                 <w:noProof/>
               </w:rPr>
+              <w:lastRenderedPageBreak/>
               <w:drawing>
                 <wp:inline distT="0" distB="0" distL="0" distR="0" wp14:anchorId="6AD2364E" wp14:editId="09FC40A7">
                   <wp:extent cx="3057098" cy="7095626"/>
@@ -26508,7 +27921,7 @@
                           <pic:cNvPicPr/>
                         </pic:nvPicPr>
                         <pic:blipFill>
-                          <a:blip r:embed="rId65"/>
+                          <a:blip r:embed="rId67"/>
                           <a:stretch>
                             <a:fillRect/>
                           </a:stretch>
@@ -26541,42 +27954,18 @@
           </w:p>
           <w:p>
             <w:r>
-              <w:t xml:space="preserve">It takes in two parameters players and </w:t>
-            </w:r>
-            <w:proofErr w:type="spellStart"/>
-            <w:r>
-              <w:t>dealersPot</w:t>
-            </w:r>
-            <w:proofErr w:type="spellEnd"/>
-            <w:r>
-              <w:t>.</w:t>
-            </w:r>
-          </w:p>
-          <w:p/>
-          <w:p/>
-          <w:p/>
-          <w:p/>
-          <w:p/>
-          <w:p/>
-          <w:p>
-            <w:r>
-              <w:t xml:space="preserve">It loops through each player assigning the value to </w:t>
-            </w:r>
-            <w:proofErr w:type="spellStart"/>
-            <w:r>
-              <w:t>dealersPot</w:t>
-            </w:r>
-            <w:proofErr w:type="spellEnd"/>
-            <w:r>
-              <w:t xml:space="preserve"> in a </w:t>
-            </w:r>
-            <w:proofErr w:type="spellStart"/>
-            <w:r>
-              <w:t>seperate</w:t>
-            </w:r>
-            <w:proofErr w:type="spellEnd"/>
-            <w:r>
-              <w:t xml:space="preserve"> index for each player. This will be used later on to calculate the players winnings. </w:t>
+              <w:t>It takes in two parameters players and dealersPot.</w:t>
+            </w:r>
+          </w:p>
+          <w:p/>
+          <w:p/>
+          <w:p/>
+          <w:p/>
+          <w:p/>
+          <w:p/>
+          <w:p>
+            <w:r>
+              <w:t xml:space="preserve">It loops through each player assigning the value to dealersPot in a seperate index for each player. This will be used later on to calculate the players winnings. </w:t>
             </w:r>
           </w:p>
           <w:p/>
@@ -26593,15 +27982,7 @@
           <w:p/>
           <w:p>
             <w:r>
-              <w:t xml:space="preserve">The subroutine is stops after assigning each bet to </w:t>
-            </w:r>
-            <w:proofErr w:type="spellStart"/>
-            <w:r>
-              <w:t>dealersPot</w:t>
-            </w:r>
-            <w:proofErr w:type="spellEnd"/>
-            <w:r>
-              <w:t xml:space="preserve"> and removing it from the each players currency.</w:t>
+              <w:t>The subroutine is stops after assigning each bet to dealersPot and removing it from the each players currency.</w:t>
             </w:r>
           </w:p>
         </w:tc>
@@ -26664,7 +28045,7 @@
                           <pic:cNvPicPr/>
                         </pic:nvPicPr>
                         <pic:blipFill>
-                          <a:blip r:embed="rId66"/>
+                          <a:blip r:embed="rId68"/>
                           <a:stretch>
                             <a:fillRect/>
                           </a:stretch>
@@ -26697,48 +28078,19 @@
           </w:p>
           <w:p>
             <w:r>
-              <w:t xml:space="preserve"> It loops through each player in </w:t>
-            </w:r>
-            <w:proofErr w:type="spellStart"/>
-            <w:r>
-              <w:t>accending</w:t>
-            </w:r>
-            <w:proofErr w:type="spellEnd"/>
-            <w:r>
-              <w:t xml:space="preserve"> order starting from player1.</w:t>
-            </w:r>
-          </w:p>
-          <w:p/>
-          <w:p>
-            <w:r>
-              <w:t>If the players input is stand their turn has ended and it will proceed to the next players turn. If it is hit it will deal the player another singular card using the “</w:t>
-            </w:r>
-            <w:proofErr w:type="spellStart"/>
-            <w:r>
-              <w:t>DealCards</w:t>
-            </w:r>
-            <w:proofErr w:type="spellEnd"/>
-            <w:r>
-              <w:t xml:space="preserve">()” subroutine output the players cards including the newly added card. If the total value of the cards exceeds 21 the player goes bust and is loses out on possible winnings. If the total doesn’t exceed 21 they are given the option to hit or stand until their cards total value exceeds 21 or they stand Then moving onto the n </w:t>
-            </w:r>
-            <w:proofErr w:type="spellStart"/>
-            <w:r>
-              <w:t>ext</w:t>
-            </w:r>
-            <w:proofErr w:type="spellEnd"/>
-            <w:r>
-              <w:t xml:space="preserve"> player or finishing the subroutine if all players have finished their turn.</w:t>
-            </w:r>
-          </w:p>
-          <w:p/>
-          <w:p>
-            <w:proofErr w:type="spellStart"/>
-            <w:r>
-              <w:t>playerResult</w:t>
-            </w:r>
-            <w:proofErr w:type="spellEnd"/>
-            <w:r>
-              <w:t xml:space="preserve"> will be used later on to calculate the winnings for each player.</w:t>
+              <w:t xml:space="preserve"> It loops through each player in accending order starting from player1.</w:t>
+            </w:r>
+          </w:p>
+          <w:p/>
+          <w:p>
+            <w:r>
+              <w:t>If the players input is stand their turn has ended and it will proceed to the next players turn. If it is hit it will deal the player another singular card using the “DealCards()” subroutine output the players cards including the newly added card. If the total value of the cards exceeds 21 the player goes bust and is loses out on possible winnings. If the total doesn’t exceed 21 they are given the option to hit or stand until their cards total value exceeds 21 or they stand Then moving onto the n ext player or finishing the subroutine if all players have finished their turn.</w:t>
+            </w:r>
+          </w:p>
+          <w:p/>
+          <w:p>
+            <w:r>
+              <w:t>playerResult will be used later on to calculate the winnings for each player.</w:t>
             </w:r>
           </w:p>
           <w:p/>
@@ -26806,7 +28158,7 @@
                           <pic:cNvPicPr/>
                         </pic:nvPicPr>
                         <pic:blipFill>
-                          <a:blip r:embed="rId67"/>
+                          <a:blip r:embed="rId69"/>
                           <a:stretch>
                             <a:fillRect/>
                           </a:stretch>
@@ -26834,26 +28186,13 @@
           </w:tcPr>
           <w:p>
             <w:r>
-              <w:t xml:space="preserve">Blackjack result takes in the parameters players and </w:t>
-            </w:r>
-            <w:proofErr w:type="spellStart"/>
-            <w:r>
-              <w:t>dealerResult</w:t>
-            </w:r>
-            <w:proofErr w:type="spellEnd"/>
-          </w:p>
-          <w:p/>
-          <w:p>
-            <w:r>
-              <w:t xml:space="preserve">The subroutine loops through each player and decides which players </w:t>
-            </w:r>
-            <w:proofErr w:type="spellStart"/>
-            <w:r>
-              <w:t>win,lose</w:t>
-            </w:r>
-            <w:proofErr w:type="spellEnd"/>
-            <w:r>
-              <w:t xml:space="preserve"> or draw depending on the dealers and the individual players card totals.</w:t>
+              <w:t>Blackjack result takes in the parameters players and dealerResult</w:t>
+            </w:r>
+          </w:p>
+          <w:p/>
+          <w:p>
+            <w:r>
+              <w:t>The subroutine loops through each player and decides which players win,lose or draw depending on the dealers and the individual players card totals.</w:t>
             </w:r>
           </w:p>
           <w:p>
@@ -26861,26 +28200,13 @@
               <w:t>If a player has already gone bust then they are automatically skipped as they have already lost. If the dealers cards exceed 21 then all players automatically win other than those who went “bust”. Otherwise if the players card total is equal to the dealers then it is a draw. If it less than the dealers it</w:t>
             </w:r>
             <w:r>
-              <w:t xml:space="preserve"> is a loss and if </w:t>
-            </w:r>
-            <w:proofErr w:type="spellStart"/>
-            <w:r>
-              <w:t>its</w:t>
-            </w:r>
-            <w:proofErr w:type="spellEnd"/>
-            <w:r>
-              <w:t xml:space="preserve"> above the dealers it is a win.</w:t>
-            </w:r>
-          </w:p>
-          <w:p/>
-          <w:p>
-            <w:proofErr w:type="spellStart"/>
-            <w:r>
-              <w:t>playerResult</w:t>
-            </w:r>
-            <w:proofErr w:type="spellEnd"/>
-            <w:r>
-              <w:t xml:space="preserve"> will be used to calculate the winnings later on</w:t>
+              <w:t xml:space="preserve"> is a loss and if its above the dealers it is a win.</w:t>
+            </w:r>
+          </w:p>
+          <w:p/>
+          <w:p>
+            <w:r>
+              <w:t>playerResult will be used to calculate the winnings later on</w:t>
             </w:r>
           </w:p>
         </w:tc>
@@ -26927,7 +28253,7 @@
               </w:rPr>
               <w:lastRenderedPageBreak/>
               <w:drawing>
-                <wp:inline distT="0" distB="0" distL="0" distR="0" wp14:anchorId="64B8FB74" wp14:editId="1077BC8C">
+                <wp:inline distT="0" distB="0" distL="0" distR="0" wp14:anchorId="64B8FB74" wp14:editId="261DF939">
                   <wp:extent cx="2588724" cy="7174236"/>
                   <wp:effectExtent l="0" t="0" r="2540" b="7620"/>
                   <wp:docPr id="826538610" name="Picture 2"/>
@@ -26944,7 +28270,7 @@
                           </pic:cNvPicPr>
                         </pic:nvPicPr>
                         <pic:blipFill>
-                          <a:blip r:embed="rId68" cstate="print">
+                          <a:blip r:embed="rId70" cstate="print">
                             <a:extLst>
                               <a:ext uri="{28A0092B-C50C-407E-A947-70E740481C1C}">
                                 <a14:useLocalDpi xmlns:a14="http://schemas.microsoft.com/office/drawing/2010/main" val="0"/>
@@ -27009,7 +28335,7 @@
                           <pic:cNvPicPr/>
                         </pic:nvPicPr>
                         <pic:blipFill>
-                          <a:blip r:embed="rId69"/>
+                          <a:blip r:embed="rId71"/>
                           <a:stretch>
                             <a:fillRect/>
                           </a:stretch>
@@ -27037,50 +28363,21 @@
           </w:tcPr>
           <w:p>
             <w:r>
-              <w:t xml:space="preserve">The </w:t>
-            </w:r>
-            <w:proofErr w:type="spellStart"/>
-            <w:r>
-              <w:t>BlackjackRound</w:t>
-            </w:r>
-            <w:proofErr w:type="spellEnd"/>
-            <w:r>
-              <w:t>() subroutine takes in players and dealer as a subroutine. It calls upon all the subroutines above in order with its own code to produce a full singular round of blackjack.</w:t>
-            </w:r>
-          </w:p>
-          <w:p/>
-          <w:p>
-            <w:r>
-              <w:t>*</w:t>
-            </w:r>
-            <w:proofErr w:type="spellStart"/>
-            <w:r>
-              <w:t>ShuffleDeck</w:t>
-            </w:r>
-            <w:proofErr w:type="spellEnd"/>
-            <w:r>
-              <w:t>()</w:t>
-            </w:r>
-          </w:p>
-          <w:p>
-            <w:r>
-              <w:t>At the start of each round it reshuffles the deck and resets certain variables (</w:t>
-            </w:r>
-            <w:proofErr w:type="spellStart"/>
-            <w:r>
-              <w:t>dealerCards</w:t>
-            </w:r>
-            <w:proofErr w:type="spellEnd"/>
-            <w:r>
-              <w:t xml:space="preserve">, </w:t>
-            </w:r>
-            <w:proofErr w:type="spellStart"/>
-            <w:r>
-              <w:t>playerCards</w:t>
-            </w:r>
-            <w:proofErr w:type="spellEnd"/>
-            <w:r>
-              <w:t xml:space="preserve"> etc</w:t>
+              <w:t>The BlackjackRound() subroutine takes in players and dealer as a subroutine. It calls upon all the subroutines above in order with its own code to produce a full singular round of blackjack.</w:t>
+            </w:r>
+          </w:p>
+          <w:p/>
+          <w:p>
+            <w:r>
+              <w:t>*ShuffleDeck()</w:t>
+            </w:r>
+          </w:p>
+          <w:p>
+            <w:r>
+              <w:t>At the start of each round it reshuffles the deck and resets certain variables (dealerCards</w:t>
+            </w:r>
+            <w:r>
+              <w:t>, playerCards etc</w:t>
             </w:r>
             <w:r>
               <w:t>) at the start of each round</w:t>
@@ -27088,45 +28385,13 @@
           </w:p>
           <w:p>
             <w:r>
-              <w:t xml:space="preserve">It then calls upon </w:t>
-            </w:r>
-            <w:proofErr w:type="spellStart"/>
-            <w:r>
-              <w:t>BlackjackAnte</w:t>
-            </w:r>
-            <w:proofErr w:type="spellEnd"/>
-            <w:r>
-              <w:t xml:space="preserve">() to input each players initial bet and </w:t>
-            </w:r>
-            <w:proofErr w:type="spellStart"/>
-            <w:r>
-              <w:t>and</w:t>
-            </w:r>
-            <w:proofErr w:type="spellEnd"/>
-            <w:r>
-              <w:t xml:space="preserve"> remove it from their currency.</w:t>
-            </w:r>
-          </w:p>
-          <w:p/>
-          <w:p>
-            <w:r>
-              <w:t xml:space="preserve">It then checks if the user will be integrating their own deck of cards, if so </w:t>
-            </w:r>
-            <w:proofErr w:type="spellStart"/>
-            <w:r>
-              <w:t>CardIntegration</w:t>
-            </w:r>
-            <w:proofErr w:type="spellEnd"/>
-            <w:r>
-              <w:t xml:space="preserve">() will be called upon to set up each players deck. If not then </w:t>
-            </w:r>
-            <w:proofErr w:type="spellStart"/>
-            <w:r>
-              <w:t>DealCards</w:t>
-            </w:r>
-            <w:proofErr w:type="spellEnd"/>
-            <w:r>
-              <w:t>() will be called upon to deal each player a deck of 2 cards.</w:t>
+              <w:t>It then calls upon BlackjackAnte() to input each players initial bet and and remove it from their currency.</w:t>
+            </w:r>
+          </w:p>
+          <w:p/>
+          <w:p>
+            <w:r>
+              <w:t>It then checks if the user will be integrating their own deck of cards, if so CardIntegration() will be called upon to set up each players deck. If not then DealCards() will be called upon to deal each player a deck of 2 cards.</w:t>
             </w:r>
           </w:p>
         </w:tc>
@@ -27161,7 +28426,7 @@
                           <pic:cNvPicPr/>
                         </pic:nvPicPr>
                         <pic:blipFill>
-                          <a:blip r:embed="rId70"/>
+                          <a:blip r:embed="rId72"/>
                           <a:stretch>
                             <a:fillRect/>
                           </a:stretch>
@@ -27194,66 +28459,30 @@
           </w:p>
           <w:p/>
           <w:p>
-            <w:proofErr w:type="spellStart"/>
-            <w:r>
-              <w:t>BlackjackHitStandCycle</w:t>
-            </w:r>
-            <w:proofErr w:type="spellEnd"/>
-            <w:r>
-              <w:t>() is called upon cycling through each players turn and deals with their inputs accordingly.</w:t>
-            </w:r>
-          </w:p>
-          <w:p/>
-          <w:p>
-            <w:r>
-              <w:t xml:space="preserve">The </w:t>
-            </w:r>
-            <w:proofErr w:type="spellStart"/>
-            <w:r>
-              <w:t>dealerCards</w:t>
-            </w:r>
-            <w:proofErr w:type="spellEnd"/>
-            <w:r>
-              <w:t xml:space="preserve"> is then outputted and the dealers turn starts </w:t>
-            </w:r>
-            <w:r>
-              <w:t xml:space="preserve">where the dealer will hit until the </w:t>
-            </w:r>
-            <w:proofErr w:type="spellStart"/>
-            <w:r>
-              <w:t>dealerCards</w:t>
-            </w:r>
-            <w:proofErr w:type="spellEnd"/>
-            <w:r>
-              <w:t xml:space="preserve"> total exceeds 17 displaying the </w:t>
-            </w:r>
-            <w:proofErr w:type="spellStart"/>
-            <w:r>
-              <w:t>dealerCards</w:t>
-            </w:r>
-            <w:proofErr w:type="spellEnd"/>
-            <w:r>
-              <w:t xml:space="preserve"> to the user each time a new card is added.</w:t>
-            </w:r>
-          </w:p>
-          <w:p/>
-          <w:p>
-            <w:proofErr w:type="spellStart"/>
-            <w:r>
-              <w:t>BlackjackResult</w:t>
-            </w:r>
-            <w:proofErr w:type="spellEnd"/>
-            <w:r>
-              <w:t>() is called upon to calculate the rounds result depending on card totals.</w:t>
-            </w:r>
-          </w:p>
-          <w:p/>
-          <w:p>
-            <w:proofErr w:type="spellStart"/>
+            <w:r>
+              <w:t>BlackjackHitStandCycle() is called upon cycling through each players turn and deals with their inputs accordingly.</w:t>
+            </w:r>
+          </w:p>
+          <w:p/>
+          <w:p>
+            <w:r>
+              <w:t xml:space="preserve">The dealerCards is then outputted and the dealers turn starts </w:t>
+            </w:r>
+            <w:r>
+              <w:t>where the dealer will hit until the dealerCards total exceeds 17 displaying the dealerCards to the user each time a new card is added.</w:t>
+            </w:r>
+          </w:p>
+          <w:p/>
+          <w:p>
+            <w:r>
+              <w:t>BlackjackResult() is called upon to calculate the rounds result depending on card totals.</w:t>
+            </w:r>
+          </w:p>
+          <w:p/>
+          <w:p>
             <w:r>
               <w:t>CalculateWinnings</w:t>
             </w:r>
-            <w:proofErr w:type="spellEnd"/>
             <w:r>
               <w:t>()</w:t>
             </w:r>
@@ -27269,32 +28498,14 @@
             <w:r>
               <w:t xml:space="preserve">ante bet (values within </w:t>
             </w:r>
-            <w:proofErr w:type="spellStart"/>
             <w:r>
               <w:t>dealersPot</w:t>
             </w:r>
-            <w:proofErr w:type="spellEnd"/>
             <w:r>
               <w:t>)</w:t>
             </w:r>
             <w:r>
-              <w:t xml:space="preserve"> and </w:t>
-            </w:r>
-            <w:proofErr w:type="spellStart"/>
-            <w:r>
-              <w:t>playerResult</w:t>
-            </w:r>
-            <w:proofErr w:type="spellEnd"/>
-            <w:r>
-              <w:t xml:space="preserve"> from </w:t>
-            </w:r>
-            <w:proofErr w:type="spellStart"/>
-            <w:r>
-              <w:t>BlackjackResult</w:t>
-            </w:r>
-            <w:proofErr w:type="spellEnd"/>
-            <w:r>
-              <w:t>()</w:t>
+              <w:t xml:space="preserve"> and playerResult from BlackjackResult()</w:t>
             </w:r>
           </w:p>
           <w:p/>
@@ -27444,7 +28655,7 @@
                           <pic:cNvPicPr/>
                         </pic:nvPicPr>
                         <pic:blipFill>
-                          <a:blip r:embed="rId71"/>
+                          <a:blip r:embed="rId73"/>
                           <a:stretch>
                             <a:fillRect/>
                           </a:stretch>
@@ -27475,23 +28686,7 @@
               <w:t xml:space="preserve">This is the subroutine for the </w:t>
             </w:r>
             <w:r>
-              <w:t xml:space="preserve">initial “ante” bet in blackjack. I decided to have the dealers pot as a list of 4  </w:t>
-            </w:r>
-            <w:proofErr w:type="spellStart"/>
-            <w:r>
-              <w:t>indexs</w:t>
-            </w:r>
-            <w:proofErr w:type="spellEnd"/>
-            <w:r>
-              <w:t xml:space="preserve"> for the 4 different players as it will be able to hold and distinguish which bet is whose. When playing poker the </w:t>
-            </w:r>
-            <w:proofErr w:type="spellStart"/>
-            <w:r>
-              <w:t>dealersPot</w:t>
-            </w:r>
-            <w:proofErr w:type="spellEnd"/>
-            <w:r>
-              <w:t xml:space="preserve"> list will be added all together when calculating the winnings so it works out well that way.</w:t>
+              <w:t>initial “ante” bet in blackjack. I decided to have the dealers pot as a list of 4  indexs for the 4 different players as it will be able to hold and distinguish which bet is whose. When playing poker the dealersPot list will be added all together when calculating the winnings so it works out well that way.</w:t>
             </w:r>
             <w:r>
               <w:br/>
@@ -27534,7 +28729,7 @@
                           <pic:cNvPicPr/>
                         </pic:nvPicPr>
                         <pic:blipFill>
-                          <a:blip r:embed="rId72"/>
+                          <a:blip r:embed="rId74"/>
                           <a:stretch>
                             <a:fillRect/>
                           </a:stretch>
@@ -27562,15 +28757,7 @@
           </w:tcPr>
           <w:p>
             <w:r>
-              <w:t xml:space="preserve">I added int(…) around input to make sure calculations are not made with string versions of the input </w:t>
-            </w:r>
-            <w:proofErr w:type="spellStart"/>
-            <w:r>
-              <w:t>e.g</w:t>
-            </w:r>
-            <w:proofErr w:type="spellEnd"/>
-            <w:r>
-              <w:t xml:space="preserve"> “200” instead of 200</w:t>
+              <w:t>I added int(…) around input to make sure calculations are not made with string versions of the input e.g “200” instead of 200</w:t>
             </w:r>
           </w:p>
         </w:tc>
@@ -27606,7 +28793,7 @@
                           <pic:cNvPicPr/>
                         </pic:nvPicPr>
                         <pic:blipFill>
-                          <a:blip r:embed="rId73"/>
+                          <a:blip r:embed="rId75"/>
                           <a:stretch>
                             <a:fillRect/>
                           </a:stretch>
@@ -27660,7 +28847,7 @@
                           <pic:cNvPicPr/>
                         </pic:nvPicPr>
                         <pic:blipFill>
-                          <a:blip r:embed="rId74"/>
+                          <a:blip r:embed="rId76"/>
                           <a:stretch>
                             <a:fillRect/>
                           </a:stretch>
@@ -27708,7 +28895,7 @@
                           <pic:cNvPicPr/>
                         </pic:nvPicPr>
                         <pic:blipFill>
-                          <a:blip r:embed="rId75"/>
+                          <a:blip r:embed="rId77"/>
                           <a:stretch>
                             <a:fillRect/>
                           </a:stretch>
@@ -27810,7 +28997,7 @@
                           <pic:cNvPicPr/>
                         </pic:nvPicPr>
                         <pic:blipFill>
-                          <a:blip r:embed="rId76"/>
+                          <a:blip r:embed="rId78"/>
                           <a:stretch>
                             <a:fillRect/>
                           </a:stretch>
@@ -27941,7 +29128,7 @@
                           <pic:cNvPicPr/>
                         </pic:nvPicPr>
                         <pic:blipFill>
-                          <a:blip r:embed="rId77"/>
+                          <a:blip r:embed="rId79"/>
                           <a:stretch>
                             <a:fillRect/>
                           </a:stretch>
@@ -27969,46 +29156,14 @@
           </w:tcPr>
           <w:p>
             <w:r>
-              <w:t>I subtracted 1 off the length of players list as without it I assumed it would cause “</w:t>
-            </w:r>
-            <w:proofErr w:type="spellStart"/>
-            <w:r>
-              <w:t>i</w:t>
-            </w:r>
-            <w:proofErr w:type="spellEnd"/>
-            <w:r>
-              <w:t xml:space="preserve">” to increment 0,1,2,3,4. looping 5 times for 4 players causing an error but instead it increments 0,1,2. When subtracting 1 only showing 3 players ignoring the 4th so </w:t>
-            </w:r>
-            <w:proofErr w:type="spellStart"/>
-            <w:r>
-              <w:t>i</w:t>
-            </w:r>
-            <w:proofErr w:type="spellEnd"/>
-            <w:r>
-              <w:t xml:space="preserve"> removed it off all my for “</w:t>
-            </w:r>
-            <w:proofErr w:type="spellStart"/>
-            <w:r>
-              <w:t>i</w:t>
-            </w:r>
-            <w:proofErr w:type="spellEnd"/>
-            <w:r>
-              <w:t>” in range(length) loops</w:t>
+              <w:t>I subtracted 1 off the length of players list as without it I assumed it would cause “i” to increment 0,1,2,3,4. looping 5 times for 4 players causing an error but instead it increments 0,1,2. When subtracting 1 only showing 3 players ignoring the 4th so i removed it off all my for “i” in range(length) loops</w:t>
             </w:r>
             <w:r>
               <w:br/>
             </w:r>
             <w:r>
               <w:br/>
-              <w:t>I also forgot to add [</w:t>
-            </w:r>
-            <w:proofErr w:type="spellStart"/>
-            <w:r>
-              <w:t>i</w:t>
-            </w:r>
-            <w:proofErr w:type="spellEnd"/>
-            <w:r>
-              <w:t>] at the end of dealers pot when subtracting it from the players currency so I added this.</w:t>
+              <w:t>I also forgot to add [i] at the end of dealers pot when subtracting it from the players currency so I added this.</w:t>
             </w:r>
           </w:p>
           <w:p/>
@@ -28048,7 +29203,7 @@
                           <pic:cNvPicPr/>
                         </pic:nvPicPr>
                         <pic:blipFill>
-                          <a:blip r:embed="rId78"/>
+                          <a:blip r:embed="rId80"/>
                           <a:stretch>
                             <a:fillRect/>
                           </a:stretch>
@@ -28112,7 +29267,7 @@
                           <pic:cNvPicPr/>
                         </pic:nvPicPr>
                         <pic:blipFill>
-                          <a:blip r:embed="rId79"/>
+                          <a:blip r:embed="rId81"/>
                           <a:stretch>
                             <a:fillRect/>
                           </a:stretch>
@@ -28190,7 +29345,7 @@
                           <pic:cNvPicPr/>
                         </pic:nvPicPr>
                         <pic:blipFill>
-                          <a:blip r:embed="rId80"/>
+                          <a:blip r:embed="rId82"/>
                           <a:stretch>
                             <a:fillRect/>
                           </a:stretch>
@@ -28254,7 +29409,7 @@
                           <pic:cNvPicPr/>
                         </pic:nvPicPr>
                         <pic:blipFill>
-                          <a:blip r:embed="rId81"/>
+                          <a:blip r:embed="rId83"/>
                           <a:stretch>
                             <a:fillRect/>
                           </a:stretch>
@@ -28341,7 +29496,7 @@
                           <pic:cNvPicPr/>
                         </pic:nvPicPr>
                         <pic:blipFill>
-                          <a:blip r:embed="rId82"/>
+                          <a:blip r:embed="rId84"/>
                           <a:stretch>
                             <a:fillRect/>
                           </a:stretch>
@@ -28369,31 +29524,7 @@
           </w:tcPr>
           <w:p>
             <w:r>
-              <w:t xml:space="preserve">I removed the parameter </w:t>
-            </w:r>
-            <w:proofErr w:type="spellStart"/>
-            <w:r>
-              <w:t>gamemode</w:t>
-            </w:r>
-            <w:proofErr w:type="spellEnd"/>
-            <w:r>
-              <w:t xml:space="preserve"> and replaced the </w:t>
-            </w:r>
-            <w:proofErr w:type="spellStart"/>
-            <w:r>
-              <w:t>gamemode</w:t>
-            </w:r>
-            <w:proofErr w:type="spellEnd"/>
-            <w:r>
-              <w:t xml:space="preserve"> parameter in </w:t>
-            </w:r>
-            <w:proofErr w:type="spellStart"/>
-            <w:r>
-              <w:t>CardValue</w:t>
-            </w:r>
-            <w:proofErr w:type="spellEnd"/>
-            <w:r>
-              <w:t xml:space="preserve"> to “blackjack” as it is an unnecessary parameter because poker does not need to calculate the total card value at any point in time </w:t>
+              <w:t xml:space="preserve">I removed the parameter gamemode and replaced the gamemode parameter in CardValue to “blackjack” as it is an unnecessary parameter because poker does not need to calculate the total card value at any point in time </w:t>
             </w:r>
           </w:p>
         </w:tc>
@@ -28448,7 +29579,7 @@
                           <pic:cNvPicPr/>
                         </pic:nvPicPr>
                         <pic:blipFill>
-                          <a:blip r:embed="rId83"/>
+                          <a:blip r:embed="rId85"/>
                           <a:stretch>
                             <a:fillRect/>
                           </a:stretch>
@@ -28483,23 +29614,7 @@
             </w:r>
             <w:r>
               <w:br/>
-              <w:t xml:space="preserve">I have added an </w:t>
-            </w:r>
-            <w:proofErr w:type="spellStart"/>
-            <w:r>
-              <w:t>elif</w:t>
-            </w:r>
-            <w:proofErr w:type="spellEnd"/>
-            <w:r>
-              <w:t xml:space="preserve"> branch for stand to make integrating the </w:t>
-            </w:r>
-            <w:proofErr w:type="spellStart"/>
-            <w:r>
-              <w:t>pygame</w:t>
-            </w:r>
-            <w:proofErr w:type="spellEnd"/>
-            <w:r>
-              <w:t xml:space="preserve"> GUI easier as </w:t>
+              <w:t xml:space="preserve">I have added an elif branch for stand to make integrating the pygame GUI easier as </w:t>
             </w:r>
             <w:r>
               <w:t>the code block</w:t>
@@ -28508,15 +29623,7 @@
               <w:t xml:space="preserve"> will be able to slot </w:t>
             </w:r>
             <w:r>
-              <w:t xml:space="preserve">in under the </w:t>
-            </w:r>
-            <w:proofErr w:type="spellStart"/>
-            <w:r>
-              <w:t>elif</w:t>
-            </w:r>
-            <w:proofErr w:type="spellEnd"/>
-            <w:r>
-              <w:t xml:space="preserve"> instead of writing new if branches in the future.</w:t>
+              <w:t>in under the elif instead of writing new if branches in the future.</w:t>
             </w:r>
           </w:p>
           <w:p/>
@@ -28587,13 +29694,8 @@
             <w:tcW w:w="5807" w:type="dxa"/>
           </w:tcPr>
           <w:p>
-            <w:proofErr w:type="spellStart"/>
-            <w:r>
-              <w:t>BlackjackResult</w:t>
-            </w:r>
-            <w:proofErr w:type="spellEnd"/>
-            <w:r>
-              <w:t>() subroutine</w:t>
+            <w:r>
+              <w:t>BlackjackResult() subroutine</w:t>
             </w:r>
           </w:p>
         </w:tc>
@@ -28633,7 +29735,7 @@
                           <pic:cNvPicPr/>
                         </pic:nvPicPr>
                         <pic:blipFill>
-                          <a:blip r:embed="rId84"/>
+                          <a:blip r:embed="rId86"/>
                           <a:stretch>
                             <a:fillRect/>
                           </a:stretch>
@@ -28734,7 +29836,7 @@
                           <pic:cNvPicPr/>
                         </pic:nvPicPr>
                         <pic:blipFill>
-                          <a:blip r:embed="rId85"/>
+                          <a:blip r:embed="rId87"/>
                           <a:stretch>
                             <a:fillRect/>
                           </a:stretch>
@@ -28774,7 +29876,7 @@
                           <pic:cNvPicPr/>
                         </pic:nvPicPr>
                         <pic:blipFill>
-                          <a:blip r:embed="rId86"/>
+                          <a:blip r:embed="rId88"/>
                           <a:stretch>
                             <a:fillRect/>
                           </a:stretch>
@@ -28820,23 +29922,7 @@
           <w:p/>
           <w:p>
             <w:r>
-              <w:t xml:space="preserve">It starts by resetting variables for the dealer and each player and shuffling the cards. If the user is integrating their own deck of cards </w:t>
-            </w:r>
-            <w:proofErr w:type="spellStart"/>
-            <w:r>
-              <w:t>CardIntegration</w:t>
-            </w:r>
-            <w:proofErr w:type="spellEnd"/>
-            <w:r>
-              <w:t xml:space="preserve"> will be used to deal the initial 2 cards to the players instead of the </w:t>
-            </w:r>
-            <w:proofErr w:type="spellStart"/>
-            <w:r>
-              <w:t>DealCards</w:t>
-            </w:r>
-            <w:proofErr w:type="spellEnd"/>
-            <w:r>
-              <w:t xml:space="preserve"> subroutine.</w:t>
+              <w:t>It starts by resetting variables for the dealer and each player and shuffling the cards. If the user is integrating their own deck of cards CardIntegration will be used to deal the initial 2 cards to the players instead of the DealCards subroutine.</w:t>
             </w:r>
             <w:r>
               <w:br/>
@@ -28847,23 +29933,7 @@
           </w:p>
           <w:p>
             <w:r>
-              <w:t xml:space="preserve">I have indicated the </w:t>
-            </w:r>
-            <w:proofErr w:type="spellStart"/>
-            <w:r>
-              <w:t>CalculateWinnings</w:t>
-            </w:r>
-            <w:proofErr w:type="spellEnd"/>
-            <w:r>
-              <w:t xml:space="preserve">() subroutine slots in underneath </w:t>
-            </w:r>
-            <w:proofErr w:type="spellStart"/>
-            <w:r>
-              <w:t>BlackjackResult</w:t>
-            </w:r>
-            <w:proofErr w:type="spellEnd"/>
-            <w:r>
-              <w:t xml:space="preserve"> as it hasn’t been coded as of this stage but will be corrected at the end of stage 3.</w:t>
+              <w:t>I have indicated the CalculateWinnings() subroutine slots in underneath BlackjackResult as it hasn’t been coded as of this stage but will be corrected at the end of stage 3.</w:t>
             </w:r>
             <w:r>
               <w:br/>
@@ -28914,7 +29984,7 @@
                           <pic:cNvPicPr/>
                         </pic:nvPicPr>
                         <pic:blipFill>
-                          <a:blip r:embed="rId87"/>
+                          <a:blip r:embed="rId89"/>
                           <a:stretch>
                             <a:fillRect/>
                           </a:stretch>
@@ -28961,7 +30031,7 @@
                           <pic:cNvPicPr/>
                         </pic:nvPicPr>
                         <pic:blipFill>
-                          <a:blip r:embed="rId88"/>
+                          <a:blip r:embed="rId90"/>
                           <a:stretch>
                             <a:fillRect/>
                           </a:stretch>
@@ -29001,7 +30071,7 @@
                           <pic:cNvPicPr/>
                         </pic:nvPicPr>
                         <pic:blipFill>
-                          <a:blip r:embed="rId89"/>
+                          <a:blip r:embed="rId91"/>
                           <a:stretch>
                             <a:fillRect/>
                           </a:stretch>
@@ -29029,15 +30099,7 @@
           </w:tcPr>
           <w:p>
             <w:r>
-              <w:t xml:space="preserve">I have added the dealers turn code and finished adding outputs (which will be replaced when integrating the </w:t>
-            </w:r>
-            <w:proofErr w:type="spellStart"/>
-            <w:r>
-              <w:t>pygame</w:t>
-            </w:r>
-            <w:proofErr w:type="spellEnd"/>
-            <w:r>
-              <w:t xml:space="preserve"> GUI)</w:t>
+              <w:t>I have added the dealers turn code and finished adding outputs (which will be replaced when integrating the pygame GUI)</w:t>
             </w:r>
             <w:r>
               <w:br/>
@@ -29104,7 +30166,7 @@
                           <pic:cNvPicPr/>
                         </pic:nvPicPr>
                         <pic:blipFill>
-                          <a:blip r:embed="rId90"/>
+                          <a:blip r:embed="rId92"/>
                           <a:stretch>
                             <a:fillRect/>
                           </a:stretch>
@@ -29367,13 +30429,8 @@
             <w:tcW w:w="1655" w:type="dxa"/>
           </w:tcPr>
           <w:p>
-            <w:proofErr w:type="spellStart"/>
-            <w:r>
-              <w:t>BlackjackAnte</w:t>
-            </w:r>
-            <w:proofErr w:type="spellEnd"/>
-            <w:r>
-              <w:t>()</w:t>
+            <w:r>
+              <w:t>BlackjackAnte()</w:t>
             </w:r>
           </w:p>
         </w:tc>
@@ -29393,46 +30450,15 @@
           </w:tcPr>
           <w:p>
             <w:r>
-              <w:t>print(players[</w:t>
-            </w:r>
-            <w:proofErr w:type="spellStart"/>
-            <w:r>
-              <w:t>i</w:t>
-            </w:r>
-            <w:proofErr w:type="spellEnd"/>
-            <w:r>
-              <w:t>][_CURRENCY])</w:t>
+              <w:t>print(players[i][_CURRENCY])</w:t>
             </w:r>
             <w:r>
               <w:br/>
-            </w:r>
-            <w:proofErr w:type="spellStart"/>
-            <w:r>
-              <w:t>BlackJackAnte</w:t>
-            </w:r>
-            <w:proofErr w:type="spellEnd"/>
-            <w:r>
-              <w:t>(</w:t>
-            </w:r>
-            <w:proofErr w:type="spellStart"/>
-            <w:r>
-              <w:t>players,dealersPot</w:t>
-            </w:r>
-            <w:proofErr w:type="spellEnd"/>
-            <w:r>
-              <w:t>)</w:t>
+              <w:t>BlackJackAnte(players,dealersPot)</w:t>
             </w:r>
             <w:r>
               <w:br/>
-              <w:t>print(players[</w:t>
-            </w:r>
-            <w:proofErr w:type="spellStart"/>
-            <w:r>
-              <w:t>i</w:t>
-            </w:r>
-            <w:proofErr w:type="spellEnd"/>
-            <w:r>
-              <w:t>][_CURRENCY])</w:t>
+              <w:t>print(players[i][_CURRENCY])</w:t>
             </w:r>
           </w:p>
           <w:p/>
@@ -29472,13 +30498,8 @@
             <w:tcW w:w="1655" w:type="dxa"/>
           </w:tcPr>
           <w:p>
-            <w:proofErr w:type="spellStart"/>
-            <w:r>
-              <w:t>BlackjackAnte</w:t>
-            </w:r>
-            <w:proofErr w:type="spellEnd"/>
-            <w:r>
-              <w:t>()</w:t>
+            <w:r>
+              <w:t>BlackjackAnte()</w:t>
             </w:r>
           </w:p>
         </w:tc>
@@ -29955,16 +30976,7 @@
       </w:pPr>
       <w:r>
         <w:lastRenderedPageBreak/>
-        <w:t xml:space="preserve">Stage </w:t>
-      </w:r>
-      <w:r>
-        <w:t>3</w:t>
-      </w:r>
-      <w:r>
-        <w:t xml:space="preserve"> – </w:t>
-      </w:r>
-      <w:r>
-        <w:t>Currency System</w:t>
+        <w:t>Stage 3 – Currency System</w:t>
       </w:r>
     </w:p>
     <w:p>
@@ -30008,13 +31020,8 @@
             <w:tcW w:w="4508" w:type="dxa"/>
           </w:tcPr>
           <w:p>
-            <w:proofErr w:type="spellStart"/>
-            <w:r>
-              <w:t>BlackjackWinningsCalulation</w:t>
-            </w:r>
-            <w:proofErr w:type="spellEnd"/>
-            <w:r>
-              <w:t>()</w:t>
+            <w:r>
+              <w:t>BlackjackWinningsCalulation()</w:t>
             </w:r>
           </w:p>
         </w:tc>
@@ -30032,6 +31039,9 @@
           </w:tcPr>
           <w:p>
             <w:r>
+              <w:rPr>
+                <w:noProof/>
+              </w:rPr>
               <w:drawing>
                 <wp:inline distT="0" distB="0" distL="0" distR="0" wp14:anchorId="37123F72" wp14:editId="7D1FA20C">
                   <wp:extent cx="3079530" cy="3000375"/>
@@ -30048,7 +31058,7 @@
                           <pic:cNvPicPr/>
                         </pic:nvPicPr>
                         <pic:blipFill>
-                          <a:blip r:embed="rId91"/>
+                          <a:blip r:embed="rId93"/>
                           <a:stretch>
                             <a:fillRect/>
                           </a:stretch>
@@ -30074,7 +31084,11 @@
           <w:tcPr>
             <w:tcW w:w="4508" w:type="dxa"/>
           </w:tcPr>
-          <w:p/>
+          <w:p>
+            <w:r>
+              <w:t>This subroutine loops through each player calculating their winnings and applying the calculation to their total currency</w:t>
+            </w:r>
+          </w:p>
         </w:tc>
       </w:tr>
       <w:tr>
@@ -31901,7 +32915,7 @@
   <w:style w:type="paragraph" w:default="1" w:styleId="Normal">
     <w:name w:val="Normal"/>
     <w:qFormat/>
-    <w:rsid w:val="00466B2A"/>
+    <w:rsid w:val="00A61B52"/>
   </w:style>
   <w:style w:type="paragraph" w:styleId="Heading1">
     <w:name w:val="heading 1"/>
@@ -32883,7 +33897,7 @@
     <w:charset w:val="00"/>
     <w:family w:val="swiss"/>
     <w:pitch w:val="variable"/>
-    <w:sig w:usb0="E4002EFF" w:usb1="C200247B" w:usb2="00000009" w:usb3="00000000" w:csb0="000001FF" w:csb1="00000000"/>
+    <w:sig w:usb0="E4002EFF" w:usb1="C000247B" w:usb2="00000009" w:usb3="00000000" w:csb0="000001FF" w:csb1="00000000"/>
   </w:font>
   <w:font w:name="Cambria Math">
     <w:panose1 w:val="02040503050406030204"/>
@@ -32924,12 +33938,14 @@
     <w:rsid w:val="0037623B"/>
     <w:rsid w:val="00382615"/>
     <w:rsid w:val="00390AE9"/>
+    <w:rsid w:val="003A63D9"/>
     <w:rsid w:val="003D0EAB"/>
     <w:rsid w:val="003E2C47"/>
     <w:rsid w:val="003F2572"/>
     <w:rsid w:val="004066FD"/>
     <w:rsid w:val="00411D24"/>
     <w:rsid w:val="00463C9C"/>
+    <w:rsid w:val="004906AD"/>
     <w:rsid w:val="004952BE"/>
     <w:rsid w:val="00506A54"/>
     <w:rsid w:val="005428A6"/>
@@ -32959,6 +33975,7 @@
     <w:rsid w:val="00A00D18"/>
     <w:rsid w:val="00A05E69"/>
     <w:rsid w:val="00A64ACB"/>
+    <w:rsid w:val="00AA1B01"/>
     <w:rsid w:val="00AB09B4"/>
     <w:rsid w:val="00AD47E5"/>
     <w:rsid w:val="00AE2BA7"/>

--- a/The Cards Collective.docx
+++ b/The Cards Collective.docx
@@ -2,6 +2,8 @@
 <file path=word/document.xml><?xml version="1.0" encoding="utf-8"?>
 <w:document xmlns:wpc="http://schemas.microsoft.com/office/word/2010/wordprocessingCanvas" xmlns:cx="http://schemas.microsoft.com/office/drawing/2014/chartex" xmlns:cx1="http://schemas.microsoft.com/office/drawing/2015/9/8/chartex" xmlns:cx2="http://schemas.microsoft.com/office/drawing/2015/10/21/chartex" xmlns:cx3="http://schemas.microsoft.com/office/drawing/2016/5/9/chartex" xmlns:cx4="http://schemas.microsoft.com/office/drawing/2016/5/10/chartex" xmlns:cx5="http://schemas.microsoft.com/office/drawing/2016/5/11/chartex" xmlns:cx6="http://schemas.microsoft.com/office/drawing/2016/5/12/chartex" xmlns:cx7="http://schemas.microsoft.com/office/drawing/2016/5/13/chartex" xmlns:cx8="http://schemas.microsoft.com/office/drawing/2016/5/14/chartex" xmlns:mc="http://schemas.openxmlformats.org/markup-compatibility/2006" xmlns:aink="http://schemas.microsoft.com/office/drawing/2016/ink" xmlns:am3d="http://schemas.microsoft.com/office/drawing/2017/model3d" xmlns:o="urn:schemas-microsoft-com:office:office" xmlns:oel="http://schemas.microsoft.com/office/2019/extlst" xmlns:r="http://schemas.openxmlformats.org/officeDocument/2006/relationships" xmlns:m="http://schemas.openxmlformats.org/officeDocument/2006/math" xmlns:v="urn:schemas-microsoft-com:vml" xmlns:wp14="http://schemas.microsoft.com/office/word/2010/wordprocessingDrawing" xmlns:wp="http://schemas.openxmlformats.org/drawingml/2006/wordprocessingDrawing" xmlns:w10="urn:schemas-microsoft-com:office:word" xmlns:w="http://schemas.openxmlformats.org/wordprocessingml/2006/main" xmlns:w14="http://schemas.microsoft.com/office/word/2010/wordml" xmlns:w15="http://schemas.microsoft.com/office/word/2012/wordml" xmlns:w16cex="http://schemas.microsoft.com/office/word/2018/wordml/cex" xmlns:w16cid="http://schemas.microsoft.com/office/word/2016/wordml/cid" xmlns:w16="http://schemas.microsoft.com/office/word/2018/wordml" xmlns:w16du="http://schemas.microsoft.com/office/word/2023/wordml/word16du" xmlns:w16sdtdh="http://schemas.microsoft.com/office/word/2020/wordml/sdtdatahash" xmlns:w16sdtfl="http://schemas.microsoft.com/office/word/2024/wordml/sdtformatlock" xmlns:w16se="http://schemas.microsoft.com/office/word/2015/wordml/symex" xmlns:wpg="http://schemas.microsoft.com/office/word/2010/wordprocessingGroup" xmlns:wpi="http://schemas.microsoft.com/office/word/2010/wordprocessingInk" xmlns:wne="http://schemas.microsoft.com/office/word/2006/wordml" xmlns:wps="http://schemas.microsoft.com/office/word/2010/wordprocessingShape" mc:Ignorable="w14 w15 w16se w16cid w16 w16cex w16sdtdh w16sdtfl w16du wp14">
   <w:body>
+    <w:bookmarkStart w:id="0" w:name="_Hlk215144704" w:displacedByCustomXml="next"/>
+    <w:bookmarkEnd w:id="0" w:displacedByCustomXml="next"/>
     <w:sdt>
       <w:sdtPr>
         <w:id w:val="991454082"/>
@@ -293,6 +295,7 @@
                         <w:szCs w:val="28"/>
                       </w:rPr>
                     </w:pPr>
+                    <w:proofErr w:type="spellStart"/>
                     <w:r>
                       <w:rPr>
                         <w:b/>
@@ -301,7 +304,18 @@
                         <w:sz w:val="28"/>
                         <w:szCs w:val="28"/>
                       </w:rPr>
-                      <w:t>Xx/xx/25</w:t>
+                      <w:t>Xx</w:t>
+                    </w:r>
+                    <w:proofErr w:type="spellEnd"/>
+                    <w:r>
+                      <w:rPr>
+                        <w:b/>
+                        <w:bCs/>
+                        <w:color w:val="000000" w:themeColor="text1"/>
+                        <w:sz w:val="28"/>
+                        <w:szCs w:val="28"/>
+                      </w:rPr>
+                      <w:t>/xx/25</w:t>
                     </w:r>
                   </w:p>
                 </w:sdtContent>
@@ -5172,12 +5186,12 @@
       <w:pPr>
         <w:pStyle w:val="Heading1"/>
       </w:pPr>
-      <w:bookmarkStart w:id="0" w:name="_Toc215046251"/>
+      <w:bookmarkStart w:id="1" w:name="_Toc215046251"/>
       <w:r>
         <w:lastRenderedPageBreak/>
         <w:t>Analysis</w:t>
       </w:r>
-      <w:bookmarkEnd w:id="0"/>
+      <w:bookmarkEnd w:id="1"/>
     </w:p>
     <w:p>
       <w:r>
@@ -5398,22 +5412,22 @@
       <w:pPr>
         <w:pStyle w:val="Heading2"/>
       </w:pPr>
-      <w:bookmarkStart w:id="1" w:name="_Toc215046252"/>
+      <w:bookmarkStart w:id="2" w:name="_Toc215046252"/>
       <w:r>
         <w:lastRenderedPageBreak/>
         <w:t>Similar Games:</w:t>
       </w:r>
-      <w:bookmarkEnd w:id="1"/>
+      <w:bookmarkEnd w:id="2"/>
     </w:p>
     <w:p>
       <w:pPr>
         <w:pStyle w:val="Heading3"/>
       </w:pPr>
-      <w:bookmarkStart w:id="2" w:name="_Toc215046253"/>
+      <w:bookmarkStart w:id="3" w:name="_Toc215046253"/>
       <w:r>
         <w:t>Prominence Poker</w:t>
       </w:r>
-      <w:bookmarkEnd w:id="2"/>
+      <w:bookmarkEnd w:id="3"/>
     </w:p>
     <w:p>
       <w:pPr>
@@ -5604,6 +5618,7 @@
           <w:bCs/>
         </w:rPr>
       </w:pPr>
+      <w:proofErr w:type="spellStart"/>
       <w:r>
         <w:rPr>
           <w:b/>
@@ -5618,6 +5633,7 @@
         </w:rPr>
         <w:t>modes</w:t>
       </w:r>
+      <w:proofErr w:type="spellEnd"/>
       <w:r>
         <w:rPr>
           <w:b/>
@@ -5858,7 +5874,15 @@
             </w:r>
             <w:proofErr w:type="gramEnd"/>
             <w:r>
-              <w:t xml:space="preserve"> size on the table e.g barely any money = a couple chips on the table, lots of money = piles of chips on the table</w:t>
+              <w:t xml:space="preserve"> size on the table </w:t>
+            </w:r>
+            <w:proofErr w:type="spellStart"/>
+            <w:r>
+              <w:t>e.g</w:t>
+            </w:r>
+            <w:proofErr w:type="spellEnd"/>
+            <w:r>
+              <w:t xml:space="preserve"> barely any money = a couple chips on the table, lots of money = piles of chips on the table</w:t>
             </w:r>
           </w:p>
         </w:tc>
@@ -5870,10 +5894,12 @@
             <w:r>
               <w:t xml:space="preserve">I </w:t>
             </w:r>
+            <w:proofErr w:type="spellStart"/>
             <w:proofErr w:type="gramStart"/>
             <w:r>
               <w:t>wont</w:t>
             </w:r>
+            <w:proofErr w:type="spellEnd"/>
             <w:proofErr w:type="gramEnd"/>
             <w:r>
               <w:t xml:space="preserve"> be integrating online play as there are already loads of games like this that use it and it will bring too much competition while my game is supposed to be relax</w:t>
@@ -5908,7 +5934,15 @@
               <w:t>I will be moving forward the</w:t>
             </w:r>
             <w:r>
-              <w:t xml:space="preserve"> (Texas Holdem)</w:t>
+              <w:t xml:space="preserve"> (Texas </w:t>
+            </w:r>
+            <w:proofErr w:type="spellStart"/>
+            <w:r>
+              <w:t>Holdem</w:t>
+            </w:r>
+            <w:proofErr w:type="spellEnd"/>
+            <w:r>
+              <w:t>)</w:t>
             </w:r>
             <w:r>
               <w:t xml:space="preserve"> 2 card poker as it is</w:t>
@@ -5916,8 +5950,13 @@
             <w:r>
               <w:t xml:space="preserve"> easier than other variations of poker </w:t>
             </w:r>
-            <w:r>
-              <w:t xml:space="preserve">e.g </w:t>
+            <w:proofErr w:type="spellStart"/>
+            <w:r>
+              <w:t>e.g</w:t>
+            </w:r>
+            <w:proofErr w:type="spellEnd"/>
+            <w:r>
+              <w:t xml:space="preserve"> </w:t>
             </w:r>
             <w:r>
               <w:t>3 card poker</w:t>
@@ -5969,12 +6008,12 @@
       <w:pPr>
         <w:pStyle w:val="Heading3"/>
       </w:pPr>
-      <w:bookmarkStart w:id="3" w:name="_Toc215046254"/>
+      <w:bookmarkStart w:id="4" w:name="_Toc215046254"/>
       <w:r>
         <w:lastRenderedPageBreak/>
         <w:t>Blackjack Championship</w:t>
       </w:r>
-      <w:bookmarkEnd w:id="3"/>
+      <w:bookmarkEnd w:id="4"/>
     </w:p>
     <w:p>
       <w:pPr>
@@ -6239,6 +6278,7 @@
           <w:numId w:val="3"/>
         </w:numPr>
       </w:pPr>
+      <w:proofErr w:type="spellStart"/>
       <w:r>
         <w:rPr>
           <w:b/>
@@ -6253,6 +6293,7 @@
         </w:rPr>
         <w:t>modes</w:t>
       </w:r>
+      <w:proofErr w:type="spellEnd"/>
       <w:r>
         <w:rPr>
           <w:b/>
@@ -6441,7 +6482,15 @@
               <w:t xml:space="preserve">have the table in a similar position </w:t>
             </w:r>
             <w:r>
-              <w:t>but I wil have multiple different types for my user to choose from.</w:t>
+              <w:t xml:space="preserve">but I </w:t>
+            </w:r>
+            <w:proofErr w:type="spellStart"/>
+            <w:r>
+              <w:t>wil</w:t>
+            </w:r>
+            <w:proofErr w:type="spellEnd"/>
+            <w:r>
+              <w:t xml:space="preserve"> have multiple different types for my user to choose from.</w:t>
             </w:r>
           </w:p>
         </w:tc>
@@ -6453,13 +6502,31 @@
             <w:r>
               <w:t xml:space="preserve">I </w:t>
             </w:r>
+            <w:proofErr w:type="spellStart"/>
             <w:proofErr w:type="gramStart"/>
             <w:r>
               <w:t>wont</w:t>
             </w:r>
+            <w:proofErr w:type="spellEnd"/>
             <w:proofErr w:type="gramEnd"/>
             <w:r>
-              <w:t xml:space="preserve"> be adding profile pictures or country flags in my game as it is unnecessary when other players are next to eachother (local multiplayer) and can be easily identified by their username aswell.</w:t>
+              <w:t xml:space="preserve"> be adding profile pictures or country flags in my game as it is unnecessary when other players are next to </w:t>
+            </w:r>
+            <w:proofErr w:type="spellStart"/>
+            <w:r>
+              <w:t>eachother</w:t>
+            </w:r>
+            <w:proofErr w:type="spellEnd"/>
+            <w:r>
+              <w:t xml:space="preserve"> (local multiplayer) and can be easily identified by their username </w:t>
+            </w:r>
+            <w:proofErr w:type="spellStart"/>
+            <w:r>
+              <w:t>aswell</w:t>
+            </w:r>
+            <w:proofErr w:type="spellEnd"/>
+            <w:r>
+              <w:t>.</w:t>
             </w:r>
           </w:p>
         </w:tc>
@@ -6504,10 +6571,12 @@
             <w:r>
               <w:t xml:space="preserve">I </w:t>
             </w:r>
+            <w:proofErr w:type="spellStart"/>
             <w:proofErr w:type="gramStart"/>
             <w:r>
               <w:t>wont</w:t>
             </w:r>
+            <w:proofErr w:type="spellEnd"/>
             <w:proofErr w:type="gramEnd"/>
             <w:r>
               <w:t xml:space="preserve"> be integrating the jackpot as that strays from the </w:t>
@@ -6545,10 +6614,12 @@
             <w:r>
               <w:t xml:space="preserve">I </w:t>
             </w:r>
+            <w:proofErr w:type="spellStart"/>
             <w:proofErr w:type="gramStart"/>
             <w:r>
               <w:t>wont</w:t>
             </w:r>
+            <w:proofErr w:type="spellEnd"/>
             <w:proofErr w:type="gramEnd"/>
             <w:r>
               <w:t xml:space="preserve"> be adding</w:t>
@@ -6577,12 +6648,12 @@
       <w:pPr>
         <w:pStyle w:val="Heading3"/>
       </w:pPr>
-      <w:bookmarkStart w:id="4" w:name="_Toc215046255"/>
+      <w:bookmarkStart w:id="5" w:name="_Toc215046255"/>
       <w:r>
         <w:lastRenderedPageBreak/>
         <w:t>Poker club</w:t>
       </w:r>
-      <w:bookmarkEnd w:id="4"/>
+      <w:bookmarkEnd w:id="5"/>
     </w:p>
     <w:p>
       <w:pPr>
@@ -6777,12 +6848,21 @@
           <w:numId w:val="1"/>
         </w:numPr>
       </w:pPr>
+      <w:proofErr w:type="spellStart"/>
       <w:r>
         <w:rPr>
           <w:b/>
           <w:bCs/>
         </w:rPr>
-        <w:t>Gamemodes:</w:t>
+        <w:t>Gamemodes</w:t>
+      </w:r>
+      <w:proofErr w:type="spellEnd"/>
+      <w:r>
+        <w:rPr>
+          <w:b/>
+          <w:bCs/>
+        </w:rPr>
+        <w:t>:</w:t>
       </w:r>
       <w:r>
         <w:t xml:space="preserve">  Poker        </w:t>
@@ -6952,7 +7032,15 @@
           </w:tcPr>
           <w:p>
             <w:r>
-              <w:t>I won’t be integrating hands/arms into the game as I feel this is abit over the top and ruins the simplistic gameplay I am aiming for</w:t>
+              <w:t xml:space="preserve">I won’t be integrating hands/arms into the game as I feel this is </w:t>
+            </w:r>
+            <w:proofErr w:type="spellStart"/>
+            <w:r>
+              <w:t>abit</w:t>
+            </w:r>
+            <w:proofErr w:type="spellEnd"/>
+            <w:r>
+              <w:t xml:space="preserve"> over the top and ruins the simplistic gameplay I am aiming for</w:t>
             </w:r>
           </w:p>
         </w:tc>
@@ -7000,22 +7088,22 @@
       <w:pPr>
         <w:pStyle w:val="Heading2"/>
       </w:pPr>
-      <w:bookmarkStart w:id="5" w:name="_Toc215046256"/>
+      <w:bookmarkStart w:id="6" w:name="_Toc215046256"/>
       <w:r>
         <w:lastRenderedPageBreak/>
         <w:t>Stakeholders:</w:t>
       </w:r>
-      <w:bookmarkEnd w:id="5"/>
+      <w:bookmarkEnd w:id="6"/>
     </w:p>
     <w:p>
       <w:pPr>
         <w:pStyle w:val="Heading3"/>
       </w:pPr>
-      <w:bookmarkStart w:id="6" w:name="_Toc215046257"/>
+      <w:bookmarkStart w:id="7" w:name="_Toc215046257"/>
       <w:r>
         <w:t>End User:</w:t>
       </w:r>
-      <w:bookmarkEnd w:id="6"/>
+      <w:bookmarkEnd w:id="7"/>
     </w:p>
     <w:p>
       <w:r>
@@ -7175,7 +7263,15 @@
         <w:t xml:space="preserve"> via </w:t>
       </w:r>
       <w:r>
-        <w:t>the “french fries” currency.</w:t>
+        <w:t>the “</w:t>
+      </w:r>
+      <w:proofErr w:type="spellStart"/>
+      <w:r>
+        <w:t>french</w:t>
+      </w:r>
+      <w:proofErr w:type="spellEnd"/>
+      <w:r>
+        <w:t xml:space="preserve"> fries” currency.</w:t>
       </w:r>
     </w:p>
     <w:p>
@@ -7227,11 +7323,11 @@
       <w:pPr>
         <w:pStyle w:val="Heading3"/>
       </w:pPr>
-      <w:bookmarkStart w:id="7" w:name="_Toc215046258"/>
+      <w:bookmarkStart w:id="8" w:name="_Toc215046258"/>
       <w:r>
         <w:t>Survey:</w:t>
       </w:r>
-      <w:bookmarkEnd w:id="7"/>
+      <w:bookmarkEnd w:id="8"/>
     </w:p>
     <w:p>
       <w:r>
@@ -7263,24 +7359,24 @@
       <w:pPr>
         <w:pStyle w:val="Heading2"/>
       </w:pPr>
-      <w:bookmarkStart w:id="8" w:name="_Toc215046259"/>
+      <w:bookmarkStart w:id="9" w:name="_Toc215046259"/>
       <w:r>
         <w:t>In-Game Features</w:t>
       </w:r>
       <w:r>
         <w:t>:</w:t>
       </w:r>
-      <w:bookmarkEnd w:id="8"/>
+      <w:bookmarkEnd w:id="9"/>
     </w:p>
     <w:p>
       <w:pPr>
         <w:pStyle w:val="Heading3"/>
       </w:pPr>
-      <w:bookmarkStart w:id="9" w:name="_Toc215046260"/>
+      <w:bookmarkStart w:id="10" w:name="_Toc215046260"/>
       <w:r>
         <w:t>Currency (chips/fries):</w:t>
       </w:r>
-      <w:bookmarkEnd w:id="9"/>
+      <w:bookmarkEnd w:id="10"/>
     </w:p>
     <w:p>
       <w:pPr>
@@ -7383,12 +7479,12 @@
       <w:pPr>
         <w:pStyle w:val="Heading3"/>
       </w:pPr>
-      <w:bookmarkStart w:id="10" w:name="_Toc215046261"/>
+      <w:bookmarkStart w:id="11" w:name="_Toc215046261"/>
       <w:r>
         <w:lastRenderedPageBreak/>
         <w:t>Physical card integration</w:t>
       </w:r>
-      <w:bookmarkEnd w:id="10"/>
+      <w:bookmarkEnd w:id="11"/>
     </w:p>
     <w:p>
       <w:pPr>
@@ -7419,11 +7515,11 @@
       <w:pPr>
         <w:pStyle w:val="Heading3"/>
       </w:pPr>
-      <w:bookmarkStart w:id="11" w:name="_Toc215046262"/>
+      <w:bookmarkStart w:id="12" w:name="_Toc215046262"/>
       <w:r>
         <w:t>Menu</w:t>
       </w:r>
-      <w:bookmarkEnd w:id="11"/>
+      <w:bookmarkEnd w:id="12"/>
     </w:p>
     <w:p>
       <w:pPr>
@@ -7523,11 +7619,11 @@
       <w:pPr>
         <w:pStyle w:val="Heading3"/>
       </w:pPr>
-      <w:bookmarkStart w:id="12" w:name="_Toc215046263"/>
+      <w:bookmarkStart w:id="13" w:name="_Toc215046263"/>
       <w:r>
         <w:t>Rules/How to play</w:t>
       </w:r>
-      <w:bookmarkEnd w:id="12"/>
+      <w:bookmarkEnd w:id="13"/>
     </w:p>
     <w:p>
       <w:pPr>
@@ -7651,12 +7747,12 @@
       <w:pPr>
         <w:pStyle w:val="Heading3"/>
       </w:pPr>
-      <w:bookmarkStart w:id="13" w:name="_Toc215046264"/>
+      <w:bookmarkStart w:id="14" w:name="_Toc215046264"/>
       <w:r>
         <w:lastRenderedPageBreak/>
         <w:t>Poker card value hints</w:t>
       </w:r>
-      <w:bookmarkEnd w:id="13"/>
+      <w:bookmarkEnd w:id="14"/>
     </w:p>
     <w:p>
       <w:pPr>
@@ -7669,7 +7765,15 @@
         <w:t xml:space="preserve"> valued</w:t>
       </w:r>
       <w:r>
-        <w:t xml:space="preserve"> feature for the gameplay in poker as even experienced poker players may need a reminder on the rankings of different card combinations e.g    3 pair (3 of the same value card) is higher than 2 pair (2 of the same card value)</w:t>
+        <w:t xml:space="preserve"> feature for the gameplay in poker as even experienced poker players may need a reminder on the rankings of different card combinations </w:t>
+      </w:r>
+      <w:proofErr w:type="spellStart"/>
+      <w:r>
+        <w:t>e.g</w:t>
+      </w:r>
+      <w:proofErr w:type="spellEnd"/>
+      <w:r>
+        <w:t xml:space="preserve">    3 pair (3 of the same value card) is higher than 2 pair (2 of the same card value)</w:t>
       </w:r>
     </w:p>
     <w:p/>
@@ -7677,18 +7781,26 @@
       <w:pPr>
         <w:pStyle w:val="Heading3"/>
       </w:pPr>
-      <w:bookmarkStart w:id="14" w:name="_Toc215046265"/>
+      <w:bookmarkStart w:id="15" w:name="_Toc215046265"/>
       <w:r>
         <w:t>Poker card peek</w:t>
       </w:r>
-      <w:bookmarkEnd w:id="14"/>
+      <w:bookmarkEnd w:id="15"/>
     </w:p>
     <w:p>
       <w:pPr>
         <w:ind w:left="720"/>
       </w:pPr>
       <w:r>
-        <w:t xml:space="preserve">The sneak peek feature in the poker game mode in my project is essential for gameplay especially in local multiplayer as other players musn’t be able to see what cards you have but you must be able to see and make decisions based upon them. To sneak peek at your cards </w:t>
+        <w:t xml:space="preserve">The sneak peek feature in the poker game mode in my project is essential for gameplay especially in local multiplayer as other players </w:t>
+      </w:r>
+      <w:proofErr w:type="spellStart"/>
+      <w:r>
+        <w:t>musn’t</w:t>
+      </w:r>
+      <w:proofErr w:type="spellEnd"/>
+      <w:r>
+        <w:t xml:space="preserve"> be able to see what cards you have but you must be able to see and make decisions based upon them. To sneak peek at your cards </w:t>
       </w:r>
       <w:proofErr w:type="gramStart"/>
       <w:r>
@@ -7714,11 +7826,11 @@
       <w:pPr>
         <w:pStyle w:val="Heading3"/>
       </w:pPr>
-      <w:bookmarkStart w:id="15" w:name="_Toc215046266"/>
+      <w:bookmarkStart w:id="16" w:name="_Toc215046266"/>
       <w:r>
         <w:t>Local multiplayer</w:t>
       </w:r>
-      <w:bookmarkEnd w:id="15"/>
+      <w:bookmarkEnd w:id="16"/>
     </w:p>
     <w:p>
       <w:pPr>
@@ -7732,11 +7844,11 @@
       <w:pPr>
         <w:pStyle w:val="Heading3"/>
       </w:pPr>
-      <w:bookmarkStart w:id="16" w:name="_Toc215046267"/>
+      <w:bookmarkStart w:id="17" w:name="_Toc215046267"/>
       <w:r>
         <w:t>Save progress locally (W/L ratio, currency balance, game history, etc)</w:t>
       </w:r>
-      <w:bookmarkEnd w:id="16"/>
+      <w:bookmarkEnd w:id="17"/>
     </w:p>
     <w:p>
       <w:pPr>
@@ -7758,11 +7870,11 @@
       <w:pPr>
         <w:pStyle w:val="Heading3"/>
       </w:pPr>
-      <w:bookmarkStart w:id="17" w:name="_Toc215046268"/>
+      <w:bookmarkStart w:id="18" w:name="_Toc215046268"/>
       <w:r>
         <w:t>Leaderboard</w:t>
       </w:r>
-      <w:bookmarkEnd w:id="17"/>
+      <w:bookmarkEnd w:id="18"/>
     </w:p>
     <w:p>
       <w:pPr>
@@ -7797,7 +7909,7 @@
           <w:bCs/>
         </w:rPr>
       </w:pPr>
-      <w:bookmarkStart w:id="18" w:name="_Toc215046269"/>
+      <w:bookmarkStart w:id="19" w:name="_Toc215046269"/>
       <w:r>
         <w:rPr>
           <w:bCs/>
@@ -7805,17 +7917,17 @@
         <w:lastRenderedPageBreak/>
         <w:t>Limitations:</w:t>
       </w:r>
-      <w:bookmarkEnd w:id="18"/>
+      <w:bookmarkEnd w:id="19"/>
     </w:p>
     <w:p>
       <w:pPr>
         <w:pStyle w:val="Heading3"/>
       </w:pPr>
-      <w:bookmarkStart w:id="19" w:name="_Toc215046270"/>
+      <w:bookmarkStart w:id="20" w:name="_Toc215046270"/>
       <w:r>
         <w:t>Online play:</w:t>
       </w:r>
-      <w:bookmarkEnd w:id="19"/>
+      <w:bookmarkEnd w:id="20"/>
     </w:p>
     <w:p>
       <w:pPr>
@@ -7942,11 +8054,11 @@
       <w:pPr>
         <w:pStyle w:val="Heading3"/>
       </w:pPr>
-      <w:bookmarkStart w:id="20" w:name="_Toc215046271"/>
+      <w:bookmarkStart w:id="21" w:name="_Toc215046271"/>
       <w:r>
         <w:t>Slot machine</w:t>
       </w:r>
-      <w:bookmarkEnd w:id="20"/>
+      <w:bookmarkEnd w:id="21"/>
     </w:p>
     <w:p>
       <w:pPr>
@@ -7960,11 +8072,11 @@
       <w:pPr>
         <w:pStyle w:val="Heading3"/>
       </w:pPr>
-      <w:bookmarkStart w:id="21" w:name="_Toc215046272"/>
+      <w:bookmarkStart w:id="22" w:name="_Toc215046272"/>
       <w:r>
         <w:t>Real currency cash out</w:t>
       </w:r>
-      <w:bookmarkEnd w:id="21"/>
+      <w:bookmarkEnd w:id="22"/>
     </w:p>
     <w:p>
       <w:pPr>
@@ -7973,10 +8085,12 @@
       <w:r>
         <w:t xml:space="preserve">This feature is not essential nor necessary. I </w:t>
       </w:r>
+      <w:proofErr w:type="spellStart"/>
       <w:proofErr w:type="gramStart"/>
       <w:r>
         <w:t>wont</w:t>
       </w:r>
+      <w:proofErr w:type="spellEnd"/>
       <w:proofErr w:type="gramEnd"/>
       <w:r>
         <w:t xml:space="preserve"> be adding this feature as it aims towards a different target audience and will ruin the casual and fun feel to Cards Collective.</w:t>
@@ -7987,12 +8101,12 @@
       <w:pPr>
         <w:pStyle w:val="Heading3"/>
       </w:pPr>
-      <w:bookmarkStart w:id="22" w:name="_Toc215046273"/>
+      <w:bookmarkStart w:id="23" w:name="_Toc215046273"/>
       <w:r>
         <w:lastRenderedPageBreak/>
         <w:t>Different playing card and table options</w:t>
       </w:r>
-      <w:bookmarkEnd w:id="22"/>
+      <w:bookmarkEnd w:id="23"/>
     </w:p>
     <w:p>
       <w:pPr>
@@ -8015,11 +8129,11 @@
       <w:pPr>
         <w:pStyle w:val="Heading2"/>
       </w:pPr>
-      <w:bookmarkStart w:id="23" w:name="_Toc215046274"/>
+      <w:bookmarkStart w:id="24" w:name="_Toc215046274"/>
       <w:r>
         <w:t>Requirements:</w:t>
       </w:r>
-      <w:bookmarkEnd w:id="23"/>
+      <w:bookmarkEnd w:id="24"/>
     </w:p>
     <w:p/>
     <w:p>
@@ -8471,14 +8585,14 @@
       <w:pPr>
         <w:pStyle w:val="Heading3"/>
       </w:pPr>
-      <w:bookmarkStart w:id="24" w:name="_Toc215046275"/>
+      <w:bookmarkStart w:id="25" w:name="_Toc215046275"/>
       <w:r>
         <w:t>Success Criteri</w:t>
       </w:r>
       <w:r>
         <w:t>a:</w:t>
       </w:r>
-      <w:bookmarkEnd w:id="24"/>
+      <w:bookmarkEnd w:id="25"/>
     </w:p>
     <w:tbl>
       <w:tblPr>
@@ -8854,7 +8968,15 @@
               <w:t>Every time a card would be delt to a player</w:t>
             </w:r>
             <w:r>
-              <w:t xml:space="preserve"> (e.g Hit)</w:t>
+              <w:t xml:space="preserve"> (</w:t>
+            </w:r>
+            <w:proofErr w:type="spellStart"/>
+            <w:r>
+              <w:t>e.g</w:t>
+            </w:r>
+            <w:proofErr w:type="spellEnd"/>
+            <w:r>
+              <w:t xml:space="preserve"> Hit)</w:t>
             </w:r>
             <w:r>
               <w:t xml:space="preserve"> the system will</w:t>
@@ -9102,14 +9224,21 @@
               <w:t>p</w:t>
             </w:r>
             <w:r>
-              <w:t>lay with/against for blackjack and poker gamemodes</w:t>
-            </w:r>
+              <w:t xml:space="preserve">lay with/against for blackjack and poker </w:t>
+            </w:r>
+            <w:proofErr w:type="spellStart"/>
+            <w:r>
+              <w:t>gamemodes</w:t>
+            </w:r>
+            <w:proofErr w:type="spellEnd"/>
             <w:r>
               <w:t>. (</w:t>
             </w:r>
+            <w:proofErr w:type="spellStart"/>
             <w:r>
               <w:t>dequeing</w:t>
             </w:r>
+            <w:proofErr w:type="spellEnd"/>
             <w:r>
               <w:t xml:space="preserve"> these cards from the </w:t>
             </w:r>
@@ -10040,8 +10169,13 @@
           </w:tcPr>
           <w:p>
             <w:r>
-              <w:t>Applies win, loss</w:t>
-            </w:r>
+              <w:t xml:space="preserve">Applies win, </w:t>
+            </w:r>
+            <w:proofErr w:type="spellStart"/>
+            <w:r>
+              <w:t>loss</w:t>
+            </w:r>
+            <w:proofErr w:type="spellEnd"/>
             <w:r>
               <w:t xml:space="preserve"> </w:t>
             </w:r>
@@ -11222,10 +11356,12 @@
             <w:gridSpan w:val="2"/>
           </w:tcPr>
           <w:p>
+            <w:proofErr w:type="spellStart"/>
             <w:proofErr w:type="gramStart"/>
             <w:r>
               <w:t>Lets</w:t>
             </w:r>
+            <w:proofErr w:type="spellEnd"/>
             <w:proofErr w:type="gramEnd"/>
             <w:r>
               <w:t xml:space="preserve"> the active player temporarily reveal only their cards on screen while other players look away so they know what they have been delt</w:t>
@@ -11624,13 +11760,18 @@
             <w:r>
               <w:t>Execute player choice (</w:t>
             </w:r>
+            <w:proofErr w:type="spellStart"/>
             <w:proofErr w:type="gramStart"/>
             <w:r>
               <w:t>fold,check</w:t>
             </w:r>
             <w:proofErr w:type="gramEnd"/>
             <w:r>
-              <w:t xml:space="preserve">,raise, all in) </w:t>
+              <w:t>,raise</w:t>
+            </w:r>
+            <w:proofErr w:type="spellEnd"/>
+            <w:r>
+              <w:t xml:space="preserve">, all in) </w:t>
             </w:r>
           </w:p>
         </w:tc>
@@ -11707,7 +11848,15 @@
           </w:tcPr>
           <w:p>
             <w:r>
-              <w:t>Fold (e.g give up) removes player from the turn cycle for the rest of the round and counts as a loss losing out on any winnings</w:t>
+              <w:t>Fold (</w:t>
+            </w:r>
+            <w:proofErr w:type="spellStart"/>
+            <w:r>
+              <w:t>e.g</w:t>
+            </w:r>
+            <w:proofErr w:type="spellEnd"/>
+            <w:r>
+              <w:t xml:space="preserve"> give up) removes player from the turn cycle for the rest of the round and counts as a loss losing out on any winnings</w:t>
             </w:r>
           </w:p>
         </w:tc>
@@ -11877,7 +12026,15 @@
           </w:tcPr>
           <w:p>
             <w:r>
-              <w:t>Call (i.e call bluff) subtracts the amount of the current bet from players currency and finishes turn</w:t>
+              <w:t>Call (</w:t>
+            </w:r>
+            <w:proofErr w:type="spellStart"/>
+            <w:r>
+              <w:t>i.e</w:t>
+            </w:r>
+            <w:proofErr w:type="spellEnd"/>
+            <w:r>
+              <w:t xml:space="preserve"> call bluff) subtracts the amount of the current bet from players currency and finishes turn</w:t>
             </w:r>
           </w:p>
         </w:tc>
@@ -12552,7 +12709,15 @@
               <w:t xml:space="preserve"> has its own </w:t>
             </w:r>
             <w:r>
-              <w:t>card image e.g queen of hearts</w:t>
+              <w:t xml:space="preserve">card image </w:t>
+            </w:r>
+            <w:proofErr w:type="spellStart"/>
+            <w:r>
+              <w:t>e.g</w:t>
+            </w:r>
+            <w:proofErr w:type="spellEnd"/>
+            <w:r>
+              <w:t xml:space="preserve"> queen of hearts</w:t>
             </w:r>
             <w:r>
               <w:t xml:space="preserve">, ace of spades, 4 of diamonds, etc </w:t>
@@ -12561,7 +12726,15 @@
               <w:t>each card being in the correct precise position of the screen</w:t>
             </w:r>
             <w:r>
-              <w:t xml:space="preserve"> (player1 cards being infront of dealer or player2)</w:t>
+              <w:t xml:space="preserve"> (player1 cards being </w:t>
+            </w:r>
+            <w:proofErr w:type="spellStart"/>
+            <w:r>
+              <w:t>infront</w:t>
+            </w:r>
+            <w:proofErr w:type="spellEnd"/>
+            <w:r>
+              <w:t xml:space="preserve"> of dealer or player2)</w:t>
             </w:r>
             <w:r>
               <w:t xml:space="preserve"> </w:t>
@@ -13407,10 +13580,12 @@
             <w:r>
               <w:t xml:space="preserve">Loads (from an external file) an existing/previous players total </w:t>
             </w:r>
+            <w:proofErr w:type="spellStart"/>
             <w:proofErr w:type="gramStart"/>
             <w:r>
               <w:t>wins,draws</w:t>
             </w:r>
+            <w:proofErr w:type="spellEnd"/>
             <w:proofErr w:type="gramEnd"/>
             <w:r>
               <w:t xml:space="preserve"> and losses</w:t>
@@ -13884,9 +14059,14 @@
             <w:r>
               <w:t>Load(</w:t>
             </w:r>
+            <w:proofErr w:type="spellStart"/>
             <w:proofErr w:type="gramEnd"/>
             <w:r>
-              <w:t>ing data) error handling</w:t>
+              <w:t>ing</w:t>
+            </w:r>
+            <w:proofErr w:type="spellEnd"/>
+            <w:r>
+              <w:t xml:space="preserve"> data) error handling</w:t>
             </w:r>
           </w:p>
         </w:tc>
@@ -13952,11 +14132,11 @@
       <w:pPr>
         <w:pStyle w:val="Heading3"/>
       </w:pPr>
-      <w:bookmarkStart w:id="25" w:name="_Toc215046276"/>
+      <w:bookmarkStart w:id="26" w:name="_Toc215046276"/>
       <w:r>
         <w:t>Hardware requirements:</w:t>
       </w:r>
-      <w:bookmarkEnd w:id="25"/>
+      <w:bookmarkEnd w:id="26"/>
     </w:p>
     <w:p>
       <w:r>
@@ -14070,7 +14250,15 @@
         <w:t>installati</w:t>
       </w:r>
       <w:r>
-        <w:t xml:space="preserve">on of Python, PyGame library, </w:t>
+        <w:t xml:space="preserve">on of Python, </w:t>
+      </w:r>
+      <w:proofErr w:type="spellStart"/>
+      <w:r>
+        <w:t>PyGame</w:t>
+      </w:r>
+      <w:proofErr w:type="spellEnd"/>
+      <w:r>
+        <w:t xml:space="preserve"> library, </w:t>
       </w:r>
       <w:r>
         <w:t>images and save files</w:t>
@@ -14095,7 +14283,15 @@
         <w:t xml:space="preserve">This is required for </w:t>
       </w:r>
       <w:r>
-        <w:t>rendering PyGame and processing</w:t>
+        <w:t xml:space="preserve">rendering </w:t>
+      </w:r>
+      <w:proofErr w:type="spellStart"/>
+      <w:r>
+        <w:t>PyGame</w:t>
+      </w:r>
+      <w:proofErr w:type="spellEnd"/>
+      <w:r>
+        <w:t xml:space="preserve"> and processing</w:t>
       </w:r>
       <w:r>
         <w:t xml:space="preserve"> python</w:t>
@@ -14144,8 +14340,13 @@
       <w:r>
         <w:t xml:space="preserve">the </w:t>
       </w:r>
-      <w:r>
-        <w:t xml:space="preserve">PyGame </w:t>
+      <w:proofErr w:type="spellStart"/>
+      <w:r>
+        <w:t>PyGame</w:t>
+      </w:r>
+      <w:proofErr w:type="spellEnd"/>
+      <w:r>
+        <w:t xml:space="preserve"> </w:t>
       </w:r>
       <w:r>
         <w:t>GUI performance is smooth and not choppy</w:t>
@@ -14154,7 +14355,15 @@
     <w:p>
       <w:r>
         <w:tab/>
-        <w:t>Python requires atleast 2GB RAM</w:t>
+        <w:t xml:space="preserve">Python requires </w:t>
+      </w:r>
+      <w:proofErr w:type="spellStart"/>
+      <w:r>
+        <w:t>atleast</w:t>
+      </w:r>
+      <w:proofErr w:type="spellEnd"/>
+      <w:r>
+        <w:t xml:space="preserve"> 2GB RAM</w:t>
       </w:r>
       <w:r>
         <w:t xml:space="preserve"> according to </w:t>
@@ -14208,11 +14417,11 @@
       <w:pPr>
         <w:pStyle w:val="Heading3"/>
       </w:pPr>
-      <w:bookmarkStart w:id="26" w:name="_Toc215046277"/>
+      <w:bookmarkStart w:id="27" w:name="_Toc215046277"/>
       <w:r>
         <w:t>Software Requirements:</w:t>
       </w:r>
-      <w:bookmarkEnd w:id="26"/>
+      <w:bookmarkEnd w:id="27"/>
     </w:p>
     <w:p>
       <w:r>
@@ -14251,10 +14460,18 @@
         <w:t>ing</w:t>
       </w:r>
       <w:r>
-        <w:t xml:space="preserve"> systems support python and py</w:t>
-      </w:r>
-      <w:r>
-        <w:t>game, allowing cross-platform compatibility for end users</w:t>
+        <w:t xml:space="preserve"> systems support python and </w:t>
+      </w:r>
+      <w:proofErr w:type="spellStart"/>
+      <w:r>
+        <w:t>py</w:t>
+      </w:r>
+      <w:r>
+        <w:t>game</w:t>
+      </w:r>
+      <w:proofErr w:type="spellEnd"/>
+      <w:r>
+        <w:t>, allowing cross-platform compatibility for end users</w:t>
       </w:r>
       <w:r>
         <w:t>.</w:t>
@@ -14306,12 +14523,21 @@
       </w:r>
     </w:p>
     <w:p>
+      <w:proofErr w:type="spellStart"/>
       <w:r>
         <w:rPr>
           <w:b/>
           <w:bCs/>
         </w:rPr>
-        <w:t xml:space="preserve">PyGame </w:t>
+        <w:t>PyGame</w:t>
+      </w:r>
+      <w:proofErr w:type="spellEnd"/>
+      <w:r>
+        <w:rPr>
+          <w:b/>
+          <w:bCs/>
+        </w:rPr>
+        <w:t xml:space="preserve"> </w:t>
       </w:r>
       <w:r>
         <w:rPr>
@@ -14340,10 +14566,18 @@
       </w:r>
       <w:proofErr w:type="gramEnd"/>
       <w:r>
-        <w:t xml:space="preserve"> the code is in python and PyG</w:t>
-      </w:r>
-      <w:r>
-        <w:t xml:space="preserve">ame so </w:t>
+        <w:t xml:space="preserve"> the code is in python and </w:t>
+      </w:r>
+      <w:proofErr w:type="spellStart"/>
+      <w:r>
+        <w:t>PyG</w:t>
+      </w:r>
+      <w:r>
+        <w:t>ame</w:t>
+      </w:r>
+      <w:proofErr w:type="spellEnd"/>
+      <w:r>
+        <w:t xml:space="preserve"> so </w:t>
       </w:r>
       <w:r>
         <w:t>they</w:t>
@@ -14383,12 +14617,12 @@
       <w:pPr>
         <w:pStyle w:val="Heading2"/>
       </w:pPr>
-      <w:bookmarkStart w:id="27" w:name="_Toc215046278"/>
+      <w:bookmarkStart w:id="28" w:name="_Toc215046278"/>
       <w:r>
         <w:lastRenderedPageBreak/>
         <w:t>Computational Methods:</w:t>
       </w:r>
-      <w:bookmarkEnd w:id="27"/>
+      <w:bookmarkEnd w:id="28"/>
     </w:p>
     <w:p>
       <w:r>
@@ -14421,7 +14655,7 @@
       <w:pPr>
         <w:pStyle w:val="Heading3"/>
       </w:pPr>
-      <w:bookmarkStart w:id="28" w:name="_Toc215046279"/>
+      <w:bookmarkStart w:id="29" w:name="_Toc215046279"/>
       <w:r>
         <w:rPr>
           <w:rStyle w:val="Heading3Char"/>
@@ -14430,7 +14664,7 @@
         </w:rPr>
         <w:t>Abstraction</w:t>
       </w:r>
-      <w:bookmarkEnd w:id="28"/>
+      <w:bookmarkEnd w:id="29"/>
       <w:r>
         <w:t xml:space="preserve"> </w:t>
       </w:r>
@@ -14511,9 +14745,14 @@
       <w:r>
         <w:t xml:space="preserve">list each time </w:t>
       </w:r>
+      <w:proofErr w:type="spellStart"/>
       <w:proofErr w:type="gramStart"/>
       <w:r>
-        <w:t>ShuffleCards(</w:t>
+        <w:t>ShuffleCards</w:t>
+      </w:r>
+      <w:proofErr w:type="spellEnd"/>
+      <w:r>
+        <w:t>(</w:t>
       </w:r>
       <w:proofErr w:type="gramEnd"/>
       <w:r>
@@ -14584,9 +14823,14 @@
       </w:r>
     </w:p>
     <w:p>
+      <w:proofErr w:type="spellStart"/>
       <w:proofErr w:type="gramStart"/>
       <w:r>
-        <w:t>ShuffleCards(</w:t>
+        <w:t>ShuffleCards</w:t>
+      </w:r>
+      <w:proofErr w:type="spellEnd"/>
+      <w:r>
+        <w:t>(</w:t>
       </w:r>
       <w:proofErr w:type="gramEnd"/>
       <w:r>
@@ -14614,7 +14858,7 @@
       <w:pPr>
         <w:pStyle w:val="Heading3"/>
       </w:pPr>
-      <w:bookmarkStart w:id="29" w:name="_Toc215046280"/>
+      <w:bookmarkStart w:id="30" w:name="_Toc215046280"/>
       <w:r>
         <w:rPr>
           <w:rStyle w:val="Heading3Char"/>
@@ -14623,7 +14867,7 @@
         </w:rPr>
         <w:t>Decomposition</w:t>
       </w:r>
-      <w:bookmarkEnd w:id="29"/>
+      <w:bookmarkEnd w:id="30"/>
       <w:r>
         <w:t xml:space="preserve"> </w:t>
       </w:r>
@@ -14769,9 +15013,14 @@
       <w:r>
         <w:t>(</w:t>
       </w:r>
+      <w:proofErr w:type="spellStart"/>
       <w:proofErr w:type="gramEnd"/>
       <w:r>
-        <w:t>e.g over 21 = loss)</w:t>
+        <w:t>e.g</w:t>
+      </w:r>
+      <w:proofErr w:type="spellEnd"/>
+      <w:r>
+        <w:t xml:space="preserve"> over 21 = loss)</w:t>
       </w:r>
       <w:r>
         <w:t>,</w:t>
@@ -14910,11 +15159,11 @@
       <w:pPr>
         <w:pStyle w:val="Heading3"/>
       </w:pPr>
-      <w:bookmarkStart w:id="30" w:name="_Toc215046281"/>
+      <w:bookmarkStart w:id="31" w:name="_Toc215046281"/>
       <w:r>
         <w:t>Algorithmic Thinking</w:t>
       </w:r>
-      <w:bookmarkEnd w:id="30"/>
+      <w:bookmarkEnd w:id="31"/>
     </w:p>
     <w:p>
       <w:r>
@@ -15095,11 +15344,11 @@
       <w:pPr>
         <w:pStyle w:val="Heading3"/>
       </w:pPr>
-      <w:bookmarkStart w:id="31" w:name="_Toc215046282"/>
+      <w:bookmarkStart w:id="32" w:name="_Toc215046282"/>
       <w:r>
         <w:t>Justification</w:t>
       </w:r>
-      <w:bookmarkEnd w:id="31"/>
+      <w:bookmarkEnd w:id="32"/>
     </w:p>
     <w:p>
       <w:r>
@@ -15184,23 +15433,23 @@
       <w:pPr>
         <w:pStyle w:val="Heading1"/>
       </w:pPr>
-      <w:bookmarkStart w:id="32" w:name="_Toc215046283"/>
+      <w:bookmarkStart w:id="33" w:name="_Toc215046283"/>
       <w:r>
         <w:lastRenderedPageBreak/>
         <w:t>Design</w:t>
       </w:r>
-      <w:bookmarkEnd w:id="32"/>
+      <w:bookmarkEnd w:id="33"/>
     </w:p>
     <w:p/>
     <w:p>
       <w:pPr>
         <w:pStyle w:val="Heading2"/>
       </w:pPr>
-      <w:bookmarkStart w:id="33" w:name="_Toc215046284"/>
+      <w:bookmarkStart w:id="34" w:name="_Toc215046284"/>
       <w:r>
         <w:t>Structure Diagram</w:t>
       </w:r>
-      <w:bookmarkEnd w:id="33"/>
+      <w:bookmarkEnd w:id="34"/>
     </w:p>
     <w:p/>
     <w:p>
@@ -15299,7 +15548,15 @@
         <w:t>display</w:t>
       </w:r>
       <w:r>
-        <w:t xml:space="preserve"> e.g </w:t>
+        <w:t xml:space="preserve"> </w:t>
+      </w:r>
+      <w:proofErr w:type="spellStart"/>
+      <w:r>
+        <w:t>e.g</w:t>
+      </w:r>
+      <w:proofErr w:type="spellEnd"/>
+      <w:r>
+        <w:t xml:space="preserve"> </w:t>
       </w:r>
       <w:proofErr w:type="gramStart"/>
       <w:r>
@@ -15336,22 +15593,73 @@
       <w:pPr>
         <w:pStyle w:val="Heading2"/>
       </w:pPr>
-      <w:bookmarkStart w:id="34" w:name="_Toc215046285"/>
+      <w:bookmarkStart w:id="35" w:name="_Toc215046285"/>
       <w:r>
         <w:lastRenderedPageBreak/>
         <w:t>Flowchart</w:t>
       </w:r>
-      <w:bookmarkEnd w:id="34"/>
+      <w:bookmarkEnd w:id="35"/>
     </w:p>
     <w:p>
       <w:pPr>
         <w:pStyle w:val="Heading3"/>
       </w:pPr>
-      <w:bookmarkStart w:id="35" w:name="_Toc215046286"/>
-      <w:r>
+      <w:r>
+        <w:t>Currency</w:t>
+      </w:r>
+    </w:p>
+    <w:p>
+      <w:r>
+        <w:rPr>
+          <w:noProof/>
+        </w:rPr>
+        <w:drawing>
+          <wp:inline distT="0" distB="0" distL="0" distR="0" wp14:anchorId="5D2F44C3" wp14:editId="2AD26EBD">
+            <wp:extent cx="3548418" cy="3457211"/>
+            <wp:effectExtent l="0" t="0" r="0" b="0"/>
+            <wp:docPr id="906416155" name="Picture 1" descr="A diagram of a graph&#10;&#10;AI-generated content may be incorrect."/>
+            <wp:cNvGraphicFramePr>
+              <a:graphicFrameLocks xmlns:a="http://schemas.openxmlformats.org/drawingml/2006/main" noChangeAspect="1"/>
+            </wp:cNvGraphicFramePr>
+            <a:graphic xmlns:a="http://schemas.openxmlformats.org/drawingml/2006/main">
+              <a:graphicData uri="http://schemas.openxmlformats.org/drawingml/2006/picture">
+                <pic:pic xmlns:pic="http://schemas.openxmlformats.org/drawingml/2006/picture">
+                  <pic:nvPicPr>
+                    <pic:cNvPr id="906416155" name="Picture 1" descr="A diagram of a graph&#10;&#10;AI-generated content may be incorrect."/>
+                    <pic:cNvPicPr/>
+                  </pic:nvPicPr>
+                  <pic:blipFill>
+                    <a:blip r:embed="rId25"/>
+                    <a:stretch>
+                      <a:fillRect/>
+                    </a:stretch>
+                  </pic:blipFill>
+                  <pic:spPr>
+                    <a:xfrm>
+                      <a:off x="0" y="0"/>
+                      <a:ext cx="3576625" cy="3484693"/>
+                    </a:xfrm>
+                    <a:prstGeom prst="rect">
+                      <a:avLst/>
+                    </a:prstGeom>
+                  </pic:spPr>
+                </pic:pic>
+              </a:graphicData>
+            </a:graphic>
+          </wp:inline>
+        </w:drawing>
+      </w:r>
+    </w:p>
+    <w:p>
+      <w:pPr>
+        <w:pStyle w:val="Heading3"/>
+      </w:pPr>
+      <w:bookmarkStart w:id="36" w:name="_Toc215046286"/>
+      <w:r>
+        <w:lastRenderedPageBreak/>
         <w:t>Menu</w:t>
       </w:r>
-      <w:bookmarkEnd w:id="35"/>
+      <w:bookmarkEnd w:id="36"/>
     </w:p>
     <w:p>
       <w:r>
@@ -15375,7 +15683,7 @@
                     <pic:cNvPicPr/>
                   </pic:nvPicPr>
                   <pic:blipFill>
-                    <a:blip r:embed="rId25"/>
+                    <a:blip r:embed="rId26"/>
                     <a:stretch>
                       <a:fillRect/>
                     </a:stretch>
@@ -15406,21 +15714,22 @@
       <w:pPr>
         <w:pStyle w:val="Heading2"/>
       </w:pPr>
-      <w:bookmarkStart w:id="36" w:name="_Toc215046287"/>
-      <w:r>
+      <w:bookmarkStart w:id="37" w:name="_Toc215046287"/>
+      <w:r>
+        <w:lastRenderedPageBreak/>
         <w:t>GUI</w:t>
       </w:r>
-      <w:bookmarkEnd w:id="36"/>
+      <w:bookmarkEnd w:id="37"/>
     </w:p>
     <w:p>
       <w:pPr>
         <w:pStyle w:val="Heading3"/>
       </w:pPr>
-      <w:bookmarkStart w:id="37" w:name="_Toc215046288"/>
+      <w:bookmarkStart w:id="38" w:name="_Toc215046288"/>
       <w:r>
         <w:t>First draft</w:t>
       </w:r>
-      <w:bookmarkEnd w:id="37"/>
+      <w:bookmarkEnd w:id="38"/>
     </w:p>
     <w:p>
       <w:pPr>
@@ -15472,7 +15781,31 @@
         <w:t>I also thought of another table</w:t>
       </w:r>
       <w:r>
-        <w:t xml:space="preserve"> originating from spongebob (krusty krab restaurant</w:t>
+        <w:t xml:space="preserve"> originating from </w:t>
+      </w:r>
+      <w:proofErr w:type="spellStart"/>
+      <w:r>
+        <w:t>spongebob</w:t>
+      </w:r>
+      <w:proofErr w:type="spellEnd"/>
+      <w:r>
+        <w:t xml:space="preserve"> (</w:t>
+      </w:r>
+      <w:proofErr w:type="spellStart"/>
+      <w:r>
+        <w:t>krusty</w:t>
+      </w:r>
+      <w:proofErr w:type="spellEnd"/>
+      <w:r>
+        <w:t xml:space="preserve"> </w:t>
+      </w:r>
+      <w:proofErr w:type="spellStart"/>
+      <w:r>
+        <w:t>krab</w:t>
+      </w:r>
+      <w:proofErr w:type="spellEnd"/>
+      <w:r>
+        <w:t xml:space="preserve"> restaurant</w:t>
       </w:r>
       <w:r>
         <w:t xml:space="preserve"> table</w:t>
@@ -15616,7 +15949,7 @@
                     <pic:cNvPicPr/>
                   </pic:nvPicPr>
                   <pic:blipFill>
-                    <a:blip r:embed="rId26"/>
+                    <a:blip r:embed="rId27"/>
                     <a:stretch>
                       <a:fillRect/>
                     </a:stretch>
@@ -15732,7 +16065,7 @@
                     <pic:cNvPicPr/>
                   </pic:nvPicPr>
                   <pic:blipFill>
-                    <a:blip r:embed="rId27"/>
+                    <a:blip r:embed="rId28"/>
                     <a:stretch>
                       <a:fillRect/>
                     </a:stretch>
@@ -15784,7 +16117,7 @@
                     <pic:cNvPicPr/>
                   </pic:nvPicPr>
                   <pic:blipFill>
-                    <a:blip r:embed="rId28"/>
+                    <a:blip r:embed="rId29"/>
                     <a:stretch>
                       <a:fillRect/>
                     </a:stretch>
@@ -15813,7 +16146,15 @@
         <w:t>was thinking of moving cards in the centre up</w:t>
       </w:r>
       <w:r>
-        <w:t xml:space="preserve"> to make space for a </w:t>
+        <w:t xml:space="preserve"> to make space for </w:t>
+      </w:r>
+      <w:proofErr w:type="spellStart"/>
+      <w:r>
+        <w:t>a</w:t>
+      </w:r>
+      <w:proofErr w:type="spellEnd"/>
+      <w:r>
+        <w:t xml:space="preserve"> </w:t>
       </w:r>
       <w:r>
         <w:t>indicator in the centre of the board</w:t>
@@ -15893,7 +16234,7 @@
                     <pic:cNvPicPr/>
                   </pic:nvPicPr>
                   <pic:blipFill>
-                    <a:blip r:embed="rId29"/>
+                    <a:blip r:embed="rId30"/>
                     <a:stretch>
                       <a:fillRect/>
                     </a:stretch>
@@ -16038,7 +16379,7 @@
                     <pic:cNvPicPr/>
                   </pic:nvPicPr>
                   <pic:blipFill>
-                    <a:blip r:embed="rId30"/>
+                    <a:blip r:embed="rId31"/>
                     <a:stretch>
                       <a:fillRect/>
                     </a:stretch>
@@ -16097,7 +16438,15 @@
         <w:t xml:space="preserve">In this example of the draft </w:t>
       </w:r>
       <w:r>
-        <w:t xml:space="preserve">the Cental Pot has a value of </w:t>
+        <w:t xml:space="preserve">the </w:t>
+      </w:r>
+      <w:proofErr w:type="spellStart"/>
+      <w:r>
+        <w:t>Cental</w:t>
+      </w:r>
+      <w:proofErr w:type="spellEnd"/>
+      <w:r>
+        <w:t xml:space="preserve"> Pot has a value of </w:t>
       </w:r>
       <w:r>
         <w:t xml:space="preserve">2000 + 2000 + 1000 + 1000 + </w:t>
@@ -16166,7 +16515,7 @@
                     <pic:cNvPicPr/>
                   </pic:nvPicPr>
                   <pic:blipFill>
-                    <a:blip r:embed="rId31"/>
+                    <a:blip r:embed="rId32"/>
                     <a:stretch>
                       <a:fillRect/>
                     </a:stretch>
@@ -16308,7 +16657,7 @@
                     <pic:cNvPicPr/>
                   </pic:nvPicPr>
                   <pic:blipFill>
-                    <a:blip r:embed="rId32"/>
+                    <a:blip r:embed="rId33"/>
                     <a:stretch>
                       <a:fillRect/>
                     </a:stretch>
@@ -16461,7 +16810,7 @@
       </w:r>
     </w:p>
     <w:p>
-      <w:hyperlink r:id="rId33" w:history="1">
+      <w:hyperlink r:id="rId34" w:history="1">
         <w:r>
           <w:rPr>
             <w:rStyle w:val="Hyperlink"/>
@@ -16481,18 +16830,18 @@
       <w:pPr>
         <w:pStyle w:val="Heading2"/>
       </w:pPr>
-      <w:bookmarkStart w:id="38" w:name="_Toc215046289"/>
+      <w:bookmarkStart w:id="39" w:name="_Toc215046289"/>
       <w:r>
         <w:lastRenderedPageBreak/>
         <w:t>Development plan</w:t>
       </w:r>
-      <w:bookmarkEnd w:id="38"/>
+      <w:bookmarkEnd w:id="39"/>
     </w:p>
     <w:p>
       <w:pPr>
         <w:pStyle w:val="Heading3"/>
       </w:pPr>
-      <w:bookmarkStart w:id="39" w:name="_Toc215046290"/>
+      <w:bookmarkStart w:id="40" w:name="_Toc215046290"/>
       <w:r>
         <w:t>Card</w:t>
       </w:r>
@@ -16502,7 +16851,7 @@
       <w:r>
         <w:t>system</w:t>
       </w:r>
-      <w:bookmarkEnd w:id="39"/>
+      <w:bookmarkEnd w:id="40"/>
     </w:p>
     <w:p>
       <w:pPr>
@@ -16810,9 +17159,11 @@
             <w:r>
               <w:t>Input “</w:t>
             </w:r>
+            <w:proofErr w:type="spellStart"/>
             <w:r>
               <w:t>AcS</w:t>
             </w:r>
+            <w:proofErr w:type="spellEnd"/>
             <w:r>
               <w:t>” via card integration</w:t>
             </w:r>
@@ -16885,9 +17236,11 @@
             <w:r>
               <w:t>Input “11Z” or “</w:t>
             </w:r>
+            <w:proofErr w:type="spellStart"/>
             <w:r>
               <w:t>asdjhbuoab</w:t>
             </w:r>
+            <w:proofErr w:type="spellEnd"/>
             <w:r>
               <w:t>”</w:t>
             </w:r>
@@ -16955,15 +17308,19 @@
             <w:r>
               <w:t>Player already holds “</w:t>
             </w:r>
+            <w:proofErr w:type="spellStart"/>
             <w:r>
               <w:t>AcS</w:t>
             </w:r>
+            <w:proofErr w:type="spellEnd"/>
             <w:r>
               <w:t>” so input “</w:t>
             </w:r>
+            <w:proofErr w:type="spellStart"/>
             <w:r>
               <w:t>AcS</w:t>
             </w:r>
+            <w:proofErr w:type="spellEnd"/>
             <w:r>
               <w:t>” again</w:t>
             </w:r>
@@ -17034,7 +17391,23 @@
           </w:tcPr>
           <w:p>
             <w:r>
-              <w:t>Input “AcS” and “AcH”</w:t>
+              <w:t>Input “</w:t>
+            </w:r>
+            <w:proofErr w:type="spellStart"/>
+            <w:r>
+              <w:t>AcS</w:t>
+            </w:r>
+            <w:proofErr w:type="spellEnd"/>
+            <w:r>
+              <w:t>” and “</w:t>
+            </w:r>
+            <w:proofErr w:type="spellStart"/>
+            <w:r>
+              <w:t>AcH</w:t>
+            </w:r>
+            <w:proofErr w:type="spellEnd"/>
+            <w:r>
+              <w:t>”</w:t>
             </w:r>
           </w:p>
         </w:tc>
@@ -17106,8 +17479,13 @@
             <w:tcW w:w="2478" w:type="dxa"/>
           </w:tcPr>
           <w:p>
-            <w:r>
-              <w:t>len(cards)</w:t>
+            <w:proofErr w:type="spellStart"/>
+            <w:r>
+              <w:t>len</w:t>
+            </w:r>
+            <w:proofErr w:type="spellEnd"/>
+            <w:r>
+              <w:t>(cards)</w:t>
             </w:r>
           </w:p>
         </w:tc>
@@ -17390,9 +17768,14 @@
             <w:r>
               <w:t xml:space="preserve">Call </w:t>
             </w:r>
+            <w:proofErr w:type="spellStart"/>
             <w:proofErr w:type="gramStart"/>
             <w:r>
-              <w:t>ShuffleCards(</w:t>
+              <w:t>ShuffleCards</w:t>
+            </w:r>
+            <w:proofErr w:type="spellEnd"/>
+            <w:r>
+              <w:t>(</w:t>
             </w:r>
             <w:proofErr w:type="gramEnd"/>
             <w:r>
@@ -17491,7 +17874,15 @@
           </w:tcPr>
           <w:p>
             <w:r>
-              <w:t>Call DealCards(p1,1)</w:t>
+              <w:t xml:space="preserve">Call </w:t>
+            </w:r>
+            <w:proofErr w:type="spellStart"/>
+            <w:r>
+              <w:t>DealCards</w:t>
+            </w:r>
+            <w:proofErr w:type="spellEnd"/>
+            <w:r>
+              <w:t>(p1,1)</w:t>
             </w:r>
           </w:p>
         </w:tc>
@@ -17573,8 +17964,13 @@
             <w:tcW w:w="2478" w:type="dxa"/>
           </w:tcPr>
           <w:p>
-            <w:r>
-              <w:t>DealCards(p1,52)</w:t>
+            <w:proofErr w:type="spellStart"/>
+            <w:r>
+              <w:t>DealCards</w:t>
+            </w:r>
+            <w:proofErr w:type="spellEnd"/>
+            <w:r>
+              <w:t>(p1,52)</w:t>
             </w:r>
           </w:p>
         </w:tc>
@@ -17656,7 +18052,15 @@
               <w:t xml:space="preserve">cards </w:t>
             </w:r>
             <w:r>
-              <w:t>left call DealCards(p1,6)</w:t>
+              <w:t xml:space="preserve">left call </w:t>
+            </w:r>
+            <w:proofErr w:type="spellStart"/>
+            <w:r>
+              <w:t>DealCards</w:t>
+            </w:r>
+            <w:proofErr w:type="spellEnd"/>
+            <w:r>
+              <w:t>(p1,6)</w:t>
             </w:r>
           </w:p>
         </w:tc>
@@ -17730,8 +18134,13 @@
             <w:tcW w:w="2478" w:type="dxa"/>
           </w:tcPr>
           <w:p>
-            <w:r>
-              <w:t>DealCards(p1,0)</w:t>
+            <w:proofErr w:type="spellStart"/>
+            <w:r>
+              <w:t>DealCards</w:t>
+            </w:r>
+            <w:proofErr w:type="spellEnd"/>
+            <w:r>
+              <w:t>(p1,0)</w:t>
             </w:r>
           </w:p>
         </w:tc>
@@ -17806,8 +18215,21 @@
             <w:tcW w:w="2478" w:type="dxa"/>
           </w:tcPr>
           <w:p>
-            <w:r>
-              <w:t>DealCards(p1,"three") or DealCards(p</w:t>
+            <w:proofErr w:type="spellStart"/>
+            <w:r>
+              <w:t>DealCards</w:t>
+            </w:r>
+            <w:proofErr w:type="spellEnd"/>
+            <w:r>
+              <w:t xml:space="preserve">(p1,"three") or </w:t>
+            </w:r>
+            <w:proofErr w:type="spellStart"/>
+            <w:r>
+              <w:t>DealCards</w:t>
+            </w:r>
+            <w:proofErr w:type="spellEnd"/>
+            <w:r>
+              <w:t>(p</w:t>
             </w:r>
             <w:proofErr w:type="gramStart"/>
             <w:r>
@@ -17967,8 +18389,21 @@
             <w:tcW w:w="2478" w:type="dxa"/>
           </w:tcPr>
           <w:p>
-            <w:r>
-              <w:t>CardSuit(“KiD”)</w:t>
+            <w:proofErr w:type="spellStart"/>
+            <w:r>
+              <w:t>CardSuit</w:t>
+            </w:r>
+            <w:proofErr w:type="spellEnd"/>
+            <w:r>
+              <w:t>(“</w:t>
+            </w:r>
+            <w:proofErr w:type="spellStart"/>
+            <w:r>
+              <w:t>KiD</w:t>
+            </w:r>
+            <w:proofErr w:type="spellEnd"/>
+            <w:r>
+              <w:t>”)</w:t>
             </w:r>
           </w:p>
         </w:tc>
@@ -18017,7 +18452,15 @@
           </w:tcPr>
           <w:p>
             <w:r>
-              <w:t>Identify Card value of non face card correctly</w:t>
+              <w:t xml:space="preserve">Identify Card value of </w:t>
+            </w:r>
+            <w:proofErr w:type="spellStart"/>
+            <w:r>
+              <w:t>non face</w:t>
+            </w:r>
+            <w:proofErr w:type="spellEnd"/>
+            <w:r>
+              <w:t xml:space="preserve"> card correctly</w:t>
             </w:r>
           </w:p>
         </w:tc>
@@ -18036,8 +18479,13 @@
             <w:tcW w:w="2478" w:type="dxa"/>
           </w:tcPr>
           <w:p>
-            <w:r>
-              <w:t>CardValue(“09H”</w:t>
+            <w:proofErr w:type="spellStart"/>
+            <w:r>
+              <w:t>CardValue</w:t>
+            </w:r>
+            <w:proofErr w:type="spellEnd"/>
+            <w:r>
+              <w:t>(“09H”</w:t>
             </w:r>
             <w:proofErr w:type="gramStart"/>
             <w:r>
@@ -18108,8 +18556,21 @@
             <w:tcW w:w="2478" w:type="dxa"/>
           </w:tcPr>
           <w:p>
-            <w:r>
-              <w:t>CardValue(“KiD”</w:t>
+            <w:proofErr w:type="spellStart"/>
+            <w:r>
+              <w:t>CardValue</w:t>
+            </w:r>
+            <w:proofErr w:type="spellEnd"/>
+            <w:r>
+              <w:t>(“</w:t>
+            </w:r>
+            <w:proofErr w:type="spellStart"/>
+            <w:r>
+              <w:t>KiD</w:t>
+            </w:r>
+            <w:proofErr w:type="spellEnd"/>
+            <w:r>
+              <w:t>”</w:t>
             </w:r>
             <w:proofErr w:type="gramStart"/>
             <w:r>
@@ -18185,8 +18646,21 @@
             <w:tcW w:w="2478" w:type="dxa"/>
           </w:tcPr>
           <w:p>
-            <w:r>
-              <w:t>CardValue(“KiD”</w:t>
+            <w:proofErr w:type="spellStart"/>
+            <w:r>
+              <w:t>CardValue</w:t>
+            </w:r>
+            <w:proofErr w:type="spellEnd"/>
+            <w:r>
+              <w:t>(“</w:t>
+            </w:r>
+            <w:proofErr w:type="spellStart"/>
+            <w:r>
+              <w:t>KiD</w:t>
+            </w:r>
+            <w:proofErr w:type="spellEnd"/>
+            <w:r>
+              <w:t>”</w:t>
             </w:r>
             <w:proofErr w:type="gramStart"/>
             <w:r>
@@ -18265,6 +18739,7 @@
             <w:r>
               <w:t xml:space="preserve">Run </w:t>
             </w:r>
+            <w:proofErr w:type="spellStart"/>
             <w:proofErr w:type="gramStart"/>
             <w:r>
               <w:t>S</w:t>
@@ -18273,7 +18748,11 @@
               <w:t>huffle</w:t>
             </w:r>
             <w:r>
-              <w:t>Cards(</w:t>
+              <w:t>Cards</w:t>
+            </w:r>
+            <w:proofErr w:type="spellEnd"/>
+            <w:r>
+              <w:t>(</w:t>
             </w:r>
             <w:proofErr w:type="gramEnd"/>
             <w:r>
@@ -18337,11 +18816,11 @@
       <w:pPr>
         <w:pStyle w:val="Heading3"/>
       </w:pPr>
-      <w:bookmarkStart w:id="40" w:name="_Toc215046291"/>
+      <w:bookmarkStart w:id="41" w:name="_Toc215046291"/>
       <w:r>
         <w:t>Blackjack gameplay Class</w:t>
       </w:r>
-      <w:bookmarkEnd w:id="40"/>
+      <w:bookmarkEnd w:id="41"/>
     </w:p>
     <w:p>
       <w:pPr>
@@ -18468,7 +18947,7 @@
           <w:szCs w:val="16"/>
         </w:rPr>
       </w:pPr>
-      <w:bookmarkStart w:id="41" w:name="_Toc215046292"/>
+      <w:bookmarkStart w:id="42" w:name="_Toc215046292"/>
       <w:r>
         <w:rPr>
           <w:rStyle w:val="Heading1Char"/>
@@ -18479,7 +18958,7 @@
         </w:rPr>
         <w:t>Currency system</w:t>
       </w:r>
-      <w:bookmarkEnd w:id="41"/>
+      <w:bookmarkEnd w:id="42"/>
       <w:r>
         <w:rPr>
           <w:sz w:val="22"/>
@@ -18580,11 +19059,11 @@
       <w:pPr>
         <w:pStyle w:val="Heading3"/>
       </w:pPr>
-      <w:bookmarkStart w:id="42" w:name="_Toc215046293"/>
+      <w:bookmarkStart w:id="43" w:name="_Toc215046293"/>
       <w:r>
         <w:t>Menu</w:t>
       </w:r>
-      <w:bookmarkEnd w:id="42"/>
+      <w:bookmarkEnd w:id="43"/>
     </w:p>
     <w:p>
       <w:pPr>
@@ -18732,11 +19211,11 @@
       <w:pPr>
         <w:pStyle w:val="Heading3"/>
       </w:pPr>
-      <w:bookmarkStart w:id="43" w:name="_Toc215046294"/>
+      <w:bookmarkStart w:id="44" w:name="_Toc215046294"/>
       <w:r>
         <w:t>Poker gameplay</w:t>
       </w:r>
-      <w:bookmarkEnd w:id="43"/>
+      <w:bookmarkEnd w:id="44"/>
     </w:p>
     <w:p>
       <w:pPr>
@@ -18823,10 +19302,12 @@
       <w:r>
         <w:t xml:space="preserve">Determine </w:t>
       </w:r>
+      <w:proofErr w:type="spellStart"/>
       <w:proofErr w:type="gramStart"/>
       <w:r>
         <w:t>win,draw</w:t>
       </w:r>
+      <w:proofErr w:type="spellEnd"/>
       <w:proofErr w:type="gramEnd"/>
       <w:r>
         <w:t xml:space="preserve"> or loss for each player based upon each </w:t>
@@ -18854,7 +19335,15 @@
     </w:p>
     <w:p>
       <w:r>
-        <w:t>I have chosen to do the poker gameplay next as it is another essential part of the game. This has purposely been done before the development of the GUI as the logic of the game will be completed after this point such that the game is “playable” if there are any unforeseen problems past this stage in development</w:t>
+        <w:t xml:space="preserve">I have chosen to do the poker </w:t>
+      </w:r>
+      <w:proofErr w:type="spellStart"/>
+      <w:r>
+        <w:t>gameplay</w:t>
+      </w:r>
+      <w:proofErr w:type="spellEnd"/>
+      <w:r>
+        <w:t xml:space="preserve"> next as it is another essential part of the game. This has purposely been done before the development of the GUI as the logic of the game will be completed after this point such that the game is “playable” if there are any unforeseen problems past this stage in development</w:t>
       </w:r>
     </w:p>
     <w:p/>
@@ -18862,11 +19351,11 @@
       <w:pPr>
         <w:pStyle w:val="Heading3"/>
       </w:pPr>
-      <w:bookmarkStart w:id="44" w:name="_Toc215046295"/>
+      <w:bookmarkStart w:id="45" w:name="_Toc215046295"/>
       <w:r>
         <w:t>GUI</w:t>
       </w:r>
-      <w:bookmarkEnd w:id="44"/>
+      <w:bookmarkEnd w:id="45"/>
     </w:p>
     <w:p>
       <w:pPr>
@@ -18980,11 +19469,11 @@
       <w:pPr>
         <w:pStyle w:val="Heading3"/>
       </w:pPr>
-      <w:bookmarkStart w:id="45" w:name="_Toc215046296"/>
+      <w:bookmarkStart w:id="46" w:name="_Toc215046296"/>
       <w:r>
         <w:t>Save Player Data</w:t>
       </w:r>
-      <w:bookmarkEnd w:id="45"/>
+      <w:bookmarkEnd w:id="46"/>
       <w:r>
         <w:t xml:space="preserve"> </w:t>
       </w:r>
@@ -19094,11 +19583,11 @@
       <w:pPr>
         <w:pStyle w:val="Heading2"/>
       </w:pPr>
-      <w:bookmarkStart w:id="46" w:name="_Toc215046297"/>
+      <w:bookmarkStart w:id="47" w:name="_Toc215046297"/>
       <w:r>
         <w:t>Data Dictionary</w:t>
       </w:r>
-      <w:bookmarkEnd w:id="46"/>
+      <w:bookmarkEnd w:id="47"/>
     </w:p>
     <w:p>
       <w:r>
@@ -19110,7 +19599,11 @@
       </w:r>
       <w:r>
         <w:br/>
-        <w:t># bool variables = is</w:t>
+        <w:t xml:space="preserve"># bool variables = </w:t>
+      </w:r>
+      <w:proofErr w:type="spellStart"/>
+      <w:r>
+        <w:t>is</w:t>
       </w:r>
       <w:r>
         <w:t>C</w:t>
@@ -19118,6 +19611,7 @@
       <w:r>
         <w:t>amelCase</w:t>
       </w:r>
+      <w:proofErr w:type="spellEnd"/>
       <w:r>
         <w:br/>
         <w:t># constants = UPPERCASE</w:t>
@@ -19135,8 +19629,13 @@
         <w:t>/procedures</w:t>
       </w:r>
       <w:r>
-        <w:t xml:space="preserve"> = PascalCase</w:t>
-      </w:r>
+        <w:t xml:space="preserve"> = </w:t>
+      </w:r>
+      <w:proofErr w:type="spellStart"/>
+      <w:r>
+        <w:t>PascalCase</w:t>
+      </w:r>
+      <w:proofErr w:type="spellEnd"/>
     </w:p>
     <w:p/>
     <w:p/>
@@ -19444,13 +19943,26 @@
               <w:t>lists</w:t>
             </w:r>
             <w:r>
-              <w:t xml:space="preserve"> of playerUser,</w:t>
+              <w:t xml:space="preserve"> of </w:t>
+            </w:r>
+            <w:proofErr w:type="spellStart"/>
+            <w:r>
+              <w:t>playerUser</w:t>
+            </w:r>
+            <w:proofErr w:type="spellEnd"/>
+            <w:r>
+              <w:t>,</w:t>
             </w:r>
             <w:r>
               <w:t xml:space="preserve"> </w:t>
             </w:r>
-            <w:r>
-              <w:t>playerCards etc</w:t>
+            <w:proofErr w:type="spellStart"/>
+            <w:r>
+              <w:t>playerCards</w:t>
+            </w:r>
+            <w:proofErr w:type="spellEnd"/>
+            <w:r>
+              <w:t xml:space="preserve"> etc</w:t>
             </w:r>
           </w:p>
         </w:tc>
@@ -19477,9 +19989,15 @@
             <w:pPr>
               <w:jc w:val="center"/>
             </w:pPr>
-            <w:r>
-              <w:t>playerX = [</w:t>
-            </w:r>
+            <w:proofErr w:type="spellStart"/>
+            <w:r>
+              <w:t>playerX</w:t>
+            </w:r>
+            <w:proofErr w:type="spellEnd"/>
+            <w:r>
+              <w:t xml:space="preserve"> = [</w:t>
+            </w:r>
+            <w:proofErr w:type="spellStart"/>
             <w:proofErr w:type="gramStart"/>
             <w:r>
               <w:t>playerXUser,playerXCurrency</w:t>
@@ -19498,6 +20016,7 @@
             <w:r>
               <w:t>layerXResult</w:t>
             </w:r>
+            <w:proofErr w:type="spellEnd"/>
             <w:proofErr w:type="gramEnd"/>
             <w:r>
               <w:t>]</w:t>
@@ -19579,8 +20098,13 @@
               <w:t xml:space="preserve">players </w:t>
             </w:r>
             <w:r>
-              <w:t xml:space="preserve"> e.g</w:t>
-            </w:r>
+              <w:t xml:space="preserve"> </w:t>
+            </w:r>
+            <w:proofErr w:type="spellStart"/>
+            <w:r>
+              <w:t>e.g</w:t>
+            </w:r>
+            <w:proofErr w:type="spellEnd"/>
             <w:proofErr w:type="gramEnd"/>
             <w:r>
               <w:t xml:space="preserve"> Poker, Blackjack, Leaderboard etc</w:t>
@@ -19616,6 +20140,7 @@
             <w:r>
               <w:t>dealer = [</w:t>
             </w:r>
+            <w:proofErr w:type="spellStart"/>
             <w:proofErr w:type="gramStart"/>
             <w:r>
               <w:t>dealerUser,</w:t>
@@ -19634,6 +20159,7 @@
             <w:r>
               <w:t>dealerCards,dealerResult</w:t>
             </w:r>
+            <w:proofErr w:type="spellEnd"/>
             <w:proofErr w:type="gramEnd"/>
             <w:r>
               <w:t>]</w:t>
@@ -19704,9 +20230,11 @@
             <w:pPr>
               <w:jc w:val="center"/>
             </w:pPr>
+            <w:proofErr w:type="spellStart"/>
             <w:r>
               <w:t>gamemode</w:t>
             </w:r>
+            <w:proofErr w:type="spellEnd"/>
           </w:p>
         </w:tc>
         <w:tc>
@@ -19731,7 +20259,15 @@
               <w:jc w:val="center"/>
             </w:pPr>
             <w:r>
-              <w:t>Holds whether gamemode selected is “blackjack” or “poker”</w:t>
+              <w:t xml:space="preserve">Holds whether </w:t>
+            </w:r>
+            <w:proofErr w:type="spellStart"/>
+            <w:r>
+              <w:t>gamemode</w:t>
+            </w:r>
+            <w:proofErr w:type="spellEnd"/>
+            <w:r>
+              <w:t xml:space="preserve"> selected is “blackjack” or “poker”</w:t>
             </w:r>
           </w:p>
         </w:tc>
@@ -19791,7 +20327,23 @@
               </w:rPr>
             </w:pPr>
             <w:r>
-              <w:t>index of playerXUser in playerX to make code more readable</w:t>
+              <w:t xml:space="preserve">index of </w:t>
+            </w:r>
+            <w:proofErr w:type="spellStart"/>
+            <w:r>
+              <w:t>playerXUser</w:t>
+            </w:r>
+            <w:proofErr w:type="spellEnd"/>
+            <w:r>
+              <w:t xml:space="preserve"> in </w:t>
+            </w:r>
+            <w:proofErr w:type="spellStart"/>
+            <w:r>
+              <w:t>playerX</w:t>
+            </w:r>
+            <w:proofErr w:type="spellEnd"/>
+            <w:r>
+              <w:t xml:space="preserve"> to make code more readable</w:t>
             </w:r>
           </w:p>
         </w:tc>
@@ -19845,7 +20397,23 @@
               <w:jc w:val="center"/>
             </w:pPr>
             <w:r>
-              <w:t>index of playerXCurrency in playerX to make code more readable</w:t>
+              <w:t xml:space="preserve">index of </w:t>
+            </w:r>
+            <w:proofErr w:type="spellStart"/>
+            <w:r>
+              <w:t>playerXCurrency</w:t>
+            </w:r>
+            <w:proofErr w:type="spellEnd"/>
+            <w:r>
+              <w:t xml:space="preserve"> in </w:t>
+            </w:r>
+            <w:proofErr w:type="spellStart"/>
+            <w:r>
+              <w:t>playerX</w:t>
+            </w:r>
+            <w:proofErr w:type="spellEnd"/>
+            <w:r>
+              <w:t xml:space="preserve"> to make code more readable</w:t>
             </w:r>
           </w:p>
         </w:tc>
@@ -19900,7 +20468,23 @@
               <w:jc w:val="center"/>
             </w:pPr>
             <w:r>
-              <w:t>Index of playerXCards in playerX to make code more readable</w:t>
+              <w:t xml:space="preserve">Index of </w:t>
+            </w:r>
+            <w:proofErr w:type="spellStart"/>
+            <w:r>
+              <w:t>playerXCards</w:t>
+            </w:r>
+            <w:proofErr w:type="spellEnd"/>
+            <w:r>
+              <w:t xml:space="preserve"> in </w:t>
+            </w:r>
+            <w:proofErr w:type="spellStart"/>
+            <w:r>
+              <w:t>playerX</w:t>
+            </w:r>
+            <w:proofErr w:type="spellEnd"/>
+            <w:r>
+              <w:t xml:space="preserve"> to make code more readable</w:t>
             </w:r>
           </w:p>
         </w:tc>
@@ -19954,7 +20538,23 @@
               <w:jc w:val="center"/>
             </w:pPr>
             <w:r>
-              <w:t>Index of playerXResult in playerX to make code more readable</w:t>
+              <w:t xml:space="preserve">Index of </w:t>
+            </w:r>
+            <w:proofErr w:type="spellStart"/>
+            <w:r>
+              <w:t>playerXResult</w:t>
+            </w:r>
+            <w:proofErr w:type="spellEnd"/>
+            <w:r>
+              <w:t xml:space="preserve"> in </w:t>
+            </w:r>
+            <w:proofErr w:type="spellStart"/>
+            <w:r>
+              <w:t>playerX</w:t>
+            </w:r>
+            <w:proofErr w:type="spellEnd"/>
+            <w:r>
+              <w:t xml:space="preserve"> to make code more readable</w:t>
             </w:r>
           </w:p>
         </w:tc>
@@ -20103,9 +20703,11 @@
             <w:pPr>
               <w:jc w:val="center"/>
             </w:pPr>
+            <w:proofErr w:type="spellStart"/>
             <w:r>
               <w:t>playerXUser</w:t>
             </w:r>
+            <w:proofErr w:type="spellEnd"/>
           </w:p>
         </w:tc>
         <w:tc>
@@ -20130,8 +20732,13 @@
               <w:jc w:val="center"/>
             </w:pPr>
             <w:r>
-              <w:t>Holds username for playerX</w:t>
-            </w:r>
+              <w:t xml:space="preserve">Holds username for </w:t>
+            </w:r>
+            <w:proofErr w:type="spellStart"/>
+            <w:r>
+              <w:t>playerX</w:t>
+            </w:r>
+            <w:proofErr w:type="spellEnd"/>
           </w:p>
         </w:tc>
         <w:tc>
@@ -20504,9 +21111,14 @@
             <w:pPr>
               <w:jc w:val="center"/>
             </w:pPr>
+            <w:proofErr w:type="spellStart"/>
             <w:proofErr w:type="gramStart"/>
             <w:r>
-              <w:t>ShuffleDeck(</w:t>
+              <w:t>ShuffleDeck</w:t>
+            </w:r>
+            <w:proofErr w:type="spellEnd"/>
+            <w:r>
+              <w:t>(</w:t>
             </w:r>
             <w:proofErr w:type="gramEnd"/>
             <w:r>
@@ -20566,9 +21178,15 @@
             <w:tcW w:w="4112" w:type="dxa"/>
           </w:tcPr>
           <w:p>
-            <w:r>
-              <w:t>DealCards(</w:t>
-            </w:r>
+            <w:proofErr w:type="spellStart"/>
+            <w:r>
+              <w:t>DealCards</w:t>
+            </w:r>
+            <w:proofErr w:type="spellEnd"/>
+            <w:r>
+              <w:t>(</w:t>
+            </w:r>
+            <w:proofErr w:type="spellStart"/>
             <w:proofErr w:type="gramStart"/>
             <w:r>
               <w:t>playerCards,</w:t>
@@ -20576,6 +21194,7 @@
             <w:r>
               <w:t>nCards</w:t>
             </w:r>
+            <w:proofErr w:type="spellEnd"/>
             <w:proofErr w:type="gramEnd"/>
             <w:r>
               <w:t>)</w:t>
@@ -20610,8 +21229,29 @@
               <w:t xml:space="preserve"> cards</w:t>
             </w:r>
             <w:r>
-              <w:t xml:space="preserve"> in the list shuffledCards into playerCards and removes those cards from shuffledCards</w:t>
-            </w:r>
+              <w:t xml:space="preserve"> in the list </w:t>
+            </w:r>
+            <w:proofErr w:type="spellStart"/>
+            <w:r>
+              <w:t>shuffledCards</w:t>
+            </w:r>
+            <w:proofErr w:type="spellEnd"/>
+            <w:r>
+              <w:t xml:space="preserve"> into </w:t>
+            </w:r>
+            <w:proofErr w:type="spellStart"/>
+            <w:r>
+              <w:t>playerCards</w:t>
+            </w:r>
+            <w:proofErr w:type="spellEnd"/>
+            <w:r>
+              <w:t xml:space="preserve"> and removes those cards from </w:t>
+            </w:r>
+            <w:proofErr w:type="spellStart"/>
+            <w:r>
+              <w:t>shuffledCards</w:t>
+            </w:r>
+            <w:proofErr w:type="spellEnd"/>
           </w:p>
         </w:tc>
         <w:tc>
@@ -20637,13 +21277,20 @@
             <w:pPr>
               <w:jc w:val="center"/>
             </w:pPr>
-            <w:r>
-              <w:t>CardIntegration(</w:t>
-            </w:r>
+            <w:proofErr w:type="spellStart"/>
+            <w:r>
+              <w:t>CardIntegration</w:t>
+            </w:r>
+            <w:proofErr w:type="spellEnd"/>
+            <w:r>
+              <w:t>(</w:t>
+            </w:r>
+            <w:proofErr w:type="spellStart"/>
             <w:proofErr w:type="gramStart"/>
             <w:r>
               <w:t>playerCards,nCards</w:t>
             </w:r>
+            <w:proofErr w:type="spellEnd"/>
             <w:proofErr w:type="gramEnd"/>
             <w:r>
               <w:t>)</w:t>
@@ -20672,8 +21319,29 @@
               <w:jc w:val="center"/>
             </w:pPr>
             <w:r>
-              <w:t>Moves inputted card from user in the list shuffledCards into playerCards and removes those cards from shuffledCards</w:t>
-            </w:r>
+              <w:t xml:space="preserve">Moves inputted card from user in the list </w:t>
+            </w:r>
+            <w:proofErr w:type="spellStart"/>
+            <w:r>
+              <w:t>shuffledCards</w:t>
+            </w:r>
+            <w:proofErr w:type="spellEnd"/>
+            <w:r>
+              <w:t xml:space="preserve"> into </w:t>
+            </w:r>
+            <w:proofErr w:type="spellStart"/>
+            <w:r>
+              <w:t>playerCards</w:t>
+            </w:r>
+            <w:proofErr w:type="spellEnd"/>
+            <w:r>
+              <w:t xml:space="preserve"> and removes those cards from </w:t>
+            </w:r>
+            <w:proofErr w:type="spellStart"/>
+            <w:r>
+              <w:t>shuffledCards</w:t>
+            </w:r>
+            <w:proofErr w:type="spellEnd"/>
           </w:p>
         </w:tc>
         <w:tc>
@@ -20699,8 +21367,13 @@
             <w:pPr>
               <w:jc w:val="center"/>
             </w:pPr>
-            <w:r>
-              <w:t>CardValue(card)</w:t>
+            <w:proofErr w:type="spellStart"/>
+            <w:r>
+              <w:t>CardValue</w:t>
+            </w:r>
+            <w:proofErr w:type="spellEnd"/>
+            <w:r>
+              <w:t>(card)</w:t>
             </w:r>
           </w:p>
         </w:tc>
@@ -20753,8 +21426,13 @@
             <w:pPr>
               <w:jc w:val="center"/>
             </w:pPr>
-            <w:r>
-              <w:t>CardSuit(card)</w:t>
+            <w:proofErr w:type="spellStart"/>
+            <w:r>
+              <w:t>CardSuit</w:t>
+            </w:r>
+            <w:proofErr w:type="spellEnd"/>
+            <w:r>
+              <w:t>(card)</w:t>
             </w:r>
           </w:p>
         </w:tc>
@@ -20807,10 +21485,12 @@
             <w:pPr>
               <w:jc w:val="center"/>
             </w:pPr>
+            <w:proofErr w:type="spellStart"/>
             <w:r>
               <w:lastRenderedPageBreak/>
               <w:t>playerXCards</w:t>
             </w:r>
+            <w:proofErr w:type="spellEnd"/>
           </w:p>
         </w:tc>
         <w:tc>
@@ -20837,12 +21517,14 @@
             <w:r>
               <w:t xml:space="preserve">Holds cards assigned to </w:t>
             </w:r>
+            <w:proofErr w:type="spellStart"/>
             <w:r>
               <w:t>player</w:t>
             </w:r>
             <w:r>
               <w:t>X</w:t>
             </w:r>
+            <w:proofErr w:type="spellEnd"/>
             <w:r>
               <w:t xml:space="preserve"> and res</w:t>
             </w:r>
@@ -20877,9 +21559,11 @@
             <w:pPr>
               <w:jc w:val="center"/>
             </w:pPr>
+            <w:proofErr w:type="spellStart"/>
             <w:r>
               <w:t>dealerCards</w:t>
             </w:r>
+            <w:proofErr w:type="spellEnd"/>
           </w:p>
         </w:tc>
         <w:tc>
@@ -21007,6 +21691,7 @@
             <w:pPr>
               <w:jc w:val="center"/>
             </w:pPr>
+            <w:proofErr w:type="spellStart"/>
             <w:proofErr w:type="gramStart"/>
             <w:r>
               <w:t>shu</w:t>
@@ -21014,6 +21699,7 @@
             <w:r>
               <w:t>ffledCards</w:t>
             </w:r>
+            <w:proofErr w:type="spellEnd"/>
             <w:r>
               <w:t>[</w:t>
             </w:r>
@@ -21722,7 +22408,15 @@
               <w:jc w:val="center"/>
             </w:pPr>
             <w:r>
-              <w:t>Calculates which players are subject to how much currency depending on how many players won, the gamemode and size of the pot/their bet</w:t>
+              <w:t xml:space="preserve">Calculates which players are subject to how much currency depending on how many players won, the </w:t>
+            </w:r>
+            <w:proofErr w:type="spellStart"/>
+            <w:r>
+              <w:t>gamemode</w:t>
+            </w:r>
+            <w:proofErr w:type="spellEnd"/>
+            <w:r>
+              <w:t xml:space="preserve"> and size of the pot/their bet</w:t>
             </w:r>
           </w:p>
         </w:tc>
@@ -21749,9 +22443,11 @@
             <w:pPr>
               <w:jc w:val="center"/>
             </w:pPr>
+            <w:proofErr w:type="spellStart"/>
             <w:r>
               <w:t>playerXCurrency</w:t>
             </w:r>
+            <w:proofErr w:type="spellEnd"/>
           </w:p>
         </w:tc>
         <w:tc>
@@ -21800,12 +22496,14 @@
             <w:pPr>
               <w:jc w:val="center"/>
             </w:pPr>
+            <w:proofErr w:type="spellStart"/>
             <w:r>
               <w:t>dealers</w:t>
             </w:r>
             <w:r>
               <w:t>Pot</w:t>
             </w:r>
+            <w:proofErr w:type="spellEnd"/>
           </w:p>
         </w:tc>
         <w:tc>
@@ -22205,9 +22903,11 @@
             <w:pPr>
               <w:jc w:val="center"/>
             </w:pPr>
+            <w:proofErr w:type="spellStart"/>
             <w:r>
               <w:t>BlackjackResult</w:t>
             </w:r>
+            <w:proofErr w:type="spellEnd"/>
           </w:p>
         </w:tc>
         <w:tc>
@@ -22256,9 +22956,11 @@
             <w:pPr>
               <w:jc w:val="center"/>
             </w:pPr>
+            <w:proofErr w:type="spellStart"/>
             <w:r>
               <w:t>BlackjackAnte</w:t>
             </w:r>
+            <w:proofErr w:type="spellEnd"/>
           </w:p>
         </w:tc>
         <w:tc>
@@ -22820,13 +23522,26 @@
             <w:pPr>
               <w:jc w:val="center"/>
             </w:pPr>
+            <w:proofErr w:type="spellStart"/>
             <w:proofErr w:type="gramStart"/>
             <w:r>
-              <w:t>AcS[</w:t>
+              <w:t>AcS</w:t>
+            </w:r>
+            <w:proofErr w:type="spellEnd"/>
+            <w:r>
+              <w:t>[</w:t>
             </w:r>
             <w:proofErr w:type="gramEnd"/>
             <w:r>
-              <w:t>0] = “AcS”</w:t>
+              <w:t>0] = “</w:t>
+            </w:r>
+            <w:proofErr w:type="spellStart"/>
+            <w:r>
+              <w:t>AcS</w:t>
+            </w:r>
+            <w:proofErr w:type="spellEnd"/>
+            <w:r>
+              <w:t>”</w:t>
             </w:r>
           </w:p>
         </w:tc>
@@ -22876,18 +23591,25 @@
             <w:pPr>
               <w:jc w:val="center"/>
             </w:pPr>
+            <w:proofErr w:type="spellStart"/>
             <w:proofErr w:type="gramStart"/>
             <w:r>
-              <w:t>AcS[</w:t>
+              <w:t>AcS</w:t>
+            </w:r>
+            <w:proofErr w:type="spellEnd"/>
+            <w:r>
+              <w:t>[</w:t>
             </w:r>
             <w:proofErr w:type="gramEnd"/>
             <w:r>
               <w:t xml:space="preserve">1] = </w:t>
             </w:r>
+            <w:proofErr w:type="spellStart"/>
             <w:proofErr w:type="gramStart"/>
             <w:r>
               <w:t>screen.blit</w:t>
             </w:r>
+            <w:proofErr w:type="spellEnd"/>
             <w:proofErr w:type="gramEnd"/>
             <w:r>
               <w:t>[image, “ace-of-spades.png”]</w:t>
@@ -22939,18 +23661,18 @@
       <w:pPr>
         <w:pStyle w:val="Heading1"/>
       </w:pPr>
-      <w:bookmarkStart w:id="47" w:name="_Toc215046298"/>
+      <w:bookmarkStart w:id="48" w:name="_Toc215046298"/>
       <w:r>
         <w:lastRenderedPageBreak/>
         <w:t>Development</w:t>
       </w:r>
-      <w:bookmarkEnd w:id="47"/>
+      <w:bookmarkEnd w:id="48"/>
     </w:p>
     <w:p>
       <w:pPr>
         <w:pStyle w:val="Heading2"/>
       </w:pPr>
-      <w:bookmarkStart w:id="48" w:name="_Toc215046299"/>
+      <w:bookmarkStart w:id="49" w:name="_Toc215046299"/>
       <w:r>
         <w:t>Stage 1</w:t>
       </w:r>
@@ -22966,17 +23688,17 @@
       <w:r>
         <w:t>Card (dealing system)</w:t>
       </w:r>
-      <w:bookmarkEnd w:id="48"/>
+      <w:bookmarkEnd w:id="49"/>
     </w:p>
     <w:p>
       <w:pPr>
         <w:pStyle w:val="Heading3"/>
       </w:pPr>
-      <w:bookmarkStart w:id="49" w:name="_Toc215046300"/>
+      <w:bookmarkStart w:id="50" w:name="_Toc215046300"/>
       <w:r>
         <w:t>Design</w:t>
       </w:r>
-      <w:bookmarkEnd w:id="49"/>
+      <w:bookmarkEnd w:id="50"/>
     </w:p>
     <w:p>
       <w:pPr>
@@ -23067,7 +23789,7 @@
                           <pic:cNvPicPr/>
                         </pic:nvPicPr>
                         <pic:blipFill>
-                          <a:blip r:embed="rId34"/>
+                          <a:blip r:embed="rId35"/>
                           <a:stretch>
                             <a:fillRect/>
                           </a:stretch>
@@ -23095,7 +23817,23 @@
           </w:tcPr>
           <w:p>
             <w:r>
-              <w:t>The DealCards subroutine takes 2 parameters which are used to know which player the cards are being credited to and “nCards” being the number of cards being given.</w:t>
+              <w:t xml:space="preserve">The </w:t>
+            </w:r>
+            <w:proofErr w:type="spellStart"/>
+            <w:r>
+              <w:t>DealCards</w:t>
+            </w:r>
+            <w:proofErr w:type="spellEnd"/>
+            <w:r>
+              <w:t xml:space="preserve"> subroutine takes 2 parameters which are used to know which player the cards are being credited to and “</w:t>
+            </w:r>
+            <w:proofErr w:type="spellStart"/>
+            <w:r>
+              <w:t>nCards</w:t>
+            </w:r>
+            <w:proofErr w:type="spellEnd"/>
+            <w:r>
+              <w:t>” being the number of cards being given.</w:t>
             </w:r>
           </w:p>
           <w:p>
@@ -23258,7 +23996,7 @@
                           <pic:cNvPicPr/>
                         </pic:nvPicPr>
                         <pic:blipFill>
-                          <a:blip r:embed="rId35"/>
+                          <a:blip r:embed="rId36"/>
                           <a:stretch>
                             <a:fillRect/>
                           </a:stretch>
@@ -23385,7 +24123,7 @@
                           <pic:cNvPicPr/>
                         </pic:nvPicPr>
                         <pic:blipFill>
-                          <a:blip r:embed="rId36"/>
+                          <a:blip r:embed="rId37"/>
                           <a:stretch>
                             <a:fillRect/>
                           </a:stretch>
@@ -23413,7 +24151,15 @@
           </w:tcPr>
           <w:p>
             <w:r>
-              <w:t xml:space="preserve">This is the flowchart of the card integration it will be inputted a card from the user and that card will be checked to see if it is in the shuffled deck. If it is it will be removed from the shuffled deck and added to the specific player but if it isn’t then the user will be prompted to re-enter a card until it is one existing in the shuffled deck. This process is repeated for the number of cards “nCards” which when all the cards have been added will end the subroutine </w:t>
+              <w:t>This is the flowchart of the card integration it will be inputted a card from the user and that card will be checked to see if it is in the shuffled deck. If it is it will be removed from the shuffled deck and added to the specific player but if it isn’t then the user will be prompted to re-enter a card until it is one existing in the shuffled deck. This process is repeated for the number of cards “</w:t>
+            </w:r>
+            <w:proofErr w:type="spellStart"/>
+            <w:r>
+              <w:t>nCards</w:t>
+            </w:r>
+            <w:proofErr w:type="spellEnd"/>
+            <w:r>
+              <w:t xml:space="preserve">” which when all the cards have been added will end the subroutine </w:t>
             </w:r>
           </w:p>
           <w:p/>
@@ -23500,7 +24246,7 @@
                           <pic:cNvPicPr/>
                         </pic:nvPicPr>
                         <pic:blipFill>
-                          <a:blip r:embed="rId37"/>
+                          <a:blip r:embed="rId38"/>
                           <a:stretch>
                             <a:fillRect/>
                           </a:stretch>
@@ -23528,8 +24274,13 @@
           </w:tcPr>
           <w:p>
             <w:r>
-              <w:t>Card value takes 2 parameters: card and gamemode</w:t>
-            </w:r>
+              <w:t xml:space="preserve">Card value takes 2 parameters: card and </w:t>
+            </w:r>
+            <w:proofErr w:type="spellStart"/>
+            <w:r>
+              <w:t>gamemode</w:t>
+            </w:r>
+            <w:proofErr w:type="spellEnd"/>
           </w:p>
           <w:p/>
           <w:p>
@@ -23566,7 +24317,15 @@
           <w:p/>
           <w:p>
             <w:r>
-              <w:t>Depending on gamemode different cards are assigned different values</w:t>
+              <w:t xml:space="preserve">Depending on </w:t>
+            </w:r>
+            <w:proofErr w:type="spellStart"/>
+            <w:r>
+              <w:t>gamemode</w:t>
+            </w:r>
+            <w:proofErr w:type="spellEnd"/>
+            <w:r>
+              <w:t xml:space="preserve"> different cards are assigned different values</w:t>
             </w:r>
           </w:p>
           <w:p/>
@@ -23692,7 +24451,7 @@
       <w:pPr>
         <w:pStyle w:val="Heading3"/>
       </w:pPr>
-      <w:bookmarkStart w:id="50" w:name="_Toc215046301"/>
+      <w:bookmarkStart w:id="51" w:name="_Toc215046301"/>
       <w:r>
         <w:lastRenderedPageBreak/>
         <w:t>Develop</w:t>
@@ -23700,7 +24459,7 @@
       <w:r>
         <w:t>ment</w:t>
       </w:r>
-      <w:bookmarkEnd w:id="50"/>
+      <w:bookmarkEnd w:id="51"/>
     </w:p>
     <w:p>
       <w:pPr>
@@ -23775,7 +24534,7 @@
       </w:r>
     </w:p>
     <w:p>
-      <w:hyperlink r:id="rId38" w:history="1">
+      <w:hyperlink r:id="rId39" w:history="1">
         <w:r>
           <w:rPr>
             <w:rStyle w:val="Hyperlink"/>
@@ -23799,7 +24558,7 @@
       </w:hyperlink>
     </w:p>
     <w:p>
-      <w:hyperlink r:id="rId39" w:history="1">
+      <w:hyperlink r:id="rId40" w:history="1">
         <w:r>
           <w:rPr>
             <w:rStyle w:val="Hyperlink"/>
@@ -23849,7 +24608,7 @@
                 <w:lang w:eastAsia="en-GB"/>
               </w:rPr>
               <w:drawing>
-                <wp:inline distT="0" distB="0" distL="0" distR="0" wp14:anchorId="174E0343" wp14:editId="34ADB715">
+                <wp:inline distT="0" distB="0" distL="0" distR="0" wp14:anchorId="174E0343" wp14:editId="5A6A9200">
                   <wp:extent cx="2944994" cy="1211283"/>
                   <wp:effectExtent l="0" t="0" r="8255" b="8255"/>
                   <wp:docPr id="1909004241" name="Picture 1"/>
@@ -23866,7 +24625,7 @@
                           </pic:cNvPicPr>
                         </pic:nvPicPr>
                         <pic:blipFill>
-                          <a:blip r:embed="rId40" cstate="print">
+                          <a:blip r:embed="rId41" cstate="print">
                             <a:extLst>
                               <a:ext uri="{28A0092B-C50C-407E-A947-70E740481C1C}">
                                 <a14:useLocalDpi xmlns:a14="http://schemas.microsoft.com/office/drawing/2010/main" val="0"/>
@@ -23915,7 +24674,7 @@
                           <pic:cNvPicPr/>
                         </pic:nvPicPr>
                         <pic:blipFill>
-                          <a:blip r:embed="rId41"/>
+                          <a:blip r:embed="rId42"/>
                           <a:stretch>
                             <a:fillRect/>
                           </a:stretch>
@@ -23956,7 +24715,7 @@
                           <pic:cNvPicPr/>
                         </pic:nvPicPr>
                         <pic:blipFill>
-                          <a:blip r:embed="rId42"/>
+                          <a:blip r:embed="rId43"/>
                           <a:stretch>
                             <a:fillRect/>
                           </a:stretch>
@@ -23994,7 +24753,15 @@
             </w:r>
             <w:proofErr w:type="gramEnd"/>
             <w:r>
-              <w:t xml:space="preserve"> I opted with Picture one as the codes readability is much better and helping with future maintenance and debugging and ease of GUI creation each card will have an image of it assigned to it. E.g 1s image is 1s.png</w:t>
+              <w:t xml:space="preserve"> I opted with Picture one as the codes readability is much better and helping with future maintenance and debugging and ease of GUI creation each card will have an image of it assigned to it. </w:t>
+            </w:r>
+            <w:proofErr w:type="spellStart"/>
+            <w:r>
+              <w:t>E.g</w:t>
+            </w:r>
+            <w:proofErr w:type="spellEnd"/>
+            <w:r>
+              <w:t xml:space="preserve"> 1s image is 1s.png</w:t>
             </w:r>
           </w:p>
           <w:p/>
@@ -24046,7 +24813,7 @@
                           <pic:cNvPicPr/>
                         </pic:nvPicPr>
                         <pic:blipFill>
-                          <a:blip r:embed="rId43"/>
+                          <a:blip r:embed="rId44"/>
                           <a:stretch>
                             <a:fillRect/>
                           </a:stretch>
@@ -24087,7 +24854,7 @@
                           <pic:cNvPicPr/>
                         </pic:nvPicPr>
                         <pic:blipFill>
-                          <a:blip r:embed="rId44"/>
+                          <a:blip r:embed="rId45"/>
                           <a:stretch>
                             <a:fillRect/>
                           </a:stretch>
@@ -24131,7 +24898,15 @@
             </w:r>
             <w:proofErr w:type="gramEnd"/>
             <w:r>
-              <w:t xml:space="preserve"> caused distruption later down the line.</w:t>
+              <w:t xml:space="preserve"> caused </w:t>
+            </w:r>
+            <w:proofErr w:type="spellStart"/>
+            <w:r>
+              <w:t>distruption</w:t>
+            </w:r>
+            <w:proofErr w:type="spellEnd"/>
+            <w:r>
+              <w:t xml:space="preserve"> later down the line.</w:t>
             </w:r>
           </w:p>
           <w:p>
@@ -24148,8 +24923,13 @@
               </w:numPr>
             </w:pPr>
             <w:r>
-              <w:t>They weren’t all the same string length e.g</w:t>
-            </w:r>
+              <w:t xml:space="preserve">They weren’t all the same string length </w:t>
+            </w:r>
+            <w:proofErr w:type="spellStart"/>
+            <w:r>
+              <w:t>e.g</w:t>
+            </w:r>
+            <w:proofErr w:type="spellEnd"/>
             <w:proofErr w:type="gramStart"/>
             <w:r>
               <w:t xml:space="preserve">   “</w:t>
@@ -24200,7 +24980,23 @@
             </w:r>
             <w:r>
               <w:lastRenderedPageBreak/>
-              <w:t>face cards and ace are two letters long which means I also capitalise the first letter of them e.g “KiS”.</w:t>
+              <w:t xml:space="preserve">face cards and ace are two letters long which means I also capitalise the first letter of them </w:t>
+            </w:r>
+            <w:proofErr w:type="spellStart"/>
+            <w:r>
+              <w:t>e.g</w:t>
+            </w:r>
+            <w:proofErr w:type="spellEnd"/>
+            <w:r>
+              <w:t xml:space="preserve"> “</w:t>
+            </w:r>
+            <w:proofErr w:type="spellStart"/>
+            <w:r>
+              <w:t>KiS</w:t>
+            </w:r>
+            <w:proofErr w:type="spellEnd"/>
+            <w:r>
+              <w:t>”.</w:t>
             </w:r>
           </w:p>
           <w:p>
@@ -24251,7 +25047,7 @@
                           <pic:cNvPicPr/>
                         </pic:nvPicPr>
                         <pic:blipFill>
-                          <a:blip r:embed="rId45"/>
+                          <a:blip r:embed="rId46"/>
                           <a:stretch>
                             <a:fillRect/>
                           </a:stretch>
@@ -24316,7 +25112,7 @@
                           <pic:cNvPicPr/>
                         </pic:nvPicPr>
                         <pic:blipFill>
-                          <a:blip r:embed="rId46"/>
+                          <a:blip r:embed="rId47"/>
                           <a:stretch>
                             <a:fillRect/>
                           </a:stretch>
@@ -24406,7 +25202,7 @@
                           <pic:cNvPicPr/>
                         </pic:nvPicPr>
                         <pic:blipFill>
-                          <a:blip r:embed="rId47"/>
+                          <a:blip r:embed="rId48"/>
                           <a:stretch>
                             <a:fillRect/>
                           </a:stretch>
@@ -24444,15 +25240,31 @@
                 <w:rFonts w:asciiTheme="majorHAnsi" w:eastAsia="Cambria Math" w:hAnsiTheme="majorHAnsi"/>
                 <w:lang w:eastAsia="ja-JP"/>
               </w:rPr>
-              <w:t>This function takes standard deck as a parameter as standard deck will remain a constant. The global variables shuffled_</w:t>
-            </w:r>
-            <w:proofErr w:type="gramStart"/>
+              <w:t xml:space="preserve">This function takes standard deck as a parameter as standard deck will remain a constant. The global variables </w:t>
+            </w:r>
+            <w:proofErr w:type="spellStart"/>
             <w:r>
               <w:rPr>
                 <w:rFonts w:asciiTheme="majorHAnsi" w:eastAsia="Cambria Math" w:hAnsiTheme="majorHAnsi"/>
                 <w:lang w:eastAsia="ja-JP"/>
               </w:rPr>
-              <w:t>deck ,</w:t>
+              <w:t>shuffled_</w:t>
+            </w:r>
+            <w:proofErr w:type="gramStart"/>
+            <w:r>
+              <w:rPr>
+                <w:rFonts w:asciiTheme="majorHAnsi" w:eastAsia="Cambria Math" w:hAnsiTheme="majorHAnsi"/>
+                <w:lang w:eastAsia="ja-JP"/>
+              </w:rPr>
+              <w:t>deck</w:t>
+            </w:r>
+            <w:proofErr w:type="spellEnd"/>
+            <w:r>
+              <w:rPr>
+                <w:rFonts w:asciiTheme="majorHAnsi" w:eastAsia="Cambria Math" w:hAnsiTheme="majorHAnsi"/>
+                <w:lang w:eastAsia="ja-JP"/>
+              </w:rPr>
+              <w:t xml:space="preserve"> ,</w:t>
             </w:r>
             <w:proofErr w:type="gramEnd"/>
             <w:r>
@@ -24491,6 +25303,7 @@
                 <w:lang w:eastAsia="ja-JP"/>
               </w:rPr>
             </w:pPr>
+            <w:proofErr w:type="spellStart"/>
             <w:proofErr w:type="gramStart"/>
             <w:r>
               <w:rPr>
@@ -24499,6 +25312,7 @@
               </w:rPr>
               <w:t>random.shuffle</w:t>
             </w:r>
+            <w:proofErr w:type="spellEnd"/>
             <w:proofErr w:type="gramEnd"/>
             <w:r>
               <w:rPr>
@@ -24622,7 +25436,7 @@
                           <pic:cNvPicPr/>
                         </pic:nvPicPr>
                         <pic:blipFill>
-                          <a:blip r:embed="rId48"/>
+                          <a:blip r:embed="rId49"/>
                           <a:stretch>
                             <a:fillRect/>
                           </a:stretch>
@@ -24664,7 +25478,7 @@
                           <pic:cNvPicPr/>
                         </pic:nvPicPr>
                         <pic:blipFill>
-                          <a:blip r:embed="rId49"/>
+                          <a:blip r:embed="rId50"/>
                           <a:stretch>
                             <a:fillRect/>
                           </a:stretch>
@@ -24702,37 +25516,94 @@
                 <w:rFonts w:asciiTheme="majorHAnsi" w:eastAsia="Cambria Math" w:hAnsiTheme="majorHAnsi"/>
                 <w:lang w:eastAsia="ja-JP"/>
               </w:rPr>
-              <w:t>The DealCards function takes in parameters player and nCards allowing for it to be reused no matter the number of cards being delt and to who.</w:t>
-            </w:r>
-          </w:p>
-          <w:p>
-            <w:pPr>
+              <w:t xml:space="preserve">The </w:t>
+            </w:r>
+            <w:proofErr w:type="spellStart"/>
+            <w:r>
               <w:rPr>
                 <w:rFonts w:asciiTheme="majorHAnsi" w:eastAsia="Cambria Math" w:hAnsiTheme="majorHAnsi"/>
                 <w:lang w:eastAsia="ja-JP"/>
               </w:rPr>
-            </w:pPr>
+              <w:t>DealCards</w:t>
+            </w:r>
+            <w:proofErr w:type="spellEnd"/>
             <w:r>
               <w:rPr>
                 <w:rFonts w:asciiTheme="majorHAnsi" w:eastAsia="Cambria Math" w:hAnsiTheme="majorHAnsi"/>
                 <w:lang w:eastAsia="ja-JP"/>
               </w:rPr>
-              <w:t>shuffled_Deck and head is globalised so their values can be used and edited.</w:t>
-            </w:r>
-          </w:p>
-          <w:p>
-            <w:pPr>
+              <w:t xml:space="preserve"> function takes in parameters player and </w:t>
+            </w:r>
+            <w:proofErr w:type="spellStart"/>
+            <w:r>
               <w:rPr>
                 <w:rFonts w:asciiTheme="majorHAnsi" w:eastAsia="Cambria Math" w:hAnsiTheme="majorHAnsi"/>
                 <w:lang w:eastAsia="ja-JP"/>
               </w:rPr>
-            </w:pPr>
+              <w:t>nCards</w:t>
+            </w:r>
+            <w:proofErr w:type="spellEnd"/>
             <w:r>
               <w:rPr>
                 <w:rFonts w:asciiTheme="majorHAnsi" w:eastAsia="Cambria Math" w:hAnsiTheme="majorHAnsi"/>
                 <w:lang w:eastAsia="ja-JP"/>
               </w:rPr>
-              <w:t xml:space="preserve">The subroutine is internally looped for the number of cards (nCards) that will be delt each loop assigning the </w:t>
+              <w:t xml:space="preserve"> allowing for it to be reused no matter the number of cards being delt and to who.</w:t>
+            </w:r>
+          </w:p>
+          <w:p>
+            <w:pPr>
+              <w:rPr>
+                <w:rFonts w:asciiTheme="majorHAnsi" w:eastAsia="Cambria Math" w:hAnsiTheme="majorHAnsi"/>
+                <w:lang w:eastAsia="ja-JP"/>
+              </w:rPr>
+            </w:pPr>
+            <w:proofErr w:type="spellStart"/>
+            <w:r>
+              <w:rPr>
+                <w:rFonts w:asciiTheme="majorHAnsi" w:eastAsia="Cambria Math" w:hAnsiTheme="majorHAnsi"/>
+                <w:lang w:eastAsia="ja-JP"/>
+              </w:rPr>
+              <w:t>shuffled_Deck</w:t>
+            </w:r>
+            <w:proofErr w:type="spellEnd"/>
+            <w:r>
+              <w:rPr>
+                <w:rFonts w:asciiTheme="majorHAnsi" w:eastAsia="Cambria Math" w:hAnsiTheme="majorHAnsi"/>
+                <w:lang w:eastAsia="ja-JP"/>
+              </w:rPr>
+              <w:t xml:space="preserve"> and head is globalised so their values can be used and edited.</w:t>
+            </w:r>
+          </w:p>
+          <w:p>
+            <w:pPr>
+              <w:rPr>
+                <w:rFonts w:asciiTheme="majorHAnsi" w:eastAsia="Cambria Math" w:hAnsiTheme="majorHAnsi"/>
+                <w:lang w:eastAsia="ja-JP"/>
+              </w:rPr>
+            </w:pPr>
+            <w:r>
+              <w:rPr>
+                <w:rFonts w:asciiTheme="majorHAnsi" w:eastAsia="Cambria Math" w:hAnsiTheme="majorHAnsi"/>
+                <w:lang w:eastAsia="ja-JP"/>
+              </w:rPr>
+              <w:t>The subroutine is internally looped for the number of cards (</w:t>
+            </w:r>
+            <w:proofErr w:type="spellStart"/>
+            <w:r>
+              <w:rPr>
+                <w:rFonts w:asciiTheme="majorHAnsi" w:eastAsia="Cambria Math" w:hAnsiTheme="majorHAnsi"/>
+                <w:lang w:eastAsia="ja-JP"/>
+              </w:rPr>
+              <w:t>nCards</w:t>
+            </w:r>
+            <w:proofErr w:type="spellEnd"/>
+            <w:r>
+              <w:rPr>
+                <w:rFonts w:asciiTheme="majorHAnsi" w:eastAsia="Cambria Math" w:hAnsiTheme="majorHAnsi"/>
+                <w:lang w:eastAsia="ja-JP"/>
+              </w:rPr>
+              <w:t xml:space="preserve">) that will be delt each loop assigning the </w:t>
             </w:r>
             <w:r>
               <w:rPr>
@@ -24791,7 +25662,23 @@
                 <w:rFonts w:asciiTheme="majorHAnsi" w:eastAsia="Cambria Math" w:hAnsiTheme="majorHAnsi"/>
                 <w:lang w:eastAsia="ja-JP"/>
               </w:rPr>
-              <w:t xml:space="preserve">The pointer of the head of the queue is cremented/decreased by 1 as the card </w:t>
+              <w:t xml:space="preserve">The pointer of the head of the queue is </w:t>
+            </w:r>
+            <w:proofErr w:type="spellStart"/>
+            <w:r>
+              <w:rPr>
+                <w:rFonts w:asciiTheme="majorHAnsi" w:eastAsia="Cambria Math" w:hAnsiTheme="majorHAnsi"/>
+                <w:lang w:eastAsia="ja-JP"/>
+              </w:rPr>
+              <w:t>cremented</w:t>
+            </w:r>
+            <w:proofErr w:type="spellEnd"/>
+            <w:r>
+              <w:rPr>
+                <w:rFonts w:asciiTheme="majorHAnsi" w:eastAsia="Cambria Math" w:hAnsiTheme="majorHAnsi"/>
+                <w:lang w:eastAsia="ja-JP"/>
+              </w:rPr>
+              <w:t xml:space="preserve">/decreased by 1 as the card </w:t>
             </w:r>
             <w:r>
               <w:rPr>
@@ -24835,7 +25722,23 @@
                 <w:rFonts w:asciiTheme="majorHAnsi" w:eastAsia="Cambria Math" w:hAnsiTheme="majorHAnsi"/>
                 <w:lang w:eastAsia="ja-JP"/>
               </w:rPr>
-              <w:t>The card is added to the playerCard list</w:t>
+              <w:t xml:space="preserve">The card is added to the </w:t>
+            </w:r>
+            <w:proofErr w:type="spellStart"/>
+            <w:r>
+              <w:rPr>
+                <w:rFonts w:asciiTheme="majorHAnsi" w:eastAsia="Cambria Math" w:hAnsiTheme="majorHAnsi"/>
+                <w:lang w:eastAsia="ja-JP"/>
+              </w:rPr>
+              <w:t>playerCard</w:t>
+            </w:r>
+            <w:proofErr w:type="spellEnd"/>
+            <w:r>
+              <w:rPr>
+                <w:rFonts w:asciiTheme="majorHAnsi" w:eastAsia="Cambria Math" w:hAnsiTheme="majorHAnsi"/>
+                <w:lang w:eastAsia="ja-JP"/>
+              </w:rPr>
+              <w:t xml:space="preserve"> list</w:t>
             </w:r>
           </w:p>
           <w:p>
@@ -24890,7 +25793,7 @@
                           <pic:cNvPicPr/>
                         </pic:nvPicPr>
                         <pic:blipFill rotWithShape="1">
-                          <a:blip r:embed="rId50"/>
+                          <a:blip r:embed="rId51"/>
                           <a:srcRect r="57362"/>
                           <a:stretch>
                             <a:fillRect/>
@@ -25056,29 +25959,47 @@
               </w:rPr>
               <w:t xml:space="preserve">I corrected this shortly after and the </w:t>
             </w:r>
+            <w:proofErr w:type="spellStart"/>
             <w:proofErr w:type="gramStart"/>
             <w:r>
               <w:rPr>
                 <w:rFonts w:asciiTheme="majorHAnsi" w:eastAsia="Cambria Math" w:hAnsiTheme="majorHAnsi"/>
                 <w:lang w:eastAsia="ja-JP"/>
               </w:rPr>
-              <w:t>DealCards(</w:t>
-            </w:r>
-            <w:proofErr w:type="gramEnd"/>
+              <w:t>DealCards</w:t>
+            </w:r>
+            <w:proofErr w:type="spellEnd"/>
             <w:r>
               <w:rPr>
                 <w:rFonts w:asciiTheme="majorHAnsi" w:eastAsia="Cambria Math" w:hAnsiTheme="majorHAnsi"/>
                 <w:lang w:eastAsia="ja-JP"/>
               </w:rPr>
-              <w:t xml:space="preserve">) and </w:t>
-            </w:r>
-            <w:proofErr w:type="gramStart"/>
+              <w:t>(</w:t>
+            </w:r>
+            <w:proofErr w:type="gramEnd"/>
             <w:r>
               <w:rPr>
                 <w:rFonts w:asciiTheme="majorHAnsi" w:eastAsia="Cambria Math" w:hAnsiTheme="majorHAnsi"/>
                 <w:lang w:eastAsia="ja-JP"/>
               </w:rPr>
-              <w:t>ShuffleCards(</w:t>
+              <w:t xml:space="preserve">) and </w:t>
+            </w:r>
+            <w:proofErr w:type="spellStart"/>
+            <w:proofErr w:type="gramStart"/>
+            <w:r>
+              <w:rPr>
+                <w:rFonts w:asciiTheme="majorHAnsi" w:eastAsia="Cambria Math" w:hAnsiTheme="majorHAnsi"/>
+                <w:lang w:eastAsia="ja-JP"/>
+              </w:rPr>
+              <w:t>ShuffleCards</w:t>
+            </w:r>
+            <w:proofErr w:type="spellEnd"/>
+            <w:r>
+              <w:rPr>
+                <w:rFonts w:asciiTheme="majorHAnsi" w:eastAsia="Cambria Math" w:hAnsiTheme="majorHAnsi"/>
+                <w:lang w:eastAsia="ja-JP"/>
+              </w:rPr>
+              <w:t>(</w:t>
             </w:r>
             <w:proofErr w:type="gramEnd"/>
             <w:r>
@@ -25139,7 +26060,7 @@
                           <pic:cNvPicPr/>
                         </pic:nvPicPr>
                         <pic:blipFill>
-                          <a:blip r:embed="rId51">
+                          <a:blip r:embed="rId52">
                             <a:extLst>
                               <a:ext uri="{28A0092B-C50C-407E-A947-70E740481C1C}">
                                 <a14:useLocalDpi xmlns:a14="http://schemas.microsoft.com/office/drawing/2010/main" val="0"/>
@@ -25201,7 +26122,7 @@
                           <pic:cNvPicPr/>
                         </pic:nvPicPr>
                         <pic:blipFill>
-                          <a:blip r:embed="rId52">
+                          <a:blip r:embed="rId53">
                             <a:extLst>
                               <a:ext uri="{28A0092B-C50C-407E-A947-70E740481C1C}">
                                 <a14:useLocalDpi xmlns:a14="http://schemas.microsoft.com/office/drawing/2010/main" val="0"/>
@@ -25263,7 +26184,7 @@
                           <pic:cNvPicPr/>
                         </pic:nvPicPr>
                         <pic:blipFill>
-                          <a:blip r:embed="rId53">
+                          <a:blip r:embed="rId54">
                             <a:extLst>
                               <a:ext uri="{28A0092B-C50C-407E-A947-70E740481C1C}">
                                 <a14:useLocalDpi xmlns:a14="http://schemas.microsoft.com/office/drawing/2010/main" val="0"/>
@@ -25483,6 +26404,7 @@
                 <w:lang w:eastAsia="ja-JP"/>
               </w:rPr>
             </w:pPr>
+            <w:proofErr w:type="spellStart"/>
             <w:r>
               <w:rPr>
                 <w:rFonts w:asciiTheme="majorHAnsi" w:eastAsia="Cambria Math" w:hAnsiTheme="majorHAnsi"/>
@@ -25490,6 +26412,7 @@
               </w:rPr>
               <w:t>ordered_Deck</w:t>
             </w:r>
+            <w:proofErr w:type="spellEnd"/>
           </w:p>
           <w:p>
             <w:pPr>
@@ -25498,6 +26421,7 @@
                 <w:lang w:eastAsia="ja-JP"/>
               </w:rPr>
             </w:pPr>
+            <w:proofErr w:type="spellStart"/>
             <w:r>
               <w:rPr>
                 <w:rFonts w:asciiTheme="majorHAnsi" w:eastAsia="Cambria Math" w:hAnsiTheme="majorHAnsi"/>
@@ -25505,6 +26429,7 @@
               </w:rPr>
               <w:t>standard_Deck</w:t>
             </w:r>
+            <w:proofErr w:type="spellEnd"/>
           </w:p>
           <w:p>
             <w:pPr>
@@ -25745,7 +26670,7 @@
                           <pic:cNvPicPr/>
                         </pic:nvPicPr>
                         <pic:blipFill rotWithShape="1">
-                          <a:blip r:embed="rId54"/>
+                          <a:blip r:embed="rId55"/>
                           <a:srcRect r="40465"/>
                           <a:stretch>
                             <a:fillRect/>
@@ -25796,7 +26721,7 @@
                           <pic:cNvPicPr/>
                         </pic:nvPicPr>
                         <pic:blipFill>
-                          <a:blip r:embed="rId55"/>
+                          <a:blip r:embed="rId56"/>
                           <a:stretch>
                             <a:fillRect/>
                           </a:stretch>
@@ -26086,7 +27011,7 @@
                           <pic:cNvPicPr/>
                         </pic:nvPicPr>
                         <pic:blipFill>
-                          <a:blip r:embed="rId56"/>
+                          <a:blip r:embed="rId57"/>
                           <a:stretch>
                             <a:fillRect/>
                           </a:stretch>
@@ -26119,45 +27044,79 @@
                 <w:lang w:eastAsia="ja-JP"/>
               </w:rPr>
             </w:pPr>
+            <w:proofErr w:type="spellStart"/>
             <w:proofErr w:type="gramStart"/>
             <w:r>
               <w:rPr>
                 <w:rFonts w:asciiTheme="majorHAnsi" w:eastAsia="Cambria Math" w:hAnsiTheme="majorHAnsi"/>
                 <w:lang w:eastAsia="ja-JP"/>
               </w:rPr>
-              <w:t>CardIntegration(</w:t>
-            </w:r>
-            <w:proofErr w:type="gramEnd"/>
+              <w:t>CardIntegration</w:t>
+            </w:r>
+            <w:proofErr w:type="spellEnd"/>
             <w:r>
               <w:rPr>
                 <w:rFonts w:asciiTheme="majorHAnsi" w:eastAsia="Cambria Math" w:hAnsiTheme="majorHAnsi"/>
                 <w:lang w:eastAsia="ja-JP"/>
               </w:rPr>
-              <w:t xml:space="preserve">) is the subroutine for the card integration feature for the user to handle their own physical deck of cards. It is abit </w:t>
-            </w:r>
-            <w:proofErr w:type="gramStart"/>
+              <w:t>(</w:t>
+            </w:r>
+            <w:proofErr w:type="gramEnd"/>
             <w:r>
               <w:rPr>
                 <w:rFonts w:asciiTheme="majorHAnsi" w:eastAsia="Cambria Math" w:hAnsiTheme="majorHAnsi"/>
                 <w:lang w:eastAsia="ja-JP"/>
               </w:rPr>
-              <w:t>similar to</w:t>
-            </w:r>
-            <w:proofErr w:type="gramEnd"/>
+              <w:t xml:space="preserve">) is the subroutine for the card integration feature for the user to handle their own physical deck of cards. It is </w:t>
+            </w:r>
+            <w:proofErr w:type="spellStart"/>
             <w:r>
               <w:rPr>
                 <w:rFonts w:asciiTheme="majorHAnsi" w:eastAsia="Cambria Math" w:hAnsiTheme="majorHAnsi"/>
                 <w:lang w:eastAsia="ja-JP"/>
               </w:rPr>
-              <w:t xml:space="preserve"> the </w:t>
-            </w:r>
-            <w:proofErr w:type="gramStart"/>
+              <w:t>abit</w:t>
+            </w:r>
+            <w:proofErr w:type="spellEnd"/>
             <w:r>
               <w:rPr>
                 <w:rFonts w:asciiTheme="majorHAnsi" w:eastAsia="Cambria Math" w:hAnsiTheme="majorHAnsi"/>
                 <w:lang w:eastAsia="ja-JP"/>
               </w:rPr>
-              <w:t>DealCards(</w:t>
+              <w:t xml:space="preserve"> </w:t>
+            </w:r>
+            <w:proofErr w:type="gramStart"/>
+            <w:r>
+              <w:rPr>
+                <w:rFonts w:asciiTheme="majorHAnsi" w:eastAsia="Cambria Math" w:hAnsiTheme="majorHAnsi"/>
+                <w:lang w:eastAsia="ja-JP"/>
+              </w:rPr>
+              <w:t>similar to</w:t>
+            </w:r>
+            <w:proofErr w:type="gramEnd"/>
+            <w:r>
+              <w:rPr>
+                <w:rFonts w:asciiTheme="majorHAnsi" w:eastAsia="Cambria Math" w:hAnsiTheme="majorHAnsi"/>
+                <w:lang w:eastAsia="ja-JP"/>
+              </w:rPr>
+              <w:t xml:space="preserve"> the </w:t>
+            </w:r>
+            <w:proofErr w:type="spellStart"/>
+            <w:proofErr w:type="gramStart"/>
+            <w:r>
+              <w:rPr>
+                <w:rFonts w:asciiTheme="majorHAnsi" w:eastAsia="Cambria Math" w:hAnsiTheme="majorHAnsi"/>
+                <w:lang w:eastAsia="ja-JP"/>
+              </w:rPr>
+              <w:t>DealCards</w:t>
+            </w:r>
+            <w:proofErr w:type="spellEnd"/>
+            <w:r>
+              <w:rPr>
+                <w:rFonts w:asciiTheme="majorHAnsi" w:eastAsia="Cambria Math" w:hAnsiTheme="majorHAnsi"/>
+                <w:lang w:eastAsia="ja-JP"/>
+              </w:rPr>
+              <w:t>(</w:t>
             </w:r>
             <w:proofErr w:type="gramEnd"/>
             <w:r>
@@ -26274,6 +27233,7 @@
               </w:rPr>
               <w:t>It also adds the card to the players possession in the program. “</w:t>
             </w:r>
+            <w:proofErr w:type="spellStart"/>
             <w:proofErr w:type="gramStart"/>
             <w:r>
               <w:rPr>
@@ -26282,6 +27242,7 @@
               </w:rPr>
               <w:t>player.append</w:t>
             </w:r>
+            <w:proofErr w:type="spellEnd"/>
             <w:proofErr w:type="gramEnd"/>
             <w:r>
               <w:rPr>
@@ -26308,7 +27269,23 @@
                 <w:rFonts w:asciiTheme="majorHAnsi" w:eastAsia="Cambria Math" w:hAnsiTheme="majorHAnsi"/>
                 <w:lang w:eastAsia="ja-JP"/>
               </w:rPr>
-              <w:t>Player and nCards are passed as parameters so that the sub routine is reusable for all players and different amounts of cards if needed.</w:t>
+              <w:t xml:space="preserve">Player and </w:t>
+            </w:r>
+            <w:proofErr w:type="spellStart"/>
+            <w:r>
+              <w:rPr>
+                <w:rFonts w:asciiTheme="majorHAnsi" w:eastAsia="Cambria Math" w:hAnsiTheme="majorHAnsi"/>
+                <w:lang w:eastAsia="ja-JP"/>
+              </w:rPr>
+              <w:t>nCards</w:t>
+            </w:r>
+            <w:proofErr w:type="spellEnd"/>
+            <w:r>
+              <w:rPr>
+                <w:rFonts w:asciiTheme="majorHAnsi" w:eastAsia="Cambria Math" w:hAnsiTheme="majorHAnsi"/>
+                <w:lang w:eastAsia="ja-JP"/>
+              </w:rPr>
+              <w:t xml:space="preserve"> are passed as parameters so that the sub routine is reusable for all players and different amounts of cards if needed.</w:t>
             </w:r>
           </w:p>
           <w:p>
@@ -26357,7 +27334,7 @@
                           <pic:cNvPicPr/>
                         </pic:nvPicPr>
                         <pic:blipFill>
-                          <a:blip r:embed="rId57"/>
+                          <a:blip r:embed="rId58"/>
                           <a:stretch>
                             <a:fillRect/>
                           </a:stretch>
@@ -26395,38 +27372,39 @@
                 <w:rFonts w:asciiTheme="majorHAnsi" w:eastAsia="Cambria Math" w:hAnsiTheme="majorHAnsi"/>
                 <w:lang w:eastAsia="ja-JP"/>
               </w:rPr>
-              <w:t xml:space="preserve">I improved the CardIntegration subroutine by adding a check that the card they are trying to add is in the shuffled_Deck and if </w:t>
-            </w:r>
-            <w:proofErr w:type="gramStart"/>
+              <w:t xml:space="preserve">I improved the </w:t>
+            </w:r>
+            <w:proofErr w:type="spellStart"/>
             <w:r>
               <w:rPr>
                 <w:rFonts w:asciiTheme="majorHAnsi" w:eastAsia="Cambria Math" w:hAnsiTheme="majorHAnsi"/>
                 <w:lang w:eastAsia="ja-JP"/>
               </w:rPr>
-              <w:t>not</w:t>
-            </w:r>
-            <w:proofErr w:type="gramEnd"/>
+              <w:t>CardIntegration</w:t>
+            </w:r>
+            <w:proofErr w:type="spellEnd"/>
             <w:r>
               <w:rPr>
                 <w:rFonts w:asciiTheme="majorHAnsi" w:eastAsia="Cambria Math" w:hAnsiTheme="majorHAnsi"/>
                 <w:lang w:eastAsia="ja-JP"/>
               </w:rPr>
-              <w:t xml:space="preserve"> they will be prompted to renter a card catching typos, card reptetition and non existing cards. This check uses a while loop. </w:t>
-            </w:r>
-          </w:p>
-          <w:p>
-            <w:pPr>
+              <w:t xml:space="preserve"> subroutine by adding a check that the card they are trying to add is in the </w:t>
+            </w:r>
+            <w:proofErr w:type="spellStart"/>
+            <w:r>
               <w:rPr>
                 <w:rFonts w:asciiTheme="majorHAnsi" w:eastAsia="Cambria Math" w:hAnsiTheme="majorHAnsi"/>
                 <w:lang w:eastAsia="ja-JP"/>
               </w:rPr>
-            </w:pPr>
+              <w:t>shuffled_Deck</w:t>
+            </w:r>
+            <w:proofErr w:type="spellEnd"/>
             <w:r>
               <w:rPr>
                 <w:rFonts w:asciiTheme="majorHAnsi" w:eastAsia="Cambria Math" w:hAnsiTheme="majorHAnsi"/>
                 <w:lang w:eastAsia="ja-JP"/>
               </w:rPr>
-              <w:t xml:space="preserve">I used the “count” built in list method which will display the number of times a card occurs in the deck. The expected output is 1 if </w:t>
+              <w:t xml:space="preserve"> and if </w:t>
             </w:r>
             <w:proofErr w:type="gramStart"/>
             <w:r>
@@ -26434,8 +27412,73 @@
                 <w:rFonts w:asciiTheme="majorHAnsi" w:eastAsia="Cambria Math" w:hAnsiTheme="majorHAnsi"/>
                 <w:lang w:eastAsia="ja-JP"/>
               </w:rPr>
+              <w:t>not</w:t>
+            </w:r>
+            <w:proofErr w:type="gramEnd"/>
+            <w:r>
+              <w:rPr>
+                <w:rFonts w:asciiTheme="majorHAnsi" w:eastAsia="Cambria Math" w:hAnsiTheme="majorHAnsi"/>
+                <w:lang w:eastAsia="ja-JP"/>
+              </w:rPr>
+              <w:t xml:space="preserve"> they will be prompted to renter a card catching typos, card </w:t>
+            </w:r>
+            <w:proofErr w:type="spellStart"/>
+            <w:r>
+              <w:rPr>
+                <w:rFonts w:asciiTheme="majorHAnsi" w:eastAsia="Cambria Math" w:hAnsiTheme="majorHAnsi"/>
+                <w:lang w:eastAsia="ja-JP"/>
+              </w:rPr>
+              <w:t>reptetition</w:t>
+            </w:r>
+            <w:proofErr w:type="spellEnd"/>
+            <w:r>
+              <w:rPr>
+                <w:rFonts w:asciiTheme="majorHAnsi" w:eastAsia="Cambria Math" w:hAnsiTheme="majorHAnsi"/>
+                <w:lang w:eastAsia="ja-JP"/>
+              </w:rPr>
+              <w:t xml:space="preserve"> and </w:t>
+            </w:r>
+            <w:proofErr w:type="spellStart"/>
+            <w:r>
+              <w:rPr>
+                <w:rFonts w:asciiTheme="majorHAnsi" w:eastAsia="Cambria Math" w:hAnsiTheme="majorHAnsi"/>
+                <w:lang w:eastAsia="ja-JP"/>
+              </w:rPr>
+              <w:t>non existing</w:t>
+            </w:r>
+            <w:proofErr w:type="spellEnd"/>
+            <w:r>
+              <w:rPr>
+                <w:rFonts w:asciiTheme="majorHAnsi" w:eastAsia="Cambria Math" w:hAnsiTheme="majorHAnsi"/>
+                <w:lang w:eastAsia="ja-JP"/>
+              </w:rPr>
+              <w:t xml:space="preserve"> cards. This check uses a while loop. </w:t>
+            </w:r>
+          </w:p>
+          <w:p>
+            <w:pPr>
+              <w:rPr>
+                <w:rFonts w:asciiTheme="majorHAnsi" w:eastAsia="Cambria Math" w:hAnsiTheme="majorHAnsi"/>
+                <w:lang w:eastAsia="ja-JP"/>
+              </w:rPr>
+            </w:pPr>
+            <w:r>
+              <w:rPr>
+                <w:rFonts w:asciiTheme="majorHAnsi" w:eastAsia="Cambria Math" w:hAnsiTheme="majorHAnsi"/>
+                <w:lang w:eastAsia="ja-JP"/>
+              </w:rPr>
+              <w:t xml:space="preserve">I used the “count” built in list method which will display the number of times a card occurs in the deck. The expected output is 1 if </w:t>
+            </w:r>
+            <w:proofErr w:type="spellStart"/>
+            <w:proofErr w:type="gramStart"/>
+            <w:r>
+              <w:rPr>
+                <w:rFonts w:asciiTheme="majorHAnsi" w:eastAsia="Cambria Math" w:hAnsiTheme="majorHAnsi"/>
+                <w:lang w:eastAsia="ja-JP"/>
+              </w:rPr>
               <w:t>its</w:t>
             </w:r>
+            <w:proofErr w:type="spellEnd"/>
             <w:proofErr w:type="gramEnd"/>
             <w:r>
               <w:rPr>
@@ -26490,7 +27533,7 @@
                           <pic:cNvPicPr/>
                         </pic:nvPicPr>
                         <pic:blipFill>
-                          <a:blip r:embed="rId58"/>
+                          <a:blip r:embed="rId59"/>
                           <a:stretch>
                             <a:fillRect/>
                           </a:stretch>
@@ -26614,7 +27657,7 @@
                           <pic:cNvPicPr/>
                         </pic:nvPicPr>
                         <pic:blipFill rotWithShape="1">
-                          <a:blip r:embed="rId59">
+                          <a:blip r:embed="rId60">
                             <a:extLst>
                               <a:ext uri="{28A0092B-C50C-407E-A947-70E740481C1C}">
                                 <a14:useLocalDpi xmlns:a14="http://schemas.microsoft.com/office/drawing/2010/main" val="0"/>
@@ -26722,7 +27765,7 @@
                 <w:lang w:eastAsia="en-GB"/>
               </w:rPr>
               <w:drawing>
-                <wp:anchor distT="0" distB="0" distL="114300" distR="114300" simplePos="0" relativeHeight="251674624" behindDoc="0" locked="0" layoutInCell="1" allowOverlap="1" wp14:anchorId="4497E234" wp14:editId="55B24FD6">
+                <wp:anchor distT="0" distB="0" distL="114300" distR="114300" simplePos="0" relativeHeight="251674624" behindDoc="0" locked="0" layoutInCell="1" allowOverlap="1" wp14:anchorId="4497E234" wp14:editId="1E486580">
                   <wp:simplePos x="0" y="0"/>
                   <wp:positionH relativeFrom="column">
                     <wp:posOffset>-60325</wp:posOffset>
@@ -26745,7 +27788,7 @@
                           <pic:cNvPicPr/>
                         </pic:nvPicPr>
                         <pic:blipFill rotWithShape="1">
-                          <a:blip r:embed="rId59" cstate="print">
+                          <a:blip r:embed="rId60" cstate="print">
                             <a:extLst>
                               <a:ext uri="{28A0092B-C50C-407E-A947-70E740481C1C}">
                                 <a14:useLocalDpi xmlns:a14="http://schemas.microsoft.com/office/drawing/2010/main" val="0"/>
@@ -26804,7 +27847,39 @@
                 <w:rFonts w:asciiTheme="majorHAnsi" w:eastAsia="Cambria Math" w:hAnsiTheme="majorHAnsi"/>
                 <w:lang w:eastAsia="ja-JP"/>
               </w:rPr>
-              <w:t>There was an error trying to turn Ac into an integer so reordered the if statement branches and checks such that all string values (“Ac”,”Ki”,”Qu”,”Ja”) are assigned a integer value before value = int(value) which converts the string number to integer number e.g “10” to 10, “05” to 5 etc</w:t>
+              <w:t>There was an error trying to turn Ac into an integer so reordered the if statement branches and checks such that all string values (“</w:t>
+            </w:r>
+            <w:proofErr w:type="spellStart"/>
+            <w:r>
+              <w:rPr>
+                <w:rFonts w:asciiTheme="majorHAnsi" w:eastAsia="Cambria Math" w:hAnsiTheme="majorHAnsi"/>
+                <w:lang w:eastAsia="ja-JP"/>
+              </w:rPr>
+              <w:t>Ac”,”Ki”,”Qu”,”Ja</w:t>
+            </w:r>
+            <w:proofErr w:type="spellEnd"/>
+            <w:r>
+              <w:rPr>
+                <w:rFonts w:asciiTheme="majorHAnsi" w:eastAsia="Cambria Math" w:hAnsiTheme="majorHAnsi"/>
+                <w:lang w:eastAsia="ja-JP"/>
+              </w:rPr>
+              <w:t xml:space="preserve">”) are assigned a integer value before value = int(value) which converts the string number to integer number </w:t>
+            </w:r>
+            <w:proofErr w:type="spellStart"/>
+            <w:r>
+              <w:rPr>
+                <w:rFonts w:asciiTheme="majorHAnsi" w:eastAsia="Cambria Math" w:hAnsiTheme="majorHAnsi"/>
+                <w:lang w:eastAsia="ja-JP"/>
+              </w:rPr>
+              <w:t>e.g</w:t>
+            </w:r>
+            <w:proofErr w:type="spellEnd"/>
+            <w:r>
+              <w:rPr>
+                <w:rFonts w:asciiTheme="majorHAnsi" w:eastAsia="Cambria Math" w:hAnsiTheme="majorHAnsi"/>
+                <w:lang w:eastAsia="ja-JP"/>
+              </w:rPr>
+              <w:t xml:space="preserve"> “10” to 10, “05” to 5 etc</w:t>
             </w:r>
           </w:p>
         </w:tc>
@@ -26853,7 +27928,7 @@
                           <pic:cNvPicPr/>
                         </pic:nvPicPr>
                         <pic:blipFill>
-                          <a:blip r:embed="rId60" cstate="print">
+                          <a:blip r:embed="rId61" cstate="print">
                             <a:extLst>
                               <a:ext uri="{28A0092B-C50C-407E-A947-70E740481C1C}">
                                 <a14:useLocalDpi xmlns:a14="http://schemas.microsoft.com/office/drawing/2010/main" val="0"/>
@@ -26903,37 +27978,181 @@
                 <w:rFonts w:asciiTheme="majorHAnsi" w:eastAsia="Cambria Math" w:hAnsiTheme="majorHAnsi"/>
                 <w:lang w:eastAsia="ja-JP"/>
               </w:rPr>
-              <w:t xml:space="preserve">I have also separated it into two subroutines CardValue and CardSuit which are called upon separately. CardValue returning the Value as an integer to be used when deciding a high card in poker and a hand total in blackjack. CardSuit returns the first character of a suit e.g “H” for hearts “D” diamonds etc. </w:t>
-            </w:r>
-          </w:p>
-          <w:p>
-            <w:pPr>
+              <w:t xml:space="preserve">I have also separated it into two subroutines </w:t>
+            </w:r>
+            <w:proofErr w:type="spellStart"/>
+            <w:r>
               <w:rPr>
                 <w:rFonts w:asciiTheme="majorHAnsi" w:eastAsia="Cambria Math" w:hAnsiTheme="majorHAnsi"/>
                 <w:lang w:eastAsia="ja-JP"/>
               </w:rPr>
-            </w:pPr>
+              <w:t>CardValue</w:t>
+            </w:r>
+            <w:proofErr w:type="spellEnd"/>
             <w:r>
               <w:rPr>
                 <w:rFonts w:asciiTheme="majorHAnsi" w:eastAsia="Cambria Math" w:hAnsiTheme="majorHAnsi"/>
                 <w:lang w:eastAsia="ja-JP"/>
               </w:rPr>
-              <w:t xml:space="preserve">The card values are also determined depending on the gamemode passed as a parameter when the subroutine is called upon. </w:t>
-            </w:r>
-          </w:p>
-          <w:p>
-            <w:pPr>
+              <w:t xml:space="preserve"> and </w:t>
+            </w:r>
+            <w:proofErr w:type="spellStart"/>
+            <w:r>
               <w:rPr>
                 <w:rFonts w:asciiTheme="majorHAnsi" w:eastAsia="Cambria Math" w:hAnsiTheme="majorHAnsi"/>
                 <w:lang w:eastAsia="ja-JP"/>
               </w:rPr>
-            </w:pPr>
+              <w:t>CardSuit</w:t>
+            </w:r>
+            <w:proofErr w:type="spellEnd"/>
             <w:r>
               <w:rPr>
                 <w:rFonts w:asciiTheme="majorHAnsi" w:eastAsia="Cambria Math" w:hAnsiTheme="majorHAnsi"/>
                 <w:lang w:eastAsia="ja-JP"/>
               </w:rPr>
-              <w:t>This allows this one subroutine to be used to get the value of any card in any gamemode and allows the easy integration for future possible gamemodes compared to having multiple subroutines for different gamemodes (poker and blackjack).</w:t>
+              <w:t xml:space="preserve"> which are called upon separately. </w:t>
+            </w:r>
+            <w:proofErr w:type="spellStart"/>
+            <w:r>
+              <w:rPr>
+                <w:rFonts w:asciiTheme="majorHAnsi" w:eastAsia="Cambria Math" w:hAnsiTheme="majorHAnsi"/>
+                <w:lang w:eastAsia="ja-JP"/>
+              </w:rPr>
+              <w:t>CardValue</w:t>
+            </w:r>
+            <w:proofErr w:type="spellEnd"/>
+            <w:r>
+              <w:rPr>
+                <w:rFonts w:asciiTheme="majorHAnsi" w:eastAsia="Cambria Math" w:hAnsiTheme="majorHAnsi"/>
+                <w:lang w:eastAsia="ja-JP"/>
+              </w:rPr>
+              <w:t xml:space="preserve"> returning the Value as an integer to be used when deciding a high card in poker and a hand total in blackjack. </w:t>
+            </w:r>
+            <w:proofErr w:type="spellStart"/>
+            <w:r>
+              <w:rPr>
+                <w:rFonts w:asciiTheme="majorHAnsi" w:eastAsia="Cambria Math" w:hAnsiTheme="majorHAnsi"/>
+                <w:lang w:eastAsia="ja-JP"/>
+              </w:rPr>
+              <w:t>CardSuit</w:t>
+            </w:r>
+            <w:proofErr w:type="spellEnd"/>
+            <w:r>
+              <w:rPr>
+                <w:rFonts w:asciiTheme="majorHAnsi" w:eastAsia="Cambria Math" w:hAnsiTheme="majorHAnsi"/>
+                <w:lang w:eastAsia="ja-JP"/>
+              </w:rPr>
+              <w:t xml:space="preserve"> returns the first character of a suit </w:t>
+            </w:r>
+            <w:proofErr w:type="spellStart"/>
+            <w:r>
+              <w:rPr>
+                <w:rFonts w:asciiTheme="majorHAnsi" w:eastAsia="Cambria Math" w:hAnsiTheme="majorHAnsi"/>
+                <w:lang w:eastAsia="ja-JP"/>
+              </w:rPr>
+              <w:t>e.g</w:t>
+            </w:r>
+            <w:proofErr w:type="spellEnd"/>
+            <w:r>
+              <w:rPr>
+                <w:rFonts w:asciiTheme="majorHAnsi" w:eastAsia="Cambria Math" w:hAnsiTheme="majorHAnsi"/>
+                <w:lang w:eastAsia="ja-JP"/>
+              </w:rPr>
+              <w:t xml:space="preserve"> “H” for hearts “D” diamonds etc. </w:t>
+            </w:r>
+          </w:p>
+          <w:p>
+            <w:pPr>
+              <w:rPr>
+                <w:rFonts w:asciiTheme="majorHAnsi" w:eastAsia="Cambria Math" w:hAnsiTheme="majorHAnsi"/>
+                <w:lang w:eastAsia="ja-JP"/>
+              </w:rPr>
+            </w:pPr>
+            <w:r>
+              <w:rPr>
+                <w:rFonts w:asciiTheme="majorHAnsi" w:eastAsia="Cambria Math" w:hAnsiTheme="majorHAnsi"/>
+                <w:lang w:eastAsia="ja-JP"/>
+              </w:rPr>
+              <w:t xml:space="preserve">The card values are also determined depending on the </w:t>
+            </w:r>
+            <w:proofErr w:type="spellStart"/>
+            <w:r>
+              <w:rPr>
+                <w:rFonts w:asciiTheme="majorHAnsi" w:eastAsia="Cambria Math" w:hAnsiTheme="majorHAnsi"/>
+                <w:lang w:eastAsia="ja-JP"/>
+              </w:rPr>
+              <w:t>gamemode</w:t>
+            </w:r>
+            <w:proofErr w:type="spellEnd"/>
+            <w:r>
+              <w:rPr>
+                <w:rFonts w:asciiTheme="majorHAnsi" w:eastAsia="Cambria Math" w:hAnsiTheme="majorHAnsi"/>
+                <w:lang w:eastAsia="ja-JP"/>
+              </w:rPr>
+              <w:t xml:space="preserve"> passed as a parameter when the subroutine is called upon. </w:t>
+            </w:r>
+          </w:p>
+          <w:p>
+            <w:pPr>
+              <w:rPr>
+                <w:rFonts w:asciiTheme="majorHAnsi" w:eastAsia="Cambria Math" w:hAnsiTheme="majorHAnsi"/>
+                <w:lang w:eastAsia="ja-JP"/>
+              </w:rPr>
+            </w:pPr>
+            <w:r>
+              <w:rPr>
+                <w:rFonts w:asciiTheme="majorHAnsi" w:eastAsia="Cambria Math" w:hAnsiTheme="majorHAnsi"/>
+                <w:lang w:eastAsia="ja-JP"/>
+              </w:rPr>
+              <w:t xml:space="preserve">This allows this one subroutine to be used to get the value of any card in any </w:t>
+            </w:r>
+            <w:proofErr w:type="spellStart"/>
+            <w:r>
+              <w:rPr>
+                <w:rFonts w:asciiTheme="majorHAnsi" w:eastAsia="Cambria Math" w:hAnsiTheme="majorHAnsi"/>
+                <w:lang w:eastAsia="ja-JP"/>
+              </w:rPr>
+              <w:t>gamemode</w:t>
+            </w:r>
+            <w:proofErr w:type="spellEnd"/>
+            <w:r>
+              <w:rPr>
+                <w:rFonts w:asciiTheme="majorHAnsi" w:eastAsia="Cambria Math" w:hAnsiTheme="majorHAnsi"/>
+                <w:lang w:eastAsia="ja-JP"/>
+              </w:rPr>
+              <w:t xml:space="preserve"> and allows the easy integration for future possible </w:t>
+            </w:r>
+            <w:proofErr w:type="spellStart"/>
+            <w:r>
+              <w:rPr>
+                <w:rFonts w:asciiTheme="majorHAnsi" w:eastAsia="Cambria Math" w:hAnsiTheme="majorHAnsi"/>
+                <w:lang w:eastAsia="ja-JP"/>
+              </w:rPr>
+              <w:t>gamemodes</w:t>
+            </w:r>
+            <w:proofErr w:type="spellEnd"/>
+            <w:r>
+              <w:rPr>
+                <w:rFonts w:asciiTheme="majorHAnsi" w:eastAsia="Cambria Math" w:hAnsiTheme="majorHAnsi"/>
+                <w:lang w:eastAsia="ja-JP"/>
+              </w:rPr>
+              <w:t xml:space="preserve"> compared to having multiple subroutines for different </w:t>
+            </w:r>
+            <w:proofErr w:type="spellStart"/>
+            <w:r>
+              <w:rPr>
+                <w:rFonts w:asciiTheme="majorHAnsi" w:eastAsia="Cambria Math" w:hAnsiTheme="majorHAnsi"/>
+                <w:lang w:eastAsia="ja-JP"/>
+              </w:rPr>
+              <w:t>gamemodes</w:t>
+            </w:r>
+            <w:proofErr w:type="spellEnd"/>
+            <w:r>
+              <w:rPr>
+                <w:rFonts w:asciiTheme="majorHAnsi" w:eastAsia="Cambria Math" w:hAnsiTheme="majorHAnsi"/>
+                <w:lang w:eastAsia="ja-JP"/>
+              </w:rPr>
+              <w:t xml:space="preserve"> (poker and blackjack).</w:t>
             </w:r>
           </w:p>
         </w:tc>
@@ -27011,7 +28230,7 @@
                           <pic:cNvPicPr/>
                         </pic:nvPicPr>
                         <pic:blipFill>
-                          <a:blip r:embed="rId61"/>
+                          <a:blip r:embed="rId62"/>
                           <a:stretch>
                             <a:fillRect/>
                           </a:stretch>
@@ -27219,7 +28438,11 @@
             </w:r>
             <w:r>
               <w:br/>
-              <w:t># bool variables = is</w:t>
+              <w:t xml:space="preserve"># bool variables = </w:t>
+            </w:r>
+            <w:proofErr w:type="spellStart"/>
+            <w:r>
+              <w:t>is</w:t>
             </w:r>
             <w:r>
               <w:t>C</w:t>
@@ -27227,6 +28450,7 @@
             <w:r>
               <w:t>amelCase</w:t>
             </w:r>
+            <w:proofErr w:type="spellEnd"/>
             <w:r>
               <w:br/>
               <w:t># constants = UPPERCASE</w:t>
@@ -27244,8 +28468,13 @@
               <w:t>/procedures</w:t>
             </w:r>
             <w:r>
-              <w:t xml:space="preserve"> = PascalCase</w:t>
-            </w:r>
+              <w:t xml:space="preserve"> = </w:t>
+            </w:r>
+            <w:proofErr w:type="spellStart"/>
+            <w:r>
+              <w:t>PascalCase</w:t>
+            </w:r>
+            <w:proofErr w:type="spellEnd"/>
           </w:p>
           <w:p>
             <w:pPr>
@@ -27343,7 +28572,7 @@
                           <pic:cNvPicPr/>
                         </pic:nvPicPr>
                         <pic:blipFill>
-                          <a:blip r:embed="rId62"/>
+                          <a:blip r:embed="rId63"/>
                           <a:stretch>
                             <a:fillRect/>
                           </a:stretch>
@@ -27422,7 +28651,7 @@
                           <pic:cNvPicPr/>
                         </pic:nvPicPr>
                         <pic:blipFill>
-                          <a:blip r:embed="rId63"/>
+                          <a:blip r:embed="rId64"/>
                           <a:stretch>
                             <a:fillRect/>
                           </a:stretch>
@@ -27522,7 +28751,7 @@
                           <pic:cNvPicPr/>
                         </pic:nvPicPr>
                         <pic:blipFill>
-                          <a:blip r:embed="rId58"/>
+                          <a:blip r:embed="rId59"/>
                           <a:stretch>
                             <a:fillRect/>
                           </a:stretch>
@@ -27622,7 +28851,7 @@
                           <pic:cNvPicPr/>
                         </pic:nvPicPr>
                         <pic:blipFill>
-                          <a:blip r:embed="rId64"/>
+                          <a:blip r:embed="rId65"/>
                           <a:stretch>
                             <a:fillRect/>
                           </a:stretch>
@@ -27723,7 +28952,7 @@
                           <pic:cNvPicPr/>
                         </pic:nvPicPr>
                         <pic:blipFill>
-                          <a:blip r:embed="rId65"/>
+                          <a:blip r:embed="rId66"/>
                           <a:stretch>
                             <a:fillRect/>
                           </a:stretch>
@@ -27794,7 +29023,7 @@
                           <pic:cNvPicPr/>
                         </pic:nvPicPr>
                         <pic:blipFill>
-                          <a:blip r:embed="rId66"/>
+                          <a:blip r:embed="rId67"/>
                           <a:stretch>
                             <a:fillRect/>
                           </a:stretch>
@@ -28010,11 +29239,11 @@
       <w:pPr>
         <w:pStyle w:val="Heading3"/>
       </w:pPr>
-      <w:bookmarkStart w:id="51" w:name="_Toc215046302"/>
+      <w:bookmarkStart w:id="52" w:name="_Toc215046302"/>
       <w:r>
         <w:t>Testing</w:t>
       </w:r>
-      <w:bookmarkEnd w:id="51"/>
+      <w:bookmarkEnd w:id="52"/>
     </w:p>
     <w:p>
       <w:pPr>
@@ -28173,9 +29402,11 @@
             <w:r>
               <w:t>Input “</w:t>
             </w:r>
+            <w:proofErr w:type="spellStart"/>
             <w:r>
               <w:t>AcS</w:t>
             </w:r>
+            <w:proofErr w:type="spellEnd"/>
             <w:r>
               <w:t>” via card integration</w:t>
             </w:r>
@@ -28345,15 +29576,19 @@
             <w:r>
               <w:t>Player already holds “</w:t>
             </w:r>
+            <w:proofErr w:type="spellStart"/>
             <w:r>
               <w:t>AcS</w:t>
             </w:r>
+            <w:proofErr w:type="spellEnd"/>
             <w:r>
               <w:t>” so input “</w:t>
             </w:r>
+            <w:proofErr w:type="spellStart"/>
             <w:r>
               <w:t>AcS</w:t>
             </w:r>
+            <w:proofErr w:type="spellEnd"/>
             <w:r>
               <w:t>” again</w:t>
             </w:r>
@@ -28436,7 +29671,23 @@
           </w:tcPr>
           <w:p>
             <w:r>
-              <w:t>Input “AcS” and “AcH”</w:t>
+              <w:t>Input “</w:t>
+            </w:r>
+            <w:proofErr w:type="spellStart"/>
+            <w:r>
+              <w:t>AcS</w:t>
+            </w:r>
+            <w:proofErr w:type="spellEnd"/>
+            <w:r>
+              <w:t>” and “</w:t>
+            </w:r>
+            <w:proofErr w:type="spellStart"/>
+            <w:r>
+              <w:t>AcH</w:t>
+            </w:r>
+            <w:proofErr w:type="spellEnd"/>
+            <w:r>
+              <w:t>”</w:t>
             </w:r>
           </w:p>
         </w:tc>
@@ -28516,8 +29767,21 @@
             <w:tcW w:w="3307" w:type="dxa"/>
           </w:tcPr>
           <w:p>
-            <w:r>
-              <w:t>len(shuffledDeck)</w:t>
+            <w:proofErr w:type="spellStart"/>
+            <w:r>
+              <w:t>len</w:t>
+            </w:r>
+            <w:proofErr w:type="spellEnd"/>
+            <w:r>
+              <w:t>(</w:t>
+            </w:r>
+            <w:proofErr w:type="spellStart"/>
+            <w:r>
+              <w:t>shuffledDeck</w:t>
+            </w:r>
+            <w:proofErr w:type="spellEnd"/>
+            <w:r>
+              <w:t>)</w:t>
             </w:r>
           </w:p>
         </w:tc>
@@ -28813,9 +30077,14 @@
             <w:r>
               <w:t xml:space="preserve">Call </w:t>
             </w:r>
+            <w:proofErr w:type="spellStart"/>
             <w:proofErr w:type="gramStart"/>
             <w:r>
-              <w:t>ShuffleCards(</w:t>
+              <w:t>ShuffleCards</w:t>
+            </w:r>
+            <w:proofErr w:type="spellEnd"/>
+            <w:r>
+              <w:t>(</w:t>
             </w:r>
             <w:proofErr w:type="gramEnd"/>
             <w:r>
@@ -28926,7 +30195,15 @@
           </w:tcPr>
           <w:p>
             <w:r>
-              <w:t>Call DealCards(p1,1)</w:t>
+              <w:t xml:space="preserve">Call </w:t>
+            </w:r>
+            <w:proofErr w:type="spellStart"/>
+            <w:r>
+              <w:t>DealCards</w:t>
+            </w:r>
+            <w:proofErr w:type="spellEnd"/>
+            <w:r>
+              <w:t>(p1,1)</w:t>
             </w:r>
           </w:p>
         </w:tc>
@@ -29020,8 +30297,13 @@
             <w:tcW w:w="3307" w:type="dxa"/>
           </w:tcPr>
           <w:p>
-            <w:r>
-              <w:t>DealCards(p1,52)</w:t>
+            <w:proofErr w:type="spellStart"/>
+            <w:r>
+              <w:t>DealCards</w:t>
+            </w:r>
+            <w:proofErr w:type="spellEnd"/>
+            <w:r>
+              <w:t>(p1,52)</w:t>
             </w:r>
           </w:p>
         </w:tc>
@@ -29115,7 +30397,15 @@
               <w:t xml:space="preserve">cards </w:t>
             </w:r>
             <w:r>
-              <w:t>left call DealCards(p1,6)</w:t>
+              <w:t xml:space="preserve">left call </w:t>
+            </w:r>
+            <w:proofErr w:type="spellStart"/>
+            <w:r>
+              <w:t>DealCards</w:t>
+            </w:r>
+            <w:proofErr w:type="spellEnd"/>
+            <w:r>
+              <w:t>(p1,6)</w:t>
             </w:r>
           </w:p>
         </w:tc>
@@ -29204,8 +30494,13 @@
             <w:tcW w:w="3307" w:type="dxa"/>
           </w:tcPr>
           <w:p>
-            <w:r>
-              <w:t>DealCards(p1,0)</w:t>
+            <w:proofErr w:type="spellStart"/>
+            <w:r>
+              <w:t>DealCards</w:t>
+            </w:r>
+            <w:proofErr w:type="spellEnd"/>
+            <w:r>
+              <w:t>(p1,0)</w:t>
             </w:r>
           </w:p>
         </w:tc>
@@ -29294,8 +30589,21 @@
             <w:tcW w:w="3307" w:type="dxa"/>
           </w:tcPr>
           <w:p>
-            <w:r>
-              <w:t>DealCards(p1,"three") or DealCards(p</w:t>
+            <w:proofErr w:type="spellStart"/>
+            <w:r>
+              <w:t>DealCards</w:t>
+            </w:r>
+            <w:proofErr w:type="spellEnd"/>
+            <w:r>
+              <w:t xml:space="preserve">(p1,"three") or </w:t>
+            </w:r>
+            <w:proofErr w:type="spellStart"/>
+            <w:r>
+              <w:t>DealCards</w:t>
+            </w:r>
+            <w:proofErr w:type="spellEnd"/>
+            <w:r>
+              <w:t>(p</w:t>
             </w:r>
             <w:proofErr w:type="gramStart"/>
             <w:r>
@@ -29479,8 +30787,21 @@
             <w:tcW w:w="3307" w:type="dxa"/>
           </w:tcPr>
           <w:p>
-            <w:r>
-              <w:t>CardSuit(“KiD”)</w:t>
+            <w:proofErr w:type="spellStart"/>
+            <w:r>
+              <w:t>CardSuit</w:t>
+            </w:r>
+            <w:proofErr w:type="spellEnd"/>
+            <w:r>
+              <w:t>(“</w:t>
+            </w:r>
+            <w:proofErr w:type="spellStart"/>
+            <w:r>
+              <w:t>KiD</w:t>
+            </w:r>
+            <w:proofErr w:type="spellEnd"/>
+            <w:r>
+              <w:t>”)</w:t>
             </w:r>
           </w:p>
         </w:tc>
@@ -29541,7 +30862,15 @@
           </w:tcPr>
           <w:p>
             <w:r>
-              <w:t>Identify Card value of non face card correctly</w:t>
+              <w:t xml:space="preserve">Identify Card value of </w:t>
+            </w:r>
+            <w:proofErr w:type="spellStart"/>
+            <w:r>
+              <w:t>non face</w:t>
+            </w:r>
+            <w:proofErr w:type="spellEnd"/>
+            <w:r>
+              <w:t xml:space="preserve"> card correctly</w:t>
             </w:r>
           </w:p>
         </w:tc>
@@ -29560,8 +30889,13 @@
             <w:tcW w:w="3307" w:type="dxa"/>
           </w:tcPr>
           <w:p>
-            <w:r>
-              <w:t>CardValue(“09H”</w:t>
+            <w:proofErr w:type="spellStart"/>
+            <w:r>
+              <w:t>CardValue</w:t>
+            </w:r>
+            <w:proofErr w:type="spellEnd"/>
+            <w:r>
+              <w:t>(“09H”</w:t>
             </w:r>
             <w:proofErr w:type="gramStart"/>
             <w:r>
@@ -29657,8 +30991,21 @@
             <w:tcW w:w="3307" w:type="dxa"/>
           </w:tcPr>
           <w:p>
-            <w:r>
-              <w:t>CardValue(“KiD”</w:t>
+            <w:proofErr w:type="spellStart"/>
+            <w:r>
+              <w:t>CardValue</w:t>
+            </w:r>
+            <w:proofErr w:type="spellEnd"/>
+            <w:r>
+              <w:t>(“</w:t>
+            </w:r>
+            <w:proofErr w:type="spellStart"/>
+            <w:r>
+              <w:t>KiD</w:t>
+            </w:r>
+            <w:proofErr w:type="spellEnd"/>
+            <w:r>
+              <w:t>”</w:t>
             </w:r>
             <w:proofErr w:type="gramStart"/>
             <w:r>
@@ -29759,8 +31106,21 @@
             <w:tcW w:w="3307" w:type="dxa"/>
           </w:tcPr>
           <w:p>
-            <w:r>
-              <w:t>CardValue(“KiD”</w:t>
+            <w:proofErr w:type="spellStart"/>
+            <w:r>
+              <w:t>CardValue</w:t>
+            </w:r>
+            <w:proofErr w:type="spellEnd"/>
+            <w:r>
+              <w:t>(“</w:t>
+            </w:r>
+            <w:proofErr w:type="spellStart"/>
+            <w:r>
+              <w:t>KiD</w:t>
+            </w:r>
+            <w:proofErr w:type="spellEnd"/>
+            <w:r>
+              <w:t>”</w:t>
             </w:r>
             <w:proofErr w:type="gramStart"/>
             <w:r>
@@ -30025,6 +31385,7 @@
             <w:r>
               <w:t xml:space="preserve">Run </w:t>
             </w:r>
+            <w:proofErr w:type="spellStart"/>
             <w:proofErr w:type="gramStart"/>
             <w:r>
               <w:t>S</w:t>
@@ -30033,7 +31394,11 @@
               <w:t>huffle</w:t>
             </w:r>
             <w:r>
-              <w:t>Cards(</w:t>
+              <w:t>Cards</w:t>
+            </w:r>
+            <w:proofErr w:type="spellEnd"/>
+            <w:r>
+              <w:t>(</w:t>
             </w:r>
             <w:proofErr w:type="gramEnd"/>
             <w:r>
@@ -30150,7 +31515,7 @@
       <w:pPr>
         <w:pStyle w:val="Heading2"/>
       </w:pPr>
-      <w:bookmarkStart w:id="52" w:name="_Toc215046303"/>
+      <w:bookmarkStart w:id="53" w:name="_Toc215046303"/>
       <w:r>
         <w:t xml:space="preserve">Stage 2 </w:t>
       </w:r>
@@ -30160,17 +31525,17 @@
       <w:r>
         <w:t xml:space="preserve"> Blackjack Gameplay</w:t>
       </w:r>
-      <w:bookmarkEnd w:id="52"/>
+      <w:bookmarkEnd w:id="53"/>
     </w:p>
     <w:p>
       <w:pPr>
         <w:pStyle w:val="Heading3"/>
       </w:pPr>
-      <w:bookmarkStart w:id="53" w:name="_Toc215046304"/>
+      <w:bookmarkStart w:id="54" w:name="_Toc215046304"/>
       <w:r>
         <w:t>Design</w:t>
       </w:r>
-      <w:bookmarkEnd w:id="53"/>
+      <w:bookmarkEnd w:id="54"/>
     </w:p>
     <w:p>
       <w:pPr>
@@ -30254,7 +31619,7 @@
                           <pic:cNvPicPr/>
                         </pic:nvPicPr>
                         <pic:blipFill>
-                          <a:blip r:embed="rId67"/>
+                          <a:blip r:embed="rId68"/>
                           <a:stretch>
                             <a:fillRect/>
                           </a:stretch>
@@ -30287,18 +31652,42 @@
           </w:p>
           <w:p>
             <w:r>
-              <w:t>It takes in two parameters players and dealersPot.</w:t>
-            </w:r>
-          </w:p>
-          <w:p/>
-          <w:p/>
-          <w:p/>
-          <w:p/>
-          <w:p/>
-          <w:p/>
-          <w:p>
-            <w:r>
-              <w:t xml:space="preserve">It loops through each player assigning the value to dealersPot in a seperate index for each player. This will be used </w:t>
+              <w:t xml:space="preserve">It takes in two parameters players and </w:t>
+            </w:r>
+            <w:proofErr w:type="spellStart"/>
+            <w:r>
+              <w:t>dealersPot</w:t>
+            </w:r>
+            <w:proofErr w:type="spellEnd"/>
+            <w:r>
+              <w:t>.</w:t>
+            </w:r>
+          </w:p>
+          <w:p/>
+          <w:p/>
+          <w:p/>
+          <w:p/>
+          <w:p/>
+          <w:p/>
+          <w:p>
+            <w:r>
+              <w:t xml:space="preserve">It loops through each player assigning the value to </w:t>
+            </w:r>
+            <w:proofErr w:type="spellStart"/>
+            <w:r>
+              <w:t>dealersPot</w:t>
+            </w:r>
+            <w:proofErr w:type="spellEnd"/>
+            <w:r>
+              <w:t xml:space="preserve"> in a </w:t>
+            </w:r>
+            <w:proofErr w:type="spellStart"/>
+            <w:r>
+              <w:t>seperate</w:t>
+            </w:r>
+            <w:proofErr w:type="spellEnd"/>
+            <w:r>
+              <w:t xml:space="preserve"> index for each player. This will be used </w:t>
             </w:r>
             <w:proofErr w:type="gramStart"/>
             <w:r>
@@ -30331,7 +31720,15 @@
             </w:r>
             <w:proofErr w:type="gramEnd"/>
             <w:r>
-              <w:t xml:space="preserve"> after assigning each bet to dealersPot and removing it from </w:t>
+              <w:t xml:space="preserve"> after assigning each bet to </w:t>
+            </w:r>
+            <w:proofErr w:type="spellStart"/>
+            <w:r>
+              <w:t>dealersPot</w:t>
+            </w:r>
+            <w:proofErr w:type="spellEnd"/>
+            <w:r>
+              <w:t xml:space="preserve"> and removing it from </w:t>
             </w:r>
             <w:proofErr w:type="gramStart"/>
             <w:r>
@@ -30402,7 +31799,7 @@
                           <pic:cNvPicPr/>
                         </pic:nvPicPr>
                         <pic:blipFill>
-                          <a:blip r:embed="rId68"/>
+                          <a:blip r:embed="rId69"/>
                           <a:stretch>
                             <a:fillRect/>
                           </a:stretch>
@@ -30443,7 +31840,15 @@
           </w:p>
           <w:p>
             <w:r>
-              <w:t xml:space="preserve"> It loops through each player in accending order starting from player1.</w:t>
+              <w:t xml:space="preserve"> It loops through each player in </w:t>
+            </w:r>
+            <w:proofErr w:type="spellStart"/>
+            <w:r>
+              <w:t>accending</w:t>
+            </w:r>
+            <w:proofErr w:type="spellEnd"/>
+            <w:r>
+              <w:t xml:space="preserve"> order starting from player1.</w:t>
             </w:r>
           </w:p>
           <w:p/>
@@ -30459,9 +31864,14 @@
             <w:r>
               <w:t xml:space="preserve"> their turn has ended and it will proceed to the next players turn. If it is hit it will deal the player another singular card using the “</w:t>
             </w:r>
+            <w:proofErr w:type="spellStart"/>
             <w:proofErr w:type="gramStart"/>
             <w:r>
-              <w:t>DealCards(</w:t>
+              <w:t>DealCards</w:t>
+            </w:r>
+            <w:proofErr w:type="spellEnd"/>
+            <w:r>
+              <w:t>(</w:t>
             </w:r>
             <w:proofErr w:type="gramEnd"/>
             <w:r>
@@ -30473,13 +31883,26 @@
             </w:r>
             <w:proofErr w:type="gramEnd"/>
             <w:r>
-              <w:t xml:space="preserve"> they are given the option to hit or stand until their cards total value exceeds 21 or they stand Then moving onto the n ext player or finishing the subroutine if all players have finished their turn.</w:t>
-            </w:r>
-          </w:p>
-          <w:p/>
-          <w:p>
-            <w:r>
-              <w:t xml:space="preserve">playerResult will be used </w:t>
+              <w:t xml:space="preserve"> they are given the option to hit or stand until their cards total value exceeds 21 or they stand Then moving onto the n </w:t>
+            </w:r>
+            <w:proofErr w:type="spellStart"/>
+            <w:r>
+              <w:t>ext</w:t>
+            </w:r>
+            <w:proofErr w:type="spellEnd"/>
+            <w:r>
+              <w:t xml:space="preserve"> player or finishing the subroutine if all players have finished their turn.</w:t>
+            </w:r>
+          </w:p>
+          <w:p/>
+          <w:p>
+            <w:proofErr w:type="spellStart"/>
+            <w:r>
+              <w:t>playerResult</w:t>
+            </w:r>
+            <w:proofErr w:type="spellEnd"/>
+            <w:r>
+              <w:t xml:space="preserve"> will be used </w:t>
             </w:r>
             <w:proofErr w:type="gramStart"/>
             <w:r>
@@ -30555,7 +31978,7 @@
                           <pic:cNvPicPr/>
                         </pic:nvPicPr>
                         <pic:blipFill>
-                          <a:blip r:embed="rId69"/>
+                          <a:blip r:embed="rId70"/>
                           <a:stretch>
                             <a:fillRect/>
                           </a:stretch>
@@ -30583,18 +32006,25 @@
           </w:tcPr>
           <w:p>
             <w:r>
-              <w:t>Blackjack result takes in the parameters players and dealerResult</w:t>
-            </w:r>
+              <w:t xml:space="preserve">Blackjack result takes in the parameters players and </w:t>
+            </w:r>
+            <w:proofErr w:type="spellStart"/>
+            <w:r>
+              <w:t>dealerResult</w:t>
+            </w:r>
+            <w:proofErr w:type="spellEnd"/>
           </w:p>
           <w:p/>
           <w:p>
             <w:r>
               <w:t xml:space="preserve">The subroutine loops through each player and decides which players </w:t>
             </w:r>
+            <w:proofErr w:type="spellStart"/>
             <w:proofErr w:type="gramStart"/>
             <w:r>
               <w:t>win,lose</w:t>
             </w:r>
+            <w:proofErr w:type="spellEnd"/>
             <w:proofErr w:type="gramEnd"/>
             <w:r>
               <w:t xml:space="preserve"> or draw depending on the dealers and the individual players card totals.</w:t>
@@ -30637,13 +32067,26 @@
               <w:t xml:space="preserve"> then it is a draw. If it less than the dealers it</w:t>
             </w:r>
             <w:r>
-              <w:t xml:space="preserve"> is a loss and if its above the dealers it is a win.</w:t>
-            </w:r>
-          </w:p>
-          <w:p/>
-          <w:p>
-            <w:r>
-              <w:t xml:space="preserve">playerResult will be used to calculate the winnings </w:t>
+              <w:t xml:space="preserve"> is a loss and if </w:t>
+            </w:r>
+            <w:proofErr w:type="spellStart"/>
+            <w:r>
+              <w:t>its</w:t>
+            </w:r>
+            <w:proofErr w:type="spellEnd"/>
+            <w:r>
+              <w:t xml:space="preserve"> above the dealers it is a win.</w:t>
+            </w:r>
+          </w:p>
+          <w:p/>
+          <w:p>
+            <w:proofErr w:type="spellStart"/>
+            <w:r>
+              <w:t>playerResult</w:t>
+            </w:r>
+            <w:proofErr w:type="spellEnd"/>
+            <w:r>
+              <w:t xml:space="preserve"> will be used to calculate the winnings </w:t>
             </w:r>
             <w:proofErr w:type="gramStart"/>
             <w:r>
@@ -30695,7 +32138,7 @@
               </w:rPr>
               <w:lastRenderedPageBreak/>
               <w:drawing>
-                <wp:inline distT="0" distB="0" distL="0" distR="0" wp14:anchorId="64B8FB74" wp14:editId="3CC4670E">
+                <wp:inline distT="0" distB="0" distL="0" distR="0" wp14:anchorId="64B8FB74" wp14:editId="65EF0965">
                   <wp:extent cx="2588724" cy="7174236"/>
                   <wp:effectExtent l="0" t="0" r="2540" b="7620"/>
                   <wp:docPr id="826538610" name="Picture 2"/>
@@ -30712,7 +32155,7 @@
                           </pic:cNvPicPr>
                         </pic:nvPicPr>
                         <pic:blipFill>
-                          <a:blip r:embed="rId70" cstate="print">
+                          <a:blip r:embed="rId71" cstate="print">
                             <a:extLst>
                               <a:ext uri="{28A0092B-C50C-407E-A947-70E740481C1C}">
                                 <a14:useLocalDpi xmlns:a14="http://schemas.microsoft.com/office/drawing/2010/main" val="0"/>
@@ -30777,7 +32220,7 @@
                           <pic:cNvPicPr/>
                         </pic:nvPicPr>
                         <pic:blipFill>
-                          <a:blip r:embed="rId71"/>
+                          <a:blip r:embed="rId72"/>
                           <a:stretch>
                             <a:fillRect/>
                           </a:stretch>
@@ -30807,9 +32250,14 @@
             <w:r>
               <w:t xml:space="preserve">The </w:t>
             </w:r>
+            <w:proofErr w:type="spellStart"/>
             <w:proofErr w:type="gramStart"/>
             <w:r>
-              <w:t>BlackjackRound(</w:t>
+              <w:t>BlackjackRound</w:t>
+            </w:r>
+            <w:proofErr w:type="spellEnd"/>
+            <w:r>
+              <w:t>(</w:t>
             </w:r>
             <w:proofErr w:type="gramEnd"/>
             <w:r>
@@ -30821,9 +32269,14 @@
             <w:r>
               <w:t>*</w:t>
             </w:r>
+            <w:proofErr w:type="spellStart"/>
             <w:proofErr w:type="gramStart"/>
             <w:r>
-              <w:t>ShuffleDeck(</w:t>
+              <w:t>ShuffleDeck</w:t>
+            </w:r>
+            <w:proofErr w:type="spellEnd"/>
+            <w:r>
+              <w:t>(</w:t>
             </w:r>
             <w:proofErr w:type="gramEnd"/>
             <w:r>
@@ -30840,10 +32293,23 @@
             </w:r>
             <w:proofErr w:type="gramEnd"/>
             <w:r>
-              <w:t xml:space="preserve"> it reshuffles the deck and resets certain variables (dealerCards</w:t>
-            </w:r>
-            <w:r>
-              <w:t>, playerCards etc</w:t>
+              <w:t xml:space="preserve"> it reshuffles the deck and resets certain variables (</w:t>
+            </w:r>
+            <w:proofErr w:type="spellStart"/>
+            <w:r>
+              <w:t>dealerCards</w:t>
+            </w:r>
+            <w:proofErr w:type="spellEnd"/>
+            <w:r>
+              <w:t xml:space="preserve">, </w:t>
+            </w:r>
+            <w:proofErr w:type="spellStart"/>
+            <w:r>
+              <w:t>playerCards</w:t>
+            </w:r>
+            <w:proofErr w:type="spellEnd"/>
+            <w:r>
+              <w:t xml:space="preserve"> etc</w:t>
             </w:r>
             <w:r>
               <w:t>) at the start of each round</w:t>
@@ -30853,9 +32319,14 @@
             <w:r>
               <w:t xml:space="preserve">It then calls upon </w:t>
             </w:r>
+            <w:proofErr w:type="spellStart"/>
             <w:proofErr w:type="gramStart"/>
             <w:r>
-              <w:t>BlackjackAnte(</w:t>
+              <w:t>BlackjackAnte</w:t>
+            </w:r>
+            <w:proofErr w:type="spellEnd"/>
+            <w:r>
+              <w:t>(</w:t>
             </w:r>
             <w:proofErr w:type="gramEnd"/>
             <w:r>
@@ -30867,7 +32338,15 @@
             </w:r>
             <w:proofErr w:type="gramEnd"/>
             <w:r>
-              <w:t xml:space="preserve"> initial bet and and remove it from their currency.</w:t>
+              <w:t xml:space="preserve"> initial bet and </w:t>
+            </w:r>
+            <w:proofErr w:type="spellStart"/>
+            <w:r>
+              <w:t>and</w:t>
+            </w:r>
+            <w:proofErr w:type="spellEnd"/>
+            <w:r>
+              <w:t xml:space="preserve"> remove it from their currency.</w:t>
             </w:r>
           </w:p>
           <w:p/>
@@ -30875,9 +32354,14 @@
             <w:r>
               <w:t xml:space="preserve">It then checks if the user will be integrating their own deck of cards, if so </w:t>
             </w:r>
+            <w:proofErr w:type="spellStart"/>
             <w:proofErr w:type="gramStart"/>
             <w:r>
-              <w:t>CardIntegration(</w:t>
+              <w:t>CardIntegration</w:t>
+            </w:r>
+            <w:proofErr w:type="spellEnd"/>
+            <w:r>
+              <w:t>(</w:t>
             </w:r>
             <w:proofErr w:type="gramEnd"/>
             <w:r>
@@ -30899,9 +32383,14 @@
             <w:r>
               <w:t xml:space="preserve"> then </w:t>
             </w:r>
+            <w:proofErr w:type="spellStart"/>
             <w:proofErr w:type="gramStart"/>
             <w:r>
-              <w:t>DealCards(</w:t>
+              <w:t>DealCards</w:t>
+            </w:r>
+            <w:proofErr w:type="spellEnd"/>
+            <w:r>
+              <w:t>(</w:t>
             </w:r>
             <w:proofErr w:type="gramEnd"/>
             <w:r>
@@ -30940,7 +32429,7 @@
                           <pic:cNvPicPr/>
                         </pic:nvPicPr>
                         <pic:blipFill>
-                          <a:blip r:embed="rId72"/>
+                          <a:blip r:embed="rId73"/>
                           <a:stretch>
                             <a:fillRect/>
                           </a:stretch>
@@ -30973,9 +32462,14 @@
           </w:p>
           <w:p/>
           <w:p>
+            <w:proofErr w:type="spellStart"/>
             <w:proofErr w:type="gramStart"/>
             <w:r>
-              <w:t>BlackjackHitStandCycle(</w:t>
+              <w:t>BlackjackHitStandCycle</w:t>
+            </w:r>
+            <w:proofErr w:type="spellEnd"/>
+            <w:r>
+              <w:t>(</w:t>
             </w:r>
             <w:proofErr w:type="gramEnd"/>
             <w:r>
@@ -30985,17 +32479,46 @@
           <w:p/>
           <w:p>
             <w:r>
-              <w:t xml:space="preserve">The dealerCards is then outputted and the dealers turn starts </w:t>
-            </w:r>
-            <w:r>
-              <w:t>where the dealer will hit until the dealerCards total exceeds 17 displaying the dealerCards to the user each time a new card is added.</w:t>
-            </w:r>
-          </w:p>
-          <w:p/>
-          <w:p>
+              <w:t xml:space="preserve">The </w:t>
+            </w:r>
+            <w:proofErr w:type="spellStart"/>
+            <w:r>
+              <w:t>dealerCards</w:t>
+            </w:r>
+            <w:proofErr w:type="spellEnd"/>
+            <w:r>
+              <w:t xml:space="preserve"> is then outputted and the dealers turn starts </w:t>
+            </w:r>
+            <w:r>
+              <w:t xml:space="preserve">where the dealer will hit until the </w:t>
+            </w:r>
+            <w:proofErr w:type="spellStart"/>
+            <w:r>
+              <w:t>dealerCards</w:t>
+            </w:r>
+            <w:proofErr w:type="spellEnd"/>
+            <w:r>
+              <w:t xml:space="preserve"> total exceeds 17 displaying the </w:t>
+            </w:r>
+            <w:proofErr w:type="spellStart"/>
+            <w:r>
+              <w:t>dealerCards</w:t>
+            </w:r>
+            <w:proofErr w:type="spellEnd"/>
+            <w:r>
+              <w:t xml:space="preserve"> to the user each time a new card is added.</w:t>
+            </w:r>
+          </w:p>
+          <w:p/>
+          <w:p>
+            <w:proofErr w:type="spellStart"/>
             <w:proofErr w:type="gramStart"/>
             <w:r>
-              <w:t>BlackjackResult(</w:t>
+              <w:t>BlackjackResult</w:t>
+            </w:r>
+            <w:proofErr w:type="spellEnd"/>
+            <w:r>
+              <w:t>(</w:t>
             </w:r>
             <w:proofErr w:type="gramEnd"/>
             <w:r>
@@ -31004,10 +32527,12 @@
           </w:p>
           <w:p/>
           <w:p>
+            <w:proofErr w:type="spellStart"/>
             <w:proofErr w:type="gramStart"/>
             <w:r>
               <w:t>CalculateWinnings</w:t>
             </w:r>
+            <w:proofErr w:type="spellEnd"/>
             <w:r>
               <w:t>(</w:t>
             </w:r>
@@ -31027,18 +32552,33 @@
             <w:r>
               <w:t xml:space="preserve">ante bet (values within </w:t>
             </w:r>
+            <w:proofErr w:type="spellStart"/>
             <w:r>
               <w:t>dealersPot</w:t>
             </w:r>
+            <w:proofErr w:type="spellEnd"/>
             <w:r>
               <w:t>)</w:t>
             </w:r>
             <w:r>
-              <w:t xml:space="preserve"> and playerResult from </w:t>
-            </w:r>
+              <w:t xml:space="preserve"> and </w:t>
+            </w:r>
+            <w:proofErr w:type="spellStart"/>
+            <w:r>
+              <w:t>playerResult</w:t>
+            </w:r>
+            <w:proofErr w:type="spellEnd"/>
+            <w:r>
+              <w:t xml:space="preserve"> from </w:t>
+            </w:r>
+            <w:proofErr w:type="spellStart"/>
             <w:proofErr w:type="gramStart"/>
             <w:r>
-              <w:t>BlackjackResult(</w:t>
+              <w:t>BlackjackResult</w:t>
+            </w:r>
+            <w:proofErr w:type="spellEnd"/>
+            <w:r>
+              <w:t>(</w:t>
             </w:r>
             <w:proofErr w:type="gramEnd"/>
             <w:r>
@@ -31063,11 +32603,11 @@
       <w:pPr>
         <w:pStyle w:val="Heading3"/>
       </w:pPr>
-      <w:bookmarkStart w:id="54" w:name="_Toc215046305"/>
+      <w:bookmarkStart w:id="55" w:name="_Toc215046305"/>
       <w:r>
         <w:t>Development</w:t>
       </w:r>
-      <w:bookmarkEnd w:id="54"/>
+      <w:bookmarkEnd w:id="55"/>
     </w:p>
     <w:p>
       <w:pPr>
@@ -31192,7 +32732,7 @@
                           <pic:cNvPicPr/>
                         </pic:nvPicPr>
                         <pic:blipFill>
-                          <a:blip r:embed="rId73"/>
+                          <a:blip r:embed="rId74"/>
                           <a:stretch>
                             <a:fillRect/>
                           </a:stretch>
@@ -31227,8 +32767,13 @@
             </w:r>
             <w:proofErr w:type="gramStart"/>
             <w:r>
-              <w:t>4  indexs</w:t>
-            </w:r>
+              <w:t xml:space="preserve">4  </w:t>
+            </w:r>
+            <w:proofErr w:type="spellStart"/>
+            <w:r>
+              <w:t>indexs</w:t>
+            </w:r>
+            <w:proofErr w:type="spellEnd"/>
             <w:proofErr w:type="gramEnd"/>
             <w:r>
               <w:t xml:space="preserve"> for the 4 different players as it will be able to hold and distinguish which bet is whose. When playing </w:t>
@@ -31239,7 +32784,15 @@
             </w:r>
             <w:proofErr w:type="gramEnd"/>
             <w:r>
-              <w:t xml:space="preserve"> the dealersPot list will be added all together when calculating the winnings so it works out well that way.</w:t>
+              <w:t xml:space="preserve"> the </w:t>
+            </w:r>
+            <w:proofErr w:type="spellStart"/>
+            <w:r>
+              <w:t>dealersPot</w:t>
+            </w:r>
+            <w:proofErr w:type="spellEnd"/>
+            <w:r>
+              <w:t xml:space="preserve"> list will be added all together when calculating the winnings so it works out well that way.</w:t>
             </w:r>
             <w:r>
               <w:br/>
@@ -31282,7 +32835,7 @@
                           <pic:cNvPicPr/>
                         </pic:nvPicPr>
                         <pic:blipFill>
-                          <a:blip r:embed="rId74"/>
+                          <a:blip r:embed="rId75"/>
                           <a:stretch>
                             <a:fillRect/>
                           </a:stretch>
@@ -31318,7 +32871,15 @@
             </w:r>
             <w:proofErr w:type="gramEnd"/>
             <w:r>
-              <w:t>…) around input to make sure calculations are not made with string versions of the input e.g “200” instead of 200</w:t>
+              <w:t xml:space="preserve">…) around input to make sure calculations are not made with string versions of the input </w:t>
+            </w:r>
+            <w:proofErr w:type="spellStart"/>
+            <w:r>
+              <w:t>e.g</w:t>
+            </w:r>
+            <w:proofErr w:type="spellEnd"/>
+            <w:r>
+              <w:t xml:space="preserve"> “200” instead of 200</w:t>
             </w:r>
           </w:p>
         </w:tc>
@@ -31354,7 +32915,7 @@
                           <pic:cNvPicPr/>
                         </pic:nvPicPr>
                         <pic:blipFill>
-                          <a:blip r:embed="rId75"/>
+                          <a:blip r:embed="rId76"/>
                           <a:stretch>
                             <a:fillRect/>
                           </a:stretch>
@@ -31408,7 +32969,7 @@
                           <pic:cNvPicPr/>
                         </pic:nvPicPr>
                         <pic:blipFill>
-                          <a:blip r:embed="rId76"/>
+                          <a:blip r:embed="rId77"/>
                           <a:stretch>
                             <a:fillRect/>
                           </a:stretch>
@@ -31456,7 +33017,7 @@
                           <pic:cNvPicPr/>
                         </pic:nvPicPr>
                         <pic:blipFill>
-                          <a:blip r:embed="rId77"/>
+                          <a:blip r:embed="rId78"/>
                           <a:stretch>
                             <a:fillRect/>
                           </a:stretch>
@@ -31579,7 +33140,7 @@
                           <pic:cNvPicPr/>
                         </pic:nvPicPr>
                         <pic:blipFill>
-                          <a:blip r:embed="rId78"/>
+                          <a:blip r:embed="rId79"/>
                           <a:stretch>
                             <a:fillRect/>
                           </a:stretch>
@@ -31710,7 +33271,7 @@
                           <pic:cNvPicPr/>
                         </pic:nvPicPr>
                         <pic:blipFill>
-                          <a:blip r:embed="rId79"/>
+                          <a:blip r:embed="rId80"/>
                           <a:stretch>
                             <a:fillRect/>
                           </a:stretch>
@@ -31738,14 +33299,46 @@
           </w:tcPr>
           <w:p>
             <w:r>
-              <w:t>I subtracted 1 off the length of players list as without it I assumed it would cause “i” to increment 0,1,2,3,4. looping 5 times for 4 players causing an error but instead it increments 0,1,2. When subtracting 1 only showing 3 players ignoring the 4th so i removed it off all my for “i” in range(length) loops</w:t>
+              <w:t>I subtracted 1 off the length of players list as without it I assumed it would cause “</w:t>
+            </w:r>
+            <w:proofErr w:type="spellStart"/>
+            <w:r>
+              <w:t>i</w:t>
+            </w:r>
+            <w:proofErr w:type="spellEnd"/>
+            <w:r>
+              <w:t xml:space="preserve">” to increment 0,1,2,3,4. looping 5 times for 4 players causing an error but instead it increments 0,1,2. When subtracting 1 only showing 3 players ignoring the 4th so </w:t>
+            </w:r>
+            <w:proofErr w:type="spellStart"/>
+            <w:r>
+              <w:t>i</w:t>
+            </w:r>
+            <w:proofErr w:type="spellEnd"/>
+            <w:r>
+              <w:t xml:space="preserve"> removed it off all my for “</w:t>
+            </w:r>
+            <w:proofErr w:type="spellStart"/>
+            <w:r>
+              <w:t>i</w:t>
+            </w:r>
+            <w:proofErr w:type="spellEnd"/>
+            <w:r>
+              <w:t>” in range(length) loops</w:t>
             </w:r>
             <w:r>
               <w:br/>
             </w:r>
             <w:r>
               <w:br/>
-              <w:t>I also forgot to add [i] at the end of dealers pot when subtracting it from the players currency so I added this.</w:t>
+              <w:t>I also forgot to add [</w:t>
+            </w:r>
+            <w:proofErr w:type="spellStart"/>
+            <w:r>
+              <w:t>i</w:t>
+            </w:r>
+            <w:proofErr w:type="spellEnd"/>
+            <w:r>
+              <w:t>] at the end of dealers pot when subtracting it from the players currency so I added this.</w:t>
             </w:r>
           </w:p>
           <w:p/>
@@ -31785,7 +33378,7 @@
                           <pic:cNvPicPr/>
                         </pic:nvPicPr>
                         <pic:blipFill>
-                          <a:blip r:embed="rId80"/>
+                          <a:blip r:embed="rId81"/>
                           <a:stretch>
                             <a:fillRect/>
                           </a:stretch>
@@ -31849,7 +33442,7 @@
                           <pic:cNvPicPr/>
                         </pic:nvPicPr>
                         <pic:blipFill>
-                          <a:blip r:embed="rId81"/>
+                          <a:blip r:embed="rId82"/>
                           <a:stretch>
                             <a:fillRect/>
                           </a:stretch>
@@ -31927,7 +33520,7 @@
                           <pic:cNvPicPr/>
                         </pic:nvPicPr>
                         <pic:blipFill>
-                          <a:blip r:embed="rId82"/>
+                          <a:blip r:embed="rId83"/>
                           <a:stretch>
                             <a:fillRect/>
                           </a:stretch>
@@ -31991,7 +33584,7 @@
                           <pic:cNvPicPr/>
                         </pic:nvPicPr>
                         <pic:blipFill>
-                          <a:blip r:embed="rId83"/>
+                          <a:blip r:embed="rId84"/>
                           <a:stretch>
                             <a:fillRect/>
                           </a:stretch>
@@ -32078,7 +33671,7 @@
                           <pic:cNvPicPr/>
                         </pic:nvPicPr>
                         <pic:blipFill>
-                          <a:blip r:embed="rId84"/>
+                          <a:blip r:embed="rId85"/>
                           <a:stretch>
                             <a:fillRect/>
                           </a:stretch>
@@ -32106,7 +33699,31 @@
           </w:tcPr>
           <w:p>
             <w:r>
-              <w:t xml:space="preserve">I removed the parameter gamemode and replaced the gamemode parameter in CardValue to “blackjack” as it is an unnecessary parameter because poker does not need to calculate the total card value at any point in time </w:t>
+              <w:t xml:space="preserve">I removed the parameter </w:t>
+            </w:r>
+            <w:proofErr w:type="spellStart"/>
+            <w:r>
+              <w:t>gamemode</w:t>
+            </w:r>
+            <w:proofErr w:type="spellEnd"/>
+            <w:r>
+              <w:t xml:space="preserve"> and replaced the </w:t>
+            </w:r>
+            <w:proofErr w:type="spellStart"/>
+            <w:r>
+              <w:t>gamemode</w:t>
+            </w:r>
+            <w:proofErr w:type="spellEnd"/>
+            <w:r>
+              <w:t xml:space="preserve"> parameter in </w:t>
+            </w:r>
+            <w:proofErr w:type="spellStart"/>
+            <w:r>
+              <w:t>CardValue</w:t>
+            </w:r>
+            <w:proofErr w:type="spellEnd"/>
+            <w:r>
+              <w:t xml:space="preserve"> to “blackjack” as it is an unnecessary parameter because poker does not need to calculate the total card value at any point in time </w:t>
             </w:r>
           </w:p>
         </w:tc>
@@ -32161,7 +33778,7 @@
                           <pic:cNvPicPr/>
                         </pic:nvPicPr>
                         <pic:blipFill>
-                          <a:blip r:embed="rId85"/>
+                          <a:blip r:embed="rId86"/>
                           <a:stretch>
                             <a:fillRect/>
                           </a:stretch>
@@ -32196,7 +33813,23 @@
             </w:r>
             <w:r>
               <w:br/>
-              <w:t xml:space="preserve">I have added an elif branch for stand to make integrating the pygame GUI easier as </w:t>
+              <w:t xml:space="preserve">I have added an </w:t>
+            </w:r>
+            <w:proofErr w:type="spellStart"/>
+            <w:r>
+              <w:t>elif</w:t>
+            </w:r>
+            <w:proofErr w:type="spellEnd"/>
+            <w:r>
+              <w:t xml:space="preserve"> branch for stand to make integrating the </w:t>
+            </w:r>
+            <w:proofErr w:type="spellStart"/>
+            <w:r>
+              <w:t>pygame</w:t>
+            </w:r>
+            <w:proofErr w:type="spellEnd"/>
+            <w:r>
+              <w:t xml:space="preserve"> GUI easier as </w:t>
             </w:r>
             <w:r>
               <w:t>the code block</w:t>
@@ -32205,7 +33838,15 @@
               <w:t xml:space="preserve"> will be able to slot </w:t>
             </w:r>
             <w:r>
-              <w:t>in under the elif instead of writing new if branches in the future.</w:t>
+              <w:t xml:space="preserve">in under the </w:t>
+            </w:r>
+            <w:proofErr w:type="spellStart"/>
+            <w:r>
+              <w:t>elif</w:t>
+            </w:r>
+            <w:proofErr w:type="spellEnd"/>
+            <w:r>
+              <w:t xml:space="preserve"> instead of writing new if branches in the future.</w:t>
             </w:r>
           </w:p>
           <w:p/>
@@ -32276,9 +33917,14 @@
             <w:tcW w:w="5807" w:type="dxa"/>
           </w:tcPr>
           <w:p>
+            <w:proofErr w:type="spellStart"/>
             <w:proofErr w:type="gramStart"/>
             <w:r>
-              <w:t>BlackjackResult(</w:t>
+              <w:t>BlackjackResult</w:t>
+            </w:r>
+            <w:proofErr w:type="spellEnd"/>
+            <w:r>
+              <w:t>(</w:t>
             </w:r>
             <w:proofErr w:type="gramEnd"/>
             <w:r>
@@ -32322,7 +33968,7 @@
                           <pic:cNvPicPr/>
                         </pic:nvPicPr>
                         <pic:blipFill>
-                          <a:blip r:embed="rId86"/>
+                          <a:blip r:embed="rId87"/>
                           <a:stretch>
                             <a:fillRect/>
                           </a:stretch>
@@ -32423,7 +34069,7 @@
                           <pic:cNvPicPr/>
                         </pic:nvPicPr>
                         <pic:blipFill>
-                          <a:blip r:embed="rId87"/>
+                          <a:blip r:embed="rId88"/>
                           <a:stretch>
                             <a:fillRect/>
                           </a:stretch>
@@ -32463,7 +34109,7 @@
                           <pic:cNvPicPr/>
                         </pic:nvPicPr>
                         <pic:blipFill>
-                          <a:blip r:embed="rId88"/>
+                          <a:blip r:embed="rId89"/>
                           <a:stretch>
                             <a:fillRect/>
                           </a:stretch>
@@ -32509,7 +34155,23 @@
           <w:p/>
           <w:p>
             <w:r>
-              <w:t>It starts by resetting variables for the dealer and each player and shuffling the cards. If the user is integrating their own deck of cards CardIntegration will be used to deal the initial 2 cards to the players instead of the DealCards subroutine.</w:t>
+              <w:t xml:space="preserve">It starts by resetting variables for the dealer and each player and shuffling the cards. If the user is integrating their own deck of cards </w:t>
+            </w:r>
+            <w:proofErr w:type="spellStart"/>
+            <w:r>
+              <w:t>CardIntegration</w:t>
+            </w:r>
+            <w:proofErr w:type="spellEnd"/>
+            <w:r>
+              <w:t xml:space="preserve"> will be used to deal the initial 2 cards to the players instead of the </w:t>
+            </w:r>
+            <w:proofErr w:type="spellStart"/>
+            <w:r>
+              <w:t>DealCards</w:t>
+            </w:r>
+            <w:proofErr w:type="spellEnd"/>
+            <w:r>
+              <w:t xml:space="preserve"> subroutine.</w:t>
             </w:r>
             <w:r>
               <w:br/>
@@ -32522,13 +34184,26 @@
             <w:r>
               <w:t xml:space="preserve">I have indicated the </w:t>
             </w:r>
+            <w:proofErr w:type="spellStart"/>
             <w:proofErr w:type="gramStart"/>
             <w:r>
-              <w:t>CalculateWinnings(</w:t>
+              <w:t>CalculateWinnings</w:t>
+            </w:r>
+            <w:proofErr w:type="spellEnd"/>
+            <w:r>
+              <w:t>(</w:t>
             </w:r>
             <w:proofErr w:type="gramEnd"/>
             <w:r>
-              <w:t>) subroutine slots in underneath BlackjackResult as it hasn’t been coded as of this stage but will be corrected at the end of stage 3.</w:t>
+              <w:t xml:space="preserve">) subroutine slots in underneath </w:t>
+            </w:r>
+            <w:proofErr w:type="spellStart"/>
+            <w:r>
+              <w:t>BlackjackResult</w:t>
+            </w:r>
+            <w:proofErr w:type="spellEnd"/>
+            <w:r>
+              <w:t xml:space="preserve"> as it hasn’t been coded as of this stage but will be corrected at the end of stage 3.</w:t>
             </w:r>
             <w:r>
               <w:br/>
@@ -32579,7 +34254,7 @@
                           <pic:cNvPicPr/>
                         </pic:nvPicPr>
                         <pic:blipFill>
-                          <a:blip r:embed="rId89"/>
+                          <a:blip r:embed="rId90"/>
                           <a:stretch>
                             <a:fillRect/>
                           </a:stretch>
@@ -32626,7 +34301,7 @@
                           <pic:cNvPicPr/>
                         </pic:nvPicPr>
                         <pic:blipFill>
-                          <a:blip r:embed="rId90"/>
+                          <a:blip r:embed="rId91"/>
                           <a:stretch>
                             <a:fillRect/>
                           </a:stretch>
@@ -32666,7 +34341,7 @@
                           <pic:cNvPicPr/>
                         </pic:nvPicPr>
                         <pic:blipFill>
-                          <a:blip r:embed="rId91"/>
+                          <a:blip r:embed="rId92"/>
                           <a:stretch>
                             <a:fillRect/>
                           </a:stretch>
@@ -32694,7 +34369,15 @@
           </w:tcPr>
           <w:p>
             <w:r>
-              <w:t>I have added the dealers turn code and finished adding outputs (which will be replaced when integrating the pygame GUI)</w:t>
+              <w:t xml:space="preserve">I have added the dealers turn code and finished adding outputs (which will be replaced when integrating the </w:t>
+            </w:r>
+            <w:proofErr w:type="spellStart"/>
+            <w:r>
+              <w:t>pygame</w:t>
+            </w:r>
+            <w:proofErr w:type="spellEnd"/>
+            <w:r>
+              <w:t xml:space="preserve"> GUI)</w:t>
             </w:r>
             <w:r>
               <w:br/>
@@ -32777,7 +34460,7 @@
                           <pic:cNvPicPr/>
                         </pic:nvPicPr>
                         <pic:blipFill>
-                          <a:blip r:embed="rId92"/>
+                          <a:blip r:embed="rId93"/>
                           <a:stretch>
                             <a:fillRect/>
                           </a:stretch>
@@ -32912,11 +34595,11 @@
       <w:pPr>
         <w:pStyle w:val="Heading3"/>
       </w:pPr>
-      <w:bookmarkStart w:id="55" w:name="_Toc215046306"/>
+      <w:bookmarkStart w:id="56" w:name="_Toc215046306"/>
       <w:r>
         <w:t>Testing</w:t>
       </w:r>
-      <w:bookmarkEnd w:id="55"/>
+      <w:bookmarkEnd w:id="56"/>
     </w:p>
     <w:p>
       <w:pPr>
@@ -33040,9 +34723,14 @@
             <w:tcW w:w="1655" w:type="dxa"/>
           </w:tcPr>
           <w:p>
+            <w:proofErr w:type="spellStart"/>
             <w:proofErr w:type="gramStart"/>
             <w:r>
-              <w:t>BlackjackAnte(</w:t>
+              <w:t>BlackjackAnte</w:t>
+            </w:r>
+            <w:proofErr w:type="spellEnd"/>
+            <w:r>
+              <w:t>(</w:t>
             </w:r>
             <w:proofErr w:type="gramEnd"/>
             <w:r>
@@ -33066,23 +34754,48 @@
           </w:tcPr>
           <w:p>
             <w:r>
-              <w:t>print(players[i][_CURRENCY])</w:t>
+              <w:t>print(players[</w:t>
+            </w:r>
+            <w:proofErr w:type="spellStart"/>
+            <w:r>
+              <w:t>i</w:t>
+            </w:r>
+            <w:proofErr w:type="spellEnd"/>
+            <w:r>
+              <w:t>][_CURRENCY])</w:t>
             </w:r>
             <w:r>
               <w:br/>
-              <w:t>BlackJackAnte(</w:t>
-            </w:r>
+            </w:r>
+            <w:proofErr w:type="spellStart"/>
+            <w:r>
+              <w:t>BlackJackAnte</w:t>
+            </w:r>
+            <w:proofErr w:type="spellEnd"/>
+            <w:r>
+              <w:t>(</w:t>
+            </w:r>
+            <w:proofErr w:type="spellStart"/>
             <w:proofErr w:type="gramStart"/>
             <w:r>
               <w:t>players,dealersPot</w:t>
             </w:r>
+            <w:proofErr w:type="spellEnd"/>
             <w:proofErr w:type="gramEnd"/>
             <w:r>
               <w:t>)</w:t>
             </w:r>
             <w:r>
               <w:br/>
-              <w:t>print(players[i][_CURRENCY])</w:t>
+              <w:t>print(players[</w:t>
+            </w:r>
+            <w:proofErr w:type="spellStart"/>
+            <w:r>
+              <w:t>i</w:t>
+            </w:r>
+            <w:proofErr w:type="spellEnd"/>
+            <w:r>
+              <w:t>][_CURRENCY])</w:t>
             </w:r>
           </w:p>
           <w:p/>
@@ -33122,9 +34835,14 @@
             <w:tcW w:w="1655" w:type="dxa"/>
           </w:tcPr>
           <w:p>
+            <w:proofErr w:type="spellStart"/>
             <w:proofErr w:type="gramStart"/>
             <w:r>
-              <w:t>BlackjackAnte(</w:t>
+              <w:t>BlackjackAnte</w:t>
+            </w:r>
+            <w:proofErr w:type="spellEnd"/>
+            <w:r>
+              <w:t>(</w:t>
             </w:r>
             <w:proofErr w:type="gramEnd"/>
             <w:r>
@@ -33603,7 +35321,7 @@
       <w:pPr>
         <w:pStyle w:val="Heading2"/>
       </w:pPr>
-      <w:bookmarkStart w:id="56" w:name="_Toc215046307"/>
+      <w:bookmarkStart w:id="57" w:name="_Toc215046307"/>
       <w:r>
         <w:lastRenderedPageBreak/>
         <w:t xml:space="preserve">Stage 3 </w:t>
@@ -33614,17 +35332,17 @@
       <w:r>
         <w:t xml:space="preserve"> Currency System</w:t>
       </w:r>
-      <w:bookmarkEnd w:id="56"/>
+      <w:bookmarkEnd w:id="57"/>
     </w:p>
     <w:p>
       <w:pPr>
         <w:pStyle w:val="Heading3"/>
       </w:pPr>
-      <w:bookmarkStart w:id="57" w:name="_Toc215046308"/>
+      <w:bookmarkStart w:id="58" w:name="_Toc215046308"/>
       <w:r>
         <w:t>Design</w:t>
       </w:r>
-      <w:bookmarkEnd w:id="57"/>
+      <w:bookmarkEnd w:id="58"/>
     </w:p>
     <w:p>
       <w:pPr>
@@ -33650,18 +35368,23 @@
         <w:tblLook w:val="04A0" w:firstRow="1" w:lastRow="0" w:firstColumn="1" w:lastColumn="0" w:noHBand="0" w:noVBand="1"/>
       </w:tblPr>
       <w:tblGrid>
-        <w:gridCol w:w="5076"/>
-        <w:gridCol w:w="3940"/>
+        <w:gridCol w:w="5595"/>
+        <w:gridCol w:w="3421"/>
       </w:tblGrid>
       <w:tr>
         <w:tc>
           <w:tcPr>
-            <w:tcW w:w="4508" w:type="dxa"/>
-          </w:tcPr>
-          <w:p>
+            <w:tcW w:w="5587" w:type="dxa"/>
+          </w:tcPr>
+          <w:p>
+            <w:proofErr w:type="spellStart"/>
             <w:proofErr w:type="gramStart"/>
             <w:r>
-              <w:t>BlackjackWinningsCalulation(</w:t>
+              <w:t>BlackjackWinningsCalulation</w:t>
+            </w:r>
+            <w:proofErr w:type="spellEnd"/>
+            <w:r>
+              <w:t>(</w:t>
             </w:r>
             <w:proofErr w:type="gramEnd"/>
             <w:r>
@@ -33671,7 +35394,7 @@
         </w:tc>
         <w:tc>
           <w:tcPr>
-            <w:tcW w:w="4508" w:type="dxa"/>
+            <w:tcW w:w="3429" w:type="dxa"/>
           </w:tcPr>
           <w:p/>
         </w:tc>
@@ -33679,18 +35402,15 @@
       <w:tr>
         <w:tc>
           <w:tcPr>
-            <w:tcW w:w="4508" w:type="dxa"/>
-          </w:tcPr>
-          <w:p>
-            <w:r>
-              <w:rPr>
-                <w:noProof/>
-              </w:rPr>
+            <w:tcW w:w="5587" w:type="dxa"/>
+          </w:tcPr>
+          <w:p>
+            <w:r>
               <w:drawing>
-                <wp:inline distT="0" distB="0" distL="0" distR="0" wp14:anchorId="37123F72" wp14:editId="7D1FA20C">
-                  <wp:extent cx="3079530" cy="3000375"/>
-                  <wp:effectExtent l="0" t="0" r="6985" b="0"/>
-                  <wp:docPr id="906416155" name="Picture 1" descr="A diagram of a graph&#10;&#10;AI-generated content may be incorrect."/>
+                <wp:inline distT="0" distB="0" distL="0" distR="0" wp14:anchorId="2641EF99" wp14:editId="112CC998">
+                  <wp:extent cx="3410608" cy="3930555"/>
+                  <wp:effectExtent l="0" t="0" r="0" b="0"/>
+                  <wp:docPr id="1866097619" name="Picture 1"/>
                   <wp:cNvGraphicFramePr>
                     <a:graphicFrameLocks xmlns:a="http://schemas.openxmlformats.org/drawingml/2006/main" noChangeAspect="1"/>
                   </wp:cNvGraphicFramePr>
@@ -33698,11 +35418,11 @@
                     <a:graphicData uri="http://schemas.openxmlformats.org/drawingml/2006/picture">
                       <pic:pic xmlns:pic="http://schemas.openxmlformats.org/drawingml/2006/picture">
                         <pic:nvPicPr>
-                          <pic:cNvPr id="906416155" name="Picture 1" descr="A diagram of a graph&#10;&#10;AI-generated content may be incorrect."/>
+                          <pic:cNvPr id="1866097619" name=""/>
                           <pic:cNvPicPr/>
                         </pic:nvPicPr>
                         <pic:blipFill>
-                          <a:blip r:embed="rId93"/>
+                          <a:blip r:embed="rId94"/>
                           <a:stretch>
                             <a:fillRect/>
                           </a:stretch>
@@ -33710,7 +35430,7 @@
                         <pic:spPr>
                           <a:xfrm>
                             <a:off x="0" y="0"/>
-                            <a:ext cx="3097219" cy="3017610"/>
+                            <a:ext cx="3434283" cy="3957839"/>
                           </a:xfrm>
                           <a:prstGeom prst="rect">
                             <a:avLst/>
@@ -33726,7 +35446,7 @@
         </w:tc>
         <w:tc>
           <w:tcPr>
-            <w:tcW w:w="4508" w:type="dxa"/>
+            <w:tcW w:w="3429" w:type="dxa"/>
           </w:tcPr>
           <w:p>
             <w:r>
@@ -33738,13 +35458,27 @@
       <w:tr>
         <w:tc>
           <w:tcPr>
-            <w:tcW w:w="4508" w:type="dxa"/>
-          </w:tcPr>
-          <w:p/>
-        </w:tc>
-        <w:tc>
-          <w:tcPr>
-            <w:tcW w:w="4508" w:type="dxa"/>
+            <w:tcW w:w="5587" w:type="dxa"/>
+          </w:tcPr>
+          <w:p>
+            <w:proofErr w:type="spellStart"/>
+            <w:proofErr w:type="gramStart"/>
+            <w:r>
+              <w:t>TotalPot</w:t>
+            </w:r>
+            <w:proofErr w:type="spellEnd"/>
+            <w:r>
+              <w:t>(</w:t>
+            </w:r>
+            <w:proofErr w:type="gramEnd"/>
+            <w:r>
+              <w:t>)</w:t>
+            </w:r>
+          </w:p>
+        </w:tc>
+        <w:tc>
+          <w:tcPr>
+            <w:tcW w:w="3429" w:type="dxa"/>
           </w:tcPr>
           <w:p/>
         </w:tc>
@@ -33752,27 +35486,110 @@
       <w:tr>
         <w:tc>
           <w:tcPr>
-            <w:tcW w:w="4508" w:type="dxa"/>
-          </w:tcPr>
-          <w:p/>
-        </w:tc>
-        <w:tc>
-          <w:tcPr>
-            <w:tcW w:w="4508" w:type="dxa"/>
-          </w:tcPr>
-          <w:p/>
+            <w:tcW w:w="5587" w:type="dxa"/>
+          </w:tcPr>
+          <w:p>
+            <w:r>
+              <w:lastRenderedPageBreak/>
+              <w:drawing>
+                <wp:inline distT="0" distB="0" distL="0" distR="0" wp14:anchorId="61EA260A" wp14:editId="7DFA4084">
+                  <wp:extent cx="3390181" cy="5515564"/>
+                  <wp:effectExtent l="0" t="0" r="1270" b="0"/>
+                  <wp:docPr id="703995953" name="Picture 1"/>
+                  <wp:cNvGraphicFramePr>
+                    <a:graphicFrameLocks xmlns:a="http://schemas.openxmlformats.org/drawingml/2006/main" noChangeAspect="1"/>
+                  </wp:cNvGraphicFramePr>
+                  <a:graphic xmlns:a="http://schemas.openxmlformats.org/drawingml/2006/main">
+                    <a:graphicData uri="http://schemas.openxmlformats.org/drawingml/2006/picture">
+                      <pic:pic xmlns:pic="http://schemas.openxmlformats.org/drawingml/2006/picture">
+                        <pic:nvPicPr>
+                          <pic:cNvPr id="703995953" name=""/>
+                          <pic:cNvPicPr/>
+                        </pic:nvPicPr>
+                        <pic:blipFill>
+                          <a:blip r:embed="rId95"/>
+                          <a:stretch>
+                            <a:fillRect/>
+                          </a:stretch>
+                        </pic:blipFill>
+                        <pic:spPr>
+                          <a:xfrm>
+                            <a:off x="0" y="0"/>
+                            <a:ext cx="3468021" cy="5642203"/>
+                          </a:xfrm>
+                          <a:prstGeom prst="rect">
+                            <a:avLst/>
+                          </a:prstGeom>
+                        </pic:spPr>
+                      </pic:pic>
+                    </a:graphicData>
+                  </a:graphic>
+                </wp:inline>
+              </w:drawing>
+            </w:r>
+          </w:p>
+        </w:tc>
+        <w:tc>
+          <w:tcPr>
+            <w:tcW w:w="3429" w:type="dxa"/>
+          </w:tcPr>
+          <w:p>
+            <w:r>
+              <w:t xml:space="preserve">This subroutine adds up the total of </w:t>
+            </w:r>
+            <w:proofErr w:type="spellStart"/>
+            <w:r>
+              <w:t>dealersPot</w:t>
+            </w:r>
+            <w:proofErr w:type="spellEnd"/>
+            <w:r>
+              <w:t xml:space="preserve"> used specifically in poker when calculating the winnings.</w:t>
+            </w:r>
+          </w:p>
+          <w:p>
+            <w:r>
+              <w:t xml:space="preserve">Cycles through each number in </w:t>
+            </w:r>
+            <w:proofErr w:type="spellStart"/>
+            <w:r>
+              <w:t>dealersPot</w:t>
+            </w:r>
+            <w:proofErr w:type="spellEnd"/>
+            <w:r>
+              <w:t xml:space="preserve"> each cycle adding to the total until it reaches the end.</w:t>
+            </w:r>
+          </w:p>
+          <w:p>
+            <w:r>
+              <w:t>The subroutine ends returning the final value of total.</w:t>
+            </w:r>
+          </w:p>
         </w:tc>
       </w:tr>
       <w:tr>
         <w:tc>
           <w:tcPr>
-            <w:tcW w:w="4508" w:type="dxa"/>
-          </w:tcPr>
-          <w:p/>
-        </w:tc>
-        <w:tc>
-          <w:tcPr>
-            <w:tcW w:w="4508" w:type="dxa"/>
+            <w:tcW w:w="5587" w:type="dxa"/>
+          </w:tcPr>
+          <w:p>
+            <w:proofErr w:type="spellStart"/>
+            <w:proofErr w:type="gramStart"/>
+            <w:r>
+              <w:t>PKWinningsCalulation</w:t>
+            </w:r>
+            <w:proofErr w:type="spellEnd"/>
+            <w:r>
+              <w:t>(</w:t>
+            </w:r>
+            <w:proofErr w:type="gramEnd"/>
+            <w:r>
+              <w:t>)</w:t>
+            </w:r>
+          </w:p>
+        </w:tc>
+        <w:tc>
+          <w:tcPr>
+            <w:tcW w:w="3429" w:type="dxa"/>
           </w:tcPr>
           <w:p/>
         </w:tc>
@@ -33780,13 +35597,249 @@
       <w:tr>
         <w:tc>
           <w:tcPr>
-            <w:tcW w:w="4508" w:type="dxa"/>
-          </w:tcPr>
-          <w:p/>
-        </w:tc>
-        <w:tc>
-          <w:tcPr>
-            <w:tcW w:w="4508" w:type="dxa"/>
+            <w:tcW w:w="5587" w:type="dxa"/>
+          </w:tcPr>
+          <w:p>
+            <w:r>
+              <w:lastRenderedPageBreak/>
+              <w:drawing>
+                <wp:inline distT="0" distB="0" distL="0" distR="0" wp14:anchorId="39A4F0A5" wp14:editId="07B0C609">
+                  <wp:extent cx="3416061" cy="4104496"/>
+                  <wp:effectExtent l="0" t="0" r="0" b="0"/>
+                  <wp:docPr id="1258614899" name="Picture 1"/>
+                  <wp:cNvGraphicFramePr>
+                    <a:graphicFrameLocks xmlns:a="http://schemas.openxmlformats.org/drawingml/2006/main" noChangeAspect="1"/>
+                  </wp:cNvGraphicFramePr>
+                  <a:graphic xmlns:a="http://schemas.openxmlformats.org/drawingml/2006/main">
+                    <a:graphicData uri="http://schemas.openxmlformats.org/drawingml/2006/picture">
+                      <pic:pic xmlns:pic="http://schemas.openxmlformats.org/drawingml/2006/picture">
+                        <pic:nvPicPr>
+                          <pic:cNvPr id="1258614899" name=""/>
+                          <pic:cNvPicPr/>
+                        </pic:nvPicPr>
+                        <pic:blipFill>
+                          <a:blip r:embed="rId96"/>
+                          <a:stretch>
+                            <a:fillRect/>
+                          </a:stretch>
+                        </pic:blipFill>
+                        <pic:spPr>
+                          <a:xfrm>
+                            <a:off x="0" y="0"/>
+                            <a:ext cx="3437949" cy="4130795"/>
+                          </a:xfrm>
+                          <a:prstGeom prst="rect">
+                            <a:avLst/>
+                          </a:prstGeom>
+                        </pic:spPr>
+                      </pic:pic>
+                    </a:graphicData>
+                  </a:graphic>
+                </wp:inline>
+              </w:drawing>
+            </w:r>
+          </w:p>
+          <w:p/>
+          <w:p/>
+          <w:p/>
+          <w:p/>
+          <w:p>
+            <w:r>
+              <w:t>*</w:t>
+            </w:r>
+            <w:proofErr w:type="spellStart"/>
+            <w:proofErr w:type="gramStart"/>
+            <w:r>
+              <w:t>TotalPot</w:t>
+            </w:r>
+            <w:proofErr w:type="spellEnd"/>
+            <w:r>
+              <w:t>(</w:t>
+            </w:r>
+            <w:proofErr w:type="gramEnd"/>
+            <w:r>
+              <w:t xml:space="preserve">) subroutine - gathers the total of </w:t>
+            </w:r>
+            <w:proofErr w:type="spellStart"/>
+            <w:r>
+              <w:t>dealersPot</w:t>
+            </w:r>
+            <w:proofErr w:type="spellEnd"/>
+            <w:r>
+              <w:t xml:space="preserve"> returning the total as an integer.</w:t>
+            </w:r>
+          </w:p>
+        </w:tc>
+        <w:tc>
+          <w:tcPr>
+            <w:tcW w:w="3429" w:type="dxa"/>
+          </w:tcPr>
+          <w:p>
+            <w:r>
+              <w:t xml:space="preserve">This is the subroutine to calculate the winnings for players at the end of a full poker round. </w:t>
+            </w:r>
+            <w:r>
+              <w:t>The first phase of the subroutine</w:t>
+            </w:r>
+            <w:r>
+              <w:t xml:space="preserve"> </w:t>
+            </w:r>
+            <w:r>
+              <w:t xml:space="preserve">counts how many players have drawn saving the number of players to nDraws. </w:t>
+            </w:r>
+          </w:p>
+          <w:p/>
+          <w:p>
+            <w:r>
+              <w:t xml:space="preserve">The second phase of the subroutine has two branches depending on if there are multiple players that have drawn using the </w:t>
+            </w:r>
+            <w:proofErr w:type="spellStart"/>
+            <w:r>
+              <w:t>nDraws</w:t>
+            </w:r>
+            <w:proofErr w:type="spellEnd"/>
+            <w:r>
+              <w:t xml:space="preserve"> variable.</w:t>
+            </w:r>
+          </w:p>
+          <w:p>
+            <w:pPr>
+              <w:pStyle w:val="ListParagraph"/>
+              <w:numPr>
+                <w:ilvl w:val="0"/>
+                <w:numId w:val="1"/>
+              </w:numPr>
+            </w:pPr>
+            <w:r>
+              <w:t xml:space="preserve">Branch 1 (Yes outcome) executes </w:t>
+            </w:r>
+            <w:r>
+              <w:t>DIV</w:t>
+            </w:r>
+            <w:r>
+              <w:t xml:space="preserve"> division to the total of </w:t>
+            </w:r>
+            <w:proofErr w:type="spellStart"/>
+            <w:r>
+              <w:t>dealersPot</w:t>
+            </w:r>
+            <w:proofErr w:type="spellEnd"/>
+            <w:r>
+              <w:t xml:space="preserve"> by </w:t>
+            </w:r>
+            <w:proofErr w:type="spellStart"/>
+            <w:r>
+              <w:t>nDraws</w:t>
+            </w:r>
+            <w:proofErr w:type="spellEnd"/>
+            <w:r>
+              <w:t xml:space="preserve"> evenly distributing the currency between every player that has drawn. The subroutine ends</w:t>
+            </w:r>
+          </w:p>
+          <w:p/>
+          <w:p>
+            <w:pPr>
+              <w:pStyle w:val="ListParagraph"/>
+              <w:numPr>
+                <w:ilvl w:val="0"/>
+                <w:numId w:val="1"/>
+              </w:numPr>
+            </w:pPr>
+            <w:r>
+              <w:t xml:space="preserve">Branch 2 (No outcome) cycles through each players result checking if they won. The player that has won is awarded the Total of </w:t>
+            </w:r>
+            <w:proofErr w:type="spellStart"/>
+            <w:r>
+              <w:t>dealersPot</w:t>
+            </w:r>
+            <w:proofErr w:type="spellEnd"/>
+            <w:r>
+              <w:t xml:space="preserve"> to their existing currency. The subroutine ends.</w:t>
+            </w:r>
+          </w:p>
+          <w:p/>
+          <w:p>
+            <w:r>
+              <w:t xml:space="preserve">The subroutine ends returning </w:t>
+            </w:r>
+            <w:r>
+              <w:t>“</w:t>
+            </w:r>
+            <w:r>
+              <w:t>players</w:t>
+            </w:r>
+            <w:r>
+              <w:t>” (with the currency changes applied)</w:t>
+            </w:r>
+          </w:p>
+        </w:tc>
+      </w:tr>
+      <w:tr>
+        <w:tc>
+          <w:tcPr>
+            <w:tcW w:w="5587" w:type="dxa"/>
+          </w:tcPr>
+          <w:p/>
+        </w:tc>
+        <w:tc>
+          <w:tcPr>
+            <w:tcW w:w="3429" w:type="dxa"/>
+          </w:tcPr>
+          <w:p/>
+        </w:tc>
+      </w:tr>
+      <w:tr>
+        <w:tc>
+          <w:tcPr>
+            <w:tcW w:w="5587" w:type="dxa"/>
+          </w:tcPr>
+          <w:p/>
+        </w:tc>
+        <w:tc>
+          <w:tcPr>
+            <w:tcW w:w="3429" w:type="dxa"/>
+          </w:tcPr>
+          <w:p/>
+        </w:tc>
+      </w:tr>
+      <w:tr>
+        <w:tc>
+          <w:tcPr>
+            <w:tcW w:w="5587" w:type="dxa"/>
+          </w:tcPr>
+          <w:p/>
+        </w:tc>
+        <w:tc>
+          <w:tcPr>
+            <w:tcW w:w="3429" w:type="dxa"/>
+          </w:tcPr>
+          <w:p/>
+        </w:tc>
+      </w:tr>
+      <w:tr>
+        <w:tc>
+          <w:tcPr>
+            <w:tcW w:w="5587" w:type="dxa"/>
+          </w:tcPr>
+          <w:p/>
+        </w:tc>
+        <w:tc>
+          <w:tcPr>
+            <w:tcW w:w="3429" w:type="dxa"/>
+          </w:tcPr>
+          <w:p/>
+        </w:tc>
+      </w:tr>
+      <w:tr>
+        <w:tc>
+          <w:tcPr>
+            <w:tcW w:w="5587" w:type="dxa"/>
+          </w:tcPr>
+          <w:p/>
+        </w:tc>
+        <w:tc>
+          <w:tcPr>
+            <w:tcW w:w="3429" w:type="dxa"/>
           </w:tcPr>
           <w:p/>
         </w:tc>
@@ -33803,12 +35856,11 @@
       <w:pPr>
         <w:pStyle w:val="Heading3"/>
       </w:pPr>
-      <w:bookmarkStart w:id="58" w:name="_Toc215046309"/>
-      <w:r>
-        <w:lastRenderedPageBreak/>
+      <w:bookmarkStart w:id="59" w:name="_Toc215046309"/>
+      <w:r>
         <w:t>Development</w:t>
       </w:r>
-      <w:bookmarkEnd w:id="58"/>
+      <w:bookmarkEnd w:id="59"/>
     </w:p>
     <w:p>
       <w:pPr>
@@ -33883,9 +35935,12 @@
       <w:tr>
         <w:tc>
           <w:tcPr>
-            <w:tcW w:w="4508" w:type="dxa"/>
-          </w:tcPr>
-          <w:p>
+            <w:tcW w:w="5121" w:type="dxa"/>
+          </w:tcPr>
+          <w:p>
+            <w:r>
+              <w:t xml:space="preserve">Blackjack </w:t>
+            </w:r>
             <w:r>
               <w:t>Winnings Calculation subroutine</w:t>
             </w:r>
@@ -33893,7 +35948,7 @@
         </w:tc>
         <w:tc>
           <w:tcPr>
-            <w:tcW w:w="4508" w:type="dxa"/>
+            <w:tcW w:w="3895" w:type="dxa"/>
           </w:tcPr>
           <w:p/>
         </w:tc>
@@ -33901,10 +35956,13 @@
       <w:tr>
         <w:tc>
           <w:tcPr>
-            <w:tcW w:w="4508" w:type="dxa"/>
-          </w:tcPr>
-          <w:p>
-            <w:r>
+            <w:tcW w:w="5121" w:type="dxa"/>
+          </w:tcPr>
+          <w:p>
+            <w:r>
+              <w:rPr>
+                <w:noProof/>
+              </w:rPr>
               <w:drawing>
                 <wp:inline distT="0" distB="0" distL="0" distR="0" wp14:anchorId="6E8872C2" wp14:editId="6B79140B">
                   <wp:extent cx="3114675" cy="1005780"/>
@@ -33921,7 +35979,7 @@
                           <pic:cNvPicPr/>
                         </pic:nvPicPr>
                         <pic:blipFill>
-                          <a:blip r:embed="rId94"/>
+                          <a:blip r:embed="rId97"/>
                           <a:stretch>
                             <a:fillRect/>
                           </a:stretch>
@@ -33945,11 +36003,15 @@
         </w:tc>
         <w:tc>
           <w:tcPr>
-            <w:tcW w:w="4508" w:type="dxa"/>
-          </w:tcPr>
-          <w:p>
-            <w:r>
-              <w:t>I decided to only have 2 if statements instead of 4 if statements for each type of result(“Win”</w:t>
+            <w:tcW w:w="3895" w:type="dxa"/>
+          </w:tcPr>
+          <w:p>
+            <w:r>
+              <w:t>I decided to only have 2 if statements instead of 4 if statements for each type of result(“</w:t>
+            </w:r>
+            <w:proofErr w:type="spellStart"/>
+            <w:r>
+              <w:t>Win”</w:t>
             </w:r>
             <w:proofErr w:type="gramStart"/>
             <w:r>
@@ -33971,9 +36033,18 @@
             <w:r>
               <w:t>,”Lost</w:t>
             </w:r>
+            <w:proofErr w:type="spellEnd"/>
             <w:proofErr w:type="gramEnd"/>
             <w:r>
-              <w:t>”). The 2 if stements are for “Win” and “</w:t>
+              <w:t xml:space="preserve">”). The 2 if </w:t>
+            </w:r>
+            <w:proofErr w:type="spellStart"/>
+            <w:r>
+              <w:t>stements</w:t>
+            </w:r>
+            <w:proofErr w:type="spellEnd"/>
+            <w:r>
+              <w:t xml:space="preserve"> are for “Win” and “</w:t>
             </w:r>
             <w:proofErr w:type="gramStart"/>
             <w:r>
@@ -33995,10 +36066,13 @@
       <w:tr>
         <w:tc>
           <w:tcPr>
-            <w:tcW w:w="4508" w:type="dxa"/>
-          </w:tcPr>
-          <w:p>
-            <w:r>
+            <w:tcW w:w="5121" w:type="dxa"/>
+          </w:tcPr>
+          <w:p>
+            <w:r>
+              <w:rPr>
+                <w:noProof/>
+              </w:rPr>
               <w:drawing>
                 <wp:inline distT="0" distB="0" distL="0" distR="0" wp14:anchorId="3B093003" wp14:editId="2BA2164D">
                   <wp:extent cx="3114675" cy="973739"/>
@@ -34015,7 +36089,7 @@
                           <pic:cNvPicPr/>
                         </pic:nvPicPr>
                         <pic:blipFill>
-                          <a:blip r:embed="rId95"/>
+                          <a:blip r:embed="rId98"/>
                           <a:stretch>
                             <a:fillRect/>
                           </a:stretch>
@@ -34039,7 +36113,7 @@
         </w:tc>
         <w:tc>
           <w:tcPr>
-            <w:tcW w:w="4508" w:type="dxa"/>
+            <w:tcW w:w="3895" w:type="dxa"/>
           </w:tcPr>
           <w:p>
             <w:r>
@@ -34055,13 +36129,13 @@
       <w:tr>
         <w:tc>
           <w:tcPr>
-            <w:tcW w:w="4508" w:type="dxa"/>
-          </w:tcPr>
-          <w:p/>
-        </w:tc>
-        <w:tc>
-          <w:tcPr>
-            <w:tcW w:w="4508" w:type="dxa"/>
+            <w:tcW w:w="5121" w:type="dxa"/>
+          </w:tcPr>
+          <w:p/>
+        </w:tc>
+        <w:tc>
+          <w:tcPr>
+            <w:tcW w:w="3895" w:type="dxa"/>
           </w:tcPr>
           <w:p/>
         </w:tc>
@@ -34069,13 +36143,13 @@
       <w:tr>
         <w:tc>
           <w:tcPr>
-            <w:tcW w:w="4508" w:type="dxa"/>
-          </w:tcPr>
-          <w:p/>
-        </w:tc>
-        <w:tc>
-          <w:tcPr>
-            <w:tcW w:w="4508" w:type="dxa"/>
+            <w:tcW w:w="5121" w:type="dxa"/>
+          </w:tcPr>
+          <w:p/>
+        </w:tc>
+        <w:tc>
+          <w:tcPr>
+            <w:tcW w:w="3895" w:type="dxa"/>
           </w:tcPr>
           <w:p/>
         </w:tc>
@@ -34083,13 +36157,232 @@
       <w:tr>
         <w:tc>
           <w:tcPr>
-            <w:tcW w:w="4508" w:type="dxa"/>
-          </w:tcPr>
-          <w:p/>
-        </w:tc>
-        <w:tc>
-          <w:tcPr>
-            <w:tcW w:w="4508" w:type="dxa"/>
+            <w:tcW w:w="5121" w:type="dxa"/>
+          </w:tcPr>
+          <w:p>
+            <w:r>
+              <w:t xml:space="preserve">Total of </w:t>
+            </w:r>
+            <w:proofErr w:type="spellStart"/>
+            <w:r>
+              <w:t>dealersPot</w:t>
+            </w:r>
+            <w:proofErr w:type="spellEnd"/>
+            <w:r>
+              <w:t xml:space="preserve"> subroutine</w:t>
+            </w:r>
+          </w:p>
+        </w:tc>
+        <w:tc>
+          <w:tcPr>
+            <w:tcW w:w="3895" w:type="dxa"/>
+          </w:tcPr>
+          <w:p/>
+        </w:tc>
+      </w:tr>
+      <w:tr>
+        <w:tc>
+          <w:tcPr>
+            <w:tcW w:w="5121" w:type="dxa"/>
+          </w:tcPr>
+          <w:p>
+            <w:r>
+              <w:lastRenderedPageBreak/>
+              <w:drawing>
+                <wp:inline distT="0" distB="0" distL="0" distR="0" wp14:anchorId="193CD5B9" wp14:editId="4DDFE82B">
+                  <wp:extent cx="2838846" cy="1209844"/>
+                  <wp:effectExtent l="0" t="0" r="0" b="9525"/>
+                  <wp:docPr id="1548189757" name="Picture 1"/>
+                  <wp:cNvGraphicFramePr>
+                    <a:graphicFrameLocks xmlns:a="http://schemas.openxmlformats.org/drawingml/2006/main" noChangeAspect="1"/>
+                  </wp:cNvGraphicFramePr>
+                  <a:graphic xmlns:a="http://schemas.openxmlformats.org/drawingml/2006/main">
+                    <a:graphicData uri="http://schemas.openxmlformats.org/drawingml/2006/picture">
+                      <pic:pic xmlns:pic="http://schemas.openxmlformats.org/drawingml/2006/picture">
+                        <pic:nvPicPr>
+                          <pic:cNvPr id="1548189757" name=""/>
+                          <pic:cNvPicPr/>
+                        </pic:nvPicPr>
+                        <pic:blipFill>
+                          <a:blip r:embed="rId99"/>
+                          <a:stretch>
+                            <a:fillRect/>
+                          </a:stretch>
+                        </pic:blipFill>
+                        <pic:spPr>
+                          <a:xfrm>
+                            <a:off x="0" y="0"/>
+                            <a:ext cx="2838846" cy="1209844"/>
+                          </a:xfrm>
+                          <a:prstGeom prst="rect">
+                            <a:avLst/>
+                          </a:prstGeom>
+                        </pic:spPr>
+                      </pic:pic>
+                    </a:graphicData>
+                  </a:graphic>
+                </wp:inline>
+              </w:drawing>
+            </w:r>
+          </w:p>
+        </w:tc>
+        <w:tc>
+          <w:tcPr>
+            <w:tcW w:w="3895" w:type="dxa"/>
+          </w:tcPr>
+          <w:p/>
+        </w:tc>
+      </w:tr>
+      <w:tr>
+        <w:tc>
+          <w:tcPr>
+            <w:tcW w:w="5121" w:type="dxa"/>
+          </w:tcPr>
+          <w:p/>
+        </w:tc>
+        <w:tc>
+          <w:tcPr>
+            <w:tcW w:w="3895" w:type="dxa"/>
+          </w:tcPr>
+          <w:p/>
+        </w:tc>
+      </w:tr>
+      <w:tr>
+        <w:tc>
+          <w:tcPr>
+            <w:tcW w:w="5121" w:type="dxa"/>
+          </w:tcPr>
+          <w:p/>
+        </w:tc>
+        <w:tc>
+          <w:tcPr>
+            <w:tcW w:w="3895" w:type="dxa"/>
+          </w:tcPr>
+          <w:p/>
+        </w:tc>
+      </w:tr>
+      <w:tr>
+        <w:tc>
+          <w:tcPr>
+            <w:tcW w:w="5121" w:type="dxa"/>
+          </w:tcPr>
+          <w:p>
+            <w:r>
+              <w:t>Poker Winnings Calculation subroutine</w:t>
+            </w:r>
+          </w:p>
+        </w:tc>
+        <w:tc>
+          <w:tcPr>
+            <w:tcW w:w="3895" w:type="dxa"/>
+          </w:tcPr>
+          <w:p/>
+        </w:tc>
+      </w:tr>
+      <w:tr>
+        <w:tc>
+          <w:tcPr>
+            <w:tcW w:w="5121" w:type="dxa"/>
+          </w:tcPr>
+          <w:p>
+            <w:r>
+              <w:drawing>
+                <wp:inline distT="0" distB="0" distL="0" distR="0" wp14:anchorId="1B25C998" wp14:editId="1009ABB5">
+                  <wp:extent cx="3107838" cy="1499861"/>
+                  <wp:effectExtent l="0" t="0" r="0" b="5715"/>
+                  <wp:docPr id="132568218" name="Picture 1"/>
+                  <wp:cNvGraphicFramePr>
+                    <a:graphicFrameLocks xmlns:a="http://schemas.openxmlformats.org/drawingml/2006/main" noChangeAspect="1"/>
+                  </wp:cNvGraphicFramePr>
+                  <a:graphic xmlns:a="http://schemas.openxmlformats.org/drawingml/2006/main">
+                    <a:graphicData uri="http://schemas.openxmlformats.org/drawingml/2006/picture">
+                      <pic:pic xmlns:pic="http://schemas.openxmlformats.org/drawingml/2006/picture">
+                        <pic:nvPicPr>
+                          <pic:cNvPr id="132568218" name=""/>
+                          <pic:cNvPicPr/>
+                        </pic:nvPicPr>
+                        <pic:blipFill>
+                          <a:blip r:embed="rId100"/>
+                          <a:stretch>
+                            <a:fillRect/>
+                          </a:stretch>
+                        </pic:blipFill>
+                        <pic:spPr>
+                          <a:xfrm>
+                            <a:off x="0" y="0"/>
+                            <a:ext cx="3167352" cy="1528583"/>
+                          </a:xfrm>
+                          <a:prstGeom prst="rect">
+                            <a:avLst/>
+                          </a:prstGeom>
+                        </pic:spPr>
+                      </pic:pic>
+                    </a:graphicData>
+                  </a:graphic>
+                </wp:inline>
+              </w:drawing>
+            </w:r>
+          </w:p>
+        </w:tc>
+        <w:tc>
+          <w:tcPr>
+            <w:tcW w:w="3895" w:type="dxa"/>
+          </w:tcPr>
+          <w:p/>
+        </w:tc>
+      </w:tr>
+      <w:tr>
+        <w:tc>
+          <w:tcPr>
+            <w:tcW w:w="5121" w:type="dxa"/>
+          </w:tcPr>
+          <w:p/>
+        </w:tc>
+        <w:tc>
+          <w:tcPr>
+            <w:tcW w:w="3895" w:type="dxa"/>
+          </w:tcPr>
+          <w:p/>
+        </w:tc>
+      </w:tr>
+      <w:tr>
+        <w:tc>
+          <w:tcPr>
+            <w:tcW w:w="5121" w:type="dxa"/>
+          </w:tcPr>
+          <w:p/>
+        </w:tc>
+        <w:tc>
+          <w:tcPr>
+            <w:tcW w:w="3895" w:type="dxa"/>
+          </w:tcPr>
+          <w:p/>
+        </w:tc>
+      </w:tr>
+      <w:tr>
+        <w:tc>
+          <w:tcPr>
+            <w:tcW w:w="5121" w:type="dxa"/>
+          </w:tcPr>
+          <w:p/>
+        </w:tc>
+        <w:tc>
+          <w:tcPr>
+            <w:tcW w:w="3895" w:type="dxa"/>
+          </w:tcPr>
+          <w:p/>
+        </w:tc>
+      </w:tr>
+      <w:tr>
+        <w:tc>
+          <w:tcPr>
+            <w:tcW w:w="5121" w:type="dxa"/>
+          </w:tcPr>
+          <w:p/>
+        </w:tc>
+        <w:tc>
+          <w:tcPr>
+            <w:tcW w:w="3895" w:type="dxa"/>
           </w:tcPr>
           <w:p/>
         </w:tc>
@@ -34117,11 +36410,11 @@
       <w:pPr>
         <w:pStyle w:val="Heading3"/>
       </w:pPr>
-      <w:bookmarkStart w:id="59" w:name="_Toc215046310"/>
+      <w:bookmarkStart w:id="60" w:name="_Toc215046310"/>
       <w:r>
         <w:t>Testing</w:t>
       </w:r>
-      <w:bookmarkEnd w:id="59"/>
+      <w:bookmarkEnd w:id="60"/>
     </w:p>
     <w:p>
       <w:pPr>
@@ -34473,36 +36766,27 @@
       <w:pPr>
         <w:pStyle w:val="Heading2"/>
       </w:pPr>
-      <w:bookmarkStart w:id="60" w:name="_Toc215046311"/>
-      <w:r>
-        <w:t xml:space="preserve">Stage </w:t>
-      </w:r>
-      <w:r>
-        <w:t>4</w:t>
-      </w:r>
-      <w:r>
-        <w:t xml:space="preserve"> </w:t>
+      <w:bookmarkStart w:id="61" w:name="_Toc215046311"/>
+      <w:r>
+        <w:t xml:space="preserve">Stage 4 </w:t>
       </w:r>
       <w:r>
         <w:t>-</w:t>
       </w:r>
       <w:r>
-        <w:t xml:space="preserve"> </w:t>
-      </w:r>
-      <w:r>
-        <w:t>Menu system</w:t>
-      </w:r>
-      <w:bookmarkEnd w:id="60"/>
+        <w:t xml:space="preserve"> Menu system</w:t>
+      </w:r>
+      <w:bookmarkEnd w:id="61"/>
     </w:p>
     <w:p>
       <w:pPr>
         <w:pStyle w:val="Heading3"/>
       </w:pPr>
-      <w:bookmarkStart w:id="61" w:name="_Toc215046312"/>
+      <w:bookmarkStart w:id="62" w:name="_Toc215046312"/>
       <w:r>
         <w:t>Design</w:t>
       </w:r>
-      <w:bookmarkEnd w:id="61"/>
+      <w:bookmarkEnd w:id="62"/>
     </w:p>
     <w:p>
       <w:pPr>
@@ -34622,11 +36906,11 @@
       <w:pPr>
         <w:pStyle w:val="Heading3"/>
       </w:pPr>
-      <w:bookmarkStart w:id="62" w:name="_Toc215046313"/>
+      <w:bookmarkStart w:id="63" w:name="_Toc215046313"/>
       <w:r>
         <w:t>Development</w:t>
       </w:r>
-      <w:bookmarkEnd w:id="62"/>
+      <w:bookmarkEnd w:id="63"/>
     </w:p>
     <w:p>
       <w:pPr>
@@ -34807,11 +37091,11 @@
       <w:pPr>
         <w:pStyle w:val="Heading3"/>
       </w:pPr>
-      <w:bookmarkStart w:id="63" w:name="_Toc215046314"/>
+      <w:bookmarkStart w:id="64" w:name="_Toc215046314"/>
       <w:r>
         <w:t>Testing</w:t>
       </w:r>
-      <w:bookmarkEnd w:id="63"/>
+      <w:bookmarkEnd w:id="64"/>
     </w:p>
     <w:p>
       <w:pPr>
@@ -35451,27 +37735,21 @@
       <w:pPr>
         <w:pStyle w:val="Heading2"/>
       </w:pPr>
-      <w:bookmarkStart w:id="64" w:name="_Toc215046315"/>
-      <w:r>
-        <w:t xml:space="preserve">Stage </w:t>
-      </w:r>
-      <w:r>
-        <w:t>5 -</w:t>
-      </w:r>
-      <w:r>
-        <w:t xml:space="preserve"> Menu system</w:t>
-      </w:r>
-      <w:bookmarkEnd w:id="64"/>
+      <w:bookmarkStart w:id="65" w:name="_Toc215046315"/>
+      <w:r>
+        <w:t>Stage 5 - Menu system</w:t>
+      </w:r>
+      <w:bookmarkEnd w:id="65"/>
     </w:p>
     <w:p>
       <w:pPr>
         <w:pStyle w:val="Heading3"/>
       </w:pPr>
-      <w:bookmarkStart w:id="65" w:name="_Toc215046316"/>
+      <w:bookmarkStart w:id="66" w:name="_Toc215046316"/>
       <w:r>
         <w:t>Design</w:t>
       </w:r>
-      <w:bookmarkEnd w:id="65"/>
+      <w:bookmarkEnd w:id="66"/>
     </w:p>
     <w:p>
       <w:pPr>
@@ -35591,11 +37869,11 @@
       <w:pPr>
         <w:pStyle w:val="Heading3"/>
       </w:pPr>
-      <w:bookmarkStart w:id="66" w:name="_Toc215046317"/>
+      <w:bookmarkStart w:id="67" w:name="_Toc215046317"/>
       <w:r>
         <w:t>Development</w:t>
       </w:r>
-      <w:bookmarkEnd w:id="66"/>
+      <w:bookmarkEnd w:id="67"/>
     </w:p>
     <w:p>
       <w:pPr>
@@ -35776,11 +38054,11 @@
       <w:pPr>
         <w:pStyle w:val="Heading3"/>
       </w:pPr>
-      <w:bookmarkStart w:id="67" w:name="_Toc215046318"/>
+      <w:bookmarkStart w:id="68" w:name="_Toc215046318"/>
       <w:r>
         <w:t>Testing</w:t>
       </w:r>
-      <w:bookmarkEnd w:id="67"/>
+      <w:bookmarkEnd w:id="68"/>
     </w:p>
     <w:p>
       <w:pPr>
@@ -36421,16 +38699,7 @@
         <w:pStyle w:val="Heading2"/>
       </w:pPr>
       <w:r>
-        <w:t xml:space="preserve">Stage </w:t>
-      </w:r>
-      <w:r>
-        <w:t>6</w:t>
-      </w:r>
-      <w:r>
-        <w:t xml:space="preserve"> </w:t>
-      </w:r>
-      <w:r>
-        <w:t>- GUI integration</w:t>
+        <w:t>Stage 6 - GUI integration</w:t>
       </w:r>
     </w:p>
     <w:p>
@@ -39567,7 +41836,7 @@
     <w:charset w:val="00"/>
     <w:family w:val="swiss"/>
     <w:pitch w:val="variable"/>
-    <w:sig w:usb0="E4002EFF" w:usb1="C200247B" w:usb2="00000009" w:usb3="00000000" w:csb0="000001FF" w:csb1="00000000"/>
+    <w:sig w:usb0="E4002EFF" w:usb1="C000247B" w:usb2="00000009" w:usb3="00000000" w:csb0="000001FF" w:csb1="00000000"/>
   </w:font>
   <w:font w:name="Cambria Math">
     <w:panose1 w:val="02040503050406030204"/>
@@ -39611,6 +41880,7 @@
     <w:rsid w:val="00382615"/>
     <w:rsid w:val="00390AE9"/>
     <w:rsid w:val="003A63D9"/>
+    <w:rsid w:val="003B30A4"/>
     <w:rsid w:val="003D0EAB"/>
     <w:rsid w:val="003E2C47"/>
     <w:rsid w:val="003F2572"/>
@@ -39628,6 +41898,7 @@
     <w:rsid w:val="00655191"/>
     <w:rsid w:val="00675867"/>
     <w:rsid w:val="00684C23"/>
+    <w:rsid w:val="006A7257"/>
     <w:rsid w:val="0070715D"/>
     <w:rsid w:val="007615D1"/>
     <w:rsid w:val="0079146A"/>
@@ -39654,6 +41925,7 @@
     <w:rsid w:val="00AE2BA7"/>
     <w:rsid w:val="00B14114"/>
     <w:rsid w:val="00B86963"/>
+    <w:rsid w:val="00B933AA"/>
     <w:rsid w:val="00BA7ABA"/>
     <w:rsid w:val="00BE226D"/>
     <w:rsid w:val="00BF2AFE"/>

--- a/The Cards Collective.docx
+++ b/The Cards Collective.docx
@@ -295,7 +295,6 @@
                         <w:szCs w:val="28"/>
                       </w:rPr>
                     </w:pPr>
-                    <w:proofErr w:type="spellStart"/>
                     <w:r>
                       <w:rPr>
                         <w:b/>
@@ -304,18 +303,7 @@
                         <w:sz w:val="28"/>
                         <w:szCs w:val="28"/>
                       </w:rPr>
-                      <w:t>Xx</w:t>
-                    </w:r>
-                    <w:proofErr w:type="spellEnd"/>
-                    <w:r>
-                      <w:rPr>
-                        <w:b/>
-                        <w:bCs/>
-                        <w:color w:val="000000" w:themeColor="text1"/>
-                        <w:sz w:val="28"/>
-                        <w:szCs w:val="28"/>
-                      </w:rPr>
-                      <w:t>/xx/25</w:t>
+                      <w:t>Xx/xx/25</w:t>
                     </w:r>
                   </w:p>
                 </w:sdtContent>
@@ -5248,13 +5236,8 @@
         <w:t xml:space="preserve"> I </w:t>
       </w:r>
       <w:r>
-        <w:t xml:space="preserve">never played poker or blackjack until I was </w:t>
-      </w:r>
-      <w:proofErr w:type="gramStart"/>
-      <w:r>
-        <w:t>older</w:t>
-      </w:r>
-      <w:proofErr w:type="gramEnd"/>
+        <w:t>never played poker or blackjack until I was older</w:t>
+      </w:r>
       <w:r>
         <w:t xml:space="preserve"> but I found </w:t>
       </w:r>
@@ -5594,16 +5577,11 @@
       <w:r>
         <w:t xml:space="preserve">PlayStation, Xbox and </w:t>
       </w:r>
-      <w:proofErr w:type="gramStart"/>
       <w:r>
         <w:t>Windows</w:t>
       </w:r>
       <w:r>
-        <w:t>(</w:t>
-      </w:r>
-      <w:proofErr w:type="gramEnd"/>
-      <w:r>
-        <w:t>Steam)</w:t>
+        <w:t>(Steam)</w:t>
       </w:r>
     </w:p>
     <w:p>
@@ -5618,7 +5596,6 @@
           <w:bCs/>
         </w:rPr>
       </w:pPr>
-      <w:proofErr w:type="spellStart"/>
       <w:r>
         <w:rPr>
           <w:b/>
@@ -5633,7 +5610,6 @@
         </w:rPr>
         <w:t>modes</w:t>
       </w:r>
-      <w:proofErr w:type="spellEnd"/>
       <w:r>
         <w:rPr>
           <w:b/>
@@ -5642,13 +5618,8 @@
         <w:t xml:space="preserve">: </w:t>
       </w:r>
       <w:r>
-        <w:t xml:space="preserve">Poker      </w:t>
-      </w:r>
-      <w:proofErr w:type="gramStart"/>
-      <w:r>
-        <w:t xml:space="preserve">   (</w:t>
-      </w:r>
-      <w:proofErr w:type="gramEnd"/>
+        <w:t>Poker         (</w:t>
+      </w:r>
       <w:r>
         <w:t>N</w:t>
       </w:r>
@@ -5697,15 +5668,7 @@
         <w:t xml:space="preserve"> </w:t>
       </w:r>
       <w:r>
-        <w:t xml:space="preserve">Online and single player       </w:t>
-      </w:r>
-      <w:proofErr w:type="gramStart"/>
-      <w:r>
-        <w:t xml:space="preserve">   (</w:t>
-      </w:r>
-      <w:proofErr w:type="gramEnd"/>
-      <w:r>
-        <w:t>No local multiplayer)</w:t>
+        <w:t>Online and single player          (No local multiplayer)</w:t>
       </w:r>
     </w:p>
     <w:p>
@@ -5716,7 +5679,6 @@
           <w:numId w:val="4"/>
         </w:numPr>
       </w:pPr>
-      <w:proofErr w:type="gramStart"/>
       <w:r>
         <w:rPr>
           <w:b/>
@@ -5724,7 +5686,6 @@
         </w:rPr>
         <w:t>View point</w:t>
       </w:r>
-      <w:proofErr w:type="gramEnd"/>
       <w:r>
         <w:t xml:space="preserve">: </w:t>
       </w:r>
@@ -5866,23 +5827,7 @@
           </w:tcPr>
           <w:p>
             <w:r>
-              <w:t xml:space="preserve">I would like to integrate the feature that the amount of currency a player has is displayed in number </w:t>
-            </w:r>
-            <w:proofErr w:type="gramStart"/>
-            <w:r>
-              <w:t>and also</w:t>
-            </w:r>
-            <w:proofErr w:type="gramEnd"/>
-            <w:r>
-              <w:t xml:space="preserve"> size on the table </w:t>
-            </w:r>
-            <w:proofErr w:type="spellStart"/>
-            <w:r>
-              <w:t>e.g</w:t>
-            </w:r>
-            <w:proofErr w:type="spellEnd"/>
-            <w:r>
-              <w:t xml:space="preserve"> barely any money = a couple chips on the table, lots of money = piles of chips on the table</w:t>
+              <w:t>I would like to integrate the feature that the amount of currency a player has is displayed in number and also size on the table e.g barely any money = a couple chips on the table, lots of money = piles of chips on the table</w:t>
             </w:r>
           </w:p>
         </w:tc>
@@ -5892,31 +5837,13 @@
           </w:tcPr>
           <w:p>
             <w:r>
-              <w:t xml:space="preserve">I </w:t>
-            </w:r>
-            <w:proofErr w:type="spellStart"/>
-            <w:proofErr w:type="gramStart"/>
-            <w:r>
-              <w:t>wont</w:t>
-            </w:r>
-            <w:proofErr w:type="spellEnd"/>
-            <w:proofErr w:type="gramEnd"/>
-            <w:r>
-              <w:t xml:space="preserve"> be integrating online play as there are already loads of games like this that use it and it will bring too much competition while my game is supposed to be relax</w:t>
+              <w:t>I wont be integrating online play as there are already loads of games like this that use it and it will bring too much competition while my game is supposed to be relax</w:t>
             </w:r>
             <w:r>
               <w:t>ed</w:t>
             </w:r>
             <w:r>
-              <w:t xml:space="preserve">. </w:t>
-            </w:r>
-            <w:proofErr w:type="gramStart"/>
-            <w:r>
-              <w:t>Instead</w:t>
-            </w:r>
-            <w:proofErr w:type="gramEnd"/>
-            <w:r>
-              <w:t xml:space="preserve"> I will be having local multiplayer and a singleplayer</w:t>
+              <w:t>. Instead I will be having local multiplayer and a singleplayer</w:t>
             </w:r>
           </w:p>
         </w:tc>
@@ -5934,15 +5861,7 @@
               <w:t>I will be moving forward the</w:t>
             </w:r>
             <w:r>
-              <w:t xml:space="preserve"> (Texas </w:t>
-            </w:r>
-            <w:proofErr w:type="spellStart"/>
-            <w:r>
-              <w:t>Holdem</w:t>
-            </w:r>
-            <w:proofErr w:type="spellEnd"/>
-            <w:r>
-              <w:t>)</w:t>
+              <w:t xml:space="preserve"> (Texas Holdem)</w:t>
             </w:r>
             <w:r>
               <w:t xml:space="preserve"> 2 card poker as it is</w:t>
@@ -5950,13 +5869,8 @@
             <w:r>
               <w:t xml:space="preserve"> easier than other variations of poker </w:t>
             </w:r>
-            <w:proofErr w:type="spellStart"/>
-            <w:r>
-              <w:t>e.g</w:t>
-            </w:r>
-            <w:proofErr w:type="spellEnd"/>
-            <w:r>
-              <w:t xml:space="preserve"> </w:t>
+            <w:r>
+              <w:t xml:space="preserve">e.g </w:t>
             </w:r>
             <w:r>
               <w:t>3 card poker</w:t>
@@ -5983,15 +5897,7 @@
           </w:tcPr>
           <w:p>
             <w:r>
-              <w:t xml:space="preserve">Player customization is unnecessary as my game will be a </w:t>
-            </w:r>
-            <w:proofErr w:type="gramStart"/>
-            <w:r>
-              <w:t>first person</w:t>
-            </w:r>
-            <w:proofErr w:type="gramEnd"/>
-            <w:r>
-              <w:t xml:space="preserve"> view of the table so no players will be seen such as clothing hats tattoos piercings etc</w:t>
+              <w:t>Player customization is unnecessary as my game will be a first person view of the table so no players will be seen such as clothing hats tattoos piercings etc</w:t>
             </w:r>
           </w:p>
         </w:tc>
@@ -6135,7 +6041,6 @@
       <w:r>
         <w:t xml:space="preserve"> </w:t>
       </w:r>
-      <w:proofErr w:type="gramStart"/>
       <w:r>
         <w:rPr>
           <w:sz w:val="14"/>
@@ -6148,15 +6053,21 @@
           <w:sz w:val="14"/>
           <w:szCs w:val="14"/>
         </w:rPr>
-        <w:t>(</w:t>
-      </w:r>
-      <w:proofErr w:type="gramEnd"/>
+        <w:t>(Steam),</w:t>
+      </w:r>
       <w:r>
         <w:rPr>
           <w:sz w:val="14"/>
           <w:szCs w:val="14"/>
         </w:rPr>
-        <w:t>Steam),</w:t>
+        <w:t xml:space="preserve"> MacOS(Steam)</w:t>
+      </w:r>
+      <w:r>
+        <w:rPr>
+          <w:sz w:val="14"/>
+          <w:szCs w:val="14"/>
+        </w:rPr>
+        <w:t>, Android (Google play)</w:t>
       </w:r>
       <w:r>
         <w:rPr>
@@ -6165,28 +6076,19 @@
         </w:rPr>
         <w:t xml:space="preserve"> </w:t>
       </w:r>
-      <w:proofErr w:type="gramStart"/>
       <w:r>
         <w:rPr>
           <w:sz w:val="14"/>
           <w:szCs w:val="14"/>
         </w:rPr>
-        <w:t>MacOS(</w:t>
-      </w:r>
-      <w:proofErr w:type="gramEnd"/>
+        <w:t>iOS</w:t>
+      </w:r>
       <w:r>
         <w:rPr>
           <w:sz w:val="14"/>
           <w:szCs w:val="14"/>
         </w:rPr>
-        <w:t>Steam)</w:t>
-      </w:r>
-      <w:r>
-        <w:rPr>
-          <w:sz w:val="14"/>
-          <w:szCs w:val="14"/>
-        </w:rPr>
-        <w:t>, Android (Google play)</w:t>
+        <w:t>(App store),</w:t>
       </w:r>
       <w:r>
         <w:rPr>
@@ -6195,58 +6097,12 @@
         </w:rPr>
         <w:t xml:space="preserve"> </w:t>
       </w:r>
-      <w:proofErr w:type="gramStart"/>
       <w:r>
         <w:rPr>
           <w:sz w:val="14"/>
           <w:szCs w:val="14"/>
         </w:rPr>
-        <w:t>iOS</w:t>
-      </w:r>
-      <w:r>
-        <w:rPr>
-          <w:sz w:val="14"/>
-          <w:szCs w:val="14"/>
-        </w:rPr>
-        <w:t>(</w:t>
-      </w:r>
-      <w:proofErr w:type="gramEnd"/>
-      <w:r>
-        <w:rPr>
-          <w:sz w:val="14"/>
-          <w:szCs w:val="14"/>
-        </w:rPr>
-        <w:t>App store),</w:t>
-      </w:r>
-      <w:r>
-        <w:rPr>
-          <w:sz w:val="14"/>
-          <w:szCs w:val="14"/>
-        </w:rPr>
-        <w:t xml:space="preserve"> </w:t>
-      </w:r>
-      <w:r>
-        <w:rPr>
-          <w:sz w:val="14"/>
-          <w:szCs w:val="14"/>
-        </w:rPr>
-        <w:t xml:space="preserve">Apple </w:t>
-      </w:r>
-      <w:proofErr w:type="gramStart"/>
-      <w:r>
-        <w:rPr>
-          <w:sz w:val="14"/>
-          <w:szCs w:val="14"/>
-        </w:rPr>
-        <w:t>TV(</w:t>
-      </w:r>
-      <w:proofErr w:type="gramEnd"/>
-      <w:r>
-        <w:rPr>
-          <w:sz w:val="14"/>
-          <w:szCs w:val="14"/>
-        </w:rPr>
-        <w:t>App store)</w:t>
+        <w:t>Apple TV(App store)</w:t>
       </w:r>
       <w:r>
         <w:rPr>
@@ -6278,7 +6134,6 @@
           <w:numId w:val="3"/>
         </w:numPr>
       </w:pPr>
-      <w:proofErr w:type="spellStart"/>
       <w:r>
         <w:rPr>
           <w:b/>
@@ -6293,7 +6148,6 @@
         </w:rPr>
         <w:t>modes</w:t>
       </w:r>
-      <w:proofErr w:type="spellEnd"/>
       <w:r>
         <w:rPr>
           <w:b/>
@@ -6302,15 +6156,7 @@
         <w:t>:</w:t>
       </w:r>
       <w:r>
-        <w:t xml:space="preserve"> Blackjack</w:t>
-      </w:r>
-      <w:proofErr w:type="gramStart"/>
-      <w:r>
-        <w:t xml:space="preserve">   (</w:t>
-      </w:r>
-      <w:proofErr w:type="gramEnd"/>
-      <w:r>
-        <w:t>No poker)</w:t>
+        <w:t xml:space="preserve"> Blackjack   (No poker)</w:t>
       </w:r>
     </w:p>
     <w:p>
@@ -6357,15 +6203,7 @@
         <w:t>Multiplayer</w:t>
       </w:r>
       <w:r>
-        <w:t xml:space="preserve">       </w:t>
-      </w:r>
-      <w:proofErr w:type="gramStart"/>
-      <w:r>
-        <w:t xml:space="preserve">   (</w:t>
-      </w:r>
-      <w:proofErr w:type="gramEnd"/>
-      <w:r>
-        <w:t>No local multiplayer</w:t>
+        <w:t xml:space="preserve">          (No local multiplayer</w:t>
       </w:r>
       <w:r>
         <w:t xml:space="preserve"> or Singleplayer</w:t>
@@ -6382,7 +6220,6 @@
           <w:numId w:val="3"/>
         </w:numPr>
       </w:pPr>
-      <w:proofErr w:type="gramStart"/>
       <w:r>
         <w:rPr>
           <w:b/>
@@ -6390,7 +6227,6 @@
         </w:rPr>
         <w:t>View point</w:t>
       </w:r>
-      <w:proofErr w:type="gramEnd"/>
       <w:r>
         <w:t>: 1st person</w:t>
       </w:r>
@@ -6463,15 +6299,7 @@
           </w:tcPr>
           <w:p>
             <w:r>
-              <w:t xml:space="preserve">I like the layout of the </w:t>
-            </w:r>
-            <w:proofErr w:type="gramStart"/>
-            <w:r>
-              <w:t>table</w:t>
-            </w:r>
-            <w:proofErr w:type="gramEnd"/>
-            <w:r>
-              <w:t xml:space="preserve"> but I will have the cards look more like they are placed on the table than floating above it.</w:t>
+              <w:t>I like the layout of the table but I will have the cards look more like they are placed on the table than floating above it.</w:t>
             </w:r>
           </w:p>
           <w:p>
@@ -6482,15 +6310,7 @@
               <w:t xml:space="preserve">have the table in a similar position </w:t>
             </w:r>
             <w:r>
-              <w:t xml:space="preserve">but I </w:t>
-            </w:r>
-            <w:proofErr w:type="spellStart"/>
-            <w:r>
-              <w:t>wil</w:t>
-            </w:r>
-            <w:proofErr w:type="spellEnd"/>
-            <w:r>
-              <w:t xml:space="preserve"> have multiple different types for my user to choose from.</w:t>
+              <w:t>but I wil have multiple different types for my user to choose from.</w:t>
             </w:r>
           </w:p>
         </w:tc>
@@ -6500,33 +6320,7 @@
           </w:tcPr>
           <w:p>
             <w:r>
-              <w:t xml:space="preserve">I </w:t>
-            </w:r>
-            <w:proofErr w:type="spellStart"/>
-            <w:proofErr w:type="gramStart"/>
-            <w:r>
-              <w:t>wont</w:t>
-            </w:r>
-            <w:proofErr w:type="spellEnd"/>
-            <w:proofErr w:type="gramEnd"/>
-            <w:r>
-              <w:t xml:space="preserve"> be adding profile pictures or country flags in my game as it is unnecessary when other players are next to </w:t>
-            </w:r>
-            <w:proofErr w:type="spellStart"/>
-            <w:r>
-              <w:t>eachother</w:t>
-            </w:r>
-            <w:proofErr w:type="spellEnd"/>
-            <w:r>
-              <w:t xml:space="preserve"> (local multiplayer) and can be easily identified by their username </w:t>
-            </w:r>
-            <w:proofErr w:type="spellStart"/>
-            <w:r>
-              <w:t>aswell</w:t>
-            </w:r>
-            <w:proofErr w:type="spellEnd"/>
-            <w:r>
-              <w:t>.</w:t>
+              <w:t>I wont be adding profile pictures or country flags in my game as it is unnecessary when other players are next to eachother (local multiplayer) and can be easily identified by their username aswell.</w:t>
             </w:r>
           </w:p>
         </w:tc>
@@ -6569,25 +6363,7 @@
           </w:tcPr>
           <w:p>
             <w:r>
-              <w:t xml:space="preserve">I </w:t>
-            </w:r>
-            <w:proofErr w:type="spellStart"/>
-            <w:proofErr w:type="gramStart"/>
-            <w:r>
-              <w:t>wont</w:t>
-            </w:r>
-            <w:proofErr w:type="spellEnd"/>
-            <w:proofErr w:type="gramEnd"/>
-            <w:r>
-              <w:t xml:space="preserve"> be integrating the jackpot as that strays from the </w:t>
-            </w:r>
-            <w:proofErr w:type="gramStart"/>
-            <w:r>
-              <w:t>games</w:t>
-            </w:r>
-            <w:proofErr w:type="gramEnd"/>
-            <w:r>
-              <w:t xml:space="preserve"> actual gameplay of blackjack and poker</w:t>
+              <w:t>I wont be integrating the jackpot as that strays from the games actual gameplay of blackjack and poker</w:t>
             </w:r>
           </w:p>
         </w:tc>
@@ -6612,17 +6388,7 @@
           </w:tcPr>
           <w:p>
             <w:r>
-              <w:t xml:space="preserve">I </w:t>
-            </w:r>
-            <w:proofErr w:type="spellStart"/>
-            <w:proofErr w:type="gramStart"/>
-            <w:r>
-              <w:t>wont</w:t>
-            </w:r>
-            <w:proofErr w:type="spellEnd"/>
-            <w:proofErr w:type="gramEnd"/>
-            <w:r>
-              <w:t xml:space="preserve"> be adding</w:t>
+              <w:t>I wont be adding</w:t>
             </w:r>
             <w:r>
               <w:t xml:space="preserve"> display of</w:t>
@@ -6829,15 +6595,7 @@
         <w:t>Platforms:</w:t>
       </w:r>
       <w:r>
-        <w:t xml:space="preserve"> PlayStation, Xbox and </w:t>
-      </w:r>
-      <w:proofErr w:type="gramStart"/>
-      <w:r>
-        <w:t>Windows(</w:t>
-      </w:r>
-      <w:proofErr w:type="gramEnd"/>
-      <w:r>
-        <w:t>Steam)</w:t>
+        <w:t xml:space="preserve"> PlayStation, Xbox and Windows(Steam)</w:t>
       </w:r>
     </w:p>
     <w:p>
@@ -6848,32 +6606,15 @@
           <w:numId w:val="1"/>
         </w:numPr>
       </w:pPr>
-      <w:proofErr w:type="spellStart"/>
       <w:r>
         <w:rPr>
           <w:b/>
           <w:bCs/>
         </w:rPr>
-        <w:t>Gamemodes</w:t>
-      </w:r>
-      <w:proofErr w:type="spellEnd"/>
-      <w:r>
-        <w:rPr>
-          <w:b/>
-          <w:bCs/>
-        </w:rPr>
-        <w:t>:</w:t>
-      </w:r>
-      <w:r>
-        <w:t xml:space="preserve">  Poker        </w:t>
-      </w:r>
-      <w:proofErr w:type="gramStart"/>
-      <w:r>
-        <w:t xml:space="preserve">   (</w:t>
-      </w:r>
-      <w:proofErr w:type="gramEnd"/>
-      <w:r>
-        <w:t>No blackjack)</w:t>
+        <w:t>Gamemodes:</w:t>
+      </w:r>
+      <w:r>
+        <w:t xml:space="preserve">  Poker           (No blackjack)</w:t>
       </w:r>
     </w:p>
     <w:p>
@@ -6922,15 +6663,7 @@
         <w:t>Play modes:</w:t>
       </w:r>
       <w:r>
-        <w:t xml:space="preserve"> Online and single player       </w:t>
-      </w:r>
-      <w:proofErr w:type="gramStart"/>
-      <w:r>
-        <w:t xml:space="preserve">   (</w:t>
-      </w:r>
-      <w:proofErr w:type="gramEnd"/>
-      <w:r>
-        <w:t>No local multiplayer)</w:t>
+        <w:t xml:space="preserve"> Online and single player          (No local multiplayer)</w:t>
       </w:r>
     </w:p>
     <w:p>
@@ -6941,7 +6674,6 @@
           <w:numId w:val="1"/>
         </w:numPr>
       </w:pPr>
-      <w:proofErr w:type="gramStart"/>
       <w:r>
         <w:rPr>
           <w:b/>
@@ -6949,7 +6681,6 @@
         </w:rPr>
         <w:t>View point</w:t>
       </w:r>
-      <w:proofErr w:type="gramEnd"/>
       <w:r>
         <w:t>: 3rd person</w:t>
       </w:r>
@@ -7032,15 +6763,7 @@
           </w:tcPr>
           <w:p>
             <w:r>
-              <w:t xml:space="preserve">I won’t be integrating hands/arms into the game as I feel this is </w:t>
-            </w:r>
-            <w:proofErr w:type="spellStart"/>
-            <w:r>
-              <w:t>abit</w:t>
-            </w:r>
-            <w:proofErr w:type="spellEnd"/>
-            <w:r>
-              <w:t xml:space="preserve"> over the top and ruins the simplistic gameplay I am aiming for</w:t>
+              <w:t>I won’t be integrating hands/arms into the game as I feel this is abit over the top and ruins the simplistic gameplay I am aiming for</w:t>
             </w:r>
           </w:p>
         </w:tc>
@@ -7055,15 +6778,7 @@
           </w:tcPr>
           <w:p>
             <w:r>
-              <w:t xml:space="preserve">I would like to integrate and adapt the sneak peek of the cards shown below only for poker not blackjack. This is because in poker other players cannot see your cards so if a player wants to check their cards all other players must look away and then the player can </w:t>
-            </w:r>
-            <w:proofErr w:type="gramStart"/>
-            <w:r>
-              <w:t>take a peek</w:t>
-            </w:r>
-            <w:proofErr w:type="gramEnd"/>
-            <w:r>
-              <w:t xml:space="preserve"> at their card values</w:t>
+              <w:t>I would like to integrate and adapt the sneak peek of the cards shown below only for poker not blackjack. This is because in poker other players cannot see your cards so if a player wants to check their cards all other players must look away and then the player can take a peek at their card values</w:t>
             </w:r>
           </w:p>
         </w:tc>
@@ -7154,7 +6869,6 @@
       <w:r>
         <w:t xml:space="preserve">Poker card </w:t>
       </w:r>
-      <w:proofErr w:type="gramStart"/>
       <w:r>
         <w:t xml:space="preserve">value </w:t>
       </w:r>
@@ -7162,11 +6876,7 @@
         <w:t xml:space="preserve"> hint</w:t>
       </w:r>
       <w:r>
-        <w:t>s</w:t>
-      </w:r>
-      <w:proofErr w:type="gramEnd"/>
-      <w:r>
-        <w:t>” to learn</w:t>
+        <w:t>s” to learn</w:t>
       </w:r>
       <w:r>
         <w:t xml:space="preserve">. This </w:t>
@@ -7175,18 +6885,10 @@
         <w:t xml:space="preserve">aligns with </w:t>
       </w:r>
       <w:r>
-        <w:t xml:space="preserve">survey feedback from </w:t>
-      </w:r>
-      <w:proofErr w:type="gramStart"/>
-      <w:r>
-        <w:t xml:space="preserve">16-18 </w:t>
-      </w:r>
-      <w:r>
-        <w:t>year olds</w:t>
-      </w:r>
-      <w:proofErr w:type="gramEnd"/>
-      <w:r>
-        <w:t xml:space="preserve"> doing computer related college courses </w:t>
+        <w:t xml:space="preserve">survey feedback from 16-18 </w:t>
+      </w:r>
+      <w:r>
+        <w:t xml:space="preserve">year olds doing computer related college courses </w:t>
       </w:r>
       <w:r>
         <w:t xml:space="preserve">who </w:t>
@@ -7263,15 +6965,7 @@
         <w:t xml:space="preserve"> via </w:t>
       </w:r>
       <w:r>
-        <w:t>the “</w:t>
-      </w:r>
-      <w:proofErr w:type="spellStart"/>
-      <w:r>
-        <w:t>french</w:t>
-      </w:r>
-      <w:proofErr w:type="spellEnd"/>
-      <w:r>
-        <w:t xml:space="preserve"> fries” currency.</w:t>
+        <w:t>the “french fries” currency.</w:t>
       </w:r>
     </w:p>
     <w:p>
@@ -7384,23 +7078,7 @@
         <w:ind w:left="1440"/>
       </w:pPr>
       <w:r>
-        <w:t xml:space="preserve">I would say this is an essential part of the game as poker and blackjack revolve around the use of a currency to play properly. I am using French fries as currency chips as this was highly requested in my stakeholder </w:t>
-      </w:r>
-      <w:proofErr w:type="gramStart"/>
-      <w:r>
-        <w:t>survey</w:t>
-      </w:r>
-      <w:proofErr w:type="gramEnd"/>
-      <w:r>
-        <w:t xml:space="preserve"> and it is a play on word for actual chips. </w:t>
-      </w:r>
-      <w:proofErr w:type="gramStart"/>
-      <w:r>
-        <w:t>Also</w:t>
-      </w:r>
-      <w:proofErr w:type="gramEnd"/>
-      <w:r>
-        <w:t xml:space="preserve"> this helps my game stray away from the serious gambling aspect of blackjack and poker by using a different currency from chips or real currencies. </w:t>
+        <w:t xml:space="preserve">I would say this is an essential part of the game as poker and blackjack revolve around the use of a currency to play properly. I am using French fries as currency chips as this was highly requested in my stakeholder survey and it is a play on word for actual chips. Also this helps my game stray away from the serious gambling aspect of blackjack and poker by using a different currency from chips or real currencies. </w:t>
       </w:r>
     </w:p>
     <w:p>
@@ -7494,15 +7172,7 @@
         <w:t>This is not an essential part of the game but a unique and useful feature that allows players to use their own deck of cards to play Cards Collective which will keep count of their currency, game history, and can help manage the game for new players compared to playing with the deck of cards without Cards Collective.</w:t>
       </w:r>
       <w:r>
-        <w:t xml:space="preserve"> I haven’t seen this in other </w:t>
-      </w:r>
-      <w:proofErr w:type="gramStart"/>
-      <w:r>
-        <w:t>games</w:t>
-      </w:r>
-      <w:proofErr w:type="gramEnd"/>
-      <w:r>
-        <w:t xml:space="preserve"> </w:t>
+        <w:t xml:space="preserve"> I haven’t seen this in other games </w:t>
       </w:r>
       <w:r>
         <w:t>but I think it’s a good idea if executed correctly</w:t>
@@ -7691,15 +7361,7 @@
         </w:drawing>
       </w:r>
       <w:r>
-        <w:t xml:space="preserve">The rules are going to be an essential feature for maintaining new players as my survey showed </w:t>
-      </w:r>
-      <w:proofErr w:type="gramStart"/>
-      <w:r>
-        <w:t>the majority of</w:t>
-      </w:r>
-      <w:proofErr w:type="gramEnd"/>
-      <w:r>
-        <w:t xml:space="preserve"> my focus group either did not know how to play poker or were somewhat familiar with it (60%).</w:t>
+        <w:t>The rules are going to be an essential feature for maintaining new players as my survey showed the majority of my focus group either did not know how to play poker or were somewhat familiar with it (60%).</w:t>
       </w:r>
     </w:p>
     <w:p>
@@ -7765,15 +7427,7 @@
         <w:t xml:space="preserve"> valued</w:t>
       </w:r>
       <w:r>
-        <w:t xml:space="preserve"> feature for the gameplay in poker as even experienced poker players may need a reminder on the rankings of different card combinations </w:t>
-      </w:r>
-      <w:proofErr w:type="spellStart"/>
-      <w:r>
-        <w:t>e.g</w:t>
-      </w:r>
-      <w:proofErr w:type="spellEnd"/>
-      <w:r>
-        <w:t xml:space="preserve">    3 pair (3 of the same value card) is higher than 2 pair (2 of the same card value)</w:t>
+        <w:t xml:space="preserve"> feature for the gameplay in poker as even experienced poker players may need a reminder on the rankings of different card combinations e.g    3 pair (3 of the same value card) is higher than 2 pair (2 of the same card value)</w:t>
       </w:r>
     </w:p>
     <w:p/>
@@ -7792,23 +7446,7 @@
         <w:ind w:left="720"/>
       </w:pPr>
       <w:r>
-        <w:t xml:space="preserve">The sneak peek feature in the poker game mode in my project is essential for gameplay especially in local multiplayer as other players </w:t>
-      </w:r>
-      <w:proofErr w:type="spellStart"/>
-      <w:r>
-        <w:t>musn’t</w:t>
-      </w:r>
-      <w:proofErr w:type="spellEnd"/>
-      <w:r>
-        <w:t xml:space="preserve"> be able to see what cards you have but you must be able to see and make decisions based upon them. To sneak peek at your cards </w:t>
-      </w:r>
-      <w:proofErr w:type="gramStart"/>
-      <w:r>
-        <w:t>all of</w:t>
-      </w:r>
-      <w:proofErr w:type="gramEnd"/>
-      <w:r>
-        <w:t xml:space="preserve"> the other players participating in poker should look away from the screen so only you can see what cards you have been delt and you hold down the sneak peek button. I am taking inspiration from the game</w:t>
+        <w:t>The sneak peek feature in the poker game mode in my project is essential for gameplay especially in local multiplayer as other players musn’t be able to see what cards you have but you must be able to see and make decisions based upon them. To sneak peek at your cards all of the other players participating in poker should look away from the screen so only you can see what cards you have been delt and you hold down the sneak peek button. I am taking inspiration from the game</w:t>
       </w:r>
       <w:r>
         <w:t xml:space="preserve"> </w:t>
@@ -7855,15 +7493,7 @@
         <w:ind w:left="720"/>
       </w:pPr>
       <w:r>
-        <w:t xml:space="preserve">This is not essential to the gameplay of Cards </w:t>
-      </w:r>
-      <w:proofErr w:type="gramStart"/>
-      <w:r>
-        <w:t>Collective</w:t>
-      </w:r>
-      <w:proofErr w:type="gramEnd"/>
-      <w:r>
-        <w:t xml:space="preserve"> but I would like to add it as I think it is a necessary feature which will keep players coming back to the game as they can continue with their previous currency balance and resume their game.</w:t>
+        <w:t>This is not essential to the gameplay of Cards Collective but I would like to add it as I think it is a necessary feature which will keep players coming back to the game as they can continue with their previous currency balance and resume their game.</w:t>
       </w:r>
     </w:p>
     <w:p>
@@ -8083,17 +7713,7 @@
         <w:ind w:left="1440"/>
       </w:pPr>
       <w:r>
-        <w:t xml:space="preserve">This feature is not essential nor necessary. I </w:t>
-      </w:r>
-      <w:proofErr w:type="spellStart"/>
-      <w:proofErr w:type="gramStart"/>
-      <w:r>
-        <w:t>wont</w:t>
-      </w:r>
-      <w:proofErr w:type="spellEnd"/>
-      <w:proofErr w:type="gramEnd"/>
-      <w:r>
-        <w:t xml:space="preserve"> be adding this feature as it aims towards a different target audience and will ruin the casual and fun feel to Cards Collective.</w:t>
+        <w:t>This feature is not essential nor necessary. I wont be adding this feature as it aims towards a different target audience and will ruin the casual and fun feel to Cards Collective.</w:t>
       </w:r>
     </w:p>
     <w:p/>
@@ -8113,15 +7733,7 @@
         <w:ind w:left="720"/>
       </w:pPr>
       <w:r>
-        <w:t xml:space="preserve">This is not essential and </w:t>
-      </w:r>
-      <w:proofErr w:type="gramStart"/>
-      <w:r>
-        <w:t>unnecessary</w:t>
-      </w:r>
-      <w:proofErr w:type="gramEnd"/>
-      <w:r>
-        <w:t xml:space="preserve"> and it could ruin the simplistic feel of my project however I may add it as different playing card cosmetics and tables allow players to spend their currency on items which some will work towards helping to maintain some players.</w:t>
+        <w:t>This is not essential and unnecessary and it could ruin the simplistic feel of my project however I may add it as different playing card cosmetics and tables allow players to spend their currency on items which some will work towards helping to maintain some players.</w:t>
       </w:r>
     </w:p>
     <w:p/>
@@ -8892,15 +8504,7 @@
               <w:t xml:space="preserve">physical </w:t>
             </w:r>
             <w:r>
-              <w:t xml:space="preserve">cards will be </w:t>
-            </w:r>
-            <w:proofErr w:type="gramStart"/>
-            <w:r>
-              <w:t>inputted</w:t>
-            </w:r>
-            <w:proofErr w:type="gramEnd"/>
-            <w:r>
-              <w:t xml:space="preserve"> </w:t>
+              <w:t xml:space="preserve">cards will be inputted </w:t>
             </w:r>
             <w:r>
               <w:t>and the</w:t>
@@ -8921,29 +8525,13 @@
               <w:t>/losers.</w:t>
             </w:r>
             <w:r>
-              <w:t xml:space="preserve"> </w:t>
-            </w:r>
-            <w:proofErr w:type="gramStart"/>
-            <w:r>
-              <w:t>POKER(</w:t>
-            </w:r>
-            <w:proofErr w:type="gramEnd"/>
-            <w:r>
-              <w:t xml:space="preserve">Community cards will be </w:t>
+              <w:t xml:space="preserve"> POKER(Community cards will be </w:t>
             </w:r>
             <w:r>
               <w:t>generated by the computer and not be inputted from the</w:t>
             </w:r>
             <w:r>
-              <w:t xml:space="preserve"> </w:t>
-            </w:r>
-            <w:proofErr w:type="gramStart"/>
-            <w:r>
-              <w:t>users</w:t>
-            </w:r>
-            <w:proofErr w:type="gramEnd"/>
-            <w:r>
-              <w:t xml:space="preserve"> physical cards</w:t>
+              <w:t xml:space="preserve"> users physical cards</w:t>
             </w:r>
             <w:r>
               <w:t>)</w:t>
@@ -8959,24 +8547,14 @@
             </w:r>
           </w:p>
           <w:p>
-            <w:proofErr w:type="gramStart"/>
             <w:r>
               <w:t>BLACKJACK(</w:t>
             </w:r>
-            <w:proofErr w:type="gramEnd"/>
             <w:r>
               <w:t>Every time a card would be delt to a player</w:t>
             </w:r>
             <w:r>
-              <w:t xml:space="preserve"> (</w:t>
-            </w:r>
-            <w:proofErr w:type="spellStart"/>
-            <w:r>
-              <w:t>e.g</w:t>
-            </w:r>
-            <w:proofErr w:type="spellEnd"/>
-            <w:r>
-              <w:t xml:space="preserve"> Hit)</w:t>
+              <w:t xml:space="preserve"> (e.g Hit)</w:t>
             </w:r>
             <w:r>
               <w:t xml:space="preserve"> the system will</w:t>
@@ -9224,21 +8802,14 @@
               <w:t>p</w:t>
             </w:r>
             <w:r>
-              <w:t xml:space="preserve">lay with/against for blackjack and poker </w:t>
-            </w:r>
-            <w:proofErr w:type="spellStart"/>
-            <w:r>
-              <w:t>gamemodes</w:t>
-            </w:r>
-            <w:proofErr w:type="spellEnd"/>
+              <w:t>lay with/against for blackjack and poker gamemodes</w:t>
+            </w:r>
             <w:r>
               <w:t>. (</w:t>
             </w:r>
-            <w:proofErr w:type="spellStart"/>
             <w:r>
               <w:t>dequeing</w:t>
             </w:r>
-            <w:proofErr w:type="spellEnd"/>
             <w:r>
               <w:t xml:space="preserve"> these cards from the </w:t>
             </w:r>
@@ -9636,15 +9207,7 @@
               <w:jc w:val="center"/>
             </w:pPr>
             <w:r>
-              <w:t xml:space="preserve">Player </w:t>
-            </w:r>
-            <w:proofErr w:type="gramStart"/>
-            <w:r>
-              <w:t>turn</w:t>
-            </w:r>
-            <w:proofErr w:type="gramEnd"/>
-            <w:r>
-              <w:t xml:space="preserve"> cycles</w:t>
+              <w:t>Player turn cycles</w:t>
             </w:r>
           </w:p>
         </w:tc>
@@ -10169,13 +9732,8 @@
           </w:tcPr>
           <w:p>
             <w:r>
-              <w:t xml:space="preserve">Applies win, </w:t>
-            </w:r>
-            <w:proofErr w:type="spellStart"/>
-            <w:r>
-              <w:t>loss</w:t>
-            </w:r>
-            <w:proofErr w:type="spellEnd"/>
+              <w:t>Applies win, loss</w:t>
+            </w:r>
             <w:r>
               <w:t xml:space="preserve"> </w:t>
             </w:r>
@@ -10183,15 +9741,7 @@
               <w:t xml:space="preserve">or draw to </w:t>
             </w:r>
             <w:r>
-              <w:t xml:space="preserve">each </w:t>
-            </w:r>
-            <w:proofErr w:type="gramStart"/>
-            <w:r>
-              <w:t>players</w:t>
-            </w:r>
-            <w:proofErr w:type="gramEnd"/>
-            <w:r>
-              <w:t xml:space="preserve"> </w:t>
+              <w:t xml:space="preserve">each players </w:t>
             </w:r>
             <w:r>
               <w:t xml:space="preserve">balance </w:t>
@@ -11356,15 +10906,8 @@
             <w:gridSpan w:val="2"/>
           </w:tcPr>
           <w:p>
-            <w:proofErr w:type="spellStart"/>
-            <w:proofErr w:type="gramStart"/>
-            <w:r>
-              <w:t>Lets</w:t>
-            </w:r>
-            <w:proofErr w:type="spellEnd"/>
-            <w:proofErr w:type="gramEnd"/>
-            <w:r>
-              <w:t xml:space="preserve"> the active player temporarily reveal only their cards on screen while other players look away so they know what they have been delt</w:t>
+            <w:r>
+              <w:t>Lets the active player temporarily reveal only their cards on screen while other players look away so they know what they have been delt</w:t>
             </w:r>
           </w:p>
         </w:tc>
@@ -11584,15 +11127,7 @@
               <w:jc w:val="center"/>
             </w:pPr>
             <w:r>
-              <w:t xml:space="preserve">Player </w:t>
-            </w:r>
-            <w:proofErr w:type="gramStart"/>
-            <w:r>
-              <w:t>turn</w:t>
-            </w:r>
-            <w:proofErr w:type="gramEnd"/>
-            <w:r>
-              <w:t xml:space="preserve"> cycles</w:t>
+              <w:t>Player turn cycles</w:t>
             </w:r>
           </w:p>
         </w:tc>
@@ -11758,20 +11293,7 @@
           </w:tcPr>
           <w:p>
             <w:r>
-              <w:t>Execute player choice (</w:t>
-            </w:r>
-            <w:proofErr w:type="spellStart"/>
-            <w:proofErr w:type="gramStart"/>
-            <w:r>
-              <w:t>fold,check</w:t>
-            </w:r>
-            <w:proofErr w:type="gramEnd"/>
-            <w:r>
-              <w:t>,raise</w:t>
-            </w:r>
-            <w:proofErr w:type="spellEnd"/>
-            <w:r>
-              <w:t xml:space="preserve">, all in) </w:t>
+              <w:t xml:space="preserve">Execute player choice (fold,check,raise, all in) </w:t>
             </w:r>
           </w:p>
         </w:tc>
@@ -11848,15 +11370,7 @@
           </w:tcPr>
           <w:p>
             <w:r>
-              <w:t>Fold (</w:t>
-            </w:r>
-            <w:proofErr w:type="spellStart"/>
-            <w:r>
-              <w:t>e.g</w:t>
-            </w:r>
-            <w:proofErr w:type="spellEnd"/>
-            <w:r>
-              <w:t xml:space="preserve"> give up) removes player from the turn cycle for the rest of the round and counts as a loss losing out on any winnings</w:t>
+              <w:t>Fold (e.g give up) removes player from the turn cycle for the rest of the round and counts as a loss losing out on any winnings</w:t>
             </w:r>
           </w:p>
         </w:tc>
@@ -11945,15 +11459,7 @@
               <w:t xml:space="preserve"> turn</w:t>
             </w:r>
             <w:r>
-              <w:t xml:space="preserve"> </w:t>
-            </w:r>
-            <w:proofErr w:type="gramStart"/>
-            <w:r>
-              <w:t>as long as</w:t>
-            </w:r>
-            <w:proofErr w:type="gramEnd"/>
-            <w:r>
-              <w:t xml:space="preserve"> the rest of the players check</w:t>
+              <w:t xml:space="preserve"> as long as the rest of the players check</w:t>
             </w:r>
             <w:r>
               <w:t xml:space="preserve"> for that turn cycle</w:t>
@@ -12026,15 +11532,7 @@
           </w:tcPr>
           <w:p>
             <w:r>
-              <w:t>Call (</w:t>
-            </w:r>
-            <w:proofErr w:type="spellStart"/>
-            <w:r>
-              <w:t>i.e</w:t>
-            </w:r>
-            <w:proofErr w:type="spellEnd"/>
-            <w:r>
-              <w:t xml:space="preserve"> call bluff) subtracts the amount of the current bet from players currency and finishes turn</w:t>
+              <w:t>Call (i.e call bluff) subtracts the amount of the current bet from players currency and finishes turn</w:t>
             </w:r>
           </w:p>
         </w:tc>
@@ -12194,15 +11692,7 @@
           </w:tcPr>
           <w:p>
             <w:r>
-              <w:t xml:space="preserve">All in increases the bets amount to ALL the active players currency, resetting the turn cycle for all players that are not out. Players that are </w:t>
-            </w:r>
-            <w:proofErr w:type="gramStart"/>
-            <w:r>
-              <w:t>all  in</w:t>
-            </w:r>
-            <w:proofErr w:type="gramEnd"/>
-            <w:r>
-              <w:t xml:space="preserve"> for that round are no longer in the turn cycle but are still in the game and entitled to any currency increase if they win.</w:t>
+              <w:t>All in increases the bets amount to ALL the active players currency, resetting the turn cycle for all players that are not out. Players that are all  in for that round are no longer in the turn cycle but are still in the game and entitled to any currency increase if they win.</w:t>
             </w:r>
           </w:p>
         </w:tc>
@@ -12279,15 +11769,7 @@
           </w:tcPr>
           <w:p>
             <w:r>
-              <w:t xml:space="preserve">Captures each </w:t>
-            </w:r>
-            <w:proofErr w:type="gramStart"/>
-            <w:r>
-              <w:t>players</w:t>
-            </w:r>
-            <w:proofErr w:type="gramEnd"/>
-            <w:r>
-              <w:t xml:space="preserve"> mandatory initial bet at the start of a round</w:t>
+              <w:t>Captures each players mandatory initial bet at the start of a round</w:t>
             </w:r>
           </w:p>
         </w:tc>
@@ -12441,15 +11923,7 @@
           </w:tcPr>
           <w:p>
             <w:r>
-              <w:t xml:space="preserve">Displays the </w:t>
-            </w:r>
-            <w:proofErr w:type="gramStart"/>
-            <w:r>
-              <w:t>total  currency</w:t>
-            </w:r>
-            <w:proofErr w:type="gramEnd"/>
-            <w:r>
-              <w:t xml:space="preserve"> on the table to be claimed (total of the rounds bets)</w:t>
+              <w:t>Displays the total  currency on the table to be claimed (total of the rounds bets)</w:t>
             </w:r>
           </w:p>
         </w:tc>
@@ -12709,15 +12183,7 @@
               <w:t xml:space="preserve"> has its own </w:t>
             </w:r>
             <w:r>
-              <w:t xml:space="preserve">card image </w:t>
-            </w:r>
-            <w:proofErr w:type="spellStart"/>
-            <w:r>
-              <w:t>e.g</w:t>
-            </w:r>
-            <w:proofErr w:type="spellEnd"/>
-            <w:r>
-              <w:t xml:space="preserve"> queen of hearts</w:t>
+              <w:t>card image e.g queen of hearts</w:t>
             </w:r>
             <w:r>
               <w:t xml:space="preserve">, ace of spades, 4 of diamonds, etc </w:t>
@@ -12726,15 +12192,7 @@
               <w:t>each card being in the correct precise position of the screen</w:t>
             </w:r>
             <w:r>
-              <w:t xml:space="preserve"> (player1 cards being </w:t>
-            </w:r>
-            <w:proofErr w:type="spellStart"/>
-            <w:r>
-              <w:t>infront</w:t>
-            </w:r>
-            <w:proofErr w:type="spellEnd"/>
-            <w:r>
-              <w:t xml:space="preserve"> of dealer or player2)</w:t>
+              <w:t xml:space="preserve"> (player1 cards being infront of dealer or player2)</w:t>
             </w:r>
             <w:r>
               <w:t xml:space="preserve"> </w:t>
@@ -13331,15 +12789,7 @@
           </w:tcPr>
           <w:p>
             <w:r>
-              <w:t xml:space="preserve">Saves (to an external file) a </w:t>
-            </w:r>
-            <w:proofErr w:type="gramStart"/>
-            <w:r>
-              <w:t>players</w:t>
-            </w:r>
-            <w:proofErr w:type="gramEnd"/>
-            <w:r>
-              <w:t xml:space="preserve"> username and how much currency they have accumulated</w:t>
+              <w:t>Saves (to an external file) a players username and how much currency they have accumulated</w:t>
             </w:r>
           </w:p>
         </w:tc>
@@ -13493,15 +12943,7 @@
           </w:tcPr>
           <w:p>
             <w:r>
-              <w:t xml:space="preserve">Saves (to an external file) a </w:t>
-            </w:r>
-            <w:proofErr w:type="gramStart"/>
-            <w:r>
-              <w:t>players</w:t>
-            </w:r>
-            <w:proofErr w:type="gramEnd"/>
-            <w:r>
-              <w:t xml:space="preserve"> total wins, draws and losses</w:t>
+              <w:t>Saves (to an external file) a players total wins, draws and losses</w:t>
             </w:r>
           </w:p>
         </w:tc>
@@ -13578,17 +13020,7 @@
           </w:tcPr>
           <w:p>
             <w:r>
-              <w:t xml:space="preserve">Loads (from an external file) an existing/previous players total </w:t>
-            </w:r>
-            <w:proofErr w:type="spellStart"/>
-            <w:proofErr w:type="gramStart"/>
-            <w:r>
-              <w:t>wins,draws</w:t>
-            </w:r>
-            <w:proofErr w:type="spellEnd"/>
-            <w:proofErr w:type="gramEnd"/>
-            <w:r>
-              <w:t xml:space="preserve"> and losses</w:t>
+              <w:t>Loads (from an external file) an existing/previous players total wins,draws and losses</w:t>
             </w:r>
           </w:p>
         </w:tc>
@@ -13749,17 +13181,12 @@
             <w:r>
               <w:t xml:space="preserve"> from user</w:t>
             </w:r>
-            <w:proofErr w:type="gramStart"/>
             <w:r>
               <w:t xml:space="preserve">),  </w:t>
             </w:r>
             <w:r>
               <w:lastRenderedPageBreak/>
-              <w:t>which</w:t>
-            </w:r>
-            <w:proofErr w:type="gramEnd"/>
-            <w:r>
-              <w:t xml:space="preserve"> will be saved (to external file)</w:t>
+              <w:t>which will be saved (to external file)</w:t>
             </w:r>
           </w:p>
         </w:tc>
@@ -14055,18 +13482,8 @@
             <w:pPr>
               <w:jc w:val="center"/>
             </w:pPr>
-            <w:proofErr w:type="gramStart"/>
-            <w:r>
-              <w:t>Load(</w:t>
-            </w:r>
-            <w:proofErr w:type="spellStart"/>
-            <w:proofErr w:type="gramEnd"/>
-            <w:r>
-              <w:t>ing</w:t>
-            </w:r>
-            <w:proofErr w:type="spellEnd"/>
-            <w:r>
-              <w:t xml:space="preserve"> data) error handling</w:t>
+            <w:r>
+              <w:t>Load(ing data) error handling</w:t>
             </w:r>
           </w:p>
         </w:tc>
@@ -14077,15 +13494,7 @@
           </w:tcPr>
           <w:p>
             <w:r>
-              <w:t xml:space="preserve">If data is corrupted or missing program should start cleanly without freezing or </w:t>
-            </w:r>
-            <w:proofErr w:type="gramStart"/>
-            <w:r>
-              <w:t>crashing(</w:t>
-            </w:r>
-            <w:proofErr w:type="gramEnd"/>
-            <w:r>
-              <w:t>If external file is missing a new one will be created)</w:t>
+              <w:t>If data is corrupted or missing program should start cleanly without freezing or crashing(If external file is missing a new one will be created)</w:t>
             </w:r>
           </w:p>
         </w:tc>
@@ -14250,15 +13659,7 @@
         <w:t>installati</w:t>
       </w:r>
       <w:r>
-        <w:t xml:space="preserve">on of Python, </w:t>
-      </w:r>
-      <w:proofErr w:type="spellStart"/>
-      <w:r>
-        <w:t>PyGame</w:t>
-      </w:r>
-      <w:proofErr w:type="spellEnd"/>
-      <w:r>
-        <w:t xml:space="preserve"> library, </w:t>
+        <w:t xml:space="preserve">on of Python, PyGame library, </w:t>
       </w:r>
       <w:r>
         <w:t>images and save files</w:t>
@@ -14283,15 +13684,7 @@
         <w:t xml:space="preserve">This is required for </w:t>
       </w:r>
       <w:r>
-        <w:t xml:space="preserve">rendering </w:t>
-      </w:r>
-      <w:proofErr w:type="spellStart"/>
-      <w:r>
-        <w:t>PyGame</w:t>
-      </w:r>
-      <w:proofErr w:type="spellEnd"/>
-      <w:r>
-        <w:t xml:space="preserve"> and processing</w:t>
+        <w:t>rendering PyGame and processing</w:t>
       </w:r>
       <w:r>
         <w:t xml:space="preserve"> python</w:t>
@@ -14340,13 +13733,8 @@
       <w:r>
         <w:t xml:space="preserve">the </w:t>
       </w:r>
-      <w:proofErr w:type="spellStart"/>
-      <w:r>
-        <w:t>PyGame</w:t>
-      </w:r>
-      <w:proofErr w:type="spellEnd"/>
-      <w:r>
-        <w:t xml:space="preserve"> </w:t>
+      <w:r>
+        <w:t xml:space="preserve">PyGame </w:t>
       </w:r>
       <w:r>
         <w:t>GUI performance is smooth and not choppy</w:t>
@@ -14355,15 +13743,7 @@
     <w:p>
       <w:r>
         <w:tab/>
-        <w:t xml:space="preserve">Python requires </w:t>
-      </w:r>
-      <w:proofErr w:type="spellStart"/>
-      <w:r>
-        <w:t>atleast</w:t>
-      </w:r>
-      <w:proofErr w:type="spellEnd"/>
-      <w:r>
-        <w:t xml:space="preserve"> 2GB RAM</w:t>
+        <w:t>Python requires atleast 2GB RAM</w:t>
       </w:r>
       <w:r>
         <w:t xml:space="preserve"> according to </w:t>
@@ -14460,18 +13840,10 @@
         <w:t>ing</w:t>
       </w:r>
       <w:r>
-        <w:t xml:space="preserve"> systems support python and </w:t>
-      </w:r>
-      <w:proofErr w:type="spellStart"/>
-      <w:r>
-        <w:t>py</w:t>
-      </w:r>
-      <w:r>
-        <w:t>game</w:t>
-      </w:r>
-      <w:proofErr w:type="spellEnd"/>
-      <w:r>
-        <w:t>, allowing cross-platform compatibility for end users</w:t>
+        <w:t xml:space="preserve"> systems support python and py</w:t>
+      </w:r>
+      <w:r>
+        <w:t>game, allowing cross-platform compatibility for end users</w:t>
       </w:r>
       <w:r>
         <w:t>.</w:t>
@@ -14523,21 +13895,12 @@
       </w:r>
     </w:p>
     <w:p>
-      <w:proofErr w:type="spellStart"/>
       <w:r>
         <w:rPr>
           <w:b/>
           <w:bCs/>
         </w:rPr>
-        <w:t>PyGame</w:t>
-      </w:r>
-      <w:proofErr w:type="spellEnd"/>
-      <w:r>
-        <w:rPr>
-          <w:b/>
-          <w:bCs/>
-        </w:rPr>
-        <w:t xml:space="preserve"> </w:t>
+        <w:t xml:space="preserve">PyGame </w:t>
       </w:r>
       <w:r>
         <w:rPr>
@@ -14557,27 +13920,14 @@
       </w:r>
     </w:p>
     <w:p>
-      <w:proofErr w:type="gramStart"/>
       <w:r>
         <w:t xml:space="preserve">The </w:t>
       </w:r>
       <w:r>
-        <w:t>majority of</w:t>
-      </w:r>
-      <w:proofErr w:type="gramEnd"/>
-      <w:r>
-        <w:t xml:space="preserve"> the code is in python and </w:t>
-      </w:r>
-      <w:proofErr w:type="spellStart"/>
-      <w:r>
-        <w:t>PyG</w:t>
-      </w:r>
-      <w:r>
-        <w:t>ame</w:t>
-      </w:r>
-      <w:proofErr w:type="spellEnd"/>
-      <w:r>
-        <w:t xml:space="preserve"> so </w:t>
+        <w:t>majority of the code is in python and PyG</w:t>
+      </w:r>
+      <w:r>
+        <w:t xml:space="preserve">ame so </w:t>
       </w:r>
       <w:r>
         <w:t>they</w:t>
@@ -14743,20 +14093,7 @@
         <w:t xml:space="preserve">e deck </w:t>
       </w:r>
       <w:r>
-        <w:t xml:space="preserve">list each time </w:t>
-      </w:r>
-      <w:proofErr w:type="spellStart"/>
-      <w:proofErr w:type="gramStart"/>
-      <w:r>
-        <w:t>ShuffleCards</w:t>
-      </w:r>
-      <w:proofErr w:type="spellEnd"/>
-      <w:r>
-        <w:t>(</w:t>
-      </w:r>
-      <w:proofErr w:type="gramEnd"/>
-      <w:r>
-        <w:t>)</w:t>
+        <w:t>list each time ShuffleCards()</w:t>
       </w:r>
       <w:r>
         <w:t xml:space="preserve"> is called</w:t>
@@ -14823,18 +14160,8 @@
       </w:r>
     </w:p>
     <w:p>
-      <w:proofErr w:type="spellStart"/>
-      <w:proofErr w:type="gramStart"/>
-      <w:r>
-        <w:t>ShuffleCards</w:t>
-      </w:r>
-      <w:proofErr w:type="spellEnd"/>
-      <w:r>
-        <w:t>(</w:t>
-      </w:r>
-      <w:proofErr w:type="gramEnd"/>
-      <w:r>
-        <w:t>)</w:t>
+      <w:r>
+        <w:t>ShuffleCards()</w:t>
       </w:r>
       <w:r>
         <w:t xml:space="preserve"> function</w:t>
@@ -14965,22 +14292,10 @@
           <w:b/>
           <w:bCs/>
         </w:rPr>
-        <w:t xml:space="preserve">Blackjack </w:t>
-      </w:r>
-      <w:proofErr w:type="gramStart"/>
-      <w:r>
-        <w:rPr>
-          <w:b/>
-          <w:bCs/>
-        </w:rPr>
-        <w:t>system</w:t>
-      </w:r>
-      <w:r>
-        <w:t>:</w:t>
-      </w:r>
-      <w:proofErr w:type="gramEnd"/>
-      <w:r>
-        <w:t xml:space="preserve"> </w:t>
+        <w:t>Blackjack system</w:t>
+      </w:r>
+      <w:r>
+        <w:t xml:space="preserve">: </w:t>
       </w:r>
       <w:r>
         <w:t xml:space="preserve">manages order and sequence of </w:t>
@@ -15004,23 +14319,10 @@
         <w:t xml:space="preserve">applies </w:t>
       </w:r>
       <w:r>
-        <w:t xml:space="preserve">game </w:t>
-      </w:r>
-      <w:proofErr w:type="gramStart"/>
-      <w:r>
-        <w:t>rules</w:t>
-      </w:r>
-      <w:r>
-        <w:t>(</w:t>
-      </w:r>
-      <w:proofErr w:type="spellStart"/>
-      <w:proofErr w:type="gramEnd"/>
-      <w:r>
-        <w:t>e.g</w:t>
-      </w:r>
-      <w:proofErr w:type="spellEnd"/>
-      <w:r>
-        <w:t xml:space="preserve"> over 21 = loss)</w:t>
+        <w:t>game rules</w:t>
+      </w:r>
+      <w:r>
+        <w:t>(e.g over 21 = loss)</w:t>
       </w:r>
       <w:r>
         <w:t>,</w:t>
@@ -15222,15 +14524,7 @@
           <w:b/>
           <w:bCs/>
         </w:rPr>
-        <w:t xml:space="preserve"> </w:t>
-      </w:r>
-      <w:proofErr w:type="gramStart"/>
-      <w:r>
-        <w:rPr>
-          <w:b/>
-          <w:bCs/>
-        </w:rPr>
-        <w:t>algor</w:t>
+        <w:t xml:space="preserve"> algor</w:t>
       </w:r>
       <w:r>
         <w:rPr>
@@ -15246,7 +14540,6 @@
         </w:rPr>
         <w:t>:</w:t>
       </w:r>
-      <w:proofErr w:type="gramEnd"/>
       <w:r>
         <w:t xml:space="preserve"> allocates cards to </w:t>
       </w:r>
@@ -15548,40 +14841,16 @@
         <w:t>display</w:t>
       </w:r>
       <w:r>
+        <w:t xml:space="preserve"> e.g Blackjack()</w:t>
+      </w:r>
+      <w:r>
+        <w:t>.</w:t>
+      </w:r>
+      <w:r>
         <w:t xml:space="preserve"> </w:t>
       </w:r>
-      <w:proofErr w:type="spellStart"/>
-      <w:r>
-        <w:t>e.g</w:t>
-      </w:r>
-      <w:proofErr w:type="spellEnd"/>
-      <w:r>
-        <w:t xml:space="preserve"> </w:t>
-      </w:r>
-      <w:proofErr w:type="gramStart"/>
-      <w:r>
-        <w:t>Blackjack(</w:t>
-      </w:r>
-      <w:proofErr w:type="gramEnd"/>
-      <w:r>
-        <w:t>)</w:t>
-      </w:r>
-      <w:r>
-        <w:t>.</w:t>
-      </w:r>
-      <w:r>
-        <w:t xml:space="preserve"> </w:t>
-      </w:r>
-      <w:r>
-        <w:t xml:space="preserve">On the next layer of the </w:t>
-      </w:r>
-      <w:proofErr w:type="gramStart"/>
-      <w:r>
-        <w:t>program</w:t>
-      </w:r>
-      <w:proofErr w:type="gramEnd"/>
-      <w:r>
-        <w:t xml:space="preserve"> it shows the nested sub routines that will be used within</w:t>
+      <w:r>
+        <w:t>On the next layer of the program it shows the nested sub routines that will be used within</w:t>
       </w:r>
       <w:r>
         <w:t xml:space="preserve"> the primary ones.</w:t>
@@ -15781,31 +15050,7 @@
         <w:t>I also thought of another table</w:t>
       </w:r>
       <w:r>
-        <w:t xml:space="preserve"> originating from </w:t>
-      </w:r>
-      <w:proofErr w:type="spellStart"/>
-      <w:r>
-        <w:t>spongebob</w:t>
-      </w:r>
-      <w:proofErr w:type="spellEnd"/>
-      <w:r>
-        <w:t xml:space="preserve"> (</w:t>
-      </w:r>
-      <w:proofErr w:type="spellStart"/>
-      <w:r>
-        <w:t>krusty</w:t>
-      </w:r>
-      <w:proofErr w:type="spellEnd"/>
-      <w:r>
-        <w:t xml:space="preserve"> </w:t>
-      </w:r>
-      <w:proofErr w:type="spellStart"/>
-      <w:r>
-        <w:t>krab</w:t>
-      </w:r>
-      <w:proofErr w:type="spellEnd"/>
-      <w:r>
-        <w:t xml:space="preserve"> restaurant</w:t>
+        <w:t xml:space="preserve"> originating from spongebob (krusty krab restaurant</w:t>
       </w:r>
       <w:r>
         <w:t xml:space="preserve"> table</w:t>
@@ -16023,15 +15268,7 @@
         <w:t>table of poker</w:t>
       </w:r>
       <w:r>
-        <w:t xml:space="preserve"> depending on the total amount of currency invested </w:t>
-      </w:r>
-      <w:proofErr w:type="gramStart"/>
-      <w:r>
-        <w:t>in to</w:t>
-      </w:r>
-      <w:proofErr w:type="gramEnd"/>
-      <w:r>
-        <w:t xml:space="preserve"> the round</w:t>
+        <w:t xml:space="preserve"> depending on the total amount of currency invested in to the round</w:t>
       </w:r>
     </w:p>
     <w:p>
@@ -16146,15 +15383,7 @@
         <w:t>was thinking of moving cards in the centre up</w:t>
       </w:r>
       <w:r>
-        <w:t xml:space="preserve"> to make space for </w:t>
-      </w:r>
-      <w:proofErr w:type="spellStart"/>
-      <w:r>
-        <w:t>a</w:t>
-      </w:r>
-      <w:proofErr w:type="spellEnd"/>
-      <w:r>
-        <w:t xml:space="preserve"> </w:t>
+        <w:t xml:space="preserve"> to make space for a </w:t>
       </w:r>
       <w:r>
         <w:t>indicator in the centre of the board</w:t>
@@ -16405,15 +15634,7 @@
         <w:t xml:space="preserve">I </w:t>
       </w:r>
       <w:r>
-        <w:t xml:space="preserve">added an options button in the top </w:t>
-      </w:r>
-      <w:proofErr w:type="gramStart"/>
-      <w:r>
-        <w:t>right</w:t>
-      </w:r>
-      <w:proofErr w:type="gramEnd"/>
-      <w:r>
-        <w:t xml:space="preserve"> and this is where the poker </w:t>
+        <w:t xml:space="preserve">added an options button in the top right and this is where the poker </w:t>
       </w:r>
       <w:r>
         <w:t xml:space="preserve">card rankings can be accessed. I </w:t>
@@ -16422,15 +15643,7 @@
         <w:t xml:space="preserve">ended up moving the cards in the centre upwards to make space for the currency pool </w:t>
       </w:r>
       <w:r>
-        <w:t xml:space="preserve">that will be in the centre which will be the total of every </w:t>
-      </w:r>
-      <w:proofErr w:type="gramStart"/>
-      <w:r>
-        <w:t>players</w:t>
-      </w:r>
-      <w:proofErr w:type="gramEnd"/>
-      <w:r>
-        <w:t xml:space="preserve"> invested currency.</w:t>
+        <w:t>that will be in the centre which will be the total of every players invested currency.</w:t>
       </w:r>
     </w:p>
     <w:p>
@@ -16438,15 +15651,7 @@
         <w:t xml:space="preserve">In this example of the draft </w:t>
       </w:r>
       <w:r>
-        <w:t xml:space="preserve">the </w:t>
-      </w:r>
-      <w:proofErr w:type="spellStart"/>
-      <w:r>
-        <w:t>Cental</w:t>
-      </w:r>
-      <w:proofErr w:type="spellEnd"/>
-      <w:r>
-        <w:t xml:space="preserve"> Pot has a value of </w:t>
+        <w:t xml:space="preserve">the Cental Pot has a value of </w:t>
       </w:r>
       <w:r>
         <w:t xml:space="preserve">2000 + 2000 + 1000 + 1000 + </w:t>
@@ -16459,13 +15664,8 @@
       </w:r>
     </w:p>
     <w:p>
-      <w:proofErr w:type="gramStart"/>
-      <w:r>
-        <w:t>Also</w:t>
-      </w:r>
-      <w:proofErr w:type="gramEnd"/>
-      <w:r>
-        <w:t xml:space="preserve"> I mistakenly put 3 community cards (the </w:t>
+      <w:r>
+        <w:t xml:space="preserve">Also I mistakenly put 3 community cards (the </w:t>
       </w:r>
       <w:r>
         <w:t>cards near the top of the screen</w:t>
@@ -16703,18 +15903,10 @@
         <w:t xml:space="preserve">which will return to normal once their turn is over </w:t>
       </w:r>
       <w:r>
-        <w:t xml:space="preserve">and which players are </w:t>
-      </w:r>
-      <w:proofErr w:type="gramStart"/>
-      <w:r>
-        <w:t xml:space="preserve">out </w:t>
-      </w:r>
-      <w:r>
-        <w:t xml:space="preserve"> (</w:t>
-      </w:r>
-      <w:proofErr w:type="gramEnd"/>
-      <w:r>
-        <w:t>Name is strikethrough).</w:t>
+        <w:t xml:space="preserve">and which players are out </w:t>
+      </w:r>
+      <w:r>
+        <w:t xml:space="preserve"> (Name is strikethrough).</w:t>
       </w:r>
     </w:p>
     <w:p>
@@ -16773,15 +15965,7 @@
         <w:t xml:space="preserve">mouse click on shuffler. I decided to make this the button to get another card as it </w:t>
       </w:r>
       <w:r>
-        <w:t xml:space="preserve">adds to the realism of getting a card from the </w:t>
-      </w:r>
-      <w:proofErr w:type="gramStart"/>
-      <w:r>
-        <w:t>shuffler  instead</w:t>
-      </w:r>
-      <w:proofErr w:type="gramEnd"/>
-      <w:r>
-        <w:t xml:space="preserve"> of having a separate button for Hit</w:t>
+        <w:t>adds to the realism of getting a card from the shuffler  instead of having a separate button for Hit</w:t>
       </w:r>
     </w:p>
     <w:p>
@@ -16952,23 +16136,7 @@
         </w:numPr>
       </w:pPr>
       <w:r>
-        <w:t xml:space="preserve">Shuffled deck will be a </w:t>
-      </w:r>
-      <w:proofErr w:type="gramStart"/>
-      <w:r>
-        <w:t>queue</w:t>
-      </w:r>
-      <w:proofErr w:type="gramEnd"/>
-      <w:r>
-        <w:t xml:space="preserve"> and the dealing algorithm will dequeue the “card” at the front of the queue</w:t>
-      </w:r>
-      <w:proofErr w:type="gramStart"/>
-      <w:r>
-        <w:t>/”deck</w:t>
-      </w:r>
-      <w:proofErr w:type="gramEnd"/>
-      <w:r>
-        <w:t>”</w:t>
+        <w:t>Shuffled deck will be a queue and the dealing algorithm will dequeue the “card” at the front of the queue/”deck”</w:t>
       </w:r>
     </w:p>
     <w:p>
@@ -16980,15 +16148,7 @@
         </w:numPr>
       </w:pPr>
       <w:r>
-        <w:t xml:space="preserve">(E) Deal Cards to specific players with a specific </w:t>
-      </w:r>
-      <w:proofErr w:type="gramStart"/>
-      <w:r>
-        <w:t>amount</w:t>
-      </w:r>
-      <w:proofErr w:type="gramEnd"/>
-      <w:r>
-        <w:t xml:space="preserve"> of cards from the randomised deck and remove the card from the deck</w:t>
+        <w:t>(E) Deal Cards to specific players with a specific amount of cards from the randomised deck and remove the card from the deck</w:t>
       </w:r>
     </w:p>
     <w:p>
@@ -17122,13 +16282,8 @@
           </w:tcPr>
           <w:p>
             <w:r>
-              <w:t>1.</w:t>
-            </w:r>
-            <w:proofErr w:type="gramStart"/>
-            <w:r>
-              <w:t>1.a</w:t>
-            </w:r>
-            <w:proofErr w:type="gramEnd"/>
+              <w:t>1.1.a</w:t>
+            </w:r>
           </w:p>
         </w:tc>
         <w:tc>
@@ -17159,11 +16314,9 @@
             <w:r>
               <w:t>Input “</w:t>
             </w:r>
-            <w:proofErr w:type="spellStart"/>
             <w:r>
               <w:t>AcS</w:t>
             </w:r>
-            <w:proofErr w:type="spellEnd"/>
             <w:r>
               <w:t>” via card integration</w:t>
             </w:r>
@@ -17199,13 +16352,8 @@
           </w:tcPr>
           <w:p>
             <w:r>
-              <w:t>1.</w:t>
-            </w:r>
-            <w:proofErr w:type="gramStart"/>
-            <w:r>
-              <w:t>1.b</w:t>
-            </w:r>
-            <w:proofErr w:type="gramEnd"/>
+              <w:t>1.1.b</w:t>
+            </w:r>
           </w:p>
         </w:tc>
         <w:tc>
@@ -17236,11 +16384,9 @@
             <w:r>
               <w:t>Input “11Z” or “</w:t>
             </w:r>
-            <w:proofErr w:type="spellStart"/>
             <w:r>
               <w:t>asdjhbuoab</w:t>
             </w:r>
-            <w:proofErr w:type="spellEnd"/>
             <w:r>
               <w:t>”</w:t>
             </w:r>
@@ -17308,19 +16454,15 @@
             <w:r>
               <w:t>Player already holds “</w:t>
             </w:r>
-            <w:proofErr w:type="spellStart"/>
             <w:r>
               <w:t>AcS</w:t>
             </w:r>
-            <w:proofErr w:type="spellEnd"/>
             <w:r>
               <w:t>” so input “</w:t>
             </w:r>
-            <w:proofErr w:type="spellStart"/>
             <w:r>
               <w:t>AcS</w:t>
             </w:r>
-            <w:proofErr w:type="spellEnd"/>
             <w:r>
               <w:t>” again</w:t>
             </w:r>
@@ -17356,13 +16498,8 @@
           </w:tcPr>
           <w:p>
             <w:r>
-              <w:t>1.</w:t>
-            </w:r>
-            <w:proofErr w:type="gramStart"/>
-            <w:r>
-              <w:t>1.d</w:t>
-            </w:r>
-            <w:proofErr w:type="gramEnd"/>
+              <w:t>1.1.d</w:t>
+            </w:r>
           </w:p>
         </w:tc>
         <w:tc>
@@ -17391,23 +16528,7 @@
           </w:tcPr>
           <w:p>
             <w:r>
-              <w:t>Input “</w:t>
-            </w:r>
-            <w:proofErr w:type="spellStart"/>
-            <w:r>
-              <w:t>AcS</w:t>
-            </w:r>
-            <w:proofErr w:type="spellEnd"/>
-            <w:r>
-              <w:t>” and “</w:t>
-            </w:r>
-            <w:proofErr w:type="spellStart"/>
-            <w:r>
-              <w:t>AcH</w:t>
-            </w:r>
-            <w:proofErr w:type="spellEnd"/>
-            <w:r>
-              <w:t>”</w:t>
+              <w:t>Input “AcS” and “AcH”</w:t>
             </w:r>
           </w:p>
         </w:tc>
@@ -17445,13 +16566,8 @@
           </w:tcPr>
           <w:p>
             <w:r>
-              <w:t>1.</w:t>
-            </w:r>
-            <w:proofErr w:type="gramStart"/>
-            <w:r>
-              <w:t>2.a</w:t>
-            </w:r>
-            <w:proofErr w:type="gramEnd"/>
+              <w:t>1.2.a</w:t>
+            </w:r>
           </w:p>
         </w:tc>
         <w:tc>
@@ -17479,13 +16595,8 @@
             <w:tcW w:w="2478" w:type="dxa"/>
           </w:tcPr>
           <w:p>
-            <w:proofErr w:type="spellStart"/>
-            <w:r>
-              <w:t>len</w:t>
-            </w:r>
-            <w:proofErr w:type="spellEnd"/>
-            <w:r>
-              <w:t>(cards)</w:t>
+            <w:r>
+              <w:t>len(cards)</w:t>
             </w:r>
           </w:p>
         </w:tc>
@@ -17519,13 +16630,8 @@
           </w:tcPr>
           <w:p>
             <w:r>
-              <w:t>1.</w:t>
-            </w:r>
-            <w:proofErr w:type="gramStart"/>
-            <w:r>
-              <w:t>2.b</w:t>
-            </w:r>
-            <w:proofErr w:type="gramEnd"/>
+              <w:t>1.2.b</w:t>
+            </w:r>
           </w:p>
         </w:tc>
         <w:tc>
@@ -17633,16 +16739,11 @@
               <w:t>H</w:t>
             </w:r>
             <w:r>
-              <w:t>","KiD</w:t>
-            </w:r>
-            <w:proofErr w:type="gramStart"/>
-            <w:r>
-              <w:t>"</w:t>
+              <w:t>","KiD"</w:t>
             </w:r>
             <w:r>
               <w:t>,etc</w:t>
             </w:r>
-            <w:proofErr w:type="gramEnd"/>
           </w:p>
         </w:tc>
         <w:tc>
@@ -17668,21 +16769,8 @@
             <w:r>
               <w:t>-</w:t>
             </w:r>
-            <w:proofErr w:type="gramStart"/>
-            <w:r>
-              <w:t>10,J</w:t>
-            </w:r>
-            <w:proofErr w:type="gramEnd"/>
-            <w:r>
-              <w:t>,</w:t>
-            </w:r>
-            <w:proofErr w:type="gramStart"/>
-            <w:r>
-              <w:t>Q,K</w:t>
-            </w:r>
-            <w:proofErr w:type="gramEnd"/>
-            <w:r>
-              <w:t xml:space="preserve">}, Suit </w:t>
+            <w:r>
+              <w:t xml:space="preserve">10,J,Q,K}, Suit </w:t>
             </w:r>
             <w:r>
               <w:rPr>
@@ -17691,23 +16779,7 @@
               <w:t>∈</w:t>
             </w:r>
             <w:r>
-              <w:t xml:space="preserve"> {</w:t>
-            </w:r>
-            <w:proofErr w:type="gramStart"/>
-            <w:r>
-              <w:t>S,H</w:t>
-            </w:r>
-            <w:proofErr w:type="gramEnd"/>
-            <w:r>
-              <w:t>,</w:t>
-            </w:r>
-            <w:proofErr w:type="gramStart"/>
-            <w:r>
-              <w:t>D,C</w:t>
-            </w:r>
-            <w:proofErr w:type="gramEnd"/>
-            <w:r>
-              <w:t>}</w:t>
+              <w:t xml:space="preserve"> {S,H,D,C}</w:t>
             </w:r>
           </w:p>
         </w:tc>
@@ -17731,13 +16803,8 @@
           </w:tcPr>
           <w:p>
             <w:r>
-              <w:t>1.</w:t>
-            </w:r>
-            <w:proofErr w:type="gramStart"/>
-            <w:r>
-              <w:t>2.d</w:t>
-            </w:r>
-            <w:proofErr w:type="gramEnd"/>
+              <w:t>1.2.d</w:t>
+            </w:r>
           </w:p>
         </w:tc>
         <w:tc>
@@ -17766,28 +16833,7 @@
           </w:tcPr>
           <w:p>
             <w:r>
-              <w:t xml:space="preserve">Call </w:t>
-            </w:r>
-            <w:proofErr w:type="spellStart"/>
-            <w:proofErr w:type="gramStart"/>
-            <w:r>
-              <w:t>ShuffleCards</w:t>
-            </w:r>
-            <w:proofErr w:type="spellEnd"/>
-            <w:r>
-              <w:t>(</w:t>
-            </w:r>
-            <w:proofErr w:type="gramEnd"/>
-            <w:r>
-              <w:t xml:space="preserve">) then </w:t>
-            </w:r>
-            <w:proofErr w:type="gramStart"/>
-            <w:r>
-              <w:t>compare</w:t>
-            </w:r>
-            <w:proofErr w:type="gramEnd"/>
-            <w:r>
-              <w:t xml:space="preserve"> to original</w:t>
+              <w:t>Call ShuffleCards() then compare to original</w:t>
             </w:r>
           </w:p>
         </w:tc>
@@ -17839,13 +16885,8 @@
           </w:tcPr>
           <w:p>
             <w:r>
-              <w:t>1.</w:t>
-            </w:r>
-            <w:proofErr w:type="gramStart"/>
-            <w:r>
-              <w:t>3.a</w:t>
-            </w:r>
-            <w:proofErr w:type="gramEnd"/>
+              <w:t>1.3.a</w:t>
+            </w:r>
           </w:p>
         </w:tc>
         <w:tc>
@@ -17874,15 +16915,7 @@
           </w:tcPr>
           <w:p>
             <w:r>
-              <w:t xml:space="preserve">Call </w:t>
-            </w:r>
-            <w:proofErr w:type="spellStart"/>
-            <w:r>
-              <w:t>DealCards</w:t>
-            </w:r>
-            <w:proofErr w:type="spellEnd"/>
-            <w:r>
-              <w:t>(p1,1)</w:t>
+              <w:t>Call DealCards(p1,1)</w:t>
             </w:r>
           </w:p>
         </w:tc>
@@ -17892,15 +16925,7 @@
           </w:tcPr>
           <w:p>
             <w:r>
-              <w:t>Player</w:t>
-            </w:r>
-            <w:proofErr w:type="gramStart"/>
-            <w:r>
-              <w:t>1  length</w:t>
-            </w:r>
-            <w:proofErr w:type="gramEnd"/>
-            <w:r>
-              <w:t xml:space="preserve"> +1, deck length </w:t>
+              <w:t xml:space="preserve">Player1  length +1, deck length </w:t>
             </w:r>
             <w:r>
               <w:t>-</w:t>
@@ -17930,13 +16955,8 @@
           </w:tcPr>
           <w:p>
             <w:r>
-              <w:t>1.</w:t>
-            </w:r>
-            <w:proofErr w:type="gramStart"/>
-            <w:r>
-              <w:t>3.b</w:t>
-            </w:r>
-            <w:proofErr w:type="gramEnd"/>
+              <w:t>1.3.b</w:t>
+            </w:r>
           </w:p>
         </w:tc>
         <w:tc>
@@ -17964,13 +16984,8 @@
             <w:tcW w:w="2478" w:type="dxa"/>
           </w:tcPr>
           <w:p>
-            <w:proofErr w:type="spellStart"/>
-            <w:r>
-              <w:t>DealCards</w:t>
-            </w:r>
-            <w:proofErr w:type="spellEnd"/>
-            <w:r>
-              <w:t>(p1,52)</w:t>
+            <w:r>
+              <w:t>DealCards(p1,52)</w:t>
             </w:r>
           </w:p>
         </w:tc>
@@ -18052,15 +17067,7 @@
               <w:t xml:space="preserve">cards </w:t>
             </w:r>
             <w:r>
-              <w:t xml:space="preserve">left call </w:t>
-            </w:r>
-            <w:proofErr w:type="spellStart"/>
-            <w:r>
-              <w:t>DealCards</w:t>
-            </w:r>
-            <w:proofErr w:type="spellEnd"/>
-            <w:r>
-              <w:t>(p1,6)</w:t>
+              <w:t>left call DealCards(p1,6)</w:t>
             </w:r>
           </w:p>
         </w:tc>
@@ -18100,13 +17107,8 @@
           </w:tcPr>
           <w:p>
             <w:r>
-              <w:t>1.</w:t>
-            </w:r>
-            <w:proofErr w:type="gramStart"/>
-            <w:r>
-              <w:t>3.d</w:t>
-            </w:r>
-            <w:proofErr w:type="gramEnd"/>
+              <w:t>1.3.d</w:t>
+            </w:r>
           </w:p>
         </w:tc>
         <w:tc>
@@ -18134,13 +17136,8 @@
             <w:tcW w:w="2478" w:type="dxa"/>
           </w:tcPr>
           <w:p>
-            <w:proofErr w:type="spellStart"/>
-            <w:r>
-              <w:t>DealCards</w:t>
-            </w:r>
-            <w:proofErr w:type="spellEnd"/>
-            <w:r>
-              <w:t>(p1,0)</w:t>
+            <w:r>
+              <w:t>DealCards(p1,0)</w:t>
             </w:r>
           </w:p>
         </w:tc>
@@ -18181,13 +17178,8 @@
           <w:p>
             <w:r>
               <w:lastRenderedPageBreak/>
-              <w:t>1.</w:t>
-            </w:r>
-            <w:proofErr w:type="gramStart"/>
-            <w:r>
-              <w:t>3.e</w:t>
-            </w:r>
-            <w:proofErr w:type="gramEnd"/>
+              <w:t>1.3.e</w:t>
+            </w:r>
           </w:p>
         </w:tc>
         <w:tc>
@@ -18215,32 +17207,11 @@
             <w:tcW w:w="2478" w:type="dxa"/>
           </w:tcPr>
           <w:p>
-            <w:proofErr w:type="spellStart"/>
-            <w:r>
-              <w:t>DealCards</w:t>
-            </w:r>
-            <w:proofErr w:type="spellEnd"/>
-            <w:r>
-              <w:t xml:space="preserve">(p1,"three") or </w:t>
-            </w:r>
-            <w:proofErr w:type="spellStart"/>
-            <w:r>
-              <w:t>DealCards</w:t>
-            </w:r>
-            <w:proofErr w:type="spellEnd"/>
-            <w:r>
-              <w:t>(p</w:t>
-            </w:r>
-            <w:proofErr w:type="gramStart"/>
-            <w:r>
-              <w:t>1,</w:t>
-            </w:r>
-            <w:r>
-              <w:t>-</w:t>
-            </w:r>
-            <w:proofErr w:type="gramEnd"/>
-            <w:r>
-              <w:t>3</w:t>
+            <w:r>
+              <w:t>DealCards(p1,"three") or DealCards(p1,</w:t>
+            </w:r>
+            <w:r>
+              <w:t>-3</w:t>
             </w:r>
             <w:r>
               <w:t>)</w:t>
@@ -18277,13 +17248,8 @@
           </w:tcPr>
           <w:p>
             <w:r>
-              <w:t>1.</w:t>
-            </w:r>
-            <w:proofErr w:type="gramStart"/>
-            <w:r>
-              <w:t>3.f</w:t>
-            </w:r>
-            <w:proofErr w:type="gramEnd"/>
+              <w:t>1.3.f</w:t>
+            </w:r>
           </w:p>
         </w:tc>
         <w:tc>
@@ -18355,13 +17321,8 @@
           </w:tcPr>
           <w:p>
             <w:r>
-              <w:t>1.</w:t>
-            </w:r>
-            <w:proofErr w:type="gramStart"/>
-            <w:r>
-              <w:t>4.a</w:t>
-            </w:r>
-            <w:proofErr w:type="gramEnd"/>
+              <w:t>1.4.a</w:t>
+            </w:r>
           </w:p>
         </w:tc>
         <w:tc>
@@ -18389,21 +17350,8 @@
             <w:tcW w:w="2478" w:type="dxa"/>
           </w:tcPr>
           <w:p>
-            <w:proofErr w:type="spellStart"/>
-            <w:r>
-              <w:t>CardSuit</w:t>
-            </w:r>
-            <w:proofErr w:type="spellEnd"/>
-            <w:r>
-              <w:t>(“</w:t>
-            </w:r>
-            <w:proofErr w:type="spellStart"/>
-            <w:r>
-              <w:t>KiD</w:t>
-            </w:r>
-            <w:proofErr w:type="spellEnd"/>
-            <w:r>
-              <w:t>”)</w:t>
+            <w:r>
+              <w:t>CardSuit(“KiD”)</w:t>
             </w:r>
           </w:p>
         </w:tc>
@@ -18437,13 +17385,8 @@
           </w:tcPr>
           <w:p>
             <w:r>
-              <w:t>1.</w:t>
-            </w:r>
-            <w:proofErr w:type="gramStart"/>
-            <w:r>
-              <w:t>4.b</w:t>
-            </w:r>
-            <w:proofErr w:type="gramEnd"/>
+              <w:t>1.4.b</w:t>
+            </w:r>
           </w:p>
         </w:tc>
         <w:tc>
@@ -18452,15 +17395,7 @@
           </w:tcPr>
           <w:p>
             <w:r>
-              <w:t xml:space="preserve">Identify Card value of </w:t>
-            </w:r>
-            <w:proofErr w:type="spellStart"/>
-            <w:r>
-              <w:t>non face</w:t>
-            </w:r>
-            <w:proofErr w:type="spellEnd"/>
-            <w:r>
-              <w:t xml:space="preserve"> card correctly</w:t>
+              <w:t>Identify Card value of non face card correctly</w:t>
             </w:r>
           </w:p>
         </w:tc>
@@ -18479,21 +17414,8 @@
             <w:tcW w:w="2478" w:type="dxa"/>
           </w:tcPr>
           <w:p>
-            <w:proofErr w:type="spellStart"/>
-            <w:r>
-              <w:t>CardValue</w:t>
-            </w:r>
-            <w:proofErr w:type="spellEnd"/>
-            <w:r>
-              <w:t>(“09H”</w:t>
-            </w:r>
-            <w:proofErr w:type="gramStart"/>
-            <w:r>
-              <w:t>,”blackjack</w:t>
-            </w:r>
-            <w:proofErr w:type="gramEnd"/>
-            <w:r>
-              <w:t>”)</w:t>
+            <w:r>
+              <w:t>CardValue(“09H”,”blackjack”)</w:t>
             </w:r>
           </w:p>
         </w:tc>
@@ -18556,29 +17478,8 @@
             <w:tcW w:w="2478" w:type="dxa"/>
           </w:tcPr>
           <w:p>
-            <w:proofErr w:type="spellStart"/>
-            <w:r>
-              <w:t>CardValue</w:t>
-            </w:r>
-            <w:proofErr w:type="spellEnd"/>
-            <w:r>
-              <w:t>(“</w:t>
-            </w:r>
-            <w:proofErr w:type="spellStart"/>
-            <w:r>
-              <w:t>KiD</w:t>
-            </w:r>
-            <w:proofErr w:type="spellEnd"/>
-            <w:r>
-              <w:t>”</w:t>
-            </w:r>
-            <w:proofErr w:type="gramStart"/>
-            <w:r>
-              <w:t>,”blackjack</w:t>
-            </w:r>
-            <w:proofErr w:type="gramEnd"/>
-            <w:r>
-              <w:t>”)</w:t>
+            <w:r>
+              <w:t>CardValue(“KiD”,”blackjack”)</w:t>
             </w:r>
           </w:p>
         </w:tc>
@@ -18612,13 +17513,8 @@
           </w:tcPr>
           <w:p>
             <w:r>
-              <w:t>1.</w:t>
-            </w:r>
-            <w:proofErr w:type="gramStart"/>
-            <w:r>
-              <w:t>4.d</w:t>
-            </w:r>
-            <w:proofErr w:type="gramEnd"/>
+              <w:t>1.4.d</w:t>
+            </w:r>
           </w:p>
         </w:tc>
         <w:tc>
@@ -18646,29 +17542,8 @@
             <w:tcW w:w="2478" w:type="dxa"/>
           </w:tcPr>
           <w:p>
-            <w:proofErr w:type="spellStart"/>
-            <w:r>
-              <w:t>CardValue</w:t>
-            </w:r>
-            <w:proofErr w:type="spellEnd"/>
-            <w:r>
-              <w:t>(“</w:t>
-            </w:r>
-            <w:proofErr w:type="spellStart"/>
-            <w:r>
-              <w:t>KiD</w:t>
-            </w:r>
-            <w:proofErr w:type="spellEnd"/>
-            <w:r>
-              <w:t>”</w:t>
-            </w:r>
-            <w:proofErr w:type="gramStart"/>
-            <w:r>
-              <w:t>,”poker</w:t>
-            </w:r>
-            <w:proofErr w:type="gramEnd"/>
-            <w:r>
-              <w:t>”)</w:t>
+            <w:r>
+              <w:t>CardValue(“KiD”,”poker”)</w:t>
             </w:r>
           </w:p>
         </w:tc>
@@ -18702,13 +17577,8 @@
           </w:tcPr>
           <w:p>
             <w:r>
-              <w:t>1.</w:t>
-            </w:r>
-            <w:proofErr w:type="gramStart"/>
-            <w:r>
-              <w:t>2.post</w:t>
-            </w:r>
-            <w:proofErr w:type="gramEnd"/>
+              <w:t>1.2.post</w:t>
+            </w:r>
           </w:p>
         </w:tc>
         <w:tc>
@@ -18739,8 +17609,6 @@
             <w:r>
               <w:t xml:space="preserve">Run </w:t>
             </w:r>
-            <w:proofErr w:type="spellStart"/>
-            <w:proofErr w:type="gramStart"/>
             <w:r>
               <w:t>S</w:t>
             </w:r>
@@ -18748,15 +17616,7 @@
               <w:t>huffle</w:t>
             </w:r>
             <w:r>
-              <w:t>Cards</w:t>
-            </w:r>
-            <w:proofErr w:type="spellEnd"/>
-            <w:r>
-              <w:t>(</w:t>
-            </w:r>
-            <w:proofErr w:type="gramEnd"/>
-            <w:r>
-              <w:t>)</w:t>
+              <w:t>Cards()</w:t>
             </w:r>
             <w:r>
               <w:t xml:space="preserve"> 100×</w:t>
@@ -18781,15 +17641,7 @@
           </w:tcPr>
           <w:p>
             <w:r>
-              <w:t xml:space="preserve">No duplicates within a deck, </w:t>
-            </w:r>
-            <w:proofErr w:type="gramStart"/>
-            <w:r>
-              <w:t>the greater majority of</w:t>
-            </w:r>
-            <w:proofErr w:type="gramEnd"/>
-            <w:r>
-              <w:t xml:space="preserve"> shuffled decks must be unique</w:t>
+              <w:t>No duplicates within a deck, the greater majority of shuffled decks must be unique</w:t>
             </w:r>
           </w:p>
         </w:tc>
@@ -19300,25 +18152,7 @@
         </w:numPr>
       </w:pPr>
       <w:r>
-        <w:t xml:space="preserve">Determine </w:t>
-      </w:r>
-      <w:proofErr w:type="spellStart"/>
-      <w:proofErr w:type="gramStart"/>
-      <w:r>
-        <w:t>win,draw</w:t>
-      </w:r>
-      <w:proofErr w:type="spellEnd"/>
-      <w:proofErr w:type="gramEnd"/>
-      <w:r>
-        <w:t xml:space="preserve"> or loss for each player based upon each </w:t>
-      </w:r>
-      <w:proofErr w:type="gramStart"/>
-      <w:r>
-        <w:t>players</w:t>
-      </w:r>
-      <w:proofErr w:type="gramEnd"/>
-      <w:r>
-        <w:t xml:space="preserve"> card rankings if player has not Folded</w:t>
+        <w:t>Determine win,draw or loss for each player based upon each players card rankings if player has not Folded</w:t>
       </w:r>
     </w:p>
     <w:p>
@@ -19335,15 +18169,7 @@
     </w:p>
     <w:p>
       <w:r>
-        <w:t xml:space="preserve">I have chosen to do the poker </w:t>
-      </w:r>
-      <w:proofErr w:type="spellStart"/>
-      <w:r>
-        <w:t>gameplay</w:t>
-      </w:r>
-      <w:proofErr w:type="spellEnd"/>
-      <w:r>
-        <w:t xml:space="preserve"> next as it is another essential part of the game. This has purposely been done before the development of the GUI as the logic of the game will be completed after this point such that the game is “playable” if there are any unforeseen problems past this stage in development</w:t>
+        <w:t>I have chosen to do the poker gameplay next as it is another essential part of the game. This has purposely been done before the development of the GUI as the logic of the game will be completed after this point such that the game is “playable” if there are any unforeseen problems past this stage in development</w:t>
       </w:r>
     </w:p>
     <w:p/>
@@ -19454,15 +18280,7 @@
         </w:numPr>
       </w:pPr>
       <w:r>
-        <w:t xml:space="preserve">This is done after the essential parts of the games logic as this will be the most </w:t>
-      </w:r>
-      <w:proofErr w:type="gramStart"/>
-      <w:r>
-        <w:t>time consuming</w:t>
-      </w:r>
-      <w:proofErr w:type="gramEnd"/>
-      <w:r>
-        <w:t xml:space="preserve"> part of this project and for reasons stated further up.</w:t>
+        <w:t>This is done after the essential parts of the games logic as this will be the most time consuming part of this project and for reasons stated further up.</w:t>
       </w:r>
     </w:p>
     <w:p>
@@ -19599,11 +18417,7 @@
       </w:r>
       <w:r>
         <w:br/>
-        <w:t xml:space="preserve"># bool variables = </w:t>
-      </w:r>
-      <w:proofErr w:type="spellStart"/>
-      <w:r>
-        <w:t>is</w:t>
+        <w:t># bool variables = is</w:t>
       </w:r>
       <w:r>
         <w:t>C</w:t>
@@ -19611,7 +18425,6 @@
       <w:r>
         <w:t>amelCase</w:t>
       </w:r>
-      <w:proofErr w:type="spellEnd"/>
       <w:r>
         <w:br/>
         <w:t># constants = UPPERCASE</w:t>
@@ -19629,13 +18442,8 @@
         <w:t>/procedures</w:t>
       </w:r>
       <w:r>
-        <w:t xml:space="preserve"> = </w:t>
-      </w:r>
-      <w:proofErr w:type="spellStart"/>
-      <w:r>
-        <w:t>PascalCase</w:t>
-      </w:r>
-      <w:proofErr w:type="spellEnd"/>
+        <w:t xml:space="preserve"> = PascalCase</w:t>
+      </w:r>
     </w:p>
     <w:p/>
     <w:p/>
@@ -19650,7 +18458,6 @@
           <w:szCs w:val="28"/>
         </w:rPr>
       </w:pPr>
-      <w:proofErr w:type="gramStart"/>
       <w:r>
         <w:rPr>
           <w:i/>
@@ -19676,27 +18483,7 @@
           <w:sz w:val="20"/>
           <w:szCs w:val="20"/>
         </w:rPr>
-        <w:t>(</w:t>
-      </w:r>
-      <w:proofErr w:type="gramEnd"/>
-      <w:r>
-        <w:rPr>
-          <w:i/>
-          <w:iCs/>
-          <w:sz w:val="20"/>
-          <w:szCs w:val="20"/>
-        </w:rPr>
-        <w:t xml:space="preserve">UPPER </w:t>
-      </w:r>
-      <w:proofErr w:type="gramStart"/>
-      <w:r>
-        <w:rPr>
-          <w:i/>
-          <w:iCs/>
-          <w:sz w:val="20"/>
-          <w:szCs w:val="20"/>
-        </w:rPr>
-        <w:t>CASE</w:t>
+        <w:t>(UPPER CASE</w:t>
       </w:r>
       <w:r>
         <w:rPr>
@@ -19723,17 +18510,7 @@
           <w:sz w:val="28"/>
           <w:szCs w:val="28"/>
         </w:rPr>
-        <w:t>X</w:t>
-      </w:r>
-      <w:proofErr w:type="gramEnd"/>
-      <w:r>
-        <w:rPr>
-          <w:i/>
-          <w:iCs/>
-          <w:sz w:val="28"/>
-          <w:szCs w:val="28"/>
-        </w:rPr>
-        <w:t xml:space="preserve"> = number 1-4 just a simplification</w:t>
+        <w:t>X = number 1-4 just a simplification</w:t>
       </w:r>
       <w:r>
         <w:rPr>
@@ -19897,15 +18674,7 @@
               <w:t xml:space="preserve"> </w:t>
             </w:r>
             <w:r>
-              <w:t>[player</w:t>
-            </w:r>
-            <w:proofErr w:type="gramStart"/>
-            <w:r>
-              <w:t>1,player2,player3,player</w:t>
-            </w:r>
-            <w:proofErr w:type="gramEnd"/>
-            <w:r>
-              <w:t>4]</w:t>
+              <w:t>[player1,player2,player3,player4]</w:t>
             </w:r>
           </w:p>
         </w:tc>
@@ -19943,26 +18712,13 @@
               <w:t>lists</w:t>
             </w:r>
             <w:r>
-              <w:t xml:space="preserve"> of </w:t>
-            </w:r>
-            <w:proofErr w:type="spellStart"/>
-            <w:r>
-              <w:t>playerUser</w:t>
-            </w:r>
-            <w:proofErr w:type="spellEnd"/>
-            <w:r>
-              <w:t>,</w:t>
+              <w:t xml:space="preserve"> of playerUser,</w:t>
             </w:r>
             <w:r>
               <w:t xml:space="preserve"> </w:t>
             </w:r>
-            <w:proofErr w:type="spellStart"/>
-            <w:r>
-              <w:t>playerCards</w:t>
-            </w:r>
-            <w:proofErr w:type="spellEnd"/>
-            <w:r>
-              <w:t xml:space="preserve"> etc</w:t>
+            <w:r>
+              <w:t>playerCards etc</w:t>
             </w:r>
           </w:p>
         </w:tc>
@@ -19989,37 +18745,14 @@
             <w:pPr>
               <w:jc w:val="center"/>
             </w:pPr>
-            <w:proofErr w:type="spellStart"/>
-            <w:r>
-              <w:t>playerX</w:t>
-            </w:r>
-            <w:proofErr w:type="spellEnd"/>
-            <w:r>
-              <w:t xml:space="preserve"> = [</w:t>
-            </w:r>
-            <w:proofErr w:type="spellStart"/>
-            <w:proofErr w:type="gramStart"/>
-            <w:r>
-              <w:t>playerXUser,playerXCurrency</w:t>
-            </w:r>
-            <w:proofErr w:type="gramEnd"/>
-            <w:r>
-              <w:t>,</w:t>
-            </w:r>
-            <w:proofErr w:type="gramStart"/>
-            <w:r>
-              <w:t>playerXCards,</w:t>
+            <w:r>
+              <w:t>playerX = [playerXUser,playerXCurrency,playerXCards,</w:t>
             </w:r>
             <w:r>
               <w:t>p</w:t>
             </w:r>
             <w:r>
-              <w:t>layerXResult</w:t>
-            </w:r>
-            <w:proofErr w:type="spellEnd"/>
-            <w:proofErr w:type="gramEnd"/>
-            <w:r>
-              <w:t>]</w:t>
+              <w:t>layerXResult]</w:t>
             </w:r>
           </w:p>
         </w:tc>
@@ -20091,23 +18824,10 @@
               <w:t>of lots of different things</w:t>
             </w:r>
             <w:r>
-              <w:t xml:space="preserve"> for </w:t>
-            </w:r>
-            <w:proofErr w:type="gramStart"/>
-            <w:r>
-              <w:t xml:space="preserve">players </w:t>
-            </w:r>
-            <w:r>
-              <w:t xml:space="preserve"> </w:t>
-            </w:r>
-            <w:proofErr w:type="spellStart"/>
-            <w:r>
-              <w:t>e.g</w:t>
-            </w:r>
-            <w:proofErr w:type="spellEnd"/>
-            <w:proofErr w:type="gramEnd"/>
-            <w:r>
-              <w:t xml:space="preserve"> Poker, Blackjack, Leaderboard etc</w:t>
+              <w:t xml:space="preserve"> for players </w:t>
+            </w:r>
+            <w:r>
+              <w:t xml:space="preserve"> e.g Poker, Blackjack, Leaderboard etc</w:t>
             </w:r>
             <w:r>
               <w:t xml:space="preserve"> </w:t>
@@ -20138,31 +18858,13 @@
               <w:jc w:val="center"/>
             </w:pPr>
             <w:r>
-              <w:t>dealer = [</w:t>
-            </w:r>
-            <w:proofErr w:type="spellStart"/>
-            <w:proofErr w:type="gramStart"/>
-            <w:r>
-              <w:t>dealerUser,</w:t>
+              <w:t>dealer = [dealerUser,</w:t>
             </w:r>
             <w:r>
               <w:t>dealers</w:t>
             </w:r>
             <w:r>
-              <w:t>Pot</w:t>
-            </w:r>
-            <w:proofErr w:type="gramEnd"/>
-            <w:r>
-              <w:t>,</w:t>
-            </w:r>
-            <w:proofErr w:type="gramStart"/>
-            <w:r>
-              <w:t>dealerCards,dealerResult</w:t>
-            </w:r>
-            <w:proofErr w:type="spellEnd"/>
-            <w:proofErr w:type="gramEnd"/>
-            <w:r>
-              <w:t>]</w:t>
+              <w:t>Pot,dealerCards,dealerResult]</w:t>
             </w:r>
           </w:p>
           <w:p>
@@ -20230,11 +18932,9 @@
             <w:pPr>
               <w:jc w:val="center"/>
             </w:pPr>
-            <w:proofErr w:type="spellStart"/>
             <w:r>
               <w:t>gamemode</w:t>
             </w:r>
-            <w:proofErr w:type="spellEnd"/>
           </w:p>
         </w:tc>
         <w:tc>
@@ -20259,15 +18959,7 @@
               <w:jc w:val="center"/>
             </w:pPr>
             <w:r>
-              <w:t xml:space="preserve">Holds whether </w:t>
-            </w:r>
-            <w:proofErr w:type="spellStart"/>
-            <w:r>
-              <w:t>gamemode</w:t>
-            </w:r>
-            <w:proofErr w:type="spellEnd"/>
-            <w:r>
-              <w:t xml:space="preserve"> selected is “blackjack” or “poker”</w:t>
+              <w:t>Holds whether gamemode selected is “blackjack” or “poker”</w:t>
             </w:r>
           </w:p>
         </w:tc>
@@ -20327,23 +19019,7 @@
               </w:rPr>
             </w:pPr>
             <w:r>
-              <w:t xml:space="preserve">index of </w:t>
-            </w:r>
-            <w:proofErr w:type="spellStart"/>
-            <w:r>
-              <w:t>playerXUser</w:t>
-            </w:r>
-            <w:proofErr w:type="spellEnd"/>
-            <w:r>
-              <w:t xml:space="preserve"> in </w:t>
-            </w:r>
-            <w:proofErr w:type="spellStart"/>
-            <w:r>
-              <w:t>playerX</w:t>
-            </w:r>
-            <w:proofErr w:type="spellEnd"/>
-            <w:r>
-              <w:t xml:space="preserve"> to make code more readable</w:t>
+              <w:t>index of playerXUser in playerX to make code more readable</w:t>
             </w:r>
           </w:p>
         </w:tc>
@@ -20397,23 +19073,7 @@
               <w:jc w:val="center"/>
             </w:pPr>
             <w:r>
-              <w:t xml:space="preserve">index of </w:t>
-            </w:r>
-            <w:proofErr w:type="spellStart"/>
-            <w:r>
-              <w:t>playerXCurrency</w:t>
-            </w:r>
-            <w:proofErr w:type="spellEnd"/>
-            <w:r>
-              <w:t xml:space="preserve"> in </w:t>
-            </w:r>
-            <w:proofErr w:type="spellStart"/>
-            <w:r>
-              <w:t>playerX</w:t>
-            </w:r>
-            <w:proofErr w:type="spellEnd"/>
-            <w:r>
-              <w:t xml:space="preserve"> to make code more readable</w:t>
+              <w:t>index of playerXCurrency in playerX to make code more readable</w:t>
             </w:r>
           </w:p>
         </w:tc>
@@ -20468,23 +19128,7 @@
               <w:jc w:val="center"/>
             </w:pPr>
             <w:r>
-              <w:t xml:space="preserve">Index of </w:t>
-            </w:r>
-            <w:proofErr w:type="spellStart"/>
-            <w:r>
-              <w:t>playerXCards</w:t>
-            </w:r>
-            <w:proofErr w:type="spellEnd"/>
-            <w:r>
-              <w:t xml:space="preserve"> in </w:t>
-            </w:r>
-            <w:proofErr w:type="spellStart"/>
-            <w:r>
-              <w:t>playerX</w:t>
-            </w:r>
-            <w:proofErr w:type="spellEnd"/>
-            <w:r>
-              <w:t xml:space="preserve"> to make code more readable</w:t>
+              <w:t>Index of playerXCards in playerX to make code more readable</w:t>
             </w:r>
           </w:p>
         </w:tc>
@@ -20538,23 +19182,7 @@
               <w:jc w:val="center"/>
             </w:pPr>
             <w:r>
-              <w:t xml:space="preserve">Index of </w:t>
-            </w:r>
-            <w:proofErr w:type="spellStart"/>
-            <w:r>
-              <w:t>playerXResult</w:t>
-            </w:r>
-            <w:proofErr w:type="spellEnd"/>
-            <w:r>
-              <w:t xml:space="preserve"> in </w:t>
-            </w:r>
-            <w:proofErr w:type="spellStart"/>
-            <w:r>
-              <w:t>playerX</w:t>
-            </w:r>
-            <w:proofErr w:type="spellEnd"/>
-            <w:r>
-              <w:t xml:space="preserve"> to make code more readable</w:t>
+              <w:t>Index of playerXResult in playerX to make code more readable</w:t>
             </w:r>
           </w:p>
         </w:tc>
@@ -20703,11 +19331,9 @@
             <w:pPr>
               <w:jc w:val="center"/>
             </w:pPr>
-            <w:proofErr w:type="spellStart"/>
             <w:r>
               <w:t>playerXUser</w:t>
             </w:r>
-            <w:proofErr w:type="spellEnd"/>
           </w:p>
         </w:tc>
         <w:tc>
@@ -20732,13 +19358,8 @@
               <w:jc w:val="center"/>
             </w:pPr>
             <w:r>
-              <w:t xml:space="preserve">Holds username for </w:t>
-            </w:r>
-            <w:proofErr w:type="spellStart"/>
-            <w:r>
-              <w:t>playerX</w:t>
-            </w:r>
-            <w:proofErr w:type="spellEnd"/>
+              <w:t>Holds username for playerX</w:t>
+            </w:r>
           </w:p>
         </w:tc>
         <w:tc>
@@ -21111,18 +19732,8 @@
             <w:pPr>
               <w:jc w:val="center"/>
             </w:pPr>
-            <w:proofErr w:type="spellStart"/>
-            <w:proofErr w:type="gramStart"/>
-            <w:r>
-              <w:t>ShuffleDeck</w:t>
-            </w:r>
-            <w:proofErr w:type="spellEnd"/>
-            <w:r>
-              <w:t>(</w:t>
-            </w:r>
-            <w:proofErr w:type="gramEnd"/>
-            <w:r>
-              <w:t>)</w:t>
+            <w:r>
+              <w:t>ShuffleDeck()</w:t>
             </w:r>
           </w:p>
         </w:tc>
@@ -21178,26 +19789,14 @@
             <w:tcW w:w="4112" w:type="dxa"/>
           </w:tcPr>
           <w:p>
-            <w:proofErr w:type="spellStart"/>
-            <w:r>
-              <w:t>DealCards</w:t>
-            </w:r>
-            <w:proofErr w:type="spellEnd"/>
-            <w:r>
-              <w:t>(</w:t>
-            </w:r>
-            <w:proofErr w:type="spellStart"/>
-            <w:proofErr w:type="gramStart"/>
+            <w:r>
+              <w:t>DealCards(</w:t>
+            </w:r>
             <w:r>
               <w:t>playerCards,</w:t>
             </w:r>
             <w:r>
-              <w:t>nCards</w:t>
-            </w:r>
-            <w:proofErr w:type="spellEnd"/>
-            <w:proofErr w:type="gramEnd"/>
-            <w:r>
-              <w:t>)</w:t>
+              <w:t>nCards)</w:t>
             </w:r>
           </w:p>
         </w:tc>
@@ -21229,29 +19828,8 @@
               <w:t xml:space="preserve"> cards</w:t>
             </w:r>
             <w:r>
-              <w:t xml:space="preserve"> in the list </w:t>
-            </w:r>
-            <w:proofErr w:type="spellStart"/>
-            <w:r>
-              <w:t>shuffledCards</w:t>
-            </w:r>
-            <w:proofErr w:type="spellEnd"/>
-            <w:r>
-              <w:t xml:space="preserve"> into </w:t>
-            </w:r>
-            <w:proofErr w:type="spellStart"/>
-            <w:r>
-              <w:t>playerCards</w:t>
-            </w:r>
-            <w:proofErr w:type="spellEnd"/>
-            <w:r>
-              <w:t xml:space="preserve"> and removes those cards from </w:t>
-            </w:r>
-            <w:proofErr w:type="spellStart"/>
-            <w:r>
-              <w:t>shuffledCards</w:t>
-            </w:r>
-            <w:proofErr w:type="spellEnd"/>
+              <w:t xml:space="preserve"> in the list shuffledCards into playerCards and removes those cards from shuffledCards</w:t>
+            </w:r>
           </w:p>
         </w:tc>
         <w:tc>
@@ -21277,23 +19855,8 @@
             <w:pPr>
               <w:jc w:val="center"/>
             </w:pPr>
-            <w:proofErr w:type="spellStart"/>
-            <w:r>
-              <w:t>CardIntegration</w:t>
-            </w:r>
-            <w:proofErr w:type="spellEnd"/>
-            <w:r>
-              <w:t>(</w:t>
-            </w:r>
-            <w:proofErr w:type="spellStart"/>
-            <w:proofErr w:type="gramStart"/>
-            <w:r>
-              <w:t>playerCards,nCards</w:t>
-            </w:r>
-            <w:proofErr w:type="spellEnd"/>
-            <w:proofErr w:type="gramEnd"/>
-            <w:r>
-              <w:t>)</w:t>
+            <w:r>
+              <w:t>CardIntegration(playerCards,nCards)</w:t>
             </w:r>
           </w:p>
         </w:tc>
@@ -21319,29 +19882,8 @@
               <w:jc w:val="center"/>
             </w:pPr>
             <w:r>
-              <w:t xml:space="preserve">Moves inputted card from user in the list </w:t>
-            </w:r>
-            <w:proofErr w:type="spellStart"/>
-            <w:r>
-              <w:t>shuffledCards</w:t>
-            </w:r>
-            <w:proofErr w:type="spellEnd"/>
-            <w:r>
-              <w:t xml:space="preserve"> into </w:t>
-            </w:r>
-            <w:proofErr w:type="spellStart"/>
-            <w:r>
-              <w:t>playerCards</w:t>
-            </w:r>
-            <w:proofErr w:type="spellEnd"/>
-            <w:r>
-              <w:t xml:space="preserve"> and removes those cards from </w:t>
-            </w:r>
-            <w:proofErr w:type="spellStart"/>
-            <w:r>
-              <w:t>shuffledCards</w:t>
-            </w:r>
-            <w:proofErr w:type="spellEnd"/>
+              <w:t>Moves inputted card from user in the list shuffledCards into playerCards and removes those cards from shuffledCards</w:t>
+            </w:r>
           </w:p>
         </w:tc>
         <w:tc>
@@ -21367,13 +19909,8 @@
             <w:pPr>
               <w:jc w:val="center"/>
             </w:pPr>
-            <w:proofErr w:type="spellStart"/>
-            <w:r>
-              <w:t>CardValue</w:t>
-            </w:r>
-            <w:proofErr w:type="spellEnd"/>
-            <w:r>
-              <w:t>(card)</w:t>
+            <w:r>
+              <w:t>CardValue(card)</w:t>
             </w:r>
           </w:p>
         </w:tc>
@@ -21426,13 +19963,8 @@
             <w:pPr>
               <w:jc w:val="center"/>
             </w:pPr>
-            <w:proofErr w:type="spellStart"/>
-            <w:r>
-              <w:t>CardSuit</w:t>
-            </w:r>
-            <w:proofErr w:type="spellEnd"/>
-            <w:r>
-              <w:t>(card)</w:t>
+            <w:r>
+              <w:t>CardSuit(card)</w:t>
             </w:r>
           </w:p>
         </w:tc>
@@ -21485,12 +20017,10 @@
             <w:pPr>
               <w:jc w:val="center"/>
             </w:pPr>
-            <w:proofErr w:type="spellStart"/>
             <w:r>
               <w:lastRenderedPageBreak/>
               <w:t>playerXCards</w:t>
             </w:r>
-            <w:proofErr w:type="spellEnd"/>
           </w:p>
         </w:tc>
         <w:tc>
@@ -21517,14 +20047,12 @@
             <w:r>
               <w:t xml:space="preserve">Holds cards assigned to </w:t>
             </w:r>
-            <w:proofErr w:type="spellStart"/>
             <w:r>
               <w:t>player</w:t>
             </w:r>
             <w:r>
               <w:t>X</w:t>
             </w:r>
-            <w:proofErr w:type="spellEnd"/>
             <w:r>
               <w:t xml:space="preserve"> and res</w:t>
             </w:r>
@@ -21559,11 +20087,9 @@
             <w:pPr>
               <w:jc w:val="center"/>
             </w:pPr>
-            <w:proofErr w:type="spellStart"/>
             <w:r>
               <w:t>dealerCards</w:t>
             </w:r>
-            <w:proofErr w:type="spellEnd"/>
           </w:p>
         </w:tc>
         <w:tc>
@@ -21618,14 +20144,12 @@
             <w:pPr>
               <w:jc w:val="center"/>
             </w:pPr>
-            <w:proofErr w:type="gramStart"/>
             <w:r>
               <w:t>ORDERED</w:t>
             </w:r>
             <w:r>
               <w:t>[</w:t>
             </w:r>
-            <w:proofErr w:type="gramEnd"/>
             <w:r>
               <w:t>52]</w:t>
             </w:r>
@@ -21653,13 +20177,8 @@
               <w:jc w:val="center"/>
             </w:pPr>
             <w:r>
-              <w:t xml:space="preserve">Holds an ordered standard deck of (52) cards: </w:t>
-            </w:r>
-            <w:proofErr w:type="gramStart"/>
-            <w:r>
-              <w:t>cards[</w:t>
-            </w:r>
-            <w:proofErr w:type="gramEnd"/>
+              <w:t>Holds an ordered standard deck of (52) cards: cards[</w:t>
+            </w:r>
             <w:r>
               <w:t>13</w:t>
             </w:r>
@@ -21691,21 +20210,14 @@
             <w:pPr>
               <w:jc w:val="center"/>
             </w:pPr>
-            <w:proofErr w:type="spellStart"/>
-            <w:proofErr w:type="gramStart"/>
             <w:r>
               <w:t>shu</w:t>
             </w:r>
             <w:r>
               <w:t>ffledCards</w:t>
             </w:r>
-            <w:proofErr w:type="spellEnd"/>
-            <w:r>
-              <w:t>[</w:t>
-            </w:r>
-            <w:proofErr w:type="gramEnd"/>
-            <w:r>
-              <w:t>52]</w:t>
+            <w:r>
+              <w:t>[52]</w:t>
             </w:r>
           </w:p>
         </w:tc>
@@ -22376,13 +20888,8 @@
             <w:pPr>
               <w:jc w:val="center"/>
             </w:pPr>
-            <w:proofErr w:type="gramStart"/>
-            <w:r>
-              <w:t>Winnings(</w:t>
-            </w:r>
-            <w:proofErr w:type="gramEnd"/>
-            <w:r>
-              <w:t>)</w:t>
+            <w:r>
+              <w:t>Winnings()</w:t>
             </w:r>
           </w:p>
         </w:tc>
@@ -22408,15 +20915,7 @@
               <w:jc w:val="center"/>
             </w:pPr>
             <w:r>
-              <w:t xml:space="preserve">Calculates which players are subject to how much currency depending on how many players won, the </w:t>
-            </w:r>
-            <w:proofErr w:type="spellStart"/>
-            <w:r>
-              <w:t>gamemode</w:t>
-            </w:r>
-            <w:proofErr w:type="spellEnd"/>
-            <w:r>
-              <w:t xml:space="preserve"> and size of the pot/their bet</w:t>
+              <w:t>Calculates which players are subject to how much currency depending on how many players won, the gamemode and size of the pot/their bet</w:t>
             </w:r>
           </w:p>
         </w:tc>
@@ -22443,11 +20942,9 @@
             <w:pPr>
               <w:jc w:val="center"/>
             </w:pPr>
-            <w:proofErr w:type="spellStart"/>
             <w:r>
               <w:t>playerXCurrency</w:t>
             </w:r>
-            <w:proofErr w:type="spellEnd"/>
           </w:p>
         </w:tc>
         <w:tc>
@@ -22496,14 +20993,12 @@
             <w:pPr>
               <w:jc w:val="center"/>
             </w:pPr>
-            <w:proofErr w:type="spellStart"/>
             <w:r>
               <w:t>dealers</w:t>
             </w:r>
             <w:r>
               <w:t>Pot</w:t>
             </w:r>
-            <w:proofErr w:type="spellEnd"/>
           </w:p>
         </w:tc>
         <w:tc>
@@ -22903,11 +21398,9 @@
             <w:pPr>
               <w:jc w:val="center"/>
             </w:pPr>
-            <w:proofErr w:type="spellStart"/>
             <w:r>
               <w:t>BlackjackResult</w:t>
             </w:r>
-            <w:proofErr w:type="spellEnd"/>
           </w:p>
         </w:tc>
         <w:tc>
@@ -22956,11 +21449,9 @@
             <w:pPr>
               <w:jc w:val="center"/>
             </w:pPr>
-            <w:proofErr w:type="spellStart"/>
             <w:r>
               <w:t>BlackjackAnte</w:t>
             </w:r>
-            <w:proofErr w:type="spellEnd"/>
           </w:p>
         </w:tc>
         <w:tc>
@@ -23522,26 +22013,8 @@
             <w:pPr>
               <w:jc w:val="center"/>
             </w:pPr>
-            <w:proofErr w:type="spellStart"/>
-            <w:proofErr w:type="gramStart"/>
-            <w:r>
-              <w:t>AcS</w:t>
-            </w:r>
-            <w:proofErr w:type="spellEnd"/>
-            <w:r>
-              <w:t>[</w:t>
-            </w:r>
-            <w:proofErr w:type="gramEnd"/>
-            <w:r>
-              <w:t>0] = “</w:t>
-            </w:r>
-            <w:proofErr w:type="spellStart"/>
-            <w:r>
-              <w:t>AcS</w:t>
-            </w:r>
-            <w:proofErr w:type="spellEnd"/>
-            <w:r>
-              <w:t>”</w:t>
+            <w:r>
+              <w:t>AcS[0] = “AcS”</w:t>
             </w:r>
           </w:p>
         </w:tc>
@@ -23591,28 +22064,8 @@
             <w:pPr>
               <w:jc w:val="center"/>
             </w:pPr>
-            <w:proofErr w:type="spellStart"/>
-            <w:proofErr w:type="gramStart"/>
-            <w:r>
-              <w:t>AcS</w:t>
-            </w:r>
-            <w:proofErr w:type="spellEnd"/>
-            <w:r>
-              <w:t>[</w:t>
-            </w:r>
-            <w:proofErr w:type="gramEnd"/>
-            <w:r>
-              <w:t xml:space="preserve">1] = </w:t>
-            </w:r>
-            <w:proofErr w:type="spellStart"/>
-            <w:proofErr w:type="gramStart"/>
-            <w:r>
-              <w:t>screen.blit</w:t>
-            </w:r>
-            <w:proofErr w:type="spellEnd"/>
-            <w:proofErr w:type="gramEnd"/>
-            <w:r>
-              <w:t>[image, “ace-of-spades.png”]</w:t>
+            <w:r>
+              <w:t>AcS[1] = screen.blit[image, “ace-of-spades.png”]</w:t>
             </w:r>
           </w:p>
         </w:tc>
@@ -23817,23 +22270,7 @@
           </w:tcPr>
           <w:p>
             <w:r>
-              <w:t xml:space="preserve">The </w:t>
-            </w:r>
-            <w:proofErr w:type="spellStart"/>
-            <w:r>
-              <w:t>DealCards</w:t>
-            </w:r>
-            <w:proofErr w:type="spellEnd"/>
-            <w:r>
-              <w:t xml:space="preserve"> subroutine takes 2 parameters which are used to know which player the cards are being credited to and “</w:t>
-            </w:r>
-            <w:proofErr w:type="spellStart"/>
-            <w:r>
-              <w:t>nCards</w:t>
-            </w:r>
-            <w:proofErr w:type="spellEnd"/>
-            <w:r>
-              <w:t>” being the number of cards being given.</w:t>
+              <w:t>The DealCards subroutine takes 2 parameters which are used to know which player the cards are being credited to and “nCards” being the number of cards being given.</w:t>
             </w:r>
           </w:p>
           <w:p>
@@ -23847,44 +22284,12 @@
           <w:p/>
           <w:p>
             <w:r>
-              <w:t xml:space="preserve">There is a check if there </w:t>
-            </w:r>
-            <w:proofErr w:type="gramStart"/>
-            <w:r>
-              <w:t>is</w:t>
-            </w:r>
-            <w:proofErr w:type="gramEnd"/>
-            <w:r>
-              <w:t xml:space="preserve"> enough cards to give </w:t>
-            </w:r>
-            <w:proofErr w:type="gramStart"/>
-            <w:r>
-              <w:t>out(</w:t>
-            </w:r>
-            <w:proofErr w:type="gramEnd"/>
-            <w:r>
-              <w:t>is the number of cards more than the number of cards in shuffled deck)</w:t>
-            </w:r>
-          </w:p>
-          <w:p>
-            <w:r>
-              <w:t xml:space="preserve">If there aren’t enough </w:t>
-            </w:r>
-            <w:proofErr w:type="gramStart"/>
-            <w:r>
-              <w:t>cards</w:t>
-            </w:r>
-            <w:proofErr w:type="gramEnd"/>
-            <w:r>
-              <w:t xml:space="preserve"> then </w:t>
-            </w:r>
-            <w:proofErr w:type="gramStart"/>
-            <w:r>
-              <w:t>The</w:t>
-            </w:r>
-            <w:proofErr w:type="gramEnd"/>
-            <w:r>
-              <w:t xml:space="preserve"> subroutine ends without dealing any cards</w:t>
+              <w:t>There is a check if there is enough cards to give out(is the number of cards more than the number of cards in shuffled deck)</w:t>
+            </w:r>
+          </w:p>
+          <w:p>
+            <w:r>
+              <w:t>If there aren’t enough cards then The subroutine ends without dealing any cards</w:t>
             </w:r>
             <w:r>
               <w:t xml:space="preserve"> or removing any from the shuffled deck</w:t>
@@ -23893,23 +22298,7 @@
           <w:p/>
           <w:p>
             <w:r>
-              <w:t xml:space="preserve">If there </w:t>
-            </w:r>
-            <w:proofErr w:type="gramStart"/>
-            <w:r>
-              <w:t>is</w:t>
-            </w:r>
-            <w:proofErr w:type="gramEnd"/>
-            <w:r>
-              <w:t xml:space="preserve"> enough </w:t>
-            </w:r>
-            <w:proofErr w:type="gramStart"/>
-            <w:r>
-              <w:t>cards</w:t>
-            </w:r>
-            <w:proofErr w:type="gramEnd"/>
-            <w:r>
-              <w:t xml:space="preserve"> the cards are added to the player</w:t>
+              <w:t>If there is enough cards the cards are added to the player</w:t>
             </w:r>
             <w:r>
               <w:t xml:space="preserve"> (passed as a parameter)</w:t>
@@ -24043,15 +22432,7 @@
           <w:p/>
           <w:p>
             <w:r>
-              <w:t xml:space="preserve">The ordered deck of cards is used to be </w:t>
-            </w:r>
-            <w:proofErr w:type="gramStart"/>
-            <w:r>
-              <w:t>shuffled</w:t>
-            </w:r>
-            <w:proofErr w:type="gramEnd"/>
-            <w:r>
-              <w:t xml:space="preserve"> and the shuffled version is the shuffled deck and the ordered deck remains the same</w:t>
+              <w:t>The ordered deck of cards is used to be shuffled and the shuffled version is the shuffled deck and the ordered deck remains the same</w:t>
             </w:r>
           </w:p>
           <w:p/>
@@ -24151,15 +22532,7 @@
           </w:tcPr>
           <w:p>
             <w:r>
-              <w:t>This is the flowchart of the card integration it will be inputted a card from the user and that card will be checked to see if it is in the shuffled deck. If it is it will be removed from the shuffled deck and added to the specific player but if it isn’t then the user will be prompted to re-enter a card until it is one existing in the shuffled deck. This process is repeated for the number of cards “</w:t>
-            </w:r>
-            <w:proofErr w:type="spellStart"/>
-            <w:r>
-              <w:t>nCards</w:t>
-            </w:r>
-            <w:proofErr w:type="spellEnd"/>
-            <w:r>
-              <w:t xml:space="preserve">” which when all the cards have been added will end the subroutine </w:t>
+              <w:t xml:space="preserve">This is the flowchart of the card integration it will be inputted a card from the user and that card will be checked to see if it is in the shuffled deck. If it is it will be removed from the shuffled deck and added to the specific player but if it isn’t then the user will be prompted to re-enter a card until it is one existing in the shuffled deck. This process is repeated for the number of cards “nCards” which when all the cards have been added will end the subroutine </w:t>
             </w:r>
           </w:p>
           <w:p/>
@@ -24183,23 +22556,7 @@
                 <w:b/>
                 <w:bCs/>
               </w:rPr>
-              <w:t xml:space="preserve">Card </w:t>
-            </w:r>
-            <w:proofErr w:type="gramStart"/>
-            <w:r>
-              <w:rPr>
-                <w:b/>
-                <w:bCs/>
-              </w:rPr>
-              <w:t>values(</w:t>
-            </w:r>
-            <w:proofErr w:type="gramEnd"/>
-            <w:r>
-              <w:rPr>
-                <w:b/>
-                <w:bCs/>
-              </w:rPr>
-              <w:t>and suit) Subroutine</w:t>
+              <w:t>Card values(and suit) Subroutine</w:t>
             </w:r>
           </w:p>
         </w:tc>
@@ -24274,13 +22631,8 @@
           </w:tcPr>
           <w:p>
             <w:r>
-              <w:t xml:space="preserve">Card value takes 2 parameters: card and </w:t>
-            </w:r>
-            <w:proofErr w:type="spellStart"/>
-            <w:r>
-              <w:t>gamemode</w:t>
-            </w:r>
-            <w:proofErr w:type="spellEnd"/>
+              <w:t>Card value takes 2 parameters: card and gamemode</w:t>
+            </w:r>
           </w:p>
           <w:p/>
           <w:p>
@@ -24317,15 +22669,7 @@
           <w:p/>
           <w:p>
             <w:r>
-              <w:t xml:space="preserve">Depending on </w:t>
-            </w:r>
-            <w:proofErr w:type="spellStart"/>
-            <w:r>
-              <w:t>gamemode</w:t>
-            </w:r>
-            <w:proofErr w:type="spellEnd"/>
-            <w:r>
-              <w:t xml:space="preserve"> different cards are assigned different values</w:t>
+              <w:t>Depending on gamemode different cards are assigned different values</w:t>
             </w:r>
           </w:p>
           <w:p/>
@@ -24407,23 +22751,7 @@
         </w:numPr>
       </w:pPr>
       <w:r>
-        <w:t xml:space="preserve">Shuffled deck will be a </w:t>
-      </w:r>
-      <w:proofErr w:type="gramStart"/>
-      <w:r>
-        <w:t>queue</w:t>
-      </w:r>
-      <w:proofErr w:type="gramEnd"/>
-      <w:r>
-        <w:t xml:space="preserve"> and the dealing algorithm will dequeue the “card” at the front of the queue</w:t>
-      </w:r>
-      <w:proofErr w:type="gramStart"/>
-      <w:r>
-        <w:t>/”deck</w:t>
-      </w:r>
-      <w:proofErr w:type="gramEnd"/>
-      <w:r>
-        <w:t>”</w:t>
+        <w:t>Shuffled deck will be a queue and the dealing algorithm will dequeue the “card” at the front of the queue/”deck”</w:t>
       </w:r>
     </w:p>
     <w:p>
@@ -24539,21 +22867,7 @@
           <w:rPr>
             <w:rStyle w:val="Hyperlink"/>
           </w:rPr>
-          <w:t xml:space="preserve">Python Random </w:t>
-        </w:r>
-        <w:proofErr w:type="gramStart"/>
-        <w:r>
-          <w:rPr>
-            <w:rStyle w:val="Hyperlink"/>
-          </w:rPr>
-          <w:t>shuffle(</w:t>
-        </w:r>
-        <w:proofErr w:type="gramEnd"/>
-        <w:r>
-          <w:rPr>
-            <w:rStyle w:val="Hyperlink"/>
-          </w:rPr>
-          <w:t>) Method</w:t>
+          <w:t>Python Random shuffle() Method</w:t>
         </w:r>
       </w:hyperlink>
     </w:p>
@@ -24608,7 +22922,7 @@
                 <w:lang w:eastAsia="en-GB"/>
               </w:rPr>
               <w:drawing>
-                <wp:inline distT="0" distB="0" distL="0" distR="0" wp14:anchorId="174E0343" wp14:editId="5A6A9200">
+                <wp:inline distT="0" distB="0" distL="0" distR="0" wp14:anchorId="174E0343" wp14:editId="41E5602B">
                   <wp:extent cx="2944994" cy="1211283"/>
                   <wp:effectExtent l="0" t="0" r="8255" b="8255"/>
                   <wp:docPr id="1909004241" name="Picture 1"/>
@@ -24747,21 +23061,8 @@
             </w:r>
           </w:p>
           <w:p>
-            <w:proofErr w:type="gramStart"/>
-            <w:r>
-              <w:t>Ultimately</w:t>
-            </w:r>
-            <w:proofErr w:type="gramEnd"/>
-            <w:r>
-              <w:t xml:space="preserve"> I opted with Picture one as the codes readability is much better and helping with future maintenance and debugging and ease of GUI creation each card will have an image of it assigned to it. </w:t>
-            </w:r>
-            <w:proofErr w:type="spellStart"/>
-            <w:r>
-              <w:t>E.g</w:t>
-            </w:r>
-            <w:proofErr w:type="spellEnd"/>
-            <w:r>
-              <w:t xml:space="preserve"> 1s image is 1s.png</w:t>
+            <w:r>
+              <w:t>Ultimately I opted with Picture one as the codes readability is much better and helping with future maintenance and debugging and ease of GUI creation each card will have an image of it assigned to it. E.g 1s image is 1s.png</w:t>
             </w:r>
           </w:p>
           <w:p/>
@@ -24882,31 +23183,7 @@
           </w:tcPr>
           <w:p>
             <w:r>
-              <w:t xml:space="preserve">Testing </w:t>
-            </w:r>
-            <w:proofErr w:type="gramStart"/>
-            <w:r>
-              <w:t>this highlighted problems</w:t>
-            </w:r>
-            <w:proofErr w:type="gramEnd"/>
-            <w:r>
-              <w:t xml:space="preserve"> that would </w:t>
-            </w:r>
-            <w:proofErr w:type="gramStart"/>
-            <w:r>
-              <w:t>of</w:t>
-            </w:r>
-            <w:proofErr w:type="gramEnd"/>
-            <w:r>
-              <w:t xml:space="preserve"> caused </w:t>
-            </w:r>
-            <w:proofErr w:type="spellStart"/>
-            <w:r>
-              <w:t>distruption</w:t>
-            </w:r>
-            <w:proofErr w:type="spellEnd"/>
-            <w:r>
-              <w:t xml:space="preserve"> later down the line.</w:t>
+              <w:t>Testing this highlighted problems that would of caused distruption later down the line.</w:t>
             </w:r>
           </w:p>
           <w:p>
@@ -24923,28 +23200,7 @@
               </w:numPr>
             </w:pPr>
             <w:r>
-              <w:t xml:space="preserve">They weren’t all the same string length </w:t>
-            </w:r>
-            <w:proofErr w:type="spellStart"/>
-            <w:r>
-              <w:t>e.g</w:t>
-            </w:r>
-            <w:proofErr w:type="spellEnd"/>
-            <w:proofErr w:type="gramStart"/>
-            <w:r>
-              <w:t xml:space="preserve">   “</w:t>
-            </w:r>
-            <w:proofErr w:type="gramEnd"/>
-            <w:r>
-              <w:t>1</w:t>
-            </w:r>
-            <w:proofErr w:type="gramStart"/>
-            <w:r>
-              <w:t>s”  and</w:t>
-            </w:r>
-            <w:proofErr w:type="gramEnd"/>
-            <w:r>
-              <w:t xml:space="preserve">  “10s”</w:t>
+              <w:t>They weren’t all the same string length e.g   “1s”  and  “10s”</w:t>
             </w:r>
           </w:p>
           <w:p>
@@ -24968,35 +23224,11 @@
               </w:numPr>
             </w:pPr>
             <w:r>
-              <w:t xml:space="preserve">I changed the values such that the first 2 characters indicate the </w:t>
-            </w:r>
-            <w:proofErr w:type="gramStart"/>
-            <w:r>
-              <w:t>value</w:t>
-            </w:r>
-            <w:proofErr w:type="gramEnd"/>
-            <w:r>
-              <w:t xml:space="preserve"> and the last character indicates the suit the suit letter being capitalised as now the </w:t>
+              <w:t xml:space="preserve">I changed the values such that the first 2 characters indicate the value and the last character indicates the suit the suit letter being capitalised as now the </w:t>
             </w:r>
             <w:r>
               <w:lastRenderedPageBreak/>
-              <w:t xml:space="preserve">face cards and ace are two letters long which means I also capitalise the first letter of them </w:t>
-            </w:r>
-            <w:proofErr w:type="spellStart"/>
-            <w:r>
-              <w:t>e.g</w:t>
-            </w:r>
-            <w:proofErr w:type="spellEnd"/>
-            <w:r>
-              <w:t xml:space="preserve"> “</w:t>
-            </w:r>
-            <w:proofErr w:type="spellStart"/>
-            <w:r>
-              <w:t>KiS</w:t>
-            </w:r>
-            <w:proofErr w:type="spellEnd"/>
-            <w:r>
-              <w:t>”.</w:t>
+              <w:t>face cards and ace are two letters long which means I also capitalise the first letter of them e.g “KiS”.</w:t>
             </w:r>
           </w:p>
           <w:p>
@@ -25240,55 +23472,7 @@
                 <w:rFonts w:asciiTheme="majorHAnsi" w:eastAsia="Cambria Math" w:hAnsiTheme="majorHAnsi"/>
                 <w:lang w:eastAsia="ja-JP"/>
               </w:rPr>
-              <w:t xml:space="preserve">This function takes standard deck as a parameter as standard deck will remain a constant. The global variables </w:t>
-            </w:r>
-            <w:proofErr w:type="spellStart"/>
-            <w:r>
-              <w:rPr>
-                <w:rFonts w:asciiTheme="majorHAnsi" w:eastAsia="Cambria Math" w:hAnsiTheme="majorHAnsi"/>
-                <w:lang w:eastAsia="ja-JP"/>
-              </w:rPr>
-              <w:t>shuffled_</w:t>
-            </w:r>
-            <w:proofErr w:type="gramStart"/>
-            <w:r>
-              <w:rPr>
-                <w:rFonts w:asciiTheme="majorHAnsi" w:eastAsia="Cambria Math" w:hAnsiTheme="majorHAnsi"/>
-                <w:lang w:eastAsia="ja-JP"/>
-              </w:rPr>
-              <w:t>deck</w:t>
-            </w:r>
-            <w:proofErr w:type="spellEnd"/>
-            <w:r>
-              <w:rPr>
-                <w:rFonts w:asciiTheme="majorHAnsi" w:eastAsia="Cambria Math" w:hAnsiTheme="majorHAnsi"/>
-                <w:lang w:eastAsia="ja-JP"/>
-              </w:rPr>
-              <w:t xml:space="preserve"> ,</w:t>
-            </w:r>
-            <w:proofErr w:type="gramEnd"/>
-            <w:r>
-              <w:rPr>
-                <w:rFonts w:asciiTheme="majorHAnsi" w:eastAsia="Cambria Math" w:hAnsiTheme="majorHAnsi"/>
-                <w:lang w:eastAsia="ja-JP"/>
-              </w:rPr>
-              <w:t xml:space="preserve"> </w:t>
-            </w:r>
-            <w:proofErr w:type="gramStart"/>
-            <w:r>
-              <w:rPr>
-                <w:rFonts w:asciiTheme="majorHAnsi" w:eastAsia="Cambria Math" w:hAnsiTheme="majorHAnsi"/>
-                <w:lang w:eastAsia="ja-JP"/>
-              </w:rPr>
-              <w:t>head ,</w:t>
-            </w:r>
-            <w:proofErr w:type="gramEnd"/>
-            <w:r>
-              <w:rPr>
-                <w:rFonts w:asciiTheme="majorHAnsi" w:eastAsia="Cambria Math" w:hAnsiTheme="majorHAnsi"/>
-                <w:lang w:eastAsia="ja-JP"/>
-              </w:rPr>
-              <w:t xml:space="preserve"> tail are changed within the function (resetting it to a full deck) and will be used within the other card subroutines.</w:t>
+              <w:t>This function takes standard deck as a parameter as standard deck will remain a constant. The global variables shuffled_deck , head , tail are changed within the function (resetting it to a full deck) and will be used within the other card subroutines.</w:t>
             </w:r>
           </w:p>
           <w:p>
@@ -25303,23 +23487,12 @@
                 <w:lang w:eastAsia="ja-JP"/>
               </w:rPr>
             </w:pPr>
-            <w:proofErr w:type="spellStart"/>
-            <w:proofErr w:type="gramStart"/>
             <w:r>
               <w:rPr>
                 <w:rFonts w:asciiTheme="majorHAnsi" w:eastAsia="Cambria Math" w:hAnsiTheme="majorHAnsi"/>
                 <w:lang w:eastAsia="ja-JP"/>
               </w:rPr>
-              <w:t>random.shuffle</w:t>
-            </w:r>
-            <w:proofErr w:type="spellEnd"/>
-            <w:proofErr w:type="gramEnd"/>
-            <w:r>
-              <w:rPr>
-                <w:rFonts w:asciiTheme="majorHAnsi" w:eastAsia="Cambria Math" w:hAnsiTheme="majorHAnsi"/>
-                <w:lang w:eastAsia="ja-JP"/>
-              </w:rPr>
-              <w:t>() is a built-in method in the random module of python. I have decided to do this as it makes the code much more readable and saves me time coding a bare bone shuffling algorithm</w:t>
+              <w:t>random.shuffle() is a built-in method in the random module of python. I have decided to do this as it makes the code much more readable and saves me time coding a bare bone shuffling algorithm</w:t>
             </w:r>
           </w:p>
           <w:p>
@@ -25339,23 +23512,7 @@
                 <w:rFonts w:asciiTheme="majorHAnsi" w:eastAsia="Cambria Math" w:hAnsiTheme="majorHAnsi"/>
                 <w:lang w:eastAsia="ja-JP"/>
               </w:rPr>
-              <w:t xml:space="preserve">Treating the shuffled cards with a queue like fashion using pointers head and tail where cards will be handed out from the front(head). The tail has no use as of this </w:t>
-            </w:r>
-            <w:proofErr w:type="gramStart"/>
-            <w:r>
-              <w:rPr>
-                <w:rFonts w:asciiTheme="majorHAnsi" w:eastAsia="Cambria Math" w:hAnsiTheme="majorHAnsi"/>
-                <w:lang w:eastAsia="ja-JP"/>
-              </w:rPr>
-              <w:t>time</w:t>
-            </w:r>
-            <w:proofErr w:type="gramEnd"/>
-            <w:r>
-              <w:rPr>
-                <w:rFonts w:asciiTheme="majorHAnsi" w:eastAsia="Cambria Math" w:hAnsiTheme="majorHAnsi"/>
-                <w:lang w:eastAsia="ja-JP"/>
-              </w:rPr>
-              <w:t xml:space="preserve"> but I have instantiated a </w:t>
+              <w:t xml:space="preserve">Treating the shuffled cards with a queue like fashion using pointers head and tail where cards will be handed out from the front(head). The tail has no use as of this time but I have instantiated a </w:t>
             </w:r>
             <w:r>
               <w:rPr>
@@ -25516,133 +23673,44 @@
                 <w:rFonts w:asciiTheme="majorHAnsi" w:eastAsia="Cambria Math" w:hAnsiTheme="majorHAnsi"/>
                 <w:lang w:eastAsia="ja-JP"/>
               </w:rPr>
-              <w:t xml:space="preserve">The </w:t>
-            </w:r>
-            <w:proofErr w:type="spellStart"/>
-            <w:r>
+              <w:t>The DealCards function takes in parameters player and nCards allowing for it to be reused no matter the number of cards being delt and to who.</w:t>
+            </w:r>
+          </w:p>
+          <w:p>
+            <w:pPr>
               <w:rPr>
                 <w:rFonts w:asciiTheme="majorHAnsi" w:eastAsia="Cambria Math" w:hAnsiTheme="majorHAnsi"/>
                 <w:lang w:eastAsia="ja-JP"/>
               </w:rPr>
-              <w:t>DealCards</w:t>
-            </w:r>
-            <w:proofErr w:type="spellEnd"/>
+            </w:pPr>
             <w:r>
               <w:rPr>
                 <w:rFonts w:asciiTheme="majorHAnsi" w:eastAsia="Cambria Math" w:hAnsiTheme="majorHAnsi"/>
                 <w:lang w:eastAsia="ja-JP"/>
               </w:rPr>
-              <w:t xml:space="preserve"> function takes in parameters player and </w:t>
-            </w:r>
-            <w:proofErr w:type="spellStart"/>
-            <w:r>
+              <w:t>shuffled_Deck and head is globalised so their values can be used and edited.</w:t>
+            </w:r>
+          </w:p>
+          <w:p>
+            <w:pPr>
               <w:rPr>
                 <w:rFonts w:asciiTheme="majorHAnsi" w:eastAsia="Cambria Math" w:hAnsiTheme="majorHAnsi"/>
                 <w:lang w:eastAsia="ja-JP"/>
               </w:rPr>
-              <w:t>nCards</w:t>
-            </w:r>
-            <w:proofErr w:type="spellEnd"/>
+            </w:pPr>
             <w:r>
               <w:rPr>
                 <w:rFonts w:asciiTheme="majorHAnsi" w:eastAsia="Cambria Math" w:hAnsiTheme="majorHAnsi"/>
                 <w:lang w:eastAsia="ja-JP"/>
               </w:rPr>
-              <w:t xml:space="preserve"> allowing for it to be reused no matter the number of cards being delt and to who.</w:t>
-            </w:r>
-          </w:p>
-          <w:p>
-            <w:pPr>
+              <w:t xml:space="preserve">The subroutine is internally looped for the number of cards (nCards) that will be delt each loop assigning the </w:t>
+            </w:r>
+            <w:r>
               <w:rPr>
                 <w:rFonts w:asciiTheme="majorHAnsi" w:eastAsia="Cambria Math" w:hAnsiTheme="majorHAnsi"/>
                 <w:lang w:eastAsia="ja-JP"/>
               </w:rPr>
-            </w:pPr>
-            <w:proofErr w:type="spellStart"/>
-            <w:r>
-              <w:rPr>
-                <w:rFonts w:asciiTheme="majorHAnsi" w:eastAsia="Cambria Math" w:hAnsiTheme="majorHAnsi"/>
-                <w:lang w:eastAsia="ja-JP"/>
-              </w:rPr>
-              <w:t>shuffled_Deck</w:t>
-            </w:r>
-            <w:proofErr w:type="spellEnd"/>
-            <w:r>
-              <w:rPr>
-                <w:rFonts w:asciiTheme="majorHAnsi" w:eastAsia="Cambria Math" w:hAnsiTheme="majorHAnsi"/>
-                <w:lang w:eastAsia="ja-JP"/>
-              </w:rPr>
-              <w:t xml:space="preserve"> and head is globalised so their values can be used and edited.</w:t>
-            </w:r>
-          </w:p>
-          <w:p>
-            <w:pPr>
-              <w:rPr>
-                <w:rFonts w:asciiTheme="majorHAnsi" w:eastAsia="Cambria Math" w:hAnsiTheme="majorHAnsi"/>
-                <w:lang w:eastAsia="ja-JP"/>
-              </w:rPr>
-            </w:pPr>
-            <w:r>
-              <w:rPr>
-                <w:rFonts w:asciiTheme="majorHAnsi" w:eastAsia="Cambria Math" w:hAnsiTheme="majorHAnsi"/>
-                <w:lang w:eastAsia="ja-JP"/>
-              </w:rPr>
-              <w:t>The subroutine is internally looped for the number of cards (</w:t>
-            </w:r>
-            <w:proofErr w:type="spellStart"/>
-            <w:r>
-              <w:rPr>
-                <w:rFonts w:asciiTheme="majorHAnsi" w:eastAsia="Cambria Math" w:hAnsiTheme="majorHAnsi"/>
-                <w:lang w:eastAsia="ja-JP"/>
-              </w:rPr>
-              <w:t>nCards</w:t>
-            </w:r>
-            <w:proofErr w:type="spellEnd"/>
-            <w:r>
-              <w:rPr>
-                <w:rFonts w:asciiTheme="majorHAnsi" w:eastAsia="Cambria Math" w:hAnsiTheme="majorHAnsi"/>
-                <w:lang w:eastAsia="ja-JP"/>
-              </w:rPr>
-              <w:t xml:space="preserve">) that will be delt each loop assigning the </w:t>
-            </w:r>
-            <w:r>
-              <w:rPr>
-                <w:rFonts w:asciiTheme="majorHAnsi" w:eastAsia="Cambria Math" w:hAnsiTheme="majorHAnsi"/>
-                <w:lang w:eastAsia="ja-JP"/>
-              </w:rPr>
-              <w:t>card to a buffer (local) variable called “</w:t>
-            </w:r>
-            <w:proofErr w:type="gramStart"/>
-            <w:r>
-              <w:rPr>
-                <w:rFonts w:asciiTheme="majorHAnsi" w:eastAsia="Cambria Math" w:hAnsiTheme="majorHAnsi"/>
-                <w:lang w:eastAsia="ja-JP"/>
-              </w:rPr>
-              <w:t>card”  then</w:t>
-            </w:r>
-            <w:proofErr w:type="gramEnd"/>
-            <w:r>
-              <w:rPr>
-                <w:rFonts w:asciiTheme="majorHAnsi" w:eastAsia="Cambria Math" w:hAnsiTheme="majorHAnsi"/>
-                <w:lang w:eastAsia="ja-JP"/>
-              </w:rPr>
-              <w:t xml:space="preserve"> removed from the shuffled cards using the </w:t>
-            </w:r>
-            <w:proofErr w:type="gramStart"/>
-            <w:r>
-              <w:rPr>
-                <w:rFonts w:asciiTheme="majorHAnsi" w:eastAsia="Cambria Math" w:hAnsiTheme="majorHAnsi"/>
-                <w:lang w:eastAsia="ja-JP"/>
-              </w:rPr>
-              <w:t>pop(</w:t>
-            </w:r>
-            <w:proofErr w:type="gramEnd"/>
-            <w:r>
-              <w:rPr>
-                <w:rFonts w:asciiTheme="majorHAnsi" w:eastAsia="Cambria Math" w:hAnsiTheme="majorHAnsi"/>
-                <w:lang w:eastAsia="ja-JP"/>
-              </w:rPr>
-              <w:t>) built-in method for list handling.</w:t>
+              <w:t>card to a buffer (local) variable called “card”  then removed from the shuffled cards using the pop() built-in method for list handling.</w:t>
             </w:r>
           </w:p>
           <w:p>
@@ -25662,23 +23730,7 @@
                 <w:rFonts w:asciiTheme="majorHAnsi" w:eastAsia="Cambria Math" w:hAnsiTheme="majorHAnsi"/>
                 <w:lang w:eastAsia="ja-JP"/>
               </w:rPr>
-              <w:t xml:space="preserve">The pointer of the head of the queue is </w:t>
-            </w:r>
-            <w:proofErr w:type="spellStart"/>
-            <w:r>
-              <w:rPr>
-                <w:rFonts w:asciiTheme="majorHAnsi" w:eastAsia="Cambria Math" w:hAnsiTheme="majorHAnsi"/>
-                <w:lang w:eastAsia="ja-JP"/>
-              </w:rPr>
-              <w:t>cremented</w:t>
-            </w:r>
-            <w:proofErr w:type="spellEnd"/>
-            <w:r>
-              <w:rPr>
-                <w:rFonts w:asciiTheme="majorHAnsi" w:eastAsia="Cambria Math" w:hAnsiTheme="majorHAnsi"/>
-                <w:lang w:eastAsia="ja-JP"/>
-              </w:rPr>
-              <w:t xml:space="preserve">/decreased by 1 as the card </w:t>
+              <w:t xml:space="preserve">The pointer of the head of the queue is cremented/decreased by 1 as the card </w:t>
             </w:r>
             <w:r>
               <w:rPr>
@@ -25722,23 +23774,7 @@
                 <w:rFonts w:asciiTheme="majorHAnsi" w:eastAsia="Cambria Math" w:hAnsiTheme="majorHAnsi"/>
                 <w:lang w:eastAsia="ja-JP"/>
               </w:rPr>
-              <w:t xml:space="preserve">The card is added to the </w:t>
-            </w:r>
-            <w:proofErr w:type="spellStart"/>
-            <w:r>
-              <w:rPr>
-                <w:rFonts w:asciiTheme="majorHAnsi" w:eastAsia="Cambria Math" w:hAnsiTheme="majorHAnsi"/>
-                <w:lang w:eastAsia="ja-JP"/>
-              </w:rPr>
-              <w:t>playerCard</w:t>
-            </w:r>
-            <w:proofErr w:type="spellEnd"/>
-            <w:r>
-              <w:rPr>
-                <w:rFonts w:asciiTheme="majorHAnsi" w:eastAsia="Cambria Math" w:hAnsiTheme="majorHAnsi"/>
-                <w:lang w:eastAsia="ja-JP"/>
-              </w:rPr>
-              <w:t xml:space="preserve"> list</w:t>
+              <w:t>The card is added to the playerCard list</w:t>
             </w:r>
           </w:p>
           <w:p>
@@ -25840,46 +23876,42 @@
                 <w:rFonts w:asciiTheme="majorHAnsi" w:eastAsia="Cambria Math" w:hAnsiTheme="majorHAnsi"/>
                 <w:lang w:eastAsia="ja-JP"/>
               </w:rPr>
-              <w:t xml:space="preserve">I tested the dealing of the </w:t>
-            </w:r>
-            <w:proofErr w:type="gramStart"/>
+              <w:t xml:space="preserve">I tested the dealing of the cards and it passed without repeating any cards and removing the delt cards from the shuffled list. However it brought to my attention that the total amount of cards left was 48 even though 8 were removed and the total before dealing is supposed to be 52. It turned out I mistakenly included an extra value of cards </w:t>
+            </w:r>
             <w:r>
               <w:rPr>
                 <w:rFonts w:asciiTheme="majorHAnsi" w:eastAsia="Cambria Math" w:hAnsiTheme="majorHAnsi"/>
                 <w:lang w:eastAsia="ja-JP"/>
               </w:rPr>
-              <w:t>cards</w:t>
-            </w:r>
-            <w:proofErr w:type="gramEnd"/>
+              <w:t>["0</w:t>
+            </w:r>
             <w:r>
               <w:rPr>
                 <w:rFonts w:asciiTheme="majorHAnsi" w:eastAsia="Cambria Math" w:hAnsiTheme="majorHAnsi"/>
                 <w:lang w:eastAsia="ja-JP"/>
               </w:rPr>
-              <w:t xml:space="preserve"> and it passed without repeating any cards and removing the delt cards from the shuffled list. </w:t>
-            </w:r>
-            <w:proofErr w:type="gramStart"/>
+              <w:t>1</w:t>
+            </w:r>
             <w:r>
               <w:rPr>
                 <w:rFonts w:asciiTheme="majorHAnsi" w:eastAsia="Cambria Math" w:hAnsiTheme="majorHAnsi"/>
                 <w:lang w:eastAsia="ja-JP"/>
               </w:rPr>
-              <w:t>However</w:t>
-            </w:r>
-            <w:proofErr w:type="gramEnd"/>
+              <w:t>S","0</w:t>
+            </w:r>
             <w:r>
               <w:rPr>
                 <w:rFonts w:asciiTheme="majorHAnsi" w:eastAsia="Cambria Math" w:hAnsiTheme="majorHAnsi"/>
                 <w:lang w:eastAsia="ja-JP"/>
               </w:rPr>
-              <w:t xml:space="preserve"> it brought to my attention that the total amount of cards left was 48 even though 8 were removed and the total before dealing is supposed to be 52. It turned out I mistakenly included an extra value of cards </w:t>
+              <w:t>1</w:t>
             </w:r>
             <w:r>
               <w:rPr>
                 <w:rFonts w:asciiTheme="majorHAnsi" w:eastAsia="Cambria Math" w:hAnsiTheme="majorHAnsi"/>
                 <w:lang w:eastAsia="ja-JP"/>
               </w:rPr>
-              <w:t>["0</w:t>
+              <w:t>H","0</w:t>
             </w:r>
             <w:r>
               <w:rPr>
@@ -25893,7 +23925,7 @@
                 <w:rFonts w:asciiTheme="majorHAnsi" w:eastAsia="Cambria Math" w:hAnsiTheme="majorHAnsi"/>
                 <w:lang w:eastAsia="ja-JP"/>
               </w:rPr>
-              <w:t>S","0</w:t>
+              <w:t>D","0</w:t>
             </w:r>
             <w:r>
               <w:rPr>
@@ -25907,107 +23939,29 @@
                 <w:rFonts w:asciiTheme="majorHAnsi" w:eastAsia="Cambria Math" w:hAnsiTheme="majorHAnsi"/>
                 <w:lang w:eastAsia="ja-JP"/>
               </w:rPr>
-              <w:t>H","0</w:t>
+              <w:t>C"]</w:t>
             </w:r>
             <w:r>
               <w:rPr>
                 <w:rFonts w:asciiTheme="majorHAnsi" w:eastAsia="Cambria Math" w:hAnsiTheme="majorHAnsi"/>
                 <w:lang w:eastAsia="ja-JP"/>
               </w:rPr>
-              <w:t>1</w:t>
-            </w:r>
-            <w:r>
+              <w:t xml:space="preserve"> which do not exist in real life.</w:t>
+            </w:r>
+          </w:p>
+          <w:p>
+            <w:pPr>
               <w:rPr>
                 <w:rFonts w:asciiTheme="majorHAnsi" w:eastAsia="Cambria Math" w:hAnsiTheme="majorHAnsi"/>
                 <w:lang w:eastAsia="ja-JP"/>
               </w:rPr>
-              <w:t>D","0</w:t>
-            </w:r>
+            </w:pPr>
             <w:r>
               <w:rPr>
                 <w:rFonts w:asciiTheme="majorHAnsi" w:eastAsia="Cambria Math" w:hAnsiTheme="majorHAnsi"/>
                 <w:lang w:eastAsia="ja-JP"/>
               </w:rPr>
-              <w:t>1</w:t>
-            </w:r>
-            <w:r>
-              <w:rPr>
-                <w:rFonts w:asciiTheme="majorHAnsi" w:eastAsia="Cambria Math" w:hAnsiTheme="majorHAnsi"/>
-                <w:lang w:eastAsia="ja-JP"/>
-              </w:rPr>
-              <w:t>C"]</w:t>
-            </w:r>
-            <w:r>
-              <w:rPr>
-                <w:rFonts w:asciiTheme="majorHAnsi" w:eastAsia="Cambria Math" w:hAnsiTheme="majorHAnsi"/>
-                <w:lang w:eastAsia="ja-JP"/>
-              </w:rPr>
-              <w:t xml:space="preserve"> which do not exist in real life.</w:t>
-            </w:r>
-          </w:p>
-          <w:p>
-            <w:pPr>
-              <w:rPr>
-                <w:rFonts w:asciiTheme="majorHAnsi" w:eastAsia="Cambria Math" w:hAnsiTheme="majorHAnsi"/>
-                <w:lang w:eastAsia="ja-JP"/>
-              </w:rPr>
-            </w:pPr>
-            <w:r>
-              <w:rPr>
-                <w:rFonts w:asciiTheme="majorHAnsi" w:eastAsia="Cambria Math" w:hAnsiTheme="majorHAnsi"/>
-                <w:lang w:eastAsia="ja-JP"/>
-              </w:rPr>
-              <w:t xml:space="preserve">I corrected this shortly after and the </w:t>
-            </w:r>
-            <w:proofErr w:type="spellStart"/>
-            <w:proofErr w:type="gramStart"/>
-            <w:r>
-              <w:rPr>
-                <w:rFonts w:asciiTheme="majorHAnsi" w:eastAsia="Cambria Math" w:hAnsiTheme="majorHAnsi"/>
-                <w:lang w:eastAsia="ja-JP"/>
-              </w:rPr>
-              <w:t>DealCards</w:t>
-            </w:r>
-            <w:proofErr w:type="spellEnd"/>
-            <w:r>
-              <w:rPr>
-                <w:rFonts w:asciiTheme="majorHAnsi" w:eastAsia="Cambria Math" w:hAnsiTheme="majorHAnsi"/>
-                <w:lang w:eastAsia="ja-JP"/>
-              </w:rPr>
-              <w:t>(</w:t>
-            </w:r>
-            <w:proofErr w:type="gramEnd"/>
-            <w:r>
-              <w:rPr>
-                <w:rFonts w:asciiTheme="majorHAnsi" w:eastAsia="Cambria Math" w:hAnsiTheme="majorHAnsi"/>
-                <w:lang w:eastAsia="ja-JP"/>
-              </w:rPr>
-              <w:t xml:space="preserve">) and </w:t>
-            </w:r>
-            <w:proofErr w:type="spellStart"/>
-            <w:proofErr w:type="gramStart"/>
-            <w:r>
-              <w:rPr>
-                <w:rFonts w:asciiTheme="majorHAnsi" w:eastAsia="Cambria Math" w:hAnsiTheme="majorHAnsi"/>
-                <w:lang w:eastAsia="ja-JP"/>
-              </w:rPr>
-              <w:t>ShuffleCards</w:t>
-            </w:r>
-            <w:proofErr w:type="spellEnd"/>
-            <w:r>
-              <w:rPr>
-                <w:rFonts w:asciiTheme="majorHAnsi" w:eastAsia="Cambria Math" w:hAnsiTheme="majorHAnsi"/>
-                <w:lang w:eastAsia="ja-JP"/>
-              </w:rPr>
-              <w:t>(</w:t>
-            </w:r>
-            <w:proofErr w:type="gramEnd"/>
-            <w:r>
-              <w:rPr>
-                <w:rFonts w:asciiTheme="majorHAnsi" w:eastAsia="Cambria Math" w:hAnsiTheme="majorHAnsi"/>
-                <w:lang w:eastAsia="ja-JP"/>
-              </w:rPr>
-              <w:t>) sub-routines were working as intended.</w:t>
+              <w:t>I corrected this shortly after and the DealCards() and ShuffleCards() sub-routines were working as intended.</w:t>
             </w:r>
           </w:p>
           <w:p/>
@@ -26378,23 +24332,22 @@
                 <w:rFonts w:asciiTheme="majorHAnsi" w:eastAsia="Cambria Math" w:hAnsiTheme="majorHAnsi"/>
                 <w:lang w:eastAsia="ja-JP"/>
               </w:rPr>
-              <w:t xml:space="preserve">Here </w:t>
-            </w:r>
-            <w:proofErr w:type="gramStart"/>
-            <w:r>
+              <w:t>Here is the updated lists:</w:t>
+            </w:r>
+          </w:p>
+          <w:p>
+            <w:pPr>
               <w:rPr>
                 <w:rFonts w:asciiTheme="majorHAnsi" w:eastAsia="Cambria Math" w:hAnsiTheme="majorHAnsi"/>
                 <w:lang w:eastAsia="ja-JP"/>
               </w:rPr>
-              <w:t>is</w:t>
-            </w:r>
-            <w:proofErr w:type="gramEnd"/>
+            </w:pPr>
             <w:r>
               <w:rPr>
                 <w:rFonts w:asciiTheme="majorHAnsi" w:eastAsia="Cambria Math" w:hAnsiTheme="majorHAnsi"/>
                 <w:lang w:eastAsia="ja-JP"/>
               </w:rPr>
-              <w:t xml:space="preserve"> the updated lists:</w:t>
+              <w:t>ordered_Deck</w:t>
             </w:r>
           </w:p>
           <w:p>
@@ -26404,32 +24357,13 @@
                 <w:lang w:eastAsia="ja-JP"/>
               </w:rPr>
             </w:pPr>
-            <w:proofErr w:type="spellStart"/>
             <w:r>
               <w:rPr>
                 <w:rFonts w:asciiTheme="majorHAnsi" w:eastAsia="Cambria Math" w:hAnsiTheme="majorHAnsi"/>
                 <w:lang w:eastAsia="ja-JP"/>
               </w:rPr>
-              <w:t>ordered_Deck</w:t>
-            </w:r>
-            <w:proofErr w:type="spellEnd"/>
-          </w:p>
-          <w:p>
-            <w:pPr>
-              <w:rPr>
-                <w:rFonts w:asciiTheme="majorHAnsi" w:eastAsia="Cambria Math" w:hAnsiTheme="majorHAnsi"/>
-                <w:lang w:eastAsia="ja-JP"/>
-              </w:rPr>
-            </w:pPr>
-            <w:proofErr w:type="spellStart"/>
-            <w:r>
-              <w:rPr>
-                <w:rFonts w:asciiTheme="majorHAnsi" w:eastAsia="Cambria Math" w:hAnsiTheme="majorHAnsi"/>
-                <w:lang w:eastAsia="ja-JP"/>
-              </w:rPr>
               <w:t>standard_Deck</w:t>
             </w:r>
-            <w:proofErr w:type="spellEnd"/>
           </w:p>
           <w:p>
             <w:pPr>
@@ -26909,23 +24843,7 @@
                 <w:lang w:eastAsia="ja-JP"/>
               </w:rPr>
               <w:br/>
-              <w:t xml:space="preserve">If number of cards is within the range of the shuffled </w:t>
-            </w:r>
-            <w:proofErr w:type="gramStart"/>
-            <w:r>
-              <w:rPr>
-                <w:rFonts w:asciiTheme="majorHAnsi" w:eastAsia="Cambria Math" w:hAnsiTheme="majorHAnsi"/>
-                <w:lang w:eastAsia="ja-JP"/>
-              </w:rPr>
-              <w:t>deck</w:t>
-            </w:r>
-            <w:proofErr w:type="gramEnd"/>
-            <w:r>
-              <w:rPr>
-                <w:rFonts w:asciiTheme="majorHAnsi" w:eastAsia="Cambria Math" w:hAnsiTheme="majorHAnsi"/>
-                <w:lang w:eastAsia="ja-JP"/>
-              </w:rPr>
-              <w:t xml:space="preserve"> then the cards will be delt to the specified player.</w:t>
+              <w:t>If number of cards is within the range of the shuffled deck then the cards will be delt to the specified player.</w:t>
             </w:r>
             <w:r>
               <w:rPr>
@@ -27044,87 +24962,12 @@
                 <w:lang w:eastAsia="ja-JP"/>
               </w:rPr>
             </w:pPr>
-            <w:proofErr w:type="spellStart"/>
-            <w:proofErr w:type="gramStart"/>
             <w:r>
               <w:rPr>
                 <w:rFonts w:asciiTheme="majorHAnsi" w:eastAsia="Cambria Math" w:hAnsiTheme="majorHAnsi"/>
                 <w:lang w:eastAsia="ja-JP"/>
               </w:rPr>
-              <w:t>CardIntegration</w:t>
-            </w:r>
-            <w:proofErr w:type="spellEnd"/>
-            <w:r>
-              <w:rPr>
-                <w:rFonts w:asciiTheme="majorHAnsi" w:eastAsia="Cambria Math" w:hAnsiTheme="majorHAnsi"/>
-                <w:lang w:eastAsia="ja-JP"/>
-              </w:rPr>
-              <w:t>(</w:t>
-            </w:r>
-            <w:proofErr w:type="gramEnd"/>
-            <w:r>
-              <w:rPr>
-                <w:rFonts w:asciiTheme="majorHAnsi" w:eastAsia="Cambria Math" w:hAnsiTheme="majorHAnsi"/>
-                <w:lang w:eastAsia="ja-JP"/>
-              </w:rPr>
-              <w:t xml:space="preserve">) is the subroutine for the card integration feature for the user to handle their own physical deck of cards. It is </w:t>
-            </w:r>
-            <w:proofErr w:type="spellStart"/>
-            <w:r>
-              <w:rPr>
-                <w:rFonts w:asciiTheme="majorHAnsi" w:eastAsia="Cambria Math" w:hAnsiTheme="majorHAnsi"/>
-                <w:lang w:eastAsia="ja-JP"/>
-              </w:rPr>
-              <w:t>abit</w:t>
-            </w:r>
-            <w:proofErr w:type="spellEnd"/>
-            <w:r>
-              <w:rPr>
-                <w:rFonts w:asciiTheme="majorHAnsi" w:eastAsia="Cambria Math" w:hAnsiTheme="majorHAnsi"/>
-                <w:lang w:eastAsia="ja-JP"/>
-              </w:rPr>
-              <w:t xml:space="preserve"> </w:t>
-            </w:r>
-            <w:proofErr w:type="gramStart"/>
-            <w:r>
-              <w:rPr>
-                <w:rFonts w:asciiTheme="majorHAnsi" w:eastAsia="Cambria Math" w:hAnsiTheme="majorHAnsi"/>
-                <w:lang w:eastAsia="ja-JP"/>
-              </w:rPr>
-              <w:t>similar to</w:t>
-            </w:r>
-            <w:proofErr w:type="gramEnd"/>
-            <w:r>
-              <w:rPr>
-                <w:rFonts w:asciiTheme="majorHAnsi" w:eastAsia="Cambria Math" w:hAnsiTheme="majorHAnsi"/>
-                <w:lang w:eastAsia="ja-JP"/>
-              </w:rPr>
-              <w:t xml:space="preserve"> the </w:t>
-            </w:r>
-            <w:proofErr w:type="spellStart"/>
-            <w:proofErr w:type="gramStart"/>
-            <w:r>
-              <w:rPr>
-                <w:rFonts w:asciiTheme="majorHAnsi" w:eastAsia="Cambria Math" w:hAnsiTheme="majorHAnsi"/>
-                <w:lang w:eastAsia="ja-JP"/>
-              </w:rPr>
-              <w:t>DealCards</w:t>
-            </w:r>
-            <w:proofErr w:type="spellEnd"/>
-            <w:r>
-              <w:rPr>
-                <w:rFonts w:asciiTheme="majorHAnsi" w:eastAsia="Cambria Math" w:hAnsiTheme="majorHAnsi"/>
-                <w:lang w:eastAsia="ja-JP"/>
-              </w:rPr>
-              <w:t>(</w:t>
-            </w:r>
-            <w:proofErr w:type="gramEnd"/>
-            <w:r>
-              <w:rPr>
-                <w:rFonts w:asciiTheme="majorHAnsi" w:eastAsia="Cambria Math" w:hAnsiTheme="majorHAnsi"/>
-                <w:lang w:eastAsia="ja-JP"/>
-              </w:rPr>
-              <w:t>) sub routine but instead of the system deciding which cards the players are delt the user is doing it.</w:t>
+              <w:t>CardIntegration() is the subroutine for the card integration feature for the user to handle their own physical deck of cards. It is abit similar to the DealCards() sub routine but instead of the system deciding which cards the players are delt the user is doing it.</w:t>
             </w:r>
           </w:p>
           <w:p>
@@ -27144,39 +24987,7 @@
                 <w:rFonts w:asciiTheme="majorHAnsi" w:eastAsia="Cambria Math" w:hAnsiTheme="majorHAnsi"/>
                 <w:lang w:eastAsia="ja-JP"/>
               </w:rPr>
-              <w:t xml:space="preserve">The </w:t>
-            </w:r>
-            <w:proofErr w:type="gramStart"/>
-            <w:r>
-              <w:rPr>
-                <w:rFonts w:asciiTheme="majorHAnsi" w:eastAsia="Cambria Math" w:hAnsiTheme="majorHAnsi"/>
-                <w:lang w:eastAsia="ja-JP"/>
-              </w:rPr>
-              <w:t>remove()  is</w:t>
-            </w:r>
-            <w:proofErr w:type="gramEnd"/>
-            <w:r>
-              <w:rPr>
-                <w:rFonts w:asciiTheme="majorHAnsi" w:eastAsia="Cambria Math" w:hAnsiTheme="majorHAnsi"/>
-                <w:lang w:eastAsia="ja-JP"/>
-              </w:rPr>
-              <w:t xml:space="preserve"> </w:t>
-            </w:r>
-            <w:proofErr w:type="gramStart"/>
-            <w:r>
-              <w:rPr>
-                <w:rFonts w:asciiTheme="majorHAnsi" w:eastAsia="Cambria Math" w:hAnsiTheme="majorHAnsi"/>
-                <w:lang w:eastAsia="ja-JP"/>
-              </w:rPr>
-              <w:t>a another</w:t>
-            </w:r>
-            <w:proofErr w:type="gramEnd"/>
-            <w:r>
-              <w:rPr>
-                <w:rFonts w:asciiTheme="majorHAnsi" w:eastAsia="Cambria Math" w:hAnsiTheme="majorHAnsi"/>
-                <w:lang w:eastAsia="ja-JP"/>
-              </w:rPr>
-              <w:t xml:space="preserve"> built-in python method for list handling. I have used it to remove the instance of that card in shuffled Deck which should replicate the physical deck of cards that the user has remaining. This is why</w:t>
+              <w:t>The remove()  is a another built-in python method for list handling. I have used it to remove the instance of that card in shuffled Deck which should replicate the physical deck of cards that the user has remaining. This is why</w:t>
             </w:r>
             <w:r>
               <w:rPr>
@@ -27231,25 +25042,7 @@
                 <w:rFonts w:asciiTheme="majorHAnsi" w:eastAsia="Cambria Math" w:hAnsiTheme="majorHAnsi"/>
                 <w:lang w:eastAsia="ja-JP"/>
               </w:rPr>
-              <w:t>It also adds the card to the players possession in the program. “</w:t>
-            </w:r>
-            <w:proofErr w:type="spellStart"/>
-            <w:proofErr w:type="gramStart"/>
-            <w:r>
-              <w:rPr>
-                <w:rFonts w:asciiTheme="majorHAnsi" w:eastAsia="Cambria Math" w:hAnsiTheme="majorHAnsi"/>
-                <w:lang w:eastAsia="ja-JP"/>
-              </w:rPr>
-              <w:t>player.append</w:t>
-            </w:r>
-            <w:proofErr w:type="spellEnd"/>
-            <w:proofErr w:type="gramEnd"/>
-            <w:r>
-              <w:rPr>
-                <w:rFonts w:asciiTheme="majorHAnsi" w:eastAsia="Cambria Math" w:hAnsiTheme="majorHAnsi"/>
-                <w:lang w:eastAsia="ja-JP"/>
-              </w:rPr>
-              <w:t>(card)”</w:t>
+              <w:t>It also adds the card to the players possession in the program. “player.append(card)”</w:t>
             </w:r>
           </w:p>
           <w:p>
@@ -27269,23 +25062,7 @@
                 <w:rFonts w:asciiTheme="majorHAnsi" w:eastAsia="Cambria Math" w:hAnsiTheme="majorHAnsi"/>
                 <w:lang w:eastAsia="ja-JP"/>
               </w:rPr>
-              <w:t xml:space="preserve">Player and </w:t>
-            </w:r>
-            <w:proofErr w:type="spellStart"/>
-            <w:r>
-              <w:rPr>
-                <w:rFonts w:asciiTheme="majorHAnsi" w:eastAsia="Cambria Math" w:hAnsiTheme="majorHAnsi"/>
-                <w:lang w:eastAsia="ja-JP"/>
-              </w:rPr>
-              <w:t>nCards</w:t>
-            </w:r>
-            <w:proofErr w:type="spellEnd"/>
-            <w:r>
-              <w:rPr>
-                <w:rFonts w:asciiTheme="majorHAnsi" w:eastAsia="Cambria Math" w:hAnsiTheme="majorHAnsi"/>
-                <w:lang w:eastAsia="ja-JP"/>
-              </w:rPr>
-              <w:t xml:space="preserve"> are passed as parameters so that the sub routine is reusable for all players and different amounts of cards if needed.</w:t>
+              <w:t>Player and nCards are passed as parameters so that the sub routine is reusable for all players and different amounts of cards if needed.</w:t>
             </w:r>
           </w:p>
           <w:p>
@@ -27372,120 +25149,22 @@
                 <w:rFonts w:asciiTheme="majorHAnsi" w:eastAsia="Cambria Math" w:hAnsiTheme="majorHAnsi"/>
                 <w:lang w:eastAsia="ja-JP"/>
               </w:rPr>
-              <w:t xml:space="preserve">I improved the </w:t>
-            </w:r>
-            <w:proofErr w:type="spellStart"/>
-            <w:r>
+              <w:t xml:space="preserve">I improved the CardIntegration subroutine by adding a check that the card they are trying to add is in the shuffled_Deck and if not they will be prompted to renter a card catching typos, card reptetition and non existing cards. This check uses a while loop. </w:t>
+            </w:r>
+          </w:p>
+          <w:p>
+            <w:pPr>
               <w:rPr>
                 <w:rFonts w:asciiTheme="majorHAnsi" w:eastAsia="Cambria Math" w:hAnsiTheme="majorHAnsi"/>
                 <w:lang w:eastAsia="ja-JP"/>
               </w:rPr>
-              <w:t>CardIntegration</w:t>
-            </w:r>
-            <w:proofErr w:type="spellEnd"/>
+            </w:pPr>
             <w:r>
               <w:rPr>
                 <w:rFonts w:asciiTheme="majorHAnsi" w:eastAsia="Cambria Math" w:hAnsiTheme="majorHAnsi"/>
                 <w:lang w:eastAsia="ja-JP"/>
               </w:rPr>
-              <w:t xml:space="preserve"> subroutine by adding a check that the card they are trying to add is in the </w:t>
-            </w:r>
-            <w:proofErr w:type="spellStart"/>
-            <w:r>
-              <w:rPr>
-                <w:rFonts w:asciiTheme="majorHAnsi" w:eastAsia="Cambria Math" w:hAnsiTheme="majorHAnsi"/>
-                <w:lang w:eastAsia="ja-JP"/>
-              </w:rPr>
-              <w:t>shuffled_Deck</w:t>
-            </w:r>
-            <w:proofErr w:type="spellEnd"/>
-            <w:r>
-              <w:rPr>
-                <w:rFonts w:asciiTheme="majorHAnsi" w:eastAsia="Cambria Math" w:hAnsiTheme="majorHAnsi"/>
-                <w:lang w:eastAsia="ja-JP"/>
-              </w:rPr>
-              <w:t xml:space="preserve"> and if </w:t>
-            </w:r>
-            <w:proofErr w:type="gramStart"/>
-            <w:r>
-              <w:rPr>
-                <w:rFonts w:asciiTheme="majorHAnsi" w:eastAsia="Cambria Math" w:hAnsiTheme="majorHAnsi"/>
-                <w:lang w:eastAsia="ja-JP"/>
-              </w:rPr>
-              <w:t>not</w:t>
-            </w:r>
-            <w:proofErr w:type="gramEnd"/>
-            <w:r>
-              <w:rPr>
-                <w:rFonts w:asciiTheme="majorHAnsi" w:eastAsia="Cambria Math" w:hAnsiTheme="majorHAnsi"/>
-                <w:lang w:eastAsia="ja-JP"/>
-              </w:rPr>
-              <w:t xml:space="preserve"> they will be prompted to renter a card catching typos, card </w:t>
-            </w:r>
-            <w:proofErr w:type="spellStart"/>
-            <w:r>
-              <w:rPr>
-                <w:rFonts w:asciiTheme="majorHAnsi" w:eastAsia="Cambria Math" w:hAnsiTheme="majorHAnsi"/>
-                <w:lang w:eastAsia="ja-JP"/>
-              </w:rPr>
-              <w:t>reptetition</w:t>
-            </w:r>
-            <w:proofErr w:type="spellEnd"/>
-            <w:r>
-              <w:rPr>
-                <w:rFonts w:asciiTheme="majorHAnsi" w:eastAsia="Cambria Math" w:hAnsiTheme="majorHAnsi"/>
-                <w:lang w:eastAsia="ja-JP"/>
-              </w:rPr>
-              <w:t xml:space="preserve"> and </w:t>
-            </w:r>
-            <w:proofErr w:type="spellStart"/>
-            <w:r>
-              <w:rPr>
-                <w:rFonts w:asciiTheme="majorHAnsi" w:eastAsia="Cambria Math" w:hAnsiTheme="majorHAnsi"/>
-                <w:lang w:eastAsia="ja-JP"/>
-              </w:rPr>
-              <w:t>non existing</w:t>
-            </w:r>
-            <w:proofErr w:type="spellEnd"/>
-            <w:r>
-              <w:rPr>
-                <w:rFonts w:asciiTheme="majorHAnsi" w:eastAsia="Cambria Math" w:hAnsiTheme="majorHAnsi"/>
-                <w:lang w:eastAsia="ja-JP"/>
-              </w:rPr>
-              <w:t xml:space="preserve"> cards. This check uses a while loop. </w:t>
-            </w:r>
-          </w:p>
-          <w:p>
-            <w:pPr>
-              <w:rPr>
-                <w:rFonts w:asciiTheme="majorHAnsi" w:eastAsia="Cambria Math" w:hAnsiTheme="majorHAnsi"/>
-                <w:lang w:eastAsia="ja-JP"/>
-              </w:rPr>
-            </w:pPr>
-            <w:r>
-              <w:rPr>
-                <w:rFonts w:asciiTheme="majorHAnsi" w:eastAsia="Cambria Math" w:hAnsiTheme="majorHAnsi"/>
-                <w:lang w:eastAsia="ja-JP"/>
-              </w:rPr>
-              <w:t xml:space="preserve">I used the “count” built in list method which will display the number of times a card occurs in the deck. The expected output is 1 if </w:t>
-            </w:r>
-            <w:proofErr w:type="spellStart"/>
-            <w:proofErr w:type="gramStart"/>
-            <w:r>
-              <w:rPr>
-                <w:rFonts w:asciiTheme="majorHAnsi" w:eastAsia="Cambria Math" w:hAnsiTheme="majorHAnsi"/>
-                <w:lang w:eastAsia="ja-JP"/>
-              </w:rPr>
-              <w:t>its</w:t>
-            </w:r>
-            <w:proofErr w:type="spellEnd"/>
-            <w:proofErr w:type="gramEnd"/>
-            <w:r>
-              <w:rPr>
-                <w:rFonts w:asciiTheme="majorHAnsi" w:eastAsia="Cambria Math" w:hAnsiTheme="majorHAnsi"/>
-                <w:lang w:eastAsia="ja-JP"/>
-              </w:rPr>
-              <w:t xml:space="preserve"> not been delt yet and 0 if it has already been delt. </w:t>
+              <w:t xml:space="preserve">I used the “count” built in list method which will display the number of times a card occurs in the deck. The expected output is 1 if its not been delt yet and 0 if it has already been delt. </w:t>
             </w:r>
           </w:p>
           <w:p>
@@ -27765,7 +25444,7 @@
                 <w:lang w:eastAsia="en-GB"/>
               </w:rPr>
               <w:drawing>
-                <wp:anchor distT="0" distB="0" distL="114300" distR="114300" simplePos="0" relativeHeight="251674624" behindDoc="0" locked="0" layoutInCell="1" allowOverlap="1" wp14:anchorId="4497E234" wp14:editId="1E486580">
+                <wp:anchor distT="0" distB="0" distL="114300" distR="114300" simplePos="0" relativeHeight="251674624" behindDoc="0" locked="0" layoutInCell="1" allowOverlap="1" wp14:anchorId="4497E234" wp14:editId="6A57B5C6">
                   <wp:simplePos x="0" y="0"/>
                   <wp:positionH relativeFrom="column">
                     <wp:posOffset>-60325</wp:posOffset>
@@ -27847,39 +25526,7 @@
                 <w:rFonts w:asciiTheme="majorHAnsi" w:eastAsia="Cambria Math" w:hAnsiTheme="majorHAnsi"/>
                 <w:lang w:eastAsia="ja-JP"/>
               </w:rPr>
-              <w:t>There was an error trying to turn Ac into an integer so reordered the if statement branches and checks such that all string values (“</w:t>
-            </w:r>
-            <w:proofErr w:type="spellStart"/>
-            <w:r>
-              <w:rPr>
-                <w:rFonts w:asciiTheme="majorHAnsi" w:eastAsia="Cambria Math" w:hAnsiTheme="majorHAnsi"/>
-                <w:lang w:eastAsia="ja-JP"/>
-              </w:rPr>
-              <w:t>Ac”,”Ki”,”Qu”,”Ja</w:t>
-            </w:r>
-            <w:proofErr w:type="spellEnd"/>
-            <w:r>
-              <w:rPr>
-                <w:rFonts w:asciiTheme="majorHAnsi" w:eastAsia="Cambria Math" w:hAnsiTheme="majorHAnsi"/>
-                <w:lang w:eastAsia="ja-JP"/>
-              </w:rPr>
-              <w:t xml:space="preserve">”) are assigned a integer value before value = int(value) which converts the string number to integer number </w:t>
-            </w:r>
-            <w:proofErr w:type="spellStart"/>
-            <w:r>
-              <w:rPr>
-                <w:rFonts w:asciiTheme="majorHAnsi" w:eastAsia="Cambria Math" w:hAnsiTheme="majorHAnsi"/>
-                <w:lang w:eastAsia="ja-JP"/>
-              </w:rPr>
-              <w:t>e.g</w:t>
-            </w:r>
-            <w:proofErr w:type="spellEnd"/>
-            <w:r>
-              <w:rPr>
-                <w:rFonts w:asciiTheme="majorHAnsi" w:eastAsia="Cambria Math" w:hAnsiTheme="majorHAnsi"/>
-                <w:lang w:eastAsia="ja-JP"/>
-              </w:rPr>
-              <w:t xml:space="preserve"> “10” to 10, “05” to 5 etc</w:t>
+              <w:t>There was an error trying to turn Ac into an integer so reordered the if statement branches and checks such that all string values (“Ac”,”Ki”,”Qu”,”Ja”) are assigned a integer value before value = int(value) which converts the string number to integer number e.g “10” to 10, “05” to 5 etc</w:t>
             </w:r>
           </w:p>
         </w:tc>
@@ -27978,181 +25625,37 @@
                 <w:rFonts w:asciiTheme="majorHAnsi" w:eastAsia="Cambria Math" w:hAnsiTheme="majorHAnsi"/>
                 <w:lang w:eastAsia="ja-JP"/>
               </w:rPr>
-              <w:t xml:space="preserve">I have also separated it into two subroutines </w:t>
-            </w:r>
-            <w:proofErr w:type="spellStart"/>
-            <w:r>
+              <w:t xml:space="preserve">I have also separated it into two subroutines CardValue and CardSuit which are called upon separately. CardValue returning the Value as an integer to be used when deciding a high card in poker and a hand total in blackjack. CardSuit returns the first character of a suit e.g “H” for hearts “D” diamonds etc. </w:t>
+            </w:r>
+          </w:p>
+          <w:p>
+            <w:pPr>
               <w:rPr>
                 <w:rFonts w:asciiTheme="majorHAnsi" w:eastAsia="Cambria Math" w:hAnsiTheme="majorHAnsi"/>
                 <w:lang w:eastAsia="ja-JP"/>
               </w:rPr>
-              <w:t>CardValue</w:t>
-            </w:r>
-            <w:proofErr w:type="spellEnd"/>
+            </w:pPr>
             <w:r>
               <w:rPr>
                 <w:rFonts w:asciiTheme="majorHAnsi" w:eastAsia="Cambria Math" w:hAnsiTheme="majorHAnsi"/>
                 <w:lang w:eastAsia="ja-JP"/>
               </w:rPr>
-              <w:t xml:space="preserve"> and </w:t>
-            </w:r>
-            <w:proofErr w:type="spellStart"/>
-            <w:r>
+              <w:t xml:space="preserve">The card values are also determined depending on the gamemode passed as a parameter when the subroutine is called upon. </w:t>
+            </w:r>
+          </w:p>
+          <w:p>
+            <w:pPr>
               <w:rPr>
                 <w:rFonts w:asciiTheme="majorHAnsi" w:eastAsia="Cambria Math" w:hAnsiTheme="majorHAnsi"/>
                 <w:lang w:eastAsia="ja-JP"/>
               </w:rPr>
-              <w:t>CardSuit</w:t>
-            </w:r>
-            <w:proofErr w:type="spellEnd"/>
+            </w:pPr>
             <w:r>
               <w:rPr>
                 <w:rFonts w:asciiTheme="majorHAnsi" w:eastAsia="Cambria Math" w:hAnsiTheme="majorHAnsi"/>
                 <w:lang w:eastAsia="ja-JP"/>
               </w:rPr>
-              <w:t xml:space="preserve"> which are called upon separately. </w:t>
-            </w:r>
-            <w:proofErr w:type="spellStart"/>
-            <w:r>
-              <w:rPr>
-                <w:rFonts w:asciiTheme="majorHAnsi" w:eastAsia="Cambria Math" w:hAnsiTheme="majorHAnsi"/>
-                <w:lang w:eastAsia="ja-JP"/>
-              </w:rPr>
-              <w:t>CardValue</w:t>
-            </w:r>
-            <w:proofErr w:type="spellEnd"/>
-            <w:r>
-              <w:rPr>
-                <w:rFonts w:asciiTheme="majorHAnsi" w:eastAsia="Cambria Math" w:hAnsiTheme="majorHAnsi"/>
-                <w:lang w:eastAsia="ja-JP"/>
-              </w:rPr>
-              <w:t xml:space="preserve"> returning the Value as an integer to be used when deciding a high card in poker and a hand total in blackjack. </w:t>
-            </w:r>
-            <w:proofErr w:type="spellStart"/>
-            <w:r>
-              <w:rPr>
-                <w:rFonts w:asciiTheme="majorHAnsi" w:eastAsia="Cambria Math" w:hAnsiTheme="majorHAnsi"/>
-                <w:lang w:eastAsia="ja-JP"/>
-              </w:rPr>
-              <w:t>CardSuit</w:t>
-            </w:r>
-            <w:proofErr w:type="spellEnd"/>
-            <w:r>
-              <w:rPr>
-                <w:rFonts w:asciiTheme="majorHAnsi" w:eastAsia="Cambria Math" w:hAnsiTheme="majorHAnsi"/>
-                <w:lang w:eastAsia="ja-JP"/>
-              </w:rPr>
-              <w:t xml:space="preserve"> returns the first character of a suit </w:t>
-            </w:r>
-            <w:proofErr w:type="spellStart"/>
-            <w:r>
-              <w:rPr>
-                <w:rFonts w:asciiTheme="majorHAnsi" w:eastAsia="Cambria Math" w:hAnsiTheme="majorHAnsi"/>
-                <w:lang w:eastAsia="ja-JP"/>
-              </w:rPr>
-              <w:t>e.g</w:t>
-            </w:r>
-            <w:proofErr w:type="spellEnd"/>
-            <w:r>
-              <w:rPr>
-                <w:rFonts w:asciiTheme="majorHAnsi" w:eastAsia="Cambria Math" w:hAnsiTheme="majorHAnsi"/>
-                <w:lang w:eastAsia="ja-JP"/>
-              </w:rPr>
-              <w:t xml:space="preserve"> “H” for hearts “D” diamonds etc. </w:t>
-            </w:r>
-          </w:p>
-          <w:p>
-            <w:pPr>
-              <w:rPr>
-                <w:rFonts w:asciiTheme="majorHAnsi" w:eastAsia="Cambria Math" w:hAnsiTheme="majorHAnsi"/>
-                <w:lang w:eastAsia="ja-JP"/>
-              </w:rPr>
-            </w:pPr>
-            <w:r>
-              <w:rPr>
-                <w:rFonts w:asciiTheme="majorHAnsi" w:eastAsia="Cambria Math" w:hAnsiTheme="majorHAnsi"/>
-                <w:lang w:eastAsia="ja-JP"/>
-              </w:rPr>
-              <w:t xml:space="preserve">The card values are also determined depending on the </w:t>
-            </w:r>
-            <w:proofErr w:type="spellStart"/>
-            <w:r>
-              <w:rPr>
-                <w:rFonts w:asciiTheme="majorHAnsi" w:eastAsia="Cambria Math" w:hAnsiTheme="majorHAnsi"/>
-                <w:lang w:eastAsia="ja-JP"/>
-              </w:rPr>
-              <w:t>gamemode</w:t>
-            </w:r>
-            <w:proofErr w:type="spellEnd"/>
-            <w:r>
-              <w:rPr>
-                <w:rFonts w:asciiTheme="majorHAnsi" w:eastAsia="Cambria Math" w:hAnsiTheme="majorHAnsi"/>
-                <w:lang w:eastAsia="ja-JP"/>
-              </w:rPr>
-              <w:t xml:space="preserve"> passed as a parameter when the subroutine is called upon. </w:t>
-            </w:r>
-          </w:p>
-          <w:p>
-            <w:pPr>
-              <w:rPr>
-                <w:rFonts w:asciiTheme="majorHAnsi" w:eastAsia="Cambria Math" w:hAnsiTheme="majorHAnsi"/>
-                <w:lang w:eastAsia="ja-JP"/>
-              </w:rPr>
-            </w:pPr>
-            <w:r>
-              <w:rPr>
-                <w:rFonts w:asciiTheme="majorHAnsi" w:eastAsia="Cambria Math" w:hAnsiTheme="majorHAnsi"/>
-                <w:lang w:eastAsia="ja-JP"/>
-              </w:rPr>
-              <w:t xml:space="preserve">This allows this one subroutine to be used to get the value of any card in any </w:t>
-            </w:r>
-            <w:proofErr w:type="spellStart"/>
-            <w:r>
-              <w:rPr>
-                <w:rFonts w:asciiTheme="majorHAnsi" w:eastAsia="Cambria Math" w:hAnsiTheme="majorHAnsi"/>
-                <w:lang w:eastAsia="ja-JP"/>
-              </w:rPr>
-              <w:t>gamemode</w:t>
-            </w:r>
-            <w:proofErr w:type="spellEnd"/>
-            <w:r>
-              <w:rPr>
-                <w:rFonts w:asciiTheme="majorHAnsi" w:eastAsia="Cambria Math" w:hAnsiTheme="majorHAnsi"/>
-                <w:lang w:eastAsia="ja-JP"/>
-              </w:rPr>
-              <w:t xml:space="preserve"> and allows the easy integration for future possible </w:t>
-            </w:r>
-            <w:proofErr w:type="spellStart"/>
-            <w:r>
-              <w:rPr>
-                <w:rFonts w:asciiTheme="majorHAnsi" w:eastAsia="Cambria Math" w:hAnsiTheme="majorHAnsi"/>
-                <w:lang w:eastAsia="ja-JP"/>
-              </w:rPr>
-              <w:t>gamemodes</w:t>
-            </w:r>
-            <w:proofErr w:type="spellEnd"/>
-            <w:r>
-              <w:rPr>
-                <w:rFonts w:asciiTheme="majorHAnsi" w:eastAsia="Cambria Math" w:hAnsiTheme="majorHAnsi"/>
-                <w:lang w:eastAsia="ja-JP"/>
-              </w:rPr>
-              <w:t xml:space="preserve"> compared to having multiple subroutines for different </w:t>
-            </w:r>
-            <w:proofErr w:type="spellStart"/>
-            <w:r>
-              <w:rPr>
-                <w:rFonts w:asciiTheme="majorHAnsi" w:eastAsia="Cambria Math" w:hAnsiTheme="majorHAnsi"/>
-                <w:lang w:eastAsia="ja-JP"/>
-              </w:rPr>
-              <w:t>gamemodes</w:t>
-            </w:r>
-            <w:proofErr w:type="spellEnd"/>
-            <w:r>
-              <w:rPr>
-                <w:rFonts w:asciiTheme="majorHAnsi" w:eastAsia="Cambria Math" w:hAnsiTheme="majorHAnsi"/>
-                <w:lang w:eastAsia="ja-JP"/>
-              </w:rPr>
-              <w:t xml:space="preserve"> (poker and blackjack).</w:t>
+              <w:t>This allows this one subroutine to be used to get the value of any card in any gamemode and allows the easy integration for future possible gamemodes compared to having multiple subroutines for different gamemodes (poker and blackjack).</w:t>
             </w:r>
           </w:p>
         </w:tc>
@@ -28438,11 +25941,7 @@
             </w:r>
             <w:r>
               <w:br/>
-              <w:t xml:space="preserve"># bool variables = </w:t>
-            </w:r>
-            <w:proofErr w:type="spellStart"/>
-            <w:r>
-              <w:t>is</w:t>
+              <w:t># bool variables = is</w:t>
             </w:r>
             <w:r>
               <w:t>C</w:t>
@@ -28450,7 +25949,6 @@
             <w:r>
               <w:t>amelCase</w:t>
             </w:r>
-            <w:proofErr w:type="spellEnd"/>
             <w:r>
               <w:br/>
               <w:t># constants = UPPERCASE</w:t>
@@ -28468,13 +25966,8 @@
               <w:t>/procedures</w:t>
             </w:r>
             <w:r>
-              <w:t xml:space="preserve"> = </w:t>
-            </w:r>
-            <w:proofErr w:type="spellStart"/>
-            <w:r>
-              <w:t>PascalCase</w:t>
-            </w:r>
-            <w:proofErr w:type="spellEnd"/>
+              <w:t xml:space="preserve"> = PascalCase</w:t>
+            </w:r>
           </w:p>
           <w:p>
             <w:pPr>
@@ -29362,13 +26855,8 @@
           </w:tcPr>
           <w:p>
             <w:r>
-              <w:t>1.</w:t>
-            </w:r>
-            <w:proofErr w:type="gramStart"/>
-            <w:r>
-              <w:t>1.a</w:t>
-            </w:r>
-            <w:proofErr w:type="gramEnd"/>
+              <w:t>1.1.a</w:t>
+            </w:r>
           </w:p>
         </w:tc>
         <w:tc>
@@ -29402,11 +26890,9 @@
             <w:r>
               <w:t>Input “</w:t>
             </w:r>
-            <w:proofErr w:type="spellStart"/>
             <w:r>
               <w:t>AcS</w:t>
             </w:r>
-            <w:proofErr w:type="spellEnd"/>
             <w:r>
               <w:t>” via card integration</w:t>
             </w:r>
@@ -29454,13 +26940,8 @@
           </w:tcPr>
           <w:p>
             <w:r>
-              <w:t>1.</w:t>
-            </w:r>
-            <w:proofErr w:type="gramStart"/>
-            <w:r>
-              <w:t>1.b</w:t>
-            </w:r>
-            <w:proofErr w:type="gramEnd"/>
+              <w:t>1.1.b</w:t>
+            </w:r>
           </w:p>
         </w:tc>
         <w:tc>
@@ -29576,19 +27057,15 @@
             <w:r>
               <w:t>Player already holds “</w:t>
             </w:r>
-            <w:proofErr w:type="spellStart"/>
             <w:r>
               <w:t>AcS</w:t>
             </w:r>
-            <w:proofErr w:type="spellEnd"/>
             <w:r>
               <w:t>” so input “</w:t>
             </w:r>
-            <w:proofErr w:type="spellStart"/>
             <w:r>
               <w:t>AcS</w:t>
             </w:r>
-            <w:proofErr w:type="spellEnd"/>
             <w:r>
               <w:t>” again</w:t>
             </w:r>
@@ -29636,13 +27113,8 @@
           </w:tcPr>
           <w:p>
             <w:r>
-              <w:t>1.</w:t>
-            </w:r>
-            <w:proofErr w:type="gramStart"/>
-            <w:r>
-              <w:t>1.d</w:t>
-            </w:r>
-            <w:proofErr w:type="gramEnd"/>
+              <w:t>1.1.d</w:t>
+            </w:r>
           </w:p>
         </w:tc>
         <w:tc>
@@ -29671,23 +27143,7 @@
           </w:tcPr>
           <w:p>
             <w:r>
-              <w:t>Input “</w:t>
-            </w:r>
-            <w:proofErr w:type="spellStart"/>
-            <w:r>
-              <w:t>AcS</w:t>
-            </w:r>
-            <w:proofErr w:type="spellEnd"/>
-            <w:r>
-              <w:t>” and “</w:t>
-            </w:r>
-            <w:proofErr w:type="spellStart"/>
-            <w:r>
-              <w:t>AcH</w:t>
-            </w:r>
-            <w:proofErr w:type="spellEnd"/>
-            <w:r>
-              <w:t>”</w:t>
+              <w:t>Input “AcS” and “AcH”</w:t>
             </w:r>
           </w:p>
         </w:tc>
@@ -29733,13 +27189,8 @@
           </w:tcPr>
           <w:p>
             <w:r>
-              <w:t>1.</w:t>
-            </w:r>
-            <w:proofErr w:type="gramStart"/>
-            <w:r>
-              <w:t>2.a</w:t>
-            </w:r>
-            <w:proofErr w:type="gramEnd"/>
+              <w:t>1.2.a</w:t>
+            </w:r>
           </w:p>
         </w:tc>
         <w:tc>
@@ -29767,21 +27218,8 @@
             <w:tcW w:w="3307" w:type="dxa"/>
           </w:tcPr>
           <w:p>
-            <w:proofErr w:type="spellStart"/>
-            <w:r>
-              <w:t>len</w:t>
-            </w:r>
-            <w:proofErr w:type="spellEnd"/>
-            <w:r>
-              <w:t>(</w:t>
-            </w:r>
-            <w:proofErr w:type="spellStart"/>
-            <w:r>
-              <w:t>shuffledDeck</w:t>
-            </w:r>
-            <w:proofErr w:type="spellEnd"/>
-            <w:r>
-              <w:t>)</w:t>
+            <w:r>
+              <w:t>len(shuffledDeck)</w:t>
             </w:r>
           </w:p>
         </w:tc>
@@ -29827,13 +27265,8 @@
           </w:tcPr>
           <w:p>
             <w:r>
-              <w:t>1.</w:t>
-            </w:r>
-            <w:proofErr w:type="gramStart"/>
-            <w:r>
-              <w:t>2.b</w:t>
-            </w:r>
-            <w:proofErr w:type="gramEnd"/>
+              <w:t>1.2.b</w:t>
+            </w:r>
           </w:p>
         </w:tc>
         <w:tc>
@@ -29941,16 +27374,11 @@
               <w:t>H</w:t>
             </w:r>
             <w:r>
-              <w:t>","KiD</w:t>
-            </w:r>
-            <w:proofErr w:type="gramStart"/>
-            <w:r>
-              <w:t>"</w:t>
+              <w:t>","KiD"</w:t>
             </w:r>
             <w:r>
               <w:t>,etc</w:t>
             </w:r>
-            <w:proofErr w:type="gramEnd"/>
           </w:p>
         </w:tc>
         <w:tc>
@@ -29976,21 +27404,8 @@
             <w:r>
               <w:t>-</w:t>
             </w:r>
-            <w:proofErr w:type="gramStart"/>
-            <w:r>
-              <w:t>10,J</w:t>
-            </w:r>
-            <w:proofErr w:type="gramEnd"/>
-            <w:r>
-              <w:t>,</w:t>
-            </w:r>
-            <w:proofErr w:type="gramStart"/>
-            <w:r>
-              <w:t>Q,K</w:t>
-            </w:r>
-            <w:proofErr w:type="gramEnd"/>
-            <w:r>
-              <w:t xml:space="preserve">}, Suit </w:t>
+            <w:r>
+              <w:t xml:space="preserve">10,J,Q,K}, Suit </w:t>
             </w:r>
             <w:r>
               <w:rPr>
@@ -29999,23 +27414,7 @@
               <w:t>∈</w:t>
             </w:r>
             <w:r>
-              <w:t xml:space="preserve"> {</w:t>
-            </w:r>
-            <w:proofErr w:type="gramStart"/>
-            <w:r>
-              <w:t>S,H</w:t>
-            </w:r>
-            <w:proofErr w:type="gramEnd"/>
-            <w:r>
-              <w:t>,</w:t>
-            </w:r>
-            <w:proofErr w:type="gramStart"/>
-            <w:r>
-              <w:t>D,C</w:t>
-            </w:r>
-            <w:proofErr w:type="gramEnd"/>
-            <w:r>
-              <w:t>}</w:t>
+              <w:t xml:space="preserve"> {S,H,D,C}</w:t>
             </w:r>
           </w:p>
         </w:tc>
@@ -30040,13 +27439,8 @@
           <w:p>
             <w:r>
               <w:lastRenderedPageBreak/>
-              <w:t>1.</w:t>
-            </w:r>
-            <w:proofErr w:type="gramStart"/>
-            <w:r>
-              <w:t>2.d</w:t>
-            </w:r>
-            <w:proofErr w:type="gramEnd"/>
+              <w:t>1.2.d</w:t>
+            </w:r>
           </w:p>
         </w:tc>
         <w:tc>
@@ -30075,28 +27469,7 @@
           </w:tcPr>
           <w:p>
             <w:r>
-              <w:t xml:space="preserve">Call </w:t>
-            </w:r>
-            <w:proofErr w:type="spellStart"/>
-            <w:proofErr w:type="gramStart"/>
-            <w:r>
-              <w:t>ShuffleCards</w:t>
-            </w:r>
-            <w:proofErr w:type="spellEnd"/>
-            <w:r>
-              <w:t>(</w:t>
-            </w:r>
-            <w:proofErr w:type="gramEnd"/>
-            <w:r>
-              <w:t xml:space="preserve">) then </w:t>
-            </w:r>
-            <w:proofErr w:type="gramStart"/>
-            <w:r>
-              <w:t>compare</w:t>
-            </w:r>
-            <w:proofErr w:type="gramEnd"/>
-            <w:r>
-              <w:t xml:space="preserve"> to original</w:t>
+              <w:t>Call ShuffleCards() then compare to original</w:t>
             </w:r>
           </w:p>
         </w:tc>
@@ -30160,13 +27533,8 @@
           </w:tcPr>
           <w:p>
             <w:r>
-              <w:t>1.</w:t>
-            </w:r>
-            <w:proofErr w:type="gramStart"/>
-            <w:r>
-              <w:t>3.a</w:t>
-            </w:r>
-            <w:proofErr w:type="gramEnd"/>
+              <w:t>1.3.a</w:t>
+            </w:r>
           </w:p>
         </w:tc>
         <w:tc>
@@ -30195,15 +27563,7 @@
           </w:tcPr>
           <w:p>
             <w:r>
-              <w:t xml:space="preserve">Call </w:t>
-            </w:r>
-            <w:proofErr w:type="spellStart"/>
-            <w:r>
-              <w:t>DealCards</w:t>
-            </w:r>
-            <w:proofErr w:type="spellEnd"/>
-            <w:r>
-              <w:t>(p1,1)</w:t>
+              <w:t>Call DealCards(p1,1)</w:t>
             </w:r>
           </w:p>
         </w:tc>
@@ -30213,15 +27573,7 @@
           </w:tcPr>
           <w:p>
             <w:r>
-              <w:t>Player</w:t>
-            </w:r>
-            <w:proofErr w:type="gramStart"/>
-            <w:r>
-              <w:t>1  length</w:t>
-            </w:r>
-            <w:proofErr w:type="gramEnd"/>
-            <w:r>
-              <w:t xml:space="preserve"> +1, deck length </w:t>
+              <w:t xml:space="preserve">Player1  length +1, deck length </w:t>
             </w:r>
             <w:r>
               <w:t>-</w:t>
@@ -30263,13 +27615,8 @@
           </w:tcPr>
           <w:p>
             <w:r>
-              <w:t>1.</w:t>
-            </w:r>
-            <w:proofErr w:type="gramStart"/>
-            <w:r>
-              <w:t>3.b</w:t>
-            </w:r>
-            <w:proofErr w:type="gramEnd"/>
+              <w:t>1.3.b</w:t>
+            </w:r>
           </w:p>
         </w:tc>
         <w:tc>
@@ -30297,13 +27644,8 @@
             <w:tcW w:w="3307" w:type="dxa"/>
           </w:tcPr>
           <w:p>
-            <w:proofErr w:type="spellStart"/>
-            <w:r>
-              <w:t>DealCards</w:t>
-            </w:r>
-            <w:proofErr w:type="spellEnd"/>
-            <w:r>
-              <w:t>(p1,52)</w:t>
+            <w:r>
+              <w:t>DealCards(p1,52)</w:t>
             </w:r>
           </w:p>
         </w:tc>
@@ -30397,15 +27739,7 @@
               <w:t xml:space="preserve">cards </w:t>
             </w:r>
             <w:r>
-              <w:t xml:space="preserve">left call </w:t>
-            </w:r>
-            <w:proofErr w:type="spellStart"/>
-            <w:r>
-              <w:t>DealCards</w:t>
-            </w:r>
-            <w:proofErr w:type="spellEnd"/>
-            <w:r>
-              <w:t>(p1,6)</w:t>
+              <w:t>left call DealCards(p1,6)</w:t>
             </w:r>
           </w:p>
         </w:tc>
@@ -30460,13 +27794,8 @@
           </w:tcPr>
           <w:p>
             <w:r>
-              <w:t>1.</w:t>
-            </w:r>
-            <w:proofErr w:type="gramStart"/>
-            <w:r>
-              <w:t>3.d</w:t>
-            </w:r>
-            <w:proofErr w:type="gramEnd"/>
+              <w:t>1.3.d</w:t>
+            </w:r>
           </w:p>
         </w:tc>
         <w:tc>
@@ -30494,13 +27823,8 @@
             <w:tcW w:w="3307" w:type="dxa"/>
           </w:tcPr>
           <w:p>
-            <w:proofErr w:type="spellStart"/>
-            <w:r>
-              <w:t>DealCards</w:t>
-            </w:r>
-            <w:proofErr w:type="spellEnd"/>
-            <w:r>
-              <w:t>(p1,0)</w:t>
+            <w:r>
+              <w:t>DealCards(p1,0)</w:t>
             </w:r>
           </w:p>
         </w:tc>
@@ -30555,13 +27879,8 @@
           </w:tcPr>
           <w:p>
             <w:r>
-              <w:t>1.</w:t>
-            </w:r>
-            <w:proofErr w:type="gramStart"/>
-            <w:r>
-              <w:t>3.e</w:t>
-            </w:r>
-            <w:proofErr w:type="gramEnd"/>
+              <w:t>1.3.e</w:t>
+            </w:r>
           </w:p>
         </w:tc>
         <w:tc>
@@ -30589,32 +27908,11 @@
             <w:tcW w:w="3307" w:type="dxa"/>
           </w:tcPr>
           <w:p>
-            <w:proofErr w:type="spellStart"/>
-            <w:r>
-              <w:t>DealCards</w:t>
-            </w:r>
-            <w:proofErr w:type="spellEnd"/>
-            <w:r>
-              <w:t xml:space="preserve">(p1,"three") or </w:t>
-            </w:r>
-            <w:proofErr w:type="spellStart"/>
-            <w:r>
-              <w:t>DealCards</w:t>
-            </w:r>
-            <w:proofErr w:type="spellEnd"/>
-            <w:r>
-              <w:t>(p</w:t>
-            </w:r>
-            <w:proofErr w:type="gramStart"/>
-            <w:r>
-              <w:t>1,</w:t>
-            </w:r>
-            <w:r>
-              <w:t>-</w:t>
-            </w:r>
-            <w:proofErr w:type="gramEnd"/>
-            <w:r>
-              <w:t>3</w:t>
+            <w:r>
+              <w:t>DealCards(p1,"three") or DealCards(p1,</w:t>
+            </w:r>
+            <w:r>
+              <w:t>-3</w:t>
             </w:r>
             <w:r>
               <w:t>)</w:t>
@@ -30663,13 +27961,8 @@
           </w:tcPr>
           <w:p>
             <w:r>
-              <w:t>1.</w:t>
-            </w:r>
-            <w:proofErr w:type="gramStart"/>
-            <w:r>
-              <w:t>3.f</w:t>
-            </w:r>
-            <w:proofErr w:type="gramEnd"/>
+              <w:t>1.3.f</w:t>
+            </w:r>
           </w:p>
         </w:tc>
         <w:tc>
@@ -30753,13 +28046,8 @@
           </w:tcPr>
           <w:p>
             <w:r>
-              <w:t>1.</w:t>
-            </w:r>
-            <w:proofErr w:type="gramStart"/>
-            <w:r>
-              <w:t>4.a</w:t>
-            </w:r>
-            <w:proofErr w:type="gramEnd"/>
+              <w:t>1.4.a</w:t>
+            </w:r>
           </w:p>
         </w:tc>
         <w:tc>
@@ -30787,21 +28075,8 @@
             <w:tcW w:w="3307" w:type="dxa"/>
           </w:tcPr>
           <w:p>
-            <w:proofErr w:type="spellStart"/>
-            <w:r>
-              <w:t>CardSuit</w:t>
-            </w:r>
-            <w:proofErr w:type="spellEnd"/>
-            <w:r>
-              <w:t>(“</w:t>
-            </w:r>
-            <w:proofErr w:type="spellStart"/>
-            <w:r>
-              <w:t>KiD</w:t>
-            </w:r>
-            <w:proofErr w:type="spellEnd"/>
-            <w:r>
-              <w:t>”)</w:t>
+            <w:r>
+              <w:t>CardSuit(“KiD”)</w:t>
             </w:r>
           </w:p>
         </w:tc>
@@ -30847,13 +28122,8 @@
           </w:tcPr>
           <w:p>
             <w:r>
-              <w:t>1.</w:t>
-            </w:r>
-            <w:proofErr w:type="gramStart"/>
-            <w:r>
-              <w:t>4.b</w:t>
-            </w:r>
-            <w:proofErr w:type="gramEnd"/>
+              <w:t>1.4.b</w:t>
+            </w:r>
           </w:p>
         </w:tc>
         <w:tc>
@@ -30862,15 +28132,7 @@
           </w:tcPr>
           <w:p>
             <w:r>
-              <w:t xml:space="preserve">Identify Card value of </w:t>
-            </w:r>
-            <w:proofErr w:type="spellStart"/>
-            <w:r>
-              <w:t>non face</w:t>
-            </w:r>
-            <w:proofErr w:type="spellEnd"/>
-            <w:r>
-              <w:t xml:space="preserve"> card correctly</w:t>
+              <w:t>Identify Card value of non face card correctly</w:t>
             </w:r>
           </w:p>
         </w:tc>
@@ -30889,21 +28151,8 @@
             <w:tcW w:w="3307" w:type="dxa"/>
           </w:tcPr>
           <w:p>
-            <w:proofErr w:type="spellStart"/>
-            <w:r>
-              <w:t>CardValue</w:t>
-            </w:r>
-            <w:proofErr w:type="spellEnd"/>
-            <w:r>
-              <w:t>(“09H”</w:t>
-            </w:r>
-            <w:proofErr w:type="gramStart"/>
-            <w:r>
-              <w:t>,”blackjack</w:t>
-            </w:r>
-            <w:proofErr w:type="gramEnd"/>
-            <w:r>
-              <w:t>”)</w:t>
+            <w:r>
+              <w:t>CardValue(“09H”,”blackjack”)</w:t>
             </w:r>
           </w:p>
         </w:tc>
@@ -30937,15 +28186,7 @@
             </w:r>
             <w:r>
               <w:br/>
-              <w:t>“1.</w:t>
-            </w:r>
-            <w:proofErr w:type="gramStart"/>
-            <w:r>
-              <w:t>4.bc</w:t>
-            </w:r>
-            <w:proofErr w:type="gramEnd"/>
-            <w:r>
-              <w:t>”.mp4</w:t>
+              <w:t>“1.4.bc”.mp4</w:t>
             </w:r>
           </w:p>
         </w:tc>
@@ -30991,29 +28232,8 @@
             <w:tcW w:w="3307" w:type="dxa"/>
           </w:tcPr>
           <w:p>
-            <w:proofErr w:type="spellStart"/>
-            <w:r>
-              <w:t>CardValue</w:t>
-            </w:r>
-            <w:proofErr w:type="spellEnd"/>
-            <w:r>
-              <w:t>(“</w:t>
-            </w:r>
-            <w:proofErr w:type="spellStart"/>
-            <w:r>
-              <w:t>KiD</w:t>
-            </w:r>
-            <w:proofErr w:type="spellEnd"/>
-            <w:r>
-              <w:t>”</w:t>
-            </w:r>
-            <w:proofErr w:type="gramStart"/>
-            <w:r>
-              <w:t>,”blackjack</w:t>
-            </w:r>
-            <w:proofErr w:type="gramEnd"/>
-            <w:r>
-              <w:t>”)</w:t>
+            <w:r>
+              <w:t>CardValue(“KiD”,”blackjack”)</w:t>
             </w:r>
           </w:p>
         </w:tc>
@@ -31052,15 +28272,7 @@
             </w:r>
             <w:r>
               <w:br/>
-              <w:t>“1.</w:t>
-            </w:r>
-            <w:proofErr w:type="gramStart"/>
-            <w:r>
-              <w:t>4.bc</w:t>
-            </w:r>
-            <w:proofErr w:type="gramEnd"/>
-            <w:r>
-              <w:t>”.mp4</w:t>
+              <w:t>“1.4.bc”.mp4</w:t>
             </w:r>
           </w:p>
         </w:tc>
@@ -31072,13 +28284,8 @@
           </w:tcPr>
           <w:p>
             <w:r>
-              <w:t>1.</w:t>
-            </w:r>
-            <w:proofErr w:type="gramStart"/>
-            <w:r>
-              <w:t>4.d</w:t>
-            </w:r>
-            <w:proofErr w:type="gramEnd"/>
+              <w:t>1.4.d</w:t>
+            </w:r>
           </w:p>
         </w:tc>
         <w:tc>
@@ -31106,29 +28313,8 @@
             <w:tcW w:w="3307" w:type="dxa"/>
           </w:tcPr>
           <w:p>
-            <w:proofErr w:type="spellStart"/>
-            <w:r>
-              <w:t>CardValue</w:t>
-            </w:r>
-            <w:proofErr w:type="spellEnd"/>
-            <w:r>
-              <w:t>(“</w:t>
-            </w:r>
-            <w:proofErr w:type="spellStart"/>
-            <w:r>
-              <w:t>KiD</w:t>
-            </w:r>
-            <w:proofErr w:type="spellEnd"/>
-            <w:r>
-              <w:t>”</w:t>
-            </w:r>
-            <w:proofErr w:type="gramStart"/>
-            <w:r>
-              <w:t>,”poker</w:t>
-            </w:r>
-            <w:proofErr w:type="gramEnd"/>
-            <w:r>
-              <w:t>”)</w:t>
+            <w:r>
+              <w:t>CardValue(“KiD”,”poker”)</w:t>
             </w:r>
           </w:p>
         </w:tc>
@@ -31174,13 +28360,8 @@
           </w:tcPr>
           <w:p>
             <w:r>
-              <w:t>1.</w:t>
-            </w:r>
-            <w:proofErr w:type="gramStart"/>
-            <w:r>
-              <w:t>4.e</w:t>
-            </w:r>
-            <w:proofErr w:type="gramEnd"/>
+              <w:t>1.4.e</w:t>
+            </w:r>
           </w:p>
         </w:tc>
         <w:tc>
@@ -31209,15 +28390,7 @@
           </w:tcPr>
           <w:p>
             <w:r>
-              <w:t xml:space="preserve">Input an existing deck </w:t>
-            </w:r>
-            <w:proofErr w:type="gramStart"/>
-            <w:r>
-              <w:t>with  multiple</w:t>
-            </w:r>
-            <w:proofErr w:type="gramEnd"/>
-            <w:r>
-              <w:t xml:space="preserve"> cards</w:t>
+              <w:t>Input an existing deck with  multiple cards</w:t>
             </w:r>
           </w:p>
         </w:tc>
@@ -31263,13 +28436,8 @@
           </w:tcPr>
           <w:p>
             <w:r>
-              <w:t>1.</w:t>
-            </w:r>
-            <w:proofErr w:type="gramStart"/>
-            <w:r>
-              <w:t>4.f</w:t>
-            </w:r>
-            <w:proofErr w:type="gramEnd"/>
+              <w:t>1.4.f</w:t>
+            </w:r>
           </w:p>
         </w:tc>
         <w:tc>
@@ -31348,13 +28516,8 @@
           </w:tcPr>
           <w:p>
             <w:r>
-              <w:t>1.</w:t>
-            </w:r>
-            <w:proofErr w:type="gramStart"/>
-            <w:r>
-              <w:t>2.post</w:t>
-            </w:r>
-            <w:proofErr w:type="gramEnd"/>
+              <w:t>1.2.post</w:t>
+            </w:r>
           </w:p>
         </w:tc>
         <w:tc>
@@ -31385,8 +28548,6 @@
             <w:r>
               <w:t xml:space="preserve">Run </w:t>
             </w:r>
-            <w:proofErr w:type="spellStart"/>
-            <w:proofErr w:type="gramStart"/>
             <w:r>
               <w:t>S</w:t>
             </w:r>
@@ -31394,15 +28555,7 @@
               <w:t>huffle</w:t>
             </w:r>
             <w:r>
-              <w:t>Cards</w:t>
-            </w:r>
-            <w:proofErr w:type="spellEnd"/>
-            <w:r>
-              <w:t>(</w:t>
-            </w:r>
-            <w:proofErr w:type="gramEnd"/>
-            <w:r>
-              <w:t>)</w:t>
+              <w:t>Cards()</w:t>
             </w:r>
             <w:r>
               <w:t xml:space="preserve"> 100</w:t>
@@ -31427,15 +28580,7 @@
           </w:tcPr>
           <w:p>
             <w:r>
-              <w:t xml:space="preserve">No duplicates within a deck, </w:t>
-            </w:r>
-            <w:proofErr w:type="gramStart"/>
-            <w:r>
-              <w:t>the greater majority of</w:t>
-            </w:r>
-            <w:proofErr w:type="gramEnd"/>
-            <w:r>
-              <w:t xml:space="preserve"> shuffled decks must be unique</w:t>
+              <w:t>No duplicates within a deck, the greater majority of shuffled decks must be unique</w:t>
             </w:r>
           </w:p>
         </w:tc>
@@ -31652,50 +28797,18 @@
           </w:p>
           <w:p>
             <w:r>
-              <w:t xml:space="preserve">It takes in two parameters players and </w:t>
-            </w:r>
-            <w:proofErr w:type="spellStart"/>
-            <w:r>
-              <w:t>dealersPot</w:t>
-            </w:r>
-            <w:proofErr w:type="spellEnd"/>
-            <w:r>
-              <w:t>.</w:t>
-            </w:r>
-          </w:p>
-          <w:p/>
-          <w:p/>
-          <w:p/>
-          <w:p/>
-          <w:p/>
-          <w:p/>
-          <w:p>
-            <w:r>
-              <w:t xml:space="preserve">It loops through each player assigning the value to </w:t>
-            </w:r>
-            <w:proofErr w:type="spellStart"/>
-            <w:r>
-              <w:t>dealersPot</w:t>
-            </w:r>
-            <w:proofErr w:type="spellEnd"/>
-            <w:r>
-              <w:t xml:space="preserve"> in a </w:t>
-            </w:r>
-            <w:proofErr w:type="spellStart"/>
-            <w:r>
-              <w:t>seperate</w:t>
-            </w:r>
-            <w:proofErr w:type="spellEnd"/>
-            <w:r>
-              <w:t xml:space="preserve"> index for each player. This will be used </w:t>
-            </w:r>
-            <w:proofErr w:type="gramStart"/>
-            <w:r>
-              <w:t>later on</w:t>
-            </w:r>
-            <w:proofErr w:type="gramEnd"/>
-            <w:r>
-              <w:t xml:space="preserve"> to calculate the players winnings. </w:t>
+              <w:t>It takes in two parameters players and dealersPot.</w:t>
+            </w:r>
+          </w:p>
+          <w:p/>
+          <w:p/>
+          <w:p/>
+          <w:p/>
+          <w:p/>
+          <w:p/>
+          <w:p>
+            <w:r>
+              <w:t xml:space="preserve">It loops through each player assigning the value to dealersPot in a seperate index for each player. This will be used later on to calculate the players winnings. </w:t>
             </w:r>
           </w:p>
           <w:p/>
@@ -31712,31 +28825,7 @@
           <w:p/>
           <w:p>
             <w:r>
-              <w:t xml:space="preserve">The subroutine </w:t>
-            </w:r>
-            <w:proofErr w:type="gramStart"/>
-            <w:r>
-              <w:t>is stops</w:t>
-            </w:r>
-            <w:proofErr w:type="gramEnd"/>
-            <w:r>
-              <w:t xml:space="preserve"> after assigning each bet to </w:t>
-            </w:r>
-            <w:proofErr w:type="spellStart"/>
-            <w:r>
-              <w:t>dealersPot</w:t>
-            </w:r>
-            <w:proofErr w:type="spellEnd"/>
-            <w:r>
-              <w:t xml:space="preserve"> and removing it from </w:t>
-            </w:r>
-            <w:proofErr w:type="gramStart"/>
-            <w:r>
-              <w:t>the each</w:t>
-            </w:r>
-            <w:proofErr w:type="gramEnd"/>
-            <w:r>
-              <w:t xml:space="preserve"> players currency.</w:t>
+              <w:t>The subroutine is stops after assigning each bet to dealersPot and removing it from the each players currency.</w:t>
             </w:r>
           </w:p>
         </w:tc>
@@ -31827,90 +28916,24 @@
           </w:tcPr>
           <w:p>
             <w:r>
-              <w:t xml:space="preserve">This subroutine is used to take in every </w:t>
-            </w:r>
-            <w:proofErr w:type="gramStart"/>
-            <w:r>
-              <w:t>players</w:t>
-            </w:r>
-            <w:proofErr w:type="gramEnd"/>
-            <w:r>
-              <w:t xml:space="preserve"> round input and takes in the parameter “players”.</w:t>
-            </w:r>
-          </w:p>
-          <w:p>
-            <w:r>
-              <w:t xml:space="preserve"> It loops through each player in </w:t>
-            </w:r>
-            <w:proofErr w:type="spellStart"/>
-            <w:r>
-              <w:t>accending</w:t>
-            </w:r>
-            <w:proofErr w:type="spellEnd"/>
-            <w:r>
-              <w:t xml:space="preserve"> order starting from player1.</w:t>
-            </w:r>
-          </w:p>
-          <w:p/>
-          <w:p>
-            <w:r>
-              <w:t xml:space="preserve">If the players input is </w:t>
-            </w:r>
-            <w:proofErr w:type="gramStart"/>
-            <w:r>
-              <w:t>stand</w:t>
-            </w:r>
-            <w:proofErr w:type="gramEnd"/>
-            <w:r>
-              <w:t xml:space="preserve"> their turn has ended and it will proceed to the next players turn. If it is hit it will deal the player another singular card using the “</w:t>
-            </w:r>
-            <w:proofErr w:type="spellStart"/>
-            <w:proofErr w:type="gramStart"/>
-            <w:r>
-              <w:t>DealCards</w:t>
-            </w:r>
-            <w:proofErr w:type="spellEnd"/>
-            <w:r>
-              <w:t>(</w:t>
-            </w:r>
-            <w:proofErr w:type="gramEnd"/>
-            <w:r>
-              <w:t xml:space="preserve">)” subroutine output the players cards including the newly added card. If the total value of the cards exceeds 21 the player goes bust and is loses out on possible winnings. If the total doesn’t exceed </w:t>
-            </w:r>
-            <w:proofErr w:type="gramStart"/>
-            <w:r>
-              <w:t>21</w:t>
-            </w:r>
-            <w:proofErr w:type="gramEnd"/>
-            <w:r>
-              <w:t xml:space="preserve"> they are given the option to hit or stand until their cards total value exceeds 21 or they stand Then moving onto the n </w:t>
-            </w:r>
-            <w:proofErr w:type="spellStart"/>
-            <w:r>
-              <w:t>ext</w:t>
-            </w:r>
-            <w:proofErr w:type="spellEnd"/>
-            <w:r>
-              <w:t xml:space="preserve"> player or finishing the subroutine if all players have finished their turn.</w:t>
-            </w:r>
-          </w:p>
-          <w:p/>
-          <w:p>
-            <w:proofErr w:type="spellStart"/>
-            <w:r>
-              <w:t>playerResult</w:t>
-            </w:r>
-            <w:proofErr w:type="spellEnd"/>
-            <w:r>
-              <w:t xml:space="preserve"> will be used </w:t>
-            </w:r>
-            <w:proofErr w:type="gramStart"/>
-            <w:r>
-              <w:t>later on</w:t>
-            </w:r>
-            <w:proofErr w:type="gramEnd"/>
-            <w:r>
-              <w:t xml:space="preserve"> to calculate the winnings for each player.</w:t>
+              <w:t>This subroutine is used to take in every players round input and takes in the parameter “players”.</w:t>
+            </w:r>
+          </w:p>
+          <w:p>
+            <w:r>
+              <w:t xml:space="preserve"> It loops through each player in accending order starting from player1.</w:t>
+            </w:r>
+          </w:p>
+          <w:p/>
+          <w:p>
+            <w:r>
+              <w:t>If the players input is stand their turn has ended and it will proceed to the next players turn. If it is hit it will deal the player another singular card using the “DealCards()” subroutine output the players cards including the newly added card. If the total value of the cards exceeds 21 the player goes bust and is loses out on possible winnings. If the total doesn’t exceed 21 they are given the option to hit or stand until their cards total value exceeds 21 or they stand Then moving onto the n ext player or finishing the subroutine if all players have finished their turn.</w:t>
+            </w:r>
+          </w:p>
+          <w:p/>
+          <w:p>
+            <w:r>
+              <w:t>playerResult will be used later on to calculate the winnings for each player.</w:t>
             </w:r>
           </w:p>
           <w:p/>
@@ -32006,93 +29029,28 @@
           </w:tcPr>
           <w:p>
             <w:r>
-              <w:t xml:space="preserve">Blackjack result takes in the parameters players and </w:t>
-            </w:r>
-            <w:proofErr w:type="spellStart"/>
-            <w:r>
-              <w:t>dealerResult</w:t>
-            </w:r>
-            <w:proofErr w:type="spellEnd"/>
-          </w:p>
-          <w:p/>
-          <w:p>
-            <w:r>
-              <w:t xml:space="preserve">The subroutine loops through each player and decides which players </w:t>
-            </w:r>
-            <w:proofErr w:type="spellStart"/>
-            <w:proofErr w:type="gramStart"/>
-            <w:r>
-              <w:t>win,lose</w:t>
-            </w:r>
-            <w:proofErr w:type="spellEnd"/>
-            <w:proofErr w:type="gramEnd"/>
-            <w:r>
-              <w:t xml:space="preserve"> or draw depending on the dealers and the individual players card totals.</w:t>
-            </w:r>
-          </w:p>
-          <w:p>
-            <w:r>
-              <w:t xml:space="preserve">If a player has already gone </w:t>
-            </w:r>
-            <w:proofErr w:type="gramStart"/>
-            <w:r>
-              <w:t>bust</w:t>
-            </w:r>
-            <w:proofErr w:type="gramEnd"/>
-            <w:r>
-              <w:t xml:space="preserve"> then they are automatically skipped as they have already lost. If the </w:t>
-            </w:r>
-            <w:proofErr w:type="gramStart"/>
-            <w:r>
-              <w:t>dealers</w:t>
-            </w:r>
-            <w:proofErr w:type="gramEnd"/>
-            <w:r>
-              <w:t xml:space="preserve"> cards exceed 21 then all players automatically win other than those who went “bust”. </w:t>
-            </w:r>
-            <w:proofErr w:type="gramStart"/>
-            <w:r>
-              <w:t>Otherwise</w:t>
-            </w:r>
-            <w:proofErr w:type="gramEnd"/>
-            <w:r>
-              <w:t xml:space="preserve"> if the players card total is equal to the </w:t>
-            </w:r>
-            <w:proofErr w:type="gramStart"/>
-            <w:r>
-              <w:t>dealers</w:t>
-            </w:r>
-            <w:proofErr w:type="gramEnd"/>
-            <w:r>
-              <w:t xml:space="preserve"> then it is a draw. If it less than the dealers it</w:t>
-            </w:r>
-            <w:r>
-              <w:t xml:space="preserve"> is a loss and if </w:t>
-            </w:r>
-            <w:proofErr w:type="spellStart"/>
-            <w:r>
-              <w:t>its</w:t>
-            </w:r>
-            <w:proofErr w:type="spellEnd"/>
-            <w:r>
-              <w:t xml:space="preserve"> above the dealers it is a win.</w:t>
-            </w:r>
-          </w:p>
-          <w:p/>
-          <w:p>
-            <w:proofErr w:type="spellStart"/>
-            <w:r>
-              <w:t>playerResult</w:t>
-            </w:r>
-            <w:proofErr w:type="spellEnd"/>
-            <w:r>
-              <w:t xml:space="preserve"> will be used to calculate the winnings </w:t>
-            </w:r>
-            <w:proofErr w:type="gramStart"/>
-            <w:r>
-              <w:t>later on</w:t>
-            </w:r>
-            <w:proofErr w:type="gramEnd"/>
+              <w:t>Blackjack result takes in the parameters players and dealerResult</w:t>
+            </w:r>
+          </w:p>
+          <w:p/>
+          <w:p>
+            <w:r>
+              <w:t>The subroutine loops through each player and decides which players win,lose or draw depending on the dealers and the individual players card totals.</w:t>
+            </w:r>
+          </w:p>
+          <w:p>
+            <w:r>
+              <w:t>If a player has already gone bust then they are automatically skipped as they have already lost. If the dealers cards exceed 21 then all players automatically win other than those who went “bust”. Otherwise if the players card total is equal to the dealers then it is a draw. If it less than the dealers it</w:t>
+            </w:r>
+            <w:r>
+              <w:t xml:space="preserve"> is a loss and if its above the dealers it is a win.</w:t>
+            </w:r>
+          </w:p>
+          <w:p/>
+          <w:p>
+            <w:r>
+              <w:t>playerResult will be used to calculate the winnings later on</w:t>
+            </w:r>
           </w:p>
         </w:tc>
       </w:tr>
@@ -32138,7 +29096,7 @@
               </w:rPr>
               <w:lastRenderedPageBreak/>
               <w:drawing>
-                <wp:inline distT="0" distB="0" distL="0" distR="0" wp14:anchorId="64B8FB74" wp14:editId="65EF0965">
+                <wp:inline distT="0" distB="0" distL="0" distR="0" wp14:anchorId="64B8FB74" wp14:editId="55F670F1">
                   <wp:extent cx="2588724" cy="7174236"/>
                   <wp:effectExtent l="0" t="0" r="2540" b="7620"/>
                   <wp:docPr id="826538610" name="Picture 2"/>
@@ -32248,68 +29206,21 @@
           </w:tcPr>
           <w:p>
             <w:r>
-              <w:t xml:space="preserve">The </w:t>
-            </w:r>
-            <w:proofErr w:type="spellStart"/>
-            <w:proofErr w:type="gramStart"/>
-            <w:r>
-              <w:t>BlackjackRound</w:t>
-            </w:r>
-            <w:proofErr w:type="spellEnd"/>
-            <w:r>
-              <w:t>(</w:t>
-            </w:r>
-            <w:proofErr w:type="gramEnd"/>
-            <w:r>
-              <w:t>) subroutine takes in players and dealer as a subroutine. It calls upon all the subroutines above in order with its own code to produce a full singular round of blackjack.</w:t>
-            </w:r>
-          </w:p>
-          <w:p/>
-          <w:p>
-            <w:r>
-              <w:t>*</w:t>
-            </w:r>
-            <w:proofErr w:type="spellStart"/>
-            <w:proofErr w:type="gramStart"/>
-            <w:r>
-              <w:t>ShuffleDeck</w:t>
-            </w:r>
-            <w:proofErr w:type="spellEnd"/>
-            <w:r>
-              <w:t>(</w:t>
-            </w:r>
-            <w:proofErr w:type="gramEnd"/>
-            <w:r>
-              <w:t>)</w:t>
-            </w:r>
-          </w:p>
-          <w:p>
-            <w:r>
-              <w:t xml:space="preserve">At the start of each </w:t>
-            </w:r>
-            <w:proofErr w:type="gramStart"/>
-            <w:r>
-              <w:t>round</w:t>
-            </w:r>
-            <w:proofErr w:type="gramEnd"/>
-            <w:r>
-              <w:t xml:space="preserve"> it reshuffles the deck and resets certain variables (</w:t>
-            </w:r>
-            <w:proofErr w:type="spellStart"/>
-            <w:r>
-              <w:t>dealerCards</w:t>
-            </w:r>
-            <w:proofErr w:type="spellEnd"/>
-            <w:r>
-              <w:t xml:space="preserve">, </w:t>
-            </w:r>
-            <w:proofErr w:type="spellStart"/>
-            <w:r>
-              <w:t>playerCards</w:t>
-            </w:r>
-            <w:proofErr w:type="spellEnd"/>
-            <w:r>
-              <w:t xml:space="preserve"> etc</w:t>
+              <w:t>The BlackjackRound() subroutine takes in players and dealer as a subroutine. It calls upon all the subroutines above in order with its own code to produce a full singular round of blackjack.</w:t>
+            </w:r>
+          </w:p>
+          <w:p/>
+          <w:p>
+            <w:r>
+              <w:t>*ShuffleDeck()</w:t>
+            </w:r>
+          </w:p>
+          <w:p>
+            <w:r>
+              <w:t>At the start of each round it reshuffles the deck and resets certain variables (dealerCards</w:t>
+            </w:r>
+            <w:r>
+              <w:t>, playerCards etc</w:t>
             </w:r>
             <w:r>
               <w:t>) at the start of each round</w:t>
@@ -32317,84 +29228,13 @@
           </w:p>
           <w:p>
             <w:r>
-              <w:t xml:space="preserve">It then calls upon </w:t>
-            </w:r>
-            <w:proofErr w:type="spellStart"/>
-            <w:proofErr w:type="gramStart"/>
-            <w:r>
-              <w:t>BlackjackAnte</w:t>
-            </w:r>
-            <w:proofErr w:type="spellEnd"/>
-            <w:r>
-              <w:t>(</w:t>
-            </w:r>
-            <w:proofErr w:type="gramEnd"/>
-            <w:r>
-              <w:t xml:space="preserve">) to input each </w:t>
-            </w:r>
-            <w:proofErr w:type="gramStart"/>
-            <w:r>
-              <w:t>players</w:t>
-            </w:r>
-            <w:proofErr w:type="gramEnd"/>
-            <w:r>
-              <w:t xml:space="preserve"> initial bet and </w:t>
-            </w:r>
-            <w:proofErr w:type="spellStart"/>
-            <w:r>
-              <w:t>and</w:t>
-            </w:r>
-            <w:proofErr w:type="spellEnd"/>
-            <w:r>
-              <w:t xml:space="preserve"> remove it from their currency.</w:t>
-            </w:r>
-          </w:p>
-          <w:p/>
-          <w:p>
-            <w:r>
-              <w:t xml:space="preserve">It then checks if the user will be integrating their own deck of cards, if so </w:t>
-            </w:r>
-            <w:proofErr w:type="spellStart"/>
-            <w:proofErr w:type="gramStart"/>
-            <w:r>
-              <w:t>CardIntegration</w:t>
-            </w:r>
-            <w:proofErr w:type="spellEnd"/>
-            <w:r>
-              <w:t>(</w:t>
-            </w:r>
-            <w:proofErr w:type="gramEnd"/>
-            <w:r>
-              <w:t xml:space="preserve">) will be called upon to set up each </w:t>
-            </w:r>
-            <w:proofErr w:type="gramStart"/>
-            <w:r>
-              <w:t>players</w:t>
-            </w:r>
-            <w:proofErr w:type="gramEnd"/>
-            <w:r>
-              <w:t xml:space="preserve"> deck. If </w:t>
-            </w:r>
-            <w:proofErr w:type="gramStart"/>
-            <w:r>
-              <w:t>not</w:t>
-            </w:r>
-            <w:proofErr w:type="gramEnd"/>
-            <w:r>
-              <w:t xml:space="preserve"> then </w:t>
-            </w:r>
-            <w:proofErr w:type="spellStart"/>
-            <w:proofErr w:type="gramStart"/>
-            <w:r>
-              <w:t>DealCards</w:t>
-            </w:r>
-            <w:proofErr w:type="spellEnd"/>
-            <w:r>
-              <w:t>(</w:t>
-            </w:r>
-            <w:proofErr w:type="gramEnd"/>
-            <w:r>
-              <w:t>) will be called upon to deal each player a deck of 2 cards.</w:t>
+              <w:t>It then calls upon BlackjackAnte() to input each players initial bet and and remove it from their currency.</w:t>
+            </w:r>
+          </w:p>
+          <w:p/>
+          <w:p>
+            <w:r>
+              <w:t>It then checks if the user will be integrating their own deck of cards, if so CardIntegration() will be called upon to set up each players deck. If not then DealCards() will be called upon to deal each player a deck of 2 cards.</w:t>
             </w:r>
           </w:p>
         </w:tc>
@@ -32462,127 +29302,53 @@
           </w:p>
           <w:p/>
           <w:p>
-            <w:proofErr w:type="spellStart"/>
-            <w:proofErr w:type="gramStart"/>
-            <w:r>
-              <w:t>BlackjackHitStandCycle</w:t>
-            </w:r>
-            <w:proofErr w:type="spellEnd"/>
-            <w:r>
-              <w:t>(</w:t>
-            </w:r>
-            <w:proofErr w:type="gramEnd"/>
-            <w:r>
-              <w:t>) is called upon cycling through each players turn and deals with their inputs accordingly.</w:t>
-            </w:r>
-          </w:p>
-          <w:p/>
-          <w:p>
-            <w:r>
-              <w:t xml:space="preserve">The </w:t>
-            </w:r>
-            <w:proofErr w:type="spellStart"/>
-            <w:r>
-              <w:t>dealerCards</w:t>
-            </w:r>
-            <w:proofErr w:type="spellEnd"/>
-            <w:r>
-              <w:t xml:space="preserve"> is then outputted and the dealers turn starts </w:t>
-            </w:r>
-            <w:r>
-              <w:t xml:space="preserve">where the dealer will hit until the </w:t>
-            </w:r>
-            <w:proofErr w:type="spellStart"/>
-            <w:r>
-              <w:t>dealerCards</w:t>
-            </w:r>
-            <w:proofErr w:type="spellEnd"/>
-            <w:r>
-              <w:t xml:space="preserve"> total exceeds 17 displaying the </w:t>
-            </w:r>
-            <w:proofErr w:type="spellStart"/>
-            <w:r>
-              <w:t>dealerCards</w:t>
-            </w:r>
-            <w:proofErr w:type="spellEnd"/>
-            <w:r>
-              <w:t xml:space="preserve"> to the user each time a new card is added.</w:t>
-            </w:r>
-          </w:p>
-          <w:p/>
-          <w:p>
-            <w:proofErr w:type="spellStart"/>
-            <w:proofErr w:type="gramStart"/>
-            <w:r>
-              <w:t>BlackjackResult</w:t>
-            </w:r>
-            <w:proofErr w:type="spellEnd"/>
-            <w:r>
-              <w:t>(</w:t>
-            </w:r>
-            <w:proofErr w:type="gramEnd"/>
-            <w:r>
-              <w:t>) is called upon to calculate the rounds result depending on card totals.</w:t>
-            </w:r>
-          </w:p>
-          <w:p/>
-          <w:p>
-            <w:proofErr w:type="spellStart"/>
-            <w:proofErr w:type="gramStart"/>
+            <w:r>
+              <w:t>BlackjackHitStandCycle() is called upon cycling through each players turn and deals with their inputs accordingly.</w:t>
+            </w:r>
+          </w:p>
+          <w:p/>
+          <w:p>
+            <w:r>
+              <w:t xml:space="preserve">The dealerCards is then outputted and the dealers turn starts </w:t>
+            </w:r>
+            <w:r>
+              <w:t>where the dealer will hit until the dealerCards total exceeds 17 displaying the dealerCards to the user each time a new card is added.</w:t>
+            </w:r>
+          </w:p>
+          <w:p/>
+          <w:p>
+            <w:r>
+              <w:t>BlackjackResult() is called upon to calculate the rounds result depending on card totals.</w:t>
+            </w:r>
+          </w:p>
+          <w:p/>
+          <w:p>
             <w:r>
               <w:t>CalculateWinnings</w:t>
             </w:r>
-            <w:proofErr w:type="spellEnd"/>
-            <w:r>
-              <w:t>(</w:t>
-            </w:r>
-            <w:proofErr w:type="gramEnd"/>
+            <w:r>
+              <w:t>()</w:t>
+            </w:r>
+            <w:r>
+              <w:t xml:space="preserve"> is then called upon to calculate each players winnings and add it to their currency depending on </w:t>
+            </w:r>
+            <w:r>
+              <w:t>each players</w:t>
+            </w:r>
+            <w:r>
+              <w:t xml:space="preserve"> </w:t>
+            </w:r>
+            <w:r>
+              <w:t xml:space="preserve">ante bet (values within </w:t>
+            </w:r>
+            <w:r>
+              <w:t>dealersPot</w:t>
+            </w:r>
             <w:r>
               <w:t>)</w:t>
             </w:r>
             <w:r>
-              <w:t xml:space="preserve"> is then called upon to calculate each players winnings and add it to their currency depending on </w:t>
-            </w:r>
-            <w:r>
-              <w:t>each players</w:t>
-            </w:r>
-            <w:r>
-              <w:t xml:space="preserve"> </w:t>
-            </w:r>
-            <w:r>
-              <w:t xml:space="preserve">ante bet (values within </w:t>
-            </w:r>
-            <w:proofErr w:type="spellStart"/>
-            <w:r>
-              <w:t>dealersPot</w:t>
-            </w:r>
-            <w:proofErr w:type="spellEnd"/>
-            <w:r>
-              <w:t>)</w:t>
-            </w:r>
-            <w:r>
-              <w:t xml:space="preserve"> and </w:t>
-            </w:r>
-            <w:proofErr w:type="spellStart"/>
-            <w:r>
-              <w:t>playerResult</w:t>
-            </w:r>
-            <w:proofErr w:type="spellEnd"/>
-            <w:r>
-              <w:t xml:space="preserve"> from </w:t>
-            </w:r>
-            <w:proofErr w:type="spellStart"/>
-            <w:proofErr w:type="gramStart"/>
-            <w:r>
-              <w:t>BlackjackResult</w:t>
-            </w:r>
-            <w:proofErr w:type="spellEnd"/>
-            <w:r>
-              <w:t>(</w:t>
-            </w:r>
-            <w:proofErr w:type="gramEnd"/>
-            <w:r>
-              <w:t>)</w:t>
+              <w:t xml:space="preserve"> and playerResult from BlackjackResult()</w:t>
             </w:r>
           </w:p>
           <w:p/>
@@ -32763,36 +29529,7 @@
               <w:t xml:space="preserve">This is the subroutine for the </w:t>
             </w:r>
             <w:r>
-              <w:t xml:space="preserve">initial “ante” bet in blackjack. I decided to have the dealers pot as a list of </w:t>
-            </w:r>
-            <w:proofErr w:type="gramStart"/>
-            <w:r>
-              <w:t xml:space="preserve">4  </w:t>
-            </w:r>
-            <w:proofErr w:type="spellStart"/>
-            <w:r>
-              <w:t>indexs</w:t>
-            </w:r>
-            <w:proofErr w:type="spellEnd"/>
-            <w:proofErr w:type="gramEnd"/>
-            <w:r>
-              <w:t xml:space="preserve"> for the 4 different players as it will be able to hold and distinguish which bet is whose. When playing </w:t>
-            </w:r>
-            <w:proofErr w:type="gramStart"/>
-            <w:r>
-              <w:t>poker</w:t>
-            </w:r>
-            <w:proofErr w:type="gramEnd"/>
-            <w:r>
-              <w:t xml:space="preserve"> the </w:t>
-            </w:r>
-            <w:proofErr w:type="spellStart"/>
-            <w:r>
-              <w:t>dealersPot</w:t>
-            </w:r>
-            <w:proofErr w:type="spellEnd"/>
-            <w:r>
-              <w:t xml:space="preserve"> list will be added all together when calculating the winnings so it works out well that way.</w:t>
+              <w:t>initial “ante” bet in blackjack. I decided to have the dealers pot as a list of 4  indexs for the 4 different players as it will be able to hold and distinguish which bet is whose. When playing poker the dealersPot list will be added all together when calculating the winnings so it works out well that way.</w:t>
             </w:r>
             <w:r>
               <w:br/>
@@ -32863,23 +29600,7 @@
           </w:tcPr>
           <w:p>
             <w:r>
-              <w:t xml:space="preserve">I added </w:t>
-            </w:r>
-            <w:proofErr w:type="gramStart"/>
-            <w:r>
-              <w:t>int(</w:t>
-            </w:r>
-            <w:proofErr w:type="gramEnd"/>
-            <w:r>
-              <w:t xml:space="preserve">…) around input to make sure calculations are not made with string versions of the input </w:t>
-            </w:r>
-            <w:proofErr w:type="spellStart"/>
-            <w:r>
-              <w:t>e.g</w:t>
-            </w:r>
-            <w:proofErr w:type="spellEnd"/>
-            <w:r>
-              <w:t xml:space="preserve"> “200” instead of 200</w:t>
+              <w:t>I added int(…) around input to make sure calculations are not made with string versions of the input e.g “200” instead of 200</w:t>
             </w:r>
           </w:p>
         </w:tc>
@@ -33052,46 +29773,25 @@
               <w:t xml:space="preserve">it </w:t>
             </w:r>
             <w:r>
-              <w:t>couldn’t concatenate “Your currency</w:t>
-            </w:r>
-            <w:proofErr w:type="gramStart"/>
-            <w:r>
-              <w:t>: ”</w:t>
-            </w:r>
-            <w:proofErr w:type="gramEnd"/>
-            <w:r>
-              <w:t xml:space="preserve"> with the integer currency.</w:t>
-            </w:r>
-          </w:p>
-          <w:p/>
-          <w:p/>
-          <w:p/>
-          <w:p/>
-          <w:p/>
-          <w:p/>
-          <w:p/>
-          <w:p/>
-          <w:p>
-            <w:r>
-              <w:t xml:space="preserve">I tried changing the + into </w:t>
-            </w:r>
-            <w:proofErr w:type="gramStart"/>
-            <w:r>
-              <w:t>a ,</w:t>
-            </w:r>
-            <w:proofErr w:type="gramEnd"/>
-            <w:r>
-              <w:t xml:space="preserve"> which fixed the problem.</w:t>
-            </w:r>
-          </w:p>
-          <w:p>
-            <w:proofErr w:type="gramStart"/>
-            <w:r>
-              <w:t>However</w:t>
-            </w:r>
-            <w:proofErr w:type="gramEnd"/>
-            <w:r>
-              <w:t xml:space="preserve"> opted to </w:t>
+              <w:t>couldn’t concatenate “Your currency: ” with the integer currency.</w:t>
+            </w:r>
+          </w:p>
+          <w:p/>
+          <w:p/>
+          <w:p/>
+          <w:p/>
+          <w:p/>
+          <w:p/>
+          <w:p/>
+          <w:p/>
+          <w:p>
+            <w:r>
+              <w:t>I tried changing the + into a , which fixed the problem.</w:t>
+            </w:r>
+          </w:p>
+          <w:p>
+            <w:r>
+              <w:t xml:space="preserve">However opted to </w:t>
             </w:r>
             <w:r>
               <w:t>changing the currency to a string value when being printed which fixed the problem</w:t>
@@ -33299,46 +29999,14 @@
           </w:tcPr>
           <w:p>
             <w:r>
-              <w:t>I subtracted 1 off the length of players list as without it I assumed it would cause “</w:t>
-            </w:r>
-            <w:proofErr w:type="spellStart"/>
-            <w:r>
-              <w:t>i</w:t>
-            </w:r>
-            <w:proofErr w:type="spellEnd"/>
-            <w:r>
-              <w:t xml:space="preserve">” to increment 0,1,2,3,4. looping 5 times for 4 players causing an error but instead it increments 0,1,2. When subtracting 1 only showing 3 players ignoring the 4th so </w:t>
-            </w:r>
-            <w:proofErr w:type="spellStart"/>
-            <w:r>
-              <w:t>i</w:t>
-            </w:r>
-            <w:proofErr w:type="spellEnd"/>
-            <w:r>
-              <w:t xml:space="preserve"> removed it off all my for “</w:t>
-            </w:r>
-            <w:proofErr w:type="spellStart"/>
-            <w:r>
-              <w:t>i</w:t>
-            </w:r>
-            <w:proofErr w:type="spellEnd"/>
-            <w:r>
-              <w:t>” in range(length) loops</w:t>
+              <w:t>I subtracted 1 off the length of players list as without it I assumed it would cause “i” to increment 0,1,2,3,4. looping 5 times for 4 players causing an error but instead it increments 0,1,2. When subtracting 1 only showing 3 players ignoring the 4th so i removed it off all my for “i” in range(length) loops</w:t>
             </w:r>
             <w:r>
               <w:br/>
             </w:r>
             <w:r>
               <w:br/>
-              <w:t>I also forgot to add [</w:t>
-            </w:r>
-            <w:proofErr w:type="spellStart"/>
-            <w:r>
-              <w:t>i</w:t>
-            </w:r>
-            <w:proofErr w:type="spellEnd"/>
-            <w:r>
-              <w:t>] at the end of dealers pot when subtracting it from the players currency so I added this.</w:t>
+              <w:t>I also forgot to add [i] at the end of dealers pot when subtracting it from the players currency so I added this.</w:t>
             </w:r>
           </w:p>
           <w:p/>
@@ -33699,31 +30367,7 @@
           </w:tcPr>
           <w:p>
             <w:r>
-              <w:t xml:space="preserve">I removed the parameter </w:t>
-            </w:r>
-            <w:proofErr w:type="spellStart"/>
-            <w:r>
-              <w:t>gamemode</w:t>
-            </w:r>
-            <w:proofErr w:type="spellEnd"/>
-            <w:r>
-              <w:t xml:space="preserve"> and replaced the </w:t>
-            </w:r>
-            <w:proofErr w:type="spellStart"/>
-            <w:r>
-              <w:t>gamemode</w:t>
-            </w:r>
-            <w:proofErr w:type="spellEnd"/>
-            <w:r>
-              <w:t xml:space="preserve"> parameter in </w:t>
-            </w:r>
-            <w:proofErr w:type="spellStart"/>
-            <w:r>
-              <w:t>CardValue</w:t>
-            </w:r>
-            <w:proofErr w:type="spellEnd"/>
-            <w:r>
-              <w:t xml:space="preserve"> to “blackjack” as it is an unnecessary parameter because poker does not need to calculate the total card value at any point in time </w:t>
+              <w:t xml:space="preserve">I removed the parameter gamemode and replaced the gamemode parameter in CardValue to “blackjack” as it is an unnecessary parameter because poker does not need to calculate the total card value at any point in time </w:t>
             </w:r>
           </w:p>
         </w:tc>
@@ -33813,23 +30457,7 @@
             </w:r>
             <w:r>
               <w:br/>
-              <w:t xml:space="preserve">I have added an </w:t>
-            </w:r>
-            <w:proofErr w:type="spellStart"/>
-            <w:r>
-              <w:t>elif</w:t>
-            </w:r>
-            <w:proofErr w:type="spellEnd"/>
-            <w:r>
-              <w:t xml:space="preserve"> branch for stand to make integrating the </w:t>
-            </w:r>
-            <w:proofErr w:type="spellStart"/>
-            <w:r>
-              <w:t>pygame</w:t>
-            </w:r>
-            <w:proofErr w:type="spellEnd"/>
-            <w:r>
-              <w:t xml:space="preserve"> GUI easier as </w:t>
+              <w:t xml:space="preserve">I have added an elif branch for stand to make integrating the pygame GUI easier as </w:t>
             </w:r>
             <w:r>
               <w:t>the code block</w:t>
@@ -33838,15 +30466,7 @@
               <w:t xml:space="preserve"> will be able to slot </w:t>
             </w:r>
             <w:r>
-              <w:t xml:space="preserve">in under the </w:t>
-            </w:r>
-            <w:proofErr w:type="spellStart"/>
-            <w:r>
-              <w:t>elif</w:t>
-            </w:r>
-            <w:proofErr w:type="spellEnd"/>
-            <w:r>
-              <w:t xml:space="preserve"> instead of writing new if branches in the future.</w:t>
+              <w:t>in under the elif instead of writing new if branches in the future.</w:t>
             </w:r>
           </w:p>
           <w:p/>
@@ -33917,18 +30537,8 @@
             <w:tcW w:w="5807" w:type="dxa"/>
           </w:tcPr>
           <w:p>
-            <w:proofErr w:type="spellStart"/>
-            <w:proofErr w:type="gramStart"/>
-            <w:r>
-              <w:t>BlackjackResult</w:t>
-            </w:r>
-            <w:proofErr w:type="spellEnd"/>
-            <w:r>
-              <w:t>(</w:t>
-            </w:r>
-            <w:proofErr w:type="gramEnd"/>
-            <w:r>
-              <w:t>) subroutine</w:t>
+            <w:r>
+              <w:t>BlackjackResult() subroutine</w:t>
             </w:r>
           </w:p>
         </w:tc>
@@ -34155,23 +30765,7 @@
           <w:p/>
           <w:p>
             <w:r>
-              <w:t xml:space="preserve">It starts by resetting variables for the dealer and each player and shuffling the cards. If the user is integrating their own deck of cards </w:t>
-            </w:r>
-            <w:proofErr w:type="spellStart"/>
-            <w:r>
-              <w:t>CardIntegration</w:t>
-            </w:r>
-            <w:proofErr w:type="spellEnd"/>
-            <w:r>
-              <w:t xml:space="preserve"> will be used to deal the initial 2 cards to the players instead of the </w:t>
-            </w:r>
-            <w:proofErr w:type="spellStart"/>
-            <w:r>
-              <w:t>DealCards</w:t>
-            </w:r>
-            <w:proofErr w:type="spellEnd"/>
-            <w:r>
-              <w:t xml:space="preserve"> subroutine.</w:t>
+              <w:t>It starts by resetting variables for the dealer and each player and shuffling the cards. If the user is integrating their own deck of cards CardIntegration will be used to deal the initial 2 cards to the players instead of the DealCards subroutine.</w:t>
             </w:r>
             <w:r>
               <w:br/>
@@ -34182,28 +30776,7 @@
           </w:p>
           <w:p>
             <w:r>
-              <w:t xml:space="preserve">I have indicated the </w:t>
-            </w:r>
-            <w:proofErr w:type="spellStart"/>
-            <w:proofErr w:type="gramStart"/>
-            <w:r>
-              <w:t>CalculateWinnings</w:t>
-            </w:r>
-            <w:proofErr w:type="spellEnd"/>
-            <w:r>
-              <w:t>(</w:t>
-            </w:r>
-            <w:proofErr w:type="gramEnd"/>
-            <w:r>
-              <w:t xml:space="preserve">) subroutine slots in underneath </w:t>
-            </w:r>
-            <w:proofErr w:type="spellStart"/>
-            <w:r>
-              <w:t>BlackjackResult</w:t>
-            </w:r>
-            <w:proofErr w:type="spellEnd"/>
-            <w:r>
-              <w:t xml:space="preserve"> as it hasn’t been coded as of this stage but will be corrected at the end of stage 3.</w:t>
+              <w:t>I have indicated the CalculateWinnings() subroutine slots in underneath BlackjackResult as it hasn’t been coded as of this stage but will be corrected at the end of stage 3.</w:t>
             </w:r>
             <w:r>
               <w:br/>
@@ -34369,15 +30942,7 @@
           </w:tcPr>
           <w:p>
             <w:r>
-              <w:t xml:space="preserve">I have added the dealers turn code and finished adding outputs (which will be replaced when integrating the </w:t>
-            </w:r>
-            <w:proofErr w:type="spellStart"/>
-            <w:r>
-              <w:t>pygame</w:t>
-            </w:r>
-            <w:proofErr w:type="spellEnd"/>
-            <w:r>
-              <w:t xml:space="preserve"> GUI)</w:t>
+              <w:t>I have added the dealers turn code and finished adding outputs (which will be replaced when integrating the pygame GUI)</w:t>
             </w:r>
             <w:r>
               <w:br/>
@@ -34386,15 +30951,7 @@
               <w:br/>
             </w:r>
             <w:r>
-              <w:t xml:space="preserve">I realised I forgot to output one of the dealers </w:t>
-            </w:r>
-            <w:proofErr w:type="gramStart"/>
-            <w:r>
-              <w:t>card</w:t>
-            </w:r>
-            <w:proofErr w:type="gramEnd"/>
-            <w:r>
-              <w:t xml:space="preserve"> after all cards have been delt before players take their turn which is part of blackjacks gameplay. I </w:t>
+              <w:t xml:space="preserve">I realised I forgot to output one of the dealers card after all cards have been delt before players take their turn which is part of blackjacks gameplay. I </w:t>
             </w:r>
             <w:r>
               <w:t xml:space="preserve">also </w:t>
@@ -34407,15 +30964,7 @@
             </w:r>
             <w:r>
               <w:br/>
-              <w:t xml:space="preserve">I also decided instead of returning “players” and “dealer” all the </w:t>
-            </w:r>
-            <w:proofErr w:type="gramStart"/>
-            <w:r>
-              <w:t>subroutine</w:t>
-            </w:r>
-            <w:proofErr w:type="gramEnd"/>
-            <w:r>
-              <w:t xml:space="preserve"> will return is each players currency as this is the only thing carried </w:t>
+              <w:t xml:space="preserve">I also decided instead of returning “players” and “dealer” all the subroutine will return is each players currency as this is the only thing carried </w:t>
             </w:r>
             <w:r>
               <w:t>out of the round into the next round or poker round</w:t>
@@ -34723,18 +31272,8 @@
             <w:tcW w:w="1655" w:type="dxa"/>
           </w:tcPr>
           <w:p>
-            <w:proofErr w:type="spellStart"/>
-            <w:proofErr w:type="gramStart"/>
-            <w:r>
-              <w:t>BlackjackAnte</w:t>
-            </w:r>
-            <w:proofErr w:type="spellEnd"/>
-            <w:r>
-              <w:t>(</w:t>
-            </w:r>
-            <w:proofErr w:type="gramEnd"/>
-            <w:r>
-              <w:t>)</w:t>
+            <w:r>
+              <w:t>BlackjackAnte()</w:t>
             </w:r>
           </w:p>
         </w:tc>
@@ -34754,48 +31293,15 @@
           </w:tcPr>
           <w:p>
             <w:r>
-              <w:t>print(players[</w:t>
-            </w:r>
-            <w:proofErr w:type="spellStart"/>
-            <w:r>
-              <w:t>i</w:t>
-            </w:r>
-            <w:proofErr w:type="spellEnd"/>
-            <w:r>
-              <w:t>][_CURRENCY])</w:t>
+              <w:t>print(players[i][_CURRENCY])</w:t>
             </w:r>
             <w:r>
               <w:br/>
-            </w:r>
-            <w:proofErr w:type="spellStart"/>
-            <w:r>
-              <w:t>BlackJackAnte</w:t>
-            </w:r>
-            <w:proofErr w:type="spellEnd"/>
-            <w:r>
-              <w:t>(</w:t>
-            </w:r>
-            <w:proofErr w:type="spellStart"/>
-            <w:proofErr w:type="gramStart"/>
-            <w:r>
-              <w:t>players,dealersPot</w:t>
-            </w:r>
-            <w:proofErr w:type="spellEnd"/>
-            <w:proofErr w:type="gramEnd"/>
-            <w:r>
-              <w:t>)</w:t>
+              <w:t>BlackJackAnte(players,dealersPot)</w:t>
             </w:r>
             <w:r>
               <w:br/>
-              <w:t>print(players[</w:t>
-            </w:r>
-            <w:proofErr w:type="spellStart"/>
-            <w:r>
-              <w:t>i</w:t>
-            </w:r>
-            <w:proofErr w:type="spellEnd"/>
-            <w:r>
-              <w:t>][_CURRENCY])</w:t>
+              <w:t>print(players[i][_CURRENCY])</w:t>
             </w:r>
           </w:p>
           <w:p/>
@@ -34835,18 +31341,8 @@
             <w:tcW w:w="1655" w:type="dxa"/>
           </w:tcPr>
           <w:p>
-            <w:proofErr w:type="spellStart"/>
-            <w:proofErr w:type="gramStart"/>
-            <w:r>
-              <w:t>BlackjackAnte</w:t>
-            </w:r>
-            <w:proofErr w:type="spellEnd"/>
-            <w:r>
-              <w:t>(</w:t>
-            </w:r>
-            <w:proofErr w:type="gramEnd"/>
-            <w:r>
-              <w:t>)</w:t>
+            <w:r>
+              <w:t>BlackjackAnte()</w:t>
             </w:r>
           </w:p>
         </w:tc>
@@ -35377,18 +31873,8 @@
             <w:tcW w:w="5587" w:type="dxa"/>
           </w:tcPr>
           <w:p>
-            <w:proofErr w:type="spellStart"/>
-            <w:proofErr w:type="gramStart"/>
-            <w:r>
-              <w:t>BlackjackWinningsCalulation</w:t>
-            </w:r>
-            <w:proofErr w:type="spellEnd"/>
-            <w:r>
-              <w:t>(</w:t>
-            </w:r>
-            <w:proofErr w:type="gramEnd"/>
-            <w:r>
-              <w:t>)</w:t>
+            <w:r>
+              <w:t>BlackjackWinningsCalulation()</w:t>
             </w:r>
           </w:p>
         </w:tc>
@@ -35406,6 +31892,9 @@
           </w:tcPr>
           <w:p>
             <w:r>
+              <w:rPr>
+                <w:noProof/>
+              </w:rPr>
               <w:drawing>
                 <wp:inline distT="0" distB="0" distL="0" distR="0" wp14:anchorId="2641EF99" wp14:editId="112CC998">
                   <wp:extent cx="3410608" cy="3930555"/>
@@ -35461,18 +31950,8 @@
             <w:tcW w:w="5587" w:type="dxa"/>
           </w:tcPr>
           <w:p>
-            <w:proofErr w:type="spellStart"/>
-            <w:proofErr w:type="gramStart"/>
-            <w:r>
-              <w:t>TotalPot</w:t>
-            </w:r>
-            <w:proofErr w:type="spellEnd"/>
-            <w:r>
-              <w:t>(</w:t>
-            </w:r>
-            <w:proofErr w:type="gramEnd"/>
-            <w:r>
-              <w:t>)</w:t>
+            <w:r>
+              <w:t>TotalPot()</w:t>
             </w:r>
           </w:p>
         </w:tc>
@@ -35490,6 +31969,9 @@
           </w:tcPr>
           <w:p>
             <w:r>
+              <w:rPr>
+                <w:noProof/>
+              </w:rPr>
               <w:lastRenderedPageBreak/>
               <w:drawing>
                 <wp:inline distT="0" distB="0" distL="0" distR="0" wp14:anchorId="61EA260A" wp14:editId="7DFA4084">
@@ -35535,28 +32017,12 @@
           </w:tcPr>
           <w:p>
             <w:r>
-              <w:t xml:space="preserve">This subroutine adds up the total of </w:t>
-            </w:r>
-            <w:proofErr w:type="spellStart"/>
-            <w:r>
-              <w:t>dealersPot</w:t>
-            </w:r>
-            <w:proofErr w:type="spellEnd"/>
-            <w:r>
-              <w:t xml:space="preserve"> used specifically in poker when calculating the winnings.</w:t>
-            </w:r>
-          </w:p>
-          <w:p>
-            <w:r>
-              <w:t xml:space="preserve">Cycles through each number in </w:t>
-            </w:r>
-            <w:proofErr w:type="spellStart"/>
-            <w:r>
-              <w:t>dealersPot</w:t>
-            </w:r>
-            <w:proofErr w:type="spellEnd"/>
-            <w:r>
-              <w:t xml:space="preserve"> each cycle adding to the total until it reaches the end.</w:t>
+              <w:t>This subroutine adds up the total of dealersPot used specifically in poker when calculating the winnings.</w:t>
+            </w:r>
+          </w:p>
+          <w:p>
+            <w:r>
+              <w:t>Cycles through each number in dealersPot each cycle adding to the total until it reaches the end.</w:t>
             </w:r>
           </w:p>
           <w:p>
@@ -35572,18 +32038,8 @@
             <w:tcW w:w="5587" w:type="dxa"/>
           </w:tcPr>
           <w:p>
-            <w:proofErr w:type="spellStart"/>
-            <w:proofErr w:type="gramStart"/>
-            <w:r>
-              <w:t>PKWinningsCalulation</w:t>
-            </w:r>
-            <w:proofErr w:type="spellEnd"/>
-            <w:r>
-              <w:t>(</w:t>
-            </w:r>
-            <w:proofErr w:type="gramEnd"/>
-            <w:r>
-              <w:t>)</w:t>
+            <w:r>
+              <w:t>PKWinningsCalulation()</w:t>
             </w:r>
           </w:p>
         </w:tc>
@@ -35601,6 +32057,9 @@
           </w:tcPr>
           <w:p>
             <w:r>
+              <w:rPr>
+                <w:noProof/>
+              </w:rPr>
               <w:lastRenderedPageBreak/>
               <w:drawing>
                 <wp:inline distT="0" distB="0" distL="0" distR="0" wp14:anchorId="39A4F0A5" wp14:editId="07B0C609">
@@ -35645,28 +32104,7 @@
           <w:p/>
           <w:p>
             <w:r>
-              <w:t>*</w:t>
-            </w:r>
-            <w:proofErr w:type="spellStart"/>
-            <w:proofErr w:type="gramStart"/>
-            <w:r>
-              <w:t>TotalPot</w:t>
-            </w:r>
-            <w:proofErr w:type="spellEnd"/>
-            <w:r>
-              <w:t>(</w:t>
-            </w:r>
-            <w:proofErr w:type="gramEnd"/>
-            <w:r>
-              <w:t xml:space="preserve">) subroutine - gathers the total of </w:t>
-            </w:r>
-            <w:proofErr w:type="spellStart"/>
-            <w:r>
-              <w:t>dealersPot</w:t>
-            </w:r>
-            <w:proofErr w:type="spellEnd"/>
-            <w:r>
-              <w:t xml:space="preserve"> returning the total as an integer.</w:t>
+              <w:t>*TotalPot() subroutine - gathers the total of dealersPot returning the total as an integer.</w:t>
             </w:r>
           </w:p>
         </w:tc>
@@ -35691,15 +32129,7 @@
           <w:p/>
           <w:p>
             <w:r>
-              <w:t xml:space="preserve">The second phase of the subroutine has two branches depending on if there are multiple players that have drawn using the </w:t>
-            </w:r>
-            <w:proofErr w:type="spellStart"/>
-            <w:r>
-              <w:t>nDraws</w:t>
-            </w:r>
-            <w:proofErr w:type="spellEnd"/>
-            <w:r>
-              <w:t xml:space="preserve"> variable.</w:t>
+              <w:t>The second phase of the subroutine has two branches depending on if there are multiple players that have drawn using the nDraws variable.</w:t>
             </w:r>
           </w:p>
           <w:p>
@@ -35717,23 +32147,7 @@
               <w:t>DIV</w:t>
             </w:r>
             <w:r>
-              <w:t xml:space="preserve"> division to the total of </w:t>
-            </w:r>
-            <w:proofErr w:type="spellStart"/>
-            <w:r>
-              <w:t>dealersPot</w:t>
-            </w:r>
-            <w:proofErr w:type="spellEnd"/>
-            <w:r>
-              <w:t xml:space="preserve"> by </w:t>
-            </w:r>
-            <w:proofErr w:type="spellStart"/>
-            <w:r>
-              <w:t>nDraws</w:t>
-            </w:r>
-            <w:proofErr w:type="spellEnd"/>
-            <w:r>
-              <w:t xml:space="preserve"> evenly distributing the currency between every player that has drawn. The subroutine ends</w:t>
+              <w:t xml:space="preserve"> division to the total of dealersPot by nDraws evenly distributing the currency between every player that has drawn. The subroutine ends</w:t>
             </w:r>
           </w:p>
           <w:p/>
@@ -35746,15 +32160,7 @@
               </w:numPr>
             </w:pPr>
             <w:r>
-              <w:t xml:space="preserve">Branch 2 (No outcome) cycles through each players result checking if they won. The player that has won is awarded the Total of </w:t>
-            </w:r>
-            <w:proofErr w:type="spellStart"/>
-            <w:r>
-              <w:t>dealersPot</w:t>
-            </w:r>
-            <w:proofErr w:type="spellEnd"/>
-            <w:r>
-              <w:t xml:space="preserve"> to their existing currency. The subroutine ends.</w:t>
+              <w:t>Branch 2 (No outcome) cycles through each players result checking if they won. The player that has won is awarded the Total of dealersPot to their existing currency. The subroutine ends.</w:t>
             </w:r>
           </w:p>
           <w:p/>
@@ -35938,11 +32344,20 @@
             <w:tcW w:w="5121" w:type="dxa"/>
           </w:tcPr>
           <w:p>
-            <w:r>
-              <w:t xml:space="preserve">Blackjack </w:t>
-            </w:r>
-            <w:r>
-              <w:t>Winnings Calculation subroutine</w:t>
+            <w:pPr>
+              <w:rPr>
+                <w:b/>
+                <w:bCs/>
+                <w:u w:val="single"/>
+              </w:rPr>
+            </w:pPr>
+            <w:r>
+              <w:rPr>
+                <w:b/>
+                <w:bCs/>
+                <w:u w:val="single"/>
+              </w:rPr>
+              <w:t>Code screenshots</w:t>
             </w:r>
           </w:p>
         </w:tc>
@@ -35950,7 +32365,79 @@
           <w:tcPr>
             <w:tcW w:w="3895" w:type="dxa"/>
           </w:tcPr>
-          <w:p/>
+          <w:p>
+            <w:pPr>
+              <w:rPr>
+                <w:b/>
+                <w:bCs/>
+                <w:u w:val="single"/>
+              </w:rPr>
+            </w:pPr>
+            <w:r>
+              <w:rPr>
+                <w:b/>
+                <w:bCs/>
+                <w:u w:val="single"/>
+              </w:rPr>
+              <w:t>Explanation</w:t>
+            </w:r>
+          </w:p>
+        </w:tc>
+      </w:tr>
+      <w:tr>
+        <w:tc>
+          <w:tcPr>
+            <w:tcW w:w="5121" w:type="dxa"/>
+          </w:tcPr>
+          <w:p>
+            <w:pPr>
+              <w:rPr>
+                <w:b/>
+                <w:bCs/>
+              </w:rPr>
+            </w:pPr>
+            <w:r>
+              <w:rPr>
+                <w:b/>
+                <w:bCs/>
+              </w:rPr>
+              <w:t>BJWinningsCalculation</w:t>
+            </w:r>
+            <w:r>
+              <w:rPr>
+                <w:b/>
+                <w:bCs/>
+              </w:rPr>
+              <w:t>()</w:t>
+            </w:r>
+          </w:p>
+        </w:tc>
+        <w:tc>
+          <w:tcPr>
+            <w:tcW w:w="3895" w:type="dxa"/>
+          </w:tcPr>
+          <w:p>
+            <w:pPr>
+              <w:rPr>
+                <w:b/>
+                <w:bCs/>
+              </w:rPr>
+            </w:pPr>
+            <w:r>
+              <w:rPr>
+                <w:b/>
+                <w:bCs/>
+              </w:rPr>
+              <w:t>Blackjack Winnings Calculation subroutine</w:t>
+            </w:r>
+            <w:r>
+              <w:rPr>
+                <w:b/>
+                <w:bCs/>
+              </w:rPr>
+              <w:t xml:space="preserve"> </w:t>
+            </w:r>
+          </w:p>
         </w:tc>
       </w:tr>
       <w:tr>
@@ -36007,55 +32494,7 @@
           </w:tcPr>
           <w:p>
             <w:r>
-              <w:t>I decided to only have 2 if statements instead of 4 if statements for each type of result(“</w:t>
-            </w:r>
-            <w:proofErr w:type="spellStart"/>
-            <w:r>
-              <w:t>Win”</w:t>
-            </w:r>
-            <w:proofErr w:type="gramStart"/>
-            <w:r>
-              <w:t>,”Draw</w:t>
-            </w:r>
-            <w:proofErr w:type="gramEnd"/>
-            <w:r>
-              <w:t>”</w:t>
-            </w:r>
-            <w:proofErr w:type="gramStart"/>
-            <w:r>
-              <w:t>,”Bust</w:t>
-            </w:r>
-            <w:proofErr w:type="gramEnd"/>
-            <w:r>
-              <w:t>”</w:t>
-            </w:r>
-            <w:proofErr w:type="gramStart"/>
-            <w:r>
-              <w:t>,”Lost</w:t>
-            </w:r>
-            <w:proofErr w:type="spellEnd"/>
-            <w:proofErr w:type="gramEnd"/>
-            <w:r>
-              <w:t xml:space="preserve">”). The 2 if </w:t>
-            </w:r>
-            <w:proofErr w:type="spellStart"/>
-            <w:r>
-              <w:t>stements</w:t>
-            </w:r>
-            <w:proofErr w:type="spellEnd"/>
-            <w:r>
-              <w:t xml:space="preserve"> are for “Win” and “</w:t>
-            </w:r>
-            <w:proofErr w:type="gramStart"/>
-            <w:r>
-              <w:t>Draw“ as</w:t>
-            </w:r>
-            <w:proofErr w:type="gramEnd"/>
-            <w:r>
-              <w:t xml:space="preserve"> they both require operations being executed on the players currency. “Bust” and “Lost” come under the same else statement as they both require no operations to be executed on the players currency. This solution takes less code and will catch any other wrong result through the else statement and will </w:t>
-            </w:r>
-            <w:r>
-              <w:t>do no calculations to the players currency.</w:t>
+              <w:t>I decided to only have 2 if statements instead of 4 if statements for each type of result(“Win”,”Draw”,”Bust”,”Lost”). The 2 if stements are for “Win” and “Draw“ as they both require operations being executed on the players currency. “Bust” and “Lost” come under the same else statement as they both require no operations to be executed on the players currency. This solution takes less code and will catch any other wrong result through the else statement and will do no calculations to the players currency.</w:t>
             </w:r>
           </w:p>
           <w:p/>
@@ -36131,13 +32570,56 @@
           <w:tcPr>
             <w:tcW w:w="5121" w:type="dxa"/>
           </w:tcPr>
-          <w:p/>
+          <w:p>
+            <w:r>
+              <w:lastRenderedPageBreak/>
+              <w:drawing>
+                <wp:inline distT="0" distB="0" distL="0" distR="0" wp14:anchorId="1D94791A" wp14:editId="02E28503">
+                  <wp:extent cx="3114675" cy="962835"/>
+                  <wp:effectExtent l="0" t="0" r="0" b="8890"/>
+                  <wp:docPr id="287623905" name="Picture 1"/>
+                  <wp:cNvGraphicFramePr>
+                    <a:graphicFrameLocks xmlns:a="http://schemas.openxmlformats.org/drawingml/2006/main" noChangeAspect="1"/>
+                  </wp:cNvGraphicFramePr>
+                  <a:graphic xmlns:a="http://schemas.openxmlformats.org/drawingml/2006/main">
+                    <a:graphicData uri="http://schemas.openxmlformats.org/drawingml/2006/picture">
+                      <pic:pic xmlns:pic="http://schemas.openxmlformats.org/drawingml/2006/picture">
+                        <pic:nvPicPr>
+                          <pic:cNvPr id="287623905" name=""/>
+                          <pic:cNvPicPr/>
+                        </pic:nvPicPr>
+                        <pic:blipFill>
+                          <a:blip r:embed="rId99"/>
+                          <a:stretch>
+                            <a:fillRect/>
+                          </a:stretch>
+                        </pic:blipFill>
+                        <pic:spPr>
+                          <a:xfrm>
+                            <a:off x="0" y="0"/>
+                            <a:ext cx="3134877" cy="969080"/>
+                          </a:xfrm>
+                          <a:prstGeom prst="rect">
+                            <a:avLst/>
+                          </a:prstGeom>
+                        </pic:spPr>
+                      </pic:pic>
+                    </a:graphicData>
+                  </a:graphic>
+                </wp:inline>
+              </w:drawing>
+            </w:r>
+          </w:p>
         </w:tc>
         <w:tc>
           <w:tcPr>
             <w:tcW w:w="3895" w:type="dxa"/>
           </w:tcPr>
-          <w:p/>
+          <w:p>
+            <w:r>
+              <w:t>I changed the name of WinningsCalculation() to “BJWinningsCalculations()” as there will be a separate subroutine for the poker Winnings Calulation subroutine so it will be easier to distinguish the two different subroutines</w:t>
+            </w:r>
+          </w:p>
         </w:tc>
       </w:tr>
       <w:tr>
@@ -36160,16 +32642,18 @@
             <w:tcW w:w="5121" w:type="dxa"/>
           </w:tcPr>
           <w:p>
-            <w:r>
-              <w:t xml:space="preserve">Total of </w:t>
-            </w:r>
-            <w:proofErr w:type="spellStart"/>
-            <w:r>
-              <w:t>dealersPot</w:t>
-            </w:r>
-            <w:proofErr w:type="spellEnd"/>
-            <w:r>
-              <w:t xml:space="preserve"> subroutine</w:t>
+            <w:pPr>
+              <w:rPr>
+                <w:b/>
+                <w:bCs/>
+              </w:rPr>
+            </w:pPr>
+            <w:r>
+              <w:rPr>
+                <w:b/>
+                <w:bCs/>
+              </w:rPr>
+              <w:t>TotalPot()</w:t>
             </w:r>
           </w:p>
         </w:tc>
@@ -36177,7 +32661,21 @@
           <w:tcPr>
             <w:tcW w:w="3895" w:type="dxa"/>
           </w:tcPr>
-          <w:p/>
+          <w:p>
+            <w:pPr>
+              <w:rPr>
+                <w:b/>
+                <w:bCs/>
+              </w:rPr>
+            </w:pPr>
+            <w:r>
+              <w:rPr>
+                <w:b/>
+                <w:bCs/>
+              </w:rPr>
+              <w:t>Total of dealersPot subroutine</w:t>
+            </w:r>
+          </w:p>
         </w:tc>
       </w:tr>
       <w:tr>
@@ -36187,7 +32685,9 @@
           </w:tcPr>
           <w:p>
             <w:r>
-              <w:lastRenderedPageBreak/>
+              <w:rPr>
+                <w:noProof/>
+              </w:rPr>
               <w:drawing>
                 <wp:inline distT="0" distB="0" distL="0" distR="0" wp14:anchorId="193CD5B9" wp14:editId="4DDFE82B">
                   <wp:extent cx="2838846" cy="1209844"/>
@@ -36204,7 +32704,7 @@
                           <pic:cNvPicPr/>
                         </pic:nvPicPr>
                         <pic:blipFill>
-                          <a:blip r:embed="rId99"/>
+                          <a:blip r:embed="rId100"/>
                           <a:stretch>
                             <a:fillRect/>
                           </a:stretch>
@@ -36230,7 +32730,18 @@
           <w:tcPr>
             <w:tcW w:w="3895" w:type="dxa"/>
           </w:tcPr>
-          <w:p/>
+          <w:p>
+            <w:r>
+              <w:t>This is a very simple subroutine I planned and created specifically for the “PKWinningsCalculation”</w:t>
+            </w:r>
+            <w:r>
+              <w:t>.</w:t>
+            </w:r>
+            <w:r>
+              <w:br/>
+              <w:t xml:space="preserve">I decided to use a For loop to cycle through dealersPot as it has a limited number of loops compared to a while loop (e.g while deck is  not)as if there is a logic error then it could loop forever and it is much easier to trace/understand what is going on instead of overcomplicating this simple block of code. </w:t>
+            </w:r>
+          </w:p>
         </w:tc>
       </w:tr>
       <w:tr>
@@ -36238,13 +32749,58 @@
           <w:tcPr>
             <w:tcW w:w="5121" w:type="dxa"/>
           </w:tcPr>
-          <w:p/>
+          <w:p>
+            <w:r>
+              <w:drawing>
+                <wp:inline distT="0" distB="0" distL="0" distR="0" wp14:anchorId="6BC5903A" wp14:editId="153AF85C">
+                  <wp:extent cx="2924583" cy="1019317"/>
+                  <wp:effectExtent l="0" t="0" r="9525" b="9525"/>
+                  <wp:docPr id="621243257" name="Picture 1"/>
+                  <wp:cNvGraphicFramePr>
+                    <a:graphicFrameLocks xmlns:a="http://schemas.openxmlformats.org/drawingml/2006/main" noChangeAspect="1"/>
+                  </wp:cNvGraphicFramePr>
+                  <a:graphic xmlns:a="http://schemas.openxmlformats.org/drawingml/2006/main">
+                    <a:graphicData uri="http://schemas.openxmlformats.org/drawingml/2006/picture">
+                      <pic:pic xmlns:pic="http://schemas.openxmlformats.org/drawingml/2006/picture">
+                        <pic:nvPicPr>
+                          <pic:cNvPr id="621243257" name=""/>
+                          <pic:cNvPicPr/>
+                        </pic:nvPicPr>
+                        <pic:blipFill>
+                          <a:blip r:embed="rId101"/>
+                          <a:stretch>
+                            <a:fillRect/>
+                          </a:stretch>
+                        </pic:blipFill>
+                        <pic:spPr>
+                          <a:xfrm>
+                            <a:off x="0" y="0"/>
+                            <a:ext cx="2924583" cy="1019317"/>
+                          </a:xfrm>
+                          <a:prstGeom prst="rect">
+                            <a:avLst/>
+                          </a:prstGeom>
+                        </pic:spPr>
+                      </pic:pic>
+                    </a:graphicData>
+                  </a:graphic>
+                </wp:inline>
+              </w:drawing>
+            </w:r>
+          </w:p>
         </w:tc>
         <w:tc>
           <w:tcPr>
             <w:tcW w:w="3895" w:type="dxa"/>
           </w:tcPr>
-          <w:p/>
+          <w:p>
+            <w:r>
+              <w:t>I realised initialising i = 0 at the top is useless as</w:t>
+            </w:r>
+            <w:r>
+              <w:t xml:space="preserve"> the for loop does this already so I removed it</w:t>
+            </w:r>
+          </w:p>
         </w:tc>
       </w:tr>
       <w:tr>
@@ -36267,16 +32823,40 @@
             <w:tcW w:w="5121" w:type="dxa"/>
           </w:tcPr>
           <w:p>
-            <w:r>
+            <w:pPr>
+              <w:rPr>
+                <w:b/>
+                <w:bCs/>
+              </w:rPr>
+            </w:pPr>
+            <w:r>
+              <w:rPr>
+                <w:b/>
+                <w:bCs/>
+              </w:rPr>
+              <w:t>PKWinningsCalculation()</w:t>
+            </w:r>
+          </w:p>
+        </w:tc>
+        <w:tc>
+          <w:tcPr>
+            <w:tcW w:w="3895" w:type="dxa"/>
+          </w:tcPr>
+          <w:p>
+            <w:pPr>
+              <w:rPr>
+                <w:b/>
+                <w:bCs/>
+              </w:rPr>
+            </w:pPr>
+            <w:r>
+              <w:rPr>
+                <w:b/>
+                <w:bCs/>
+              </w:rPr>
               <w:t>Poker Winnings Calculation subroutine</w:t>
             </w:r>
           </w:p>
-        </w:tc>
-        <w:tc>
-          <w:tcPr>
-            <w:tcW w:w="3895" w:type="dxa"/>
-          </w:tcPr>
-          <w:p/>
         </w:tc>
       </w:tr>
       <w:tr>
@@ -36286,6 +32866,9 @@
           </w:tcPr>
           <w:p>
             <w:r>
+              <w:rPr>
+                <w:noProof/>
+              </w:rPr>
               <w:drawing>
                 <wp:inline distT="0" distB="0" distL="0" distR="0" wp14:anchorId="1B25C998" wp14:editId="1009ABB5">
                   <wp:extent cx="3107838" cy="1499861"/>
@@ -36302,7 +32885,7 @@
                           <pic:cNvPicPr/>
                         </pic:nvPicPr>
                         <pic:blipFill>
-                          <a:blip r:embed="rId100"/>
+                          <a:blip r:embed="rId102"/>
                           <a:stretch>
                             <a:fillRect/>
                           </a:stretch>
@@ -36328,7 +32911,37 @@
           <w:tcPr>
             <w:tcW w:w="3895" w:type="dxa"/>
           </w:tcPr>
-          <w:p/>
+          <w:p>
+            <w:r>
+              <w:t>The subroutine starts (at Phase 1) by counting how many players have drawn. This is because when there is a draw the TotalPot should be split evenly.</w:t>
+            </w:r>
+          </w:p>
+          <w:p/>
+          <w:p>
+            <w:r>
+              <w:t>(Phase 2)</w:t>
+            </w:r>
+            <w:r>
+              <w:t>(Branch 1) The if statement “nDraws &gt; 0” includes 1.</w:t>
+            </w:r>
+          </w:p>
+          <w:p>
+            <w:r>
+              <w:t>This is because if only 1 player has drawn then they must have won. But when being awarded their share of the pot “TotalPot DIV 1” makes the total stay the same so catching this logic error.</w:t>
+            </w:r>
+          </w:p>
+          <w:p>
+            <w:r>
+              <w:lastRenderedPageBreak/>
+              <w:t xml:space="preserve">(branch 2) If no players have drawn “nDraws &lt;= 0” then the for loop will award the full pot to any player with “Win” result. </w:t>
+            </w:r>
+          </w:p>
+          <w:p/>
+          <w:p>
+            <w:r>
+              <w:t>I decided to use a For loop with “i” and the other 2 For loops with “j”. This is because it can help prevent confusion and makes it easier to identify the for loops for phase 1 and phase 2 of the subroutine explained in the design section. Branch 1 and 2 both use “j” as only one of them will be used by the subroutine in a single call.</w:t>
+            </w:r>
+          </w:p>
         </w:tc>
       </w:tr>
       <w:tr>
@@ -36336,13 +32949,72 @@
           <w:tcPr>
             <w:tcW w:w="5121" w:type="dxa"/>
           </w:tcPr>
-          <w:p/>
+          <w:p>
+            <w:r>
+              <w:drawing>
+                <wp:inline distT="0" distB="0" distL="0" distR="0" wp14:anchorId="3E889D3D" wp14:editId="15C79588">
+                  <wp:extent cx="3111500" cy="1011772"/>
+                  <wp:effectExtent l="0" t="0" r="0" b="0"/>
+                  <wp:docPr id="1154172031" name="Picture 1"/>
+                  <wp:cNvGraphicFramePr>
+                    <a:graphicFrameLocks xmlns:a="http://schemas.openxmlformats.org/drawingml/2006/main" noChangeAspect="1"/>
+                  </wp:cNvGraphicFramePr>
+                  <a:graphic xmlns:a="http://schemas.openxmlformats.org/drawingml/2006/main">
+                    <a:graphicData uri="http://schemas.openxmlformats.org/drawingml/2006/picture">
+                      <pic:pic xmlns:pic="http://schemas.openxmlformats.org/drawingml/2006/picture">
+                        <pic:nvPicPr>
+                          <pic:cNvPr id="1154172031" name=""/>
+                          <pic:cNvPicPr/>
+                        </pic:nvPicPr>
+                        <pic:blipFill>
+                          <a:blip r:embed="rId103"/>
+                          <a:stretch>
+                            <a:fillRect/>
+                          </a:stretch>
+                        </pic:blipFill>
+                        <pic:spPr>
+                          <a:xfrm>
+                            <a:off x="0" y="0"/>
+                            <a:ext cx="3196596" cy="1039443"/>
+                          </a:xfrm>
+                          <a:prstGeom prst="rect">
+                            <a:avLst/>
+                          </a:prstGeom>
+                        </pic:spPr>
+                      </pic:pic>
+                    </a:graphicData>
+                  </a:graphic>
+                </wp:inline>
+              </w:drawing>
+            </w:r>
+          </w:p>
         </w:tc>
         <w:tc>
           <w:tcPr>
             <w:tcW w:w="3895" w:type="dxa"/>
           </w:tcPr>
-          <w:p/>
+          <w:p>
+            <w:r>
+              <w:t>I realised I could merge “Wins” and “Draws” such that (Phase 1) the number of players that got a “Win” or “Draw” is assigned to nWinners (replacing “nDraws” from before).</w:t>
+            </w:r>
+          </w:p>
+          <w:p/>
+          <w:p>
+            <w:r>
+              <w:t>(Phase 2) Then using a second For loop to cycle through each player, if they have won or drawn they are awarded  the “TotalPot DIV nWinners” evenly distributing the Total Pot to all winners</w:t>
+            </w:r>
+            <w:r>
+              <w:t>. If there is only one winner then the Winner will still be awaarded the whole Total Pot (e.g “TotalPot DIV 1” will just be TotalPot).</w:t>
+            </w:r>
+          </w:p>
+          <w:p>
+            <w:r>
+              <w:t>This code is much shorter and efficient than the one above while still fulfilling its purpose effectively.</w:t>
+            </w:r>
+            <w:r>
+              <w:t xml:space="preserve"> </w:t>
+            </w:r>
+          </w:p>
         </w:tc>
       </w:tr>
       <w:tr>
@@ -36350,13 +33022,100 @@
           <w:tcPr>
             <w:tcW w:w="5121" w:type="dxa"/>
           </w:tcPr>
-          <w:p/>
+          <w:p>
+            <w:r>
+              <w:drawing>
+                <wp:inline distT="0" distB="0" distL="0" distR="0" wp14:anchorId="6CAB4D00" wp14:editId="002CA6ED">
+                  <wp:extent cx="3086100" cy="355686"/>
+                  <wp:effectExtent l="0" t="0" r="0" b="6350"/>
+                  <wp:docPr id="863751174" name="Picture 1"/>
+                  <wp:cNvGraphicFramePr>
+                    <a:graphicFrameLocks xmlns:a="http://schemas.openxmlformats.org/drawingml/2006/main" noChangeAspect="1"/>
+                  </wp:cNvGraphicFramePr>
+                  <a:graphic xmlns:a="http://schemas.openxmlformats.org/drawingml/2006/main">
+                    <a:graphicData uri="http://schemas.openxmlformats.org/drawingml/2006/picture">
+                      <pic:pic xmlns:pic="http://schemas.openxmlformats.org/drawingml/2006/picture">
+                        <pic:nvPicPr>
+                          <pic:cNvPr id="863751174" name=""/>
+                          <pic:cNvPicPr/>
+                        </pic:nvPicPr>
+                        <pic:blipFill>
+                          <a:blip r:embed="rId104"/>
+                          <a:stretch>
+                            <a:fillRect/>
+                          </a:stretch>
+                        </pic:blipFill>
+                        <pic:spPr>
+                          <a:xfrm>
+                            <a:off x="0" y="0"/>
+                            <a:ext cx="3355978" cy="386791"/>
+                          </a:xfrm>
+                          <a:prstGeom prst="rect">
+                            <a:avLst/>
+                          </a:prstGeom>
+                        </pic:spPr>
+                      </pic:pic>
+                    </a:graphicData>
+                  </a:graphic>
+                </wp:inline>
+              </w:drawing>
+            </w:r>
+          </w:p>
+          <w:p>
+            <w:r>
+              <w:t>Fixed code:</w:t>
+            </w:r>
+            <w:r>
+              <w:br/>
+            </w:r>
+            <w:r>
+              <w:drawing>
+                <wp:inline distT="0" distB="0" distL="0" distR="0" wp14:anchorId="45691736" wp14:editId="455C61BC">
+                  <wp:extent cx="3079750" cy="968009"/>
+                  <wp:effectExtent l="0" t="0" r="6350" b="3810"/>
+                  <wp:docPr id="1682160069" name="Picture 1"/>
+                  <wp:cNvGraphicFramePr>
+                    <a:graphicFrameLocks xmlns:a="http://schemas.openxmlformats.org/drawingml/2006/main" noChangeAspect="1"/>
+                  </wp:cNvGraphicFramePr>
+                  <a:graphic xmlns:a="http://schemas.openxmlformats.org/drawingml/2006/main">
+                    <a:graphicData uri="http://schemas.openxmlformats.org/drawingml/2006/picture">
+                      <pic:pic xmlns:pic="http://schemas.openxmlformats.org/drawingml/2006/picture">
+                        <pic:nvPicPr>
+                          <pic:cNvPr id="1682160069" name=""/>
+                          <pic:cNvPicPr/>
+                        </pic:nvPicPr>
+                        <pic:blipFill>
+                          <a:blip r:embed="rId105"/>
+                          <a:stretch>
+                            <a:fillRect/>
+                          </a:stretch>
+                        </pic:blipFill>
+                        <pic:spPr>
+                          <a:xfrm>
+                            <a:off x="0" y="0"/>
+                            <a:ext cx="3104671" cy="975842"/>
+                          </a:xfrm>
+                          <a:prstGeom prst="rect">
+                            <a:avLst/>
+                          </a:prstGeom>
+                        </pic:spPr>
+                      </pic:pic>
+                    </a:graphicData>
+                  </a:graphic>
+                </wp:inline>
+              </w:drawing>
+            </w:r>
+          </w:p>
         </w:tc>
         <w:tc>
           <w:tcPr>
             <w:tcW w:w="3895" w:type="dxa"/>
           </w:tcPr>
-          <w:p/>
+          <w:p>
+            <w:r>
+              <w:t>I accidentally missed out the addition symbol before “=” so the players currency was replaced by the TotalPot instead of the TotalPot being added to the players currency. I have attached the mistake and fix:</w:t>
+            </w:r>
+          </w:p>
         </w:tc>
       </w:tr>
       <w:tr>
@@ -36552,13 +33311,21 @@
           <w:tcPr>
             <w:tcW w:w="1288" w:type="dxa"/>
           </w:tcPr>
-          <w:p/>
+          <w:p>
+            <w:r>
+              <w:t>TotalPot</w:t>
+            </w:r>
+          </w:p>
         </w:tc>
         <w:tc>
           <w:tcPr>
             <w:tcW w:w="1288" w:type="dxa"/>
           </w:tcPr>
-          <w:p/>
+          <w:p>
+            <w:r>
+              <w:t>Don’t mention in dev plan</w:t>
+            </w:r>
+          </w:p>
         </w:tc>
         <w:tc>
           <w:tcPr>
@@ -41836,7 +38603,7 @@
     <w:charset w:val="00"/>
     <w:family w:val="swiss"/>
     <w:pitch w:val="variable"/>
-    <w:sig w:usb0="E4002EFF" w:usb1="C000247B" w:usb2="00000009" w:usb3="00000000" w:csb0="000001FF" w:csb1="00000000"/>
+    <w:sig w:usb0="E4002EFF" w:usb1="C200247B" w:usb2="00000009" w:usb3="00000000" w:csb0="000001FF" w:csb1="00000000"/>
   </w:font>
   <w:font w:name="Cambria Math">
     <w:panose1 w:val="02040503050406030204"/>
@@ -41873,6 +38640,7 @@
     <w:rsid w:val="001D61AC"/>
     <w:rsid w:val="00205C6F"/>
     <w:rsid w:val="00207469"/>
+    <w:rsid w:val="00243DE0"/>
     <w:rsid w:val="002A1759"/>
     <w:rsid w:val="002D4F81"/>
     <w:rsid w:val="00316F7E"/>
@@ -41891,6 +38659,7 @@
     <w:rsid w:val="004952BE"/>
     <w:rsid w:val="00506A54"/>
     <w:rsid w:val="005428A6"/>
+    <w:rsid w:val="005C46D0"/>
     <w:rsid w:val="005C7E83"/>
     <w:rsid w:val="005E5016"/>
     <w:rsid w:val="005F6B07"/>
@@ -41931,6 +38700,7 @@
     <w:rsid w:val="00BF2AFE"/>
     <w:rsid w:val="00C32C87"/>
     <w:rsid w:val="00C441DF"/>
+    <w:rsid w:val="00C477F8"/>
     <w:rsid w:val="00C61F39"/>
     <w:rsid w:val="00C75F18"/>
     <w:rsid w:val="00C9254F"/>

--- a/The Cards Collective.docx
+++ b/The Cards Collective.docx
@@ -22922,7 +22922,7 @@
                 <w:lang w:eastAsia="en-GB"/>
               </w:rPr>
               <w:drawing>
-                <wp:inline distT="0" distB="0" distL="0" distR="0" wp14:anchorId="174E0343" wp14:editId="41E5602B">
+                <wp:inline distT="0" distB="0" distL="0" distR="0" wp14:anchorId="174E0343" wp14:editId="5718FF0C">
                   <wp:extent cx="2944994" cy="1211283"/>
                   <wp:effectExtent l="0" t="0" r="8255" b="8255"/>
                   <wp:docPr id="1909004241" name="Picture 1"/>
@@ -25444,7 +25444,7 @@
                 <w:lang w:eastAsia="en-GB"/>
               </w:rPr>
               <w:drawing>
-                <wp:anchor distT="0" distB="0" distL="114300" distR="114300" simplePos="0" relativeHeight="251674624" behindDoc="0" locked="0" layoutInCell="1" allowOverlap="1" wp14:anchorId="4497E234" wp14:editId="6A57B5C6">
+                <wp:anchor distT="0" distB="0" distL="114300" distR="114300" simplePos="0" relativeHeight="251674624" behindDoc="0" locked="0" layoutInCell="1" allowOverlap="1" wp14:anchorId="4497E234" wp14:editId="3E4779D0">
                   <wp:simplePos x="0" y="0"/>
                   <wp:positionH relativeFrom="column">
                     <wp:posOffset>-60325</wp:posOffset>
@@ -29096,7 +29096,7 @@
               </w:rPr>
               <w:lastRenderedPageBreak/>
               <w:drawing>
-                <wp:inline distT="0" distB="0" distL="0" distR="0" wp14:anchorId="64B8FB74" wp14:editId="55F670F1">
+                <wp:inline distT="0" distB="0" distL="0" distR="0" wp14:anchorId="64B8FB74" wp14:editId="2511FDEF">
                   <wp:extent cx="2588724" cy="7174236"/>
                   <wp:effectExtent l="0" t="0" r="2540" b="7620"/>
                   <wp:docPr id="826538610" name="Picture 2"/>
@@ -31175,15 +31175,15 @@
     <w:tbl>
       <w:tblPr>
         <w:tblStyle w:val="TableGrid"/>
-        <w:tblW w:w="10915" w:type="dxa"/>
+        <w:tblW w:w="12171" w:type="dxa"/>
         <w:tblInd w:w="-714" w:type="dxa"/>
         <w:tblLook w:val="04A0" w:firstRow="1" w:lastRow="0" w:firstColumn="1" w:lastColumn="0" w:noHBand="0" w:noVBand="1"/>
       </w:tblPr>
       <w:tblGrid>
         <w:gridCol w:w="1029"/>
-        <w:gridCol w:w="1840"/>
+        <w:gridCol w:w="2011"/>
         <w:gridCol w:w="1251"/>
-        <w:gridCol w:w="3785"/>
+        <w:gridCol w:w="4492"/>
         <w:gridCol w:w="1342"/>
         <w:gridCol w:w="884"/>
         <w:gridCol w:w="1162"/>
@@ -31191,7 +31191,7 @@
       <w:tr>
         <w:tc>
           <w:tcPr>
-            <w:tcW w:w="1060" w:type="dxa"/>
+            <w:tcW w:w="1029" w:type="dxa"/>
           </w:tcPr>
           <w:p>
             <w:r>
@@ -31201,7 +31201,7 @@
         </w:tc>
         <w:tc>
           <w:tcPr>
-            <w:tcW w:w="1655" w:type="dxa"/>
+            <w:tcW w:w="2718" w:type="dxa"/>
           </w:tcPr>
           <w:p>
             <w:r>
@@ -31211,7 +31211,7 @@
         </w:tc>
         <w:tc>
           <w:tcPr>
-            <w:tcW w:w="1292" w:type="dxa"/>
+            <w:tcW w:w="1251" w:type="dxa"/>
           </w:tcPr>
           <w:p>
             <w:r>
@@ -31221,7 +31221,7 @@
         </w:tc>
         <w:tc>
           <w:tcPr>
-            <w:tcW w:w="2478" w:type="dxa"/>
+            <w:tcW w:w="3785" w:type="dxa"/>
           </w:tcPr>
           <w:p>
             <w:r>
@@ -31231,7 +31231,7 @@
         </w:tc>
         <w:tc>
           <w:tcPr>
-            <w:tcW w:w="1843" w:type="dxa"/>
+            <w:tcW w:w="1342" w:type="dxa"/>
           </w:tcPr>
           <w:p>
             <w:r>
@@ -31241,7 +31241,7 @@
         </w:tc>
         <w:tc>
           <w:tcPr>
-            <w:tcW w:w="1425" w:type="dxa"/>
+            <w:tcW w:w="884" w:type="dxa"/>
           </w:tcPr>
           <w:p>
             <w:r>
@@ -31263,23 +31263,37 @@
       <w:tr>
         <w:tc>
           <w:tcPr>
-            <w:tcW w:w="1060" w:type="dxa"/>
-          </w:tcPr>
-          <w:p/>
-        </w:tc>
-        <w:tc>
-          <w:tcPr>
-            <w:tcW w:w="1655" w:type="dxa"/>
-          </w:tcPr>
-          <w:p>
-            <w:r>
-              <w:t>BlackjackAnte()</w:t>
-            </w:r>
-          </w:p>
-        </w:tc>
-        <w:tc>
-          <w:tcPr>
-            <w:tcW w:w="1292" w:type="dxa"/>
+            <w:tcW w:w="1029" w:type="dxa"/>
+          </w:tcPr>
+          <w:p>
+            <w:r>
+              <w:lastRenderedPageBreak/>
+              <w:t>2.1.a</w:t>
+            </w:r>
+          </w:p>
+        </w:tc>
+        <w:tc>
+          <w:tcPr>
+            <w:tcW w:w="2718" w:type="dxa"/>
+          </w:tcPr>
+          <w:p>
+            <w:r>
+              <w:t>Blackjack</w:t>
+            </w:r>
+            <w:r>
+              <w:t xml:space="preserve">  </w:t>
+            </w:r>
+            <w:r>
+              <w:t>Ante</w:t>
+            </w:r>
+            <w:r>
+              <w:t xml:space="preserve"> bet input for all players</w:t>
+            </w:r>
+          </w:p>
+        </w:tc>
+        <w:tc>
+          <w:tcPr>
+            <w:tcW w:w="1251" w:type="dxa"/>
           </w:tcPr>
           <w:p>
             <w:r>
@@ -31289,7 +31303,7 @@
         </w:tc>
         <w:tc>
           <w:tcPr>
-            <w:tcW w:w="2478" w:type="dxa"/>
+            <w:tcW w:w="3785" w:type="dxa"/>
           </w:tcPr>
           <w:p>
             <w:r>
@@ -31308,7 +31322,7 @@
         </w:tc>
         <w:tc>
           <w:tcPr>
-            <w:tcW w:w="1843" w:type="dxa"/>
+            <w:tcW w:w="1342" w:type="dxa"/>
           </w:tcPr>
           <w:p>
             <w:r>
@@ -31318,7 +31332,7 @@
         </w:tc>
         <w:tc>
           <w:tcPr>
-            <w:tcW w:w="1425" w:type="dxa"/>
+            <w:tcW w:w="884" w:type="dxa"/>
           </w:tcPr>
           <w:p/>
         </w:tc>
@@ -31332,45 +31346,49 @@
       <w:tr>
         <w:tc>
           <w:tcPr>
-            <w:tcW w:w="1060" w:type="dxa"/>
-          </w:tcPr>
-          <w:p/>
-        </w:tc>
-        <w:tc>
-          <w:tcPr>
-            <w:tcW w:w="1655" w:type="dxa"/>
-          </w:tcPr>
-          <w:p>
-            <w:r>
-              <w:t>BlackjackAnte()</w:t>
-            </w:r>
-          </w:p>
-        </w:tc>
-        <w:tc>
-          <w:tcPr>
-            <w:tcW w:w="1292" w:type="dxa"/>
-          </w:tcPr>
-          <w:p>
-            <w:r>
-              <w:t>Validation</w:t>
-            </w:r>
-          </w:p>
-        </w:tc>
-        <w:tc>
-          <w:tcPr>
-            <w:tcW w:w="2478" w:type="dxa"/>
-          </w:tcPr>
-          <w:p/>
-        </w:tc>
-        <w:tc>
-          <w:tcPr>
-            <w:tcW w:w="1843" w:type="dxa"/>
-          </w:tcPr>
-          <w:p/>
-        </w:tc>
-        <w:tc>
-          <w:tcPr>
-            <w:tcW w:w="1425" w:type="dxa"/>
+            <w:tcW w:w="1029" w:type="dxa"/>
+          </w:tcPr>
+          <w:p>
+            <w:r>
+              <w:t>2.1.b</w:t>
+            </w:r>
+          </w:p>
+        </w:tc>
+        <w:tc>
+          <w:tcPr>
+            <w:tcW w:w="2718" w:type="dxa"/>
+          </w:tcPr>
+          <w:p>
+            <w:r>
+              <w:t>Blackjack ante bet of all a player currency</w:t>
+            </w:r>
+          </w:p>
+        </w:tc>
+        <w:tc>
+          <w:tcPr>
+            <w:tcW w:w="1251" w:type="dxa"/>
+          </w:tcPr>
+          <w:p>
+            <w:r>
+              <w:t>Boundary</w:t>
+            </w:r>
+          </w:p>
+        </w:tc>
+        <w:tc>
+          <w:tcPr>
+            <w:tcW w:w="3785" w:type="dxa"/>
+          </w:tcPr>
+          <w:p/>
+        </w:tc>
+        <w:tc>
+          <w:tcPr>
+            <w:tcW w:w="1342" w:type="dxa"/>
+          </w:tcPr>
+          <w:p/>
+        </w:tc>
+        <w:tc>
+          <w:tcPr>
+            <w:tcW w:w="884" w:type="dxa"/>
           </w:tcPr>
           <w:p/>
         </w:tc>
@@ -31384,37 +31402,49 @@
       <w:tr>
         <w:tc>
           <w:tcPr>
-            <w:tcW w:w="1060" w:type="dxa"/>
-          </w:tcPr>
-          <w:p/>
-        </w:tc>
-        <w:tc>
-          <w:tcPr>
-            <w:tcW w:w="1655" w:type="dxa"/>
-          </w:tcPr>
-          <w:p/>
-        </w:tc>
-        <w:tc>
-          <w:tcPr>
-            <w:tcW w:w="1292" w:type="dxa"/>
-          </w:tcPr>
-          <w:p/>
-        </w:tc>
-        <w:tc>
-          <w:tcPr>
-            <w:tcW w:w="2478" w:type="dxa"/>
-          </w:tcPr>
-          <w:p/>
-        </w:tc>
-        <w:tc>
-          <w:tcPr>
-            <w:tcW w:w="1843" w:type="dxa"/>
-          </w:tcPr>
-          <w:p/>
-        </w:tc>
-        <w:tc>
-          <w:tcPr>
-            <w:tcW w:w="1425" w:type="dxa"/>
+            <w:tcW w:w="1029" w:type="dxa"/>
+          </w:tcPr>
+          <w:p>
+            <w:r>
+              <w:t>2.1.c</w:t>
+            </w:r>
+          </w:p>
+        </w:tc>
+        <w:tc>
+          <w:tcPr>
+            <w:tcW w:w="2718" w:type="dxa"/>
+          </w:tcPr>
+          <w:p>
+            <w:r>
+              <w:t xml:space="preserve">Blackjack ante bet of more than a players currency  </w:t>
+            </w:r>
+          </w:p>
+        </w:tc>
+        <w:tc>
+          <w:tcPr>
+            <w:tcW w:w="1251" w:type="dxa"/>
+          </w:tcPr>
+          <w:p>
+            <w:r>
+              <w:t>Invalid</w:t>
+            </w:r>
+          </w:p>
+        </w:tc>
+        <w:tc>
+          <w:tcPr>
+            <w:tcW w:w="3785" w:type="dxa"/>
+          </w:tcPr>
+          <w:p/>
+        </w:tc>
+        <w:tc>
+          <w:tcPr>
+            <w:tcW w:w="1342" w:type="dxa"/>
+          </w:tcPr>
+          <w:p/>
+        </w:tc>
+        <w:tc>
+          <w:tcPr>
+            <w:tcW w:w="884" w:type="dxa"/>
           </w:tcPr>
           <w:p/>
         </w:tc>
@@ -31428,37 +31458,53 @@
       <w:tr>
         <w:tc>
           <w:tcPr>
-            <w:tcW w:w="1060" w:type="dxa"/>
-          </w:tcPr>
-          <w:p/>
-        </w:tc>
-        <w:tc>
-          <w:tcPr>
-            <w:tcW w:w="1655" w:type="dxa"/>
-          </w:tcPr>
-          <w:p/>
-        </w:tc>
-        <w:tc>
-          <w:tcPr>
-            <w:tcW w:w="1292" w:type="dxa"/>
-          </w:tcPr>
-          <w:p/>
-        </w:tc>
-        <w:tc>
-          <w:tcPr>
-            <w:tcW w:w="2478" w:type="dxa"/>
-          </w:tcPr>
-          <w:p/>
-        </w:tc>
-        <w:tc>
-          <w:tcPr>
-            <w:tcW w:w="1843" w:type="dxa"/>
-          </w:tcPr>
-          <w:p/>
-        </w:tc>
-        <w:tc>
-          <w:tcPr>
-            <w:tcW w:w="1425" w:type="dxa"/>
+            <w:tcW w:w="1029" w:type="dxa"/>
+          </w:tcPr>
+          <w:p>
+            <w:r>
+              <w:t>2.2.a</w:t>
+            </w:r>
+          </w:p>
+        </w:tc>
+        <w:tc>
+          <w:tcPr>
+            <w:tcW w:w="2718" w:type="dxa"/>
+          </w:tcPr>
+          <w:p>
+            <w:r>
+              <w:t>Blackjack hit stand cycle when all players input stand</w:t>
+            </w:r>
+          </w:p>
+        </w:tc>
+        <w:tc>
+          <w:tcPr>
+            <w:tcW w:w="1251" w:type="dxa"/>
+          </w:tcPr>
+          <w:p>
+            <w:r>
+              <w:t>Validation</w:t>
+            </w:r>
+          </w:p>
+        </w:tc>
+        <w:tc>
+          <w:tcPr>
+            <w:tcW w:w="3785" w:type="dxa"/>
+          </w:tcPr>
+          <w:p/>
+        </w:tc>
+        <w:tc>
+          <w:tcPr>
+            <w:tcW w:w="1342" w:type="dxa"/>
+          </w:tcPr>
+          <w:p>
+            <w:r>
+              <w:t>No cards are delt to any player and each players turn ends.</w:t>
+            </w:r>
+          </w:p>
+        </w:tc>
+        <w:tc>
+          <w:tcPr>
+            <w:tcW w:w="884" w:type="dxa"/>
           </w:tcPr>
           <w:p/>
         </w:tc>
@@ -31472,37 +31518,59 @@
       <w:tr>
         <w:tc>
           <w:tcPr>
-            <w:tcW w:w="1060" w:type="dxa"/>
-          </w:tcPr>
-          <w:p/>
-        </w:tc>
-        <w:tc>
-          <w:tcPr>
-            <w:tcW w:w="1655" w:type="dxa"/>
-          </w:tcPr>
-          <w:p/>
-        </w:tc>
-        <w:tc>
-          <w:tcPr>
-            <w:tcW w:w="1292" w:type="dxa"/>
-          </w:tcPr>
-          <w:p/>
-        </w:tc>
-        <w:tc>
-          <w:tcPr>
-            <w:tcW w:w="2478" w:type="dxa"/>
-          </w:tcPr>
-          <w:p/>
-        </w:tc>
-        <w:tc>
-          <w:tcPr>
-            <w:tcW w:w="1843" w:type="dxa"/>
-          </w:tcPr>
-          <w:p/>
-        </w:tc>
-        <w:tc>
-          <w:tcPr>
-            <w:tcW w:w="1425" w:type="dxa"/>
+            <w:tcW w:w="1029" w:type="dxa"/>
+          </w:tcPr>
+          <w:p>
+            <w:r>
+              <w:t>2.2.b</w:t>
+            </w:r>
+          </w:p>
+        </w:tc>
+        <w:tc>
+          <w:tcPr>
+            <w:tcW w:w="2718" w:type="dxa"/>
+          </w:tcPr>
+          <w:p>
+            <w:r>
+              <w:t>Blackjack hit stand cycle when a player</w:t>
+            </w:r>
+            <w:r>
+              <w:t xml:space="preserve"> inputs hit once</w:t>
+            </w:r>
+            <w:r>
+              <w:t xml:space="preserve"> then stands</w:t>
+            </w:r>
+          </w:p>
+        </w:tc>
+        <w:tc>
+          <w:tcPr>
+            <w:tcW w:w="1251" w:type="dxa"/>
+          </w:tcPr>
+          <w:p>
+            <w:r>
+              <w:t>Vaildation</w:t>
+            </w:r>
+          </w:p>
+        </w:tc>
+        <w:tc>
+          <w:tcPr>
+            <w:tcW w:w="3785" w:type="dxa"/>
+          </w:tcPr>
+          <w:p/>
+        </w:tc>
+        <w:tc>
+          <w:tcPr>
+            <w:tcW w:w="1342" w:type="dxa"/>
+          </w:tcPr>
+          <w:p>
+            <w:r>
+              <w:t>Deal 1 card to player then end turn</w:t>
+            </w:r>
+          </w:p>
+        </w:tc>
+        <w:tc>
+          <w:tcPr>
+            <w:tcW w:w="884" w:type="dxa"/>
           </w:tcPr>
           <w:p/>
         </w:tc>
@@ -31516,37 +31584,62 @@
       <w:tr>
         <w:tc>
           <w:tcPr>
-            <w:tcW w:w="1060" w:type="dxa"/>
-          </w:tcPr>
-          <w:p/>
-        </w:tc>
-        <w:tc>
-          <w:tcPr>
-            <w:tcW w:w="1655" w:type="dxa"/>
-          </w:tcPr>
-          <w:p/>
-        </w:tc>
-        <w:tc>
-          <w:tcPr>
-            <w:tcW w:w="1292" w:type="dxa"/>
-          </w:tcPr>
-          <w:p/>
-        </w:tc>
-        <w:tc>
-          <w:tcPr>
-            <w:tcW w:w="2478" w:type="dxa"/>
-          </w:tcPr>
-          <w:p/>
-        </w:tc>
-        <w:tc>
-          <w:tcPr>
-            <w:tcW w:w="1843" w:type="dxa"/>
-          </w:tcPr>
-          <w:p/>
-        </w:tc>
-        <w:tc>
-          <w:tcPr>
-            <w:tcW w:w="1425" w:type="dxa"/>
+            <w:tcW w:w="1029" w:type="dxa"/>
+          </w:tcPr>
+          <w:p>
+            <w:r>
+              <w:t>2.2.c</w:t>
+            </w:r>
+          </w:p>
+        </w:tc>
+        <w:tc>
+          <w:tcPr>
+            <w:tcW w:w="2718" w:type="dxa"/>
+          </w:tcPr>
+          <w:p>
+            <w:r>
+              <w:t>Blackjack hit stand cycle when a player consistently inputs “hit”</w:t>
+            </w:r>
+            <w:r>
+              <w:t xml:space="preserve"> </w:t>
+            </w:r>
+          </w:p>
+        </w:tc>
+        <w:tc>
+          <w:tcPr>
+            <w:tcW w:w="1251" w:type="dxa"/>
+          </w:tcPr>
+          <w:p>
+            <w:r>
+              <w:t>Validation</w:t>
+            </w:r>
+          </w:p>
+        </w:tc>
+        <w:tc>
+          <w:tcPr>
+            <w:tcW w:w="3785" w:type="dxa"/>
+          </w:tcPr>
+          <w:p/>
+        </w:tc>
+        <w:tc>
+          <w:tcPr>
+            <w:tcW w:w="1342" w:type="dxa"/>
+          </w:tcPr>
+          <w:p>
+            <w:r>
+              <w:t>Deal cards to player until</w:t>
+            </w:r>
+            <w:r>
+              <w:t xml:space="preserve"> cards total exceeds 21, </w:t>
+            </w:r>
+            <w:r>
+              <w:t>player result turns to “bust” and ends turn</w:t>
+            </w:r>
+          </w:p>
+        </w:tc>
+        <w:tc>
+          <w:tcPr>
+            <w:tcW w:w="884" w:type="dxa"/>
           </w:tcPr>
           <w:p/>
         </w:tc>
@@ -31560,37 +31653,119 @@
       <w:tr>
         <w:tc>
           <w:tcPr>
-            <w:tcW w:w="1060" w:type="dxa"/>
-          </w:tcPr>
-          <w:p/>
-        </w:tc>
-        <w:tc>
-          <w:tcPr>
-            <w:tcW w:w="1655" w:type="dxa"/>
-          </w:tcPr>
-          <w:p/>
-        </w:tc>
-        <w:tc>
-          <w:tcPr>
-            <w:tcW w:w="1292" w:type="dxa"/>
-          </w:tcPr>
-          <w:p/>
-        </w:tc>
-        <w:tc>
-          <w:tcPr>
-            <w:tcW w:w="2478" w:type="dxa"/>
-          </w:tcPr>
-          <w:p/>
-        </w:tc>
-        <w:tc>
-          <w:tcPr>
-            <w:tcW w:w="1843" w:type="dxa"/>
-          </w:tcPr>
-          <w:p/>
-        </w:tc>
-        <w:tc>
-          <w:tcPr>
-            <w:tcW w:w="1425" w:type="dxa"/>
+            <w:tcW w:w="1029" w:type="dxa"/>
+          </w:tcPr>
+          <w:p>
+            <w:r>
+              <w:t>2.3.a</w:t>
+            </w:r>
+          </w:p>
+        </w:tc>
+        <w:tc>
+          <w:tcPr>
+            <w:tcW w:w="2718" w:type="dxa"/>
+          </w:tcPr>
+          <w:p>
+            <w:r>
+              <w:t>Blackjack result when dealers total &gt; 21 and player total &lt; 21</w:t>
+            </w:r>
+          </w:p>
+        </w:tc>
+        <w:tc>
+          <w:tcPr>
+            <w:tcW w:w="1251" w:type="dxa"/>
+          </w:tcPr>
+          <w:p>
+            <w:r>
+              <w:t>Valid</w:t>
+            </w:r>
+          </w:p>
+        </w:tc>
+        <w:tc>
+          <w:tcPr>
+            <w:tcW w:w="3785" w:type="dxa"/>
+          </w:tcPr>
+          <w:p>
+            <w:pPr>
+              <w:rPr>
+                <w:sz w:val="20"/>
+                <w:szCs w:val="20"/>
+              </w:rPr>
+            </w:pPr>
+            <w:r>
+              <w:rPr>
+                <w:sz w:val="20"/>
+                <w:szCs w:val="20"/>
+              </w:rPr>
+              <w:t>dealer[_CARDS] = [“KiS”,”09S”</w:t>
+            </w:r>
+            <w:r>
+              <w:rPr>
+                <w:sz w:val="20"/>
+                <w:szCs w:val="20"/>
+              </w:rPr>
+              <w:t>,”04C”</w:t>
+            </w:r>
+            <w:r>
+              <w:rPr>
+                <w:sz w:val="20"/>
+                <w:szCs w:val="20"/>
+              </w:rPr>
+              <w:t>]</w:t>
+            </w:r>
+          </w:p>
+          <w:p>
+            <w:pPr>
+              <w:rPr>
+                <w:sz w:val="20"/>
+                <w:szCs w:val="20"/>
+              </w:rPr>
+            </w:pPr>
+            <w:r>
+              <w:rPr>
+                <w:sz w:val="20"/>
+                <w:szCs w:val="20"/>
+              </w:rPr>
+              <w:t>player</w:t>
+            </w:r>
+            <w:r>
+              <w:rPr>
+                <w:sz w:val="20"/>
+                <w:szCs w:val="20"/>
+              </w:rPr>
+              <w:t>s</w:t>
+            </w:r>
+            <w:r>
+              <w:rPr>
+                <w:sz w:val="20"/>
+                <w:szCs w:val="20"/>
+              </w:rPr>
+              <w:t>[i][_CARDS] = [“10D”,”09D”]</w:t>
+            </w:r>
+          </w:p>
+          <w:p>
+            <w:r>
+              <w:rPr>
+                <w:sz w:val="20"/>
+                <w:szCs w:val="20"/>
+              </w:rPr>
+              <w:t>BlackjackResult(players,dealer)</w:t>
+            </w:r>
+          </w:p>
+        </w:tc>
+        <w:tc>
+          <w:tcPr>
+            <w:tcW w:w="1342" w:type="dxa"/>
+          </w:tcPr>
+          <w:p>
+            <w:r>
+              <w:t>Player result is “Win”</w:t>
+            </w:r>
+          </w:p>
+        </w:tc>
+        <w:tc>
+          <w:tcPr>
+            <w:tcW w:w="884" w:type="dxa"/>
           </w:tcPr>
           <w:p/>
         </w:tc>
@@ -31604,37 +31779,154 @@
       <w:tr>
         <w:tc>
           <w:tcPr>
-            <w:tcW w:w="1060" w:type="dxa"/>
-          </w:tcPr>
-          <w:p/>
-        </w:tc>
-        <w:tc>
-          <w:tcPr>
-            <w:tcW w:w="1655" w:type="dxa"/>
-          </w:tcPr>
-          <w:p/>
-        </w:tc>
-        <w:tc>
-          <w:tcPr>
-            <w:tcW w:w="1292" w:type="dxa"/>
-          </w:tcPr>
-          <w:p/>
-        </w:tc>
-        <w:tc>
-          <w:tcPr>
-            <w:tcW w:w="2478" w:type="dxa"/>
-          </w:tcPr>
-          <w:p/>
-        </w:tc>
-        <w:tc>
-          <w:tcPr>
-            <w:tcW w:w="1843" w:type="dxa"/>
-          </w:tcPr>
-          <w:p/>
-        </w:tc>
-        <w:tc>
-          <w:tcPr>
-            <w:tcW w:w="1425" w:type="dxa"/>
+            <w:tcW w:w="1029" w:type="dxa"/>
+          </w:tcPr>
+          <w:p>
+            <w:r>
+              <w:lastRenderedPageBreak/>
+              <w:t>2.3.b</w:t>
+            </w:r>
+          </w:p>
+        </w:tc>
+        <w:tc>
+          <w:tcPr>
+            <w:tcW w:w="2718" w:type="dxa"/>
+          </w:tcPr>
+          <w:p>
+            <w:r>
+              <w:t xml:space="preserve">Blackjack result when dealers total &gt; 21 and player total </w:t>
+            </w:r>
+            <w:r>
+              <w:t>==</w:t>
+            </w:r>
+            <w:r>
+              <w:t xml:space="preserve"> 21</w:t>
+            </w:r>
+          </w:p>
+        </w:tc>
+        <w:tc>
+          <w:tcPr>
+            <w:tcW w:w="1251" w:type="dxa"/>
+          </w:tcPr>
+          <w:p>
+            <w:r>
+              <w:t>Valid</w:t>
+            </w:r>
+          </w:p>
+        </w:tc>
+        <w:tc>
+          <w:tcPr>
+            <w:tcW w:w="3785" w:type="dxa"/>
+          </w:tcPr>
+          <w:p>
+            <w:pPr>
+              <w:rPr>
+                <w:sz w:val="20"/>
+                <w:szCs w:val="20"/>
+              </w:rPr>
+            </w:pPr>
+            <w:r>
+              <w:rPr>
+                <w:sz w:val="20"/>
+                <w:szCs w:val="20"/>
+              </w:rPr>
+              <w:t>dealer[_CARDS] = [“KiS”,”09S”,”04C”]</w:t>
+            </w:r>
+          </w:p>
+          <w:p>
+            <w:pPr>
+              <w:rPr>
+                <w:sz w:val="20"/>
+                <w:szCs w:val="20"/>
+              </w:rPr>
+            </w:pPr>
+            <w:r>
+              <w:rPr>
+                <w:sz w:val="20"/>
+                <w:szCs w:val="20"/>
+              </w:rPr>
+              <w:t>player</w:t>
+            </w:r>
+            <w:r>
+              <w:rPr>
+                <w:sz w:val="20"/>
+                <w:szCs w:val="20"/>
+              </w:rPr>
+              <w:t>s</w:t>
+            </w:r>
+            <w:r>
+              <w:rPr>
+                <w:sz w:val="20"/>
+                <w:szCs w:val="20"/>
+              </w:rPr>
+              <w:t>[i][_CARDS] = [“10</w:t>
+            </w:r>
+            <w:r>
+              <w:rPr>
+                <w:sz w:val="20"/>
+                <w:szCs w:val="20"/>
+              </w:rPr>
+              <w:t>H</w:t>
+            </w:r>
+            <w:r>
+              <w:rPr>
+                <w:sz w:val="20"/>
+                <w:szCs w:val="20"/>
+              </w:rPr>
+              <w:t>”,</w:t>
+            </w:r>
+            <w:r>
+              <w:rPr>
+                <w:sz w:val="20"/>
+                <w:szCs w:val="20"/>
+              </w:rPr>
+              <w:t>”Ac</w:t>
+            </w:r>
+            <w:r>
+              <w:rPr>
+                <w:sz w:val="20"/>
+                <w:szCs w:val="20"/>
+              </w:rPr>
+              <w:t>D</w:t>
+            </w:r>
+            <w:r>
+              <w:rPr>
+                <w:sz w:val="20"/>
+                <w:szCs w:val="20"/>
+              </w:rPr>
+              <w:t>”</w:t>
+            </w:r>
+            <w:r>
+              <w:rPr>
+                <w:sz w:val="20"/>
+                <w:szCs w:val="20"/>
+              </w:rPr>
+              <w:t>]</w:t>
+            </w:r>
+          </w:p>
+          <w:p>
+            <w:r>
+              <w:rPr>
+                <w:sz w:val="20"/>
+                <w:szCs w:val="20"/>
+              </w:rPr>
+              <w:t>BlackjackResult(players,dealer)</w:t>
+            </w:r>
+          </w:p>
+        </w:tc>
+        <w:tc>
+          <w:tcPr>
+            <w:tcW w:w="1342" w:type="dxa"/>
+          </w:tcPr>
+          <w:p>
+            <w:r>
+              <w:t>Player result is “Win”</w:t>
+            </w:r>
+          </w:p>
+        </w:tc>
+        <w:tc>
+          <w:tcPr>
+            <w:tcW w:w="884" w:type="dxa"/>
           </w:tcPr>
           <w:p/>
         </w:tc>
@@ -31648,37 +31940,135 @@
       <w:tr>
         <w:tc>
           <w:tcPr>
-            <w:tcW w:w="1060" w:type="dxa"/>
-          </w:tcPr>
-          <w:p/>
-        </w:tc>
-        <w:tc>
-          <w:tcPr>
-            <w:tcW w:w="1655" w:type="dxa"/>
-          </w:tcPr>
-          <w:p/>
-        </w:tc>
-        <w:tc>
-          <w:tcPr>
-            <w:tcW w:w="1292" w:type="dxa"/>
-          </w:tcPr>
-          <w:p/>
-        </w:tc>
-        <w:tc>
-          <w:tcPr>
-            <w:tcW w:w="2478" w:type="dxa"/>
-          </w:tcPr>
-          <w:p/>
-        </w:tc>
-        <w:tc>
-          <w:tcPr>
-            <w:tcW w:w="1843" w:type="dxa"/>
-          </w:tcPr>
-          <w:p/>
-        </w:tc>
-        <w:tc>
-          <w:tcPr>
-            <w:tcW w:w="1425" w:type="dxa"/>
+            <w:tcW w:w="1029" w:type="dxa"/>
+          </w:tcPr>
+          <w:p>
+            <w:r>
+              <w:t>2.3.c</w:t>
+            </w:r>
+          </w:p>
+        </w:tc>
+        <w:tc>
+          <w:tcPr>
+            <w:tcW w:w="2718" w:type="dxa"/>
+          </w:tcPr>
+          <w:p>
+            <w:r>
+              <w:t xml:space="preserve">Blackjack result when dealers total &gt; 21 and player </w:t>
+            </w:r>
+            <w:r>
+              <w:t>result is “bust”</w:t>
+            </w:r>
+          </w:p>
+        </w:tc>
+        <w:tc>
+          <w:tcPr>
+            <w:tcW w:w="1251" w:type="dxa"/>
+          </w:tcPr>
+          <w:p>
+            <w:r>
+              <w:t>Valid</w:t>
+            </w:r>
+          </w:p>
+        </w:tc>
+        <w:tc>
+          <w:tcPr>
+            <w:tcW w:w="3785" w:type="dxa"/>
+          </w:tcPr>
+          <w:p>
+            <w:pPr>
+              <w:rPr>
+                <w:sz w:val="20"/>
+                <w:szCs w:val="20"/>
+              </w:rPr>
+            </w:pPr>
+            <w:r>
+              <w:rPr>
+                <w:sz w:val="20"/>
+                <w:szCs w:val="20"/>
+              </w:rPr>
+              <w:t>dealer[_CARDS] = [“KiS”,”09S”,”04C”]</w:t>
+            </w:r>
+          </w:p>
+          <w:p>
+            <w:pPr>
+              <w:rPr>
+                <w:sz w:val="20"/>
+                <w:szCs w:val="20"/>
+              </w:rPr>
+            </w:pPr>
+            <w:r>
+              <w:rPr>
+                <w:sz w:val="20"/>
+                <w:szCs w:val="20"/>
+              </w:rPr>
+              <w:t>player</w:t>
+            </w:r>
+            <w:r>
+              <w:rPr>
+                <w:sz w:val="20"/>
+                <w:szCs w:val="20"/>
+              </w:rPr>
+              <w:t>s</w:t>
+            </w:r>
+            <w:r>
+              <w:rPr>
+                <w:sz w:val="20"/>
+                <w:szCs w:val="20"/>
+              </w:rPr>
+              <w:t>[i][_</w:t>
+            </w:r>
+            <w:r>
+              <w:rPr>
+                <w:sz w:val="20"/>
+                <w:szCs w:val="20"/>
+              </w:rPr>
+              <w:t>RESULT</w:t>
+            </w:r>
+            <w:r>
+              <w:rPr>
+                <w:sz w:val="20"/>
+                <w:szCs w:val="20"/>
+              </w:rPr>
+              <w:t xml:space="preserve">] = </w:t>
+            </w:r>
+            <w:r>
+              <w:rPr>
+                <w:sz w:val="20"/>
+                <w:szCs w:val="20"/>
+              </w:rPr>
+              <w:t>“Bust”</w:t>
+            </w:r>
+          </w:p>
+          <w:p>
+            <w:r>
+              <w:rPr>
+                <w:sz w:val="20"/>
+                <w:szCs w:val="20"/>
+              </w:rPr>
+              <w:t>BlackjackResult(players,dealer)</w:t>
+            </w:r>
+          </w:p>
+        </w:tc>
+        <w:tc>
+          <w:tcPr>
+            <w:tcW w:w="1342" w:type="dxa"/>
+          </w:tcPr>
+          <w:p>
+            <w:r>
+              <w:t>Player result is “</w:t>
+            </w:r>
+            <w:r>
+              <w:t>Bust</w:t>
+            </w:r>
+            <w:r>
+              <w:t>”</w:t>
+            </w:r>
+          </w:p>
+        </w:tc>
+        <w:tc>
+          <w:tcPr>
+            <w:tcW w:w="884" w:type="dxa"/>
           </w:tcPr>
           <w:p/>
         </w:tc>
@@ -31692,37 +32082,159 @@
       <w:tr>
         <w:tc>
           <w:tcPr>
-            <w:tcW w:w="1060" w:type="dxa"/>
-          </w:tcPr>
-          <w:p/>
-        </w:tc>
-        <w:tc>
-          <w:tcPr>
-            <w:tcW w:w="1655" w:type="dxa"/>
-          </w:tcPr>
-          <w:p/>
-        </w:tc>
-        <w:tc>
-          <w:tcPr>
-            <w:tcW w:w="1292" w:type="dxa"/>
-          </w:tcPr>
-          <w:p/>
-        </w:tc>
-        <w:tc>
-          <w:tcPr>
-            <w:tcW w:w="2478" w:type="dxa"/>
-          </w:tcPr>
-          <w:p/>
-        </w:tc>
-        <w:tc>
-          <w:tcPr>
-            <w:tcW w:w="1843" w:type="dxa"/>
-          </w:tcPr>
-          <w:p/>
-        </w:tc>
-        <w:tc>
-          <w:tcPr>
-            <w:tcW w:w="1425" w:type="dxa"/>
+            <w:tcW w:w="1029" w:type="dxa"/>
+          </w:tcPr>
+          <w:p>
+            <w:r>
+              <w:t>2.3.d</w:t>
+            </w:r>
+          </w:p>
+        </w:tc>
+        <w:tc>
+          <w:tcPr>
+            <w:tcW w:w="2718" w:type="dxa"/>
+          </w:tcPr>
+          <w:p>
+            <w:r>
+              <w:t xml:space="preserve">Blackjack result when dealers total </w:t>
+            </w:r>
+            <w:r>
+              <w:t>==</w:t>
+            </w:r>
+            <w:r>
+              <w:t xml:space="preserve"> 21 and player total &lt; 21</w:t>
+            </w:r>
+          </w:p>
+        </w:tc>
+        <w:tc>
+          <w:tcPr>
+            <w:tcW w:w="1251" w:type="dxa"/>
+          </w:tcPr>
+          <w:p>
+            <w:r>
+              <w:t>Valid</w:t>
+            </w:r>
+          </w:p>
+        </w:tc>
+        <w:tc>
+          <w:tcPr>
+            <w:tcW w:w="3785" w:type="dxa"/>
+          </w:tcPr>
+          <w:p>
+            <w:pPr>
+              <w:rPr>
+                <w:sz w:val="20"/>
+                <w:szCs w:val="20"/>
+              </w:rPr>
+            </w:pPr>
+            <w:r>
+              <w:rPr>
+                <w:sz w:val="20"/>
+                <w:szCs w:val="20"/>
+              </w:rPr>
+              <w:t>dealer[_CARDS] = [“</w:t>
+            </w:r>
+            <w:r>
+              <w:rPr>
+                <w:sz w:val="20"/>
+                <w:szCs w:val="20"/>
+              </w:rPr>
+              <w:t>10</w:t>
+            </w:r>
+            <w:r>
+              <w:rPr>
+                <w:sz w:val="20"/>
+                <w:szCs w:val="20"/>
+              </w:rPr>
+              <w:t>S”,”</w:t>
+            </w:r>
+            <w:r>
+              <w:rPr>
+                <w:sz w:val="20"/>
+                <w:szCs w:val="20"/>
+              </w:rPr>
+              <w:t>Ac</w:t>
+            </w:r>
+            <w:r>
+              <w:rPr>
+                <w:sz w:val="20"/>
+                <w:szCs w:val="20"/>
+              </w:rPr>
+              <w:t>S”]</w:t>
+            </w:r>
+          </w:p>
+          <w:p>
+            <w:pPr>
+              <w:rPr>
+                <w:sz w:val="20"/>
+                <w:szCs w:val="20"/>
+              </w:rPr>
+            </w:pPr>
+            <w:r>
+              <w:rPr>
+                <w:sz w:val="20"/>
+                <w:szCs w:val="20"/>
+              </w:rPr>
+              <w:t>player</w:t>
+            </w:r>
+            <w:r>
+              <w:rPr>
+                <w:sz w:val="20"/>
+                <w:szCs w:val="20"/>
+              </w:rPr>
+              <w:t>s</w:t>
+            </w:r>
+            <w:r>
+              <w:rPr>
+                <w:sz w:val="20"/>
+                <w:szCs w:val="20"/>
+              </w:rPr>
+              <w:t>[i][_CARDS] =</w:t>
+            </w:r>
+            <w:r>
+              <w:rPr>
+                <w:sz w:val="20"/>
+                <w:szCs w:val="20"/>
+              </w:rPr>
+              <w:t xml:space="preserve"> </w:t>
+            </w:r>
+            <w:r>
+              <w:rPr>
+                <w:sz w:val="20"/>
+                <w:szCs w:val="20"/>
+              </w:rPr>
+              <w:t>[“10D”,”09D”]</w:t>
+            </w:r>
+          </w:p>
+          <w:p>
+            <w:r>
+              <w:rPr>
+                <w:sz w:val="20"/>
+                <w:szCs w:val="20"/>
+              </w:rPr>
+              <w:t>BlackjackResult(players,dealer)</w:t>
+            </w:r>
+          </w:p>
+        </w:tc>
+        <w:tc>
+          <w:tcPr>
+            <w:tcW w:w="1342" w:type="dxa"/>
+          </w:tcPr>
+          <w:p>
+            <w:r>
+              <w:t>Player result is “</w:t>
+            </w:r>
+            <w:r>
+              <w:t>Loss</w:t>
+            </w:r>
+            <w:r>
+              <w:t>”</w:t>
+            </w:r>
+          </w:p>
+        </w:tc>
+        <w:tc>
+          <w:tcPr>
+            <w:tcW w:w="884" w:type="dxa"/>
           </w:tcPr>
           <w:p/>
         </w:tc>
@@ -31736,37 +32248,1521 @@
       <w:tr>
         <w:tc>
           <w:tcPr>
-            <w:tcW w:w="1060" w:type="dxa"/>
-          </w:tcPr>
-          <w:p/>
-        </w:tc>
-        <w:tc>
-          <w:tcPr>
-            <w:tcW w:w="1655" w:type="dxa"/>
-          </w:tcPr>
-          <w:p/>
-        </w:tc>
-        <w:tc>
-          <w:tcPr>
-            <w:tcW w:w="1292" w:type="dxa"/>
-          </w:tcPr>
-          <w:p/>
-        </w:tc>
-        <w:tc>
-          <w:tcPr>
-            <w:tcW w:w="2478" w:type="dxa"/>
-          </w:tcPr>
-          <w:p/>
-        </w:tc>
-        <w:tc>
-          <w:tcPr>
-            <w:tcW w:w="1843" w:type="dxa"/>
-          </w:tcPr>
-          <w:p/>
-        </w:tc>
-        <w:tc>
-          <w:tcPr>
-            <w:tcW w:w="1425" w:type="dxa"/>
+            <w:tcW w:w="1029" w:type="dxa"/>
+          </w:tcPr>
+          <w:p>
+            <w:r>
+              <w:t>2.3.e</w:t>
+            </w:r>
+          </w:p>
+        </w:tc>
+        <w:tc>
+          <w:tcPr>
+            <w:tcW w:w="2718" w:type="dxa"/>
+          </w:tcPr>
+          <w:p>
+            <w:r>
+              <w:t xml:space="preserve">Blackjack result when dealers total </w:t>
+            </w:r>
+            <w:r>
+              <w:t>==</w:t>
+            </w:r>
+            <w:r>
+              <w:t xml:space="preserve"> 21 and player total == 21</w:t>
+            </w:r>
+          </w:p>
+        </w:tc>
+        <w:tc>
+          <w:tcPr>
+            <w:tcW w:w="1251" w:type="dxa"/>
+          </w:tcPr>
+          <w:p>
+            <w:r>
+              <w:t>Valid</w:t>
+            </w:r>
+          </w:p>
+        </w:tc>
+        <w:tc>
+          <w:tcPr>
+            <w:tcW w:w="3785" w:type="dxa"/>
+          </w:tcPr>
+          <w:p>
+            <w:pPr>
+              <w:rPr>
+                <w:sz w:val="20"/>
+                <w:szCs w:val="20"/>
+              </w:rPr>
+            </w:pPr>
+            <w:r>
+              <w:rPr>
+                <w:sz w:val="20"/>
+                <w:szCs w:val="20"/>
+              </w:rPr>
+              <w:t>dealer[_CARDS] = [“</w:t>
+            </w:r>
+            <w:r>
+              <w:rPr>
+                <w:sz w:val="20"/>
+                <w:szCs w:val="20"/>
+              </w:rPr>
+              <w:t>10</w:t>
+            </w:r>
+            <w:r>
+              <w:rPr>
+                <w:sz w:val="20"/>
+                <w:szCs w:val="20"/>
+              </w:rPr>
+              <w:t>S”,”</w:t>
+            </w:r>
+            <w:r>
+              <w:rPr>
+                <w:sz w:val="20"/>
+                <w:szCs w:val="20"/>
+              </w:rPr>
+              <w:t>Ac</w:t>
+            </w:r>
+            <w:r>
+              <w:rPr>
+                <w:sz w:val="20"/>
+                <w:szCs w:val="20"/>
+              </w:rPr>
+              <w:t>S”]</w:t>
+            </w:r>
+          </w:p>
+          <w:p>
+            <w:pPr>
+              <w:rPr>
+                <w:sz w:val="20"/>
+                <w:szCs w:val="20"/>
+              </w:rPr>
+            </w:pPr>
+            <w:r>
+              <w:rPr>
+                <w:sz w:val="20"/>
+                <w:szCs w:val="20"/>
+              </w:rPr>
+              <w:t>player</w:t>
+            </w:r>
+            <w:r>
+              <w:rPr>
+                <w:sz w:val="20"/>
+                <w:szCs w:val="20"/>
+              </w:rPr>
+              <w:t>s</w:t>
+            </w:r>
+            <w:r>
+              <w:rPr>
+                <w:sz w:val="20"/>
+                <w:szCs w:val="20"/>
+              </w:rPr>
+              <w:t>[i][_</w:t>
+            </w:r>
+            <w:r>
+              <w:rPr>
+                <w:sz w:val="20"/>
+                <w:szCs w:val="20"/>
+              </w:rPr>
+              <w:t>CARDS</w:t>
+            </w:r>
+            <w:r>
+              <w:rPr>
+                <w:sz w:val="20"/>
+                <w:szCs w:val="20"/>
+              </w:rPr>
+              <w:t>] = [“10</w:t>
+            </w:r>
+            <w:r>
+              <w:rPr>
+                <w:sz w:val="20"/>
+                <w:szCs w:val="20"/>
+              </w:rPr>
+              <w:t>H</w:t>
+            </w:r>
+            <w:r>
+              <w:rPr>
+                <w:sz w:val="20"/>
+                <w:szCs w:val="20"/>
+              </w:rPr>
+              <w:t>”,”AcD”]</w:t>
+            </w:r>
+          </w:p>
+          <w:p>
+            <w:r>
+              <w:rPr>
+                <w:sz w:val="20"/>
+                <w:szCs w:val="20"/>
+              </w:rPr>
+              <w:t>BlackjackResult(players,dealer)</w:t>
+            </w:r>
+          </w:p>
+        </w:tc>
+        <w:tc>
+          <w:tcPr>
+            <w:tcW w:w="1342" w:type="dxa"/>
+          </w:tcPr>
+          <w:p>
+            <w:r>
+              <w:t>Player result is “</w:t>
+            </w:r>
+            <w:r>
+              <w:t>Draw</w:t>
+            </w:r>
+            <w:r>
+              <w:t>”</w:t>
+            </w:r>
+          </w:p>
+        </w:tc>
+        <w:tc>
+          <w:tcPr>
+            <w:tcW w:w="884" w:type="dxa"/>
+          </w:tcPr>
+          <w:p/>
+        </w:tc>
+        <w:tc>
+          <w:tcPr>
+            <w:tcW w:w="1162" w:type="dxa"/>
+          </w:tcPr>
+          <w:p/>
+        </w:tc>
+      </w:tr>
+      <w:tr>
+        <w:tc>
+          <w:tcPr>
+            <w:tcW w:w="1029" w:type="dxa"/>
+          </w:tcPr>
+          <w:p>
+            <w:r>
+              <w:t>2.3.f</w:t>
+            </w:r>
+          </w:p>
+        </w:tc>
+        <w:tc>
+          <w:tcPr>
+            <w:tcW w:w="2718" w:type="dxa"/>
+          </w:tcPr>
+          <w:p>
+            <w:r>
+              <w:t xml:space="preserve">Blackjack result when dealers total </w:t>
+            </w:r>
+            <w:r>
+              <w:t>==</w:t>
+            </w:r>
+            <w:r>
+              <w:t xml:space="preserve"> 21 and player </w:t>
+            </w:r>
+            <w:r>
+              <w:t>result is</w:t>
+            </w:r>
+            <w:r>
+              <w:t xml:space="preserve"> </w:t>
+            </w:r>
+            <w:r>
+              <w:t>“bust”</w:t>
+            </w:r>
+          </w:p>
+        </w:tc>
+        <w:tc>
+          <w:tcPr>
+            <w:tcW w:w="1251" w:type="dxa"/>
+          </w:tcPr>
+          <w:p>
+            <w:r>
+              <w:t>Valid</w:t>
+            </w:r>
+          </w:p>
+        </w:tc>
+        <w:tc>
+          <w:tcPr>
+            <w:tcW w:w="3785" w:type="dxa"/>
+          </w:tcPr>
+          <w:p>
+            <w:pPr>
+              <w:rPr>
+                <w:sz w:val="20"/>
+                <w:szCs w:val="20"/>
+              </w:rPr>
+            </w:pPr>
+            <w:r>
+              <w:rPr>
+                <w:sz w:val="20"/>
+                <w:szCs w:val="20"/>
+              </w:rPr>
+              <w:t>dealer[_CARDS] = [“</w:t>
+            </w:r>
+            <w:r>
+              <w:rPr>
+                <w:sz w:val="20"/>
+                <w:szCs w:val="20"/>
+              </w:rPr>
+              <w:t>10</w:t>
+            </w:r>
+            <w:r>
+              <w:rPr>
+                <w:sz w:val="20"/>
+                <w:szCs w:val="20"/>
+              </w:rPr>
+              <w:t>S”,”</w:t>
+            </w:r>
+            <w:r>
+              <w:rPr>
+                <w:sz w:val="20"/>
+                <w:szCs w:val="20"/>
+              </w:rPr>
+              <w:t>Ac</w:t>
+            </w:r>
+            <w:r>
+              <w:rPr>
+                <w:sz w:val="20"/>
+                <w:szCs w:val="20"/>
+              </w:rPr>
+              <w:t>S”]</w:t>
+            </w:r>
+          </w:p>
+          <w:p>
+            <w:pPr>
+              <w:rPr>
+                <w:sz w:val="20"/>
+                <w:szCs w:val="20"/>
+              </w:rPr>
+            </w:pPr>
+            <w:r>
+              <w:rPr>
+                <w:sz w:val="20"/>
+                <w:szCs w:val="20"/>
+              </w:rPr>
+              <w:t>player</w:t>
+            </w:r>
+            <w:r>
+              <w:rPr>
+                <w:sz w:val="20"/>
+                <w:szCs w:val="20"/>
+              </w:rPr>
+              <w:t>s</w:t>
+            </w:r>
+            <w:r>
+              <w:rPr>
+                <w:sz w:val="20"/>
+                <w:szCs w:val="20"/>
+              </w:rPr>
+              <w:t>[i][_RESULT] = “Bust”</w:t>
+            </w:r>
+          </w:p>
+          <w:p>
+            <w:r>
+              <w:rPr>
+                <w:sz w:val="20"/>
+                <w:szCs w:val="20"/>
+              </w:rPr>
+              <w:t>BlackjackResult(players,dealer)</w:t>
+            </w:r>
+          </w:p>
+        </w:tc>
+        <w:tc>
+          <w:tcPr>
+            <w:tcW w:w="1342" w:type="dxa"/>
+          </w:tcPr>
+          <w:p>
+            <w:r>
+              <w:t xml:space="preserve">Player result is </w:t>
+            </w:r>
+            <w:r>
+              <w:t>“Bust</w:t>
+            </w:r>
+            <w:r>
+              <w:t>”</w:t>
+            </w:r>
+          </w:p>
+        </w:tc>
+        <w:tc>
+          <w:tcPr>
+            <w:tcW w:w="884" w:type="dxa"/>
+          </w:tcPr>
+          <w:p/>
+        </w:tc>
+        <w:tc>
+          <w:tcPr>
+            <w:tcW w:w="1162" w:type="dxa"/>
+          </w:tcPr>
+          <w:p/>
+        </w:tc>
+      </w:tr>
+      <w:tr>
+        <w:tc>
+          <w:tcPr>
+            <w:tcW w:w="1029" w:type="dxa"/>
+          </w:tcPr>
+          <w:p>
+            <w:r>
+              <w:t>2.3.g</w:t>
+            </w:r>
+          </w:p>
+        </w:tc>
+        <w:tc>
+          <w:tcPr>
+            <w:tcW w:w="2718" w:type="dxa"/>
+          </w:tcPr>
+          <w:p>
+            <w:r>
+              <w:t xml:space="preserve">Blackjack result when dealers total == 17 and player </w:t>
+            </w:r>
+            <w:r>
+              <w:t>total == 21</w:t>
+            </w:r>
+          </w:p>
+        </w:tc>
+        <w:tc>
+          <w:tcPr>
+            <w:tcW w:w="1251" w:type="dxa"/>
+          </w:tcPr>
+          <w:p>
+            <w:r>
+              <w:t>Valid</w:t>
+            </w:r>
+          </w:p>
+        </w:tc>
+        <w:tc>
+          <w:tcPr>
+            <w:tcW w:w="3785" w:type="dxa"/>
+          </w:tcPr>
+          <w:p>
+            <w:pPr>
+              <w:rPr>
+                <w:sz w:val="20"/>
+                <w:szCs w:val="20"/>
+              </w:rPr>
+            </w:pPr>
+            <w:r>
+              <w:rPr>
+                <w:sz w:val="20"/>
+                <w:szCs w:val="20"/>
+              </w:rPr>
+              <w:t>dealer[_CARDS] = [“</w:t>
+            </w:r>
+            <w:r>
+              <w:rPr>
+                <w:sz w:val="20"/>
+                <w:szCs w:val="20"/>
+              </w:rPr>
+              <w:t>10</w:t>
+            </w:r>
+            <w:r>
+              <w:rPr>
+                <w:sz w:val="20"/>
+                <w:szCs w:val="20"/>
+              </w:rPr>
+              <w:t>S”,”</w:t>
+            </w:r>
+            <w:r>
+              <w:rPr>
+                <w:sz w:val="20"/>
+                <w:szCs w:val="20"/>
+              </w:rPr>
+              <w:t>07</w:t>
+            </w:r>
+            <w:r>
+              <w:rPr>
+                <w:sz w:val="20"/>
+                <w:szCs w:val="20"/>
+              </w:rPr>
+              <w:t>S”]</w:t>
+            </w:r>
+          </w:p>
+          <w:p>
+            <w:pPr>
+              <w:rPr>
+                <w:sz w:val="20"/>
+                <w:szCs w:val="20"/>
+              </w:rPr>
+            </w:pPr>
+            <w:r>
+              <w:rPr>
+                <w:sz w:val="20"/>
+                <w:szCs w:val="20"/>
+              </w:rPr>
+              <w:t>player</w:t>
+            </w:r>
+            <w:r>
+              <w:rPr>
+                <w:sz w:val="20"/>
+                <w:szCs w:val="20"/>
+              </w:rPr>
+              <w:t>s</w:t>
+            </w:r>
+            <w:r>
+              <w:rPr>
+                <w:sz w:val="20"/>
+                <w:szCs w:val="20"/>
+              </w:rPr>
+              <w:t>[i][_CARDS] = [“10H”,”AcD”]</w:t>
+            </w:r>
+          </w:p>
+          <w:p>
+            <w:r>
+              <w:rPr>
+                <w:sz w:val="20"/>
+                <w:szCs w:val="20"/>
+              </w:rPr>
+              <w:t>BlackjackResult(players,dealer)</w:t>
+            </w:r>
+          </w:p>
+        </w:tc>
+        <w:tc>
+          <w:tcPr>
+            <w:tcW w:w="1342" w:type="dxa"/>
+          </w:tcPr>
+          <w:p>
+            <w:r>
+              <w:t>Player result is “</w:t>
+            </w:r>
+            <w:r>
+              <w:t>Win</w:t>
+            </w:r>
+            <w:r>
+              <w:t>”</w:t>
+            </w:r>
+          </w:p>
+        </w:tc>
+        <w:tc>
+          <w:tcPr>
+            <w:tcW w:w="884" w:type="dxa"/>
+          </w:tcPr>
+          <w:p/>
+        </w:tc>
+        <w:tc>
+          <w:tcPr>
+            <w:tcW w:w="1162" w:type="dxa"/>
+          </w:tcPr>
+          <w:p/>
+        </w:tc>
+      </w:tr>
+      <w:tr>
+        <w:tc>
+          <w:tcPr>
+            <w:tcW w:w="1029" w:type="dxa"/>
+          </w:tcPr>
+          <w:p>
+            <w:r>
+              <w:t>2.3.h</w:t>
+            </w:r>
+          </w:p>
+        </w:tc>
+        <w:tc>
+          <w:tcPr>
+            <w:tcW w:w="2718" w:type="dxa"/>
+          </w:tcPr>
+          <w:p>
+            <w:r>
+              <w:t xml:space="preserve">Blackjack result when dealers total == 17 and player result </w:t>
+            </w:r>
+            <w:r>
+              <w:t>&lt; 21 and &gt; 17</w:t>
+            </w:r>
+          </w:p>
+        </w:tc>
+        <w:tc>
+          <w:tcPr>
+            <w:tcW w:w="1251" w:type="dxa"/>
+          </w:tcPr>
+          <w:p>
+            <w:r>
+              <w:t>Valid</w:t>
+            </w:r>
+          </w:p>
+        </w:tc>
+        <w:tc>
+          <w:tcPr>
+            <w:tcW w:w="3785" w:type="dxa"/>
+          </w:tcPr>
+          <w:p>
+            <w:pPr>
+              <w:rPr>
+                <w:sz w:val="20"/>
+                <w:szCs w:val="20"/>
+              </w:rPr>
+            </w:pPr>
+            <w:r>
+              <w:rPr>
+                <w:sz w:val="20"/>
+                <w:szCs w:val="20"/>
+              </w:rPr>
+              <w:t>dealer[_CARDS] = [“</w:t>
+            </w:r>
+            <w:r>
+              <w:rPr>
+                <w:sz w:val="20"/>
+                <w:szCs w:val="20"/>
+              </w:rPr>
+              <w:t>10</w:t>
+            </w:r>
+            <w:r>
+              <w:rPr>
+                <w:sz w:val="20"/>
+                <w:szCs w:val="20"/>
+              </w:rPr>
+              <w:t>S”,”</w:t>
+            </w:r>
+            <w:r>
+              <w:rPr>
+                <w:sz w:val="20"/>
+                <w:szCs w:val="20"/>
+              </w:rPr>
+              <w:t>07</w:t>
+            </w:r>
+            <w:r>
+              <w:rPr>
+                <w:sz w:val="20"/>
+                <w:szCs w:val="20"/>
+              </w:rPr>
+              <w:t>S”]</w:t>
+            </w:r>
+          </w:p>
+          <w:p>
+            <w:pPr>
+              <w:rPr>
+                <w:sz w:val="20"/>
+                <w:szCs w:val="20"/>
+              </w:rPr>
+            </w:pPr>
+            <w:r>
+              <w:rPr>
+                <w:sz w:val="20"/>
+                <w:szCs w:val="20"/>
+              </w:rPr>
+              <w:t>player</w:t>
+            </w:r>
+            <w:r>
+              <w:rPr>
+                <w:sz w:val="20"/>
+                <w:szCs w:val="20"/>
+              </w:rPr>
+              <w:t>s</w:t>
+            </w:r>
+            <w:r>
+              <w:rPr>
+                <w:sz w:val="20"/>
+                <w:szCs w:val="20"/>
+              </w:rPr>
+              <w:t>[i][_CARDS] = [“10D”,”09D”]</w:t>
+            </w:r>
+          </w:p>
+          <w:p>
+            <w:r>
+              <w:rPr>
+                <w:sz w:val="20"/>
+                <w:szCs w:val="20"/>
+              </w:rPr>
+              <w:t>BlackjackResult(players,dealer)</w:t>
+            </w:r>
+          </w:p>
+        </w:tc>
+        <w:tc>
+          <w:tcPr>
+            <w:tcW w:w="1342" w:type="dxa"/>
+          </w:tcPr>
+          <w:p>
+            <w:r>
+              <w:t>Player result is “</w:t>
+            </w:r>
+            <w:r>
+              <w:t>Win</w:t>
+            </w:r>
+            <w:r>
+              <w:t>”</w:t>
+            </w:r>
+          </w:p>
+        </w:tc>
+        <w:tc>
+          <w:tcPr>
+            <w:tcW w:w="884" w:type="dxa"/>
+          </w:tcPr>
+          <w:p/>
+        </w:tc>
+        <w:tc>
+          <w:tcPr>
+            <w:tcW w:w="1162" w:type="dxa"/>
+          </w:tcPr>
+          <w:p/>
+        </w:tc>
+      </w:tr>
+      <w:tr>
+        <w:tc>
+          <w:tcPr>
+            <w:tcW w:w="1029" w:type="dxa"/>
+          </w:tcPr>
+          <w:p>
+            <w:r>
+              <w:t>2.3.i</w:t>
+            </w:r>
+          </w:p>
+        </w:tc>
+        <w:tc>
+          <w:tcPr>
+            <w:tcW w:w="2718" w:type="dxa"/>
+          </w:tcPr>
+          <w:p>
+            <w:r>
+              <w:t>Blackjack result when dealers total == 17 and player result &lt;</w:t>
+            </w:r>
+            <w:r>
+              <w:t xml:space="preserve"> </w:t>
+            </w:r>
+            <w:r>
+              <w:t>17</w:t>
+            </w:r>
+          </w:p>
+        </w:tc>
+        <w:tc>
+          <w:tcPr>
+            <w:tcW w:w="1251" w:type="dxa"/>
+          </w:tcPr>
+          <w:p>
+            <w:r>
+              <w:t>Valid</w:t>
+            </w:r>
+          </w:p>
+        </w:tc>
+        <w:tc>
+          <w:tcPr>
+            <w:tcW w:w="3785" w:type="dxa"/>
+          </w:tcPr>
+          <w:p>
+            <w:pPr>
+              <w:rPr>
+                <w:sz w:val="20"/>
+                <w:szCs w:val="20"/>
+              </w:rPr>
+            </w:pPr>
+            <w:r>
+              <w:rPr>
+                <w:sz w:val="20"/>
+                <w:szCs w:val="20"/>
+              </w:rPr>
+              <w:t>dealer[_CARDS] = [“</w:t>
+            </w:r>
+            <w:r>
+              <w:rPr>
+                <w:sz w:val="20"/>
+                <w:szCs w:val="20"/>
+              </w:rPr>
+              <w:t>10</w:t>
+            </w:r>
+            <w:r>
+              <w:rPr>
+                <w:sz w:val="20"/>
+                <w:szCs w:val="20"/>
+              </w:rPr>
+              <w:t>S”,”</w:t>
+            </w:r>
+            <w:r>
+              <w:rPr>
+                <w:sz w:val="20"/>
+                <w:szCs w:val="20"/>
+              </w:rPr>
+              <w:t>07</w:t>
+            </w:r>
+            <w:r>
+              <w:rPr>
+                <w:sz w:val="20"/>
+                <w:szCs w:val="20"/>
+              </w:rPr>
+              <w:t>S”]</w:t>
+            </w:r>
+          </w:p>
+          <w:p>
+            <w:pPr>
+              <w:rPr>
+                <w:sz w:val="20"/>
+                <w:szCs w:val="20"/>
+              </w:rPr>
+            </w:pPr>
+            <w:r>
+              <w:rPr>
+                <w:sz w:val="20"/>
+                <w:szCs w:val="20"/>
+              </w:rPr>
+              <w:t>player</w:t>
+            </w:r>
+            <w:r>
+              <w:rPr>
+                <w:sz w:val="20"/>
+                <w:szCs w:val="20"/>
+              </w:rPr>
+              <w:t>s</w:t>
+            </w:r>
+            <w:r>
+              <w:rPr>
+                <w:sz w:val="20"/>
+                <w:szCs w:val="20"/>
+              </w:rPr>
+              <w:t>[i][_CARDS] = [“10</w:t>
+            </w:r>
+            <w:r>
+              <w:rPr>
+                <w:sz w:val="20"/>
+                <w:szCs w:val="20"/>
+              </w:rPr>
+              <w:t>C</w:t>
+            </w:r>
+            <w:r>
+              <w:rPr>
+                <w:sz w:val="20"/>
+                <w:szCs w:val="20"/>
+              </w:rPr>
+              <w:t>”,”0</w:t>
+            </w:r>
+            <w:r>
+              <w:rPr>
+                <w:sz w:val="20"/>
+                <w:szCs w:val="20"/>
+              </w:rPr>
+              <w:t>3</w:t>
+            </w:r>
+            <w:r>
+              <w:rPr>
+                <w:sz w:val="20"/>
+                <w:szCs w:val="20"/>
+              </w:rPr>
+              <w:t>D”]</w:t>
+            </w:r>
+          </w:p>
+          <w:p>
+            <w:r>
+              <w:rPr>
+                <w:sz w:val="20"/>
+                <w:szCs w:val="20"/>
+              </w:rPr>
+              <w:t>BlackjackResult(players,dealer)</w:t>
+            </w:r>
+          </w:p>
+        </w:tc>
+        <w:tc>
+          <w:tcPr>
+            <w:tcW w:w="1342" w:type="dxa"/>
+          </w:tcPr>
+          <w:p>
+            <w:r>
+              <w:t>Player result is “</w:t>
+            </w:r>
+            <w:r>
+              <w:t>Loss</w:t>
+            </w:r>
+            <w:r>
+              <w:t>”</w:t>
+            </w:r>
+          </w:p>
+        </w:tc>
+        <w:tc>
+          <w:tcPr>
+            <w:tcW w:w="884" w:type="dxa"/>
+          </w:tcPr>
+          <w:p/>
+        </w:tc>
+        <w:tc>
+          <w:tcPr>
+            <w:tcW w:w="1162" w:type="dxa"/>
+          </w:tcPr>
+          <w:p/>
+        </w:tc>
+      </w:tr>
+      <w:tr>
+        <w:tc>
+          <w:tcPr>
+            <w:tcW w:w="1029" w:type="dxa"/>
+          </w:tcPr>
+          <w:p>
+            <w:r>
+              <w:t>2.3.j</w:t>
+            </w:r>
+          </w:p>
+        </w:tc>
+        <w:tc>
+          <w:tcPr>
+            <w:tcW w:w="2718" w:type="dxa"/>
+          </w:tcPr>
+          <w:p>
+            <w:r>
+              <w:t xml:space="preserve">Blackjack result when dealers total </w:t>
+            </w:r>
+            <w:r>
+              <w:t>==</w:t>
+            </w:r>
+            <w:r>
+              <w:t xml:space="preserve"> </w:t>
+            </w:r>
+            <w:r>
+              <w:t>17</w:t>
+            </w:r>
+            <w:r>
+              <w:t xml:space="preserve"> and player result is “bust”</w:t>
+            </w:r>
+          </w:p>
+        </w:tc>
+        <w:tc>
+          <w:tcPr>
+            <w:tcW w:w="1251" w:type="dxa"/>
+          </w:tcPr>
+          <w:p>
+            <w:r>
+              <w:t>Valid</w:t>
+            </w:r>
+          </w:p>
+        </w:tc>
+        <w:tc>
+          <w:tcPr>
+            <w:tcW w:w="3785" w:type="dxa"/>
+          </w:tcPr>
+          <w:p>
+            <w:pPr>
+              <w:rPr>
+                <w:sz w:val="20"/>
+                <w:szCs w:val="20"/>
+              </w:rPr>
+            </w:pPr>
+            <w:r>
+              <w:rPr>
+                <w:sz w:val="20"/>
+                <w:szCs w:val="20"/>
+              </w:rPr>
+              <w:t>dealer[_CARDS] = [“</w:t>
+            </w:r>
+            <w:r>
+              <w:rPr>
+                <w:sz w:val="20"/>
+                <w:szCs w:val="20"/>
+              </w:rPr>
+              <w:t>10</w:t>
+            </w:r>
+            <w:r>
+              <w:rPr>
+                <w:sz w:val="20"/>
+                <w:szCs w:val="20"/>
+              </w:rPr>
+              <w:t>S”,”</w:t>
+            </w:r>
+            <w:r>
+              <w:rPr>
+                <w:sz w:val="20"/>
+                <w:szCs w:val="20"/>
+              </w:rPr>
+              <w:t>07</w:t>
+            </w:r>
+            <w:r>
+              <w:rPr>
+                <w:sz w:val="20"/>
+                <w:szCs w:val="20"/>
+              </w:rPr>
+              <w:t>S”]</w:t>
+            </w:r>
+          </w:p>
+          <w:p>
+            <w:pPr>
+              <w:rPr>
+                <w:sz w:val="20"/>
+                <w:szCs w:val="20"/>
+              </w:rPr>
+            </w:pPr>
+            <w:r>
+              <w:rPr>
+                <w:sz w:val="20"/>
+                <w:szCs w:val="20"/>
+              </w:rPr>
+              <w:t>player</w:t>
+            </w:r>
+            <w:r>
+              <w:rPr>
+                <w:sz w:val="20"/>
+                <w:szCs w:val="20"/>
+              </w:rPr>
+              <w:t>s</w:t>
+            </w:r>
+            <w:r>
+              <w:rPr>
+                <w:sz w:val="20"/>
+                <w:szCs w:val="20"/>
+              </w:rPr>
+              <w:t>[i][_RESULT] = “Bust”</w:t>
+            </w:r>
+          </w:p>
+          <w:p>
+            <w:r>
+              <w:rPr>
+                <w:sz w:val="20"/>
+                <w:szCs w:val="20"/>
+              </w:rPr>
+              <w:t>BlackjackResult(players,dealer)</w:t>
+            </w:r>
+          </w:p>
+        </w:tc>
+        <w:tc>
+          <w:tcPr>
+            <w:tcW w:w="1342" w:type="dxa"/>
+          </w:tcPr>
+          <w:p>
+            <w:r>
+              <w:t>Player result is “</w:t>
+            </w:r>
+            <w:r>
+              <w:t>Bust</w:t>
+            </w:r>
+            <w:r>
+              <w:t>”</w:t>
+            </w:r>
+          </w:p>
+        </w:tc>
+        <w:tc>
+          <w:tcPr>
+            <w:tcW w:w="884" w:type="dxa"/>
+          </w:tcPr>
+          <w:p/>
+        </w:tc>
+        <w:tc>
+          <w:tcPr>
+            <w:tcW w:w="1162" w:type="dxa"/>
+          </w:tcPr>
+          <w:p/>
+        </w:tc>
+      </w:tr>
+      <w:tr>
+        <w:tc>
+          <w:tcPr>
+            <w:tcW w:w="1029" w:type="dxa"/>
+          </w:tcPr>
+          <w:p>
+            <w:r>
+              <w:t>2.4.a</w:t>
+            </w:r>
+          </w:p>
+        </w:tc>
+        <w:tc>
+          <w:tcPr>
+            <w:tcW w:w="2718" w:type="dxa"/>
+          </w:tcPr>
+          <w:p>
+            <w:r>
+              <w:t xml:space="preserve">BlackjackRound with cardintegration </w:t>
+            </w:r>
+          </w:p>
+        </w:tc>
+        <w:tc>
+          <w:tcPr>
+            <w:tcW w:w="1251" w:type="dxa"/>
+          </w:tcPr>
+          <w:p>
+            <w:r>
+              <w:t>Valid</w:t>
+            </w:r>
+          </w:p>
+        </w:tc>
+        <w:tc>
+          <w:tcPr>
+            <w:tcW w:w="3785" w:type="dxa"/>
+          </w:tcPr>
+          <w:p>
+            <w:pPr>
+              <w:rPr>
+                <w:sz w:val="20"/>
+                <w:szCs w:val="20"/>
+              </w:rPr>
+            </w:pPr>
+            <w:r>
+              <w:rPr>
+                <w:sz w:val="20"/>
+                <w:szCs w:val="20"/>
+              </w:rPr>
+              <w:t>isCardIntegration = True</w:t>
+            </w:r>
+          </w:p>
+          <w:p>
+            <w:pPr>
+              <w:rPr>
+                <w:sz w:val="20"/>
+                <w:szCs w:val="20"/>
+              </w:rPr>
+            </w:pPr>
+            <w:r>
+              <w:rPr>
+                <w:sz w:val="20"/>
+                <w:szCs w:val="20"/>
+              </w:rPr>
+              <w:t>BlackjackRound(players,dealer,isCardIntegration)</w:t>
+            </w:r>
+          </w:p>
+        </w:tc>
+        <w:tc>
+          <w:tcPr>
+            <w:tcW w:w="1342" w:type="dxa"/>
+          </w:tcPr>
+          <w:p/>
+        </w:tc>
+        <w:tc>
+          <w:tcPr>
+            <w:tcW w:w="884" w:type="dxa"/>
+          </w:tcPr>
+          <w:p/>
+        </w:tc>
+        <w:tc>
+          <w:tcPr>
+            <w:tcW w:w="1162" w:type="dxa"/>
+          </w:tcPr>
+          <w:p/>
+        </w:tc>
+      </w:tr>
+      <w:tr>
+        <w:tc>
+          <w:tcPr>
+            <w:tcW w:w="1029" w:type="dxa"/>
+          </w:tcPr>
+          <w:p>
+            <w:r>
+              <w:t>2.4.b</w:t>
+            </w:r>
+          </w:p>
+        </w:tc>
+        <w:tc>
+          <w:tcPr>
+            <w:tcW w:w="2718" w:type="dxa"/>
+          </w:tcPr>
+          <w:p>
+            <w:r>
+              <w:t>Blackjackrount without cardintegration</w:t>
+            </w:r>
+          </w:p>
+        </w:tc>
+        <w:tc>
+          <w:tcPr>
+            <w:tcW w:w="1251" w:type="dxa"/>
+          </w:tcPr>
+          <w:p>
+            <w:r>
+              <w:t>Valid</w:t>
+            </w:r>
+          </w:p>
+        </w:tc>
+        <w:tc>
+          <w:tcPr>
+            <w:tcW w:w="3785" w:type="dxa"/>
+          </w:tcPr>
+          <w:p>
+            <w:pPr>
+              <w:rPr>
+                <w:sz w:val="20"/>
+                <w:szCs w:val="20"/>
+              </w:rPr>
+            </w:pPr>
+            <w:r>
+              <w:rPr>
+                <w:sz w:val="20"/>
+                <w:szCs w:val="20"/>
+              </w:rPr>
+              <w:t xml:space="preserve">isCardIntegration = </w:t>
+            </w:r>
+            <w:r>
+              <w:rPr>
+                <w:sz w:val="20"/>
+                <w:szCs w:val="20"/>
+              </w:rPr>
+              <w:t>False</w:t>
+            </w:r>
+          </w:p>
+          <w:p>
+            <w:pPr>
+              <w:rPr>
+                <w:sz w:val="20"/>
+                <w:szCs w:val="20"/>
+              </w:rPr>
+            </w:pPr>
+            <w:r>
+              <w:rPr>
+                <w:sz w:val="20"/>
+                <w:szCs w:val="20"/>
+              </w:rPr>
+              <w:t>BlackjackRound(players,dealer,isCardIntegration)</w:t>
+            </w:r>
+          </w:p>
+        </w:tc>
+        <w:tc>
+          <w:tcPr>
+            <w:tcW w:w="1342" w:type="dxa"/>
+          </w:tcPr>
+          <w:p/>
+        </w:tc>
+        <w:tc>
+          <w:tcPr>
+            <w:tcW w:w="884" w:type="dxa"/>
+          </w:tcPr>
+          <w:p/>
+        </w:tc>
+        <w:tc>
+          <w:tcPr>
+            <w:tcW w:w="1162" w:type="dxa"/>
+          </w:tcPr>
+          <w:p/>
+        </w:tc>
+      </w:tr>
+      <w:tr>
+        <w:tc>
+          <w:tcPr>
+            <w:tcW w:w="1029" w:type="dxa"/>
+          </w:tcPr>
+          <w:p>
+            <w:r>
+              <w:lastRenderedPageBreak/>
+              <w:t>2.4.c</w:t>
+            </w:r>
+          </w:p>
+        </w:tc>
+        <w:tc>
+          <w:tcPr>
+            <w:tcW w:w="2718" w:type="dxa"/>
+          </w:tcPr>
+          <w:p>
+            <w:r>
+              <w:t>Blackjack round with one player</w:t>
+            </w:r>
+          </w:p>
+        </w:tc>
+        <w:tc>
+          <w:tcPr>
+            <w:tcW w:w="1251" w:type="dxa"/>
+          </w:tcPr>
+          <w:p>
+            <w:r>
+              <w:t>Valid</w:t>
+            </w:r>
+          </w:p>
+        </w:tc>
+        <w:tc>
+          <w:tcPr>
+            <w:tcW w:w="3785" w:type="dxa"/>
+          </w:tcPr>
+          <w:p>
+            <w:pPr>
+              <w:rPr>
+                <w:sz w:val="20"/>
+                <w:szCs w:val="20"/>
+              </w:rPr>
+            </w:pPr>
+            <w:r>
+              <w:rPr>
+                <w:sz w:val="20"/>
+                <w:szCs w:val="20"/>
+              </w:rPr>
+              <w:t>players = [player1</w:t>
+            </w:r>
+            <w:r>
+              <w:rPr>
+                <w:sz w:val="20"/>
+                <w:szCs w:val="20"/>
+              </w:rPr>
+              <w:t>]</w:t>
+            </w:r>
+          </w:p>
+          <w:p>
+            <w:pPr>
+              <w:rPr>
+                <w:sz w:val="20"/>
+                <w:szCs w:val="20"/>
+              </w:rPr>
+            </w:pPr>
+            <w:r>
+              <w:rPr>
+                <w:sz w:val="20"/>
+                <w:szCs w:val="20"/>
+              </w:rPr>
+              <w:t>BlackjackRound(players,dealer,isCardIntegration)</w:t>
+            </w:r>
+          </w:p>
+        </w:tc>
+        <w:tc>
+          <w:tcPr>
+            <w:tcW w:w="1342" w:type="dxa"/>
+          </w:tcPr>
+          <w:p/>
+        </w:tc>
+        <w:tc>
+          <w:tcPr>
+            <w:tcW w:w="884" w:type="dxa"/>
+          </w:tcPr>
+          <w:p/>
+        </w:tc>
+        <w:tc>
+          <w:tcPr>
+            <w:tcW w:w="1162" w:type="dxa"/>
+          </w:tcPr>
+          <w:p/>
+        </w:tc>
+      </w:tr>
+      <w:tr>
+        <w:tc>
+          <w:tcPr>
+            <w:tcW w:w="1029" w:type="dxa"/>
+          </w:tcPr>
+          <w:p>
+            <w:r>
+              <w:t>2.4.d</w:t>
+            </w:r>
+          </w:p>
+        </w:tc>
+        <w:tc>
+          <w:tcPr>
+            <w:tcW w:w="2718" w:type="dxa"/>
+          </w:tcPr>
+          <w:p>
+            <w:r>
+              <w:t xml:space="preserve">Blackjack round with </w:t>
+            </w:r>
+            <w:r>
+              <w:t>two</w:t>
+            </w:r>
+            <w:r>
+              <w:t xml:space="preserve"> player</w:t>
+            </w:r>
+            <w:r>
+              <w:t>s</w:t>
+            </w:r>
+          </w:p>
+        </w:tc>
+        <w:tc>
+          <w:tcPr>
+            <w:tcW w:w="1251" w:type="dxa"/>
+          </w:tcPr>
+          <w:p>
+            <w:r>
+              <w:t>Valid</w:t>
+            </w:r>
+          </w:p>
+        </w:tc>
+        <w:tc>
+          <w:tcPr>
+            <w:tcW w:w="3785" w:type="dxa"/>
+          </w:tcPr>
+          <w:p>
+            <w:pPr>
+              <w:rPr>
+                <w:sz w:val="20"/>
+                <w:szCs w:val="20"/>
+              </w:rPr>
+            </w:pPr>
+            <w:r>
+              <w:rPr>
+                <w:sz w:val="20"/>
+                <w:szCs w:val="20"/>
+              </w:rPr>
+              <w:t>players = [player1, player2]</w:t>
+            </w:r>
+          </w:p>
+          <w:p>
+            <w:pPr>
+              <w:rPr>
+                <w:sz w:val="20"/>
+                <w:szCs w:val="20"/>
+              </w:rPr>
+            </w:pPr>
+            <w:r>
+              <w:rPr>
+                <w:sz w:val="20"/>
+                <w:szCs w:val="20"/>
+              </w:rPr>
+              <w:t>BlackjackRound(players,dealer,isCardIntegration)</w:t>
+            </w:r>
+          </w:p>
+        </w:tc>
+        <w:tc>
+          <w:tcPr>
+            <w:tcW w:w="1342" w:type="dxa"/>
+          </w:tcPr>
+          <w:p/>
+        </w:tc>
+        <w:tc>
+          <w:tcPr>
+            <w:tcW w:w="884" w:type="dxa"/>
+          </w:tcPr>
+          <w:p/>
+        </w:tc>
+        <w:tc>
+          <w:tcPr>
+            <w:tcW w:w="1162" w:type="dxa"/>
+          </w:tcPr>
+          <w:p/>
+        </w:tc>
+      </w:tr>
+      <w:tr>
+        <w:tc>
+          <w:tcPr>
+            <w:tcW w:w="1029" w:type="dxa"/>
+          </w:tcPr>
+          <w:p>
+            <w:r>
+              <w:t>2.4.e</w:t>
+            </w:r>
+          </w:p>
+        </w:tc>
+        <w:tc>
+          <w:tcPr>
+            <w:tcW w:w="2718" w:type="dxa"/>
+          </w:tcPr>
+          <w:p>
+            <w:r>
+              <w:t xml:space="preserve">Blackjack round with </w:t>
+            </w:r>
+            <w:r>
+              <w:t>three players</w:t>
+            </w:r>
+          </w:p>
+        </w:tc>
+        <w:tc>
+          <w:tcPr>
+            <w:tcW w:w="1251" w:type="dxa"/>
+          </w:tcPr>
+          <w:p>
+            <w:r>
+              <w:t>Valid</w:t>
+            </w:r>
+          </w:p>
+        </w:tc>
+        <w:tc>
+          <w:tcPr>
+            <w:tcW w:w="3785" w:type="dxa"/>
+          </w:tcPr>
+          <w:p>
+            <w:pPr>
+              <w:rPr>
+                <w:sz w:val="20"/>
+                <w:szCs w:val="20"/>
+              </w:rPr>
+            </w:pPr>
+            <w:r>
+              <w:rPr>
+                <w:sz w:val="20"/>
+                <w:szCs w:val="20"/>
+              </w:rPr>
+              <w:t>players = [player1, player2</w:t>
+            </w:r>
+            <w:r>
+              <w:rPr>
+                <w:sz w:val="20"/>
+                <w:szCs w:val="20"/>
+              </w:rPr>
+              <w:t>,player3</w:t>
+            </w:r>
+            <w:r>
+              <w:rPr>
+                <w:sz w:val="20"/>
+                <w:szCs w:val="20"/>
+              </w:rPr>
+              <w:t>]</w:t>
+            </w:r>
+          </w:p>
+          <w:p>
+            <w:pPr>
+              <w:rPr>
+                <w:sz w:val="20"/>
+                <w:szCs w:val="20"/>
+              </w:rPr>
+            </w:pPr>
+            <w:r>
+              <w:rPr>
+                <w:sz w:val="20"/>
+                <w:szCs w:val="20"/>
+              </w:rPr>
+              <w:t>BlackjackRound(players,dealer,isCardIntegration)</w:t>
+            </w:r>
+          </w:p>
+        </w:tc>
+        <w:tc>
+          <w:tcPr>
+            <w:tcW w:w="1342" w:type="dxa"/>
+          </w:tcPr>
+          <w:p/>
+        </w:tc>
+        <w:tc>
+          <w:tcPr>
+            <w:tcW w:w="884" w:type="dxa"/>
+          </w:tcPr>
+          <w:p/>
+        </w:tc>
+        <w:tc>
+          <w:tcPr>
+            <w:tcW w:w="1162" w:type="dxa"/>
+          </w:tcPr>
+          <w:p/>
+        </w:tc>
+      </w:tr>
+      <w:tr>
+        <w:tc>
+          <w:tcPr>
+            <w:tcW w:w="1029" w:type="dxa"/>
+          </w:tcPr>
+          <w:p>
+            <w:r>
+              <w:t>2.4.f</w:t>
+            </w:r>
+          </w:p>
+        </w:tc>
+        <w:tc>
+          <w:tcPr>
+            <w:tcW w:w="2718" w:type="dxa"/>
+          </w:tcPr>
+          <w:p>
+            <w:r>
+              <w:t>Blackjack round with 4 players</w:t>
+            </w:r>
+          </w:p>
+        </w:tc>
+        <w:tc>
+          <w:tcPr>
+            <w:tcW w:w="1251" w:type="dxa"/>
+          </w:tcPr>
+          <w:p>
+            <w:r>
+              <w:t>Valid</w:t>
+            </w:r>
+          </w:p>
+        </w:tc>
+        <w:tc>
+          <w:tcPr>
+            <w:tcW w:w="3785" w:type="dxa"/>
+          </w:tcPr>
+          <w:p>
+            <w:pPr>
+              <w:rPr>
+                <w:sz w:val="20"/>
+                <w:szCs w:val="20"/>
+              </w:rPr>
+            </w:pPr>
+            <w:r>
+              <w:rPr>
+                <w:sz w:val="20"/>
+                <w:szCs w:val="20"/>
+              </w:rPr>
+              <w:t>players = [player1, player2, player3, player4]</w:t>
+            </w:r>
+          </w:p>
+          <w:p>
+            <w:pPr>
+              <w:rPr>
+                <w:sz w:val="20"/>
+                <w:szCs w:val="20"/>
+              </w:rPr>
+            </w:pPr>
+            <w:r>
+              <w:rPr>
+                <w:sz w:val="20"/>
+                <w:szCs w:val="20"/>
+              </w:rPr>
+              <w:t>BlackjackRound(players,dealer,isCardIntegration)</w:t>
+            </w:r>
+          </w:p>
+        </w:tc>
+        <w:tc>
+          <w:tcPr>
+            <w:tcW w:w="1342" w:type="dxa"/>
+          </w:tcPr>
+          <w:p/>
+        </w:tc>
+        <w:tc>
+          <w:tcPr>
+            <w:tcW w:w="884" w:type="dxa"/>
           </w:tcPr>
           <w:p/>
         </w:tc>
@@ -31819,7 +33815,6 @@
       </w:pPr>
       <w:bookmarkStart w:id="57" w:name="_Toc215046307"/>
       <w:r>
-        <w:lastRenderedPageBreak/>
         <w:t xml:space="preserve">Stage 3 </w:t>
       </w:r>
       <w:r>
@@ -31874,6 +33869,7 @@
           </w:tcPr>
           <w:p>
             <w:r>
+              <w:lastRenderedPageBreak/>
               <w:t>BlackjackWinningsCalulation()</w:t>
             </w:r>
           </w:p>
@@ -32572,6 +34568,9 @@
           </w:tcPr>
           <w:p>
             <w:r>
+              <w:rPr>
+                <w:noProof/>
+              </w:rPr>
               <w:lastRenderedPageBreak/>
               <w:drawing>
                 <wp:inline distT="0" distB="0" distL="0" distR="0" wp14:anchorId="1D94791A" wp14:editId="02E28503">
@@ -32751,6 +34750,9 @@
           </w:tcPr>
           <w:p>
             <w:r>
+              <w:rPr>
+                <w:noProof/>
+              </w:rPr>
               <w:drawing>
                 <wp:inline distT="0" distB="0" distL="0" distR="0" wp14:anchorId="6BC5903A" wp14:editId="153AF85C">
                   <wp:extent cx="2924583" cy="1019317"/>
@@ -32795,10 +34797,74 @@
           </w:tcPr>
           <w:p>
             <w:r>
-              <w:t>I realised initialising i = 0 at the top is useless as</w:t>
-            </w:r>
-            <w:r>
-              <w:t xml:space="preserve"> the for loop does this already so I removed it</w:t>
+              <w:t>I realised initialising i = 0 at the top is useless as the for loop does this already so I removed it</w:t>
+            </w:r>
+          </w:p>
+        </w:tc>
+      </w:tr>
+      <w:tr>
+        <w:tc>
+          <w:tcPr>
+            <w:tcW w:w="5121" w:type="dxa"/>
+          </w:tcPr>
+          <w:p>
+            <w:pPr>
+              <w:rPr>
+                <w:noProof/>
+              </w:rPr>
+            </w:pPr>
+            <w:r>
+              <w:rPr>
+                <w:noProof/>
+              </w:rPr>
+              <w:drawing>
+                <wp:inline distT="0" distB="0" distL="0" distR="0" wp14:anchorId="1031770B" wp14:editId="0228F166">
+                  <wp:extent cx="3053751" cy="761782"/>
+                  <wp:effectExtent l="0" t="0" r="0" b="635"/>
+                  <wp:docPr id="1471582233" name="Picture 1"/>
+                  <wp:cNvGraphicFramePr>
+                    <a:graphicFrameLocks xmlns:a="http://schemas.openxmlformats.org/drawingml/2006/main" noChangeAspect="1"/>
+                  </wp:cNvGraphicFramePr>
+                  <a:graphic xmlns:a="http://schemas.openxmlformats.org/drawingml/2006/main">
+                    <a:graphicData uri="http://schemas.openxmlformats.org/drawingml/2006/picture">
+                      <pic:pic xmlns:pic="http://schemas.openxmlformats.org/drawingml/2006/picture">
+                        <pic:nvPicPr>
+                          <pic:cNvPr id="1471582233" name=""/>
+                          <pic:cNvPicPr/>
+                        </pic:nvPicPr>
+                        <pic:blipFill>
+                          <a:blip r:embed="rId102"/>
+                          <a:stretch>
+                            <a:fillRect/>
+                          </a:stretch>
+                        </pic:blipFill>
+                        <pic:spPr>
+                          <a:xfrm>
+                            <a:off x="0" y="0"/>
+                            <a:ext cx="3095356" cy="772161"/>
+                          </a:xfrm>
+                          <a:prstGeom prst="rect">
+                            <a:avLst/>
+                          </a:prstGeom>
+                        </pic:spPr>
+                      </pic:pic>
+                    </a:graphicData>
+                  </a:graphic>
+                </wp:inline>
+              </w:drawing>
+            </w:r>
+          </w:p>
+        </w:tc>
+        <w:tc>
+          <w:tcPr>
+            <w:tcW w:w="3895" w:type="dxa"/>
+          </w:tcPr>
+          <w:p>
+            <w:r>
+              <w:t xml:space="preserve">I also made a typo in pasing the parameter “dealersPot” </w:t>
+            </w:r>
+            <w:r>
+              <w:t>missing out the s such the rest of the subroutine didn’t know what dealersPot was. I fixed this as can be seen in the screenshot</w:t>
             </w:r>
           </w:p>
         </w:tc>
@@ -32885,7 +34951,7 @@
                           <pic:cNvPicPr/>
                         </pic:nvPicPr>
                         <pic:blipFill>
-                          <a:blip r:embed="rId102"/>
+                          <a:blip r:embed="rId103"/>
                           <a:stretch>
                             <a:fillRect/>
                           </a:stretch>
@@ -32927,12 +34993,12 @@
           </w:p>
           <w:p>
             <w:r>
+              <w:lastRenderedPageBreak/>
               <w:t>This is because if only 1 player has drawn then they must have won. But when being awarded their share of the pot “TotalPot DIV 1” makes the total stay the same so catching this logic error.</w:t>
             </w:r>
           </w:p>
           <w:p>
             <w:r>
-              <w:lastRenderedPageBreak/>
               <w:t xml:space="preserve">(branch 2) If no players have drawn “nDraws &lt;= 0” then the for loop will award the full pot to any player with “Win” result. </w:t>
             </w:r>
           </w:p>
@@ -32951,6 +35017,10 @@
           </w:tcPr>
           <w:p>
             <w:r>
+              <w:rPr>
+                <w:noProof/>
+              </w:rPr>
+              <w:lastRenderedPageBreak/>
               <w:drawing>
                 <wp:inline distT="0" distB="0" distL="0" distR="0" wp14:anchorId="3E889D3D" wp14:editId="15C79588">
                   <wp:extent cx="3111500" cy="1011772"/>
@@ -32967,7 +35037,7 @@
                           <pic:cNvPicPr/>
                         </pic:nvPicPr>
                         <pic:blipFill>
-                          <a:blip r:embed="rId103"/>
+                          <a:blip r:embed="rId104"/>
                           <a:stretch>
                             <a:fillRect/>
                           </a:stretch>
@@ -33024,6 +35094,9 @@
           </w:tcPr>
           <w:p>
             <w:r>
+              <w:rPr>
+                <w:noProof/>
+              </w:rPr>
               <w:drawing>
                 <wp:inline distT="0" distB="0" distL="0" distR="0" wp14:anchorId="6CAB4D00" wp14:editId="002CA6ED">
                   <wp:extent cx="3086100" cy="355686"/>
@@ -33040,7 +35113,7 @@
                           <pic:cNvPicPr/>
                         </pic:nvPicPr>
                         <pic:blipFill>
-                          <a:blip r:embed="rId104"/>
+                          <a:blip r:embed="rId105"/>
                           <a:stretch>
                             <a:fillRect/>
                           </a:stretch>
@@ -33063,12 +35136,16 @@
           </w:p>
           <w:p>
             <w:r>
+              <w:lastRenderedPageBreak/>
               <w:t>Fixed code:</w:t>
             </w:r>
             <w:r>
               <w:br/>
             </w:r>
             <w:r>
+              <w:rPr>
+                <w:noProof/>
+              </w:rPr>
               <w:drawing>
                 <wp:inline distT="0" distB="0" distL="0" distR="0" wp14:anchorId="45691736" wp14:editId="455C61BC">
                   <wp:extent cx="3079750" cy="968009"/>
@@ -33085,7 +35162,7 @@
                           <pic:cNvPicPr/>
                         </pic:nvPicPr>
                         <pic:blipFill>
-                          <a:blip r:embed="rId105"/>
+                          <a:blip r:embed="rId106"/>
                           <a:stretch>
                             <a:fillRect/>
                           </a:stretch>
@@ -33113,6 +35190,7 @@
           </w:tcPr>
           <w:p>
             <w:r>
+              <w:lastRenderedPageBreak/>
               <w:t>I accidentally missed out the addition symbol before “=” so the players currency was replaced by the TotalPot instead of the TotalPot being added to the players currency. I have attached the mistake and fix:</w:t>
             </w:r>
           </w:p>
@@ -33200,102 +35278,212 @@
     <w:tbl>
       <w:tblPr>
         <w:tblStyle w:val="TableGrid"/>
-        <w:tblW w:w="0" w:type="auto"/>
+        <w:tblW w:w="10848" w:type="dxa"/>
+        <w:tblInd w:w="-998" w:type="dxa"/>
         <w:tblLook w:val="04A0" w:firstRow="1" w:lastRow="0" w:firstColumn="1" w:lastColumn="0" w:noHBand="0" w:noVBand="1"/>
       </w:tblPr>
       <w:tblGrid>
-        <w:gridCol w:w="1288"/>
-        <w:gridCol w:w="1288"/>
-        <w:gridCol w:w="1288"/>
-        <w:gridCol w:w="1288"/>
-        <w:gridCol w:w="1288"/>
-        <w:gridCol w:w="1288"/>
-        <w:gridCol w:w="1288"/>
+        <w:gridCol w:w="1029"/>
+        <w:gridCol w:w="1419"/>
+        <w:gridCol w:w="1212"/>
+        <w:gridCol w:w="3961"/>
+        <w:gridCol w:w="1181"/>
+        <w:gridCol w:w="884"/>
+        <w:gridCol w:w="1162"/>
       </w:tblGrid>
       <w:tr>
         <w:tc>
           <w:tcPr>
-            <w:tcW w:w="1288" w:type="dxa"/>
-          </w:tcPr>
-          <w:p/>
-        </w:tc>
-        <w:tc>
-          <w:tcPr>
-            <w:tcW w:w="1288" w:type="dxa"/>
-          </w:tcPr>
-          <w:p/>
-        </w:tc>
-        <w:tc>
-          <w:tcPr>
-            <w:tcW w:w="1288" w:type="dxa"/>
-          </w:tcPr>
-          <w:p/>
-        </w:tc>
-        <w:tc>
-          <w:tcPr>
-            <w:tcW w:w="1288" w:type="dxa"/>
-          </w:tcPr>
-          <w:p/>
-        </w:tc>
-        <w:tc>
-          <w:tcPr>
-            <w:tcW w:w="1288" w:type="dxa"/>
-          </w:tcPr>
-          <w:p/>
-        </w:tc>
-        <w:tc>
-          <w:tcPr>
-            <w:tcW w:w="1288" w:type="dxa"/>
-          </w:tcPr>
-          <w:p/>
-        </w:tc>
-        <w:tc>
-          <w:tcPr>
-            <w:tcW w:w="1288" w:type="dxa"/>
-          </w:tcPr>
-          <w:p/>
+            <w:tcW w:w="1029" w:type="dxa"/>
+          </w:tcPr>
+          <w:p>
+            <w:r>
+              <w:t>Test number</w:t>
+            </w:r>
+          </w:p>
+        </w:tc>
+        <w:tc>
+          <w:tcPr>
+            <w:tcW w:w="1419" w:type="dxa"/>
+          </w:tcPr>
+          <w:p>
+            <w:r>
+              <w:t>Description</w:t>
+            </w:r>
+          </w:p>
+        </w:tc>
+        <w:tc>
+          <w:tcPr>
+            <w:tcW w:w="1212" w:type="dxa"/>
+          </w:tcPr>
+          <w:p>
+            <w:r>
+              <w:t>Type of test</w:t>
+            </w:r>
+          </w:p>
+        </w:tc>
+        <w:tc>
+          <w:tcPr>
+            <w:tcW w:w="3961" w:type="dxa"/>
+          </w:tcPr>
+          <w:p>
+            <w:r>
+              <w:t>Test data</w:t>
+            </w:r>
+          </w:p>
+        </w:tc>
+        <w:tc>
+          <w:tcPr>
+            <w:tcW w:w="1181" w:type="dxa"/>
+          </w:tcPr>
+          <w:p>
+            <w:r>
+              <w:t>Expected result</w:t>
+            </w:r>
+          </w:p>
+        </w:tc>
+        <w:tc>
+          <w:tcPr>
+            <w:tcW w:w="884" w:type="dxa"/>
+          </w:tcPr>
+          <w:p>
+            <w:r>
+              <w:t>Actual result</w:t>
+            </w:r>
+          </w:p>
+        </w:tc>
+        <w:tc>
+          <w:tcPr>
+            <w:tcW w:w="1162" w:type="dxa"/>
+          </w:tcPr>
+          <w:p>
+            <w:r>
+              <w:t>Evidence</w:t>
+            </w:r>
+          </w:p>
         </w:tc>
       </w:tr>
       <w:tr>
         <w:tc>
           <w:tcPr>
-            <w:tcW w:w="1288" w:type="dxa"/>
-          </w:tcPr>
-          <w:p/>
-        </w:tc>
-        <w:tc>
-          <w:tcPr>
-            <w:tcW w:w="1288" w:type="dxa"/>
-          </w:tcPr>
-          <w:p/>
-        </w:tc>
-        <w:tc>
-          <w:tcPr>
-            <w:tcW w:w="1288" w:type="dxa"/>
-          </w:tcPr>
-          <w:p/>
-        </w:tc>
-        <w:tc>
-          <w:tcPr>
-            <w:tcW w:w="1288" w:type="dxa"/>
-          </w:tcPr>
-          <w:p/>
-        </w:tc>
-        <w:tc>
-          <w:tcPr>
-            <w:tcW w:w="1288" w:type="dxa"/>
-          </w:tcPr>
-          <w:p/>
-        </w:tc>
-        <w:tc>
-          <w:tcPr>
-            <w:tcW w:w="1288" w:type="dxa"/>
-          </w:tcPr>
-          <w:p/>
-        </w:tc>
-        <w:tc>
-          <w:tcPr>
-            <w:tcW w:w="1288" w:type="dxa"/>
+            <w:tcW w:w="1029" w:type="dxa"/>
+          </w:tcPr>
+          <w:p>
+            <w:r>
+              <w:t>3.1.a</w:t>
+            </w:r>
+          </w:p>
+        </w:tc>
+        <w:tc>
+          <w:tcPr>
+            <w:tcW w:w="1419" w:type="dxa"/>
+          </w:tcPr>
+          <w:p>
+            <w:r>
+              <w:t xml:space="preserve">Blackjack winnings </w:t>
+            </w:r>
+            <w:r>
+              <w:lastRenderedPageBreak/>
+              <w:t>calculation when player result is “Win”</w:t>
+            </w:r>
+          </w:p>
+        </w:tc>
+        <w:tc>
+          <w:tcPr>
+            <w:tcW w:w="1212" w:type="dxa"/>
+          </w:tcPr>
+          <w:p>
+            <w:r>
+              <w:lastRenderedPageBreak/>
+              <w:t>Valid</w:t>
+            </w:r>
+          </w:p>
+        </w:tc>
+        <w:tc>
+          <w:tcPr>
+            <w:tcW w:w="3961" w:type="dxa"/>
+          </w:tcPr>
+          <w:p>
+            <w:pPr>
+              <w:rPr>
+                <w:sz w:val="20"/>
+                <w:szCs w:val="20"/>
+              </w:rPr>
+            </w:pPr>
+            <w:r>
+              <w:rPr>
+                <w:sz w:val="20"/>
+                <w:szCs w:val="20"/>
+              </w:rPr>
+              <w:t>players[i][_RESULT] = “Win”</w:t>
+            </w:r>
+          </w:p>
+          <w:p>
+            <w:pPr>
+              <w:rPr>
+                <w:sz w:val="20"/>
+                <w:szCs w:val="20"/>
+              </w:rPr>
+            </w:pPr>
+            <w:r>
+              <w:rPr>
+                <w:sz w:val="20"/>
+                <w:szCs w:val="20"/>
+              </w:rPr>
+              <w:t>players[i][_CURRENCY] = 1800</w:t>
+            </w:r>
+          </w:p>
+          <w:p>
+            <w:pPr>
+              <w:rPr>
+                <w:sz w:val="20"/>
+                <w:szCs w:val="20"/>
+              </w:rPr>
+            </w:pPr>
+            <w:r>
+              <w:rPr>
+                <w:sz w:val="20"/>
+                <w:szCs w:val="20"/>
+              </w:rPr>
+              <w:t>dealersPot[i] = 200</w:t>
+            </w:r>
+          </w:p>
+          <w:p>
+            <w:r>
+              <w:rPr>
+                <w:sz w:val="20"/>
+                <w:szCs w:val="20"/>
+              </w:rPr>
+              <w:lastRenderedPageBreak/>
+              <w:t>BJWinningsCalculation(players,dealersPot)</w:t>
+            </w:r>
+          </w:p>
+          <w:p/>
+        </w:tc>
+        <w:tc>
+          <w:tcPr>
+            <w:tcW w:w="1181" w:type="dxa"/>
+          </w:tcPr>
+          <w:p>
+            <w:r>
+              <w:lastRenderedPageBreak/>
+              <w:t xml:space="preserve">Player currency </w:t>
+            </w:r>
+            <w:r>
+              <w:lastRenderedPageBreak/>
+              <w:t xml:space="preserve">should have an added double the original initial bet from the player </w:t>
+            </w:r>
+          </w:p>
+        </w:tc>
+        <w:tc>
+          <w:tcPr>
+            <w:tcW w:w="884" w:type="dxa"/>
+          </w:tcPr>
+          <w:p/>
+        </w:tc>
+        <w:tc>
+          <w:tcPr>
+            <w:tcW w:w="1162" w:type="dxa"/>
           </w:tcPr>
           <w:p/>
         </w:tc>
@@ -33303,51 +35491,136 @@
       <w:tr>
         <w:tc>
           <w:tcPr>
-            <w:tcW w:w="1288" w:type="dxa"/>
-          </w:tcPr>
-          <w:p/>
-        </w:tc>
-        <w:tc>
-          <w:tcPr>
-            <w:tcW w:w="1288" w:type="dxa"/>
-          </w:tcPr>
-          <w:p>
-            <w:r>
-              <w:t>TotalPot</w:t>
-            </w:r>
-          </w:p>
-        </w:tc>
-        <w:tc>
-          <w:tcPr>
-            <w:tcW w:w="1288" w:type="dxa"/>
-          </w:tcPr>
-          <w:p>
-            <w:r>
-              <w:t>Don’t mention in dev plan</w:t>
-            </w:r>
-          </w:p>
-        </w:tc>
-        <w:tc>
-          <w:tcPr>
-            <w:tcW w:w="1288" w:type="dxa"/>
-          </w:tcPr>
-          <w:p/>
-        </w:tc>
-        <w:tc>
-          <w:tcPr>
-            <w:tcW w:w="1288" w:type="dxa"/>
-          </w:tcPr>
-          <w:p/>
-        </w:tc>
-        <w:tc>
-          <w:tcPr>
-            <w:tcW w:w="1288" w:type="dxa"/>
-          </w:tcPr>
-          <w:p/>
-        </w:tc>
-        <w:tc>
-          <w:tcPr>
-            <w:tcW w:w="1288" w:type="dxa"/>
+            <w:tcW w:w="1029" w:type="dxa"/>
+          </w:tcPr>
+          <w:p>
+            <w:r>
+              <w:t>3.1.b</w:t>
+            </w:r>
+          </w:p>
+        </w:tc>
+        <w:tc>
+          <w:tcPr>
+            <w:tcW w:w="1419" w:type="dxa"/>
+          </w:tcPr>
+          <w:p>
+            <w:r>
+              <w:t>Blackjack winnings calculation when player result is “</w:t>
+            </w:r>
+            <w:r>
+              <w:t>Draw</w:t>
+            </w:r>
+            <w:r>
+              <w:t>”</w:t>
+            </w:r>
+          </w:p>
+        </w:tc>
+        <w:tc>
+          <w:tcPr>
+            <w:tcW w:w="1212" w:type="dxa"/>
+          </w:tcPr>
+          <w:p>
+            <w:r>
+              <w:t>Valid</w:t>
+            </w:r>
+          </w:p>
+        </w:tc>
+        <w:tc>
+          <w:tcPr>
+            <w:tcW w:w="3961" w:type="dxa"/>
+          </w:tcPr>
+          <w:p>
+            <w:pPr>
+              <w:rPr>
+                <w:sz w:val="20"/>
+                <w:szCs w:val="20"/>
+              </w:rPr>
+            </w:pPr>
+            <w:r>
+              <w:rPr>
+                <w:sz w:val="20"/>
+                <w:szCs w:val="20"/>
+              </w:rPr>
+              <w:t>players[i][_RESULT] = “</w:t>
+            </w:r>
+            <w:r>
+              <w:rPr>
+                <w:sz w:val="20"/>
+                <w:szCs w:val="20"/>
+              </w:rPr>
+              <w:t>Draw</w:t>
+            </w:r>
+            <w:r>
+              <w:rPr>
+                <w:sz w:val="20"/>
+                <w:szCs w:val="20"/>
+              </w:rPr>
+              <w:t>”</w:t>
+            </w:r>
+          </w:p>
+          <w:p>
+            <w:pPr>
+              <w:rPr>
+                <w:sz w:val="20"/>
+                <w:szCs w:val="20"/>
+              </w:rPr>
+            </w:pPr>
+            <w:r>
+              <w:rPr>
+                <w:sz w:val="20"/>
+                <w:szCs w:val="20"/>
+              </w:rPr>
+              <w:t>players[i][_CURRENCY] = 1800</w:t>
+            </w:r>
+          </w:p>
+          <w:p>
+            <w:pPr>
+              <w:rPr>
+                <w:sz w:val="20"/>
+                <w:szCs w:val="20"/>
+              </w:rPr>
+            </w:pPr>
+            <w:r>
+              <w:rPr>
+                <w:sz w:val="20"/>
+                <w:szCs w:val="20"/>
+              </w:rPr>
+              <w:t>dealersPot[i] = 200</w:t>
+            </w:r>
+          </w:p>
+          <w:p>
+            <w:r>
+              <w:rPr>
+                <w:sz w:val="20"/>
+                <w:szCs w:val="20"/>
+              </w:rPr>
+              <w:t>BJWinningsCalculation(players,dealersPot)</w:t>
+            </w:r>
+          </w:p>
+          <w:p/>
+        </w:tc>
+        <w:tc>
+          <w:tcPr>
+            <w:tcW w:w="1181" w:type="dxa"/>
+          </w:tcPr>
+          <w:p>
+            <w:r>
+              <w:t>Player currency should have the original initial bet</w:t>
+            </w:r>
+            <w:r>
+              <w:t xml:space="preserve"> added</w:t>
+            </w:r>
+          </w:p>
+        </w:tc>
+        <w:tc>
+          <w:tcPr>
+            <w:tcW w:w="884" w:type="dxa"/>
+          </w:tcPr>
+          <w:p/>
+        </w:tc>
+        <w:tc>
+          <w:tcPr>
+            <w:tcW w:w="1162" w:type="dxa"/>
           </w:tcPr>
           <w:p/>
         </w:tc>
@@ -33355,43 +35628,133 @@
       <w:tr>
         <w:tc>
           <w:tcPr>
-            <w:tcW w:w="1288" w:type="dxa"/>
-          </w:tcPr>
-          <w:p/>
-        </w:tc>
-        <w:tc>
-          <w:tcPr>
-            <w:tcW w:w="1288" w:type="dxa"/>
-          </w:tcPr>
-          <w:p/>
-        </w:tc>
-        <w:tc>
-          <w:tcPr>
-            <w:tcW w:w="1288" w:type="dxa"/>
-          </w:tcPr>
-          <w:p/>
-        </w:tc>
-        <w:tc>
-          <w:tcPr>
-            <w:tcW w:w="1288" w:type="dxa"/>
-          </w:tcPr>
-          <w:p/>
-        </w:tc>
-        <w:tc>
-          <w:tcPr>
-            <w:tcW w:w="1288" w:type="dxa"/>
-          </w:tcPr>
-          <w:p/>
-        </w:tc>
-        <w:tc>
-          <w:tcPr>
-            <w:tcW w:w="1288" w:type="dxa"/>
-          </w:tcPr>
-          <w:p/>
-        </w:tc>
-        <w:tc>
-          <w:tcPr>
-            <w:tcW w:w="1288" w:type="dxa"/>
+            <w:tcW w:w="1029" w:type="dxa"/>
+          </w:tcPr>
+          <w:p>
+            <w:r>
+              <w:t>3.1.c</w:t>
+            </w:r>
+          </w:p>
+        </w:tc>
+        <w:tc>
+          <w:tcPr>
+            <w:tcW w:w="1419" w:type="dxa"/>
+          </w:tcPr>
+          <w:p>
+            <w:r>
+              <w:t>Blackjack winnings calculation when player result is “</w:t>
+            </w:r>
+            <w:r>
+              <w:t>Loss</w:t>
+            </w:r>
+            <w:r>
+              <w:t>”</w:t>
+            </w:r>
+          </w:p>
+        </w:tc>
+        <w:tc>
+          <w:tcPr>
+            <w:tcW w:w="1212" w:type="dxa"/>
+          </w:tcPr>
+          <w:p>
+            <w:r>
+              <w:t>Valid</w:t>
+            </w:r>
+          </w:p>
+        </w:tc>
+        <w:tc>
+          <w:tcPr>
+            <w:tcW w:w="3961" w:type="dxa"/>
+          </w:tcPr>
+          <w:p>
+            <w:pPr>
+              <w:rPr>
+                <w:sz w:val="20"/>
+                <w:szCs w:val="20"/>
+              </w:rPr>
+            </w:pPr>
+            <w:r>
+              <w:rPr>
+                <w:sz w:val="20"/>
+                <w:szCs w:val="20"/>
+              </w:rPr>
+              <w:t>players[i][_RESULT] = “</w:t>
+            </w:r>
+            <w:r>
+              <w:rPr>
+                <w:sz w:val="20"/>
+                <w:szCs w:val="20"/>
+              </w:rPr>
+              <w:t>Loss</w:t>
+            </w:r>
+            <w:r>
+              <w:rPr>
+                <w:sz w:val="20"/>
+                <w:szCs w:val="20"/>
+              </w:rPr>
+              <w:t>”</w:t>
+            </w:r>
+          </w:p>
+          <w:p>
+            <w:pPr>
+              <w:rPr>
+                <w:sz w:val="20"/>
+                <w:szCs w:val="20"/>
+              </w:rPr>
+            </w:pPr>
+            <w:r>
+              <w:rPr>
+                <w:sz w:val="20"/>
+                <w:szCs w:val="20"/>
+              </w:rPr>
+              <w:t>players[i][_CURRENCY] = 1800</w:t>
+            </w:r>
+          </w:p>
+          <w:p>
+            <w:pPr>
+              <w:rPr>
+                <w:sz w:val="20"/>
+                <w:szCs w:val="20"/>
+              </w:rPr>
+            </w:pPr>
+            <w:r>
+              <w:rPr>
+                <w:sz w:val="20"/>
+                <w:szCs w:val="20"/>
+              </w:rPr>
+              <w:t>dealersPot[i] = 200</w:t>
+            </w:r>
+          </w:p>
+          <w:p>
+            <w:r>
+              <w:rPr>
+                <w:sz w:val="20"/>
+                <w:szCs w:val="20"/>
+              </w:rPr>
+              <w:t>BJWinningsCalculation(players,dealersPot)</w:t>
+            </w:r>
+          </w:p>
+          <w:p/>
+        </w:tc>
+        <w:tc>
+          <w:tcPr>
+            <w:tcW w:w="1181" w:type="dxa"/>
+          </w:tcPr>
+          <w:p>
+            <w:r>
+              <w:t xml:space="preserve">Player currency does stays the same </w:t>
+            </w:r>
+          </w:p>
+        </w:tc>
+        <w:tc>
+          <w:tcPr>
+            <w:tcW w:w="884" w:type="dxa"/>
+          </w:tcPr>
+          <w:p/>
+        </w:tc>
+        <w:tc>
+          <w:tcPr>
+            <w:tcW w:w="1162" w:type="dxa"/>
           </w:tcPr>
           <w:p/>
         </w:tc>
@@ -33399,43 +35762,133 @@
       <w:tr>
         <w:tc>
           <w:tcPr>
-            <w:tcW w:w="1288" w:type="dxa"/>
-          </w:tcPr>
-          <w:p/>
-        </w:tc>
-        <w:tc>
-          <w:tcPr>
-            <w:tcW w:w="1288" w:type="dxa"/>
-          </w:tcPr>
-          <w:p/>
-        </w:tc>
-        <w:tc>
-          <w:tcPr>
-            <w:tcW w:w="1288" w:type="dxa"/>
-          </w:tcPr>
-          <w:p/>
-        </w:tc>
-        <w:tc>
-          <w:tcPr>
-            <w:tcW w:w="1288" w:type="dxa"/>
-          </w:tcPr>
-          <w:p/>
-        </w:tc>
-        <w:tc>
-          <w:tcPr>
-            <w:tcW w:w="1288" w:type="dxa"/>
-          </w:tcPr>
-          <w:p/>
-        </w:tc>
-        <w:tc>
-          <w:tcPr>
-            <w:tcW w:w="1288" w:type="dxa"/>
-          </w:tcPr>
-          <w:p/>
-        </w:tc>
-        <w:tc>
-          <w:tcPr>
-            <w:tcW w:w="1288" w:type="dxa"/>
+            <w:tcW w:w="1029" w:type="dxa"/>
+          </w:tcPr>
+          <w:p>
+            <w:r>
+              <w:t>3.1.d</w:t>
+            </w:r>
+          </w:p>
+        </w:tc>
+        <w:tc>
+          <w:tcPr>
+            <w:tcW w:w="1419" w:type="dxa"/>
+          </w:tcPr>
+          <w:p>
+            <w:r>
+              <w:t xml:space="preserve">Blackjack winnings calculation when player result is </w:t>
+            </w:r>
+            <w:r>
+              <w:t>“Bust</w:t>
+            </w:r>
+            <w:r>
+              <w:t>”</w:t>
+            </w:r>
+          </w:p>
+        </w:tc>
+        <w:tc>
+          <w:tcPr>
+            <w:tcW w:w="1212" w:type="dxa"/>
+          </w:tcPr>
+          <w:p>
+            <w:r>
+              <w:t>Valid</w:t>
+            </w:r>
+          </w:p>
+        </w:tc>
+        <w:tc>
+          <w:tcPr>
+            <w:tcW w:w="3961" w:type="dxa"/>
+          </w:tcPr>
+          <w:p>
+            <w:pPr>
+              <w:rPr>
+                <w:sz w:val="20"/>
+                <w:szCs w:val="20"/>
+              </w:rPr>
+            </w:pPr>
+            <w:r>
+              <w:rPr>
+                <w:sz w:val="20"/>
+                <w:szCs w:val="20"/>
+              </w:rPr>
+              <w:t>players[i][_RESULT] = “</w:t>
+            </w:r>
+            <w:r>
+              <w:rPr>
+                <w:sz w:val="20"/>
+                <w:szCs w:val="20"/>
+              </w:rPr>
+              <w:t>Bust</w:t>
+            </w:r>
+            <w:r>
+              <w:rPr>
+                <w:sz w:val="20"/>
+                <w:szCs w:val="20"/>
+              </w:rPr>
+              <w:t>”</w:t>
+            </w:r>
+          </w:p>
+          <w:p>
+            <w:pPr>
+              <w:rPr>
+                <w:sz w:val="20"/>
+                <w:szCs w:val="20"/>
+              </w:rPr>
+            </w:pPr>
+            <w:r>
+              <w:rPr>
+                <w:sz w:val="20"/>
+                <w:szCs w:val="20"/>
+              </w:rPr>
+              <w:t>players[i][_CURRENCY] = 1800</w:t>
+            </w:r>
+          </w:p>
+          <w:p>
+            <w:pPr>
+              <w:rPr>
+                <w:sz w:val="20"/>
+                <w:szCs w:val="20"/>
+              </w:rPr>
+            </w:pPr>
+            <w:r>
+              <w:rPr>
+                <w:sz w:val="20"/>
+                <w:szCs w:val="20"/>
+              </w:rPr>
+              <w:t>dealersPot[i] = 200</w:t>
+            </w:r>
+          </w:p>
+          <w:p>
+            <w:r>
+              <w:rPr>
+                <w:sz w:val="20"/>
+                <w:szCs w:val="20"/>
+              </w:rPr>
+              <w:t>BJWinningsCalculation(players,dealersPot)</w:t>
+            </w:r>
+          </w:p>
+          <w:p/>
+        </w:tc>
+        <w:tc>
+          <w:tcPr>
+            <w:tcW w:w="1181" w:type="dxa"/>
+          </w:tcPr>
+          <w:p>
+            <w:r>
+              <w:t>Player currency does stays the same</w:t>
+            </w:r>
+          </w:p>
+        </w:tc>
+        <w:tc>
+          <w:tcPr>
+            <w:tcW w:w="884" w:type="dxa"/>
+          </w:tcPr>
+          <w:p/>
+        </w:tc>
+        <w:tc>
+          <w:tcPr>
+            <w:tcW w:w="1162" w:type="dxa"/>
           </w:tcPr>
           <w:p/>
         </w:tc>
@@ -33443,43 +35896,1289 @@
       <w:tr>
         <w:tc>
           <w:tcPr>
-            <w:tcW w:w="1288" w:type="dxa"/>
-          </w:tcPr>
-          <w:p/>
-        </w:tc>
-        <w:tc>
-          <w:tcPr>
-            <w:tcW w:w="1288" w:type="dxa"/>
-          </w:tcPr>
-          <w:p/>
-        </w:tc>
-        <w:tc>
-          <w:tcPr>
-            <w:tcW w:w="1288" w:type="dxa"/>
-          </w:tcPr>
-          <w:p/>
-        </w:tc>
-        <w:tc>
-          <w:tcPr>
-            <w:tcW w:w="1288" w:type="dxa"/>
-          </w:tcPr>
-          <w:p/>
-        </w:tc>
-        <w:tc>
-          <w:tcPr>
-            <w:tcW w:w="1288" w:type="dxa"/>
-          </w:tcPr>
-          <w:p/>
-        </w:tc>
-        <w:tc>
-          <w:tcPr>
-            <w:tcW w:w="1288" w:type="dxa"/>
-          </w:tcPr>
-          <w:p/>
-        </w:tc>
-        <w:tc>
-          <w:tcPr>
-            <w:tcW w:w="1288" w:type="dxa"/>
+            <w:tcW w:w="1029" w:type="dxa"/>
+          </w:tcPr>
+          <w:p>
+            <w:r>
+              <w:t>3.2.a</w:t>
+            </w:r>
+          </w:p>
+        </w:tc>
+        <w:tc>
+          <w:tcPr>
+            <w:tcW w:w="1419" w:type="dxa"/>
+          </w:tcPr>
+          <w:p>
+            <w:r>
+              <w:t>Poker winnings calculation when</w:t>
+            </w:r>
+            <w:r>
+              <w:t xml:space="preserve"> 1 player wins</w:t>
+            </w:r>
+            <w:r>
+              <w:t xml:space="preserve"> </w:t>
+            </w:r>
+          </w:p>
+        </w:tc>
+        <w:tc>
+          <w:tcPr>
+            <w:tcW w:w="1212" w:type="dxa"/>
+          </w:tcPr>
+          <w:p>
+            <w:r>
+              <w:t>Valid</w:t>
+            </w:r>
+          </w:p>
+        </w:tc>
+        <w:tc>
+          <w:tcPr>
+            <w:tcW w:w="3961" w:type="dxa"/>
+          </w:tcPr>
+          <w:p>
+            <w:pPr>
+              <w:rPr>
+                <w:sz w:val="20"/>
+                <w:szCs w:val="20"/>
+              </w:rPr>
+            </w:pPr>
+            <w:r>
+              <w:rPr>
+                <w:sz w:val="20"/>
+                <w:szCs w:val="20"/>
+              </w:rPr>
+              <w:t>players[</w:t>
+            </w:r>
+            <w:r>
+              <w:rPr>
+                <w:sz w:val="20"/>
+                <w:szCs w:val="20"/>
+              </w:rPr>
+              <w:t>0</w:t>
+            </w:r>
+            <w:r>
+              <w:rPr>
+                <w:sz w:val="20"/>
+                <w:szCs w:val="20"/>
+              </w:rPr>
+              <w:t>][_RESULT] = “</w:t>
+            </w:r>
+            <w:r>
+              <w:rPr>
+                <w:sz w:val="20"/>
+                <w:szCs w:val="20"/>
+              </w:rPr>
+              <w:t>Win</w:t>
+            </w:r>
+            <w:r>
+              <w:rPr>
+                <w:sz w:val="20"/>
+                <w:szCs w:val="20"/>
+              </w:rPr>
+              <w:t>”</w:t>
+            </w:r>
+          </w:p>
+          <w:p>
+            <w:pPr>
+              <w:rPr>
+                <w:sz w:val="20"/>
+                <w:szCs w:val="20"/>
+              </w:rPr>
+            </w:pPr>
+            <w:r>
+              <w:rPr>
+                <w:sz w:val="20"/>
+                <w:szCs w:val="20"/>
+              </w:rPr>
+              <w:t>players[</w:t>
+            </w:r>
+            <w:r>
+              <w:rPr>
+                <w:sz w:val="20"/>
+                <w:szCs w:val="20"/>
+              </w:rPr>
+              <w:t>i</w:t>
+            </w:r>
+            <w:r>
+              <w:rPr>
+                <w:sz w:val="20"/>
+                <w:szCs w:val="20"/>
+              </w:rPr>
+              <w:t>][_CURRENCY] = 1800</w:t>
+            </w:r>
+          </w:p>
+          <w:p>
+            <w:pPr>
+              <w:rPr>
+                <w:sz w:val="20"/>
+                <w:szCs w:val="20"/>
+              </w:rPr>
+            </w:pPr>
+            <w:r>
+              <w:rPr>
+                <w:sz w:val="20"/>
+                <w:szCs w:val="20"/>
+              </w:rPr>
+              <w:t xml:space="preserve">dealersPot = </w:t>
+            </w:r>
+            <w:r>
+              <w:rPr>
+                <w:sz w:val="20"/>
+                <w:szCs w:val="20"/>
+              </w:rPr>
+              <w:t>[</w:t>
+            </w:r>
+            <w:r>
+              <w:rPr>
+                <w:sz w:val="20"/>
+                <w:szCs w:val="20"/>
+              </w:rPr>
+              <w:t>200</w:t>
+            </w:r>
+            <w:r>
+              <w:rPr>
+                <w:sz w:val="20"/>
+                <w:szCs w:val="20"/>
+              </w:rPr>
+              <w:t>,200,200,200]</w:t>
+            </w:r>
+          </w:p>
+          <w:p>
+            <w:r>
+              <w:rPr>
+                <w:sz w:val="20"/>
+                <w:szCs w:val="20"/>
+              </w:rPr>
+              <w:t>PK</w:t>
+            </w:r>
+            <w:r>
+              <w:rPr>
+                <w:sz w:val="20"/>
+                <w:szCs w:val="20"/>
+              </w:rPr>
+              <w:t>WinningsCalculation(players,dealersPot)</w:t>
+            </w:r>
+          </w:p>
+          <w:p/>
+        </w:tc>
+        <w:tc>
+          <w:tcPr>
+            <w:tcW w:w="1181" w:type="dxa"/>
+          </w:tcPr>
+          <w:p>
+            <w:r>
+              <w:t xml:space="preserve">Player 1 recieves an added total of the pot to their currency </w:t>
+            </w:r>
+          </w:p>
+        </w:tc>
+        <w:tc>
+          <w:tcPr>
+            <w:tcW w:w="884" w:type="dxa"/>
+          </w:tcPr>
+          <w:p/>
+        </w:tc>
+        <w:tc>
+          <w:tcPr>
+            <w:tcW w:w="1162" w:type="dxa"/>
+          </w:tcPr>
+          <w:p/>
+        </w:tc>
+      </w:tr>
+      <w:tr>
+        <w:tc>
+          <w:tcPr>
+            <w:tcW w:w="1029" w:type="dxa"/>
+          </w:tcPr>
+          <w:p>
+            <w:r>
+              <w:t>3.2.b</w:t>
+            </w:r>
+          </w:p>
+        </w:tc>
+        <w:tc>
+          <w:tcPr>
+            <w:tcW w:w="1419" w:type="dxa"/>
+          </w:tcPr>
+          <w:p>
+            <w:r>
+              <w:t xml:space="preserve">Poker winnings calculation when </w:t>
+            </w:r>
+            <w:r>
+              <w:t>1</w:t>
+            </w:r>
+            <w:r>
+              <w:t xml:space="preserve"> player draw</w:t>
+            </w:r>
+            <w:r>
+              <w:t>s</w:t>
+            </w:r>
+          </w:p>
+        </w:tc>
+        <w:tc>
+          <w:tcPr>
+            <w:tcW w:w="1212" w:type="dxa"/>
+          </w:tcPr>
+          <w:p>
+            <w:r>
+              <w:t>Boundary</w:t>
+            </w:r>
+          </w:p>
+        </w:tc>
+        <w:tc>
+          <w:tcPr>
+            <w:tcW w:w="3961" w:type="dxa"/>
+          </w:tcPr>
+          <w:p>
+            <w:pPr>
+              <w:rPr>
+                <w:sz w:val="20"/>
+                <w:szCs w:val="20"/>
+              </w:rPr>
+            </w:pPr>
+            <w:r>
+              <w:rPr>
+                <w:sz w:val="20"/>
+                <w:szCs w:val="20"/>
+              </w:rPr>
+              <w:t>players[</w:t>
+            </w:r>
+            <w:r>
+              <w:rPr>
+                <w:sz w:val="20"/>
+                <w:szCs w:val="20"/>
+              </w:rPr>
+              <w:t>0</w:t>
+            </w:r>
+            <w:r>
+              <w:rPr>
+                <w:sz w:val="20"/>
+                <w:szCs w:val="20"/>
+              </w:rPr>
+              <w:t>][_RESULT] = “</w:t>
+            </w:r>
+            <w:r>
+              <w:rPr>
+                <w:sz w:val="20"/>
+                <w:szCs w:val="20"/>
+              </w:rPr>
+              <w:t>Draw</w:t>
+            </w:r>
+            <w:r>
+              <w:rPr>
+                <w:sz w:val="20"/>
+                <w:szCs w:val="20"/>
+              </w:rPr>
+              <w:t>”</w:t>
+            </w:r>
+          </w:p>
+          <w:p>
+            <w:pPr>
+              <w:rPr>
+                <w:sz w:val="20"/>
+                <w:szCs w:val="20"/>
+              </w:rPr>
+            </w:pPr>
+            <w:r>
+              <w:rPr>
+                <w:sz w:val="20"/>
+                <w:szCs w:val="20"/>
+              </w:rPr>
+              <w:t>players[i][_CURRENCY] = 1800</w:t>
+            </w:r>
+          </w:p>
+          <w:p>
+            <w:pPr>
+              <w:rPr>
+                <w:sz w:val="20"/>
+                <w:szCs w:val="20"/>
+              </w:rPr>
+            </w:pPr>
+            <w:r>
+              <w:rPr>
+                <w:sz w:val="20"/>
+                <w:szCs w:val="20"/>
+              </w:rPr>
+              <w:t>dealersPot = [200,200,200,200]</w:t>
+            </w:r>
+          </w:p>
+          <w:p>
+            <w:r>
+              <w:rPr>
+                <w:sz w:val="20"/>
+                <w:szCs w:val="20"/>
+              </w:rPr>
+              <w:t>PK</w:t>
+            </w:r>
+            <w:r>
+              <w:rPr>
+                <w:sz w:val="20"/>
+                <w:szCs w:val="20"/>
+              </w:rPr>
+              <w:t>WinningsCalculation(players,dealersPot)</w:t>
+            </w:r>
+          </w:p>
+          <w:p/>
+        </w:tc>
+        <w:tc>
+          <w:tcPr>
+            <w:tcW w:w="1181" w:type="dxa"/>
+          </w:tcPr>
+          <w:p>
+            <w:r>
+              <w:t>Player 1 recieves an added total of the pot to their currency</w:t>
+            </w:r>
+          </w:p>
+        </w:tc>
+        <w:tc>
+          <w:tcPr>
+            <w:tcW w:w="884" w:type="dxa"/>
+          </w:tcPr>
+          <w:p/>
+        </w:tc>
+        <w:tc>
+          <w:tcPr>
+            <w:tcW w:w="1162" w:type="dxa"/>
+          </w:tcPr>
+          <w:p/>
+        </w:tc>
+      </w:tr>
+      <w:tr>
+        <w:tc>
+          <w:tcPr>
+            <w:tcW w:w="1029" w:type="dxa"/>
+          </w:tcPr>
+          <w:p>
+            <w:r>
+              <w:lastRenderedPageBreak/>
+              <w:t>3.2.c</w:t>
+            </w:r>
+          </w:p>
+        </w:tc>
+        <w:tc>
+          <w:tcPr>
+            <w:tcW w:w="1419" w:type="dxa"/>
+          </w:tcPr>
+          <w:p>
+            <w:r>
+              <w:t>Poker winnings calculation when 2 players draw</w:t>
+            </w:r>
+          </w:p>
+        </w:tc>
+        <w:tc>
+          <w:tcPr>
+            <w:tcW w:w="1212" w:type="dxa"/>
+          </w:tcPr>
+          <w:p>
+            <w:r>
+              <w:t>Valid</w:t>
+            </w:r>
+          </w:p>
+        </w:tc>
+        <w:tc>
+          <w:tcPr>
+            <w:tcW w:w="3961" w:type="dxa"/>
+          </w:tcPr>
+          <w:p>
+            <w:pPr>
+              <w:rPr>
+                <w:sz w:val="20"/>
+                <w:szCs w:val="20"/>
+              </w:rPr>
+            </w:pPr>
+            <w:r>
+              <w:rPr>
+                <w:sz w:val="20"/>
+                <w:szCs w:val="20"/>
+              </w:rPr>
+              <w:t>players[</w:t>
+            </w:r>
+            <w:r>
+              <w:rPr>
+                <w:sz w:val="20"/>
+                <w:szCs w:val="20"/>
+              </w:rPr>
+              <w:t>0</w:t>
+            </w:r>
+            <w:r>
+              <w:rPr>
+                <w:sz w:val="20"/>
+                <w:szCs w:val="20"/>
+              </w:rPr>
+              <w:t>][_RESULT] = “</w:t>
+            </w:r>
+            <w:r>
+              <w:rPr>
+                <w:sz w:val="20"/>
+                <w:szCs w:val="20"/>
+              </w:rPr>
+              <w:t>Draw</w:t>
+            </w:r>
+            <w:r>
+              <w:rPr>
+                <w:sz w:val="20"/>
+                <w:szCs w:val="20"/>
+              </w:rPr>
+              <w:t>”</w:t>
+            </w:r>
+          </w:p>
+          <w:p>
+            <w:pPr>
+              <w:rPr>
+                <w:sz w:val="20"/>
+                <w:szCs w:val="20"/>
+              </w:rPr>
+            </w:pPr>
+            <w:r>
+              <w:rPr>
+                <w:sz w:val="20"/>
+                <w:szCs w:val="20"/>
+              </w:rPr>
+              <w:t>players[</w:t>
+            </w:r>
+            <w:r>
+              <w:rPr>
+                <w:sz w:val="20"/>
+                <w:szCs w:val="20"/>
+              </w:rPr>
+              <w:t>1</w:t>
+            </w:r>
+            <w:r>
+              <w:rPr>
+                <w:sz w:val="20"/>
+                <w:szCs w:val="20"/>
+              </w:rPr>
+              <w:t>][_RESULT] = “</w:t>
+            </w:r>
+            <w:r>
+              <w:rPr>
+                <w:sz w:val="20"/>
+                <w:szCs w:val="20"/>
+              </w:rPr>
+              <w:t>Draw</w:t>
+            </w:r>
+            <w:r>
+              <w:rPr>
+                <w:sz w:val="20"/>
+                <w:szCs w:val="20"/>
+              </w:rPr>
+              <w:t>”</w:t>
+            </w:r>
+          </w:p>
+          <w:p>
+            <w:pPr>
+              <w:rPr>
+                <w:sz w:val="20"/>
+                <w:szCs w:val="20"/>
+              </w:rPr>
+            </w:pPr>
+            <w:r>
+              <w:rPr>
+                <w:sz w:val="20"/>
+                <w:szCs w:val="20"/>
+              </w:rPr>
+              <w:t>players[i][_CURRENCY] = 1800</w:t>
+            </w:r>
+          </w:p>
+          <w:p>
+            <w:pPr>
+              <w:rPr>
+                <w:sz w:val="20"/>
+                <w:szCs w:val="20"/>
+              </w:rPr>
+            </w:pPr>
+            <w:r>
+              <w:rPr>
+                <w:sz w:val="20"/>
+                <w:szCs w:val="20"/>
+              </w:rPr>
+              <w:t>dealersPot = [200,200,200,200]</w:t>
+            </w:r>
+          </w:p>
+          <w:p>
+            <w:r>
+              <w:rPr>
+                <w:sz w:val="20"/>
+                <w:szCs w:val="20"/>
+              </w:rPr>
+              <w:t>PK</w:t>
+            </w:r>
+            <w:r>
+              <w:rPr>
+                <w:sz w:val="20"/>
+                <w:szCs w:val="20"/>
+              </w:rPr>
+              <w:t>WinningsCalculation(players,dealersPot)</w:t>
+            </w:r>
+          </w:p>
+          <w:p/>
+        </w:tc>
+        <w:tc>
+          <w:tcPr>
+            <w:tcW w:w="1181" w:type="dxa"/>
+          </w:tcPr>
+          <w:p>
+            <w:r>
+              <w:t>Player 1</w:t>
+            </w:r>
+            <w:r>
+              <w:t xml:space="preserve"> and 2</w:t>
+            </w:r>
+            <w:r>
+              <w:t xml:space="preserve"> recieve an added total of the pot</w:t>
+            </w:r>
+            <w:r>
+              <w:t xml:space="preserve"> divided by 2</w:t>
+            </w:r>
+            <w:r>
+              <w:t xml:space="preserve"> to their currency</w:t>
+            </w:r>
+          </w:p>
+        </w:tc>
+        <w:tc>
+          <w:tcPr>
+            <w:tcW w:w="884" w:type="dxa"/>
+          </w:tcPr>
+          <w:p/>
+        </w:tc>
+        <w:tc>
+          <w:tcPr>
+            <w:tcW w:w="1162" w:type="dxa"/>
+          </w:tcPr>
+          <w:p/>
+        </w:tc>
+      </w:tr>
+      <w:tr>
+        <w:tc>
+          <w:tcPr>
+            <w:tcW w:w="1029" w:type="dxa"/>
+          </w:tcPr>
+          <w:p>
+            <w:r>
+              <w:t>3.2.d</w:t>
+            </w:r>
+          </w:p>
+        </w:tc>
+        <w:tc>
+          <w:tcPr>
+            <w:tcW w:w="1419" w:type="dxa"/>
+          </w:tcPr>
+          <w:p>
+            <w:r>
+              <w:t>Poker winnings calculation when 3 players draw</w:t>
+            </w:r>
+          </w:p>
+        </w:tc>
+        <w:tc>
+          <w:tcPr>
+            <w:tcW w:w="1212" w:type="dxa"/>
+          </w:tcPr>
+          <w:p>
+            <w:r>
+              <w:t>Valid</w:t>
+            </w:r>
+          </w:p>
+        </w:tc>
+        <w:tc>
+          <w:tcPr>
+            <w:tcW w:w="3961" w:type="dxa"/>
+          </w:tcPr>
+          <w:p>
+            <w:pPr>
+              <w:rPr>
+                <w:sz w:val="20"/>
+                <w:szCs w:val="20"/>
+              </w:rPr>
+            </w:pPr>
+            <w:r>
+              <w:rPr>
+                <w:sz w:val="20"/>
+                <w:szCs w:val="20"/>
+              </w:rPr>
+              <w:t>players[</w:t>
+            </w:r>
+            <w:r>
+              <w:rPr>
+                <w:sz w:val="20"/>
+                <w:szCs w:val="20"/>
+              </w:rPr>
+              <w:t>0</w:t>
+            </w:r>
+            <w:r>
+              <w:rPr>
+                <w:sz w:val="20"/>
+                <w:szCs w:val="20"/>
+              </w:rPr>
+              <w:t>][_RESULT] = “</w:t>
+            </w:r>
+            <w:r>
+              <w:rPr>
+                <w:sz w:val="20"/>
+                <w:szCs w:val="20"/>
+              </w:rPr>
+              <w:t>Draw</w:t>
+            </w:r>
+            <w:r>
+              <w:rPr>
+                <w:sz w:val="20"/>
+                <w:szCs w:val="20"/>
+              </w:rPr>
+              <w:t>”</w:t>
+            </w:r>
+          </w:p>
+          <w:p>
+            <w:pPr>
+              <w:rPr>
+                <w:sz w:val="20"/>
+                <w:szCs w:val="20"/>
+              </w:rPr>
+            </w:pPr>
+            <w:r>
+              <w:rPr>
+                <w:sz w:val="20"/>
+                <w:szCs w:val="20"/>
+              </w:rPr>
+              <w:t>players[</w:t>
+            </w:r>
+            <w:r>
+              <w:rPr>
+                <w:sz w:val="20"/>
+                <w:szCs w:val="20"/>
+              </w:rPr>
+              <w:t>1</w:t>
+            </w:r>
+            <w:r>
+              <w:rPr>
+                <w:sz w:val="20"/>
+                <w:szCs w:val="20"/>
+              </w:rPr>
+              <w:t>][_RESULT] = “</w:t>
+            </w:r>
+            <w:r>
+              <w:rPr>
+                <w:sz w:val="20"/>
+                <w:szCs w:val="20"/>
+              </w:rPr>
+              <w:t>Draw</w:t>
+            </w:r>
+            <w:r>
+              <w:rPr>
+                <w:sz w:val="20"/>
+                <w:szCs w:val="20"/>
+              </w:rPr>
+              <w:t>”</w:t>
+            </w:r>
+          </w:p>
+          <w:p>
+            <w:pPr>
+              <w:rPr>
+                <w:sz w:val="20"/>
+                <w:szCs w:val="20"/>
+              </w:rPr>
+            </w:pPr>
+            <w:r>
+              <w:rPr>
+                <w:sz w:val="20"/>
+                <w:szCs w:val="20"/>
+              </w:rPr>
+              <w:t>players[</w:t>
+            </w:r>
+            <w:r>
+              <w:rPr>
+                <w:sz w:val="20"/>
+                <w:szCs w:val="20"/>
+              </w:rPr>
+              <w:t>2</w:t>
+            </w:r>
+            <w:r>
+              <w:rPr>
+                <w:sz w:val="20"/>
+                <w:szCs w:val="20"/>
+              </w:rPr>
+              <w:t>][_RESULT] = “</w:t>
+            </w:r>
+            <w:r>
+              <w:rPr>
+                <w:sz w:val="20"/>
+                <w:szCs w:val="20"/>
+              </w:rPr>
+              <w:t>Draw</w:t>
+            </w:r>
+            <w:r>
+              <w:rPr>
+                <w:sz w:val="20"/>
+                <w:szCs w:val="20"/>
+              </w:rPr>
+              <w:t>”</w:t>
+            </w:r>
+          </w:p>
+          <w:p>
+            <w:pPr>
+              <w:rPr>
+                <w:sz w:val="20"/>
+                <w:szCs w:val="20"/>
+              </w:rPr>
+            </w:pPr>
+            <w:r>
+              <w:rPr>
+                <w:sz w:val="20"/>
+                <w:szCs w:val="20"/>
+              </w:rPr>
+              <w:t>players[i][_CURRENCY] = 1800</w:t>
+            </w:r>
+          </w:p>
+          <w:p>
+            <w:pPr>
+              <w:rPr>
+                <w:sz w:val="20"/>
+                <w:szCs w:val="20"/>
+              </w:rPr>
+            </w:pPr>
+            <w:r>
+              <w:rPr>
+                <w:sz w:val="20"/>
+                <w:szCs w:val="20"/>
+              </w:rPr>
+              <w:t>dealersPot = [200,200,200,200]</w:t>
+            </w:r>
+          </w:p>
+          <w:p>
+            <w:r>
+              <w:rPr>
+                <w:sz w:val="20"/>
+                <w:szCs w:val="20"/>
+              </w:rPr>
+              <w:t>PK</w:t>
+            </w:r>
+            <w:r>
+              <w:rPr>
+                <w:sz w:val="20"/>
+                <w:szCs w:val="20"/>
+              </w:rPr>
+              <w:t>WinningsCalculation(players,dealersPot)</w:t>
+            </w:r>
+          </w:p>
+          <w:p/>
+        </w:tc>
+        <w:tc>
+          <w:tcPr>
+            <w:tcW w:w="1181" w:type="dxa"/>
+          </w:tcPr>
+          <w:p>
+            <w:r>
+              <w:t>Player 1</w:t>
+            </w:r>
+            <w:r>
+              <w:t xml:space="preserve">, </w:t>
+            </w:r>
+            <w:r>
+              <w:t>2</w:t>
+            </w:r>
+            <w:r>
+              <w:t xml:space="preserve"> and 3</w:t>
+            </w:r>
+            <w:r>
+              <w:t xml:space="preserve"> recieve an added total of the pot divided by </w:t>
+            </w:r>
+            <w:r>
+              <w:t>3</w:t>
+            </w:r>
+            <w:r>
+              <w:t xml:space="preserve"> to their currency</w:t>
+            </w:r>
+          </w:p>
+        </w:tc>
+        <w:tc>
+          <w:tcPr>
+            <w:tcW w:w="884" w:type="dxa"/>
+          </w:tcPr>
+          <w:p/>
+        </w:tc>
+        <w:tc>
+          <w:tcPr>
+            <w:tcW w:w="1162" w:type="dxa"/>
+          </w:tcPr>
+          <w:p/>
+        </w:tc>
+      </w:tr>
+      <w:tr>
+        <w:tc>
+          <w:tcPr>
+            <w:tcW w:w="1029" w:type="dxa"/>
+          </w:tcPr>
+          <w:p>
+            <w:r>
+              <w:t>3.2.e</w:t>
+            </w:r>
+          </w:p>
+        </w:tc>
+        <w:tc>
+          <w:tcPr>
+            <w:tcW w:w="1419" w:type="dxa"/>
+          </w:tcPr>
+          <w:p>
+            <w:r>
+              <w:t>Poker winnings calculation when 4 players draw</w:t>
+            </w:r>
+          </w:p>
+        </w:tc>
+        <w:tc>
+          <w:tcPr>
+            <w:tcW w:w="1212" w:type="dxa"/>
+          </w:tcPr>
+          <w:p>
+            <w:r>
+              <w:t>Valid</w:t>
+            </w:r>
+          </w:p>
+        </w:tc>
+        <w:tc>
+          <w:tcPr>
+            <w:tcW w:w="3961" w:type="dxa"/>
+          </w:tcPr>
+          <w:p>
+            <w:pPr>
+              <w:rPr>
+                <w:sz w:val="20"/>
+                <w:szCs w:val="20"/>
+              </w:rPr>
+            </w:pPr>
+            <w:r>
+              <w:rPr>
+                <w:sz w:val="20"/>
+                <w:szCs w:val="20"/>
+              </w:rPr>
+              <w:t>players[</w:t>
+            </w:r>
+            <w:r>
+              <w:rPr>
+                <w:sz w:val="20"/>
+                <w:szCs w:val="20"/>
+              </w:rPr>
+              <w:t>0</w:t>
+            </w:r>
+            <w:r>
+              <w:rPr>
+                <w:sz w:val="20"/>
+                <w:szCs w:val="20"/>
+              </w:rPr>
+              <w:t>][_RESULT] = “</w:t>
+            </w:r>
+            <w:r>
+              <w:rPr>
+                <w:sz w:val="20"/>
+                <w:szCs w:val="20"/>
+              </w:rPr>
+              <w:t>Draw</w:t>
+            </w:r>
+            <w:r>
+              <w:rPr>
+                <w:sz w:val="20"/>
+                <w:szCs w:val="20"/>
+              </w:rPr>
+              <w:t>”</w:t>
+            </w:r>
+          </w:p>
+          <w:p>
+            <w:pPr>
+              <w:rPr>
+                <w:sz w:val="20"/>
+                <w:szCs w:val="20"/>
+              </w:rPr>
+            </w:pPr>
+            <w:r>
+              <w:rPr>
+                <w:sz w:val="20"/>
+                <w:szCs w:val="20"/>
+              </w:rPr>
+              <w:t>players[</w:t>
+            </w:r>
+            <w:r>
+              <w:rPr>
+                <w:sz w:val="20"/>
+                <w:szCs w:val="20"/>
+              </w:rPr>
+              <w:t>1</w:t>
+            </w:r>
+            <w:r>
+              <w:rPr>
+                <w:sz w:val="20"/>
+                <w:szCs w:val="20"/>
+              </w:rPr>
+              <w:t>][_RESULT] = “</w:t>
+            </w:r>
+            <w:r>
+              <w:rPr>
+                <w:sz w:val="20"/>
+                <w:szCs w:val="20"/>
+              </w:rPr>
+              <w:t>Draw</w:t>
+            </w:r>
+            <w:r>
+              <w:rPr>
+                <w:sz w:val="20"/>
+                <w:szCs w:val="20"/>
+              </w:rPr>
+              <w:t>”</w:t>
+            </w:r>
+          </w:p>
+          <w:p>
+            <w:pPr>
+              <w:rPr>
+                <w:sz w:val="20"/>
+                <w:szCs w:val="20"/>
+              </w:rPr>
+            </w:pPr>
+            <w:r>
+              <w:rPr>
+                <w:sz w:val="20"/>
+                <w:szCs w:val="20"/>
+              </w:rPr>
+              <w:t>players[</w:t>
+            </w:r>
+            <w:r>
+              <w:rPr>
+                <w:sz w:val="20"/>
+                <w:szCs w:val="20"/>
+              </w:rPr>
+              <w:t>2</w:t>
+            </w:r>
+            <w:r>
+              <w:rPr>
+                <w:sz w:val="20"/>
+                <w:szCs w:val="20"/>
+              </w:rPr>
+              <w:t>][_RESULT] = “</w:t>
+            </w:r>
+            <w:r>
+              <w:rPr>
+                <w:sz w:val="20"/>
+                <w:szCs w:val="20"/>
+              </w:rPr>
+              <w:t>Draw</w:t>
+            </w:r>
+            <w:r>
+              <w:rPr>
+                <w:sz w:val="20"/>
+                <w:szCs w:val="20"/>
+              </w:rPr>
+              <w:t>”</w:t>
+            </w:r>
+          </w:p>
+          <w:p>
+            <w:pPr>
+              <w:rPr>
+                <w:sz w:val="20"/>
+                <w:szCs w:val="20"/>
+              </w:rPr>
+            </w:pPr>
+            <w:r>
+              <w:rPr>
+                <w:sz w:val="20"/>
+                <w:szCs w:val="20"/>
+              </w:rPr>
+              <w:t>players[</w:t>
+            </w:r>
+            <w:r>
+              <w:rPr>
+                <w:sz w:val="20"/>
+                <w:szCs w:val="20"/>
+              </w:rPr>
+              <w:t>3</w:t>
+            </w:r>
+            <w:r>
+              <w:rPr>
+                <w:sz w:val="20"/>
+                <w:szCs w:val="20"/>
+              </w:rPr>
+              <w:t>][_RESULT] = “</w:t>
+            </w:r>
+            <w:r>
+              <w:rPr>
+                <w:sz w:val="20"/>
+                <w:szCs w:val="20"/>
+              </w:rPr>
+              <w:t>Draw</w:t>
+            </w:r>
+            <w:r>
+              <w:rPr>
+                <w:sz w:val="20"/>
+                <w:szCs w:val="20"/>
+              </w:rPr>
+              <w:t>”</w:t>
+            </w:r>
+          </w:p>
+          <w:p>
+            <w:pPr>
+              <w:rPr>
+                <w:sz w:val="20"/>
+                <w:szCs w:val="20"/>
+              </w:rPr>
+            </w:pPr>
+            <w:r>
+              <w:rPr>
+                <w:sz w:val="20"/>
+                <w:szCs w:val="20"/>
+              </w:rPr>
+              <w:t>players[i][_CURRENCY] = 1800</w:t>
+            </w:r>
+          </w:p>
+          <w:p>
+            <w:pPr>
+              <w:rPr>
+                <w:sz w:val="20"/>
+                <w:szCs w:val="20"/>
+              </w:rPr>
+            </w:pPr>
+            <w:r>
+              <w:rPr>
+                <w:sz w:val="20"/>
+                <w:szCs w:val="20"/>
+              </w:rPr>
+              <w:t>dealersPot = [200,200,200,200]</w:t>
+            </w:r>
+          </w:p>
+          <w:p>
+            <w:r>
+              <w:rPr>
+                <w:sz w:val="20"/>
+                <w:szCs w:val="20"/>
+              </w:rPr>
+              <w:t>PK</w:t>
+            </w:r>
+            <w:r>
+              <w:rPr>
+                <w:sz w:val="20"/>
+                <w:szCs w:val="20"/>
+              </w:rPr>
+              <w:t>WinningsCalculation(players,dealersPot)</w:t>
+            </w:r>
+          </w:p>
+          <w:p/>
+        </w:tc>
+        <w:tc>
+          <w:tcPr>
+            <w:tcW w:w="1181" w:type="dxa"/>
+          </w:tcPr>
+          <w:p>
+            <w:r>
+              <w:t>Player 1, 2</w:t>
+            </w:r>
+            <w:r>
+              <w:t>,</w:t>
+            </w:r>
+            <w:r>
+              <w:t xml:space="preserve"> 3</w:t>
+            </w:r>
+            <w:r>
+              <w:t xml:space="preserve"> and 4</w:t>
+            </w:r>
+            <w:r>
+              <w:t xml:space="preserve"> recieve an added total of the pot divided by </w:t>
+            </w:r>
+            <w:r>
+              <w:t>4</w:t>
+            </w:r>
+            <w:r>
+              <w:t xml:space="preserve"> to their currency</w:t>
+            </w:r>
+          </w:p>
+        </w:tc>
+        <w:tc>
+          <w:tcPr>
+            <w:tcW w:w="884" w:type="dxa"/>
+          </w:tcPr>
+          <w:p/>
+        </w:tc>
+        <w:tc>
+          <w:tcPr>
+            <w:tcW w:w="1162" w:type="dxa"/>
+          </w:tcPr>
+          <w:p/>
+        </w:tc>
+      </w:tr>
+      <w:tr>
+        <w:tc>
+          <w:tcPr>
+            <w:tcW w:w="1029" w:type="dxa"/>
+          </w:tcPr>
+          <w:p/>
+        </w:tc>
+        <w:tc>
+          <w:tcPr>
+            <w:tcW w:w="1419" w:type="dxa"/>
+          </w:tcPr>
+          <w:p/>
+        </w:tc>
+        <w:tc>
+          <w:tcPr>
+            <w:tcW w:w="1212" w:type="dxa"/>
+          </w:tcPr>
+          <w:p/>
+        </w:tc>
+        <w:tc>
+          <w:tcPr>
+            <w:tcW w:w="3961" w:type="dxa"/>
+          </w:tcPr>
+          <w:p/>
+        </w:tc>
+        <w:tc>
+          <w:tcPr>
+            <w:tcW w:w="1181" w:type="dxa"/>
+          </w:tcPr>
+          <w:p/>
+        </w:tc>
+        <w:tc>
+          <w:tcPr>
+            <w:tcW w:w="884" w:type="dxa"/>
+          </w:tcPr>
+          <w:p/>
+        </w:tc>
+        <w:tc>
+          <w:tcPr>
+            <w:tcW w:w="1162" w:type="dxa"/>
+          </w:tcPr>
+          <w:p/>
+        </w:tc>
+      </w:tr>
+      <w:tr>
+        <w:tc>
+          <w:tcPr>
+            <w:tcW w:w="1029" w:type="dxa"/>
+          </w:tcPr>
+          <w:p/>
+        </w:tc>
+        <w:tc>
+          <w:tcPr>
+            <w:tcW w:w="1419" w:type="dxa"/>
+          </w:tcPr>
+          <w:p/>
+        </w:tc>
+        <w:tc>
+          <w:tcPr>
+            <w:tcW w:w="1212" w:type="dxa"/>
+          </w:tcPr>
+          <w:p/>
+        </w:tc>
+        <w:tc>
+          <w:tcPr>
+            <w:tcW w:w="3961" w:type="dxa"/>
+          </w:tcPr>
+          <w:p/>
+        </w:tc>
+        <w:tc>
+          <w:tcPr>
+            <w:tcW w:w="1181" w:type="dxa"/>
+          </w:tcPr>
+          <w:p/>
+        </w:tc>
+        <w:tc>
+          <w:tcPr>
+            <w:tcW w:w="884" w:type="dxa"/>
+          </w:tcPr>
+          <w:p/>
+        </w:tc>
+        <w:tc>
+          <w:tcPr>
+            <w:tcW w:w="1162" w:type="dxa"/>
+          </w:tcPr>
+          <w:p/>
+        </w:tc>
+      </w:tr>
+      <w:tr>
+        <w:tc>
+          <w:tcPr>
+            <w:tcW w:w="1029" w:type="dxa"/>
+          </w:tcPr>
+          <w:p>
+            <w:r>
+              <w:t>3.3.a</w:t>
+            </w:r>
+          </w:p>
+        </w:tc>
+        <w:tc>
+          <w:tcPr>
+            <w:tcW w:w="1419" w:type="dxa"/>
+          </w:tcPr>
+          <w:p>
+            <w:r>
+              <w:t>TotalPot</w:t>
+            </w:r>
+          </w:p>
+        </w:tc>
+        <w:tc>
+          <w:tcPr>
+            <w:tcW w:w="1212" w:type="dxa"/>
+          </w:tcPr>
+          <w:p>
+            <w:r>
+              <w:t>Don’t mention in dev plan</w:t>
+            </w:r>
+          </w:p>
+        </w:tc>
+        <w:tc>
+          <w:tcPr>
+            <w:tcW w:w="3961" w:type="dxa"/>
+          </w:tcPr>
+          <w:p/>
+        </w:tc>
+        <w:tc>
+          <w:tcPr>
+            <w:tcW w:w="1181" w:type="dxa"/>
+          </w:tcPr>
+          <w:p/>
+        </w:tc>
+        <w:tc>
+          <w:tcPr>
+            <w:tcW w:w="884" w:type="dxa"/>
+          </w:tcPr>
+          <w:p/>
+        </w:tc>
+        <w:tc>
+          <w:tcPr>
+            <w:tcW w:w="1162" w:type="dxa"/>
+          </w:tcPr>
+          <w:p/>
+        </w:tc>
+      </w:tr>
+      <w:tr>
+        <w:tc>
+          <w:tcPr>
+            <w:tcW w:w="1029" w:type="dxa"/>
+          </w:tcPr>
+          <w:p/>
+        </w:tc>
+        <w:tc>
+          <w:tcPr>
+            <w:tcW w:w="1419" w:type="dxa"/>
+          </w:tcPr>
+          <w:p/>
+        </w:tc>
+        <w:tc>
+          <w:tcPr>
+            <w:tcW w:w="1212" w:type="dxa"/>
+          </w:tcPr>
+          <w:p/>
+        </w:tc>
+        <w:tc>
+          <w:tcPr>
+            <w:tcW w:w="3961" w:type="dxa"/>
+          </w:tcPr>
+          <w:p/>
+        </w:tc>
+        <w:tc>
+          <w:tcPr>
+            <w:tcW w:w="1181" w:type="dxa"/>
+          </w:tcPr>
+          <w:p/>
+        </w:tc>
+        <w:tc>
+          <w:tcPr>
+            <w:tcW w:w="884" w:type="dxa"/>
+          </w:tcPr>
+          <w:p/>
+        </w:tc>
+        <w:tc>
+          <w:tcPr>
+            <w:tcW w:w="1162" w:type="dxa"/>
           </w:tcPr>
           <w:p/>
         </w:tc>
@@ -34498,25 +38197,34 @@
     <w:p/>
     <w:p/>
     <w:p/>
+    <w:p/>
+    <w:p/>
+    <w:p/>
+    <w:p/>
+    <w:p/>
+    <w:p/>
     <w:p>
       <w:pPr>
         <w:pStyle w:val="Heading2"/>
       </w:pPr>
-      <w:bookmarkStart w:id="65" w:name="_Toc215046315"/>
-      <w:r>
-        <w:t>Stage 5 - Menu system</w:t>
-      </w:r>
-      <w:bookmarkEnd w:id="65"/>
+      <w:r>
+        <w:lastRenderedPageBreak/>
+        <w:t xml:space="preserve">Stage </w:t>
+      </w:r>
+      <w:r>
+        <w:t>5</w:t>
+      </w:r>
+      <w:r>
+        <w:t xml:space="preserve"> - GUI integration</w:t>
+      </w:r>
     </w:p>
     <w:p>
       <w:pPr>
         <w:pStyle w:val="Heading3"/>
       </w:pPr>
-      <w:bookmarkStart w:id="66" w:name="_Toc215046316"/>
       <w:r>
         <w:t>Design</w:t>
       </w:r>
-      <w:bookmarkEnd w:id="66"/>
     </w:p>
     <w:p>
       <w:pPr>
@@ -34529,6 +38237,12 @@
           <w:highlight w:val="yellow"/>
         </w:rPr>
         <w:t>Algorithms    - Should contain flowcharts / pseudocode</w:t>
+      </w:r>
+      <w:r>
+        <w:rPr>
+          <w:highlight w:val="yellow"/>
+        </w:rPr>
+        <w:t xml:space="preserve"> / Diagram</w:t>
       </w:r>
     </w:p>
     <w:tbl>
@@ -34636,11 +38350,10 @@
       <w:pPr>
         <w:pStyle w:val="Heading3"/>
       </w:pPr>
-      <w:bookmarkStart w:id="67" w:name="_Toc215046317"/>
-      <w:r>
+      <w:r>
+        <w:lastRenderedPageBreak/>
         <w:t>Development</w:t>
       </w:r>
-      <w:bookmarkEnd w:id="67"/>
     </w:p>
     <w:p>
       <w:pPr>
@@ -34821,970 +38534,8 @@
       <w:pPr>
         <w:pStyle w:val="Heading3"/>
       </w:pPr>
-      <w:bookmarkStart w:id="68" w:name="_Toc215046318"/>
-      <w:r>
-        <w:t>Testing</w:t>
-      </w:r>
-      <w:bookmarkEnd w:id="68"/>
-    </w:p>
-    <w:p>
-      <w:pPr>
-        <w:rPr>
-          <w:highlight w:val="yellow"/>
-          <w:u w:val="single"/>
-        </w:rPr>
-      </w:pPr>
-      <w:r>
-        <w:rPr>
-          <w:highlight w:val="yellow"/>
-          <w:u w:val="single"/>
-        </w:rPr>
-        <w:t>Test table</w:t>
-      </w:r>
-      <w:r>
-        <w:rPr>
-          <w:highlight w:val="yellow"/>
-          <w:u w:val="single"/>
-        </w:rPr>
-        <w:t xml:space="preserve"> </w:t>
-      </w:r>
-    </w:p>
-    <w:tbl>
-      <w:tblPr>
-        <w:tblStyle w:val="TableGrid"/>
-        <w:tblW w:w="10915" w:type="dxa"/>
-        <w:tblInd w:w="-714" w:type="dxa"/>
-        <w:tblLook w:val="04A0" w:firstRow="1" w:lastRow="0" w:firstColumn="1" w:lastColumn="0" w:noHBand="0" w:noVBand="1"/>
-      </w:tblPr>
-      <w:tblGrid>
-        <w:gridCol w:w="1060"/>
-        <w:gridCol w:w="1655"/>
-        <w:gridCol w:w="1292"/>
-        <w:gridCol w:w="2478"/>
-        <w:gridCol w:w="1843"/>
-        <w:gridCol w:w="1425"/>
-        <w:gridCol w:w="1162"/>
-      </w:tblGrid>
-      <w:tr>
-        <w:tc>
-          <w:tcPr>
-            <w:tcW w:w="1060" w:type="dxa"/>
-          </w:tcPr>
-          <w:p>
-            <w:r>
-              <w:t>Test number</w:t>
-            </w:r>
-          </w:p>
-        </w:tc>
-        <w:tc>
-          <w:tcPr>
-            <w:tcW w:w="1655" w:type="dxa"/>
-          </w:tcPr>
-          <w:p>
-            <w:r>
-              <w:t>Description</w:t>
-            </w:r>
-          </w:p>
-        </w:tc>
-        <w:tc>
-          <w:tcPr>
-            <w:tcW w:w="1292" w:type="dxa"/>
-          </w:tcPr>
-          <w:p>
-            <w:r>
-              <w:t>Type of test</w:t>
-            </w:r>
-          </w:p>
-        </w:tc>
-        <w:tc>
-          <w:tcPr>
-            <w:tcW w:w="2478" w:type="dxa"/>
-          </w:tcPr>
-          <w:p>
-            <w:r>
-              <w:t>Test data</w:t>
-            </w:r>
-          </w:p>
-        </w:tc>
-        <w:tc>
-          <w:tcPr>
-            <w:tcW w:w="1843" w:type="dxa"/>
-          </w:tcPr>
-          <w:p>
-            <w:r>
-              <w:t>Expected result</w:t>
-            </w:r>
-          </w:p>
-        </w:tc>
-        <w:tc>
-          <w:tcPr>
-            <w:tcW w:w="1425" w:type="dxa"/>
-          </w:tcPr>
-          <w:p>
-            <w:r>
-              <w:t>Actual result</w:t>
-            </w:r>
-          </w:p>
-        </w:tc>
-        <w:tc>
-          <w:tcPr>
-            <w:tcW w:w="1162" w:type="dxa"/>
-          </w:tcPr>
-          <w:p>
-            <w:r>
-              <w:t>Evidence</w:t>
-            </w:r>
-          </w:p>
-        </w:tc>
-      </w:tr>
-      <w:tr>
-        <w:tc>
-          <w:tcPr>
-            <w:tcW w:w="1060" w:type="dxa"/>
-          </w:tcPr>
-          <w:p/>
-        </w:tc>
-        <w:tc>
-          <w:tcPr>
-            <w:tcW w:w="1655" w:type="dxa"/>
-          </w:tcPr>
-          <w:p/>
-        </w:tc>
-        <w:tc>
-          <w:tcPr>
-            <w:tcW w:w="1292" w:type="dxa"/>
-          </w:tcPr>
-          <w:p/>
-        </w:tc>
-        <w:tc>
-          <w:tcPr>
-            <w:tcW w:w="2478" w:type="dxa"/>
-          </w:tcPr>
-          <w:p/>
-        </w:tc>
-        <w:tc>
-          <w:tcPr>
-            <w:tcW w:w="1843" w:type="dxa"/>
-          </w:tcPr>
-          <w:p/>
-        </w:tc>
-        <w:tc>
-          <w:tcPr>
-            <w:tcW w:w="1425" w:type="dxa"/>
-          </w:tcPr>
-          <w:p/>
-        </w:tc>
-        <w:tc>
-          <w:tcPr>
-            <w:tcW w:w="1162" w:type="dxa"/>
-          </w:tcPr>
-          <w:p/>
-        </w:tc>
-      </w:tr>
-      <w:tr>
-        <w:tc>
-          <w:tcPr>
-            <w:tcW w:w="1060" w:type="dxa"/>
-          </w:tcPr>
-          <w:p/>
-        </w:tc>
-        <w:tc>
-          <w:tcPr>
-            <w:tcW w:w="1655" w:type="dxa"/>
-          </w:tcPr>
-          <w:p/>
-        </w:tc>
-        <w:tc>
-          <w:tcPr>
-            <w:tcW w:w="1292" w:type="dxa"/>
-          </w:tcPr>
-          <w:p/>
-        </w:tc>
-        <w:tc>
-          <w:tcPr>
-            <w:tcW w:w="2478" w:type="dxa"/>
-          </w:tcPr>
-          <w:p/>
-        </w:tc>
-        <w:tc>
-          <w:tcPr>
-            <w:tcW w:w="1843" w:type="dxa"/>
-          </w:tcPr>
-          <w:p/>
-        </w:tc>
-        <w:tc>
-          <w:tcPr>
-            <w:tcW w:w="1425" w:type="dxa"/>
-          </w:tcPr>
-          <w:p/>
-        </w:tc>
-        <w:tc>
-          <w:tcPr>
-            <w:tcW w:w="1162" w:type="dxa"/>
-          </w:tcPr>
-          <w:p/>
-        </w:tc>
-      </w:tr>
-      <w:tr>
-        <w:tc>
-          <w:tcPr>
-            <w:tcW w:w="1060" w:type="dxa"/>
-          </w:tcPr>
-          <w:p/>
-        </w:tc>
-        <w:tc>
-          <w:tcPr>
-            <w:tcW w:w="1655" w:type="dxa"/>
-          </w:tcPr>
-          <w:p/>
-        </w:tc>
-        <w:tc>
-          <w:tcPr>
-            <w:tcW w:w="1292" w:type="dxa"/>
-          </w:tcPr>
-          <w:p/>
-        </w:tc>
-        <w:tc>
-          <w:tcPr>
-            <w:tcW w:w="2478" w:type="dxa"/>
-          </w:tcPr>
-          <w:p/>
-        </w:tc>
-        <w:tc>
-          <w:tcPr>
-            <w:tcW w:w="1843" w:type="dxa"/>
-          </w:tcPr>
-          <w:p/>
-        </w:tc>
-        <w:tc>
-          <w:tcPr>
-            <w:tcW w:w="1425" w:type="dxa"/>
-          </w:tcPr>
-          <w:p/>
-        </w:tc>
-        <w:tc>
-          <w:tcPr>
-            <w:tcW w:w="1162" w:type="dxa"/>
-          </w:tcPr>
-          <w:p/>
-        </w:tc>
-      </w:tr>
-      <w:tr>
-        <w:tc>
-          <w:tcPr>
-            <w:tcW w:w="1060" w:type="dxa"/>
-          </w:tcPr>
-          <w:p/>
-        </w:tc>
-        <w:tc>
-          <w:tcPr>
-            <w:tcW w:w="1655" w:type="dxa"/>
-          </w:tcPr>
-          <w:p/>
-        </w:tc>
-        <w:tc>
-          <w:tcPr>
-            <w:tcW w:w="1292" w:type="dxa"/>
-          </w:tcPr>
-          <w:p/>
-        </w:tc>
-        <w:tc>
-          <w:tcPr>
-            <w:tcW w:w="2478" w:type="dxa"/>
-          </w:tcPr>
-          <w:p/>
-        </w:tc>
-        <w:tc>
-          <w:tcPr>
-            <w:tcW w:w="1843" w:type="dxa"/>
-          </w:tcPr>
-          <w:p/>
-        </w:tc>
-        <w:tc>
-          <w:tcPr>
-            <w:tcW w:w="1425" w:type="dxa"/>
-          </w:tcPr>
-          <w:p/>
-        </w:tc>
-        <w:tc>
-          <w:tcPr>
-            <w:tcW w:w="1162" w:type="dxa"/>
-          </w:tcPr>
-          <w:p/>
-        </w:tc>
-      </w:tr>
-      <w:tr>
-        <w:tc>
-          <w:tcPr>
-            <w:tcW w:w="1060" w:type="dxa"/>
-          </w:tcPr>
-          <w:p/>
-        </w:tc>
-        <w:tc>
-          <w:tcPr>
-            <w:tcW w:w="1655" w:type="dxa"/>
-          </w:tcPr>
-          <w:p/>
-        </w:tc>
-        <w:tc>
-          <w:tcPr>
-            <w:tcW w:w="1292" w:type="dxa"/>
-          </w:tcPr>
-          <w:p/>
-        </w:tc>
-        <w:tc>
-          <w:tcPr>
-            <w:tcW w:w="2478" w:type="dxa"/>
-          </w:tcPr>
-          <w:p/>
-        </w:tc>
-        <w:tc>
-          <w:tcPr>
-            <w:tcW w:w="1843" w:type="dxa"/>
-          </w:tcPr>
-          <w:p/>
-        </w:tc>
-        <w:tc>
-          <w:tcPr>
-            <w:tcW w:w="1425" w:type="dxa"/>
-          </w:tcPr>
-          <w:p/>
-        </w:tc>
-        <w:tc>
-          <w:tcPr>
-            <w:tcW w:w="1162" w:type="dxa"/>
-          </w:tcPr>
-          <w:p/>
-        </w:tc>
-      </w:tr>
-      <w:tr>
-        <w:tc>
-          <w:tcPr>
-            <w:tcW w:w="1060" w:type="dxa"/>
-          </w:tcPr>
-          <w:p/>
-        </w:tc>
-        <w:tc>
-          <w:tcPr>
-            <w:tcW w:w="1655" w:type="dxa"/>
-          </w:tcPr>
-          <w:p/>
-        </w:tc>
-        <w:tc>
-          <w:tcPr>
-            <w:tcW w:w="1292" w:type="dxa"/>
-          </w:tcPr>
-          <w:p/>
-        </w:tc>
-        <w:tc>
-          <w:tcPr>
-            <w:tcW w:w="2478" w:type="dxa"/>
-          </w:tcPr>
-          <w:p/>
-        </w:tc>
-        <w:tc>
-          <w:tcPr>
-            <w:tcW w:w="1843" w:type="dxa"/>
-          </w:tcPr>
-          <w:p/>
-        </w:tc>
-        <w:tc>
-          <w:tcPr>
-            <w:tcW w:w="1425" w:type="dxa"/>
-          </w:tcPr>
-          <w:p/>
-        </w:tc>
-        <w:tc>
-          <w:tcPr>
-            <w:tcW w:w="1162" w:type="dxa"/>
-          </w:tcPr>
-          <w:p/>
-        </w:tc>
-      </w:tr>
-      <w:tr>
-        <w:tc>
-          <w:tcPr>
-            <w:tcW w:w="1060" w:type="dxa"/>
-          </w:tcPr>
-          <w:p/>
-        </w:tc>
-        <w:tc>
-          <w:tcPr>
-            <w:tcW w:w="1655" w:type="dxa"/>
-          </w:tcPr>
-          <w:p/>
-        </w:tc>
-        <w:tc>
-          <w:tcPr>
-            <w:tcW w:w="1292" w:type="dxa"/>
-          </w:tcPr>
-          <w:p/>
-        </w:tc>
-        <w:tc>
-          <w:tcPr>
-            <w:tcW w:w="2478" w:type="dxa"/>
-          </w:tcPr>
-          <w:p/>
-        </w:tc>
-        <w:tc>
-          <w:tcPr>
-            <w:tcW w:w="1843" w:type="dxa"/>
-          </w:tcPr>
-          <w:p/>
-        </w:tc>
-        <w:tc>
-          <w:tcPr>
-            <w:tcW w:w="1425" w:type="dxa"/>
-          </w:tcPr>
-          <w:p/>
-        </w:tc>
-        <w:tc>
-          <w:tcPr>
-            <w:tcW w:w="1162" w:type="dxa"/>
-          </w:tcPr>
-          <w:p/>
-        </w:tc>
-      </w:tr>
-      <w:tr>
-        <w:tc>
-          <w:tcPr>
-            <w:tcW w:w="1060" w:type="dxa"/>
-          </w:tcPr>
-          <w:p/>
-        </w:tc>
-        <w:tc>
-          <w:tcPr>
-            <w:tcW w:w="1655" w:type="dxa"/>
-          </w:tcPr>
-          <w:p/>
-        </w:tc>
-        <w:tc>
-          <w:tcPr>
-            <w:tcW w:w="1292" w:type="dxa"/>
-          </w:tcPr>
-          <w:p/>
-        </w:tc>
-        <w:tc>
-          <w:tcPr>
-            <w:tcW w:w="2478" w:type="dxa"/>
-          </w:tcPr>
-          <w:p/>
-        </w:tc>
-        <w:tc>
-          <w:tcPr>
-            <w:tcW w:w="1843" w:type="dxa"/>
-          </w:tcPr>
-          <w:p/>
-        </w:tc>
-        <w:tc>
-          <w:tcPr>
-            <w:tcW w:w="1425" w:type="dxa"/>
-          </w:tcPr>
-          <w:p/>
-        </w:tc>
-        <w:tc>
-          <w:tcPr>
-            <w:tcW w:w="1162" w:type="dxa"/>
-          </w:tcPr>
-          <w:p/>
-        </w:tc>
-      </w:tr>
-      <w:tr>
-        <w:tc>
-          <w:tcPr>
-            <w:tcW w:w="1060" w:type="dxa"/>
-          </w:tcPr>
-          <w:p/>
-        </w:tc>
-        <w:tc>
-          <w:tcPr>
-            <w:tcW w:w="1655" w:type="dxa"/>
-          </w:tcPr>
-          <w:p/>
-        </w:tc>
-        <w:tc>
-          <w:tcPr>
-            <w:tcW w:w="1292" w:type="dxa"/>
-          </w:tcPr>
-          <w:p/>
-        </w:tc>
-        <w:tc>
-          <w:tcPr>
-            <w:tcW w:w="2478" w:type="dxa"/>
-          </w:tcPr>
-          <w:p/>
-        </w:tc>
-        <w:tc>
-          <w:tcPr>
-            <w:tcW w:w="1843" w:type="dxa"/>
-          </w:tcPr>
-          <w:p/>
-        </w:tc>
-        <w:tc>
-          <w:tcPr>
-            <w:tcW w:w="1425" w:type="dxa"/>
-          </w:tcPr>
-          <w:p/>
-        </w:tc>
-        <w:tc>
-          <w:tcPr>
-            <w:tcW w:w="1162" w:type="dxa"/>
-          </w:tcPr>
-          <w:p/>
-        </w:tc>
-      </w:tr>
-      <w:tr>
-        <w:tc>
-          <w:tcPr>
-            <w:tcW w:w="1060" w:type="dxa"/>
-          </w:tcPr>
-          <w:p/>
-        </w:tc>
-        <w:tc>
-          <w:tcPr>
-            <w:tcW w:w="1655" w:type="dxa"/>
-          </w:tcPr>
-          <w:p/>
-        </w:tc>
-        <w:tc>
-          <w:tcPr>
-            <w:tcW w:w="1292" w:type="dxa"/>
-          </w:tcPr>
-          <w:p/>
-        </w:tc>
-        <w:tc>
-          <w:tcPr>
-            <w:tcW w:w="2478" w:type="dxa"/>
-          </w:tcPr>
-          <w:p/>
-        </w:tc>
-        <w:tc>
-          <w:tcPr>
-            <w:tcW w:w="1843" w:type="dxa"/>
-          </w:tcPr>
-          <w:p/>
-        </w:tc>
-        <w:tc>
-          <w:tcPr>
-            <w:tcW w:w="1425" w:type="dxa"/>
-          </w:tcPr>
-          <w:p/>
-        </w:tc>
-        <w:tc>
-          <w:tcPr>
-            <w:tcW w:w="1162" w:type="dxa"/>
-          </w:tcPr>
-          <w:p/>
-        </w:tc>
-      </w:tr>
-      <w:tr>
-        <w:tc>
-          <w:tcPr>
-            <w:tcW w:w="1060" w:type="dxa"/>
-          </w:tcPr>
-          <w:p/>
-        </w:tc>
-        <w:tc>
-          <w:tcPr>
-            <w:tcW w:w="1655" w:type="dxa"/>
-          </w:tcPr>
-          <w:p/>
-        </w:tc>
-        <w:tc>
-          <w:tcPr>
-            <w:tcW w:w="1292" w:type="dxa"/>
-          </w:tcPr>
-          <w:p/>
-        </w:tc>
-        <w:tc>
-          <w:tcPr>
-            <w:tcW w:w="2478" w:type="dxa"/>
-          </w:tcPr>
-          <w:p/>
-        </w:tc>
-        <w:tc>
-          <w:tcPr>
-            <w:tcW w:w="1843" w:type="dxa"/>
-          </w:tcPr>
-          <w:p/>
-        </w:tc>
-        <w:tc>
-          <w:tcPr>
-            <w:tcW w:w="1425" w:type="dxa"/>
-          </w:tcPr>
-          <w:p/>
-        </w:tc>
-        <w:tc>
-          <w:tcPr>
-            <w:tcW w:w="1162" w:type="dxa"/>
-          </w:tcPr>
-          <w:p/>
-        </w:tc>
-      </w:tr>
-    </w:tbl>
-    <w:p/>
-    <w:p>
-      <w:r>
-        <w:rPr>
-          <w:highlight w:val="yellow"/>
-          <w:u w:val="single"/>
-        </w:rPr>
-        <w:t>Evidence referenced</w:t>
-      </w:r>
-      <w:r>
-        <w:rPr>
-          <w:highlight w:val="yellow"/>
-        </w:rPr>
-        <w:t xml:space="preserve">   - screenshots or videos (with timestamps)</w:t>
-      </w:r>
-    </w:p>
-    <w:p>
-      <w:r>
-        <w:rPr>
-          <w:highlight w:val="yellow"/>
-        </w:rPr>
-        <w:t>Review of how well your stage has gone</w:t>
-      </w:r>
-    </w:p>
-    <w:p/>
-    <w:p/>
-    <w:p/>
-    <w:p/>
-    <w:p/>
-    <w:p/>
-    <w:p/>
-    <w:p/>
-    <w:p/>
-    <w:p/>
-    <w:p/>
-    <w:p/>
-    <w:p/>
-    <w:p/>
-    <w:p/>
-    <w:p>
-      <w:pPr>
-        <w:pStyle w:val="Heading2"/>
-      </w:pPr>
-      <w:r>
-        <w:t>Stage 6 - GUI integration</w:t>
-      </w:r>
-    </w:p>
-    <w:p>
-      <w:pPr>
-        <w:pStyle w:val="Heading3"/>
-      </w:pPr>
-      <w:r>
-        <w:t>Design</w:t>
-      </w:r>
-    </w:p>
-    <w:p>
-      <w:pPr>
-        <w:rPr>
-          <w:highlight w:val="yellow"/>
-        </w:rPr>
-      </w:pPr>
-      <w:r>
-        <w:rPr>
-          <w:highlight w:val="yellow"/>
-        </w:rPr>
-        <w:t>Algorithms    - Should contain flowcharts / pseudocode</w:t>
-      </w:r>
-      <w:r>
-        <w:rPr>
-          <w:highlight w:val="yellow"/>
-        </w:rPr>
-        <w:t xml:space="preserve"> / Diagram</w:t>
-      </w:r>
-    </w:p>
-    <w:tbl>
-      <w:tblPr>
-        <w:tblStyle w:val="TableGrid"/>
-        <w:tblW w:w="0" w:type="auto"/>
-        <w:tblLook w:val="04A0" w:firstRow="1" w:lastRow="0" w:firstColumn="1" w:lastColumn="0" w:noHBand="0" w:noVBand="1"/>
-      </w:tblPr>
-      <w:tblGrid>
-        <w:gridCol w:w="4508"/>
-        <w:gridCol w:w="4508"/>
-      </w:tblGrid>
-      <w:tr>
-        <w:tc>
-          <w:tcPr>
-            <w:tcW w:w="4508" w:type="dxa"/>
-          </w:tcPr>
-          <w:p/>
-        </w:tc>
-        <w:tc>
-          <w:tcPr>
-            <w:tcW w:w="4508" w:type="dxa"/>
-          </w:tcPr>
-          <w:p/>
-        </w:tc>
-      </w:tr>
-      <w:tr>
-        <w:tc>
-          <w:tcPr>
-            <w:tcW w:w="4508" w:type="dxa"/>
-          </w:tcPr>
-          <w:p/>
-        </w:tc>
-        <w:tc>
-          <w:tcPr>
-            <w:tcW w:w="4508" w:type="dxa"/>
-          </w:tcPr>
-          <w:p/>
-        </w:tc>
-      </w:tr>
-      <w:tr>
-        <w:tc>
-          <w:tcPr>
-            <w:tcW w:w="4508" w:type="dxa"/>
-          </w:tcPr>
-          <w:p/>
-        </w:tc>
-        <w:tc>
-          <w:tcPr>
-            <w:tcW w:w="4508" w:type="dxa"/>
-          </w:tcPr>
-          <w:p/>
-        </w:tc>
-      </w:tr>
-      <w:tr>
-        <w:tc>
-          <w:tcPr>
-            <w:tcW w:w="4508" w:type="dxa"/>
-          </w:tcPr>
-          <w:p/>
-        </w:tc>
-        <w:tc>
-          <w:tcPr>
-            <w:tcW w:w="4508" w:type="dxa"/>
-          </w:tcPr>
-          <w:p/>
-        </w:tc>
-      </w:tr>
-      <w:tr>
-        <w:tc>
-          <w:tcPr>
-            <w:tcW w:w="4508" w:type="dxa"/>
-          </w:tcPr>
-          <w:p/>
-        </w:tc>
-        <w:tc>
-          <w:tcPr>
-            <w:tcW w:w="4508" w:type="dxa"/>
-          </w:tcPr>
-          <w:p/>
-        </w:tc>
-      </w:tr>
-    </w:tbl>
-    <w:p/>
-    <w:p/>
-    <w:p/>
-    <w:p/>
-    <w:p/>
-    <w:p/>
-    <w:p/>
-    <w:p/>
-    <w:p/>
-    <w:p/>
-    <w:p/>
-    <w:p/>
-    <w:p/>
-    <w:p/>
-    <w:p/>
-    <w:p/>
-    <w:p/>
-    <w:p/>
-    <w:p/>
-    <w:p/>
-    <w:p>
-      <w:pPr>
-        <w:pStyle w:val="Heading3"/>
-      </w:pPr>
-      <w:r>
-        <w:t>Development</w:t>
-      </w:r>
-    </w:p>
-    <w:p>
-      <w:pPr>
-        <w:rPr>
-          <w:highlight w:val="yellow"/>
-        </w:rPr>
-      </w:pPr>
-      <w:r>
-        <w:rPr>
-          <w:highlight w:val="yellow"/>
-        </w:rPr>
-        <w:t>Show the code build over time</w:t>
-      </w:r>
-    </w:p>
-    <w:p>
-      <w:pPr>
-        <w:rPr>
-          <w:highlight w:val="yellow"/>
-        </w:rPr>
-      </w:pPr>
-      <w:r>
-        <w:rPr>
-          <w:highlight w:val="yellow"/>
-        </w:rPr>
-        <w:t>Justify your decisions</w:t>
-      </w:r>
-    </w:p>
-    <w:p>
-      <w:pPr>
-        <w:rPr>
-          <w:highlight w:val="yellow"/>
-        </w:rPr>
-      </w:pPr>
-      <w:r>
-        <w:rPr>
-          <w:highlight w:val="yellow"/>
-        </w:rPr>
-        <w:t>Screenshot errors and your fixes</w:t>
-      </w:r>
-    </w:p>
-    <w:p>
-      <w:pPr>
-        <w:rPr>
-          <w:highlight w:val="yellow"/>
-        </w:rPr>
-      </w:pPr>
-      <w:r>
-        <w:rPr>
-          <w:highlight w:val="yellow"/>
-        </w:rPr>
-        <w:t>Videos or screenshots of what it looks like when run</w:t>
-      </w:r>
-    </w:p>
-    <w:p>
-      <w:r>
-        <w:rPr>
-          <w:highlight w:val="yellow"/>
-        </w:rPr>
-        <w:t>Reference tutorials used</w:t>
-      </w:r>
-    </w:p>
-    <w:tbl>
-      <w:tblPr>
-        <w:tblStyle w:val="TableGrid"/>
-        <w:tblW w:w="0" w:type="auto"/>
-        <w:tblLook w:val="04A0" w:firstRow="1" w:lastRow="0" w:firstColumn="1" w:lastColumn="0" w:noHBand="0" w:noVBand="1"/>
-      </w:tblPr>
-      <w:tblGrid>
-        <w:gridCol w:w="4508"/>
-        <w:gridCol w:w="4508"/>
-      </w:tblGrid>
-      <w:tr>
-        <w:tc>
-          <w:tcPr>
-            <w:tcW w:w="4508" w:type="dxa"/>
-          </w:tcPr>
-          <w:p/>
-        </w:tc>
-        <w:tc>
-          <w:tcPr>
-            <w:tcW w:w="4508" w:type="dxa"/>
-          </w:tcPr>
-          <w:p/>
-        </w:tc>
-      </w:tr>
-      <w:tr>
-        <w:trPr>
-          <w:trHeight w:val="946"/>
-        </w:trPr>
-        <w:tc>
-          <w:tcPr>
-            <w:tcW w:w="4508" w:type="dxa"/>
-          </w:tcPr>
-          <w:p/>
-        </w:tc>
-        <w:tc>
-          <w:tcPr>
-            <w:tcW w:w="4508" w:type="dxa"/>
-          </w:tcPr>
-          <w:p/>
-        </w:tc>
-      </w:tr>
-      <w:tr>
-        <w:tc>
-          <w:tcPr>
-            <w:tcW w:w="4508" w:type="dxa"/>
-          </w:tcPr>
-          <w:p/>
-        </w:tc>
-        <w:tc>
-          <w:tcPr>
-            <w:tcW w:w="4508" w:type="dxa"/>
-          </w:tcPr>
-          <w:p/>
-        </w:tc>
-      </w:tr>
-      <w:tr>
-        <w:tc>
-          <w:tcPr>
-            <w:tcW w:w="4508" w:type="dxa"/>
-          </w:tcPr>
-          <w:p/>
-        </w:tc>
-        <w:tc>
-          <w:tcPr>
-            <w:tcW w:w="4508" w:type="dxa"/>
-          </w:tcPr>
-          <w:p/>
-        </w:tc>
-      </w:tr>
-      <w:tr>
-        <w:tc>
-          <w:tcPr>
-            <w:tcW w:w="4508" w:type="dxa"/>
-          </w:tcPr>
-          <w:p/>
-        </w:tc>
-        <w:tc>
-          <w:tcPr>
-            <w:tcW w:w="4508" w:type="dxa"/>
-          </w:tcPr>
-          <w:p/>
-        </w:tc>
-      </w:tr>
-      <w:tr>
-        <w:tc>
-          <w:tcPr>
-            <w:tcW w:w="4508" w:type="dxa"/>
-          </w:tcPr>
-          <w:p/>
-        </w:tc>
-        <w:tc>
-          <w:tcPr>
-            <w:tcW w:w="4508" w:type="dxa"/>
-          </w:tcPr>
-          <w:p/>
-        </w:tc>
-      </w:tr>
-    </w:tbl>
-    <w:p/>
-    <w:p/>
-    <w:p/>
-    <w:p/>
-    <w:p/>
-    <w:p/>
-    <w:p/>
-    <w:p/>
-    <w:p/>
-    <w:p/>
-    <w:p/>
-    <w:p/>
-    <w:p/>
-    <w:p/>
-    <w:p/>
-    <w:p/>
-    <w:p/>
-    <w:p>
-      <w:pPr>
-        <w:pStyle w:val="Heading3"/>
-      </w:pPr>
-      <w:r>
+      <w:r>
+        <w:lastRenderedPageBreak/>
         <w:t>Testing</w:t>
       </w:r>
     </w:p>
@@ -37621,7 +40372,7 @@
   <w:style w:type="paragraph" w:default="1" w:styleId="Normal">
     <w:name w:val="Normal"/>
     <w:qFormat/>
-    <w:rsid w:val="00A61B52"/>
+    <w:rsid w:val="00780BA7"/>
   </w:style>
   <w:style w:type="paragraph" w:styleId="Heading1">
     <w:name w:val="heading 1"/>
@@ -37834,7 +40585,6 @@
   <w:style w:type="character" w:default="1" w:styleId="DefaultParagraphFont">
     <w:name w:val="Default Paragraph Font"/>
     <w:uiPriority w:val="1"/>
-    <w:semiHidden/>
     <w:unhideWhenUsed/>
   </w:style>
   <w:style w:type="table" w:default="1" w:styleId="TableNormal">
@@ -38603,7 +41353,7 @@
     <w:charset w:val="00"/>
     <w:family w:val="swiss"/>
     <w:pitch w:val="variable"/>
-    <w:sig w:usb0="E4002EFF" w:usb1="C200247B" w:usb2="00000009" w:usb3="00000000" w:csb0="000001FF" w:csb1="00000000"/>
+    <w:sig w:usb0="E4002EFF" w:usb1="C000247B" w:usb2="00000009" w:usb3="00000000" w:csb0="000001FF" w:csb1="00000000"/>
   </w:font>
   <w:font w:name="Cambria Math">
     <w:panose1 w:val="02040503050406030204"/>
@@ -38659,6 +41409,8 @@
     <w:rsid w:val="004952BE"/>
     <w:rsid w:val="00506A54"/>
     <w:rsid w:val="005428A6"/>
+    <w:rsid w:val="005633C7"/>
+    <w:rsid w:val="005A78AC"/>
     <w:rsid w:val="005C46D0"/>
     <w:rsid w:val="005C7E83"/>
     <w:rsid w:val="005E5016"/>
@@ -38679,6 +41431,7 @@
     <w:rsid w:val="00890BCD"/>
     <w:rsid w:val="008A708A"/>
     <w:rsid w:val="008C2FF3"/>
+    <w:rsid w:val="008D721A"/>
     <w:rsid w:val="009016D0"/>
     <w:rsid w:val="009452BB"/>
     <w:rsid w:val="00976FB9"/>
